--- a/40_AWS/04_修正依頼/20260308_create-file-end-for-night_DB接続先変更.docx
+++ b/40_AWS/04_修正依頼/20260308_create-file-end-for-night_DB接続先変更.docx
@@ -2578,9 +2578,9 @@
       </w:tblPr>
       <w:tblGrid>
         <w:gridCol w:w="600"/>
-        <w:gridCol w:w="4800"/>
+        <w:gridCol w:w="5400"/>
         <w:gridCol w:w="2400"/>
-        <w:gridCol w:w="1200"/>
+        <w:gridCol w:w="600"/>
       </w:tblGrid>
       <w:tr>
         <w:trPr>
@@ -2619,7 +2619,7 @@
         </w:tc>
         <w:tc>
           <w:tcPr>
-            <w:tcW w:type="dxa" w:w="4800"/>
+            <w:tcW w:type="dxa" w:w="5400"/>
             <w:tcBorders>
               <w:top w:val="single" w:color="CCCCCC" w:sz="4"/>
               <w:left w:val="single" w:color="CCCCCC" w:sz="4"/>
@@ -2644,7 +2644,7 @@
                 <w:sz w:val="22"/>
                 <w:szCs w:val="22"/>
               </w:rPr>
-              <w:t xml:space="preserve">テスト手順・確認内容</w:t>
+              <w:t xml:space="preserve">テスト手順・CloudShellコマンド</w:t>
             </w:r>
           </w:p>
         </w:tc>
@@ -2675,13 +2675,13 @@
                 <w:sz w:val="22"/>
                 <w:szCs w:val="22"/>
               </w:rPr>
-              <w:t xml:space="preserve">期待結果</w:t>
-            </w:r>
-          </w:p>
-        </w:tc>
-        <w:tc>
-          <w:tcPr>
-            <w:tcW w:type="dxa" w:w="1200"/>
+              <w:t xml:space="preserve">期待結果・確認ポイント</w:t>
+            </w:r>
+          </w:p>
+        </w:tc>
+        <w:tc>
+          <w:tcPr>
+            <w:tcW w:type="dxa" w:w="600"/>
             <w:tcBorders>
               <w:top w:val="single" w:color="CCCCCC" w:sz="4"/>
               <w:left w:val="single" w:color="CCCCCC" w:sz="4"/>
@@ -2706,7 +2706,7 @@
                 <w:sz w:val="22"/>
                 <w:szCs w:val="22"/>
               </w:rPr>
-              <w:t xml:space="preserve">結果（OK/NG）</w:t>
+              <w:t xml:space="preserve">結果</w:t>
             </w:r>
           </w:p>
         </w:tc>
@@ -2748,32 +2748,62 @@
         </w:tc>
         <w:tc>
           <w:tcPr>
-            <w:tcW w:type="dxa" w:w="4800"/>
-            <w:tcBorders>
-              <w:top w:val="single" w:color="CCCCCC" w:sz="4"/>
-              <w:left w:val="single" w:color="CCCCCC" w:sz="4"/>
-              <w:bottom w:val="single" w:color="CCCCCC" w:sz="4"/>
-              <w:right w:val="single" w:color="CCCCCC" w:sz="4"/>
-            </w:tcBorders>
-            <w:shd w:fill="FFFFFF" w:val="clear"/>
-            <w:tcMar>
-              <w:top w:type="dxa" w:w="60"/>
-              <w:left w:type="dxa" w:w="100"/>
-              <w:bottom w:type="dxa" w:w="60"/>
-              <w:right w:type="dxa" w:w="100"/>
-            </w:tcMar>
-          </w:tcPr>
-          <w:p>
-            <w:r>
-              <w:rPr>
-                <w:rFonts w:ascii="BIZ UDPゴシック" w:cs="BIZ UDPゴシック" w:eastAsia="BIZ UDPゴシック" w:hAnsi="BIZ UDPゴシック"/>
-                <w:b w:val="false"/>
-                <w:bCs w:val="false"/>
-                <w:color w:val="000000"/>
-                <w:sz w:val="22"/>
-                <w:szCs w:val="22"/>
-              </w:rPr>
-              <w:t xml:space="preserve">変更後、AWS Lambda コンソールで環境変数 DB_KASUMI が prd/Replica_Kasumi_RO になっていることを確認</w:t>
+            <w:tcW w:type="dxa" w:w="5400"/>
+            <w:tcBorders>
+              <w:top w:val="single" w:color="CCCCCC" w:sz="4"/>
+              <w:left w:val="single" w:color="CCCCCC" w:sz="4"/>
+              <w:bottom w:val="single" w:color="CCCCCC" w:sz="4"/>
+              <w:right w:val="single" w:color="CCCCCC" w:sz="4"/>
+            </w:tcBorders>
+            <w:tcMar>
+              <w:top w:type="dxa" w:w="60"/>
+              <w:left w:type="dxa" w:w="100"/>
+              <w:bottom w:type="dxa" w:w="60"/>
+              <w:right w:type="dxa" w:w="100"/>
+            </w:tcMar>
+          </w:tcPr>
+          <w:p>
+            <w:pPr>
+              <w:spacing w:before="40" w:after="40"/>
+            </w:pPr>
+            <w:r>
+              <w:rPr>
+                <w:rFonts w:ascii="BIZ UDPゴシック" w:cs="BIZ UDPゴシック" w:eastAsia="BIZ UDPゴシック" w:hAnsi="BIZ UDPゴシック"/>
+                <w:sz w:val="20"/>
+                <w:szCs w:val="20"/>
+              </w:rPr>
+              <w:t xml:space="preserve">Lambda関数の環境変数 DB_KASUMI が prd/Replica_Kasumi_RO に変更されていることを確認</w:t>
+            </w:r>
+          </w:p>
+          <w:p>
+            <w:pPr>
+              <w:spacing w:before="60" w:after="0"/>
+            </w:pPr>
+            <w:r>
+              <w:rPr>
+                <w:rFonts w:ascii="BIZ UDPゴシック" w:cs="BIZ UDPゴシック" w:eastAsia="BIZ UDPゴシック" w:hAnsi="BIZ UDPゴシック"/>
+                <w:b/>
+                <w:bCs/>
+                <w:color w:val="1F4D78"/>
+                <w:sz w:val="18"/>
+                <w:szCs w:val="18"/>
+              </w:rPr>
+              <w:t xml:space="preserve">▶ CloudShellコマンド:</w:t>
+            </w:r>
+          </w:p>
+          <w:p>
+            <w:pPr>
+              <w:shd w:fill="F0F4F8" w:val="clear"/>
+              <w:spacing w:before="0" w:after="0"/>
+            </w:pPr>
+            <w:r>
+              <w:rPr>
+                <w:rFonts w:ascii="Consolas" w:cs="Consolas" w:eastAsia="Consolas" w:hAnsi="Consolas"/>
+                <w:color w:val="333333"/>
+                <w:sz w:val="17"/>
+                <w:szCs w:val="17"/>
+              </w:rPr>
+              <w:t xml:space="preserve">aws lambda get-function-configuration --region ap-northeast-1 --function-name ksm-posprd-lmd-function-create-file-end-for-night --query 'Environment.Variables' --output table</w:t>
             </w:r>
           </w:p>
         </w:tc>
@@ -2786,31 +2816,74 @@
               <w:bottom w:val="single" w:color="CCCCCC" w:sz="4"/>
               <w:right w:val="single" w:color="CCCCCC" w:sz="4"/>
             </w:tcBorders>
-            <w:shd w:fill="FFFFFF" w:val="clear"/>
-            <w:tcMar>
-              <w:top w:type="dxa" w:w="60"/>
-              <w:left w:type="dxa" w:w="100"/>
-              <w:bottom w:type="dxa" w:w="60"/>
-              <w:right w:type="dxa" w:w="100"/>
-            </w:tcMar>
-          </w:tcPr>
-          <w:p>
-            <w:r>
-              <w:rPr>
-                <w:rFonts w:ascii="BIZ UDPゴシック" w:cs="BIZ UDPゴシック" w:eastAsia="BIZ UDPゴシック" w:hAnsi="BIZ UDPゴシック"/>
-                <w:b w:val="false"/>
-                <w:bCs w:val="false"/>
-                <w:color w:val="000000"/>
-                <w:sz w:val="22"/>
-                <w:szCs w:val="22"/>
+            <w:tcMar>
+              <w:top w:type="dxa" w:w="60"/>
+              <w:left w:type="dxa" w:w="100"/>
+              <w:bottom w:type="dxa" w:w="60"/>
+              <w:right w:type="dxa" w:w="100"/>
+            </w:tcMar>
+          </w:tcPr>
+          <w:p>
+            <w:pPr>
+              <w:spacing w:before="40" w:after="40"/>
+            </w:pPr>
+            <w:r>
+              <w:rPr>
+                <w:rFonts w:ascii="BIZ UDPゴシック" w:cs="BIZ UDPゴシック" w:eastAsia="BIZ UDPゴシック" w:hAnsi="BIZ UDPゴシック"/>
+                <w:sz w:val="20"/>
+                <w:szCs w:val="20"/>
               </w:rPr>
               <w:t xml:space="preserve">DB_KASUMI = prd/Replica_Kasumi_RO が表示される</w:t>
             </w:r>
           </w:p>
-        </w:tc>
-        <w:tc>
-          <w:tcPr>
-            <w:tcW w:type="dxa" w:w="1200"/>
+          <w:p>
+            <w:pPr>
+              <w:spacing w:before="60" w:after="0"/>
+            </w:pPr>
+            <w:r>
+              <w:rPr>
+                <w:rFonts w:ascii="BIZ UDPゴシック" w:cs="BIZ UDPゴシック" w:eastAsia="BIZ UDPゴシック" w:hAnsi="BIZ UDPゴシック"/>
+                <w:b/>
+                <w:bCs/>
+                <w:color w:val="1F4D78"/>
+                <w:sz w:val="18"/>
+                <w:szCs w:val="18"/>
+              </w:rPr>
+              <w:t xml:space="preserve">✔ 確認ポイント:</w:t>
+            </w:r>
+          </w:p>
+          <w:p>
+            <w:pPr>
+              <w:spacing w:before="0" w:after="0"/>
+              <w:ind w:left="200"/>
+            </w:pPr>
+            <w:r>
+              <w:rPr>
+                <w:rFonts w:ascii="BIZ UDPゴシック" w:cs="BIZ UDPゴシック" w:eastAsia="BIZ UDPゴシック" w:hAnsi="BIZ UDPゴシック"/>
+                <w:sz w:val="18"/>
+                <w:szCs w:val="18"/>
+              </w:rPr>
+              <w:t xml:space="preserve">・DB_KASUMI = prd/Replica_Kasumi_RO（_RO が付いていること）</w:t>
+            </w:r>
+          </w:p>
+          <w:p>
+            <w:pPr>
+              <w:spacing w:before="0" w:after="0"/>
+              <w:ind w:left="200"/>
+            </w:pPr>
+            <w:r>
+              <w:rPr>
+                <w:rFonts w:ascii="BIZ UDPゴシック" w:cs="BIZ UDPゴシック" w:eastAsia="BIZ UDPゴシック" w:hAnsi="BIZ UDPゴシック"/>
+                <w:sz w:val="18"/>
+                <w:szCs w:val="18"/>
+              </w:rPr>
+              <w:t xml:space="preserve">・DB_BATCH = prd/Batch_Kasumi（変更されていないこと）</w:t>
+            </w:r>
+          </w:p>
+        </w:tc>
+        <w:tc>
+          <w:tcPr>
+            <w:tcW w:type="dxa" w:w="600"/>
             <w:tcBorders>
               <w:top w:val="single" w:color="CCCCCC" w:sz="4"/>
               <w:left w:val="single" w:color="CCCCCC" w:sz="4"/>
@@ -2877,32 +2950,62 @@
         </w:tc>
         <w:tc>
           <w:tcPr>
-            <w:tcW w:type="dxa" w:w="4800"/>
-            <w:tcBorders>
-              <w:top w:val="single" w:color="CCCCCC" w:sz="4"/>
-              <w:left w:val="single" w:color="CCCCCC" w:sz="4"/>
-              <w:bottom w:val="single" w:color="CCCCCC" w:sz="4"/>
-              <w:right w:val="single" w:color="CCCCCC" w:sz="4"/>
-            </w:tcBorders>
-            <w:shd w:fill="FFFFFF" w:val="clear"/>
-            <w:tcMar>
-              <w:top w:type="dxa" w:w="60"/>
-              <w:left w:type="dxa" w:w="100"/>
-              <w:bottom w:type="dxa" w:w="60"/>
-              <w:right w:type="dxa" w:w="100"/>
-            </w:tcMar>
-          </w:tcPr>
-          <w:p>
-            <w:r>
-              <w:rPr>
-                <w:rFonts w:ascii="BIZ UDPゴシック" w:cs="BIZ UDPゴシック" w:eastAsia="BIZ UDPゴシック" w:hAnsi="BIZ UDPゴシック"/>
-                <w:b w:val="false"/>
-                <w:bCs w:val="false"/>
-                <w:color w:val="000000"/>
-                <w:sz w:val="22"/>
-                <w:szCs w:val="22"/>
-              </w:rPr>
-              <w:t xml:space="preserve">翌朝 JST 05:30 以降にCloudWatchログで本関数が正常完了していることを確認（エラーなし）</w:t>
+            <w:tcW w:type="dxa" w:w="5400"/>
+            <w:tcBorders>
+              <w:top w:val="single" w:color="CCCCCC" w:sz="4"/>
+              <w:left w:val="single" w:color="CCCCCC" w:sz="4"/>
+              <w:bottom w:val="single" w:color="CCCCCC" w:sz="4"/>
+              <w:right w:val="single" w:color="CCCCCC" w:sz="4"/>
+            </w:tcBorders>
+            <w:tcMar>
+              <w:top w:type="dxa" w:w="60"/>
+              <w:left w:type="dxa" w:w="100"/>
+              <w:bottom w:type="dxa" w:w="60"/>
+              <w:right w:type="dxa" w:w="100"/>
+            </w:tcMar>
+          </w:tcPr>
+          <w:p>
+            <w:pPr>
+              <w:spacing w:before="40" w:after="40"/>
+            </w:pPr>
+            <w:r>
+              <w:rPr>
+                <w:rFonts w:ascii="BIZ UDPゴシック" w:cs="BIZ UDPゴシック" w:eastAsia="BIZ UDPゴシック" w:hAnsi="BIZ UDPゴシック"/>
+                <w:sz w:val="20"/>
+                <w:szCs w:val="20"/>
+              </w:rPr>
+              <w:t xml:space="preserve">翌朝 JST 05:30 以降に CloudWatch Logs で本関数が正常完了していることを確認</w:t>
+            </w:r>
+          </w:p>
+          <w:p>
+            <w:pPr>
+              <w:spacing w:before="60" w:after="0"/>
+            </w:pPr>
+            <w:r>
+              <w:rPr>
+                <w:rFonts w:ascii="BIZ UDPゴシック" w:cs="BIZ UDPゴシック" w:eastAsia="BIZ UDPゴシック" w:hAnsi="BIZ UDPゴシック"/>
+                <w:b/>
+                <w:bCs/>
+                <w:color w:val="1F4D78"/>
+                <w:sz w:val="18"/>
+                <w:szCs w:val="18"/>
+              </w:rPr>
+              <w:t xml:space="preserve">▶ CloudShellコマンド:</w:t>
+            </w:r>
+          </w:p>
+          <w:p>
+            <w:pPr>
+              <w:shd w:fill="F0F4F8" w:val="clear"/>
+              <w:spacing w:before="0" w:after="0"/>
+            </w:pPr>
+            <w:r>
+              <w:rPr>
+                <w:rFonts w:ascii="Consolas" w:cs="Consolas" w:eastAsia="Consolas" w:hAnsi="Consolas"/>
+                <w:color w:val="333333"/>
+                <w:sz w:val="17"/>
+                <w:szCs w:val="17"/>
+              </w:rPr>
+              <w:t xml:space="preserve">aws logs filter-log-events --region ap-northeast-1 --log-group-name /aws/lambda/ksm-posprd-lmd-function-create-file-end-for-night --start-time $(date -d 'today 20:30' +%s000) --filter-pattern "Connected" --query 'events[*].message' --output text</w:t>
             </w:r>
           </w:p>
         </w:tc>
@@ -2915,31 +3018,88 @@
               <w:bottom w:val="single" w:color="CCCCCC" w:sz="4"/>
               <w:right w:val="single" w:color="CCCCCC" w:sz="4"/>
             </w:tcBorders>
-            <w:shd w:fill="FFFFFF" w:val="clear"/>
-            <w:tcMar>
-              <w:top w:type="dxa" w:w="60"/>
-              <w:left w:type="dxa" w:w="100"/>
-              <w:bottom w:type="dxa" w:w="60"/>
-              <w:right w:type="dxa" w:w="100"/>
-            </w:tcMar>
-          </w:tcPr>
-          <w:p>
-            <w:r>
-              <w:rPr>
-                <w:rFonts w:ascii="BIZ UDPゴシック" w:cs="BIZ UDPゴシック" w:eastAsia="BIZ UDPゴシック" w:hAnsi="BIZ UDPゴシック"/>
-                <w:b w:val="false"/>
-                <w:bCs w:val="false"/>
-                <w:color w:val="000000"/>
-                <w:sz w:val="22"/>
-                <w:szCs w:val="22"/>
-              </w:rPr>
-              <w:t xml:space="preserve">「✅ Connected to DB!」「✅ Uploaded:」のログが全店舗分出力され、エラーログなし</w:t>
-            </w:r>
-          </w:p>
-        </w:tc>
-        <w:tc>
-          <w:tcPr>
-            <w:tcW w:type="dxa" w:w="1200"/>
+            <w:tcMar>
+              <w:top w:type="dxa" w:w="60"/>
+              <w:left w:type="dxa" w:w="100"/>
+              <w:bottom w:type="dxa" w:w="60"/>
+              <w:right w:type="dxa" w:w="100"/>
+            </w:tcMar>
+          </w:tcPr>
+          <w:p>
+            <w:pPr>
+              <w:spacing w:before="40" w:after="40"/>
+            </w:pPr>
+            <w:r>
+              <w:rPr>
+                <w:rFonts w:ascii="BIZ UDPゴシック" w:cs="BIZ UDPゴシック" w:eastAsia="BIZ UDPゴシック" w:hAnsi="BIZ UDPゴシック"/>
+                <w:sz w:val="20"/>
+                <w:szCs w:val="20"/>
+              </w:rPr>
+              <w:t xml:space="preserve">「✅ Connected to DB!」と全店舗の「✅ Uploaded:」ログが出力されている</w:t>
+            </w:r>
+          </w:p>
+          <w:p>
+            <w:pPr>
+              <w:spacing w:before="60" w:after="0"/>
+            </w:pPr>
+            <w:r>
+              <w:rPr>
+                <w:rFonts w:ascii="BIZ UDPゴシック" w:cs="BIZ UDPゴシック" w:eastAsia="BIZ UDPゴシック" w:hAnsi="BIZ UDPゴシック"/>
+                <w:b/>
+                <w:bCs/>
+                <w:color w:val="1F4D78"/>
+                <w:sz w:val="18"/>
+                <w:szCs w:val="18"/>
+              </w:rPr>
+              <w:t xml:space="preserve">✔ 確認ポイント:</w:t>
+            </w:r>
+          </w:p>
+          <w:p>
+            <w:pPr>
+              <w:spacing w:before="0" w:after="0"/>
+              <w:ind w:left="200"/>
+            </w:pPr>
+            <w:r>
+              <w:rPr>
+                <w:rFonts w:ascii="BIZ UDPゴシック" w:cs="BIZ UDPゴシック" w:eastAsia="BIZ UDPゴシック" w:hAnsi="BIZ UDPゴシック"/>
+                <w:sz w:val="18"/>
+                <w:szCs w:val="18"/>
+              </w:rPr>
+              <w:t xml:space="preserve">・Connected to DB! が出力される（Readerエンドポイントへの接続成功）</w:t>
+            </w:r>
+          </w:p>
+          <w:p>
+            <w:pPr>
+              <w:spacing w:before="0" w:after="0"/>
+              <w:ind w:left="200"/>
+            </w:pPr>
+            <w:r>
+              <w:rPr>
+                <w:rFonts w:ascii="BIZ UDPゴシック" w:cs="BIZ UDPゴシック" w:eastAsia="BIZ UDPゴシック" w:hAnsi="BIZ UDPゴシック"/>
+                <w:sz w:val="18"/>
+                <w:szCs w:val="18"/>
+              </w:rPr>
+              <w:t xml:space="preserve">・店舗コード 218 / 253 / 343 それぞれの Uploaded ログが存在する</w:t>
+            </w:r>
+          </w:p>
+          <w:p>
+            <w:pPr>
+              <w:spacing w:before="0" w:after="0"/>
+              <w:ind w:left="200"/>
+            </w:pPr>
+            <w:r>
+              <w:rPr>
+                <w:rFonts w:ascii="BIZ UDPゴシック" w:cs="BIZ UDPゴシック" w:eastAsia="BIZ UDPゴシック" w:hAnsi="BIZ UDPゴシック"/>
+                <w:sz w:val="18"/>
+                <w:szCs w:val="18"/>
+              </w:rPr>
+              <w:t xml:space="preserve">・ERROR や Exception を含むログが出力されていない</w:t>
+            </w:r>
+          </w:p>
+        </w:tc>
+        <w:tc>
+          <w:tcPr>
+            <w:tcW w:type="dxa" w:w="600"/>
             <w:tcBorders>
               <w:top w:val="single" w:color="CCCCCC" w:sz="4"/>
               <w:left w:val="single" w:color="CCCCCC" w:sz="4"/>
@@ -3006,32 +3166,62 @@
         </w:tc>
         <w:tc>
           <w:tcPr>
-            <w:tcW w:type="dxa" w:w="4800"/>
-            <w:tcBorders>
-              <w:top w:val="single" w:color="CCCCCC" w:sz="4"/>
-              <w:left w:val="single" w:color="CCCCCC" w:sz="4"/>
-              <w:bottom w:val="single" w:color="CCCCCC" w:sz="4"/>
-              <w:right w:val="single" w:color="CCCCCC" w:sz="4"/>
-            </w:tcBorders>
-            <w:shd w:fill="FFFFFF" w:val="clear"/>
-            <w:tcMar>
-              <w:top w:type="dxa" w:w="60"/>
-              <w:left w:type="dxa" w:w="100"/>
-              <w:bottom w:type="dxa" w:w="60"/>
-              <w:right w:type="dxa" w:w="100"/>
-            </w:tcMar>
-          </w:tcPr>
-          <w:p>
-            <w:r>
-              <w:rPr>
-                <w:rFonts w:ascii="BIZ UDPゴシック" w:cs="BIZ UDPゴシック" w:eastAsia="BIZ UDPゴシック" w:hAnsi="BIZ UDPゴシック"/>
-                <w:b w:val="false"/>
-                <w:bCs w:val="false"/>
-                <w:color w:val="000000"/>
-                <w:sz w:val="22"/>
-                <w:szCs w:val="22"/>
-              </w:rPr>
-              <w:t xml:space="preserve">S3バケット prd-ignica-ksm の pos-original/sg/csv/{店舗コード}/ に ENDEXPORTファイルが生成されていることを確認</w:t>
+            <w:tcW w:type="dxa" w:w="5400"/>
+            <w:tcBorders>
+              <w:top w:val="single" w:color="CCCCCC" w:sz="4"/>
+              <w:left w:val="single" w:color="CCCCCC" w:sz="4"/>
+              <w:bottom w:val="single" w:color="CCCCCC" w:sz="4"/>
+              <w:right w:val="single" w:color="CCCCCC" w:sz="4"/>
+            </w:tcBorders>
+            <w:tcMar>
+              <w:top w:type="dxa" w:w="60"/>
+              <w:left w:type="dxa" w:w="100"/>
+              <w:bottom w:type="dxa" w:w="60"/>
+              <w:right w:type="dxa" w:w="100"/>
+            </w:tcMar>
+          </w:tcPr>
+          <w:p>
+            <w:pPr>
+              <w:spacing w:before="40" w:after="40"/>
+            </w:pPr>
+            <w:r>
+              <w:rPr>
+                <w:rFonts w:ascii="BIZ UDPゴシック" w:cs="BIZ UDPゴシック" w:eastAsia="BIZ UDPゴシック" w:hAnsi="BIZ UDPゴシック"/>
+                <w:sz w:val="20"/>
+                <w:szCs w:val="20"/>
+              </w:rPr>
+              <w:t xml:space="preserve">S3バケットに当日分の ENDEXPORT ファイルが全店舗分生成されていることを確認</w:t>
+            </w:r>
+          </w:p>
+          <w:p>
+            <w:pPr>
+              <w:spacing w:before="60" w:after="0"/>
+            </w:pPr>
+            <w:r>
+              <w:rPr>
+                <w:rFonts w:ascii="BIZ UDPゴシック" w:cs="BIZ UDPゴシック" w:eastAsia="BIZ UDPゴシック" w:hAnsi="BIZ UDPゴシック"/>
+                <w:b/>
+                <w:bCs/>
+                <w:color w:val="1F4D78"/>
+                <w:sz w:val="18"/>
+                <w:szCs w:val="18"/>
+              </w:rPr>
+              <w:t xml:space="preserve">▶ CloudShellコマンド:</w:t>
+            </w:r>
+          </w:p>
+          <w:p>
+            <w:pPr>
+              <w:shd w:fill="F0F4F8" w:val="clear"/>
+              <w:spacing w:before="0" w:after="0"/>
+            </w:pPr>
+            <w:r>
+              <w:rPr>
+                <w:rFonts w:ascii="Consolas" w:cs="Consolas" w:eastAsia="Consolas" w:hAnsi="Consolas"/>
+                <w:color w:val="333333"/>
+                <w:sz w:val="17"/>
+                <w:szCs w:val="17"/>
+              </w:rPr>
+              <w:t xml:space="preserve">for store in 218 253 343; do echo "=== $store ==="; aws s3 ls s3://prd-ignica-ksm/pos-original/sg/csv/$store/ --region ap-northeast-1 | grep ENDEXPORT | tail -1; done</w:t>
             </w:r>
           </w:p>
         </w:tc>
@@ -3044,31 +3234,88 @@
               <w:bottom w:val="single" w:color="CCCCCC" w:sz="4"/>
               <w:right w:val="single" w:color="CCCCCC" w:sz="4"/>
             </w:tcBorders>
-            <w:shd w:fill="FFFFFF" w:val="clear"/>
-            <w:tcMar>
-              <w:top w:type="dxa" w:w="60"/>
-              <w:left w:type="dxa" w:w="100"/>
-              <w:bottom w:type="dxa" w:w="60"/>
-              <w:right w:type="dxa" w:w="100"/>
-            </w:tcMar>
-          </w:tcPr>
-          <w:p>
-            <w:r>
-              <w:rPr>
-                <w:rFonts w:ascii="BIZ UDPゴシック" w:cs="BIZ UDPゴシック" w:eastAsia="BIZ UDPゴシック" w:hAnsi="BIZ UDPゴシック"/>
-                <w:b w:val="false"/>
-                <w:bCs w:val="false"/>
-                <w:color w:val="000000"/>
-                <w:sz w:val="22"/>
-                <w:szCs w:val="22"/>
-              </w:rPr>
-              <w:t xml:space="preserve">全3店舗（218/253/343）のENDEXPORTファイルが当日付で存在する</w:t>
-            </w:r>
-          </w:p>
-        </w:tc>
-        <w:tc>
-          <w:tcPr>
-            <w:tcW w:type="dxa" w:w="1200"/>
+            <w:tcMar>
+              <w:top w:type="dxa" w:w="60"/>
+              <w:left w:type="dxa" w:w="100"/>
+              <w:bottom w:type="dxa" w:w="60"/>
+              <w:right w:type="dxa" w:w="100"/>
+            </w:tcMar>
+          </w:tcPr>
+          <w:p>
+            <w:pPr>
+              <w:spacing w:before="40" w:after="40"/>
+            </w:pPr>
+            <w:r>
+              <w:rPr>
+                <w:rFonts w:ascii="BIZ UDPゴシック" w:cs="BIZ UDPゴシック" w:eastAsia="BIZ UDPゴシック" w:hAnsi="BIZ UDPゴシック"/>
+                <w:sz w:val="20"/>
+                <w:szCs w:val="20"/>
+              </w:rPr>
+              <w:t xml:space="preserve">全3店舗（218/253/343）の ENDEXPORT ファイルが当日付で存在する</w:t>
+            </w:r>
+          </w:p>
+          <w:p>
+            <w:pPr>
+              <w:spacing w:before="60" w:after="0"/>
+            </w:pPr>
+            <w:r>
+              <w:rPr>
+                <w:rFonts w:ascii="BIZ UDPゴシック" w:cs="BIZ UDPゴシック" w:eastAsia="BIZ UDPゴシック" w:hAnsi="BIZ UDPゴシック"/>
+                <w:b/>
+                <w:bCs/>
+                <w:color w:val="1F4D78"/>
+                <w:sz w:val="18"/>
+                <w:szCs w:val="18"/>
+              </w:rPr>
+              <w:t xml:space="preserve">✔ 確認ポイント:</w:t>
+            </w:r>
+          </w:p>
+          <w:p>
+            <w:pPr>
+              <w:spacing w:before="0" w:after="0"/>
+              <w:ind w:left="200"/>
+            </w:pPr>
+            <w:r>
+              <w:rPr>
+                <w:rFonts w:ascii="BIZ UDPゴシック" w:cs="BIZ UDPゴシック" w:eastAsia="BIZ UDPゴシック" w:hAnsi="BIZ UDPゴシック"/>
+                <w:sz w:val="18"/>
+                <w:szCs w:val="18"/>
+              </w:rPr>
+              <w:t xml:space="preserve">・各店舗のパスに SG_night_export_trigger_YYYY-MM-DD*.ENDEXPORT が表示される</w:t>
+            </w:r>
+          </w:p>
+          <w:p>
+            <w:pPr>
+              <w:spacing w:before="0" w:after="0"/>
+              <w:ind w:left="200"/>
+            </w:pPr>
+            <w:r>
+              <w:rPr>
+                <w:rFonts w:ascii="BIZ UDPゴシック" w:cs="BIZ UDPゴシック" w:eastAsia="BIZ UDPゴシック" w:hAnsi="BIZ UDPゴシック"/>
+                <w:sz w:val="18"/>
+                <w:szCs w:val="18"/>
+              </w:rPr>
+              <w:t xml:space="preserve">・ファイルの日付が当日（変更翌日以降）のものであること</w:t>
+            </w:r>
+          </w:p>
+          <w:p>
+            <w:pPr>
+              <w:spacing w:before="0" w:after="0"/>
+              <w:ind w:left="200"/>
+            </w:pPr>
+            <w:r>
+              <w:rPr>
+                <w:rFonts w:ascii="BIZ UDPゴシック" w:cs="BIZ UDPゴシック" w:eastAsia="BIZ UDPゴシック" w:hAnsi="BIZ UDPゴシック"/>
+                <w:sz w:val="18"/>
+                <w:szCs w:val="18"/>
+              </w:rPr>
+              <w:t xml:space="preserve">・3店舗全てにファイルが存在すること（1店舗でも欠けている場合は異常）</w:t>
+            </w:r>
+          </w:p>
+        </w:tc>
+        <w:tc>
+          <w:tcPr>
+            <w:tcW w:type="dxa" w:w="600"/>
             <w:tcBorders>
               <w:top w:val="single" w:color="CCCCCC" w:sz="4"/>
               <w:left w:val="single" w:color="CCCCCC" w:sz="4"/>

--- a/40_AWS/04_修正依頼/20260308_create-file-end-for-night_DB接続先変更.docx
+++ b/40_AWS/04_修正依頼/20260308_create-file-end-for-night_DB接続先変更.docx
@@ -2825,20 +2825,7 @@
           </w:tcPr>
           <w:p>
             <w:pPr>
-              <w:spacing w:before="40" w:after="40"/>
-            </w:pPr>
-            <w:r>
-              <w:rPr>
-                <w:rFonts w:ascii="BIZ UDPゴシック" w:cs="BIZ UDPゴシック" w:eastAsia="BIZ UDPゴシック" w:hAnsi="BIZ UDPゴシック"/>
-                <w:sz w:val="20"/>
-                <w:szCs w:val="20"/>
-              </w:rPr>
-              <w:t xml:space="preserve">DB_KASUMI = prd/Replica_Kasumi_RO が表示される</w:t>
-            </w:r>
-          </w:p>
-          <w:p>
-            <w:pPr>
-              <w:spacing w:before="60" w:after="0"/>
+              <w:spacing w:before="40" w:after="0"/>
             </w:pPr>
             <w:r>
               <w:rPr>
@@ -2849,6 +2836,127 @@
                 <w:sz w:val="18"/>
                 <w:szCs w:val="18"/>
               </w:rPr>
+              <w:t xml:space="preserve">▼ レスポンス例:</w:t>
+            </w:r>
+          </w:p>
+          <w:p>
+            <w:pPr>
+              <w:shd w:fill="F8F8F8" w:val="clear"/>
+              <w:spacing w:before="0" w:after="0"/>
+            </w:pPr>
+            <w:r>
+              <w:rPr>
+                <w:rFonts w:ascii="Consolas" w:cs="Consolas" w:eastAsia="Consolas" w:hAnsi="Consolas"/>
+                <w:color w:val="333333"/>
+                <w:sz w:val="16"/>
+                <w:szCs w:val="16"/>
+              </w:rPr>
+              <w:t xml:space="preserve">レスポンス例（正常時）:</w:t>
+            </w:r>
+          </w:p>
+          <w:p>
+            <w:pPr>
+              <w:shd w:fill="F8F8F8" w:val="clear"/>
+              <w:spacing w:before="0" w:after="0"/>
+            </w:pPr>
+            <w:r>
+              <w:rPr>
+                <w:rFonts w:ascii="Consolas" w:cs="Consolas" w:eastAsia="Consolas" w:hAnsi="Consolas"/>
+                <w:color w:val="333333"/>
+                <w:sz w:val="16"/>
+                <w:szCs w:val="16"/>
+              </w:rPr>
+              <w:t xml:space="preserve">------------------------------------------</w:t>
+            </w:r>
+          </w:p>
+          <w:p>
+            <w:pPr>
+              <w:shd w:fill="F8F8F8" w:val="clear"/>
+              <w:spacing w:before="0" w:after="0"/>
+            </w:pPr>
+            <w:r>
+              <w:rPr>
+                <w:rFonts w:ascii="Consolas" w:cs="Consolas" w:eastAsia="Consolas" w:hAnsi="Consolas"/>
+                <w:color w:val="333333"/>
+                <w:sz w:val="16"/>
+                <w:szCs w:val="16"/>
+              </w:rPr>
+              <w:t xml:space="preserve">|  GetFunctionConfiguration              |</w:t>
+            </w:r>
+          </w:p>
+          <w:p>
+            <w:pPr>
+              <w:shd w:fill="F8F8F8" w:val="clear"/>
+              <w:spacing w:before="0" w:after="0"/>
+            </w:pPr>
+            <w:r>
+              <w:rPr>
+                <w:rFonts w:ascii="Consolas" w:cs="Consolas" w:eastAsia="Consolas" w:hAnsi="Consolas"/>
+                <w:color w:val="333333"/>
+                <w:sz w:val="16"/>
+                <w:szCs w:val="16"/>
+              </w:rPr>
+              <w:t xml:space="preserve">+-------------------+--------------------+</w:t>
+            </w:r>
+          </w:p>
+          <w:p>
+            <w:pPr>
+              <w:shd w:fill="F8F8F8" w:val="clear"/>
+              <w:spacing w:before="0" w:after="0"/>
+            </w:pPr>
+            <w:r>
+              <w:rPr>
+                <w:rFonts w:ascii="Consolas" w:cs="Consolas" w:eastAsia="Consolas" w:hAnsi="Consolas"/>
+                <w:color w:val="333333"/>
+                <w:sz w:val="16"/>
+                <w:szCs w:val="16"/>
+              </w:rPr>
+              <w:t xml:space="preserve">|  DB_BATCH         |  prd/Batch_Kasumi  |</w:t>
+            </w:r>
+          </w:p>
+          <w:p>
+            <w:pPr>
+              <w:shd w:fill="F8F8F8" w:val="clear"/>
+              <w:spacing w:before="0" w:after="0"/>
+            </w:pPr>
+            <w:r>
+              <w:rPr>
+                <w:rFonts w:ascii="Consolas" w:cs="Consolas" w:eastAsia="Consolas" w:hAnsi="Consolas"/>
+                <w:color w:val="333333"/>
+                <w:sz w:val="16"/>
+                <w:szCs w:val="16"/>
+              </w:rPr>
+              <w:t xml:space="preserve">|  DB_KASUMI        |  prd/Replica_Kasumi_RO  |</w:t>
+            </w:r>
+          </w:p>
+          <w:p>
+            <w:pPr>
+              <w:shd w:fill="F8F8F8" w:val="clear"/>
+              <w:spacing w:before="0" w:after="0"/>
+            </w:pPr>
+            <w:r>
+              <w:rPr>
+                <w:rFonts w:ascii="Consolas" w:cs="Consolas" w:eastAsia="Consolas" w:hAnsi="Consolas"/>
+                <w:color w:val="333333"/>
+                <w:sz w:val="16"/>
+                <w:szCs w:val="16"/>
+              </w:rPr>
+              <w:t xml:space="preserve">+-------------------+--------------------+</w:t>
+            </w:r>
+          </w:p>
+          <w:p>
+            <w:pPr>
+              <w:spacing w:before="60" w:after="0"/>
+            </w:pPr>
+            <w:r>
+              <w:rPr>
+                <w:rFonts w:ascii="BIZ UDPゴシック" w:cs="BIZ UDPゴシック" w:eastAsia="BIZ UDPゴシック" w:hAnsi="BIZ UDPゴシック"/>
+                <w:b/>
+                <w:bCs/>
+                <w:color w:val="1F4D78"/>
+                <w:sz w:val="18"/>
+                <w:szCs w:val="18"/>
+              </w:rPr>
               <w:t xml:space="preserve">✔ 確認ポイント:</w:t>
             </w:r>
           </w:p>
@@ -2863,7 +2971,7 @@
                 <w:sz w:val="18"/>
                 <w:szCs w:val="18"/>
               </w:rPr>
-              <w:t xml:space="preserve">・DB_KASUMI = prd/Replica_Kasumi_RO（_RO が付いていること）</w:t>
+              <w:t xml:space="preserve">・DB_KASUMI 列の値が prd/Replica_Kasumi_RO（末尾に _RO が付いていること）</w:t>
             </w:r>
           </w:p>
           <w:p>
@@ -2877,7 +2985,7 @@
                 <w:sz w:val="18"/>
                 <w:szCs w:val="18"/>
               </w:rPr>
-              <w:t xml:space="preserve">・DB_BATCH = prd/Batch_Kasumi（変更されていないこと）</w:t>
+              <w:t xml:space="preserve">・DB_BATCH 列の値が prd/Batch_Kasumi のまま変更されていないこと</w:t>
             </w:r>
           </w:p>
         </w:tc>
@@ -2974,7 +3082,7 @@
                 <w:sz w:val="20"/>
                 <w:szCs w:val="20"/>
               </w:rPr>
-              <w:t xml:space="preserve">翌朝 JST 05:30 以降に CloudWatch Logs で本関数が正常完了していることを確認</w:t>
+              <w:t xml:space="preserve">翌朝 JST 05:30 以降に CloudWatch Logs で本関数が正常完了していることを確認（関数実行後に実施）</w:t>
             </w:r>
           </w:p>
           <w:p>
@@ -3005,7 +3113,112 @@
                 <w:sz w:val="17"/>
                 <w:szCs w:val="17"/>
               </w:rPr>
-              <w:t xml:space="preserve">aws logs filter-log-events --region ap-northeast-1 --log-group-name /aws/lambda/ksm-posprd-lmd-function-create-file-end-for-night --start-time $(date -d 'today 20:30' +%s000) --filter-pattern "Connected" --query 'events[*].message' --output text</w:t>
+              <w:t xml:space="preserve"># JST 05:30 = UTC 20:30 の実行ログを取得</w:t>
+            </w:r>
+          </w:p>
+          <w:p>
+            <w:pPr>
+              <w:shd w:fill="F0F4F8" w:val="clear"/>
+              <w:spacing w:before="0" w:after="0"/>
+            </w:pPr>
+            <w:r>
+              <w:rPr>
+                <w:rFonts w:ascii="Consolas" w:cs="Consolas" w:eastAsia="Consolas" w:hAnsi="Consolas"/>
+                <w:color w:val="333333"/>
+                <w:sz w:val="17"/>
+                <w:szCs w:val="17"/>
+              </w:rPr>
+              <w:t xml:space="preserve">aws logs filter-log-events \</w:t>
+            </w:r>
+          </w:p>
+          <w:p>
+            <w:pPr>
+              <w:shd w:fill="F0F4F8" w:val="clear"/>
+              <w:spacing w:before="0" w:after="0"/>
+            </w:pPr>
+            <w:r>
+              <w:rPr>
+                <w:rFonts w:ascii="Consolas" w:cs="Consolas" w:eastAsia="Consolas" w:hAnsi="Consolas"/>
+                <w:color w:val="333333"/>
+                <w:sz w:val="17"/>
+                <w:szCs w:val="17"/>
+              </w:rPr>
+              <w:t xml:space="preserve">  --region ap-northeast-1 \</w:t>
+            </w:r>
+          </w:p>
+          <w:p>
+            <w:pPr>
+              <w:shd w:fill="F0F4F8" w:val="clear"/>
+              <w:spacing w:before="0" w:after="0"/>
+            </w:pPr>
+            <w:r>
+              <w:rPr>
+                <w:rFonts w:ascii="Consolas" w:cs="Consolas" w:eastAsia="Consolas" w:hAnsi="Consolas"/>
+                <w:color w:val="333333"/>
+                <w:sz w:val="17"/>
+                <w:szCs w:val="17"/>
+              </w:rPr>
+              <w:t xml:space="preserve">  --log-group-name /aws/lambda/ksm-posprd-lmd-function-create-file-end-for-night \</w:t>
+            </w:r>
+          </w:p>
+          <w:p>
+            <w:pPr>
+              <w:shd w:fill="F0F4F8" w:val="clear"/>
+              <w:spacing w:before="0" w:after="0"/>
+            </w:pPr>
+            <w:r>
+              <w:rPr>
+                <w:rFonts w:ascii="Consolas" w:cs="Consolas" w:eastAsia="Consolas" w:hAnsi="Consolas"/>
+                <w:color w:val="333333"/>
+                <w:sz w:val="17"/>
+                <w:szCs w:val="17"/>
+              </w:rPr>
+              <w:t xml:space="preserve">  --start-time $(date -d 'yesterday 20:00' +%s)000 \</w:t>
+            </w:r>
+          </w:p>
+          <w:p>
+            <w:pPr>
+              <w:shd w:fill="F0F4F8" w:val="clear"/>
+              <w:spacing w:before="0" w:after="0"/>
+            </w:pPr>
+            <w:r>
+              <w:rPr>
+                <w:rFonts w:ascii="Consolas" w:cs="Consolas" w:eastAsia="Consolas" w:hAnsi="Consolas"/>
+                <w:color w:val="333333"/>
+                <w:sz w:val="17"/>
+                <w:szCs w:val="17"/>
+              </w:rPr>
+              <w:t xml:space="preserve">  --end-time   $(date -d 'today 22:00'     +%s)000 \</w:t>
+            </w:r>
+          </w:p>
+          <w:p>
+            <w:pPr>
+              <w:shd w:fill="F0F4F8" w:val="clear"/>
+              <w:spacing w:before="0" w:after="0"/>
+            </w:pPr>
+            <w:r>
+              <w:rPr>
+                <w:rFonts w:ascii="Consolas" w:cs="Consolas" w:eastAsia="Consolas" w:hAnsi="Consolas"/>
+                <w:color w:val="333333"/>
+                <w:sz w:val="17"/>
+                <w:szCs w:val="17"/>
+              </w:rPr>
+              <w:t xml:space="preserve">  --filter-pattern 'Connected' \</w:t>
+            </w:r>
+          </w:p>
+          <w:p>
+            <w:pPr>
+              <w:shd w:fill="F0F4F8" w:val="clear"/>
+              <w:spacing w:before="0" w:after="0"/>
+            </w:pPr>
+            <w:r>
+              <w:rPr>
+                <w:rFonts w:ascii="Consolas" w:cs="Consolas" w:eastAsia="Consolas" w:hAnsi="Consolas"/>
+                <w:color w:val="333333"/>
+                <w:sz w:val="17"/>
+                <w:szCs w:val="17"/>
+              </w:rPr>
+              <w:t xml:space="preserve">  --query 'events[*].message' --output text</w:t>
             </w:r>
           </w:p>
         </w:tc>
@@ -3027,20 +3240,7 @@
           </w:tcPr>
           <w:p>
             <w:pPr>
-              <w:spacing w:before="40" w:after="40"/>
-            </w:pPr>
-            <w:r>
-              <w:rPr>
-                <w:rFonts w:ascii="BIZ UDPゴシック" w:cs="BIZ UDPゴシック" w:eastAsia="BIZ UDPゴシック" w:hAnsi="BIZ UDPゴシック"/>
-                <w:sz w:val="20"/>
-                <w:szCs w:val="20"/>
-              </w:rPr>
-              <w:t xml:space="preserve">「✅ Connected to DB!」と全店舗の「✅ Uploaded:」ログが出力されている</w:t>
-            </w:r>
-          </w:p>
-          <w:p>
-            <w:pPr>
-              <w:spacing w:before="60" w:after="0"/>
+              <w:spacing w:before="40" w:after="0"/>
             </w:pPr>
             <w:r>
               <w:rPr>
@@ -3051,6 +3251,112 @@
                 <w:sz w:val="18"/>
                 <w:szCs w:val="18"/>
               </w:rPr>
+              <w:t xml:space="preserve">▼ レスポンス例:</w:t>
+            </w:r>
+          </w:p>
+          <w:p>
+            <w:pPr>
+              <w:shd w:fill="F8F8F8" w:val="clear"/>
+              <w:spacing w:before="0" w:after="0"/>
+            </w:pPr>
+            <w:r>
+              <w:rPr>
+                <w:rFonts w:ascii="Consolas" w:cs="Consolas" w:eastAsia="Consolas" w:hAnsi="Consolas"/>
+                <w:color w:val="333333"/>
+                <w:sz w:val="16"/>
+                <w:szCs w:val="16"/>
+              </w:rPr>
+              <w:t xml:space="preserve">レスポンス例（正常時）:</w:t>
+            </w:r>
+          </w:p>
+          <w:p>
+            <w:pPr>
+              <w:shd w:fill="F8F8F8" w:val="clear"/>
+              <w:spacing w:before="0" w:after="0"/>
+            </w:pPr>
+            <w:r>
+              <w:rPr>
+                <w:rFonts w:ascii="Consolas" w:cs="Consolas" w:eastAsia="Consolas" w:hAnsi="Consolas"/>
+                <w:color w:val="333333"/>
+                <w:sz w:val="16"/>
+                <w:szCs w:val="16"/>
+              </w:rPr>
+              <w:t xml:space="preserve">✅ Connected to DB!</w:t>
+            </w:r>
+          </w:p>
+          <w:p>
+            <w:pPr>
+              <w:shd w:fill="F8F8F8" w:val="clear"/>
+              <w:spacing w:before="0" w:after="0"/>
+            </w:pPr>
+            <w:r>
+              <w:rPr>
+                <w:rFonts w:ascii="Consolas" w:cs="Consolas" w:eastAsia="Consolas" w:hAnsi="Consolas"/>
+                <w:color w:val="333333"/>
+                <w:sz w:val="16"/>
+                <w:szCs w:val="16"/>
+              </w:rPr>
+              <w:t xml:space="preserve">Parent directory: /tmp/0218</w:t>
+            </w:r>
+          </w:p>
+          <w:p>
+            <w:pPr>
+              <w:shd w:fill="F8F8F8" w:val="clear"/>
+              <w:spacing w:before="0" w:after="0"/>
+            </w:pPr>
+            <w:r>
+              <w:rPr>
+                <w:rFonts w:ascii="Consolas" w:cs="Consolas" w:eastAsia="Consolas" w:hAnsi="Consolas"/>
+                <w:color w:val="333333"/>
+                <w:sz w:val="16"/>
+                <w:szCs w:val="16"/>
+              </w:rPr>
+              <w:t xml:space="preserve">fileEnd: /tmp/0218/SG_night_export_trigger_2026-03-08T20:30:00Z.ENDEXPORT</w:t>
+            </w:r>
+          </w:p>
+          <w:p>
+            <w:pPr>
+              <w:shd w:fill="F8F8F8" w:val="clear"/>
+              <w:spacing w:before="0" w:after="0"/>
+            </w:pPr>
+            <w:r>
+              <w:rPr>
+                <w:rFonts w:ascii="Consolas" w:cs="Consolas" w:eastAsia="Consolas" w:hAnsi="Consolas"/>
+                <w:color w:val="333333"/>
+                <w:sz w:val="16"/>
+                <w:szCs w:val="16"/>
+              </w:rPr>
+              <w:t xml:space="preserve">✅ Uploaded: pos-original/sg/csv/0218/SG_night_export_trigger_...ENDEXPORT</w:t>
+            </w:r>
+          </w:p>
+          <w:p>
+            <w:pPr>
+              <w:shd w:fill="F8F8F8" w:val="clear"/>
+              <w:spacing w:before="0" w:after="0"/>
+            </w:pPr>
+            <w:r>
+              <w:rPr>
+                <w:rFonts w:ascii="Consolas" w:cs="Consolas" w:eastAsia="Consolas" w:hAnsi="Consolas"/>
+                <w:color w:val="333333"/>
+                <w:sz w:val="16"/>
+                <w:szCs w:val="16"/>
+              </w:rPr>
+              <w:t xml:space="preserve">... （店舗 253 / 343 も同様に繰り返し）</w:t>
+            </w:r>
+          </w:p>
+          <w:p>
+            <w:pPr>
+              <w:spacing w:before="60" w:after="0"/>
+            </w:pPr>
+            <w:r>
+              <w:rPr>
+                <w:rFonts w:ascii="BIZ UDPゴシック" w:cs="BIZ UDPゴシック" w:eastAsia="BIZ UDPゴシック" w:hAnsi="BIZ UDPゴシック"/>
+                <w:b/>
+                <w:bCs/>
+                <w:color w:val="1F4D78"/>
+                <w:sz w:val="18"/>
+                <w:szCs w:val="18"/>
+              </w:rPr>
               <w:t xml:space="preserve">✔ 確認ポイント:</w:t>
             </w:r>
           </w:p>
@@ -3065,7 +3371,7 @@
                 <w:sz w:val="18"/>
                 <w:szCs w:val="18"/>
               </w:rPr>
-              <w:t xml:space="preserve">・Connected to DB! が出力される（Readerエンドポイントへの接続成功）</w:t>
+              <w:t xml:space="preserve">・先頭行に ✅ Connected to DB! が出力されている（DB接続成功）</w:t>
             </w:r>
           </w:p>
           <w:p>
@@ -3079,7 +3385,7 @@
                 <w:sz w:val="18"/>
                 <w:szCs w:val="18"/>
               </w:rPr>
-              <w:t xml:space="preserve">・店舗コード 218 / 253 / 343 それぞれの Uploaded ログが存在する</w:t>
+              <w:t xml:space="preserve">・店舗コード 0218 / 0253 / 0343 それぞれの ✅ Uploaded: 行が存在する</w:t>
             </w:r>
           </w:p>
           <w:p>
@@ -3093,7 +3399,21 @@
                 <w:sz w:val="18"/>
                 <w:szCs w:val="18"/>
               </w:rPr>
-              <w:t xml:space="preserve">・ERROR や Exception を含むログが出力されていない</w:t>
+              <w:t xml:space="preserve">・Task timed out / ERROR / Exception を含む行がない</w:t>
+            </w:r>
+          </w:p>
+          <w:p>
+            <w:pPr>
+              <w:spacing w:before="0" w:after="0"/>
+              <w:ind w:left="200"/>
+            </w:pPr>
+            <w:r>
+              <w:rPr>
+                <w:rFonts w:ascii="BIZ UDPゴシック" w:cs="BIZ UDPゴシック" w:eastAsia="BIZ UDPゴシック" w:hAnsi="BIZ UDPゴシック"/>
+                <w:sz w:val="18"/>
+                <w:szCs w:val="18"/>
+              </w:rPr>
+              <w:t xml:space="preserve">・出力が空の場合は関数がまだ未実行（JST 05:30 以降に再確認）</w:t>
             </w:r>
           </w:p>
         </w:tc>
@@ -3221,7 +3541,82 @@
                 <w:sz w:val="17"/>
                 <w:szCs w:val="17"/>
               </w:rPr>
-              <w:t xml:space="preserve">for store in 218 253 343; do echo "=== $store ==="; aws s3 ls s3://prd-ignica-ksm/pos-original/sg/csv/$store/ --region ap-northeast-1 | grep ENDEXPORT | tail -1; done</w:t>
+              <w:t xml:space="preserve"># 各店舗のパスに当日のファイルが存在するか確認</w:t>
+            </w:r>
+          </w:p>
+          <w:p>
+            <w:pPr>
+              <w:shd w:fill="F0F4F8" w:val="clear"/>
+              <w:spacing w:before="0" w:after="0"/>
+            </w:pPr>
+            <w:r>
+              <w:rPr>
+                <w:rFonts w:ascii="Consolas" w:cs="Consolas" w:eastAsia="Consolas" w:hAnsi="Consolas"/>
+                <w:color w:val="333333"/>
+                <w:sz w:val="17"/>
+                <w:szCs w:val="17"/>
+              </w:rPr>
+              <w:t xml:space="preserve">for store in 0218 0253 0343; do</w:t>
+            </w:r>
+          </w:p>
+          <w:p>
+            <w:pPr>
+              <w:shd w:fill="F0F4F8" w:val="clear"/>
+              <w:spacing w:before="0" w:after="0"/>
+            </w:pPr>
+            <w:r>
+              <w:rPr>
+                <w:rFonts w:ascii="Consolas" w:cs="Consolas" w:eastAsia="Consolas" w:hAnsi="Consolas"/>
+                <w:color w:val="333333"/>
+                <w:sz w:val="17"/>
+                <w:szCs w:val="17"/>
+              </w:rPr>
+              <w:t xml:space="preserve">  echo "=== StoreCode: $store ==="</w:t>
+            </w:r>
+          </w:p>
+          <w:p>
+            <w:pPr>
+              <w:shd w:fill="F0F4F8" w:val="clear"/>
+              <w:spacing w:before="0" w:after="0"/>
+            </w:pPr>
+            <w:r>
+              <w:rPr>
+                <w:rFonts w:ascii="Consolas" w:cs="Consolas" w:eastAsia="Consolas" w:hAnsi="Consolas"/>
+                <w:color w:val="333333"/>
+                <w:sz w:val="17"/>
+                <w:szCs w:val="17"/>
+              </w:rPr>
+              <w:t xml:space="preserve">  aws s3 ls s3://prd-ignica-ksm/pos-original/sg/csv/$store/ \</w:t>
+            </w:r>
+          </w:p>
+          <w:p>
+            <w:pPr>
+              <w:shd w:fill="F0F4F8" w:val="clear"/>
+              <w:spacing w:before="0" w:after="0"/>
+            </w:pPr>
+            <w:r>
+              <w:rPr>
+                <w:rFonts w:ascii="Consolas" w:cs="Consolas" w:eastAsia="Consolas" w:hAnsi="Consolas"/>
+                <w:color w:val="333333"/>
+                <w:sz w:val="17"/>
+                <w:szCs w:val="17"/>
+              </w:rPr>
+              <w:t xml:space="preserve">    --region ap-northeast-1 | grep ENDEXPORT | tail -1</w:t>
+            </w:r>
+          </w:p>
+          <w:p>
+            <w:pPr>
+              <w:shd w:fill="F0F4F8" w:val="clear"/>
+              <w:spacing w:before="0" w:after="0"/>
+            </w:pPr>
+            <w:r>
+              <w:rPr>
+                <w:rFonts w:ascii="Consolas" w:cs="Consolas" w:eastAsia="Consolas" w:hAnsi="Consolas"/>
+                <w:color w:val="333333"/>
+                <w:sz w:val="17"/>
+                <w:szCs w:val="17"/>
+              </w:rPr>
+              <w:t xml:space="preserve">done</w:t>
             </w:r>
           </w:p>
         </w:tc>
@@ -3243,20 +3638,7 @@
           </w:tcPr>
           <w:p>
             <w:pPr>
-              <w:spacing w:before="40" w:after="40"/>
-            </w:pPr>
-            <w:r>
-              <w:rPr>
-                <w:rFonts w:ascii="BIZ UDPゴシック" w:cs="BIZ UDPゴシック" w:eastAsia="BIZ UDPゴシック" w:hAnsi="BIZ UDPゴシック"/>
-                <w:sz w:val="20"/>
-                <w:szCs w:val="20"/>
-              </w:rPr>
-              <w:t xml:space="preserve">全3店舗（218/253/343）の ENDEXPORT ファイルが当日付で存在する</w:t>
-            </w:r>
-          </w:p>
-          <w:p>
-            <w:pPr>
-              <w:spacing w:before="60" w:after="0"/>
+              <w:spacing w:before="40" w:after="0"/>
             </w:pPr>
             <w:r>
               <w:rPr>
@@ -3267,6 +3649,127 @@
                 <w:sz w:val="18"/>
                 <w:szCs w:val="18"/>
               </w:rPr>
+              <w:t xml:space="preserve">▼ レスポンス例:</w:t>
+            </w:r>
+          </w:p>
+          <w:p>
+            <w:pPr>
+              <w:shd w:fill="F8F8F8" w:val="clear"/>
+              <w:spacing w:before="0" w:after="0"/>
+            </w:pPr>
+            <w:r>
+              <w:rPr>
+                <w:rFonts w:ascii="Consolas" w:cs="Consolas" w:eastAsia="Consolas" w:hAnsi="Consolas"/>
+                <w:color w:val="333333"/>
+                <w:sz w:val="16"/>
+                <w:szCs w:val="16"/>
+              </w:rPr>
+              <w:t xml:space="preserve">レスポンス例（正常時）:</w:t>
+            </w:r>
+          </w:p>
+          <w:p>
+            <w:pPr>
+              <w:shd w:fill="F8F8F8" w:val="clear"/>
+              <w:spacing w:before="0" w:after="0"/>
+            </w:pPr>
+            <w:r>
+              <w:rPr>
+                <w:rFonts w:ascii="Consolas" w:cs="Consolas" w:eastAsia="Consolas" w:hAnsi="Consolas"/>
+                <w:color w:val="333333"/>
+                <w:sz w:val="16"/>
+                <w:szCs w:val="16"/>
+              </w:rPr>
+              <w:t xml:space="preserve">=== StoreCode: 0218 ===</w:t>
+            </w:r>
+          </w:p>
+          <w:p>
+            <w:pPr>
+              <w:shd w:fill="F8F8F8" w:val="clear"/>
+              <w:spacing w:before="0" w:after="0"/>
+            </w:pPr>
+            <w:r>
+              <w:rPr>
+                <w:rFonts w:ascii="Consolas" w:cs="Consolas" w:eastAsia="Consolas" w:hAnsi="Consolas"/>
+                <w:color w:val="333333"/>
+                <w:sz w:val="16"/>
+                <w:szCs w:val="16"/>
+              </w:rPr>
+              <w:t xml:space="preserve">2026-03-08 05:32:10          0 SG_night_export_trigger_2026-03-07T20:30:00Z.ENDEXPORT</w:t>
+            </w:r>
+          </w:p>
+          <w:p>
+            <w:pPr>
+              <w:shd w:fill="F8F8F8" w:val="clear"/>
+              <w:spacing w:before="0" w:after="0"/>
+            </w:pPr>
+            <w:r>
+              <w:rPr>
+                <w:rFonts w:ascii="Consolas" w:cs="Consolas" w:eastAsia="Consolas" w:hAnsi="Consolas"/>
+                <w:color w:val="333333"/>
+                <w:sz w:val="16"/>
+                <w:szCs w:val="16"/>
+              </w:rPr>
+              <w:t xml:space="preserve">=== StoreCode: 0253 ===</w:t>
+            </w:r>
+          </w:p>
+          <w:p>
+            <w:pPr>
+              <w:shd w:fill="F8F8F8" w:val="clear"/>
+              <w:spacing w:before="0" w:after="0"/>
+            </w:pPr>
+            <w:r>
+              <w:rPr>
+                <w:rFonts w:ascii="Consolas" w:cs="Consolas" w:eastAsia="Consolas" w:hAnsi="Consolas"/>
+                <w:color w:val="333333"/>
+                <w:sz w:val="16"/>
+                <w:szCs w:val="16"/>
+              </w:rPr>
+              <w:t xml:space="preserve">2026-03-08 05:32:11          0 SG_night_export_trigger_2026-03-07T20:30:00Z.ENDEXPORT</w:t>
+            </w:r>
+          </w:p>
+          <w:p>
+            <w:pPr>
+              <w:shd w:fill="F8F8F8" w:val="clear"/>
+              <w:spacing w:before="0" w:after="0"/>
+            </w:pPr>
+            <w:r>
+              <w:rPr>
+                <w:rFonts w:ascii="Consolas" w:cs="Consolas" w:eastAsia="Consolas" w:hAnsi="Consolas"/>
+                <w:color w:val="333333"/>
+                <w:sz w:val="16"/>
+                <w:szCs w:val="16"/>
+              </w:rPr>
+              <w:t xml:space="preserve">=== StoreCode: 0343 ===</w:t>
+            </w:r>
+          </w:p>
+          <w:p>
+            <w:pPr>
+              <w:shd w:fill="F8F8F8" w:val="clear"/>
+              <w:spacing w:before="0" w:after="0"/>
+            </w:pPr>
+            <w:r>
+              <w:rPr>
+                <w:rFonts w:ascii="Consolas" w:cs="Consolas" w:eastAsia="Consolas" w:hAnsi="Consolas"/>
+                <w:color w:val="333333"/>
+                <w:sz w:val="16"/>
+                <w:szCs w:val="16"/>
+              </w:rPr>
+              <w:t xml:space="preserve">2026-03-08 05:32:12          0 SG_night_export_trigger_2026-03-07T20:30:00Z.ENDEXPORT</w:t>
+            </w:r>
+          </w:p>
+          <w:p>
+            <w:pPr>
+              <w:spacing w:before="60" w:after="0"/>
+            </w:pPr>
+            <w:r>
+              <w:rPr>
+                <w:rFonts w:ascii="BIZ UDPゴシック" w:cs="BIZ UDPゴシック" w:eastAsia="BIZ UDPゴシック" w:hAnsi="BIZ UDPゴシック"/>
+                <w:b/>
+                <w:bCs/>
+                <w:color w:val="1F4D78"/>
+                <w:sz w:val="18"/>
+                <w:szCs w:val="18"/>
+              </w:rPr>
               <w:t xml:space="preserve">✔ 確認ポイント:</w:t>
             </w:r>
           </w:p>
@@ -3281,7 +3784,7 @@
                 <w:sz w:val="18"/>
                 <w:szCs w:val="18"/>
               </w:rPr>
-              <w:t xml:space="preserve">・各店舗のパスに SG_night_export_trigger_YYYY-MM-DD*.ENDEXPORT が表示される</w:t>
+              <w:t xml:space="preserve">・3店舗（0218 / 0253 / 0343）すべてに1行ずつファイル名が表示される</w:t>
             </w:r>
           </w:p>
           <w:p>
@@ -3295,7 +3798,7 @@
                 <w:sz w:val="18"/>
                 <w:szCs w:val="18"/>
               </w:rPr>
-              <w:t xml:space="preserve">・ファイルの日付が当日（変更翌日以降）のものであること</w:t>
+              <w:t xml:space="preserve">・ファイル名の日付部分（YYYY-MM-DD）が実行当日の日付になっている</w:t>
             </w:r>
           </w:p>
           <w:p>
@@ -3309,7 +3812,7 @@
                 <w:sz w:val="18"/>
                 <w:szCs w:val="18"/>
               </w:rPr>
-              <w:t xml:space="preserve">・3店舗全てにファイルが存在すること（1店舗でも欠けている場合は異常）</w:t>
+              <w:t xml:space="preserve">・いずれかの店舗で出力が空の場合はアップロード失敗（CloudWatchログを再確認）</w:t>
             </w:r>
           </w:p>
         </w:tc>

--- a/40_AWS/04_修正依頼/20260308_create-file-end-for-night_DB接続先変更.docx
+++ b/40_AWS/04_修正依頼/20260308_create-file-end-for-night_DB接続先変更.docx
@@ -3883,7 +3883,1411 @@
           <w:sz w:val="32"/>
           <w:szCs w:val="32"/>
         </w:rPr>
-        <w:t xml:space="preserve">6. 変更後 Writer/Reader 分離の完成形</w:t>
+        <w:t xml:space="preserve">6. 問題発生時の切り戻し手順</w:t>
+      </w:r>
+    </w:p>
+    <w:p>
+      <w:pPr>
+        <w:spacing w:before="60" w:after="60"/>
+      </w:pPr>
+      <w:r>
+        <w:rPr>
+          <w:rFonts w:ascii="BIZ UDPゴシック" w:cs="BIZ UDPゴシック" w:eastAsia="BIZ UDPゴシック" w:hAnsi="BIZ UDPゴシック"/>
+          <w:sz w:val="22"/>
+          <w:szCs w:val="22"/>
+        </w:rPr>
+        <w:t xml:space="preserve">以下のいずれかの事象が発生した場合、即時切り戻しを実施する。切り戻しは環境変数を変更前の値に戻すだけで完了し、再起動等は不要。</w:t>
+      </w:r>
+    </w:p>
+    <w:p>
+      <w:pPr>
+        <w:spacing w:before="40" w:after="40"/>
+      </w:pPr>
+      <w:r>
+        <w:t xml:space="preserve"/>
+      </w:r>
+    </w:p>
+    <w:p>
+      <w:pPr>
+        <w:pStyle w:val="Heading2"/>
+      </w:pPr>
+      <w:r>
+        <w:rPr>
+          <w:rFonts w:ascii="BIZ UDPゴシック" w:cs="BIZ UDPゴシック" w:eastAsia="BIZ UDPゴシック" w:hAnsi="BIZ UDPゴシック"/>
+          <w:b/>
+          <w:bCs/>
+          <w:sz w:val="24"/>
+          <w:szCs w:val="24"/>
+        </w:rPr>
+        <w:t xml:space="preserve">■ 切り戻し判断基準</w:t>
+      </w:r>
+    </w:p>
+    <w:tbl>
+      <w:tblPr>
+        <w:tblW w:type="dxa" w:w="9000"/>
+        <w:tblBorders>
+          <w:top w:val="single" w:color="auto" w:sz="4"/>
+          <w:left w:val="single" w:color="auto" w:sz="4"/>
+          <w:bottom w:val="single" w:color="auto" w:sz="4"/>
+          <w:right w:val="single" w:color="auto" w:sz="4"/>
+          <w:insideH w:val="single" w:color="auto" w:sz="4"/>
+          <w:insideV w:val="single" w:color="auto" w:sz="4"/>
+        </w:tblBorders>
+      </w:tblPr>
+      <w:tblGrid>
+        <w:gridCol w:w="500"/>
+        <w:gridCol w:w="3500"/>
+        <w:gridCol w:w="5000"/>
+      </w:tblGrid>
+      <w:tr>
+        <w:trPr>
+          <w:cantSplit/>
+        </w:trPr>
+        <w:tc>
+          <w:tcPr>
+            <w:tcW w:type="dxa" w:w="500"/>
+            <w:tcBorders>
+              <w:top w:val="single" w:color="CCCCCC" w:sz="4"/>
+              <w:left w:val="single" w:color="CCCCCC" w:sz="4"/>
+              <w:bottom w:val="single" w:color="CCCCCC" w:sz="4"/>
+              <w:right w:val="single" w:color="CCCCCC" w:sz="4"/>
+            </w:tcBorders>
+            <w:shd w:fill="F5F5F5" w:val="clear"/>
+            <w:tcMar>
+              <w:top w:type="dxa" w:w="60"/>
+              <w:left w:type="dxa" w:w="100"/>
+              <w:bottom w:type="dxa" w:w="60"/>
+              <w:right w:type="dxa" w:w="100"/>
+            </w:tcMar>
+          </w:tcPr>
+          <w:p>
+            <w:r>
+              <w:rPr>
+                <w:rFonts w:ascii="BIZ UDPゴシック" w:cs="BIZ UDPゴシック" w:eastAsia="BIZ UDPゴシック" w:hAnsi="BIZ UDPゴシック"/>
+                <w:b/>
+                <w:bCs/>
+                <w:color w:val="000000"/>
+                <w:sz w:val="22"/>
+                <w:szCs w:val="22"/>
+              </w:rPr>
+              <w:t xml:space="preserve"/>
+            </w:r>
+          </w:p>
+        </w:tc>
+        <w:tc>
+          <w:tcPr>
+            <w:tcW w:type="dxa" w:w="3500"/>
+            <w:tcBorders>
+              <w:top w:val="single" w:color="CCCCCC" w:sz="4"/>
+              <w:left w:val="single" w:color="CCCCCC" w:sz="4"/>
+              <w:bottom w:val="single" w:color="CCCCCC" w:sz="4"/>
+              <w:right w:val="single" w:color="CCCCCC" w:sz="4"/>
+            </w:tcBorders>
+            <w:shd w:fill="F5F5F5" w:val="clear"/>
+            <w:tcMar>
+              <w:top w:type="dxa" w:w="60"/>
+              <w:left w:type="dxa" w:w="100"/>
+              <w:bottom w:type="dxa" w:w="60"/>
+              <w:right w:type="dxa" w:w="100"/>
+            </w:tcMar>
+          </w:tcPr>
+          <w:p>
+            <w:r>
+              <w:rPr>
+                <w:rFonts w:ascii="BIZ UDPゴシック" w:cs="BIZ UDPゴシック" w:eastAsia="BIZ UDPゴシック" w:hAnsi="BIZ UDPゴシック"/>
+                <w:b/>
+                <w:bCs/>
+                <w:color w:val="000000"/>
+                <w:sz w:val="22"/>
+                <w:szCs w:val="22"/>
+              </w:rPr>
+              <w:t xml:space="preserve">事象</w:t>
+            </w:r>
+          </w:p>
+        </w:tc>
+        <w:tc>
+          <w:tcPr>
+            <w:tcW w:type="dxa" w:w="5000"/>
+            <w:tcBorders>
+              <w:top w:val="single" w:color="CCCCCC" w:sz="4"/>
+              <w:left w:val="single" w:color="CCCCCC" w:sz="4"/>
+              <w:bottom w:val="single" w:color="CCCCCC" w:sz="4"/>
+              <w:right w:val="single" w:color="CCCCCC" w:sz="4"/>
+            </w:tcBorders>
+            <w:shd w:fill="F5F5F5" w:val="clear"/>
+            <w:tcMar>
+              <w:top w:type="dxa" w:w="60"/>
+              <w:left w:type="dxa" w:w="100"/>
+              <w:bottom w:type="dxa" w:w="60"/>
+              <w:right w:type="dxa" w:w="100"/>
+            </w:tcMar>
+          </w:tcPr>
+          <w:p>
+            <w:r>
+              <w:rPr>
+                <w:rFonts w:ascii="BIZ UDPゴシック" w:cs="BIZ UDPゴシック" w:eastAsia="BIZ UDPゴシック" w:hAnsi="BIZ UDPゴシック"/>
+                <w:b/>
+                <w:bCs/>
+                <w:color w:val="000000"/>
+                <w:sz w:val="22"/>
+                <w:szCs w:val="22"/>
+              </w:rPr>
+              <w:t xml:space="preserve">確認方法</w:t>
+            </w:r>
+          </w:p>
+        </w:tc>
+      </w:tr>
+      <w:tr>
+        <w:trPr>
+          <w:cantSplit/>
+        </w:trPr>
+        <w:tc>
+          <w:tcPr>
+            <w:tcW w:type="dxa" w:w="500"/>
+            <w:tcBorders>
+              <w:top w:val="single" w:color="CCCCCC" w:sz="4"/>
+              <w:left w:val="single" w:color="CCCCCC" w:sz="4"/>
+              <w:bottom w:val="single" w:color="CCCCCC" w:sz="4"/>
+              <w:right w:val="single" w:color="CCCCCC" w:sz="4"/>
+            </w:tcBorders>
+            <w:shd w:fill="FFFFFF" w:val="clear"/>
+            <w:tcMar>
+              <w:top w:type="dxa" w:w="60"/>
+              <w:left w:type="dxa" w:w="100"/>
+              <w:bottom w:type="dxa" w:w="60"/>
+              <w:right w:type="dxa" w:w="100"/>
+            </w:tcMar>
+          </w:tcPr>
+          <w:p>
+            <w:r>
+              <w:rPr>
+                <w:rFonts w:ascii="BIZ UDPゴシック" w:cs="BIZ UDPゴシック" w:eastAsia="BIZ UDPゴシック" w:hAnsi="BIZ UDPゴシック"/>
+                <w:b w:val="false"/>
+                <w:bCs w:val="false"/>
+                <w:color w:val="000000"/>
+                <w:sz w:val="22"/>
+                <w:szCs w:val="22"/>
+              </w:rPr>
+              <w:t xml:space="preserve">1</w:t>
+            </w:r>
+          </w:p>
+        </w:tc>
+        <w:tc>
+          <w:tcPr>
+            <w:tcW w:type="dxa" w:w="3500"/>
+            <w:tcBorders>
+              <w:top w:val="single" w:color="CCCCCC" w:sz="4"/>
+              <w:left w:val="single" w:color="CCCCCC" w:sz="4"/>
+              <w:bottom w:val="single" w:color="CCCCCC" w:sz="4"/>
+              <w:right w:val="single" w:color="CCCCCC" w:sz="4"/>
+            </w:tcBorders>
+            <w:shd w:fill="F2DCDB" w:val="clear"/>
+            <w:tcMar>
+              <w:top w:type="dxa" w:w="60"/>
+              <w:left w:type="dxa" w:w="100"/>
+              <w:bottom w:type="dxa" w:w="60"/>
+              <w:right w:type="dxa" w:w="100"/>
+            </w:tcMar>
+          </w:tcPr>
+          <w:p>
+            <w:r>
+              <w:rPr>
+                <w:rFonts w:ascii="BIZ UDPゴシック" w:cs="BIZ UDPゴシック" w:eastAsia="BIZ UDPゴシック" w:hAnsi="BIZ UDPゴシック"/>
+                <w:b w:val="false"/>
+                <w:bCs w:val="false"/>
+                <w:color w:val="000000"/>
+                <w:sz w:val="22"/>
+                <w:szCs w:val="22"/>
+              </w:rPr>
+              <w:t xml:space="preserve">CloudWatchログに DB接続エラー（ERROR / Exception）が出力されている</w:t>
+            </w:r>
+          </w:p>
+        </w:tc>
+        <w:tc>
+          <w:tcPr>
+            <w:tcW w:type="dxa" w:w="5000"/>
+            <w:tcBorders>
+              <w:top w:val="single" w:color="CCCCCC" w:sz="4"/>
+              <w:left w:val="single" w:color="CCCCCC" w:sz="4"/>
+              <w:bottom w:val="single" w:color="CCCCCC" w:sz="4"/>
+              <w:right w:val="single" w:color="CCCCCC" w:sz="4"/>
+            </w:tcBorders>
+            <w:shd w:fill="FFFFFF" w:val="clear"/>
+            <w:tcMar>
+              <w:top w:type="dxa" w:w="60"/>
+              <w:left w:type="dxa" w:w="100"/>
+              <w:bottom w:type="dxa" w:w="60"/>
+              <w:right w:type="dxa" w:w="100"/>
+            </w:tcMar>
+          </w:tcPr>
+          <w:p>
+            <w:r>
+              <w:rPr>
+                <w:rFonts w:ascii="BIZ UDPゴシック" w:cs="BIZ UDPゴシック" w:eastAsia="BIZ UDPゴシック" w:hAnsi="BIZ UDPゴシック"/>
+                <w:b w:val="false"/>
+                <w:bCs w:val="false"/>
+                <w:color w:val="000000"/>
+                <w:sz w:val="22"/>
+                <w:szCs w:val="22"/>
+              </w:rPr>
+              <w:t xml:space="preserve">logs filter-log-events で --filter-pattern "ERROR" を指定して確認</w:t>
+            </w:r>
+          </w:p>
+        </w:tc>
+      </w:tr>
+      <w:tr>
+        <w:trPr>
+          <w:cantSplit/>
+        </w:trPr>
+        <w:tc>
+          <w:tcPr>
+            <w:tcW w:type="dxa" w:w="500"/>
+            <w:tcBorders>
+              <w:top w:val="single" w:color="CCCCCC" w:sz="4"/>
+              <w:left w:val="single" w:color="CCCCCC" w:sz="4"/>
+              <w:bottom w:val="single" w:color="CCCCCC" w:sz="4"/>
+              <w:right w:val="single" w:color="CCCCCC" w:sz="4"/>
+            </w:tcBorders>
+            <w:shd w:fill="FFFFFF" w:val="clear"/>
+            <w:tcMar>
+              <w:top w:type="dxa" w:w="60"/>
+              <w:left w:type="dxa" w:w="100"/>
+              <w:bottom w:type="dxa" w:w="60"/>
+              <w:right w:type="dxa" w:w="100"/>
+            </w:tcMar>
+          </w:tcPr>
+          <w:p>
+            <w:r>
+              <w:rPr>
+                <w:rFonts w:ascii="BIZ UDPゴシック" w:cs="BIZ UDPゴシック" w:eastAsia="BIZ UDPゴシック" w:hAnsi="BIZ UDPゴシック"/>
+                <w:b w:val="false"/>
+                <w:bCs w:val="false"/>
+                <w:color w:val="000000"/>
+                <w:sz w:val="22"/>
+                <w:szCs w:val="22"/>
+              </w:rPr>
+              <w:t xml:space="preserve">2</w:t>
+            </w:r>
+          </w:p>
+        </w:tc>
+        <w:tc>
+          <w:tcPr>
+            <w:tcW w:type="dxa" w:w="3500"/>
+            <w:tcBorders>
+              <w:top w:val="single" w:color="CCCCCC" w:sz="4"/>
+              <w:left w:val="single" w:color="CCCCCC" w:sz="4"/>
+              <w:bottom w:val="single" w:color="CCCCCC" w:sz="4"/>
+              <w:right w:val="single" w:color="CCCCCC" w:sz="4"/>
+            </w:tcBorders>
+            <w:shd w:fill="F2DCDB" w:val="clear"/>
+            <w:tcMar>
+              <w:top w:type="dxa" w:w="60"/>
+              <w:left w:type="dxa" w:w="100"/>
+              <w:bottom w:type="dxa" w:w="60"/>
+              <w:right w:type="dxa" w:w="100"/>
+            </w:tcMar>
+          </w:tcPr>
+          <w:p>
+            <w:r>
+              <w:rPr>
+                <w:rFonts w:ascii="BIZ UDPゴシック" w:cs="BIZ UDPゴシック" w:eastAsia="BIZ UDPゴシック" w:hAnsi="BIZ UDPゴシック"/>
+                <w:b w:val="false"/>
+                <w:bCs w:val="false"/>
+                <w:color w:val="000000"/>
+                <w:sz w:val="22"/>
+                <w:szCs w:val="22"/>
+              </w:rPr>
+              <w:t xml:space="preserve">JST 06:00 時点でS3にENDEXPORTファイルが1店舗でも存在しない</w:t>
+            </w:r>
+          </w:p>
+        </w:tc>
+        <w:tc>
+          <w:tcPr>
+            <w:tcW w:type="dxa" w:w="5000"/>
+            <w:tcBorders>
+              <w:top w:val="single" w:color="CCCCCC" w:sz="4"/>
+              <w:left w:val="single" w:color="CCCCCC" w:sz="4"/>
+              <w:bottom w:val="single" w:color="CCCCCC" w:sz="4"/>
+              <w:right w:val="single" w:color="CCCCCC" w:sz="4"/>
+            </w:tcBorders>
+            <w:shd w:fill="FFFFFF" w:val="clear"/>
+            <w:tcMar>
+              <w:top w:type="dxa" w:w="60"/>
+              <w:left w:type="dxa" w:w="100"/>
+              <w:bottom w:type="dxa" w:w="60"/>
+              <w:right w:type="dxa" w:w="100"/>
+            </w:tcMar>
+          </w:tcPr>
+          <w:p>
+            <w:r>
+              <w:rPr>
+                <w:rFonts w:ascii="BIZ UDPゴシック" w:cs="BIZ UDPゴシック" w:eastAsia="BIZ UDPゴシック" w:hAnsi="BIZ UDPゴシック"/>
+                <w:b w:val="false"/>
+                <w:bCs w:val="false"/>
+                <w:color w:val="000000"/>
+                <w:sz w:val="22"/>
+                <w:szCs w:val="22"/>
+              </w:rPr>
+              <w:t xml:space="preserve">for store in 0218 0253 0343; do aws s3 ls ... | grep ENDEXPORT; done で確認</w:t>
+            </w:r>
+          </w:p>
+        </w:tc>
+      </w:tr>
+      <w:tr>
+        <w:trPr>
+          <w:cantSplit/>
+        </w:trPr>
+        <w:tc>
+          <w:tcPr>
+            <w:tcW w:type="dxa" w:w="500"/>
+            <w:tcBorders>
+              <w:top w:val="single" w:color="CCCCCC" w:sz="4"/>
+              <w:left w:val="single" w:color="CCCCCC" w:sz="4"/>
+              <w:bottom w:val="single" w:color="CCCCCC" w:sz="4"/>
+              <w:right w:val="single" w:color="CCCCCC" w:sz="4"/>
+            </w:tcBorders>
+            <w:shd w:fill="FFFFFF" w:val="clear"/>
+            <w:tcMar>
+              <w:top w:type="dxa" w:w="60"/>
+              <w:left w:type="dxa" w:w="100"/>
+              <w:bottom w:type="dxa" w:w="60"/>
+              <w:right w:type="dxa" w:w="100"/>
+            </w:tcMar>
+          </w:tcPr>
+          <w:p>
+            <w:r>
+              <w:rPr>
+                <w:rFonts w:ascii="BIZ UDPゴシック" w:cs="BIZ UDPゴシック" w:eastAsia="BIZ UDPゴシック" w:hAnsi="BIZ UDPゴシック"/>
+                <w:b w:val="false"/>
+                <w:bCs w:val="false"/>
+                <w:color w:val="000000"/>
+                <w:sz w:val="22"/>
+                <w:szCs w:val="22"/>
+              </w:rPr>
+              <w:t xml:space="preserve">3</w:t>
+            </w:r>
+          </w:p>
+        </w:tc>
+        <w:tc>
+          <w:tcPr>
+            <w:tcW w:type="dxa" w:w="3500"/>
+            <w:tcBorders>
+              <w:top w:val="single" w:color="CCCCCC" w:sz="4"/>
+              <w:left w:val="single" w:color="CCCCCC" w:sz="4"/>
+              <w:bottom w:val="single" w:color="CCCCCC" w:sz="4"/>
+              <w:right w:val="single" w:color="CCCCCC" w:sz="4"/>
+            </w:tcBorders>
+            <w:shd w:fill="FFF2CC" w:val="clear"/>
+            <w:tcMar>
+              <w:top w:type="dxa" w:w="60"/>
+              <w:left w:type="dxa" w:w="100"/>
+              <w:bottom w:type="dxa" w:w="60"/>
+              <w:right w:type="dxa" w:w="100"/>
+            </w:tcMar>
+          </w:tcPr>
+          <w:p>
+            <w:r>
+              <w:rPr>
+                <w:rFonts w:ascii="BIZ UDPゴシック" w:cs="BIZ UDPゴシック" w:eastAsia="BIZ UDPゴシック" w:hAnsi="BIZ UDPゴシック"/>
+                <w:b w:val="false"/>
+                <w:bCs w:val="false"/>
+                <w:color w:val="000000"/>
+                <w:sz w:val="22"/>
+                <w:szCs w:val="22"/>
+              </w:rPr>
+              <w:t xml:space="preserve">Lambda関数がタイムアウト（Task timed out）している</w:t>
+            </w:r>
+          </w:p>
+        </w:tc>
+        <w:tc>
+          <w:tcPr>
+            <w:tcW w:type="dxa" w:w="5000"/>
+            <w:tcBorders>
+              <w:top w:val="single" w:color="CCCCCC" w:sz="4"/>
+              <w:left w:val="single" w:color="CCCCCC" w:sz="4"/>
+              <w:bottom w:val="single" w:color="CCCCCC" w:sz="4"/>
+              <w:right w:val="single" w:color="CCCCCC" w:sz="4"/>
+            </w:tcBorders>
+            <w:shd w:fill="FFFFFF" w:val="clear"/>
+            <w:tcMar>
+              <w:top w:type="dxa" w:w="60"/>
+              <w:left w:type="dxa" w:w="100"/>
+              <w:bottom w:type="dxa" w:w="60"/>
+              <w:right w:type="dxa" w:w="100"/>
+            </w:tcMar>
+          </w:tcPr>
+          <w:p>
+            <w:r>
+              <w:rPr>
+                <w:rFonts w:ascii="BIZ UDPゴシック" w:cs="BIZ UDPゴシック" w:eastAsia="BIZ UDPゴシック" w:hAnsi="BIZ UDPゴシック"/>
+                <w:b w:val="false"/>
+                <w:bCs w:val="false"/>
+                <w:color w:val="000000"/>
+                <w:sz w:val="22"/>
+                <w:szCs w:val="22"/>
+              </w:rPr>
+              <w:t xml:space="preserve">CloudWatchログの末尾に "Task timed out" が出力されていることで確認</w:t>
+            </w:r>
+          </w:p>
+        </w:tc>
+      </w:tr>
+      <w:tr>
+        <w:trPr>
+          <w:cantSplit/>
+        </w:trPr>
+        <w:tc>
+          <w:tcPr>
+            <w:tcW w:type="dxa" w:w="500"/>
+            <w:tcBorders>
+              <w:top w:val="single" w:color="CCCCCC" w:sz="4"/>
+              <w:left w:val="single" w:color="CCCCCC" w:sz="4"/>
+              <w:bottom w:val="single" w:color="CCCCCC" w:sz="4"/>
+              <w:right w:val="single" w:color="CCCCCC" w:sz="4"/>
+            </w:tcBorders>
+            <w:shd w:fill="FFFFFF" w:val="clear"/>
+            <w:tcMar>
+              <w:top w:type="dxa" w:w="60"/>
+              <w:left w:type="dxa" w:w="100"/>
+              <w:bottom w:type="dxa" w:w="60"/>
+              <w:right w:type="dxa" w:w="100"/>
+            </w:tcMar>
+          </w:tcPr>
+          <w:p>
+            <w:r>
+              <w:rPr>
+                <w:rFonts w:ascii="BIZ UDPゴシック" w:cs="BIZ UDPゴシック" w:eastAsia="BIZ UDPゴシック" w:hAnsi="BIZ UDPゴシック"/>
+                <w:b w:val="false"/>
+                <w:bCs w:val="false"/>
+                <w:color w:val="000000"/>
+                <w:sz w:val="22"/>
+                <w:szCs w:val="22"/>
+              </w:rPr>
+              <w:t xml:space="preserve">4</w:t>
+            </w:r>
+          </w:p>
+        </w:tc>
+        <w:tc>
+          <w:tcPr>
+            <w:tcW w:type="dxa" w:w="3500"/>
+            <w:tcBorders>
+              <w:top w:val="single" w:color="CCCCCC" w:sz="4"/>
+              <w:left w:val="single" w:color="CCCCCC" w:sz="4"/>
+              <w:bottom w:val="single" w:color="CCCCCC" w:sz="4"/>
+              <w:right w:val="single" w:color="CCCCCC" w:sz="4"/>
+            </w:tcBorders>
+            <w:shd w:fill="FFF2CC" w:val="clear"/>
+            <w:tcMar>
+              <w:top w:type="dxa" w:w="60"/>
+              <w:left w:type="dxa" w:w="100"/>
+              <w:bottom w:type="dxa" w:w="60"/>
+              <w:right w:type="dxa" w:w="100"/>
+            </w:tcMar>
+          </w:tcPr>
+          <w:p>
+            <w:r>
+              <w:rPr>
+                <w:rFonts w:ascii="BIZ UDPゴシック" w:cs="BIZ UDPゴシック" w:eastAsia="BIZ UDPゴシック" w:hAnsi="BIZ UDPゴシック"/>
+                <w:b w:val="false"/>
+                <w:bCs w:val="false"/>
+                <w:color w:val="000000"/>
+                <w:sz w:val="22"/>
+                <w:szCs w:val="22"/>
+              </w:rPr>
+              <w:t xml:space="preserve">ロールバックとして念のため切り戻したい場合（任意）</w:t>
+            </w:r>
+          </w:p>
+        </w:tc>
+        <w:tc>
+          <w:tcPr>
+            <w:tcW w:type="dxa" w:w="5000"/>
+            <w:tcBorders>
+              <w:top w:val="single" w:color="CCCCCC" w:sz="4"/>
+              <w:left w:val="single" w:color="CCCCCC" w:sz="4"/>
+              <w:bottom w:val="single" w:color="CCCCCC" w:sz="4"/>
+              <w:right w:val="single" w:color="CCCCCC" w:sz="4"/>
+            </w:tcBorders>
+            <w:shd w:fill="FFFFFF" w:val="clear"/>
+            <w:tcMar>
+              <w:top w:type="dxa" w:w="60"/>
+              <w:left w:type="dxa" w:w="100"/>
+              <w:bottom w:type="dxa" w:w="60"/>
+              <w:right w:type="dxa" w:w="100"/>
+            </w:tcMar>
+          </w:tcPr>
+          <w:p>
+            <w:r>
+              <w:rPr>
+                <w:rFonts w:ascii="BIZ UDPゴシック" w:cs="BIZ UDPゴシック" w:eastAsia="BIZ UDPゴシック" w:hAnsi="BIZ UDPゴシック"/>
+                <w:b w:val="false"/>
+                <w:bCs w:val="false"/>
+                <w:color w:val="000000"/>
+                <w:sz w:val="22"/>
+                <w:szCs w:val="22"/>
+              </w:rPr>
+              <w:t xml:space="preserve">テスト結果が不安な場合は Thanh Nguyên に相談のうえ切り戻しを実施</w:t>
+            </w:r>
+          </w:p>
+        </w:tc>
+      </w:tr>
+    </w:tbl>
+    <w:p>
+      <w:pPr>
+        <w:spacing w:before="40" w:after="40"/>
+      </w:pPr>
+      <w:r>
+        <w:t xml:space="preserve"/>
+      </w:r>
+    </w:p>
+    <w:p>
+      <w:pPr>
+        <w:pStyle w:val="Heading2"/>
+      </w:pPr>
+      <w:r>
+        <w:rPr>
+          <w:rFonts w:ascii="BIZ UDPゴシック" w:cs="BIZ UDPゴシック" w:eastAsia="BIZ UDPゴシック" w:hAnsi="BIZ UDPゴシック"/>
+          <w:b/>
+          <w:bCs/>
+          <w:sz w:val="24"/>
+          <w:szCs w:val="24"/>
+        </w:rPr>
+        <w:t xml:space="preserve">■ 変更前 (Before) / 変更後 (After)（切り戻し時）</w:t>
+      </w:r>
+    </w:p>
+    <w:tbl>
+      <w:tblPr>
+        <w:tblW w:type="dxa" w:w="9000"/>
+        <w:tblBorders>
+          <w:top w:val="single" w:color="auto" w:sz="4"/>
+          <w:left w:val="single" w:color="auto" w:sz="4"/>
+          <w:bottom w:val="single" w:color="auto" w:sz="4"/>
+          <w:right w:val="single" w:color="auto" w:sz="4"/>
+          <w:insideH w:val="single" w:color="auto" w:sz="4"/>
+          <w:insideV w:val="single" w:color="auto" w:sz="4"/>
+        </w:tblBorders>
+      </w:tblPr>
+      <w:tblGrid>
+        <w:gridCol w:w="4500"/>
+        <w:gridCol w:w="4500"/>
+      </w:tblGrid>
+      <w:tr>
+        <w:trPr>
+          <w:cantSplit/>
+        </w:trPr>
+        <w:tc>
+          <w:tcPr>
+            <w:tcW w:type="dxa" w:w="4500"/>
+            <w:tcBorders>
+              <w:top w:val="single" w:color="CCCCCC" w:sz="4"/>
+              <w:left w:val="single" w:color="CCCCCC" w:sz="4"/>
+              <w:bottom w:val="single" w:color="CCCCCC" w:sz="4"/>
+              <w:right w:val="single" w:color="CCCCCC" w:sz="4"/>
+            </w:tcBorders>
+            <w:shd w:fill="F5F5F5" w:val="clear"/>
+            <w:tcMar>
+              <w:top w:type="dxa" w:w="80"/>
+              <w:left w:type="dxa" w:w="120"/>
+              <w:bottom w:type="dxa" w:w="80"/>
+              <w:right w:type="dxa" w:w="120"/>
+            </w:tcMar>
+          </w:tcPr>
+          <w:p>
+            <w:r>
+              <w:rPr>
+                <w:rFonts w:ascii="BIZ UDPゴシック" w:cs="BIZ UDPゴシック" w:eastAsia="BIZ UDPゴシック" w:hAnsi="BIZ UDPゴシック"/>
+                <w:b/>
+                <w:bCs/>
+                <w:sz w:val="20"/>
+                <w:szCs w:val="20"/>
+              </w:rPr>
+              <w:t xml:space="preserve">▼ 切り戻し前（現在の状態）</w:t>
+            </w:r>
+          </w:p>
+        </w:tc>
+        <w:tc>
+          <w:tcPr>
+            <w:tcW w:type="dxa" w:w="4500"/>
+            <w:tcBorders>
+              <w:top w:val="single" w:color="CCCCCC" w:sz="4"/>
+              <w:left w:val="single" w:color="CCCCCC" w:sz="4"/>
+              <w:bottom w:val="single" w:color="CCCCCC" w:sz="4"/>
+              <w:right w:val="single" w:color="CCCCCC" w:sz="4"/>
+            </w:tcBorders>
+            <w:shd w:fill="F5F5F5" w:val="clear"/>
+            <w:tcMar>
+              <w:top w:type="dxa" w:w="80"/>
+              <w:left w:type="dxa" w:w="120"/>
+              <w:bottom w:type="dxa" w:w="80"/>
+              <w:right w:type="dxa" w:w="120"/>
+            </w:tcMar>
+          </w:tcPr>
+          <w:p>
+            <w:r>
+              <w:rPr>
+                <w:rFonts w:ascii="BIZ UDPゴシック" w:cs="BIZ UDPゴシック" w:eastAsia="BIZ UDPゴシック" w:hAnsi="BIZ UDPゴシック"/>
+                <w:b/>
+                <w:bCs/>
+                <w:sz w:val="20"/>
+                <w:szCs w:val="20"/>
+              </w:rPr>
+              <w:t xml:space="preserve">▲ 切り戻し後（元の状態）</w:t>
+            </w:r>
+          </w:p>
+        </w:tc>
+      </w:tr>
+      <w:tr>
+        <w:trPr>
+          <w:cantSplit/>
+        </w:trPr>
+        <w:tc>
+          <w:tcPr>
+            <w:tcW w:type="dxa" w:w="4500"/>
+            <w:tcBorders>
+              <w:top w:val="single" w:color="CCCCCC" w:sz="4"/>
+              <w:left w:val="single" w:color="CCCCCC" w:sz="4"/>
+              <w:bottom w:val="single" w:color="CCCCCC" w:sz="4"/>
+              <w:right w:val="single" w:color="CCCCCC" w:sz="4"/>
+            </w:tcBorders>
+            <w:shd w:fill="FFF2CC" w:val="clear"/>
+            <w:tcMar>
+              <w:top w:type="dxa" w:w="80"/>
+              <w:left w:type="dxa" w:w="120"/>
+              <w:bottom w:type="dxa" w:w="80"/>
+              <w:right w:type="dxa" w:w="120"/>
+            </w:tcMar>
+          </w:tcPr>
+          <w:p>
+            <w:r>
+              <w:rPr>
+                <w:rFonts w:ascii="Consolas" w:cs="Consolas" w:eastAsia="Consolas" w:hAnsi="Consolas"/>
+                <w:sz w:val="18"/>
+                <w:szCs w:val="18"/>
+              </w:rPr>
+              <w:t xml:space="preserve">環境変数名: DB_KASUMI</w:t>
+            </w:r>
+          </w:p>
+          <w:p>
+            <w:r>
+              <w:rPr>
+                <w:rFonts w:ascii="Consolas" w:cs="Consolas" w:eastAsia="Consolas" w:hAnsi="Consolas"/>
+                <w:sz w:val="18"/>
+                <w:szCs w:val="18"/>
+              </w:rPr>
+              <w:t xml:space="preserve">現在の値:</w:t>
+            </w:r>
+          </w:p>
+          <w:p>
+            <w:r>
+              <w:rPr>
+                <w:rFonts w:ascii="Consolas" w:cs="Consolas" w:eastAsia="Consolas" w:hAnsi="Consolas"/>
+                <w:sz w:val="18"/>
+                <w:szCs w:val="18"/>
+              </w:rPr>
+              <w:t xml:space="preserve">  prd/Replica_Kasumi_RO</w:t>
+            </w:r>
+          </w:p>
+        </w:tc>
+        <w:tc>
+          <w:tcPr>
+            <w:tcW w:type="dxa" w:w="4500"/>
+            <w:tcBorders>
+              <w:top w:val="single" w:color="CCCCCC" w:sz="4"/>
+              <w:left w:val="single" w:color="CCCCCC" w:sz="4"/>
+              <w:bottom w:val="single" w:color="CCCCCC" w:sz="4"/>
+              <w:right w:val="single" w:color="CCCCCC" w:sz="4"/>
+            </w:tcBorders>
+            <w:shd w:fill="E2EFDA" w:val="clear"/>
+            <w:tcMar>
+              <w:top w:type="dxa" w:w="80"/>
+              <w:left w:type="dxa" w:w="120"/>
+              <w:bottom w:type="dxa" w:w="80"/>
+              <w:right w:type="dxa" w:w="120"/>
+            </w:tcMar>
+          </w:tcPr>
+          <w:p>
+            <w:r>
+              <w:rPr>
+                <w:rFonts w:ascii="Consolas" w:cs="Consolas" w:eastAsia="Consolas" w:hAnsi="Consolas"/>
+                <w:sz w:val="18"/>
+                <w:szCs w:val="18"/>
+              </w:rPr>
+              <w:t xml:space="preserve">環境変数名: DB_KASUMI</w:t>
+            </w:r>
+          </w:p>
+          <w:p>
+            <w:r>
+              <w:rPr>
+                <w:rFonts w:ascii="Consolas" w:cs="Consolas" w:eastAsia="Consolas" w:hAnsi="Consolas"/>
+                <w:sz w:val="18"/>
+                <w:szCs w:val="18"/>
+              </w:rPr>
+              <w:t xml:space="preserve">切り戻し後の値:</w:t>
+            </w:r>
+          </w:p>
+          <w:p>
+            <w:r>
+              <w:rPr>
+                <w:rFonts w:ascii="Consolas" w:cs="Consolas" w:eastAsia="Consolas" w:hAnsi="Consolas"/>
+                <w:sz w:val="18"/>
+                <w:szCs w:val="18"/>
+              </w:rPr>
+              <w:t xml:space="preserve">  prd/Replica_Kasumi</w:t>
+            </w:r>
+          </w:p>
+        </w:tc>
+      </w:tr>
+    </w:tbl>
+    <w:p>
+      <w:pPr>
+        <w:spacing w:before="40" w:after="40"/>
+      </w:pPr>
+      <w:r>
+        <w:t xml:space="preserve"/>
+      </w:r>
+    </w:p>
+    <w:p>
+      <w:pPr>
+        <w:pStyle w:val="Heading2"/>
+      </w:pPr>
+      <w:r>
+        <w:rPr>
+          <w:rFonts w:ascii="BIZ UDPゴシック" w:cs="BIZ UDPゴシック" w:eastAsia="BIZ UDPゴシック" w:hAnsi="BIZ UDPゴシック"/>
+          <w:b/>
+          <w:bCs/>
+          <w:sz w:val="24"/>
+          <w:szCs w:val="24"/>
+        </w:rPr>
+        <w:t xml:space="preserve">■ 切り戻しコマンド（CloudShell）</w:t>
+      </w:r>
+    </w:p>
+    <w:tbl>
+      <w:tblPr>
+        <w:tblW w:type="dxa" w:w="9000"/>
+        <w:tblBorders>
+          <w:top w:val="single" w:color="auto" w:sz="4"/>
+          <w:left w:val="single" w:color="auto" w:sz="4"/>
+          <w:bottom w:val="single" w:color="auto" w:sz="4"/>
+          <w:right w:val="single" w:color="auto" w:sz="4"/>
+          <w:insideH w:val="single" w:color="auto" w:sz="4"/>
+          <w:insideV w:val="single" w:color="auto" w:sz="4"/>
+        </w:tblBorders>
+      </w:tblPr>
+      <w:tblGrid>
+        <w:gridCol w:w="9000"/>
+      </w:tblGrid>
+      <w:tr>
+        <w:trPr>
+          <w:cantSplit/>
+        </w:trPr>
+        <w:tc>
+          <w:tcPr>
+            <w:tcW w:type="dxa" w:w="9000"/>
+            <w:tcBorders>
+              <w:top w:val="single" w:color="CCCCCC" w:sz="4"/>
+              <w:left w:val="single" w:color="CCCCCC" w:sz="4"/>
+              <w:bottom w:val="single" w:color="CCCCCC" w:sz="4"/>
+              <w:right w:val="single" w:color="CCCCCC" w:sz="4"/>
+            </w:tcBorders>
+            <w:shd w:fill="F8F8F8" w:val="clear"/>
+            <w:tcMar>
+              <w:top w:type="dxa" w:w="80"/>
+              <w:left w:type="dxa" w:w="120"/>
+              <w:bottom w:type="dxa" w:w="80"/>
+              <w:right w:type="dxa" w:w="120"/>
+            </w:tcMar>
+          </w:tcPr>
+          <w:p>
+            <w:r>
+              <w:rPr>
+                <w:rFonts w:ascii="Consolas" w:cs="Consolas" w:eastAsia="Consolas" w:hAnsi="Consolas"/>
+                <w:sz w:val="18"/>
+                <w:szCs w:val="18"/>
+              </w:rPr>
+              <w:t xml:space="preserve">REGION="ap-northeast-1"</w:t>
+            </w:r>
+          </w:p>
+          <w:p>
+            <w:r>
+              <w:rPr>
+                <w:rFonts w:ascii="Consolas" w:cs="Consolas" w:eastAsia="Consolas" w:hAnsi="Consolas"/>
+                <w:sz w:val="18"/>
+                <w:szCs w:val="18"/>
+              </w:rPr>
+              <w:t xml:space="preserve"/>
+            </w:r>
+          </w:p>
+          <w:p>
+            <w:r>
+              <w:rPr>
+                <w:rFonts w:ascii="Consolas" w:cs="Consolas" w:eastAsia="Consolas" w:hAnsi="Consolas"/>
+                <w:sz w:val="18"/>
+                <w:szCs w:val="18"/>
+              </w:rPr>
+              <w:t xml:space="preserve"># Step 1: 環境変数を変更前の値（prd/Replica_Kasumi）に戻す</w:t>
+            </w:r>
+          </w:p>
+          <w:p>
+            <w:r>
+              <w:rPr>
+                <w:rFonts w:ascii="Consolas" w:cs="Consolas" w:eastAsia="Consolas" w:hAnsi="Consolas"/>
+                <w:sz w:val="18"/>
+                <w:szCs w:val="18"/>
+              </w:rPr>
+              <w:t xml:space="preserve">aws lambda update-function-configuration \</w:t>
+            </w:r>
+          </w:p>
+          <w:p>
+            <w:r>
+              <w:rPr>
+                <w:rFonts w:ascii="Consolas" w:cs="Consolas" w:eastAsia="Consolas" w:hAnsi="Consolas"/>
+                <w:sz w:val="18"/>
+                <w:szCs w:val="18"/>
+              </w:rPr>
+              <w:t xml:space="preserve">  --region $REGION \</w:t>
+            </w:r>
+          </w:p>
+          <w:p>
+            <w:r>
+              <w:rPr>
+                <w:rFonts w:ascii="Consolas" w:cs="Consolas" w:eastAsia="Consolas" w:hAnsi="Consolas"/>
+                <w:sz w:val="18"/>
+                <w:szCs w:val="18"/>
+              </w:rPr>
+              <w:t xml:space="preserve">  --function-name ksm-posprd-lmd-function-create-file-end-for-night \</w:t>
+            </w:r>
+          </w:p>
+          <w:p>
+            <w:r>
+              <w:rPr>
+                <w:rFonts w:ascii="Consolas" w:cs="Consolas" w:eastAsia="Consolas" w:hAnsi="Consolas"/>
+                <w:sz w:val="18"/>
+                <w:szCs w:val="18"/>
+              </w:rPr>
+              <w:t xml:space="preserve">  --environment "Variables={DB_KASUMI=prd/Replica_Kasumi,DB_BATCH=prd/Batch_Kasumi}"</w:t>
+            </w:r>
+          </w:p>
+          <w:p>
+            <w:r>
+              <w:rPr>
+                <w:rFonts w:ascii="Consolas" w:cs="Consolas" w:eastAsia="Consolas" w:hAnsi="Consolas"/>
+                <w:sz w:val="18"/>
+                <w:szCs w:val="18"/>
+              </w:rPr>
+              <w:t xml:space="preserve"/>
+            </w:r>
+          </w:p>
+          <w:p>
+            <w:r>
+              <w:rPr>
+                <w:rFonts w:ascii="Consolas" w:cs="Consolas" w:eastAsia="Consolas" w:hAnsi="Consolas"/>
+                <w:sz w:val="18"/>
+                <w:szCs w:val="18"/>
+              </w:rPr>
+              <w:t xml:space="preserve"># Step 2: 切り戻しが反映されたことを確認</w:t>
+            </w:r>
+          </w:p>
+          <w:p>
+            <w:r>
+              <w:rPr>
+                <w:rFonts w:ascii="Consolas" w:cs="Consolas" w:eastAsia="Consolas" w:hAnsi="Consolas"/>
+                <w:sz w:val="18"/>
+                <w:szCs w:val="18"/>
+              </w:rPr>
+              <w:t xml:space="preserve">aws lambda get-function-configuration \</w:t>
+            </w:r>
+          </w:p>
+          <w:p>
+            <w:r>
+              <w:rPr>
+                <w:rFonts w:ascii="Consolas" w:cs="Consolas" w:eastAsia="Consolas" w:hAnsi="Consolas"/>
+                <w:sz w:val="18"/>
+                <w:szCs w:val="18"/>
+              </w:rPr>
+              <w:t xml:space="preserve">  --region $REGION \</w:t>
+            </w:r>
+          </w:p>
+          <w:p>
+            <w:r>
+              <w:rPr>
+                <w:rFonts w:ascii="Consolas" w:cs="Consolas" w:eastAsia="Consolas" w:hAnsi="Consolas"/>
+                <w:sz w:val="18"/>
+                <w:szCs w:val="18"/>
+              </w:rPr>
+              <w:t xml:space="preserve">  --function-name ksm-posprd-lmd-function-create-file-end-for-night \</w:t>
+            </w:r>
+          </w:p>
+          <w:p>
+            <w:r>
+              <w:rPr>
+                <w:rFonts w:ascii="Consolas" w:cs="Consolas" w:eastAsia="Consolas" w:hAnsi="Consolas"/>
+                <w:sz w:val="18"/>
+                <w:szCs w:val="18"/>
+              </w:rPr>
+              <w:t xml:space="preserve">  --query 'Environment.Variables' --output table</w:t>
+            </w:r>
+          </w:p>
+        </w:tc>
+      </w:tr>
+    </w:tbl>
+    <w:p>
+      <w:pPr>
+        <w:spacing w:before="40" w:after="40"/>
+      </w:pPr>
+      <w:r>
+        <w:t xml:space="preserve"/>
+      </w:r>
+    </w:p>
+    <w:p>
+      <w:pPr>
+        <w:pStyle w:val="Heading2"/>
+      </w:pPr>
+      <w:r>
+        <w:rPr>
+          <w:rFonts w:ascii="BIZ UDPゴシック" w:cs="BIZ UDPゴシック" w:eastAsia="BIZ UDPゴシック" w:hAnsi="BIZ UDPゴシック"/>
+          <w:b/>
+          <w:bCs/>
+          <w:sz w:val="24"/>
+          <w:szCs w:val="24"/>
+        </w:rPr>
+        <w:t xml:space="preserve">■ 切り戻し後の確認</w:t>
+      </w:r>
+    </w:p>
+    <w:tbl>
+      <w:tblPr>
+        <w:tblW w:type="dxa" w:w="9000"/>
+        <w:tblBorders>
+          <w:top w:val="single" w:color="auto" w:sz="4"/>
+          <w:left w:val="single" w:color="auto" w:sz="4"/>
+          <w:bottom w:val="single" w:color="auto" w:sz="4"/>
+          <w:right w:val="single" w:color="auto" w:sz="4"/>
+          <w:insideH w:val="single" w:color="auto" w:sz="4"/>
+          <w:insideV w:val="single" w:color="auto" w:sz="4"/>
+        </w:tblBorders>
+      </w:tblPr>
+      <w:tblGrid>
+        <w:gridCol w:w="500"/>
+        <w:gridCol w:w="4500"/>
+        <w:gridCol w:w="4000"/>
+      </w:tblGrid>
+      <w:tr>
+        <w:trPr>
+          <w:cantSplit/>
+        </w:trPr>
+        <w:tc>
+          <w:tcPr>
+            <w:tcW w:type="dxa" w:w="500"/>
+            <w:tcBorders>
+              <w:top w:val="single" w:color="CCCCCC" w:sz="4"/>
+              <w:left w:val="single" w:color="CCCCCC" w:sz="4"/>
+              <w:bottom w:val="single" w:color="CCCCCC" w:sz="4"/>
+              <w:right w:val="single" w:color="CCCCCC" w:sz="4"/>
+            </w:tcBorders>
+            <w:shd w:fill="F5F5F5" w:val="clear"/>
+            <w:tcMar>
+              <w:top w:type="dxa" w:w="60"/>
+              <w:left w:type="dxa" w:w="100"/>
+              <w:bottom w:type="dxa" w:w="60"/>
+              <w:right w:type="dxa" w:w="100"/>
+            </w:tcMar>
+          </w:tcPr>
+          <w:p>
+            <w:r>
+              <w:rPr>
+                <w:rFonts w:ascii="BIZ UDPゴシック" w:cs="BIZ UDPゴシック" w:eastAsia="BIZ UDPゴシック" w:hAnsi="BIZ UDPゴシック"/>
+                <w:b/>
+                <w:bCs/>
+                <w:color w:val="000000"/>
+                <w:sz w:val="22"/>
+                <w:szCs w:val="22"/>
+              </w:rPr>
+              <w:t xml:space="preserve"/>
+            </w:r>
+          </w:p>
+        </w:tc>
+        <w:tc>
+          <w:tcPr>
+            <w:tcW w:type="dxa" w:w="4500"/>
+            <w:tcBorders>
+              <w:top w:val="single" w:color="CCCCCC" w:sz="4"/>
+              <w:left w:val="single" w:color="CCCCCC" w:sz="4"/>
+              <w:bottom w:val="single" w:color="CCCCCC" w:sz="4"/>
+              <w:right w:val="single" w:color="CCCCCC" w:sz="4"/>
+            </w:tcBorders>
+            <w:shd w:fill="F5F5F5" w:val="clear"/>
+            <w:tcMar>
+              <w:top w:type="dxa" w:w="60"/>
+              <w:left w:type="dxa" w:w="100"/>
+              <w:bottom w:type="dxa" w:w="60"/>
+              <w:right w:type="dxa" w:w="100"/>
+            </w:tcMar>
+          </w:tcPr>
+          <w:p>
+            <w:r>
+              <w:rPr>
+                <w:rFonts w:ascii="BIZ UDPゴシック" w:cs="BIZ UDPゴシック" w:eastAsia="BIZ UDPゴシック" w:hAnsi="BIZ UDPゴシック"/>
+                <w:b/>
+                <w:bCs/>
+                <w:color w:val="000000"/>
+                <w:sz w:val="22"/>
+                <w:szCs w:val="22"/>
+              </w:rPr>
+              <w:t xml:space="preserve">確認コマンド</w:t>
+            </w:r>
+          </w:p>
+        </w:tc>
+        <w:tc>
+          <w:tcPr>
+            <w:tcW w:type="dxa" w:w="4000"/>
+            <w:tcBorders>
+              <w:top w:val="single" w:color="CCCCCC" w:sz="4"/>
+              <w:left w:val="single" w:color="CCCCCC" w:sz="4"/>
+              <w:bottom w:val="single" w:color="CCCCCC" w:sz="4"/>
+              <w:right w:val="single" w:color="CCCCCC" w:sz="4"/>
+            </w:tcBorders>
+            <w:shd w:fill="F5F5F5" w:val="clear"/>
+            <w:tcMar>
+              <w:top w:type="dxa" w:w="60"/>
+              <w:left w:type="dxa" w:w="100"/>
+              <w:bottom w:type="dxa" w:w="60"/>
+              <w:right w:type="dxa" w:w="100"/>
+            </w:tcMar>
+          </w:tcPr>
+          <w:p>
+            <w:r>
+              <w:rPr>
+                <w:rFonts w:ascii="BIZ UDPゴシック" w:cs="BIZ UDPゴシック" w:eastAsia="BIZ UDPゴシック" w:hAnsi="BIZ UDPゴシック"/>
+                <w:b/>
+                <w:bCs/>
+                <w:color w:val="000000"/>
+                <w:sz w:val="22"/>
+                <w:szCs w:val="22"/>
+              </w:rPr>
+              <w:t xml:space="preserve">期待するレスポンス</w:t>
+            </w:r>
+          </w:p>
+        </w:tc>
+      </w:tr>
+      <w:tr>
+        <w:trPr>
+          <w:cantSplit/>
+        </w:trPr>
+        <w:tc>
+          <w:tcPr>
+            <w:tcW w:type="dxa" w:w="500"/>
+            <w:tcBorders>
+              <w:top w:val="single" w:color="CCCCCC" w:sz="4"/>
+              <w:left w:val="single" w:color="CCCCCC" w:sz="4"/>
+              <w:bottom w:val="single" w:color="CCCCCC" w:sz="4"/>
+              <w:right w:val="single" w:color="CCCCCC" w:sz="4"/>
+            </w:tcBorders>
+            <w:shd w:fill="FFFFFF" w:val="clear"/>
+            <w:tcMar>
+              <w:top w:type="dxa" w:w="60"/>
+              <w:left w:type="dxa" w:w="100"/>
+              <w:bottom w:type="dxa" w:w="60"/>
+              <w:right w:type="dxa" w:w="100"/>
+            </w:tcMar>
+          </w:tcPr>
+          <w:p>
+            <w:r>
+              <w:rPr>
+                <w:rFonts w:ascii="BIZ UDPゴシック" w:cs="BIZ UDPゴシック" w:eastAsia="BIZ UDPゴシック" w:hAnsi="BIZ UDPゴシック"/>
+                <w:b w:val="false"/>
+                <w:bCs w:val="false"/>
+                <w:color w:val="000000"/>
+                <w:sz w:val="22"/>
+                <w:szCs w:val="22"/>
+              </w:rPr>
+              <w:t xml:space="preserve">1</w:t>
+            </w:r>
+          </w:p>
+        </w:tc>
+        <w:tc>
+          <w:tcPr>
+            <w:tcW w:type="dxa" w:w="4500"/>
+            <w:tcBorders>
+              <w:top w:val="single" w:color="CCCCCC" w:sz="4"/>
+              <w:left w:val="single" w:color="CCCCCC" w:sz="4"/>
+              <w:bottom w:val="single" w:color="CCCCCC" w:sz="4"/>
+              <w:right w:val="single" w:color="CCCCCC" w:sz="4"/>
+            </w:tcBorders>
+            <w:shd w:fill="FFFFFF" w:val="clear"/>
+            <w:tcMar>
+              <w:top w:type="dxa" w:w="60"/>
+              <w:left w:type="dxa" w:w="100"/>
+              <w:bottom w:type="dxa" w:w="60"/>
+              <w:right w:type="dxa" w:w="100"/>
+            </w:tcMar>
+          </w:tcPr>
+          <w:p>
+            <w:r>
+              <w:rPr>
+                <w:rFonts w:ascii="BIZ UDPゴシック" w:cs="BIZ UDPゴシック" w:eastAsia="BIZ UDPゴシック" w:hAnsi="BIZ UDPゴシック"/>
+                <w:b w:val="false"/>
+                <w:bCs w:val="false"/>
+                <w:color w:val="000000"/>
+                <w:sz w:val="22"/>
+                <w:szCs w:val="22"/>
+              </w:rPr>
+              <w:t xml:space="preserve">aws lambda get-function-configuration ... --query 'Environment.Variables' --output table</w:t>
+            </w:r>
+          </w:p>
+        </w:tc>
+        <w:tc>
+          <w:tcPr>
+            <w:tcW w:type="dxa" w:w="4000"/>
+            <w:tcBorders>
+              <w:top w:val="single" w:color="CCCCCC" w:sz="4"/>
+              <w:left w:val="single" w:color="CCCCCC" w:sz="4"/>
+              <w:bottom w:val="single" w:color="CCCCCC" w:sz="4"/>
+              <w:right w:val="single" w:color="CCCCCC" w:sz="4"/>
+            </w:tcBorders>
+            <w:shd w:fill="FFFFFF" w:val="clear"/>
+            <w:tcMar>
+              <w:top w:type="dxa" w:w="60"/>
+              <w:left w:type="dxa" w:w="100"/>
+              <w:bottom w:type="dxa" w:w="60"/>
+              <w:right w:type="dxa" w:w="100"/>
+            </w:tcMar>
+          </w:tcPr>
+          <w:p>
+            <w:r>
+              <w:rPr>
+                <w:rFonts w:ascii="BIZ UDPゴシック" w:cs="BIZ UDPゴシック" w:eastAsia="BIZ UDPゴシック" w:hAnsi="BIZ UDPゴシック"/>
+                <w:b w:val="false"/>
+                <w:bCs w:val="false"/>
+                <w:color w:val="000000"/>
+                <w:sz w:val="22"/>
+                <w:szCs w:val="22"/>
+              </w:rPr>
+              <w:t xml:space="preserve">DB_KASUMI = prd/Replica_Kasumi（_RO なし）になっていること</w:t>
+            </w:r>
+          </w:p>
+        </w:tc>
+      </w:tr>
+      <w:tr>
+        <w:trPr>
+          <w:cantSplit/>
+        </w:trPr>
+        <w:tc>
+          <w:tcPr>
+            <w:tcW w:type="dxa" w:w="500"/>
+            <w:tcBorders>
+              <w:top w:val="single" w:color="CCCCCC" w:sz="4"/>
+              <w:left w:val="single" w:color="CCCCCC" w:sz="4"/>
+              <w:bottom w:val="single" w:color="CCCCCC" w:sz="4"/>
+              <w:right w:val="single" w:color="CCCCCC" w:sz="4"/>
+            </w:tcBorders>
+            <w:shd w:fill="FFFFFF" w:val="clear"/>
+            <w:tcMar>
+              <w:top w:type="dxa" w:w="60"/>
+              <w:left w:type="dxa" w:w="100"/>
+              <w:bottom w:type="dxa" w:w="60"/>
+              <w:right w:type="dxa" w:w="100"/>
+            </w:tcMar>
+          </w:tcPr>
+          <w:p>
+            <w:r>
+              <w:rPr>
+                <w:rFonts w:ascii="BIZ UDPゴシック" w:cs="BIZ UDPゴシック" w:eastAsia="BIZ UDPゴシック" w:hAnsi="BIZ UDPゴシック"/>
+                <w:b w:val="false"/>
+                <w:bCs w:val="false"/>
+                <w:color w:val="000000"/>
+                <w:sz w:val="22"/>
+                <w:szCs w:val="22"/>
+              </w:rPr>
+              <w:t xml:space="preserve">2</w:t>
+            </w:r>
+          </w:p>
+        </w:tc>
+        <w:tc>
+          <w:tcPr>
+            <w:tcW w:type="dxa" w:w="4500"/>
+            <w:tcBorders>
+              <w:top w:val="single" w:color="CCCCCC" w:sz="4"/>
+              <w:left w:val="single" w:color="CCCCCC" w:sz="4"/>
+              <w:bottom w:val="single" w:color="CCCCCC" w:sz="4"/>
+              <w:right w:val="single" w:color="CCCCCC" w:sz="4"/>
+            </w:tcBorders>
+            <w:shd w:fill="FFFFFF" w:val="clear"/>
+            <w:tcMar>
+              <w:top w:type="dxa" w:w="60"/>
+              <w:left w:type="dxa" w:w="100"/>
+              <w:bottom w:type="dxa" w:w="60"/>
+              <w:right w:type="dxa" w:w="100"/>
+            </w:tcMar>
+          </w:tcPr>
+          <w:p>
+            <w:r>
+              <w:rPr>
+                <w:rFonts w:ascii="BIZ UDPゴシック" w:cs="BIZ UDPゴシック" w:eastAsia="BIZ UDPゴシック" w:hAnsi="BIZ UDPゴシック"/>
+                <w:b w:val="false"/>
+                <w:bCs w:val="false"/>
+                <w:color w:val="000000"/>
+                <w:sz w:val="22"/>
+                <w:szCs w:val="22"/>
+              </w:rPr>
+              <w:t xml:space="preserve">翌朝 JST 05:30 以降に logs filter-log-events で Connected ログを確認</w:t>
+            </w:r>
+          </w:p>
+        </w:tc>
+        <w:tc>
+          <w:tcPr>
+            <w:tcW w:type="dxa" w:w="4000"/>
+            <w:tcBorders>
+              <w:top w:val="single" w:color="CCCCCC" w:sz="4"/>
+              <w:left w:val="single" w:color="CCCCCC" w:sz="4"/>
+              <w:bottom w:val="single" w:color="CCCCCC" w:sz="4"/>
+              <w:right w:val="single" w:color="CCCCCC" w:sz="4"/>
+            </w:tcBorders>
+            <w:shd w:fill="FFFFFF" w:val="clear"/>
+            <w:tcMar>
+              <w:top w:type="dxa" w:w="60"/>
+              <w:left w:type="dxa" w:w="100"/>
+              <w:bottom w:type="dxa" w:w="60"/>
+              <w:right w:type="dxa" w:w="100"/>
+            </w:tcMar>
+          </w:tcPr>
+          <w:p>
+            <w:r>
+              <w:rPr>
+                <w:rFonts w:ascii="BIZ UDPゴシック" w:cs="BIZ UDPゴシック" w:eastAsia="BIZ UDPゴシック" w:hAnsi="BIZ UDPゴシック"/>
+                <w:b w:val="false"/>
+                <w:bCs w:val="false"/>
+                <w:color w:val="000000"/>
+                <w:sz w:val="22"/>
+                <w:szCs w:val="22"/>
+              </w:rPr>
+              <w:t xml:space="preserve">✅ Connected to DB! と全店舗の ✅ Uploaded: が出力されていること</w:t>
+            </w:r>
+          </w:p>
+        </w:tc>
+      </w:tr>
+      <w:tr>
+        <w:trPr>
+          <w:cantSplit/>
+        </w:trPr>
+        <w:tc>
+          <w:tcPr>
+            <w:tcW w:type="dxa" w:w="500"/>
+            <w:tcBorders>
+              <w:top w:val="single" w:color="CCCCCC" w:sz="4"/>
+              <w:left w:val="single" w:color="CCCCCC" w:sz="4"/>
+              <w:bottom w:val="single" w:color="CCCCCC" w:sz="4"/>
+              <w:right w:val="single" w:color="CCCCCC" w:sz="4"/>
+            </w:tcBorders>
+            <w:shd w:fill="FFFFFF" w:val="clear"/>
+            <w:tcMar>
+              <w:top w:type="dxa" w:w="60"/>
+              <w:left w:type="dxa" w:w="100"/>
+              <w:bottom w:type="dxa" w:w="60"/>
+              <w:right w:type="dxa" w:w="100"/>
+            </w:tcMar>
+          </w:tcPr>
+          <w:p>
+            <w:r>
+              <w:rPr>
+                <w:rFonts w:ascii="BIZ UDPゴシック" w:cs="BIZ UDPゴシック" w:eastAsia="BIZ UDPゴシック" w:hAnsi="BIZ UDPゴシック"/>
+                <w:b w:val="false"/>
+                <w:bCs w:val="false"/>
+                <w:color w:val="000000"/>
+                <w:sz w:val="22"/>
+                <w:szCs w:val="22"/>
+              </w:rPr>
+              <w:t xml:space="preserve">3</w:t>
+            </w:r>
+          </w:p>
+        </w:tc>
+        <w:tc>
+          <w:tcPr>
+            <w:tcW w:type="dxa" w:w="4500"/>
+            <w:tcBorders>
+              <w:top w:val="single" w:color="CCCCCC" w:sz="4"/>
+              <w:left w:val="single" w:color="CCCCCC" w:sz="4"/>
+              <w:bottom w:val="single" w:color="CCCCCC" w:sz="4"/>
+              <w:right w:val="single" w:color="CCCCCC" w:sz="4"/>
+            </w:tcBorders>
+            <w:shd w:fill="FFFFFF" w:val="clear"/>
+            <w:tcMar>
+              <w:top w:type="dxa" w:w="60"/>
+              <w:left w:type="dxa" w:w="100"/>
+              <w:bottom w:type="dxa" w:w="60"/>
+              <w:right w:type="dxa" w:w="100"/>
+            </w:tcMar>
+          </w:tcPr>
+          <w:p>
+            <w:r>
+              <w:rPr>
+                <w:rFonts w:ascii="BIZ UDPゴシック" w:cs="BIZ UDPゴシック" w:eastAsia="BIZ UDPゴシック" w:hAnsi="BIZ UDPゴシック"/>
+                <w:b w:val="false"/>
+                <w:bCs w:val="false"/>
+                <w:color w:val="000000"/>
+                <w:sz w:val="22"/>
+                <w:szCs w:val="22"/>
+              </w:rPr>
+              <w:t xml:space="preserve">for store in 0218 0253 0343 でS3のENDEXPORTファイルを確認</w:t>
+            </w:r>
+          </w:p>
+        </w:tc>
+        <w:tc>
+          <w:tcPr>
+            <w:tcW w:type="dxa" w:w="4000"/>
+            <w:tcBorders>
+              <w:top w:val="single" w:color="CCCCCC" w:sz="4"/>
+              <w:left w:val="single" w:color="CCCCCC" w:sz="4"/>
+              <w:bottom w:val="single" w:color="CCCCCC" w:sz="4"/>
+              <w:right w:val="single" w:color="CCCCCC" w:sz="4"/>
+            </w:tcBorders>
+            <w:shd w:fill="FFFFFF" w:val="clear"/>
+            <w:tcMar>
+              <w:top w:type="dxa" w:w="60"/>
+              <w:left w:type="dxa" w:w="100"/>
+              <w:bottom w:type="dxa" w:w="60"/>
+              <w:right w:type="dxa" w:w="100"/>
+            </w:tcMar>
+          </w:tcPr>
+          <w:p>
+            <w:r>
+              <w:rPr>
+                <w:rFonts w:ascii="BIZ UDPゴシック" w:cs="BIZ UDPゴシック" w:eastAsia="BIZ UDPゴシック" w:hAnsi="BIZ UDPゴシック"/>
+                <w:b w:val="false"/>
+                <w:bCs w:val="false"/>
+                <w:color w:val="000000"/>
+                <w:sz w:val="22"/>
+                <w:szCs w:val="22"/>
+              </w:rPr>
+              <w:t xml:space="preserve">3店舗分のファイルが当日付で存在すること</w:t>
+            </w:r>
+          </w:p>
+        </w:tc>
+      </w:tr>
+    </w:tbl>
+    <w:p>
+      <w:pPr>
+        <w:spacing w:before="60" w:after="60"/>
+      </w:pPr>
+      <w:r>
+        <w:rPr>
+          <w:rFonts w:ascii="BIZ UDPゴシック" w:cs="BIZ UDPゴシック" w:eastAsia="BIZ UDPゴシック" w:hAnsi="BIZ UDPゴシック"/>
+          <w:color w:val="595959"/>
+          <w:sz w:val="20"/>
+          <w:szCs w:val="20"/>
+        </w:rPr>
+        <w:t xml:space="preserve">※ 切り戻し後に正常動作が確認できた場合は Thanh Nguyên に報告し、再変更のタイミングを相談する</w:t>
+      </w:r>
+    </w:p>
+    <w:p>
+      <w:pPr>
+        <w:pStyle w:val="Heading1"/>
+      </w:pPr>
+      <w:r>
+        <w:rPr>
+          <w:rFonts w:ascii="BIZ UDPゴシック" w:cs="BIZ UDPゴシック" w:eastAsia="BIZ UDPゴシック" w:hAnsi="BIZ UDPゴシック"/>
+          <w:b/>
+          <w:bCs/>
+          <w:sz w:val="32"/>
+          <w:szCs w:val="32"/>
+        </w:rPr>
+        <w:t xml:space="preserve">7. 変更後 Writer/Reader 分離の完成形</w:t>
       </w:r>
     </w:p>
     <w:tbl>

--- a/40_AWS/04_修正依頼/20260308_create-file-end-for-night_DB接続先変更.docx
+++ b/40_AWS/04_修正依頼/20260308_create-file-end-for-night_DB接続先変更.docx
@@ -418,7 +418,7 @@
                 <w:sz w:val="22"/>
                 <w:szCs w:val="22"/>
               </w:rPr>
-              <w:t xml:space="preserve">1.0</w:t>
+              <w:t xml:space="preserve">1.1</w:t>
             </w:r>
           </w:p>
         </w:tc>
@@ -836,7 +836,1136 @@
           </w:p>
         </w:tc>
       </w:tr>
+      <w:tr>
+        <w:trPr>
+          <w:cantSplit/>
+        </w:trPr>
+        <w:tc>
+          <w:tcPr>
+            <w:tcW w:type="dxa" w:w="800"/>
+            <w:tcBorders>
+              <w:top w:val="single" w:color="CCCCCC" w:sz="4"/>
+              <w:left w:val="single" w:color="CCCCCC" w:sz="4"/>
+              <w:bottom w:val="single" w:color="CCCCCC" w:sz="4"/>
+              <w:right w:val="single" w:color="CCCCCC" w:sz="4"/>
+            </w:tcBorders>
+            <w:shd w:fill="FFFFFF" w:val="clear"/>
+            <w:tcMar>
+              <w:top w:type="dxa" w:w="60"/>
+              <w:left w:type="dxa" w:w="100"/>
+              <w:bottom w:type="dxa" w:w="60"/>
+              <w:right w:type="dxa" w:w="100"/>
+            </w:tcMar>
+          </w:tcPr>
+          <w:p>
+            <w:r>
+              <w:rPr>
+                <w:rFonts w:ascii="BIZ UDPゴシック" w:cs="BIZ UDPゴシック" w:eastAsia="BIZ UDPゴシック" w:hAnsi="BIZ UDPゴシック"/>
+                <w:b w:val="false"/>
+                <w:bCs w:val="false"/>
+                <w:color w:val="000000"/>
+                <w:sz w:val="22"/>
+                <w:szCs w:val="22"/>
+              </w:rPr>
+              <w:t xml:space="preserve">1.1</w:t>
+            </w:r>
+          </w:p>
+        </w:tc>
+        <w:tc>
+          <w:tcPr>
+            <w:tcW w:type="dxa" w:w="1600"/>
+            <w:tcBorders>
+              <w:top w:val="single" w:color="CCCCCC" w:sz="4"/>
+              <w:left w:val="single" w:color="CCCCCC" w:sz="4"/>
+              <w:bottom w:val="single" w:color="CCCCCC" w:sz="4"/>
+              <w:right w:val="single" w:color="CCCCCC" w:sz="4"/>
+            </w:tcBorders>
+            <w:shd w:fill="FFFFFF" w:val="clear"/>
+            <w:tcMar>
+              <w:top w:type="dxa" w:w="60"/>
+              <w:left w:type="dxa" w:w="100"/>
+              <w:bottom w:type="dxa" w:w="60"/>
+              <w:right w:type="dxa" w:w="100"/>
+            </w:tcMar>
+          </w:tcPr>
+          <w:p>
+            <w:r>
+              <w:rPr>
+                <w:rFonts w:ascii="BIZ UDPゴシック" w:cs="BIZ UDPゴシック" w:eastAsia="BIZ UDPゴシック" w:hAnsi="BIZ UDPゴシック"/>
+                <w:b w:val="false"/>
+                <w:bCs w:val="false"/>
+                <w:color w:val="000000"/>
+                <w:sz w:val="22"/>
+                <w:szCs w:val="22"/>
+              </w:rPr>
+              <w:t xml:space="preserve">2026-03-08</w:t>
+            </w:r>
+          </w:p>
+        </w:tc>
+        <w:tc>
+          <w:tcPr>
+            <w:tcW w:type="dxa" w:w="2000"/>
+            <w:tcBorders>
+              <w:top w:val="single" w:color="CCCCCC" w:sz="4"/>
+              <w:left w:val="single" w:color="CCCCCC" w:sz="4"/>
+              <w:bottom w:val="single" w:color="CCCCCC" w:sz="4"/>
+              <w:right w:val="single" w:color="CCCCCC" w:sz="4"/>
+            </w:tcBorders>
+            <w:shd w:fill="FFFFFF" w:val="clear"/>
+            <w:tcMar>
+              <w:top w:type="dxa" w:w="60"/>
+              <w:left w:type="dxa" w:w="100"/>
+              <w:bottom w:type="dxa" w:w="60"/>
+              <w:right w:type="dxa" w:w="100"/>
+            </w:tcMar>
+          </w:tcPr>
+          <w:p>
+            <w:r>
+              <w:rPr>
+                <w:rFonts w:ascii="BIZ UDPゴシック" w:cs="BIZ UDPゴシック" w:eastAsia="BIZ UDPゴシック" w:hAnsi="BIZ UDPゴシック"/>
+                <w:b w:val="false"/>
+                <w:bCs w:val="false"/>
+                <w:color w:val="000000"/>
+                <w:sz w:val="22"/>
+                <w:szCs w:val="22"/>
+              </w:rPr>
+              <w:t xml:space="preserve">Thanh Nguyên</w:t>
+            </w:r>
+          </w:p>
+        </w:tc>
+        <w:tc>
+          <w:tcPr>
+            <w:tcW w:type="dxa" w:w="4600"/>
+            <w:tcBorders>
+              <w:top w:val="single" w:color="CCCCCC" w:sz="4"/>
+              <w:left w:val="single" w:color="CCCCCC" w:sz="4"/>
+              <w:bottom w:val="single" w:color="CCCCCC" w:sz="4"/>
+              <w:right w:val="single" w:color="CCCCCC" w:sz="4"/>
+            </w:tcBorders>
+            <w:shd w:fill="FFFFFF" w:val="clear"/>
+            <w:tcMar>
+              <w:top w:type="dxa" w:w="60"/>
+              <w:left w:type="dxa" w:w="100"/>
+              <w:bottom w:type="dxa" w:w="60"/>
+              <w:right w:type="dxa" w:w="100"/>
+            </w:tcMar>
+          </w:tcPr>
+          <w:p>
+            <w:r>
+              <w:rPr>
+                <w:rFonts w:ascii="BIZ UDPゴシック" w:cs="BIZ UDPゴシック" w:eastAsia="BIZ UDPゴシック" w:hAnsi="BIZ UDPゴシック"/>
+                <w:b w:val="false"/>
+                <w:bCs w:val="false"/>
+                <w:color w:val="000000"/>
+                <w:sz w:val="22"/>
+                <w:szCs w:val="22"/>
+              </w:rPr>
+              <w:t xml:space="preserve">顧客実施判断確認セクション（第0章）を追加</w:t>
+            </w:r>
+          </w:p>
+        </w:tc>
+      </w:tr>
     </w:tbl>
+    <w:p>
+      <w:pPr>
+        <w:pStyle w:val="Heading1"/>
+      </w:pPr>
+      <w:r>
+        <w:rPr>
+          <w:rFonts w:ascii="BIZ UDPゴシック" w:cs="BIZ UDPゴシック" w:eastAsia="BIZ UDPゴシック" w:hAnsi="BIZ UDPゴシック"/>
+          <w:b/>
+          <w:bCs/>
+          <w:sz w:val="32"/>
+          <w:szCs w:val="32"/>
+        </w:rPr>
+        <w:t xml:space="preserve">0. 実施判断のご確認（顧客向け）</w:t>
+      </w:r>
+    </w:p>
+    <w:p>
+      <w:pPr>
+        <w:spacing w:before="60" w:after="60"/>
+      </w:pPr>
+      <w:r>
+        <w:rPr>
+          <w:rFonts w:ascii="BIZ UDPゴシック" w:cs="BIZ UDPゴシック" w:eastAsia="BIZ UDPゴシック" w:hAnsi="BIZ UDPゴシック"/>
+          <w:sz w:val="22"/>
+          <w:szCs w:val="22"/>
+        </w:rPr>
+        <w:t xml:space="preserve">本改修の実施にあたり、以下の内容をご確認のうえ、実施可否をご判断ください。</w:t>
+      </w:r>
+    </w:p>
+    <w:p>
+      <w:pPr>
+        <w:spacing w:before="40" w:after="40"/>
+      </w:pPr>
+      <w:r>
+        <w:t xml:space="preserve"/>
+      </w:r>
+    </w:p>
+    <w:p>
+      <w:pPr>
+        <w:pStyle w:val="Heading2"/>
+      </w:pPr>
+      <w:r>
+        <w:rPr>
+          <w:rFonts w:ascii="BIZ UDPゴシック" w:cs="BIZ UDPゴシック" w:eastAsia="BIZ UDPゴシック" w:hAnsi="BIZ UDPゴシック"/>
+          <w:b/>
+          <w:bCs/>
+          <w:sz w:val="24"/>
+          <w:szCs w:val="24"/>
+        </w:rPr>
+        <w:t xml:space="preserve">■ 変更内容と影響範囲</w:t>
+      </w:r>
+    </w:p>
+    <w:tbl>
+      <w:tblPr>
+        <w:tblW w:type="dxa" w:w="9000"/>
+        <w:tblBorders>
+          <w:top w:val="single" w:color="auto" w:sz="4"/>
+          <w:left w:val="single" w:color="auto" w:sz="4"/>
+          <w:bottom w:val="single" w:color="auto" w:sz="4"/>
+          <w:right w:val="single" w:color="auto" w:sz="4"/>
+          <w:insideH w:val="single" w:color="auto" w:sz="4"/>
+          <w:insideV w:val="single" w:color="auto" w:sz="4"/>
+        </w:tblBorders>
+      </w:tblPr>
+      <w:tblGrid>
+        <w:gridCol w:w="2400"/>
+        <w:gridCol w:w="6600"/>
+      </w:tblGrid>
+      <w:tr>
+        <w:trPr>
+          <w:cantSplit/>
+        </w:trPr>
+        <w:tc>
+          <w:tcPr>
+            <w:tcW w:type="dxa" w:w="2400"/>
+            <w:tcBorders>
+              <w:top w:val="single" w:color="CCCCCC" w:sz="4"/>
+              <w:left w:val="single" w:color="CCCCCC" w:sz="4"/>
+              <w:bottom w:val="single" w:color="CCCCCC" w:sz="4"/>
+              <w:right w:val="single" w:color="CCCCCC" w:sz="4"/>
+            </w:tcBorders>
+            <w:shd w:fill="F5F5F5" w:val="clear"/>
+            <w:tcMar>
+              <w:top w:type="dxa" w:w="60"/>
+              <w:left w:type="dxa" w:w="100"/>
+              <w:bottom w:type="dxa" w:w="60"/>
+              <w:right w:type="dxa" w:w="100"/>
+            </w:tcMar>
+          </w:tcPr>
+          <w:p>
+            <w:r>
+              <w:rPr>
+                <w:rFonts w:ascii="BIZ UDPゴシック" w:cs="BIZ UDPゴシック" w:eastAsia="BIZ UDPゴシック" w:hAnsi="BIZ UDPゴシック"/>
+                <w:b/>
+                <w:bCs/>
+                <w:color w:val="000000"/>
+                <w:sz w:val="22"/>
+                <w:szCs w:val="22"/>
+              </w:rPr>
+              <w:t xml:space="preserve">項目</w:t>
+            </w:r>
+          </w:p>
+        </w:tc>
+        <w:tc>
+          <w:tcPr>
+            <w:tcW w:type="dxa" w:w="6600"/>
+            <w:tcBorders>
+              <w:top w:val="single" w:color="CCCCCC" w:sz="4"/>
+              <w:left w:val="single" w:color="CCCCCC" w:sz="4"/>
+              <w:bottom w:val="single" w:color="CCCCCC" w:sz="4"/>
+              <w:right w:val="single" w:color="CCCCCC" w:sz="4"/>
+            </w:tcBorders>
+            <w:shd w:fill="F5F5F5" w:val="clear"/>
+            <w:tcMar>
+              <w:top w:type="dxa" w:w="60"/>
+              <w:left w:type="dxa" w:w="100"/>
+              <w:bottom w:type="dxa" w:w="60"/>
+              <w:right w:type="dxa" w:w="100"/>
+            </w:tcMar>
+          </w:tcPr>
+          <w:p>
+            <w:r>
+              <w:rPr>
+                <w:rFonts w:ascii="BIZ UDPゴシック" w:cs="BIZ UDPゴシック" w:eastAsia="BIZ UDPゴシック" w:hAnsi="BIZ UDPゴシック"/>
+                <w:b/>
+                <w:bCs/>
+                <w:color w:val="000000"/>
+                <w:sz w:val="22"/>
+                <w:szCs w:val="22"/>
+              </w:rPr>
+              <w:t xml:space="preserve">内容</w:t>
+            </w:r>
+          </w:p>
+        </w:tc>
+      </w:tr>
+      <w:tr>
+        <w:trPr>
+          <w:cantSplit/>
+        </w:trPr>
+        <w:tc>
+          <w:tcPr>
+            <w:tcW w:type="dxa" w:w="2400"/>
+            <w:tcBorders>
+              <w:top w:val="single" w:color="CCCCCC" w:sz="4"/>
+              <w:left w:val="single" w:color="CCCCCC" w:sz="4"/>
+              <w:bottom w:val="single" w:color="CCCCCC" w:sz="4"/>
+              <w:right w:val="single" w:color="CCCCCC" w:sz="4"/>
+            </w:tcBorders>
+            <w:shd w:fill="F5F5F5" w:val="clear"/>
+            <w:tcMar>
+              <w:top w:type="dxa" w:w="60"/>
+              <w:left w:type="dxa" w:w="100"/>
+              <w:bottom w:type="dxa" w:w="60"/>
+              <w:right w:type="dxa" w:w="100"/>
+            </w:tcMar>
+          </w:tcPr>
+          <w:p>
+            <w:r>
+              <w:rPr>
+                <w:rFonts w:ascii="BIZ UDPゴシック" w:cs="BIZ UDPゴシック" w:eastAsia="BIZ UDPゴシック" w:hAnsi="BIZ UDPゴシック"/>
+                <w:b/>
+                <w:bCs/>
+                <w:color w:val="000000"/>
+                <w:sz w:val="22"/>
+                <w:szCs w:val="22"/>
+              </w:rPr>
+              <w:t xml:space="preserve">変更対象</w:t>
+            </w:r>
+          </w:p>
+        </w:tc>
+        <w:tc>
+          <w:tcPr>
+            <w:tcW w:type="dxa" w:w="6600"/>
+            <w:tcBorders>
+              <w:top w:val="single" w:color="CCCCCC" w:sz="4"/>
+              <w:left w:val="single" w:color="CCCCCC" w:sz="4"/>
+              <w:bottom w:val="single" w:color="CCCCCC" w:sz="4"/>
+              <w:right w:val="single" w:color="CCCCCC" w:sz="4"/>
+            </w:tcBorders>
+            <w:shd w:fill="FFFFFF" w:val="clear"/>
+            <w:tcMar>
+              <w:top w:type="dxa" w:w="60"/>
+              <w:left w:type="dxa" w:w="100"/>
+              <w:bottom w:type="dxa" w:w="60"/>
+              <w:right w:type="dxa" w:w="100"/>
+            </w:tcMar>
+          </w:tcPr>
+          <w:p>
+            <w:r>
+              <w:rPr>
+                <w:rFonts w:ascii="BIZ UDPゴシック" w:cs="BIZ UDPゴシック" w:eastAsia="BIZ UDPゴシック" w:hAnsi="BIZ UDPゴシック"/>
+                <w:b w:val="false"/>
+                <w:bCs w:val="false"/>
+                <w:color w:val="000000"/>
+                <w:sz w:val="22"/>
+                <w:szCs w:val="22"/>
+              </w:rPr>
+              <w:t xml:space="preserve">Lambda 環境変数 DB_KASUMI の接続先をWriterエンドポイント → Readerエンドポイントに変更</w:t>
+            </w:r>
+          </w:p>
+        </w:tc>
+      </w:tr>
+      <w:tr>
+        <w:trPr>
+          <w:cantSplit/>
+        </w:trPr>
+        <w:tc>
+          <w:tcPr>
+            <w:tcW w:type="dxa" w:w="2400"/>
+            <w:tcBorders>
+              <w:top w:val="single" w:color="CCCCCC" w:sz="4"/>
+              <w:left w:val="single" w:color="CCCCCC" w:sz="4"/>
+              <w:bottom w:val="single" w:color="CCCCCC" w:sz="4"/>
+              <w:right w:val="single" w:color="CCCCCC" w:sz="4"/>
+            </w:tcBorders>
+            <w:shd w:fill="F5F5F5" w:val="clear"/>
+            <w:tcMar>
+              <w:top w:type="dxa" w:w="60"/>
+              <w:left w:type="dxa" w:w="100"/>
+              <w:bottom w:type="dxa" w:w="60"/>
+              <w:right w:type="dxa" w:w="100"/>
+            </w:tcMar>
+          </w:tcPr>
+          <w:p>
+            <w:r>
+              <w:rPr>
+                <w:rFonts w:ascii="BIZ UDPゴシック" w:cs="BIZ UDPゴシック" w:eastAsia="BIZ UDPゴシック" w:hAnsi="BIZ UDPゴシック"/>
+                <w:b/>
+                <w:bCs/>
+                <w:color w:val="000000"/>
+                <w:sz w:val="22"/>
+                <w:szCs w:val="22"/>
+              </w:rPr>
+              <w:t xml:space="preserve">変更理由</w:t>
+            </w:r>
+          </w:p>
+        </w:tc>
+        <w:tc>
+          <w:tcPr>
+            <w:tcW w:type="dxa" w:w="6600"/>
+            <w:tcBorders>
+              <w:top w:val="single" w:color="CCCCCC" w:sz="4"/>
+              <w:left w:val="single" w:color="CCCCCC" w:sz="4"/>
+              <w:bottom w:val="single" w:color="CCCCCC" w:sz="4"/>
+              <w:right w:val="single" w:color="CCCCCC" w:sz="4"/>
+            </w:tcBorders>
+            <w:shd w:fill="FFFFFF" w:val="clear"/>
+            <w:tcMar>
+              <w:top w:type="dxa" w:w="60"/>
+              <w:left w:type="dxa" w:w="100"/>
+              <w:bottom w:type="dxa" w:w="60"/>
+              <w:right w:type="dxa" w:w="100"/>
+            </w:tcMar>
+          </w:tcPr>
+          <w:p>
+            <w:r>
+              <w:rPr>
+                <w:rFonts w:ascii="BIZ UDPゴシック" w:cs="BIZ UDPゴシック" w:eastAsia="BIZ UDPゴシック" w:hAnsi="BIZ UDPゴシック"/>
+                <w:b w:val="false"/>
+                <w:bCs w:val="false"/>
+                <w:color w:val="000000"/>
+                <w:sz w:val="22"/>
+                <w:szCs w:val="22"/>
+              </w:rPr>
+              <w:t xml:space="preserve">当該Lambda（create-file-end-for-night）はSELECTのみ実行する読み取り専用処理であり、WriterへのDB負荷を分散するためReaderエンドポイントに変更する</w:t>
+            </w:r>
+          </w:p>
+        </w:tc>
+      </w:tr>
+      <w:tr>
+        <w:trPr>
+          <w:cantSplit/>
+        </w:trPr>
+        <w:tc>
+          <w:tcPr>
+            <w:tcW w:type="dxa" w:w="2400"/>
+            <w:tcBorders>
+              <w:top w:val="single" w:color="CCCCCC" w:sz="4"/>
+              <w:left w:val="single" w:color="CCCCCC" w:sz="4"/>
+              <w:bottom w:val="single" w:color="CCCCCC" w:sz="4"/>
+              <w:right w:val="single" w:color="CCCCCC" w:sz="4"/>
+            </w:tcBorders>
+            <w:shd w:fill="F5F5F5" w:val="clear"/>
+            <w:tcMar>
+              <w:top w:type="dxa" w:w="60"/>
+              <w:left w:type="dxa" w:w="100"/>
+              <w:bottom w:type="dxa" w:w="60"/>
+              <w:right w:type="dxa" w:w="100"/>
+            </w:tcMar>
+          </w:tcPr>
+          <w:p>
+            <w:r>
+              <w:rPr>
+                <w:rFonts w:ascii="BIZ UDPゴシック" w:cs="BIZ UDPゴシック" w:eastAsia="BIZ UDPゴシック" w:hAnsi="BIZ UDPゴシック"/>
+                <w:b/>
+                <w:bCs/>
+                <w:color w:val="000000"/>
+                <w:sz w:val="22"/>
+                <w:szCs w:val="22"/>
+              </w:rPr>
+              <w:t xml:space="preserve">DB操作内容</w:t>
+            </w:r>
+          </w:p>
+        </w:tc>
+        <w:tc>
+          <w:tcPr>
+            <w:tcW w:type="dxa" w:w="6600"/>
+            <w:tcBorders>
+              <w:top w:val="single" w:color="CCCCCC" w:sz="4"/>
+              <w:left w:val="single" w:color="CCCCCC" w:sz="4"/>
+              <w:bottom w:val="single" w:color="CCCCCC" w:sz="4"/>
+              <w:right w:val="single" w:color="CCCCCC" w:sz="4"/>
+            </w:tcBorders>
+            <w:shd w:fill="E2EFDA" w:val="clear"/>
+            <w:tcMar>
+              <w:top w:type="dxa" w:w="60"/>
+              <w:left w:type="dxa" w:w="100"/>
+              <w:bottom w:type="dxa" w:w="60"/>
+              <w:right w:type="dxa" w:w="100"/>
+            </w:tcMar>
+          </w:tcPr>
+          <w:p>
+            <w:r>
+              <w:rPr>
+                <w:rFonts w:ascii="BIZ UDPゴシック" w:cs="BIZ UDPゴシック" w:eastAsia="BIZ UDPゴシック" w:hAnsi="BIZ UDPゴシック"/>
+                <w:b w:val="false"/>
+                <w:bCs w:val="false"/>
+                <w:color w:val="000000"/>
+                <w:sz w:val="22"/>
+                <w:szCs w:val="22"/>
+              </w:rPr>
+              <w:t xml:space="preserve">SELECT のみ（INSERT / UPDATE / DELETE なし）。接続先を変更しても処理ロジックへの影響はない。</w:t>
+            </w:r>
+          </w:p>
+        </w:tc>
+      </w:tr>
+      <w:tr>
+        <w:trPr>
+          <w:cantSplit/>
+        </w:trPr>
+        <w:tc>
+          <w:tcPr>
+            <w:tcW w:type="dxa" w:w="2400"/>
+            <w:tcBorders>
+              <w:top w:val="single" w:color="CCCCCC" w:sz="4"/>
+              <w:left w:val="single" w:color="CCCCCC" w:sz="4"/>
+              <w:bottom w:val="single" w:color="CCCCCC" w:sz="4"/>
+              <w:right w:val="single" w:color="CCCCCC" w:sz="4"/>
+            </w:tcBorders>
+            <w:shd w:fill="F5F5F5" w:val="clear"/>
+            <w:tcMar>
+              <w:top w:type="dxa" w:w="60"/>
+              <w:left w:type="dxa" w:w="100"/>
+              <w:bottom w:type="dxa" w:w="60"/>
+              <w:right w:type="dxa" w:w="100"/>
+            </w:tcMar>
+          </w:tcPr>
+          <w:p>
+            <w:r>
+              <w:rPr>
+                <w:rFonts w:ascii="BIZ UDPゴシック" w:cs="BIZ UDPゴシック" w:eastAsia="BIZ UDPゴシック" w:hAnsi="BIZ UDPゴシック"/>
+                <w:b/>
+                <w:bCs/>
+                <w:color w:val="000000"/>
+                <w:sz w:val="22"/>
+                <w:szCs w:val="22"/>
+              </w:rPr>
+              <w:t xml:space="preserve">ダウンタイム</w:t>
+            </w:r>
+          </w:p>
+        </w:tc>
+        <w:tc>
+          <w:tcPr>
+            <w:tcW w:type="dxa" w:w="6600"/>
+            <w:tcBorders>
+              <w:top w:val="single" w:color="CCCCCC" w:sz="4"/>
+              <w:left w:val="single" w:color="CCCCCC" w:sz="4"/>
+              <w:bottom w:val="single" w:color="CCCCCC" w:sz="4"/>
+              <w:right w:val="single" w:color="CCCCCC" w:sz="4"/>
+            </w:tcBorders>
+            <w:shd w:fill="E2EFDA" w:val="clear"/>
+            <w:tcMar>
+              <w:top w:type="dxa" w:w="60"/>
+              <w:left w:type="dxa" w:w="100"/>
+              <w:bottom w:type="dxa" w:w="60"/>
+              <w:right w:type="dxa" w:w="100"/>
+            </w:tcMar>
+          </w:tcPr>
+          <w:p>
+            <w:r>
+              <w:rPr>
+                <w:rFonts w:ascii="BIZ UDPゴシック" w:cs="BIZ UDPゴシック" w:eastAsia="BIZ UDPゴシック" w:hAnsi="BIZ UDPゴシック"/>
+                <w:b w:val="false"/>
+                <w:bCs w:val="false"/>
+                <w:color w:val="000000"/>
+                <w:sz w:val="22"/>
+                <w:szCs w:val="22"/>
+              </w:rPr>
+              <w:t xml:space="preserve">なし。Lambda環境変数の変更のみのため、サービス停止は発生しない。</w:t>
+            </w:r>
+          </w:p>
+        </w:tc>
+      </w:tr>
+      <w:tr>
+        <w:trPr>
+          <w:cantSplit/>
+        </w:trPr>
+        <w:tc>
+          <w:tcPr>
+            <w:tcW w:type="dxa" w:w="2400"/>
+            <w:tcBorders>
+              <w:top w:val="single" w:color="CCCCCC" w:sz="4"/>
+              <w:left w:val="single" w:color="CCCCCC" w:sz="4"/>
+              <w:bottom w:val="single" w:color="CCCCCC" w:sz="4"/>
+              <w:right w:val="single" w:color="CCCCCC" w:sz="4"/>
+            </w:tcBorders>
+            <w:shd w:fill="F5F5F5" w:val="clear"/>
+            <w:tcMar>
+              <w:top w:type="dxa" w:w="60"/>
+              <w:left w:type="dxa" w:w="100"/>
+              <w:bottom w:type="dxa" w:w="60"/>
+              <w:right w:type="dxa" w:w="100"/>
+            </w:tcMar>
+          </w:tcPr>
+          <w:p>
+            <w:r>
+              <w:rPr>
+                <w:rFonts w:ascii="BIZ UDPゴシック" w:cs="BIZ UDPゴシック" w:eastAsia="BIZ UDPゴシック" w:hAnsi="BIZ UDPゴシック"/>
+                <w:b/>
+                <w:bCs/>
+                <w:color w:val="000000"/>
+                <w:sz w:val="22"/>
+                <w:szCs w:val="22"/>
+              </w:rPr>
+              <w:t xml:space="preserve">切り戻し</w:t>
+            </w:r>
+          </w:p>
+        </w:tc>
+        <w:tc>
+          <w:tcPr>
+            <w:tcW w:type="dxa" w:w="6600"/>
+            <w:tcBorders>
+              <w:top w:val="single" w:color="CCCCCC" w:sz="4"/>
+              <w:left w:val="single" w:color="CCCCCC" w:sz="4"/>
+              <w:bottom w:val="single" w:color="CCCCCC" w:sz="4"/>
+              <w:right w:val="single" w:color="CCCCCC" w:sz="4"/>
+            </w:tcBorders>
+            <w:shd w:fill="E2EFDA" w:val="clear"/>
+            <w:tcMar>
+              <w:top w:type="dxa" w:w="60"/>
+              <w:left w:type="dxa" w:w="100"/>
+              <w:bottom w:type="dxa" w:w="60"/>
+              <w:right w:type="dxa" w:w="100"/>
+            </w:tcMar>
+          </w:tcPr>
+          <w:p>
+            <w:r>
+              <w:rPr>
+                <w:rFonts w:ascii="BIZ UDPゴシック" w:cs="BIZ UDPゴシック" w:eastAsia="BIZ UDPゴシック" w:hAnsi="BIZ UDPゴシック"/>
+                <w:b w:val="false"/>
+                <w:bCs w:val="false"/>
+                <w:color w:val="000000"/>
+                <w:sz w:val="22"/>
+                <w:szCs w:val="22"/>
+              </w:rPr>
+              <w:t xml:space="preserve">即時可能。環境変数 DB_KASUMI を元の値（prd/Replica_Kasumi）に戻すだけで完了。</w:t>
+            </w:r>
+          </w:p>
+        </w:tc>
+      </w:tr>
+      <w:tr>
+        <w:trPr>
+          <w:cantSplit/>
+        </w:trPr>
+        <w:tc>
+          <w:tcPr>
+            <w:tcW w:type="dxa" w:w="2400"/>
+            <w:tcBorders>
+              <w:top w:val="single" w:color="CCCCCC" w:sz="4"/>
+              <w:left w:val="single" w:color="CCCCCC" w:sz="4"/>
+              <w:bottom w:val="single" w:color="CCCCCC" w:sz="4"/>
+              <w:right w:val="single" w:color="CCCCCC" w:sz="4"/>
+            </w:tcBorders>
+            <w:shd w:fill="FFF2CC" w:val="clear"/>
+            <w:tcMar>
+              <w:top w:type="dxa" w:w="60"/>
+              <w:left w:type="dxa" w:w="100"/>
+              <w:bottom w:type="dxa" w:w="60"/>
+              <w:right w:type="dxa" w:w="100"/>
+            </w:tcMar>
+          </w:tcPr>
+          <w:p>
+            <w:r>
+              <w:rPr>
+                <w:rFonts w:ascii="BIZ UDPゴシック" w:cs="BIZ UDPゴシック" w:eastAsia="BIZ UDPゴシック" w:hAnsi="BIZ UDPゴシック"/>
+                <w:b/>
+                <w:bCs/>
+                <w:color w:val="000000"/>
+                <w:sz w:val="22"/>
+                <w:szCs w:val="22"/>
+              </w:rPr>
+              <w:t xml:space="preserve">注意事項</w:t>
+            </w:r>
+          </w:p>
+        </w:tc>
+        <w:tc>
+          <w:tcPr>
+            <w:tcW w:type="dxa" w:w="6600"/>
+            <w:tcBorders>
+              <w:top w:val="single" w:color="CCCCCC" w:sz="4"/>
+              <w:left w:val="single" w:color="CCCCCC" w:sz="4"/>
+              <w:bottom w:val="single" w:color="CCCCCC" w:sz="4"/>
+              <w:right w:val="single" w:color="CCCCCC" w:sz="4"/>
+            </w:tcBorders>
+            <w:shd w:fill="FFF2CC" w:val="clear"/>
+            <w:tcMar>
+              <w:top w:type="dxa" w:w="60"/>
+              <w:left w:type="dxa" w:w="100"/>
+              <w:bottom w:type="dxa" w:w="60"/>
+              <w:right w:type="dxa" w:w="100"/>
+            </w:tcMar>
+          </w:tcPr>
+          <w:p>
+            <w:r>
+              <w:rPr>
+                <w:rFonts w:ascii="BIZ UDPゴシック" w:cs="BIZ UDPゴシック" w:eastAsia="BIZ UDPゴシック" w:hAnsi="BIZ UDPゴシック"/>
+                <w:b w:val="false"/>
+                <w:bCs w:val="false"/>
+                <w:color w:val="000000"/>
+                <w:sz w:val="22"/>
+                <w:szCs w:val="22"/>
+              </w:rPr>
+              <w:t xml:space="preserve">変更後はLambdaがReaderエンドポイントに接続するため、AuroraのReaderインスタンスが停止・フェイルオーバー中の場合は接続エラーが発生する可能性がある（通常運用では問題なし）。</w:t>
+            </w:r>
+          </w:p>
+        </w:tc>
+      </w:tr>
+    </w:tbl>
+    <w:p>
+      <w:pPr>
+        <w:spacing w:before="40" w:after="40"/>
+      </w:pPr>
+      <w:r>
+        <w:t xml:space="preserve"/>
+      </w:r>
+    </w:p>
+    <w:p>
+      <w:pPr>
+        <w:pStyle w:val="Heading2"/>
+      </w:pPr>
+      <w:r>
+        <w:rPr>
+          <w:rFonts w:ascii="BIZ UDPゴシック" w:cs="BIZ UDPゴシック" w:eastAsia="BIZ UDPゴシック" w:hAnsi="BIZ UDPゴシック"/>
+          <w:b/>
+          <w:bCs/>
+          <w:sz w:val="24"/>
+          <w:szCs w:val="24"/>
+        </w:rPr>
+        <w:t xml:space="preserve">■ 実施判断チェックリスト</w:t>
+      </w:r>
+    </w:p>
+    <w:tbl>
+      <w:tblPr>
+        <w:tblW w:type="dxa" w:w="9000"/>
+        <w:tblBorders>
+          <w:top w:val="single" w:color="auto" w:sz="4"/>
+          <w:left w:val="single" w:color="auto" w:sz="4"/>
+          <w:bottom w:val="single" w:color="auto" w:sz="4"/>
+          <w:right w:val="single" w:color="auto" w:sz="4"/>
+          <w:insideH w:val="single" w:color="auto" w:sz="4"/>
+          <w:insideV w:val="single" w:color="auto" w:sz="4"/>
+        </w:tblBorders>
+      </w:tblPr>
+      <w:tblGrid>
+        <w:gridCol w:w="600"/>
+        <w:gridCol w:w="6600"/>
+        <w:gridCol w:w="1800"/>
+      </w:tblGrid>
+      <w:tr>
+        <w:trPr>
+          <w:cantSplit/>
+        </w:trPr>
+        <w:tc>
+          <w:tcPr>
+            <w:tcW w:type="dxa" w:w="600"/>
+            <w:tcBorders>
+              <w:top w:val="single" w:color="CCCCCC" w:sz="4"/>
+              <w:left w:val="single" w:color="CCCCCC" w:sz="4"/>
+              <w:bottom w:val="single" w:color="CCCCCC" w:sz="4"/>
+              <w:right w:val="single" w:color="CCCCCC" w:sz="4"/>
+            </w:tcBorders>
+            <w:shd w:fill="F5F5F5" w:val="clear"/>
+            <w:tcMar>
+              <w:top w:type="dxa" w:w="60"/>
+              <w:left w:type="dxa" w:w="100"/>
+              <w:bottom w:type="dxa" w:w="60"/>
+              <w:right w:type="dxa" w:w="100"/>
+            </w:tcMar>
+          </w:tcPr>
+          <w:p>
+            <w:r>
+              <w:rPr>
+                <w:rFonts w:ascii="BIZ UDPゴシック" w:cs="BIZ UDPゴシック" w:eastAsia="BIZ UDPゴシック" w:hAnsi="BIZ UDPゴシック"/>
+                <w:b/>
+                <w:bCs/>
+                <w:color w:val="000000"/>
+                <w:sz w:val="22"/>
+                <w:szCs w:val="22"/>
+              </w:rPr>
+              <w:t xml:space="preserve">No.</w:t>
+            </w:r>
+          </w:p>
+        </w:tc>
+        <w:tc>
+          <w:tcPr>
+            <w:tcW w:type="dxa" w:w="6600"/>
+            <w:tcBorders>
+              <w:top w:val="single" w:color="CCCCCC" w:sz="4"/>
+              <w:left w:val="single" w:color="CCCCCC" w:sz="4"/>
+              <w:bottom w:val="single" w:color="CCCCCC" w:sz="4"/>
+              <w:right w:val="single" w:color="CCCCCC" w:sz="4"/>
+            </w:tcBorders>
+            <w:shd w:fill="F5F5F5" w:val="clear"/>
+            <w:tcMar>
+              <w:top w:type="dxa" w:w="60"/>
+              <w:left w:type="dxa" w:w="100"/>
+              <w:bottom w:type="dxa" w:w="60"/>
+              <w:right w:type="dxa" w:w="100"/>
+            </w:tcMar>
+          </w:tcPr>
+          <w:p>
+            <w:r>
+              <w:rPr>
+                <w:rFonts w:ascii="BIZ UDPゴシック" w:cs="BIZ UDPゴシック" w:eastAsia="BIZ UDPゴシック" w:hAnsi="BIZ UDPゴシック"/>
+                <w:b/>
+                <w:bCs/>
+                <w:color w:val="000000"/>
+                <w:sz w:val="22"/>
+                <w:szCs w:val="22"/>
+              </w:rPr>
+              <w:t xml:space="preserve">確認事項</w:t>
+            </w:r>
+          </w:p>
+        </w:tc>
+        <w:tc>
+          <w:tcPr>
+            <w:tcW w:type="dxa" w:w="1800"/>
+            <w:tcBorders>
+              <w:top w:val="single" w:color="CCCCCC" w:sz="4"/>
+              <w:left w:val="single" w:color="CCCCCC" w:sz="4"/>
+              <w:bottom w:val="single" w:color="CCCCCC" w:sz="4"/>
+              <w:right w:val="single" w:color="CCCCCC" w:sz="4"/>
+            </w:tcBorders>
+            <w:shd w:fill="F5F5F5" w:val="clear"/>
+            <w:tcMar>
+              <w:top w:type="dxa" w:w="60"/>
+              <w:left w:type="dxa" w:w="100"/>
+              <w:bottom w:type="dxa" w:w="60"/>
+              <w:right w:type="dxa" w:w="100"/>
+            </w:tcMar>
+          </w:tcPr>
+          <w:p>
+            <w:r>
+              <w:rPr>
+                <w:rFonts w:ascii="BIZ UDPゴシック" w:cs="BIZ UDPゴシック" w:eastAsia="BIZ UDPゴシック" w:hAnsi="BIZ UDPゴシック"/>
+                <w:b/>
+                <w:bCs/>
+                <w:color w:val="000000"/>
+                <w:sz w:val="22"/>
+                <w:szCs w:val="22"/>
+              </w:rPr>
+              <w:t xml:space="preserve">確認結果</w:t>
+            </w:r>
+          </w:p>
+        </w:tc>
+      </w:tr>
+      <w:tr>
+        <w:trPr>
+          <w:cantSplit/>
+        </w:trPr>
+        <w:tc>
+          <w:tcPr>
+            <w:tcW w:type="dxa" w:w="600"/>
+            <w:tcBorders>
+              <w:top w:val="single" w:color="CCCCCC" w:sz="4"/>
+              <w:left w:val="single" w:color="CCCCCC" w:sz="4"/>
+              <w:bottom w:val="single" w:color="CCCCCC" w:sz="4"/>
+              <w:right w:val="single" w:color="CCCCCC" w:sz="4"/>
+            </w:tcBorders>
+            <w:shd w:fill="FFFFFF" w:val="clear"/>
+            <w:tcMar>
+              <w:top w:type="dxa" w:w="60"/>
+              <w:left w:type="dxa" w:w="100"/>
+              <w:bottom w:type="dxa" w:w="60"/>
+              <w:right w:type="dxa" w:w="100"/>
+            </w:tcMar>
+          </w:tcPr>
+          <w:p>
+            <w:r>
+              <w:rPr>
+                <w:rFonts w:ascii="BIZ UDPゴシック" w:cs="BIZ UDPゴシック" w:eastAsia="BIZ UDPゴシック" w:hAnsi="BIZ UDPゴシック"/>
+                <w:b w:val="false"/>
+                <w:bCs w:val="false"/>
+                <w:color w:val="000000"/>
+                <w:sz w:val="22"/>
+                <w:szCs w:val="22"/>
+              </w:rPr>
+              <w:t xml:space="preserve">1</w:t>
+            </w:r>
+          </w:p>
+        </w:tc>
+        <w:tc>
+          <w:tcPr>
+            <w:tcW w:type="dxa" w:w="6600"/>
+            <w:tcBorders>
+              <w:top w:val="single" w:color="CCCCCC" w:sz="4"/>
+              <w:left w:val="single" w:color="CCCCCC" w:sz="4"/>
+              <w:bottom w:val="single" w:color="CCCCCC" w:sz="4"/>
+              <w:right w:val="single" w:color="CCCCCC" w:sz="4"/>
+            </w:tcBorders>
+            <w:shd w:fill="FFFFFF" w:val="clear"/>
+            <w:tcMar>
+              <w:top w:type="dxa" w:w="60"/>
+              <w:left w:type="dxa" w:w="100"/>
+              <w:bottom w:type="dxa" w:w="60"/>
+              <w:right w:type="dxa" w:w="100"/>
+            </w:tcMar>
+          </w:tcPr>
+          <w:p>
+            <w:r>
+              <w:rPr>
+                <w:rFonts w:ascii="BIZ UDPゴシック" w:cs="BIZ UDPゴシック" w:eastAsia="BIZ UDPゴシック" w:hAnsi="BIZ UDPゴシック"/>
+                <w:b w:val="false"/>
+                <w:bCs w:val="false"/>
+                <w:color w:val="000000"/>
+                <w:sz w:val="22"/>
+                <w:szCs w:val="22"/>
+              </w:rPr>
+              <w:t xml:space="preserve">create-file-end-for-night が SELECT のみ実行する読み取り専用処理であることを確認した</w:t>
+            </w:r>
+          </w:p>
+        </w:tc>
+        <w:tc>
+          <w:tcPr>
+            <w:tcW w:type="dxa" w:w="1800"/>
+            <w:tcBorders>
+              <w:top w:val="single" w:color="CCCCCC" w:sz="4"/>
+              <w:left w:val="single" w:color="CCCCCC" w:sz="4"/>
+              <w:bottom w:val="single" w:color="CCCCCC" w:sz="4"/>
+              <w:right w:val="single" w:color="CCCCCC" w:sz="4"/>
+            </w:tcBorders>
+            <w:shd w:fill="FFFFFF" w:val="clear"/>
+            <w:tcMar>
+              <w:top w:type="dxa" w:w="60"/>
+              <w:left w:type="dxa" w:w="100"/>
+              <w:bottom w:type="dxa" w:w="60"/>
+              <w:right w:type="dxa" w:w="100"/>
+            </w:tcMar>
+          </w:tcPr>
+          <w:p>
+            <w:r>
+              <w:rPr>
+                <w:rFonts w:ascii="BIZ UDPゴシック" w:cs="BIZ UDPゴシック" w:eastAsia="BIZ UDPゴシック" w:hAnsi="BIZ UDPゴシック"/>
+                <w:b w:val="false"/>
+                <w:bCs w:val="false"/>
+                <w:color w:val="000000"/>
+                <w:sz w:val="22"/>
+                <w:szCs w:val="22"/>
+              </w:rPr>
+              <w:t xml:space="preserve">□ YES　□ NO</w:t>
+            </w:r>
+          </w:p>
+        </w:tc>
+      </w:tr>
+      <w:tr>
+        <w:trPr>
+          <w:cantSplit/>
+        </w:trPr>
+        <w:tc>
+          <w:tcPr>
+            <w:tcW w:type="dxa" w:w="600"/>
+            <w:tcBorders>
+              <w:top w:val="single" w:color="CCCCCC" w:sz="4"/>
+              <w:left w:val="single" w:color="CCCCCC" w:sz="4"/>
+              <w:bottom w:val="single" w:color="CCCCCC" w:sz="4"/>
+              <w:right w:val="single" w:color="CCCCCC" w:sz="4"/>
+            </w:tcBorders>
+            <w:shd w:fill="FFFFFF" w:val="clear"/>
+            <w:tcMar>
+              <w:top w:type="dxa" w:w="60"/>
+              <w:left w:type="dxa" w:w="100"/>
+              <w:bottom w:type="dxa" w:w="60"/>
+              <w:right w:type="dxa" w:w="100"/>
+            </w:tcMar>
+          </w:tcPr>
+          <w:p>
+            <w:r>
+              <w:rPr>
+                <w:rFonts w:ascii="BIZ UDPゴシック" w:cs="BIZ UDPゴシック" w:eastAsia="BIZ UDPゴシック" w:hAnsi="BIZ UDPゴシック"/>
+                <w:b w:val="false"/>
+                <w:bCs w:val="false"/>
+                <w:color w:val="000000"/>
+                <w:sz w:val="22"/>
+                <w:szCs w:val="22"/>
+              </w:rPr>
+              <w:t xml:space="preserve">2</w:t>
+            </w:r>
+          </w:p>
+        </w:tc>
+        <w:tc>
+          <w:tcPr>
+            <w:tcW w:type="dxa" w:w="6600"/>
+            <w:tcBorders>
+              <w:top w:val="single" w:color="CCCCCC" w:sz="4"/>
+              <w:left w:val="single" w:color="CCCCCC" w:sz="4"/>
+              <w:bottom w:val="single" w:color="CCCCCC" w:sz="4"/>
+              <w:right w:val="single" w:color="CCCCCC" w:sz="4"/>
+            </w:tcBorders>
+            <w:shd w:fill="FFFFFF" w:val="clear"/>
+            <w:tcMar>
+              <w:top w:type="dxa" w:w="60"/>
+              <w:left w:type="dxa" w:w="100"/>
+              <w:bottom w:type="dxa" w:w="60"/>
+              <w:right w:type="dxa" w:w="100"/>
+            </w:tcMar>
+          </w:tcPr>
+          <w:p>
+            <w:r>
+              <w:rPr>
+                <w:rFonts w:ascii="BIZ UDPゴシック" w:cs="BIZ UDPゴシック" w:eastAsia="BIZ UDPゴシック" w:hAnsi="BIZ UDPゴシック"/>
+                <w:b w:val="false"/>
+                <w:bCs w:val="false"/>
+                <w:color w:val="000000"/>
+                <w:sz w:val="22"/>
+                <w:szCs w:val="22"/>
+              </w:rPr>
+              <w:t xml:space="preserve">Lambda環境変数の変更のみであり、ダウンタイムが発生しないことを了解した</w:t>
+            </w:r>
+          </w:p>
+        </w:tc>
+        <w:tc>
+          <w:tcPr>
+            <w:tcW w:type="dxa" w:w="1800"/>
+            <w:tcBorders>
+              <w:top w:val="single" w:color="CCCCCC" w:sz="4"/>
+              <w:left w:val="single" w:color="CCCCCC" w:sz="4"/>
+              <w:bottom w:val="single" w:color="CCCCCC" w:sz="4"/>
+              <w:right w:val="single" w:color="CCCCCC" w:sz="4"/>
+            </w:tcBorders>
+            <w:shd w:fill="FFFFFF" w:val="clear"/>
+            <w:tcMar>
+              <w:top w:type="dxa" w:w="60"/>
+              <w:left w:type="dxa" w:w="100"/>
+              <w:bottom w:type="dxa" w:w="60"/>
+              <w:right w:type="dxa" w:w="100"/>
+            </w:tcMar>
+          </w:tcPr>
+          <w:p>
+            <w:r>
+              <w:rPr>
+                <w:rFonts w:ascii="BIZ UDPゴシック" w:cs="BIZ UDPゴシック" w:eastAsia="BIZ UDPゴシック" w:hAnsi="BIZ UDPゴシック"/>
+                <w:b w:val="false"/>
+                <w:bCs w:val="false"/>
+                <w:color w:val="000000"/>
+                <w:sz w:val="22"/>
+                <w:szCs w:val="22"/>
+              </w:rPr>
+              <w:t xml:space="preserve">□ YES　□ NO</w:t>
+            </w:r>
+          </w:p>
+        </w:tc>
+      </w:tr>
+      <w:tr>
+        <w:trPr>
+          <w:cantSplit/>
+        </w:trPr>
+        <w:tc>
+          <w:tcPr>
+            <w:tcW w:type="dxa" w:w="600"/>
+            <w:tcBorders>
+              <w:top w:val="single" w:color="CCCCCC" w:sz="4"/>
+              <w:left w:val="single" w:color="CCCCCC" w:sz="4"/>
+              <w:bottom w:val="single" w:color="CCCCCC" w:sz="4"/>
+              <w:right w:val="single" w:color="CCCCCC" w:sz="4"/>
+            </w:tcBorders>
+            <w:shd w:fill="FFFFFF" w:val="clear"/>
+            <w:tcMar>
+              <w:top w:type="dxa" w:w="60"/>
+              <w:left w:type="dxa" w:w="100"/>
+              <w:bottom w:type="dxa" w:w="60"/>
+              <w:right w:type="dxa" w:w="100"/>
+            </w:tcMar>
+          </w:tcPr>
+          <w:p>
+            <w:r>
+              <w:rPr>
+                <w:rFonts w:ascii="BIZ UDPゴシック" w:cs="BIZ UDPゴシック" w:eastAsia="BIZ UDPゴシック" w:hAnsi="BIZ UDPゴシック"/>
+                <w:b w:val="false"/>
+                <w:bCs w:val="false"/>
+                <w:color w:val="000000"/>
+                <w:sz w:val="22"/>
+                <w:szCs w:val="22"/>
+              </w:rPr>
+              <w:t xml:space="preserve">3</w:t>
+            </w:r>
+          </w:p>
+        </w:tc>
+        <w:tc>
+          <w:tcPr>
+            <w:tcW w:type="dxa" w:w="6600"/>
+            <w:tcBorders>
+              <w:top w:val="single" w:color="CCCCCC" w:sz="4"/>
+              <w:left w:val="single" w:color="CCCCCC" w:sz="4"/>
+              <w:bottom w:val="single" w:color="CCCCCC" w:sz="4"/>
+              <w:right w:val="single" w:color="CCCCCC" w:sz="4"/>
+            </w:tcBorders>
+            <w:shd w:fill="FFFFFF" w:val="clear"/>
+            <w:tcMar>
+              <w:top w:type="dxa" w:w="60"/>
+              <w:left w:type="dxa" w:w="100"/>
+              <w:bottom w:type="dxa" w:w="60"/>
+              <w:right w:type="dxa" w:w="100"/>
+            </w:tcMar>
+          </w:tcPr>
+          <w:p>
+            <w:r>
+              <w:rPr>
+                <w:rFonts w:ascii="BIZ UDPゴシック" w:cs="BIZ UDPゴシック" w:eastAsia="BIZ UDPゴシック" w:hAnsi="BIZ UDPゴシック"/>
+                <w:b w:val="false"/>
+                <w:bCs w:val="false"/>
+                <w:color w:val="000000"/>
+                <w:sz w:val="22"/>
+                <w:szCs w:val="22"/>
+              </w:rPr>
+              <w:t xml:space="preserve">接続先をReaderエンドポイント（prd/Replica_Kasumi_RO）に変更することを承認する</w:t>
+            </w:r>
+          </w:p>
+        </w:tc>
+        <w:tc>
+          <w:tcPr>
+            <w:tcW w:type="dxa" w:w="1800"/>
+            <w:tcBorders>
+              <w:top w:val="single" w:color="CCCCCC" w:sz="4"/>
+              <w:left w:val="single" w:color="CCCCCC" w:sz="4"/>
+              <w:bottom w:val="single" w:color="CCCCCC" w:sz="4"/>
+              <w:right w:val="single" w:color="CCCCCC" w:sz="4"/>
+            </w:tcBorders>
+            <w:shd w:fill="FFFFFF" w:val="clear"/>
+            <w:tcMar>
+              <w:top w:type="dxa" w:w="60"/>
+              <w:left w:type="dxa" w:w="100"/>
+              <w:bottom w:type="dxa" w:w="60"/>
+              <w:right w:type="dxa" w:w="100"/>
+            </w:tcMar>
+          </w:tcPr>
+          <w:p>
+            <w:r>
+              <w:rPr>
+                <w:rFonts w:ascii="BIZ UDPゴシック" w:cs="BIZ UDPゴシック" w:eastAsia="BIZ UDPゴシック" w:hAnsi="BIZ UDPゴシック"/>
+                <w:b w:val="false"/>
+                <w:bCs w:val="false"/>
+                <w:color w:val="000000"/>
+                <w:sz w:val="22"/>
+                <w:szCs w:val="22"/>
+              </w:rPr>
+              <w:t xml:space="preserve">□ 承認　□ 保留　□ 否認</w:t>
+            </w:r>
+          </w:p>
+        </w:tc>
+      </w:tr>
+    </w:tbl>
+    <w:p>
+      <w:pPr>
+        <w:spacing w:before="40" w:after="40"/>
+      </w:pPr>
+      <w:r>
+        <w:t xml:space="preserve"/>
+      </w:r>
+    </w:p>
+    <w:p>
+      <w:pPr>
+        <w:spacing w:before="60" w:after="60"/>
+      </w:pPr>
+      <w:r>
+        <w:rPr>
+          <w:rFonts w:ascii="BIZ UDPゴシック" w:cs="BIZ UDPゴシック" w:eastAsia="BIZ UDPゴシック" w:hAnsi="BIZ UDPゴシック"/>
+          <w:color w:val="595959"/>
+          <w:sz w:val="20"/>
+          <w:szCs w:val="20"/>
+        </w:rPr>
+        <w:t xml:space="preserve">※ 確認結果欄に記入・署名のうえ、LUVINA 担当者（Thanh Nguyên）へご返送ください。承認確認後に実施作業を開始します。</w:t>
+      </w:r>
+    </w:p>
+    <w:p>
+      <w:pPr>
+        <w:spacing w:before="40" w:after="40"/>
+      </w:pPr>
+      <w:r>
+        <w:t xml:space="preserve"/>
+      </w:r>
+    </w:p>
     <w:p>
       <w:pPr>
         <w:pStyle w:val="Heading1"/>

--- a/40_AWS/04_修正依頼/20260308_create-file-end-for-night_DB接続先変更.docx
+++ b/40_AWS/04_修正依頼/20260308_create-file-end-for-night_DB接続先変更.docx
@@ -6012,7 +6012,17 @@
       </w:rPr>
       <w:t xml:space="preserve">Luvina Software JSC.  |  Confidential  |  p. </w:t>
     </w:r>
-    <w:fldSimple w:instr="PAGE"/>
+    <w:fldSimple w:instr="PAGE">
+      <w:r>
+        <w:rPr>
+          <w:rFonts w:ascii="BIZ UDPゴシック" w:cs="BIZ UDPゴシック" w:eastAsia="BIZ UDPゴシック" w:hAnsi="BIZ UDPゴシック"/>
+          <w:color w:val="666666"/>
+          <w:sz w:val="16"/>
+          <w:szCs w:val="16"/>
+        </w:rPr>
+        <w:t>1</w:t>
+      </w:r>
+    </w:fldSimple>
   </w:p>
 </w:ftr>
 </file>

--- a/40_AWS/04_修正依頼/20260308_create-file-end-for-night_DB接続先変更.docx
+++ b/40_AWS/04_修正依頼/20260308_create-file-end-for-night_DB接続先変更.docx
@@ -4,7 +4,7 @@
   <w:body>
     <w:p>
       <w:pPr>
-        <w:spacing w:before="4800" w:after="120"/>
+        <w:spacing w:before="1800" w:after="120"/>
         <w:jc w:val="center"/>
       </w:pPr>
       <w:r>
@@ -12,39 +12,24 @@
           <w:rFonts w:ascii="BIZ UDPゴシック" w:cs="BIZ UDPゴシック" w:eastAsia="BIZ UDPゴシック" w:hAnsi="BIZ UDPゴシック"/>
           <w:b/>
           <w:bCs/>
-          <w:sz w:val="32"/>
-          <w:szCs w:val="32"/>
-        </w:rPr>
-        <w:t xml:space="preserve">2026/03/08  カスミPOS 本番環境 改修指示書</w:t>
-      </w:r>
-    </w:p>
-    <w:p>
-      <w:pPr>
-        <w:spacing w:before="120" w:after="120"/>
-        <w:jc w:val="center"/>
-      </w:pPr>
-      <w:r>
-        <w:rPr>
-          <w:rFonts w:ascii="BIZ UDPゴシック" w:cs="BIZ UDPゴシック" w:eastAsia="BIZ UDPゴシック" w:hAnsi="BIZ UDPゴシック"/>
-          <w:b/>
-          <w:bCs/>
-          <w:sz w:val="32"/>
-          <w:szCs w:val="32"/>
+          <w:sz w:val="56"/>
+          <w:szCs w:val="56"/>
         </w:rPr>
         <w:t xml:space="preserve">改　修　指　示　書</w:t>
       </w:r>
     </w:p>
     <w:p>
       <w:pPr>
-        <w:spacing w:before="3533" w:after="0"/>
+        <w:spacing w:before="80" w:after="240"/>
+        <w:jc w:val="center"/>
       </w:pPr>
       <w:r>
         <w:rPr>
           <w:rFonts w:ascii="BIZ UDPゴシック" w:cs="BIZ UDPゴシック" w:eastAsia="BIZ UDPゴシック" w:hAnsi="BIZ UDPゴシック"/>
-          <w:sz w:val="18"/>
-          <w:szCs w:val="18"/>
+          <w:sz w:val="24"/>
+          <w:szCs w:val="24"/>
         </w:rPr>
-        <w:t xml:space="preserve"/>
+        <w:t xml:space="preserve">2026/03/08  DB接続先変更（create-file-end-for-night）</w:t>
       </w:r>
     </w:p>
     <w:tbl>
@@ -89,6 +74,9 @@
             <w:r>
               <w:rPr>
                 <w:rFonts w:ascii="BIZ UDPゴシック" w:cs="BIZ UDPゴシック" w:eastAsia="BIZ UDPゴシック" w:hAnsi="BIZ UDPゴシック"/>
+                <w:b w:val="false"/>
+                <w:bCs w:val="false"/>
+                <w:color w:val="000000"/>
                 <w:sz w:val="18"/>
                 <w:szCs w:val="18"/>
               </w:rPr>
@@ -105,17 +93,21 @@
               <w:bottom w:val="single" w:color="CCCCCC" w:sz="4"/>
               <w:right w:val="single" w:color="CCCCCC" w:sz="4"/>
             </w:tcBorders>
-            <w:tcMar>
-              <w:top w:type="dxa" w:w="60"/>
-              <w:left w:type="dxa" w:w="100"/>
-              <w:bottom w:type="dxa" w:w="60"/>
-              <w:right w:type="dxa" w:w="100"/>
-            </w:tcMar>
-          </w:tcPr>
-          <w:p>
-            <w:r>
-              <w:rPr>
-                <w:rFonts w:ascii="BIZ UDPゴシック" w:cs="BIZ UDPゴシック" w:eastAsia="BIZ UDPゴシック" w:hAnsi="BIZ UDPゴシック"/>
+            <w:shd w:fill="FFFFFF" w:val="clear"/>
+            <w:tcMar>
+              <w:top w:type="dxa" w:w="60"/>
+              <w:left w:type="dxa" w:w="100"/>
+              <w:bottom w:type="dxa" w:w="60"/>
+              <w:right w:type="dxa" w:w="100"/>
+            </w:tcMar>
+          </w:tcPr>
+          <w:p>
+            <w:r>
+              <w:rPr>
+                <w:rFonts w:ascii="BIZ UDPゴシック" w:cs="BIZ UDPゴシック" w:eastAsia="BIZ UDPゴシック" w:hAnsi="BIZ UDPゴシック"/>
+                <w:b w:val="false"/>
+                <w:bCs w:val="false"/>
+                <w:color w:val="000000"/>
                 <w:sz w:val="18"/>
                 <w:szCs w:val="18"/>
               </w:rPr>
@@ -149,6 +141,9 @@
             <w:r>
               <w:rPr>
                 <w:rFonts w:ascii="BIZ UDPゴシック" w:cs="BIZ UDPゴシック" w:eastAsia="BIZ UDPゴシック" w:hAnsi="BIZ UDPゴシック"/>
+                <w:b w:val="false"/>
+                <w:bCs w:val="false"/>
+                <w:color w:val="000000"/>
                 <w:sz w:val="18"/>
                 <w:szCs w:val="18"/>
               </w:rPr>
@@ -165,17 +160,21 @@
               <w:bottom w:val="single" w:color="CCCCCC" w:sz="4"/>
               <w:right w:val="single" w:color="CCCCCC" w:sz="4"/>
             </w:tcBorders>
-            <w:tcMar>
-              <w:top w:type="dxa" w:w="60"/>
-              <w:left w:type="dxa" w:w="100"/>
-              <w:bottom w:type="dxa" w:w="60"/>
-              <w:right w:type="dxa" w:w="100"/>
-            </w:tcMar>
-          </w:tcPr>
-          <w:p>
-            <w:r>
-              <w:rPr>
-                <w:rFonts w:ascii="BIZ UDPゴシック" w:cs="BIZ UDPゴシック" w:eastAsia="BIZ UDPゴシック" w:hAnsi="BIZ UDPゴシック"/>
+            <w:shd w:fill="FFFFFF" w:val="clear"/>
+            <w:tcMar>
+              <w:top w:type="dxa" w:w="60"/>
+              <w:left w:type="dxa" w:w="100"/>
+              <w:bottom w:type="dxa" w:w="60"/>
+              <w:right w:type="dxa" w:w="100"/>
+            </w:tcMar>
+          </w:tcPr>
+          <w:p>
+            <w:r>
+              <w:rPr>
+                <w:rFonts w:ascii="BIZ UDPゴシック" w:cs="BIZ UDPゴシック" w:eastAsia="BIZ UDPゴシック" w:hAnsi="BIZ UDPゴシック"/>
+                <w:b w:val="false"/>
+                <w:bCs w:val="false"/>
+                <w:color w:val="000000"/>
                 <w:sz w:val="18"/>
                 <w:szCs w:val="18"/>
               </w:rPr>
@@ -209,6 +208,9 @@
             <w:r>
               <w:rPr>
                 <w:rFonts w:ascii="BIZ UDPゴシック" w:cs="BIZ UDPゴシック" w:eastAsia="BIZ UDPゴシック" w:hAnsi="BIZ UDPゴシック"/>
+                <w:b w:val="false"/>
+                <w:bCs w:val="false"/>
+                <w:color w:val="000000"/>
                 <w:sz w:val="18"/>
                 <w:szCs w:val="18"/>
               </w:rPr>
@@ -225,17 +227,21 @@
               <w:bottom w:val="single" w:color="CCCCCC" w:sz="4"/>
               <w:right w:val="single" w:color="CCCCCC" w:sz="4"/>
             </w:tcBorders>
-            <w:tcMar>
-              <w:top w:type="dxa" w:w="60"/>
-              <w:left w:type="dxa" w:w="100"/>
-              <w:bottom w:type="dxa" w:w="60"/>
-              <w:right w:type="dxa" w:w="100"/>
-            </w:tcMar>
-          </w:tcPr>
-          <w:p>
-            <w:r>
-              <w:rPr>
-                <w:rFonts w:ascii="BIZ UDPゴシック" w:cs="BIZ UDPゴシック" w:eastAsia="BIZ UDPゴシック" w:hAnsi="BIZ UDPゴシック"/>
+            <w:shd w:fill="FFFFFF" w:val="clear"/>
+            <w:tcMar>
+              <w:top w:type="dxa" w:w="60"/>
+              <w:left w:type="dxa" w:w="100"/>
+              <w:bottom w:type="dxa" w:w="60"/>
+              <w:right w:type="dxa" w:w="100"/>
+            </w:tcMar>
+          </w:tcPr>
+          <w:p>
+            <w:r>
+              <w:rPr>
+                <w:rFonts w:ascii="BIZ UDPゴシック" w:cs="BIZ UDPゴシック" w:eastAsia="BIZ UDPゴシック" w:hAnsi="BIZ UDPゴシック"/>
+                <w:b w:val="false"/>
+                <w:bCs w:val="false"/>
+                <w:color w:val="000000"/>
                 <w:sz w:val="18"/>
                 <w:szCs w:val="18"/>
               </w:rPr>
@@ -269,6 +275,9 @@
             <w:r>
               <w:rPr>
                 <w:rFonts w:ascii="BIZ UDPゴシック" w:cs="BIZ UDPゴシック" w:eastAsia="BIZ UDPゴシック" w:hAnsi="BIZ UDPゴシック"/>
+                <w:b w:val="false"/>
+                <w:bCs w:val="false"/>
+                <w:color w:val="000000"/>
                 <w:sz w:val="18"/>
                 <w:szCs w:val="18"/>
               </w:rPr>
@@ -285,17 +294,21 @@
               <w:bottom w:val="single" w:color="CCCCCC" w:sz="4"/>
               <w:right w:val="single" w:color="CCCCCC" w:sz="4"/>
             </w:tcBorders>
-            <w:tcMar>
-              <w:top w:type="dxa" w:w="60"/>
-              <w:left w:type="dxa" w:w="100"/>
-              <w:bottom w:type="dxa" w:w="60"/>
-              <w:right w:type="dxa" w:w="100"/>
-            </w:tcMar>
-          </w:tcPr>
-          <w:p>
-            <w:r>
-              <w:rPr>
-                <w:rFonts w:ascii="BIZ UDPゴシック" w:cs="BIZ UDPゴシック" w:eastAsia="BIZ UDPゴシック" w:hAnsi="BIZ UDPゴシック"/>
+            <w:shd w:fill="FFFFFF" w:val="clear"/>
+            <w:tcMar>
+              <w:top w:type="dxa" w:w="60"/>
+              <w:left w:type="dxa" w:w="100"/>
+              <w:bottom w:type="dxa" w:w="60"/>
+              <w:right w:type="dxa" w:w="100"/>
+            </w:tcMar>
+          </w:tcPr>
+          <w:p>
+            <w:r>
+              <w:rPr>
+                <w:rFonts w:ascii="BIZ UDPゴシック" w:cs="BIZ UDPゴシック" w:eastAsia="BIZ UDPゴシック" w:hAnsi="BIZ UDPゴシック"/>
+                <w:b w:val="false"/>
+                <w:bCs w:val="false"/>
+                <w:color w:val="000000"/>
                 <w:sz w:val="18"/>
                 <w:szCs w:val="18"/>
               </w:rPr>
@@ -329,6 +342,9 @@
             <w:r>
               <w:rPr>
                 <w:rFonts w:ascii="BIZ UDPゴシック" w:cs="BIZ UDPゴシック" w:eastAsia="BIZ UDPゴシック" w:hAnsi="BIZ UDPゴシック"/>
+                <w:b w:val="false"/>
+                <w:bCs w:val="false"/>
+                <w:color w:val="000000"/>
                 <w:sz w:val="18"/>
                 <w:szCs w:val="18"/>
               </w:rPr>
@@ -345,17 +361,21 @@
               <w:bottom w:val="single" w:color="CCCCCC" w:sz="4"/>
               <w:right w:val="single" w:color="CCCCCC" w:sz="4"/>
             </w:tcBorders>
-            <w:tcMar>
-              <w:top w:type="dxa" w:w="60"/>
-              <w:left w:type="dxa" w:w="100"/>
-              <w:bottom w:type="dxa" w:w="60"/>
-              <w:right w:type="dxa" w:w="100"/>
-            </w:tcMar>
-          </w:tcPr>
-          <w:p>
-            <w:r>
-              <w:rPr>
-                <w:rFonts w:ascii="BIZ UDPゴシック" w:cs="BIZ UDPゴシック" w:eastAsia="BIZ UDPゴシック" w:hAnsi="BIZ UDPゴシック"/>
+            <w:shd w:fill="FFFFFF" w:val="clear"/>
+            <w:tcMar>
+              <w:top w:type="dxa" w:w="60"/>
+              <w:left w:type="dxa" w:w="100"/>
+              <w:bottom w:type="dxa" w:w="60"/>
+              <w:right w:type="dxa" w:w="100"/>
+            </w:tcMar>
+          </w:tcPr>
+          <w:p>
+            <w:r>
+              <w:rPr>
+                <w:rFonts w:ascii="BIZ UDPゴシック" w:cs="BIZ UDPゴシック" w:eastAsia="BIZ UDPゴシック" w:hAnsi="BIZ UDPゴシック"/>
+                <w:b w:val="false"/>
+                <w:bCs w:val="false"/>
+                <w:color w:val="000000"/>
                 <w:sz w:val="18"/>
                 <w:szCs w:val="18"/>
               </w:rPr>
@@ -389,6 +409,9 @@
             <w:r>
               <w:rPr>
                 <w:rFonts w:ascii="BIZ UDPゴシック" w:cs="BIZ UDPゴシック" w:eastAsia="BIZ UDPゴシック" w:hAnsi="BIZ UDPゴシック"/>
+                <w:b w:val="false"/>
+                <w:bCs w:val="false"/>
+                <w:color w:val="000000"/>
                 <w:sz w:val="18"/>
                 <w:szCs w:val="18"/>
               </w:rPr>
@@ -405,17 +428,21 @@
               <w:bottom w:val="single" w:color="CCCCCC" w:sz="4"/>
               <w:right w:val="single" w:color="CCCCCC" w:sz="4"/>
             </w:tcBorders>
-            <w:tcMar>
-              <w:top w:type="dxa" w:w="60"/>
-              <w:left w:type="dxa" w:w="100"/>
-              <w:bottom w:type="dxa" w:w="60"/>
-              <w:right w:type="dxa" w:w="100"/>
-            </w:tcMar>
-          </w:tcPr>
-          <w:p>
-            <w:r>
-              <w:rPr>
-                <w:rFonts w:ascii="BIZ UDPゴシック" w:cs="BIZ UDPゴシック" w:eastAsia="BIZ UDPゴシック" w:hAnsi="BIZ UDPゴシック"/>
+            <w:shd w:fill="FFFFFF" w:val="clear"/>
+            <w:tcMar>
+              <w:top w:type="dxa" w:w="60"/>
+              <w:left w:type="dxa" w:w="100"/>
+              <w:bottom w:type="dxa" w:w="60"/>
+              <w:right w:type="dxa" w:w="100"/>
+            </w:tcMar>
+          </w:tcPr>
+          <w:p>
+            <w:r>
+              <w:rPr>
+                <w:rFonts w:ascii="BIZ UDPゴシック" w:cs="BIZ UDPゴシック" w:eastAsia="BIZ UDPゴシック" w:hAnsi="BIZ UDPゴシック"/>
+                <w:b w:val="false"/>
+                <w:bCs w:val="false"/>
+                <w:color w:val="000000"/>
                 <w:sz w:val="18"/>
                 <w:szCs w:val="18"/>
               </w:rPr>
@@ -449,6 +476,9 @@
             <w:r>
               <w:rPr>
                 <w:rFonts w:ascii="BIZ UDPゴシック" w:cs="BIZ UDPゴシック" w:eastAsia="BIZ UDPゴシック" w:hAnsi="BIZ UDPゴシック"/>
+                <w:b w:val="false"/>
+                <w:bCs w:val="false"/>
+                <w:color w:val="000000"/>
                 <w:sz w:val="18"/>
                 <w:szCs w:val="18"/>
               </w:rPr>
@@ -465,17 +495,21 @@
               <w:bottom w:val="single" w:color="CCCCCC" w:sz="4"/>
               <w:right w:val="single" w:color="CCCCCC" w:sz="4"/>
             </w:tcBorders>
-            <w:tcMar>
-              <w:top w:type="dxa" w:w="60"/>
-              <w:left w:type="dxa" w:w="100"/>
-              <w:bottom w:type="dxa" w:w="60"/>
-              <w:right w:type="dxa" w:w="100"/>
-            </w:tcMar>
-          </w:tcPr>
-          <w:p>
-            <w:r>
-              <w:rPr>
-                <w:rFonts w:ascii="BIZ UDPゴシック" w:cs="BIZ UDPゴシック" w:eastAsia="BIZ UDPゴシック" w:hAnsi="BIZ UDPゴシック"/>
+            <w:shd w:fill="FFFFFF" w:val="clear"/>
+            <w:tcMar>
+              <w:top w:type="dxa" w:w="60"/>
+              <w:left w:type="dxa" w:w="100"/>
+              <w:bottom w:type="dxa" w:w="60"/>
+              <w:right w:type="dxa" w:w="100"/>
+            </w:tcMar>
+          </w:tcPr>
+          <w:p>
+            <w:r>
+              <w:rPr>
+                <w:rFonts w:ascii="BIZ UDPゴシック" w:cs="BIZ UDPゴシック" w:eastAsia="BIZ UDPゴシック" w:hAnsi="BIZ UDPゴシック"/>
+                <w:b w:val="false"/>
+                <w:bCs w:val="false"/>
+                <w:color w:val="000000"/>
                 <w:sz w:val="18"/>
                 <w:szCs w:val="18"/>
               </w:rPr>
@@ -509,6 +543,9 @@
             <w:r>
               <w:rPr>
                 <w:rFonts w:ascii="BIZ UDPゴシック" w:cs="BIZ UDPゴシック" w:eastAsia="BIZ UDPゴシック" w:hAnsi="BIZ UDPゴシック"/>
+                <w:b w:val="false"/>
+                <w:bCs w:val="false"/>
+                <w:color w:val="000000"/>
                 <w:sz w:val="18"/>
                 <w:szCs w:val="18"/>
               </w:rPr>
@@ -525,17 +562,21 @@
               <w:bottom w:val="single" w:color="CCCCCC" w:sz="4"/>
               <w:right w:val="single" w:color="CCCCCC" w:sz="4"/>
             </w:tcBorders>
-            <w:tcMar>
-              <w:top w:type="dxa" w:w="60"/>
-              <w:left w:type="dxa" w:w="100"/>
-              <w:bottom w:type="dxa" w:w="60"/>
-              <w:right w:type="dxa" w:w="100"/>
-            </w:tcMar>
-          </w:tcPr>
-          <w:p>
-            <w:r>
-              <w:rPr>
-                <w:rFonts w:ascii="BIZ UDPゴシック" w:cs="BIZ UDPゴシック" w:eastAsia="BIZ UDPゴシック" w:hAnsi="BIZ UDPゴシック"/>
+            <w:shd w:fill="FFFFFF" w:val="clear"/>
+            <w:tcMar>
+              <w:top w:type="dxa" w:w="60"/>
+              <w:left w:type="dxa" w:w="100"/>
+              <w:bottom w:type="dxa" w:w="60"/>
+              <w:right w:type="dxa" w:w="100"/>
+            </w:tcMar>
+          </w:tcPr>
+          <w:p>
+            <w:r>
+              <w:rPr>
+                <w:rFonts w:ascii="BIZ UDPゴシック" w:cs="BIZ UDPゴシック" w:eastAsia="BIZ UDPゴシック" w:hAnsi="BIZ UDPゴシック"/>
+                <w:b w:val="false"/>
+                <w:bCs w:val="false"/>
+                <w:color w:val="000000"/>
                 <w:sz w:val="18"/>
                 <w:szCs w:val="18"/>
               </w:rPr>
@@ -547,53 +588,16 @@
     </w:tbl>
     <w:p>
       <w:pPr>
-        <w:spacing w:before="200" w:after="0"/>
-        <w:jc w:val="center"/>
+        <w:pStyle w:val="Normal"/>
+        <w:spacing w:before="0" w:after="0"/>
       </w:pPr>
       <w:r>
-        <w:drawing>
-          <wp:inline distT="0" distB="0" distL="0" distR="0">
-            <wp:extent cx="1714500" cy="857250"/>
-            <wp:effectExtent t="0" r="0" b="0" l="0"/>
-            <wp:docPr id="1" name="" descr="" title=""/>
-            <wp:cNvGraphicFramePr>
-              <a:graphicFrameLocks xmlns:a="http://schemas.openxmlformats.org/drawingml/2006/main" noChangeAspect="1"/>
-            </wp:cNvGraphicFramePr>
-            <a:graphic xmlns:a="http://schemas.openxmlformats.org/drawingml/2006/main">
-              <a:graphicData uri="http://schemas.openxmlformats.org/drawingml/2006/picture">
-                <pic:pic xmlns:pic="http://schemas.openxmlformats.org/drawingml/2006/picture">
-                  <pic:nvPicPr>
-                    <pic:cNvPr id="0" name="" descr=""/>
-                    <pic:cNvPicPr>
-                      <a:picLocks noChangeAspect="1" noChangeArrowheads="1"/>
-                    </pic:cNvPicPr>
-                  </pic:nvPicPr>
-                  <pic:blipFill>
-                    <a:blip r:embed="rId8" cstate="none"/>
-                    <a:srcRect/>
-                    <a:stretch>
-                      <a:fillRect/>
-                    </a:stretch>
-                  </pic:blipFill>
-                  <pic:spPr bwMode="auto">
-                    <a:xfrm>
-                      <a:off x="0" y="0"/>
-                      <a:ext cx="1714500" cy="857250"/>
-                    </a:xfrm>
-                    <a:prstGeom prst="rect">
-                      <a:avLst/>
-                    </a:prstGeom>
-                  </pic:spPr>
-                </pic:pic>
-              </a:graphicData>
-            </a:graphic>
-          </wp:inline>
-        </w:drawing>
+        <w:br w:type="page"/>
       </w:r>
     </w:p>
     <w:p>
       <w:pPr>
-        <w:pStyle w:val="Heading1"/>
+        <w:pStyle w:val="Heading2"/>
       </w:pPr>
       <w:r>
         <w:rPr>
@@ -640,9 +644,9 @@
             <w:shd w:fill="F5F5F5" w:val="clear"/>
             <w:tcMar>
               <w:top w:type="dxa" w:w="60"/>
-              <w:left w:type="dxa" w:w="120"/>
-              <w:bottom w:type="dxa" w:w="60"/>
-              <w:right w:type="dxa" w:w="120"/>
+              <w:left w:type="dxa" w:w="100"/>
+              <w:bottom w:type="dxa" w:w="60"/>
+              <w:right w:type="dxa" w:w="100"/>
             </w:tcMar>
           </w:tcPr>
           <w:p>
@@ -651,6 +655,7 @@
                 <w:rFonts w:ascii="BIZ UDPゴシック" w:cs="BIZ UDPゴシック" w:eastAsia="BIZ UDPゴシック" w:hAnsi="BIZ UDPゴシック"/>
                 <w:b/>
                 <w:bCs/>
+                <w:color w:val="000000"/>
                 <w:sz w:val="18"/>
                 <w:szCs w:val="18"/>
               </w:rPr>
@@ -670,9 +675,9 @@
             <w:shd w:fill="F5F5F5" w:val="clear"/>
             <w:tcMar>
               <w:top w:type="dxa" w:w="60"/>
-              <w:left w:type="dxa" w:w="120"/>
-              <w:bottom w:type="dxa" w:w="60"/>
-              <w:right w:type="dxa" w:w="120"/>
+              <w:left w:type="dxa" w:w="100"/>
+              <w:bottom w:type="dxa" w:w="60"/>
+              <w:right w:type="dxa" w:w="100"/>
             </w:tcMar>
           </w:tcPr>
           <w:p>
@@ -681,6 +686,7 @@
                 <w:rFonts w:ascii="BIZ UDPゴシック" w:cs="BIZ UDPゴシック" w:eastAsia="BIZ UDPゴシック" w:hAnsi="BIZ UDPゴシック"/>
                 <w:b/>
                 <w:bCs/>
+                <w:color w:val="000000"/>
                 <w:sz w:val="18"/>
                 <w:szCs w:val="18"/>
               </w:rPr>
@@ -700,9 +706,9 @@
             <w:shd w:fill="F5F5F5" w:val="clear"/>
             <w:tcMar>
               <w:top w:type="dxa" w:w="60"/>
-              <w:left w:type="dxa" w:w="120"/>
-              <w:bottom w:type="dxa" w:w="60"/>
-              <w:right w:type="dxa" w:w="120"/>
+              <w:left w:type="dxa" w:w="100"/>
+              <w:bottom w:type="dxa" w:w="60"/>
+              <w:right w:type="dxa" w:w="100"/>
             </w:tcMar>
           </w:tcPr>
           <w:p>
@@ -711,6 +717,7 @@
                 <w:rFonts w:ascii="BIZ UDPゴシック" w:cs="BIZ UDPゴシック" w:eastAsia="BIZ UDPゴシック" w:hAnsi="BIZ UDPゴシック"/>
                 <w:b/>
                 <w:bCs/>
+                <w:color w:val="000000"/>
                 <w:sz w:val="18"/>
                 <w:szCs w:val="18"/>
               </w:rPr>
@@ -730,9 +737,9 @@
             <w:shd w:fill="F5F5F5" w:val="clear"/>
             <w:tcMar>
               <w:top w:type="dxa" w:w="60"/>
-              <w:left w:type="dxa" w:w="120"/>
-              <w:bottom w:type="dxa" w:w="60"/>
-              <w:right w:type="dxa" w:w="120"/>
+              <w:left w:type="dxa" w:w="100"/>
+              <w:bottom w:type="dxa" w:w="60"/>
+              <w:right w:type="dxa" w:w="100"/>
             </w:tcMar>
           </w:tcPr>
           <w:p>
@@ -741,6 +748,7 @@
                 <w:rFonts w:ascii="BIZ UDPゴシック" w:cs="BIZ UDPゴシック" w:eastAsia="BIZ UDPゴシック" w:hAnsi="BIZ UDPゴシック"/>
                 <w:b/>
                 <w:bCs/>
+                <w:color w:val="000000"/>
                 <w:sz w:val="18"/>
                 <w:szCs w:val="18"/>
               </w:rPr>
@@ -762,17 +770,21 @@
               <w:bottom w:val="single" w:color="CCCCCC" w:sz="4"/>
               <w:right w:val="single" w:color="CCCCCC" w:sz="4"/>
             </w:tcBorders>
-            <w:tcMar>
-              <w:top w:type="dxa" w:w="60"/>
-              <w:left w:type="dxa" w:w="120"/>
-              <w:bottom w:type="dxa" w:w="60"/>
-              <w:right w:type="dxa" w:w="120"/>
-            </w:tcMar>
-          </w:tcPr>
-          <w:p>
-            <w:r>
-              <w:rPr>
-                <w:rFonts w:ascii="BIZ UDPゴシック" w:cs="BIZ UDPゴシック" w:eastAsia="BIZ UDPゴシック" w:hAnsi="BIZ UDPゴシック"/>
+            <w:shd w:fill="FFFFFF" w:val="clear"/>
+            <w:tcMar>
+              <w:top w:type="dxa" w:w="60"/>
+              <w:left w:type="dxa" w:w="100"/>
+              <w:bottom w:type="dxa" w:w="60"/>
+              <w:right w:type="dxa" w:w="100"/>
+            </w:tcMar>
+          </w:tcPr>
+          <w:p>
+            <w:r>
+              <w:rPr>
+                <w:rFonts w:ascii="BIZ UDPゴシック" w:cs="BIZ UDPゴシック" w:eastAsia="BIZ UDPゴシック" w:hAnsi="BIZ UDPゴシック"/>
+                <w:b w:val="false"/>
+                <w:bCs w:val="false"/>
+                <w:color w:val="000000"/>
                 <w:sz w:val="18"/>
                 <w:szCs w:val="18"/>
               </w:rPr>
@@ -789,17 +801,21 @@
               <w:bottom w:val="single" w:color="CCCCCC" w:sz="4"/>
               <w:right w:val="single" w:color="CCCCCC" w:sz="4"/>
             </w:tcBorders>
-            <w:tcMar>
-              <w:top w:type="dxa" w:w="60"/>
-              <w:left w:type="dxa" w:w="120"/>
-              <w:bottom w:type="dxa" w:w="60"/>
-              <w:right w:type="dxa" w:w="120"/>
-            </w:tcMar>
-          </w:tcPr>
-          <w:p>
-            <w:r>
-              <w:rPr>
-                <w:rFonts w:ascii="BIZ UDPゴシック" w:cs="BIZ UDPゴシック" w:eastAsia="BIZ UDPゴシック" w:hAnsi="BIZ UDPゴシック"/>
+            <w:shd w:fill="FFFFFF" w:val="clear"/>
+            <w:tcMar>
+              <w:top w:type="dxa" w:w="60"/>
+              <w:left w:type="dxa" w:w="100"/>
+              <w:bottom w:type="dxa" w:w="60"/>
+              <w:right w:type="dxa" w:w="100"/>
+            </w:tcMar>
+          </w:tcPr>
+          <w:p>
+            <w:r>
+              <w:rPr>
+                <w:rFonts w:ascii="BIZ UDPゴシック" w:cs="BIZ UDPゴシック" w:eastAsia="BIZ UDPゴシック" w:hAnsi="BIZ UDPゴシック"/>
+                <w:b w:val="false"/>
+                <w:bCs w:val="false"/>
+                <w:color w:val="000000"/>
                 <w:sz w:val="18"/>
                 <w:szCs w:val="18"/>
               </w:rPr>
@@ -816,17 +832,21 @@
               <w:bottom w:val="single" w:color="CCCCCC" w:sz="4"/>
               <w:right w:val="single" w:color="CCCCCC" w:sz="4"/>
             </w:tcBorders>
-            <w:tcMar>
-              <w:top w:type="dxa" w:w="60"/>
-              <w:left w:type="dxa" w:w="120"/>
-              <w:bottom w:type="dxa" w:w="60"/>
-              <w:right w:type="dxa" w:w="120"/>
-            </w:tcMar>
-          </w:tcPr>
-          <w:p>
-            <w:r>
-              <w:rPr>
-                <w:rFonts w:ascii="BIZ UDPゴシック" w:cs="BIZ UDPゴシック" w:eastAsia="BIZ UDPゴシック" w:hAnsi="BIZ UDPゴシック"/>
+            <w:shd w:fill="FFFFFF" w:val="clear"/>
+            <w:tcMar>
+              <w:top w:type="dxa" w:w="60"/>
+              <w:left w:type="dxa" w:w="100"/>
+              <w:bottom w:type="dxa" w:w="60"/>
+              <w:right w:type="dxa" w:w="100"/>
+            </w:tcMar>
+          </w:tcPr>
+          <w:p>
+            <w:r>
+              <w:rPr>
+                <w:rFonts w:ascii="BIZ UDPゴシック" w:cs="BIZ UDPゴシック" w:eastAsia="BIZ UDPゴシック" w:hAnsi="BIZ UDPゴシック"/>
+                <w:b w:val="false"/>
+                <w:bCs w:val="false"/>
+                <w:color w:val="000000"/>
                 <w:sz w:val="18"/>
                 <w:szCs w:val="18"/>
               </w:rPr>
@@ -843,17 +863,21 @@
               <w:bottom w:val="single" w:color="CCCCCC" w:sz="4"/>
               <w:right w:val="single" w:color="CCCCCC" w:sz="4"/>
             </w:tcBorders>
-            <w:tcMar>
-              <w:top w:type="dxa" w:w="60"/>
-              <w:left w:type="dxa" w:w="120"/>
-              <w:bottom w:type="dxa" w:w="60"/>
-              <w:right w:type="dxa" w:w="120"/>
-            </w:tcMar>
-          </w:tcPr>
-          <w:p>
-            <w:r>
-              <w:rPr>
-                <w:rFonts w:ascii="BIZ UDPゴシック" w:cs="BIZ UDPゴシック" w:eastAsia="BIZ UDPゴシック" w:hAnsi="BIZ UDPゴシック"/>
+            <w:shd w:fill="FFFFFF" w:val="clear"/>
+            <w:tcMar>
+              <w:top w:type="dxa" w:w="60"/>
+              <w:left w:type="dxa" w:w="100"/>
+              <w:bottom w:type="dxa" w:w="60"/>
+              <w:right w:type="dxa" w:w="100"/>
+            </w:tcMar>
+          </w:tcPr>
+          <w:p>
+            <w:r>
+              <w:rPr>
+                <w:rFonts w:ascii="BIZ UDPゴシック" w:cs="BIZ UDPゴシック" w:eastAsia="BIZ UDPゴシック" w:hAnsi="BIZ UDPゴシック"/>
+                <w:b w:val="false"/>
+                <w:bCs w:val="false"/>
+                <w:color w:val="000000"/>
                 <w:sz w:val="18"/>
                 <w:szCs w:val="18"/>
               </w:rPr>
@@ -875,17 +899,21 @@
               <w:bottom w:val="single" w:color="CCCCCC" w:sz="4"/>
               <w:right w:val="single" w:color="CCCCCC" w:sz="4"/>
             </w:tcBorders>
-            <w:tcMar>
-              <w:top w:type="dxa" w:w="60"/>
-              <w:left w:type="dxa" w:w="120"/>
-              <w:bottom w:type="dxa" w:w="60"/>
-              <w:right w:type="dxa" w:w="120"/>
-            </w:tcMar>
-          </w:tcPr>
-          <w:p>
-            <w:r>
-              <w:rPr>
-                <w:rFonts w:ascii="BIZ UDPゴシック" w:cs="BIZ UDPゴシック" w:eastAsia="BIZ UDPゴシック" w:hAnsi="BIZ UDPゴシック"/>
+            <w:shd w:fill="FFFFFF" w:val="clear"/>
+            <w:tcMar>
+              <w:top w:type="dxa" w:w="60"/>
+              <w:left w:type="dxa" w:w="100"/>
+              <w:bottom w:type="dxa" w:w="60"/>
+              <w:right w:type="dxa" w:w="100"/>
+            </w:tcMar>
+          </w:tcPr>
+          <w:p>
+            <w:r>
+              <w:rPr>
+                <w:rFonts w:ascii="BIZ UDPゴシック" w:cs="BIZ UDPゴシック" w:eastAsia="BIZ UDPゴシック" w:hAnsi="BIZ UDPゴシック"/>
+                <w:b w:val="false"/>
+                <w:bCs w:val="false"/>
+                <w:color w:val="000000"/>
                 <w:sz w:val="18"/>
                 <w:szCs w:val="18"/>
               </w:rPr>
@@ -902,17 +930,21 @@
               <w:bottom w:val="single" w:color="CCCCCC" w:sz="4"/>
               <w:right w:val="single" w:color="CCCCCC" w:sz="4"/>
             </w:tcBorders>
-            <w:tcMar>
-              <w:top w:type="dxa" w:w="60"/>
-              <w:left w:type="dxa" w:w="120"/>
-              <w:bottom w:type="dxa" w:w="60"/>
-              <w:right w:type="dxa" w:w="120"/>
-            </w:tcMar>
-          </w:tcPr>
-          <w:p>
-            <w:r>
-              <w:rPr>
-                <w:rFonts w:ascii="BIZ UDPゴシック" w:cs="BIZ UDPゴシック" w:eastAsia="BIZ UDPゴシック" w:hAnsi="BIZ UDPゴシック"/>
+            <w:shd w:fill="FFFFFF" w:val="clear"/>
+            <w:tcMar>
+              <w:top w:type="dxa" w:w="60"/>
+              <w:left w:type="dxa" w:w="100"/>
+              <w:bottom w:type="dxa" w:w="60"/>
+              <w:right w:type="dxa" w:w="100"/>
+            </w:tcMar>
+          </w:tcPr>
+          <w:p>
+            <w:r>
+              <w:rPr>
+                <w:rFonts w:ascii="BIZ UDPゴシック" w:cs="BIZ UDPゴシック" w:eastAsia="BIZ UDPゴシック" w:hAnsi="BIZ UDPゴシック"/>
+                <w:b w:val="false"/>
+                <w:bCs w:val="false"/>
+                <w:color w:val="000000"/>
                 <w:sz w:val="18"/>
                 <w:szCs w:val="18"/>
               </w:rPr>
@@ -929,17 +961,21 @@
               <w:bottom w:val="single" w:color="CCCCCC" w:sz="4"/>
               <w:right w:val="single" w:color="CCCCCC" w:sz="4"/>
             </w:tcBorders>
-            <w:tcMar>
-              <w:top w:type="dxa" w:w="60"/>
-              <w:left w:type="dxa" w:w="120"/>
-              <w:bottom w:type="dxa" w:w="60"/>
-              <w:right w:type="dxa" w:w="120"/>
-            </w:tcMar>
-          </w:tcPr>
-          <w:p>
-            <w:r>
-              <w:rPr>
-                <w:rFonts w:ascii="BIZ UDPゴシック" w:cs="BIZ UDPゴシック" w:eastAsia="BIZ UDPゴシック" w:hAnsi="BIZ UDPゴシック"/>
+            <w:shd w:fill="FFFFFF" w:val="clear"/>
+            <w:tcMar>
+              <w:top w:type="dxa" w:w="60"/>
+              <w:left w:type="dxa" w:w="100"/>
+              <w:bottom w:type="dxa" w:w="60"/>
+              <w:right w:type="dxa" w:w="100"/>
+            </w:tcMar>
+          </w:tcPr>
+          <w:p>
+            <w:r>
+              <w:rPr>
+                <w:rFonts w:ascii="BIZ UDPゴシック" w:cs="BIZ UDPゴシック" w:eastAsia="BIZ UDPゴシック" w:hAnsi="BIZ UDPゴシック"/>
+                <w:b w:val="false"/>
+                <w:bCs w:val="false"/>
+                <w:color w:val="000000"/>
                 <w:sz w:val="18"/>
                 <w:szCs w:val="18"/>
               </w:rPr>
@@ -956,17 +992,21 @@
               <w:bottom w:val="single" w:color="CCCCCC" w:sz="4"/>
               <w:right w:val="single" w:color="CCCCCC" w:sz="4"/>
             </w:tcBorders>
-            <w:tcMar>
-              <w:top w:type="dxa" w:w="60"/>
-              <w:left w:type="dxa" w:w="120"/>
-              <w:bottom w:type="dxa" w:w="60"/>
-              <w:right w:type="dxa" w:w="120"/>
-            </w:tcMar>
-          </w:tcPr>
-          <w:p>
-            <w:r>
-              <w:rPr>
-                <w:rFonts w:ascii="BIZ UDPゴシック" w:cs="BIZ UDPゴシック" w:eastAsia="BIZ UDPゴシック" w:hAnsi="BIZ UDPゴシック"/>
+            <w:shd w:fill="FFFFFF" w:val="clear"/>
+            <w:tcMar>
+              <w:top w:type="dxa" w:w="60"/>
+              <w:left w:type="dxa" w:w="100"/>
+              <w:bottom w:type="dxa" w:w="60"/>
+              <w:right w:type="dxa" w:w="100"/>
+            </w:tcMar>
+          </w:tcPr>
+          <w:p>
+            <w:r>
+              <w:rPr>
+                <w:rFonts w:ascii="BIZ UDPゴシック" w:cs="BIZ UDPゴシック" w:eastAsia="BIZ UDPゴシック" w:hAnsi="BIZ UDPゴシック"/>
+                <w:b w:val="false"/>
+                <w:bCs w:val="false"/>
+                <w:color w:val="000000"/>
                 <w:sz w:val="18"/>
                 <w:szCs w:val="18"/>
               </w:rPr>
@@ -976,6 +1016,15 @@
         </w:tc>
       </w:tr>
     </w:tbl>
+    <w:p>
+      <w:pPr>
+        <w:pStyle w:val="Normal"/>
+        <w:spacing w:before="0" w:after="0"/>
+      </w:pPr>
+      <w:r>
+        <w:br w:type="page"/>
+      </w:r>
+    </w:p>
     <w:p>
       <w:pPr>
         <w:pStyle w:val="Heading1"/>
@@ -985,13 +1034,16 @@
           <w:rFonts w:ascii="BIZ UDPゴシック" w:cs="BIZ UDPゴシック" w:eastAsia="BIZ UDPゴシック" w:hAnsi="BIZ UDPゴシック"/>
           <w:b/>
           <w:bCs/>
-          <w:sz w:val="24"/>
-          <w:szCs w:val="24"/>
+          <w:sz w:val="32"/>
+          <w:szCs w:val="32"/>
         </w:rPr>
         <w:t xml:space="preserve">0. 実施判断のご確認（顧客向け）</w:t>
       </w:r>
     </w:p>
     <w:p>
+      <w:pPr>
+        <w:spacing w:before="60" w:after="60"/>
+      </w:pPr>
       <w:r>
         <w:rPr>
           <w:rFonts w:ascii="BIZ UDPゴシック" w:cs="BIZ UDPゴシック" w:eastAsia="BIZ UDPゴシック" w:hAnsi="BIZ UDPゴシック"/>
@@ -1010,8 +1062,8 @@
           <w:rFonts w:ascii="BIZ UDPゴシック" w:cs="BIZ UDPゴシック" w:eastAsia="BIZ UDPゴシック" w:hAnsi="BIZ UDPゴシック"/>
           <w:b/>
           <w:bCs/>
-          <w:sz w:val="18"/>
-          <w:szCs w:val="18"/>
+          <w:sz w:val="24"/>
+          <w:szCs w:val="24"/>
         </w:rPr>
         <w:t xml:space="preserve">■ 変更内容と影響範囲</w:t>
       </w:r>
@@ -1029,8 +1081,8 @@
         </w:tblBorders>
       </w:tblPr>
       <w:tblGrid>
-        <w:gridCol w:w="2268"/>
-        <w:gridCol w:w="6236"/>
+        <w:gridCol w:w="2000"/>
+        <w:gridCol w:w="6504"/>
       </w:tblGrid>
       <w:tr>
         <w:trPr>
@@ -1038,7 +1090,7 @@
         </w:trPr>
         <w:tc>
           <w:tcPr>
-            <w:tcW w:type="dxa" w:w="2268"/>
+            <w:tcW w:type="dxa" w:w="2000"/>
             <w:tcBorders>
               <w:top w:val="single" w:color="CCCCCC" w:sz="4"/>
               <w:left w:val="single" w:color="CCCCCC" w:sz="4"/>
@@ -1048,9 +1100,9 @@
             <w:shd w:fill="F5F5F5" w:val="clear"/>
             <w:tcMar>
               <w:top w:type="dxa" w:w="60"/>
-              <w:left w:type="dxa" w:w="120"/>
-              <w:bottom w:type="dxa" w:w="60"/>
-              <w:right w:type="dxa" w:w="120"/>
+              <w:left w:type="dxa" w:w="100"/>
+              <w:bottom w:type="dxa" w:w="60"/>
+              <w:right w:type="dxa" w:w="100"/>
             </w:tcMar>
           </w:tcPr>
           <w:p>
@@ -1059,6 +1111,7 @@
                 <w:rFonts w:ascii="BIZ UDPゴシック" w:cs="BIZ UDPゴシック" w:eastAsia="BIZ UDPゴシック" w:hAnsi="BIZ UDPゴシック"/>
                 <w:b/>
                 <w:bCs/>
+                <w:color w:val="000000"/>
                 <w:sz w:val="18"/>
                 <w:szCs w:val="18"/>
               </w:rPr>
@@ -1068,7 +1121,7 @@
         </w:tc>
         <w:tc>
           <w:tcPr>
-            <w:tcW w:type="dxa" w:w="6236"/>
+            <w:tcW w:type="dxa" w:w="6504"/>
             <w:tcBorders>
               <w:top w:val="single" w:color="CCCCCC" w:sz="4"/>
               <w:left w:val="single" w:color="CCCCCC" w:sz="4"/>
@@ -1078,9 +1131,9 @@
             <w:shd w:fill="F5F5F5" w:val="clear"/>
             <w:tcMar>
               <w:top w:type="dxa" w:w="60"/>
-              <w:left w:type="dxa" w:w="120"/>
-              <w:bottom w:type="dxa" w:w="60"/>
-              <w:right w:type="dxa" w:w="120"/>
+              <w:left w:type="dxa" w:w="100"/>
+              <w:bottom w:type="dxa" w:w="60"/>
+              <w:right w:type="dxa" w:w="100"/>
             </w:tcMar>
           </w:tcPr>
           <w:p>
@@ -1089,6 +1142,7 @@
                 <w:rFonts w:ascii="BIZ UDPゴシック" w:cs="BIZ UDPゴシック" w:eastAsia="BIZ UDPゴシック" w:hAnsi="BIZ UDPゴシック"/>
                 <w:b/>
                 <w:bCs/>
+                <w:color w:val="000000"/>
                 <w:sz w:val="18"/>
                 <w:szCs w:val="18"/>
               </w:rPr>
@@ -1103,24 +1157,28 @@
         </w:trPr>
         <w:tc>
           <w:tcPr>
-            <w:tcW w:type="dxa" w:w="2268"/>
-            <w:tcBorders>
-              <w:top w:val="single" w:color="CCCCCC" w:sz="4"/>
-              <w:left w:val="single" w:color="CCCCCC" w:sz="4"/>
-              <w:bottom w:val="single" w:color="CCCCCC" w:sz="4"/>
-              <w:right w:val="single" w:color="CCCCCC" w:sz="4"/>
-            </w:tcBorders>
-            <w:tcMar>
-              <w:top w:type="dxa" w:w="60"/>
-              <w:left w:type="dxa" w:w="120"/>
-              <w:bottom w:type="dxa" w:w="60"/>
-              <w:right w:type="dxa" w:w="120"/>
-            </w:tcMar>
-          </w:tcPr>
-          <w:p>
-            <w:r>
-              <w:rPr>
-                <w:rFonts w:ascii="BIZ UDPゴシック" w:cs="BIZ UDPゴシック" w:eastAsia="BIZ UDPゴシック" w:hAnsi="BIZ UDPゴシック"/>
+            <w:tcW w:type="dxa" w:w="2000"/>
+            <w:tcBorders>
+              <w:top w:val="single" w:color="CCCCCC" w:sz="4"/>
+              <w:left w:val="single" w:color="CCCCCC" w:sz="4"/>
+              <w:bottom w:val="single" w:color="CCCCCC" w:sz="4"/>
+              <w:right w:val="single" w:color="CCCCCC" w:sz="4"/>
+            </w:tcBorders>
+            <w:shd w:fill="FFFFFF" w:val="clear"/>
+            <w:tcMar>
+              <w:top w:type="dxa" w:w="60"/>
+              <w:left w:type="dxa" w:w="100"/>
+              <w:bottom w:type="dxa" w:w="60"/>
+              <w:right w:type="dxa" w:w="100"/>
+            </w:tcMar>
+          </w:tcPr>
+          <w:p>
+            <w:r>
+              <w:rPr>
+                <w:rFonts w:ascii="BIZ UDPゴシック" w:cs="BIZ UDPゴシック" w:eastAsia="BIZ UDPゴシック" w:hAnsi="BIZ UDPゴシック"/>
+                <w:b w:val="false"/>
+                <w:bCs w:val="false"/>
+                <w:color w:val="000000"/>
                 <w:sz w:val="18"/>
                 <w:szCs w:val="18"/>
               </w:rPr>
@@ -1130,24 +1188,28 @@
         </w:tc>
         <w:tc>
           <w:tcPr>
-            <w:tcW w:type="dxa" w:w="6236"/>
-            <w:tcBorders>
-              <w:top w:val="single" w:color="CCCCCC" w:sz="4"/>
-              <w:left w:val="single" w:color="CCCCCC" w:sz="4"/>
-              <w:bottom w:val="single" w:color="CCCCCC" w:sz="4"/>
-              <w:right w:val="single" w:color="CCCCCC" w:sz="4"/>
-            </w:tcBorders>
-            <w:tcMar>
-              <w:top w:type="dxa" w:w="60"/>
-              <w:left w:type="dxa" w:w="120"/>
-              <w:bottom w:type="dxa" w:w="60"/>
-              <w:right w:type="dxa" w:w="120"/>
-            </w:tcMar>
-          </w:tcPr>
-          <w:p>
-            <w:r>
-              <w:rPr>
-                <w:rFonts w:ascii="BIZ UDPゴシック" w:cs="BIZ UDPゴシック" w:eastAsia="BIZ UDPゴシック" w:hAnsi="BIZ UDPゴシック"/>
+            <w:tcW w:type="dxa" w:w="6504"/>
+            <w:tcBorders>
+              <w:top w:val="single" w:color="CCCCCC" w:sz="4"/>
+              <w:left w:val="single" w:color="CCCCCC" w:sz="4"/>
+              <w:bottom w:val="single" w:color="CCCCCC" w:sz="4"/>
+              <w:right w:val="single" w:color="CCCCCC" w:sz="4"/>
+            </w:tcBorders>
+            <w:shd w:fill="FFFFFF" w:val="clear"/>
+            <w:tcMar>
+              <w:top w:type="dxa" w:w="60"/>
+              <w:left w:type="dxa" w:w="100"/>
+              <w:bottom w:type="dxa" w:w="60"/>
+              <w:right w:type="dxa" w:w="100"/>
+            </w:tcMar>
+          </w:tcPr>
+          <w:p>
+            <w:r>
+              <w:rPr>
+                <w:rFonts w:ascii="BIZ UDPゴシック" w:cs="BIZ UDPゴシック" w:eastAsia="BIZ UDPゴシック" w:hAnsi="BIZ UDPゴシック"/>
+                <w:b w:val="false"/>
+                <w:bCs w:val="false"/>
+                <w:color w:val="000000"/>
                 <w:sz w:val="18"/>
                 <w:szCs w:val="18"/>
               </w:rPr>
@@ -1162,24 +1224,28 @@
         </w:trPr>
         <w:tc>
           <w:tcPr>
-            <w:tcW w:type="dxa" w:w="2268"/>
-            <w:tcBorders>
-              <w:top w:val="single" w:color="CCCCCC" w:sz="4"/>
-              <w:left w:val="single" w:color="CCCCCC" w:sz="4"/>
-              <w:bottom w:val="single" w:color="CCCCCC" w:sz="4"/>
-              <w:right w:val="single" w:color="CCCCCC" w:sz="4"/>
-            </w:tcBorders>
-            <w:tcMar>
-              <w:top w:type="dxa" w:w="60"/>
-              <w:left w:type="dxa" w:w="120"/>
-              <w:bottom w:type="dxa" w:w="60"/>
-              <w:right w:type="dxa" w:w="120"/>
-            </w:tcMar>
-          </w:tcPr>
-          <w:p>
-            <w:r>
-              <w:rPr>
-                <w:rFonts w:ascii="BIZ UDPゴシック" w:cs="BIZ UDPゴシック" w:eastAsia="BIZ UDPゴシック" w:hAnsi="BIZ UDPゴシック"/>
+            <w:tcW w:type="dxa" w:w="2000"/>
+            <w:tcBorders>
+              <w:top w:val="single" w:color="CCCCCC" w:sz="4"/>
+              <w:left w:val="single" w:color="CCCCCC" w:sz="4"/>
+              <w:bottom w:val="single" w:color="CCCCCC" w:sz="4"/>
+              <w:right w:val="single" w:color="CCCCCC" w:sz="4"/>
+            </w:tcBorders>
+            <w:shd w:fill="FFFFFF" w:val="clear"/>
+            <w:tcMar>
+              <w:top w:type="dxa" w:w="60"/>
+              <w:left w:type="dxa" w:w="100"/>
+              <w:bottom w:type="dxa" w:w="60"/>
+              <w:right w:type="dxa" w:w="100"/>
+            </w:tcMar>
+          </w:tcPr>
+          <w:p>
+            <w:r>
+              <w:rPr>
+                <w:rFonts w:ascii="BIZ UDPゴシック" w:cs="BIZ UDPゴシック" w:eastAsia="BIZ UDPゴシック" w:hAnsi="BIZ UDPゴシック"/>
+                <w:b w:val="false"/>
+                <w:bCs w:val="false"/>
+                <w:color w:val="000000"/>
                 <w:sz w:val="18"/>
                 <w:szCs w:val="18"/>
               </w:rPr>
@@ -1189,24 +1255,28 @@
         </w:tc>
         <w:tc>
           <w:tcPr>
-            <w:tcW w:type="dxa" w:w="6236"/>
-            <w:tcBorders>
-              <w:top w:val="single" w:color="CCCCCC" w:sz="4"/>
-              <w:left w:val="single" w:color="CCCCCC" w:sz="4"/>
-              <w:bottom w:val="single" w:color="CCCCCC" w:sz="4"/>
-              <w:right w:val="single" w:color="CCCCCC" w:sz="4"/>
-            </w:tcBorders>
-            <w:tcMar>
-              <w:top w:type="dxa" w:w="60"/>
-              <w:left w:type="dxa" w:w="120"/>
-              <w:bottom w:type="dxa" w:w="60"/>
-              <w:right w:type="dxa" w:w="120"/>
-            </w:tcMar>
-          </w:tcPr>
-          <w:p>
-            <w:r>
-              <w:rPr>
-                <w:rFonts w:ascii="BIZ UDPゴシック" w:cs="BIZ UDPゴシック" w:eastAsia="BIZ UDPゴシック" w:hAnsi="BIZ UDPゴシック"/>
+            <w:tcW w:type="dxa" w:w="6504"/>
+            <w:tcBorders>
+              <w:top w:val="single" w:color="CCCCCC" w:sz="4"/>
+              <w:left w:val="single" w:color="CCCCCC" w:sz="4"/>
+              <w:bottom w:val="single" w:color="CCCCCC" w:sz="4"/>
+              <w:right w:val="single" w:color="CCCCCC" w:sz="4"/>
+            </w:tcBorders>
+            <w:shd w:fill="FFFFFF" w:val="clear"/>
+            <w:tcMar>
+              <w:top w:type="dxa" w:w="60"/>
+              <w:left w:type="dxa" w:w="100"/>
+              <w:bottom w:type="dxa" w:w="60"/>
+              <w:right w:type="dxa" w:w="100"/>
+            </w:tcMar>
+          </w:tcPr>
+          <w:p>
+            <w:r>
+              <w:rPr>
+                <w:rFonts w:ascii="BIZ UDPゴシック" w:cs="BIZ UDPゴシック" w:eastAsia="BIZ UDPゴシック" w:hAnsi="BIZ UDPゴシック"/>
+                <w:b w:val="false"/>
+                <w:bCs w:val="false"/>
+                <w:color w:val="000000"/>
                 <w:sz w:val="18"/>
                 <w:szCs w:val="18"/>
               </w:rPr>
@@ -1221,24 +1291,28 @@
         </w:trPr>
         <w:tc>
           <w:tcPr>
-            <w:tcW w:type="dxa" w:w="2268"/>
-            <w:tcBorders>
-              <w:top w:val="single" w:color="CCCCCC" w:sz="4"/>
-              <w:left w:val="single" w:color="CCCCCC" w:sz="4"/>
-              <w:bottom w:val="single" w:color="CCCCCC" w:sz="4"/>
-              <w:right w:val="single" w:color="CCCCCC" w:sz="4"/>
-            </w:tcBorders>
-            <w:tcMar>
-              <w:top w:type="dxa" w:w="60"/>
-              <w:left w:type="dxa" w:w="120"/>
-              <w:bottom w:type="dxa" w:w="60"/>
-              <w:right w:type="dxa" w:w="120"/>
-            </w:tcMar>
-          </w:tcPr>
-          <w:p>
-            <w:r>
-              <w:rPr>
-                <w:rFonts w:ascii="BIZ UDPゴシック" w:cs="BIZ UDPゴシック" w:eastAsia="BIZ UDPゴシック" w:hAnsi="BIZ UDPゴシック"/>
+            <w:tcW w:type="dxa" w:w="2000"/>
+            <w:tcBorders>
+              <w:top w:val="single" w:color="CCCCCC" w:sz="4"/>
+              <w:left w:val="single" w:color="CCCCCC" w:sz="4"/>
+              <w:bottom w:val="single" w:color="CCCCCC" w:sz="4"/>
+              <w:right w:val="single" w:color="CCCCCC" w:sz="4"/>
+            </w:tcBorders>
+            <w:shd w:fill="FFFFFF" w:val="clear"/>
+            <w:tcMar>
+              <w:top w:type="dxa" w:w="60"/>
+              <w:left w:type="dxa" w:w="100"/>
+              <w:bottom w:type="dxa" w:w="60"/>
+              <w:right w:type="dxa" w:w="100"/>
+            </w:tcMar>
+          </w:tcPr>
+          <w:p>
+            <w:r>
+              <w:rPr>
+                <w:rFonts w:ascii="BIZ UDPゴシック" w:cs="BIZ UDPゴシック" w:eastAsia="BIZ UDPゴシック" w:hAnsi="BIZ UDPゴシック"/>
+                <w:b w:val="false"/>
+                <w:bCs w:val="false"/>
+                <w:color w:val="000000"/>
                 <w:sz w:val="18"/>
                 <w:szCs w:val="18"/>
               </w:rPr>
@@ -1248,24 +1322,28 @@
         </w:tc>
         <w:tc>
           <w:tcPr>
-            <w:tcW w:type="dxa" w:w="6236"/>
-            <w:tcBorders>
-              <w:top w:val="single" w:color="CCCCCC" w:sz="4"/>
-              <w:left w:val="single" w:color="CCCCCC" w:sz="4"/>
-              <w:bottom w:val="single" w:color="CCCCCC" w:sz="4"/>
-              <w:right w:val="single" w:color="CCCCCC" w:sz="4"/>
-            </w:tcBorders>
-            <w:tcMar>
-              <w:top w:type="dxa" w:w="60"/>
-              <w:left w:type="dxa" w:w="120"/>
-              <w:bottom w:type="dxa" w:w="60"/>
-              <w:right w:type="dxa" w:w="120"/>
-            </w:tcMar>
-          </w:tcPr>
-          <w:p>
-            <w:r>
-              <w:rPr>
-                <w:rFonts w:ascii="BIZ UDPゴシック" w:cs="BIZ UDPゴシック" w:eastAsia="BIZ UDPゴシック" w:hAnsi="BIZ UDPゴシック"/>
+            <w:tcW w:type="dxa" w:w="6504"/>
+            <w:tcBorders>
+              <w:top w:val="single" w:color="CCCCCC" w:sz="4"/>
+              <w:left w:val="single" w:color="CCCCCC" w:sz="4"/>
+              <w:bottom w:val="single" w:color="CCCCCC" w:sz="4"/>
+              <w:right w:val="single" w:color="CCCCCC" w:sz="4"/>
+            </w:tcBorders>
+            <w:shd w:fill="FFFFFF" w:val="clear"/>
+            <w:tcMar>
+              <w:top w:type="dxa" w:w="60"/>
+              <w:left w:type="dxa" w:w="100"/>
+              <w:bottom w:type="dxa" w:w="60"/>
+              <w:right w:type="dxa" w:w="100"/>
+            </w:tcMar>
+          </w:tcPr>
+          <w:p>
+            <w:r>
+              <w:rPr>
+                <w:rFonts w:ascii="BIZ UDPゴシック" w:cs="BIZ UDPゴシック" w:eastAsia="BIZ UDPゴシック" w:hAnsi="BIZ UDPゴシック"/>
+                <w:b w:val="false"/>
+                <w:bCs w:val="false"/>
+                <w:color w:val="000000"/>
                 <w:sz w:val="18"/>
                 <w:szCs w:val="18"/>
               </w:rPr>
@@ -1280,24 +1358,28 @@
         </w:trPr>
         <w:tc>
           <w:tcPr>
-            <w:tcW w:type="dxa" w:w="2268"/>
-            <w:tcBorders>
-              <w:top w:val="single" w:color="CCCCCC" w:sz="4"/>
-              <w:left w:val="single" w:color="CCCCCC" w:sz="4"/>
-              <w:bottom w:val="single" w:color="CCCCCC" w:sz="4"/>
-              <w:right w:val="single" w:color="CCCCCC" w:sz="4"/>
-            </w:tcBorders>
-            <w:tcMar>
-              <w:top w:type="dxa" w:w="60"/>
-              <w:left w:type="dxa" w:w="120"/>
-              <w:bottom w:type="dxa" w:w="60"/>
-              <w:right w:type="dxa" w:w="120"/>
-            </w:tcMar>
-          </w:tcPr>
-          <w:p>
-            <w:r>
-              <w:rPr>
-                <w:rFonts w:ascii="BIZ UDPゴシック" w:cs="BIZ UDPゴシック" w:eastAsia="BIZ UDPゴシック" w:hAnsi="BIZ UDPゴシック"/>
+            <w:tcW w:type="dxa" w:w="2000"/>
+            <w:tcBorders>
+              <w:top w:val="single" w:color="CCCCCC" w:sz="4"/>
+              <w:left w:val="single" w:color="CCCCCC" w:sz="4"/>
+              <w:bottom w:val="single" w:color="CCCCCC" w:sz="4"/>
+              <w:right w:val="single" w:color="CCCCCC" w:sz="4"/>
+            </w:tcBorders>
+            <w:shd w:fill="FFFFFF" w:val="clear"/>
+            <w:tcMar>
+              <w:top w:type="dxa" w:w="60"/>
+              <w:left w:type="dxa" w:w="100"/>
+              <w:bottom w:type="dxa" w:w="60"/>
+              <w:right w:type="dxa" w:w="100"/>
+            </w:tcMar>
+          </w:tcPr>
+          <w:p>
+            <w:r>
+              <w:rPr>
+                <w:rFonts w:ascii="BIZ UDPゴシック" w:cs="BIZ UDPゴシック" w:eastAsia="BIZ UDPゴシック" w:hAnsi="BIZ UDPゴシック"/>
+                <w:b w:val="false"/>
+                <w:bCs w:val="false"/>
+                <w:color w:val="000000"/>
                 <w:sz w:val="18"/>
                 <w:szCs w:val="18"/>
               </w:rPr>
@@ -1307,24 +1389,28 @@
         </w:tc>
         <w:tc>
           <w:tcPr>
-            <w:tcW w:type="dxa" w:w="6236"/>
-            <w:tcBorders>
-              <w:top w:val="single" w:color="CCCCCC" w:sz="4"/>
-              <w:left w:val="single" w:color="CCCCCC" w:sz="4"/>
-              <w:bottom w:val="single" w:color="CCCCCC" w:sz="4"/>
-              <w:right w:val="single" w:color="CCCCCC" w:sz="4"/>
-            </w:tcBorders>
-            <w:tcMar>
-              <w:top w:type="dxa" w:w="60"/>
-              <w:left w:type="dxa" w:w="120"/>
-              <w:bottom w:type="dxa" w:w="60"/>
-              <w:right w:type="dxa" w:w="120"/>
-            </w:tcMar>
-          </w:tcPr>
-          <w:p>
-            <w:r>
-              <w:rPr>
-                <w:rFonts w:ascii="BIZ UDPゴシック" w:cs="BIZ UDPゴシック" w:eastAsia="BIZ UDPゴシック" w:hAnsi="BIZ UDPゴシック"/>
+            <w:tcW w:type="dxa" w:w="6504"/>
+            <w:tcBorders>
+              <w:top w:val="single" w:color="CCCCCC" w:sz="4"/>
+              <w:left w:val="single" w:color="CCCCCC" w:sz="4"/>
+              <w:bottom w:val="single" w:color="CCCCCC" w:sz="4"/>
+              <w:right w:val="single" w:color="CCCCCC" w:sz="4"/>
+            </w:tcBorders>
+            <w:shd w:fill="FFFFFF" w:val="clear"/>
+            <w:tcMar>
+              <w:top w:type="dxa" w:w="60"/>
+              <w:left w:type="dxa" w:w="100"/>
+              <w:bottom w:type="dxa" w:w="60"/>
+              <w:right w:type="dxa" w:w="100"/>
+            </w:tcMar>
+          </w:tcPr>
+          <w:p>
+            <w:r>
+              <w:rPr>
+                <w:rFonts w:ascii="BIZ UDPゴシック" w:cs="BIZ UDPゴシック" w:eastAsia="BIZ UDPゴシック" w:hAnsi="BIZ UDPゴシック"/>
+                <w:b w:val="false"/>
+                <w:bCs w:val="false"/>
+                <w:color w:val="000000"/>
                 <w:sz w:val="18"/>
                 <w:szCs w:val="18"/>
               </w:rPr>
@@ -1339,24 +1425,28 @@
         </w:trPr>
         <w:tc>
           <w:tcPr>
-            <w:tcW w:type="dxa" w:w="2268"/>
-            <w:tcBorders>
-              <w:top w:val="single" w:color="CCCCCC" w:sz="4"/>
-              <w:left w:val="single" w:color="CCCCCC" w:sz="4"/>
-              <w:bottom w:val="single" w:color="CCCCCC" w:sz="4"/>
-              <w:right w:val="single" w:color="CCCCCC" w:sz="4"/>
-            </w:tcBorders>
-            <w:tcMar>
-              <w:top w:type="dxa" w:w="60"/>
-              <w:left w:type="dxa" w:w="120"/>
-              <w:bottom w:type="dxa" w:w="60"/>
-              <w:right w:type="dxa" w:w="120"/>
-            </w:tcMar>
-          </w:tcPr>
-          <w:p>
-            <w:r>
-              <w:rPr>
-                <w:rFonts w:ascii="BIZ UDPゴシック" w:cs="BIZ UDPゴシック" w:eastAsia="BIZ UDPゴシック" w:hAnsi="BIZ UDPゴシック"/>
+            <w:tcW w:type="dxa" w:w="2000"/>
+            <w:tcBorders>
+              <w:top w:val="single" w:color="CCCCCC" w:sz="4"/>
+              <w:left w:val="single" w:color="CCCCCC" w:sz="4"/>
+              <w:bottom w:val="single" w:color="CCCCCC" w:sz="4"/>
+              <w:right w:val="single" w:color="CCCCCC" w:sz="4"/>
+            </w:tcBorders>
+            <w:shd w:fill="FFFFFF" w:val="clear"/>
+            <w:tcMar>
+              <w:top w:type="dxa" w:w="60"/>
+              <w:left w:type="dxa" w:w="100"/>
+              <w:bottom w:type="dxa" w:w="60"/>
+              <w:right w:type="dxa" w:w="100"/>
+            </w:tcMar>
+          </w:tcPr>
+          <w:p>
+            <w:r>
+              <w:rPr>
+                <w:rFonts w:ascii="BIZ UDPゴシック" w:cs="BIZ UDPゴシック" w:eastAsia="BIZ UDPゴシック" w:hAnsi="BIZ UDPゴシック"/>
+                <w:b w:val="false"/>
+                <w:bCs w:val="false"/>
+                <w:color w:val="000000"/>
                 <w:sz w:val="18"/>
                 <w:szCs w:val="18"/>
               </w:rPr>
@@ -1366,24 +1456,28 @@
         </w:tc>
         <w:tc>
           <w:tcPr>
-            <w:tcW w:type="dxa" w:w="6236"/>
-            <w:tcBorders>
-              <w:top w:val="single" w:color="CCCCCC" w:sz="4"/>
-              <w:left w:val="single" w:color="CCCCCC" w:sz="4"/>
-              <w:bottom w:val="single" w:color="CCCCCC" w:sz="4"/>
-              <w:right w:val="single" w:color="CCCCCC" w:sz="4"/>
-            </w:tcBorders>
-            <w:tcMar>
-              <w:top w:type="dxa" w:w="60"/>
-              <w:left w:type="dxa" w:w="120"/>
-              <w:bottom w:type="dxa" w:w="60"/>
-              <w:right w:type="dxa" w:w="120"/>
-            </w:tcMar>
-          </w:tcPr>
-          <w:p>
-            <w:r>
-              <w:rPr>
-                <w:rFonts w:ascii="BIZ UDPゴシック" w:cs="BIZ UDPゴシック" w:eastAsia="BIZ UDPゴシック" w:hAnsi="BIZ UDPゴシック"/>
+            <w:tcW w:type="dxa" w:w="6504"/>
+            <w:tcBorders>
+              <w:top w:val="single" w:color="CCCCCC" w:sz="4"/>
+              <w:left w:val="single" w:color="CCCCCC" w:sz="4"/>
+              <w:bottom w:val="single" w:color="CCCCCC" w:sz="4"/>
+              <w:right w:val="single" w:color="CCCCCC" w:sz="4"/>
+            </w:tcBorders>
+            <w:shd w:fill="FFFFFF" w:val="clear"/>
+            <w:tcMar>
+              <w:top w:type="dxa" w:w="60"/>
+              <w:left w:type="dxa" w:w="100"/>
+              <w:bottom w:type="dxa" w:w="60"/>
+              <w:right w:type="dxa" w:w="100"/>
+            </w:tcMar>
+          </w:tcPr>
+          <w:p>
+            <w:r>
+              <w:rPr>
+                <w:rFonts w:ascii="BIZ UDPゴシック" w:cs="BIZ UDPゴシック" w:eastAsia="BIZ UDPゴシック" w:hAnsi="BIZ UDPゴシック"/>
+                <w:b w:val="false"/>
+                <w:bCs w:val="false"/>
+                <w:color w:val="000000"/>
                 <w:sz w:val="18"/>
                 <w:szCs w:val="18"/>
               </w:rPr>
@@ -1398,24 +1492,28 @@
         </w:trPr>
         <w:tc>
           <w:tcPr>
-            <w:tcW w:type="dxa" w:w="2268"/>
-            <w:tcBorders>
-              <w:top w:val="single" w:color="CCCCCC" w:sz="4"/>
-              <w:left w:val="single" w:color="CCCCCC" w:sz="4"/>
-              <w:bottom w:val="single" w:color="CCCCCC" w:sz="4"/>
-              <w:right w:val="single" w:color="CCCCCC" w:sz="4"/>
-            </w:tcBorders>
-            <w:tcMar>
-              <w:top w:type="dxa" w:w="60"/>
-              <w:left w:type="dxa" w:w="120"/>
-              <w:bottom w:type="dxa" w:w="60"/>
-              <w:right w:type="dxa" w:w="120"/>
-            </w:tcMar>
-          </w:tcPr>
-          <w:p>
-            <w:r>
-              <w:rPr>
-                <w:rFonts w:ascii="BIZ UDPゴシック" w:cs="BIZ UDPゴシック" w:eastAsia="BIZ UDPゴシック" w:hAnsi="BIZ UDPゴシック"/>
+            <w:tcW w:type="dxa" w:w="2000"/>
+            <w:tcBorders>
+              <w:top w:val="single" w:color="CCCCCC" w:sz="4"/>
+              <w:left w:val="single" w:color="CCCCCC" w:sz="4"/>
+              <w:bottom w:val="single" w:color="CCCCCC" w:sz="4"/>
+              <w:right w:val="single" w:color="CCCCCC" w:sz="4"/>
+            </w:tcBorders>
+            <w:shd w:fill="FFFFFF" w:val="clear"/>
+            <w:tcMar>
+              <w:top w:type="dxa" w:w="60"/>
+              <w:left w:type="dxa" w:w="100"/>
+              <w:bottom w:type="dxa" w:w="60"/>
+              <w:right w:type="dxa" w:w="100"/>
+            </w:tcMar>
+          </w:tcPr>
+          <w:p>
+            <w:r>
+              <w:rPr>
+                <w:rFonts w:ascii="BIZ UDPゴシック" w:cs="BIZ UDPゴシック" w:eastAsia="BIZ UDPゴシック" w:hAnsi="BIZ UDPゴシック"/>
+                <w:b w:val="false"/>
+                <w:bCs w:val="false"/>
+                <w:color w:val="000000"/>
                 <w:sz w:val="18"/>
                 <w:szCs w:val="18"/>
               </w:rPr>
@@ -1425,28 +1523,32 @@
         </w:tc>
         <w:tc>
           <w:tcPr>
-            <w:tcW w:type="dxa" w:w="6236"/>
-            <w:tcBorders>
-              <w:top w:val="single" w:color="CCCCCC" w:sz="4"/>
-              <w:left w:val="single" w:color="CCCCCC" w:sz="4"/>
-              <w:bottom w:val="single" w:color="CCCCCC" w:sz="4"/>
-              <w:right w:val="single" w:color="CCCCCC" w:sz="4"/>
-            </w:tcBorders>
-            <w:tcMar>
-              <w:top w:type="dxa" w:w="60"/>
-              <w:left w:type="dxa" w:w="120"/>
-              <w:bottom w:type="dxa" w:w="60"/>
-              <w:right w:type="dxa" w:w="120"/>
-            </w:tcMar>
-          </w:tcPr>
-          <w:p>
-            <w:r>
-              <w:rPr>
-                <w:rFonts w:ascii="BIZ UDPゴシック" w:cs="BIZ UDPゴシック" w:eastAsia="BIZ UDPゴシック" w:hAnsi="BIZ UDPゴシック"/>
-                <w:sz w:val="18"/>
-                <w:szCs w:val="18"/>
-              </w:rPr>
-              <w:t xml:space="preserve">変更後はLambdaがReaderエンドポイントに接続するため、AuroraのReaderインスタンスが停止・フェイルオーバー中の場合は接続エラーが発生する可能性がある（通常運用では問題なし）。</w:t>
+            <w:tcW w:type="dxa" w:w="6504"/>
+            <w:tcBorders>
+              <w:top w:val="single" w:color="CCCCCC" w:sz="4"/>
+              <w:left w:val="single" w:color="CCCCCC" w:sz="4"/>
+              <w:bottom w:val="single" w:color="CCCCCC" w:sz="4"/>
+              <w:right w:val="single" w:color="CCCCCC" w:sz="4"/>
+            </w:tcBorders>
+            <w:shd w:fill="FFFFFF" w:val="clear"/>
+            <w:tcMar>
+              <w:top w:type="dxa" w:w="60"/>
+              <w:left w:type="dxa" w:w="100"/>
+              <w:bottom w:type="dxa" w:w="60"/>
+              <w:right w:type="dxa" w:w="100"/>
+            </w:tcMar>
+          </w:tcPr>
+          <w:p>
+            <w:r>
+              <w:rPr>
+                <w:rFonts w:ascii="BIZ UDPゴシック" w:cs="BIZ UDPゴシック" w:eastAsia="BIZ UDPゴシック" w:hAnsi="BIZ UDPゴシック"/>
+                <w:b w:val="false"/>
+                <w:bCs w:val="false"/>
+                <w:color w:val="000000"/>
+                <w:sz w:val="18"/>
+                <w:szCs w:val="18"/>
+              </w:rPr>
+              <w:t xml:space="preserve">変更後はLambdaがReaderエンドポイントに接続するため、AuroraのReaderインスタンスが停止中の場合は接続エラーが発生する可能性がある（通常運用では問題なし）。</w:t>
             </w:r>
           </w:p>
         </w:tc>
@@ -1461,8 +1563,8 @@
           <w:rFonts w:ascii="BIZ UDPゴシック" w:cs="BIZ UDPゴシック" w:eastAsia="BIZ UDPゴシック" w:hAnsi="BIZ UDPゴシック"/>
           <w:b/>
           <w:bCs/>
-          <w:sz w:val="18"/>
-          <w:szCs w:val="18"/>
+          <w:sz w:val="24"/>
+          <w:szCs w:val="24"/>
         </w:rPr>
         <w:t xml:space="preserve">■ 実施判断チェックリスト</w:t>
       </w:r>
@@ -1481,8 +1583,8 @@
       </w:tblPr>
       <w:tblGrid>
         <w:gridCol w:w="567"/>
-        <w:gridCol w:w="6370"/>
-        <w:gridCol w:w="1567"/>
+        <w:gridCol w:w="6397"/>
+        <w:gridCol w:w="1540"/>
       </w:tblGrid>
       <w:tr>
         <w:trPr>
@@ -1500,9 +1602,9 @@
             <w:shd w:fill="F5F5F5" w:val="clear"/>
             <w:tcMar>
               <w:top w:type="dxa" w:w="60"/>
-              <w:left w:type="dxa" w:w="120"/>
-              <w:bottom w:type="dxa" w:w="60"/>
-              <w:right w:type="dxa" w:w="120"/>
+              <w:left w:type="dxa" w:w="100"/>
+              <w:bottom w:type="dxa" w:w="60"/>
+              <w:right w:type="dxa" w:w="100"/>
             </w:tcMar>
           </w:tcPr>
           <w:p>
@@ -1511,6 +1613,7 @@
                 <w:rFonts w:ascii="BIZ UDPゴシック" w:cs="BIZ UDPゴシック" w:eastAsia="BIZ UDPゴシック" w:hAnsi="BIZ UDPゴシック"/>
                 <w:b/>
                 <w:bCs/>
+                <w:color w:val="000000"/>
                 <w:sz w:val="18"/>
                 <w:szCs w:val="18"/>
               </w:rPr>
@@ -1520,7 +1623,7 @@
         </w:tc>
         <w:tc>
           <w:tcPr>
-            <w:tcW w:type="dxa" w:w="6370"/>
+            <w:tcW w:type="dxa" w:w="6397"/>
             <w:tcBorders>
               <w:top w:val="single" w:color="CCCCCC" w:sz="4"/>
               <w:left w:val="single" w:color="CCCCCC" w:sz="4"/>
@@ -1530,9 +1633,9 @@
             <w:shd w:fill="F5F5F5" w:val="clear"/>
             <w:tcMar>
               <w:top w:type="dxa" w:w="60"/>
-              <w:left w:type="dxa" w:w="120"/>
-              <w:bottom w:type="dxa" w:w="60"/>
-              <w:right w:type="dxa" w:w="120"/>
+              <w:left w:type="dxa" w:w="100"/>
+              <w:bottom w:type="dxa" w:w="60"/>
+              <w:right w:type="dxa" w:w="100"/>
             </w:tcMar>
           </w:tcPr>
           <w:p>
@@ -1541,6 +1644,7 @@
                 <w:rFonts w:ascii="BIZ UDPゴシック" w:cs="BIZ UDPゴシック" w:eastAsia="BIZ UDPゴシック" w:hAnsi="BIZ UDPゴシック"/>
                 <w:b/>
                 <w:bCs/>
+                <w:color w:val="000000"/>
                 <w:sz w:val="18"/>
                 <w:szCs w:val="18"/>
               </w:rPr>
@@ -1550,7 +1654,7 @@
         </w:tc>
         <w:tc>
           <w:tcPr>
-            <w:tcW w:type="dxa" w:w="1567"/>
+            <w:tcW w:type="dxa" w:w="1540"/>
             <w:tcBorders>
               <w:top w:val="single" w:color="CCCCCC" w:sz="4"/>
               <w:left w:val="single" w:color="CCCCCC" w:sz="4"/>
@@ -1560,9 +1664,9 @@
             <w:shd w:fill="F5F5F5" w:val="clear"/>
             <w:tcMar>
               <w:top w:type="dxa" w:w="60"/>
-              <w:left w:type="dxa" w:w="120"/>
-              <w:bottom w:type="dxa" w:w="60"/>
-              <w:right w:type="dxa" w:w="120"/>
+              <w:left w:type="dxa" w:w="100"/>
+              <w:bottom w:type="dxa" w:w="60"/>
+              <w:right w:type="dxa" w:w="100"/>
             </w:tcMar>
           </w:tcPr>
           <w:p>
@@ -1571,6 +1675,7 @@
                 <w:rFonts w:ascii="BIZ UDPゴシック" w:cs="BIZ UDPゴシック" w:eastAsia="BIZ UDPゴシック" w:hAnsi="BIZ UDPゴシック"/>
                 <w:b/>
                 <w:bCs/>
+                <w:color w:val="000000"/>
                 <w:sz w:val="18"/>
                 <w:szCs w:val="18"/>
               </w:rPr>
@@ -1592,17 +1697,21 @@
               <w:bottom w:val="single" w:color="CCCCCC" w:sz="4"/>
               <w:right w:val="single" w:color="CCCCCC" w:sz="4"/>
             </w:tcBorders>
-            <w:tcMar>
-              <w:top w:type="dxa" w:w="60"/>
-              <w:left w:type="dxa" w:w="120"/>
-              <w:bottom w:type="dxa" w:w="60"/>
-              <w:right w:type="dxa" w:w="120"/>
-            </w:tcMar>
-          </w:tcPr>
-          <w:p>
-            <w:r>
-              <w:rPr>
-                <w:rFonts w:ascii="BIZ UDPゴシック" w:cs="BIZ UDPゴシック" w:eastAsia="BIZ UDPゴシック" w:hAnsi="BIZ UDPゴシック"/>
+            <w:shd w:fill="FFFFFF" w:val="clear"/>
+            <w:tcMar>
+              <w:top w:type="dxa" w:w="60"/>
+              <w:left w:type="dxa" w:w="100"/>
+              <w:bottom w:type="dxa" w:w="60"/>
+              <w:right w:type="dxa" w:w="100"/>
+            </w:tcMar>
+          </w:tcPr>
+          <w:p>
+            <w:r>
+              <w:rPr>
+                <w:rFonts w:ascii="BIZ UDPゴシック" w:cs="BIZ UDPゴシック" w:eastAsia="BIZ UDPゴシック" w:hAnsi="BIZ UDPゴシック"/>
+                <w:b w:val="false"/>
+                <w:bCs w:val="false"/>
+                <w:color w:val="000000"/>
                 <w:sz w:val="18"/>
                 <w:szCs w:val="18"/>
               </w:rPr>
@@ -1612,24 +1721,28 @@
         </w:tc>
         <w:tc>
           <w:tcPr>
-            <w:tcW w:type="dxa" w:w="6370"/>
-            <w:tcBorders>
-              <w:top w:val="single" w:color="CCCCCC" w:sz="4"/>
-              <w:left w:val="single" w:color="CCCCCC" w:sz="4"/>
-              <w:bottom w:val="single" w:color="CCCCCC" w:sz="4"/>
-              <w:right w:val="single" w:color="CCCCCC" w:sz="4"/>
-            </w:tcBorders>
-            <w:tcMar>
-              <w:top w:type="dxa" w:w="60"/>
-              <w:left w:type="dxa" w:w="120"/>
-              <w:bottom w:type="dxa" w:w="60"/>
-              <w:right w:type="dxa" w:w="120"/>
-            </w:tcMar>
-          </w:tcPr>
-          <w:p>
-            <w:r>
-              <w:rPr>
-                <w:rFonts w:ascii="BIZ UDPゴシック" w:cs="BIZ UDPゴシック" w:eastAsia="BIZ UDPゴシック" w:hAnsi="BIZ UDPゴシック"/>
+            <w:tcW w:type="dxa" w:w="6397"/>
+            <w:tcBorders>
+              <w:top w:val="single" w:color="CCCCCC" w:sz="4"/>
+              <w:left w:val="single" w:color="CCCCCC" w:sz="4"/>
+              <w:bottom w:val="single" w:color="CCCCCC" w:sz="4"/>
+              <w:right w:val="single" w:color="CCCCCC" w:sz="4"/>
+            </w:tcBorders>
+            <w:shd w:fill="FFFFFF" w:val="clear"/>
+            <w:tcMar>
+              <w:top w:type="dxa" w:w="60"/>
+              <w:left w:type="dxa" w:w="100"/>
+              <w:bottom w:type="dxa" w:w="60"/>
+              <w:right w:type="dxa" w:w="100"/>
+            </w:tcMar>
+          </w:tcPr>
+          <w:p>
+            <w:r>
+              <w:rPr>
+                <w:rFonts w:ascii="BIZ UDPゴシック" w:cs="BIZ UDPゴシック" w:eastAsia="BIZ UDPゴシック" w:hAnsi="BIZ UDPゴシック"/>
+                <w:b w:val="false"/>
+                <w:bCs w:val="false"/>
+                <w:color w:val="000000"/>
                 <w:sz w:val="18"/>
                 <w:szCs w:val="18"/>
               </w:rPr>
@@ -1639,24 +1752,28 @@
         </w:tc>
         <w:tc>
           <w:tcPr>
-            <w:tcW w:type="dxa" w:w="1567"/>
-            <w:tcBorders>
-              <w:top w:val="single" w:color="CCCCCC" w:sz="4"/>
-              <w:left w:val="single" w:color="CCCCCC" w:sz="4"/>
-              <w:bottom w:val="single" w:color="CCCCCC" w:sz="4"/>
-              <w:right w:val="single" w:color="CCCCCC" w:sz="4"/>
-            </w:tcBorders>
-            <w:tcMar>
-              <w:top w:type="dxa" w:w="60"/>
-              <w:left w:type="dxa" w:w="120"/>
-              <w:bottom w:type="dxa" w:w="60"/>
-              <w:right w:type="dxa" w:w="120"/>
-            </w:tcMar>
-          </w:tcPr>
-          <w:p>
-            <w:r>
-              <w:rPr>
-                <w:rFonts w:ascii="BIZ UDPゴシック" w:cs="BIZ UDPゴシック" w:eastAsia="BIZ UDPゴシック" w:hAnsi="BIZ UDPゴシック"/>
+            <w:tcW w:type="dxa" w:w="1540"/>
+            <w:tcBorders>
+              <w:top w:val="single" w:color="CCCCCC" w:sz="4"/>
+              <w:left w:val="single" w:color="CCCCCC" w:sz="4"/>
+              <w:bottom w:val="single" w:color="CCCCCC" w:sz="4"/>
+              <w:right w:val="single" w:color="CCCCCC" w:sz="4"/>
+            </w:tcBorders>
+            <w:shd w:fill="FFFFFF" w:val="clear"/>
+            <w:tcMar>
+              <w:top w:type="dxa" w:w="60"/>
+              <w:left w:type="dxa" w:w="100"/>
+              <w:bottom w:type="dxa" w:w="60"/>
+              <w:right w:type="dxa" w:w="100"/>
+            </w:tcMar>
+          </w:tcPr>
+          <w:p>
+            <w:r>
+              <w:rPr>
+                <w:rFonts w:ascii="BIZ UDPゴシック" w:cs="BIZ UDPゴシック" w:eastAsia="BIZ UDPゴシック" w:hAnsi="BIZ UDPゴシック"/>
+                <w:b w:val="false"/>
+                <w:bCs w:val="false"/>
+                <w:color w:val="000000"/>
                 <w:sz w:val="18"/>
                 <w:szCs w:val="18"/>
               </w:rPr>
@@ -1678,17 +1795,21 @@
               <w:bottom w:val="single" w:color="CCCCCC" w:sz="4"/>
               <w:right w:val="single" w:color="CCCCCC" w:sz="4"/>
             </w:tcBorders>
-            <w:tcMar>
-              <w:top w:type="dxa" w:w="60"/>
-              <w:left w:type="dxa" w:w="120"/>
-              <w:bottom w:type="dxa" w:w="60"/>
-              <w:right w:type="dxa" w:w="120"/>
-            </w:tcMar>
-          </w:tcPr>
-          <w:p>
-            <w:r>
-              <w:rPr>
-                <w:rFonts w:ascii="BIZ UDPゴシック" w:cs="BIZ UDPゴシック" w:eastAsia="BIZ UDPゴシック" w:hAnsi="BIZ UDPゴシック"/>
+            <w:shd w:fill="FFFFFF" w:val="clear"/>
+            <w:tcMar>
+              <w:top w:type="dxa" w:w="60"/>
+              <w:left w:type="dxa" w:w="100"/>
+              <w:bottom w:type="dxa" w:w="60"/>
+              <w:right w:type="dxa" w:w="100"/>
+            </w:tcMar>
+          </w:tcPr>
+          <w:p>
+            <w:r>
+              <w:rPr>
+                <w:rFonts w:ascii="BIZ UDPゴシック" w:cs="BIZ UDPゴシック" w:eastAsia="BIZ UDPゴシック" w:hAnsi="BIZ UDPゴシック"/>
+                <w:b w:val="false"/>
+                <w:bCs w:val="false"/>
+                <w:color w:val="000000"/>
                 <w:sz w:val="18"/>
                 <w:szCs w:val="18"/>
               </w:rPr>
@@ -1698,24 +1819,28 @@
         </w:tc>
         <w:tc>
           <w:tcPr>
-            <w:tcW w:type="dxa" w:w="6370"/>
-            <w:tcBorders>
-              <w:top w:val="single" w:color="CCCCCC" w:sz="4"/>
-              <w:left w:val="single" w:color="CCCCCC" w:sz="4"/>
-              <w:bottom w:val="single" w:color="CCCCCC" w:sz="4"/>
-              <w:right w:val="single" w:color="CCCCCC" w:sz="4"/>
-            </w:tcBorders>
-            <w:tcMar>
-              <w:top w:type="dxa" w:w="60"/>
-              <w:left w:type="dxa" w:w="120"/>
-              <w:bottom w:type="dxa" w:w="60"/>
-              <w:right w:type="dxa" w:w="120"/>
-            </w:tcMar>
-          </w:tcPr>
-          <w:p>
-            <w:r>
-              <w:rPr>
-                <w:rFonts w:ascii="BIZ UDPゴシック" w:cs="BIZ UDPゴシック" w:eastAsia="BIZ UDPゴシック" w:hAnsi="BIZ UDPゴシック"/>
+            <w:tcW w:type="dxa" w:w="6397"/>
+            <w:tcBorders>
+              <w:top w:val="single" w:color="CCCCCC" w:sz="4"/>
+              <w:left w:val="single" w:color="CCCCCC" w:sz="4"/>
+              <w:bottom w:val="single" w:color="CCCCCC" w:sz="4"/>
+              <w:right w:val="single" w:color="CCCCCC" w:sz="4"/>
+            </w:tcBorders>
+            <w:shd w:fill="FFFFFF" w:val="clear"/>
+            <w:tcMar>
+              <w:top w:type="dxa" w:w="60"/>
+              <w:left w:type="dxa" w:w="100"/>
+              <w:bottom w:type="dxa" w:w="60"/>
+              <w:right w:type="dxa" w:w="100"/>
+            </w:tcMar>
+          </w:tcPr>
+          <w:p>
+            <w:r>
+              <w:rPr>
+                <w:rFonts w:ascii="BIZ UDPゴシック" w:cs="BIZ UDPゴシック" w:eastAsia="BIZ UDPゴシック" w:hAnsi="BIZ UDPゴシック"/>
+                <w:b w:val="false"/>
+                <w:bCs w:val="false"/>
+                <w:color w:val="000000"/>
                 <w:sz w:val="18"/>
                 <w:szCs w:val="18"/>
               </w:rPr>
@@ -1725,24 +1850,28 @@
         </w:tc>
         <w:tc>
           <w:tcPr>
-            <w:tcW w:type="dxa" w:w="1567"/>
-            <w:tcBorders>
-              <w:top w:val="single" w:color="CCCCCC" w:sz="4"/>
-              <w:left w:val="single" w:color="CCCCCC" w:sz="4"/>
-              <w:bottom w:val="single" w:color="CCCCCC" w:sz="4"/>
-              <w:right w:val="single" w:color="CCCCCC" w:sz="4"/>
-            </w:tcBorders>
-            <w:tcMar>
-              <w:top w:type="dxa" w:w="60"/>
-              <w:left w:type="dxa" w:w="120"/>
-              <w:bottom w:type="dxa" w:w="60"/>
-              <w:right w:type="dxa" w:w="120"/>
-            </w:tcMar>
-          </w:tcPr>
-          <w:p>
-            <w:r>
-              <w:rPr>
-                <w:rFonts w:ascii="BIZ UDPゴシック" w:cs="BIZ UDPゴシック" w:eastAsia="BIZ UDPゴシック" w:hAnsi="BIZ UDPゴシック"/>
+            <w:tcW w:type="dxa" w:w="1540"/>
+            <w:tcBorders>
+              <w:top w:val="single" w:color="CCCCCC" w:sz="4"/>
+              <w:left w:val="single" w:color="CCCCCC" w:sz="4"/>
+              <w:bottom w:val="single" w:color="CCCCCC" w:sz="4"/>
+              <w:right w:val="single" w:color="CCCCCC" w:sz="4"/>
+            </w:tcBorders>
+            <w:shd w:fill="FFFFFF" w:val="clear"/>
+            <w:tcMar>
+              <w:top w:type="dxa" w:w="60"/>
+              <w:left w:type="dxa" w:w="100"/>
+              <w:bottom w:type="dxa" w:w="60"/>
+              <w:right w:type="dxa" w:w="100"/>
+            </w:tcMar>
+          </w:tcPr>
+          <w:p>
+            <w:r>
+              <w:rPr>
+                <w:rFonts w:ascii="BIZ UDPゴシック" w:cs="BIZ UDPゴシック" w:eastAsia="BIZ UDPゴシック" w:hAnsi="BIZ UDPゴシック"/>
+                <w:b w:val="false"/>
+                <w:bCs w:val="false"/>
+                <w:color w:val="000000"/>
                 <w:sz w:val="18"/>
                 <w:szCs w:val="18"/>
               </w:rPr>
@@ -1764,17 +1893,21 @@
               <w:bottom w:val="single" w:color="CCCCCC" w:sz="4"/>
               <w:right w:val="single" w:color="CCCCCC" w:sz="4"/>
             </w:tcBorders>
-            <w:tcMar>
-              <w:top w:type="dxa" w:w="60"/>
-              <w:left w:type="dxa" w:w="120"/>
-              <w:bottom w:type="dxa" w:w="60"/>
-              <w:right w:type="dxa" w:w="120"/>
-            </w:tcMar>
-          </w:tcPr>
-          <w:p>
-            <w:r>
-              <w:rPr>
-                <w:rFonts w:ascii="BIZ UDPゴシック" w:cs="BIZ UDPゴシック" w:eastAsia="BIZ UDPゴシック" w:hAnsi="BIZ UDPゴシック"/>
+            <w:shd w:fill="FFFFFF" w:val="clear"/>
+            <w:tcMar>
+              <w:top w:type="dxa" w:w="60"/>
+              <w:left w:type="dxa" w:w="100"/>
+              <w:bottom w:type="dxa" w:w="60"/>
+              <w:right w:type="dxa" w:w="100"/>
+            </w:tcMar>
+          </w:tcPr>
+          <w:p>
+            <w:r>
+              <w:rPr>
+                <w:rFonts w:ascii="BIZ UDPゴシック" w:cs="BIZ UDPゴシック" w:eastAsia="BIZ UDPゴシック" w:hAnsi="BIZ UDPゴシック"/>
+                <w:b w:val="false"/>
+                <w:bCs w:val="false"/>
+                <w:color w:val="000000"/>
                 <w:sz w:val="18"/>
                 <w:szCs w:val="18"/>
               </w:rPr>
@@ -1784,24 +1917,28 @@
         </w:tc>
         <w:tc>
           <w:tcPr>
-            <w:tcW w:type="dxa" w:w="6370"/>
-            <w:tcBorders>
-              <w:top w:val="single" w:color="CCCCCC" w:sz="4"/>
-              <w:left w:val="single" w:color="CCCCCC" w:sz="4"/>
-              <w:bottom w:val="single" w:color="CCCCCC" w:sz="4"/>
-              <w:right w:val="single" w:color="CCCCCC" w:sz="4"/>
-            </w:tcBorders>
-            <w:tcMar>
-              <w:top w:type="dxa" w:w="60"/>
-              <w:left w:type="dxa" w:w="120"/>
-              <w:bottom w:type="dxa" w:w="60"/>
-              <w:right w:type="dxa" w:w="120"/>
-            </w:tcMar>
-          </w:tcPr>
-          <w:p>
-            <w:r>
-              <w:rPr>
-                <w:rFonts w:ascii="BIZ UDPゴシック" w:cs="BIZ UDPゴシック" w:eastAsia="BIZ UDPゴシック" w:hAnsi="BIZ UDPゴシック"/>
+            <w:tcW w:type="dxa" w:w="6397"/>
+            <w:tcBorders>
+              <w:top w:val="single" w:color="CCCCCC" w:sz="4"/>
+              <w:left w:val="single" w:color="CCCCCC" w:sz="4"/>
+              <w:bottom w:val="single" w:color="CCCCCC" w:sz="4"/>
+              <w:right w:val="single" w:color="CCCCCC" w:sz="4"/>
+            </w:tcBorders>
+            <w:shd w:fill="FFFFFF" w:val="clear"/>
+            <w:tcMar>
+              <w:top w:type="dxa" w:w="60"/>
+              <w:left w:type="dxa" w:w="100"/>
+              <w:bottom w:type="dxa" w:w="60"/>
+              <w:right w:type="dxa" w:w="100"/>
+            </w:tcMar>
+          </w:tcPr>
+          <w:p>
+            <w:r>
+              <w:rPr>
+                <w:rFonts w:ascii="BIZ UDPゴシック" w:cs="BIZ UDPゴシック" w:eastAsia="BIZ UDPゴシック" w:hAnsi="BIZ UDPゴシック"/>
+                <w:b w:val="false"/>
+                <w:bCs w:val="false"/>
+                <w:color w:val="000000"/>
                 <w:sz w:val="18"/>
                 <w:szCs w:val="18"/>
               </w:rPr>
@@ -1811,24 +1948,28 @@
         </w:tc>
         <w:tc>
           <w:tcPr>
-            <w:tcW w:type="dxa" w:w="1567"/>
-            <w:tcBorders>
-              <w:top w:val="single" w:color="CCCCCC" w:sz="4"/>
-              <w:left w:val="single" w:color="CCCCCC" w:sz="4"/>
-              <w:bottom w:val="single" w:color="CCCCCC" w:sz="4"/>
-              <w:right w:val="single" w:color="CCCCCC" w:sz="4"/>
-            </w:tcBorders>
-            <w:tcMar>
-              <w:top w:type="dxa" w:w="60"/>
-              <w:left w:type="dxa" w:w="120"/>
-              <w:bottom w:type="dxa" w:w="60"/>
-              <w:right w:type="dxa" w:w="120"/>
-            </w:tcMar>
-          </w:tcPr>
-          <w:p>
-            <w:r>
-              <w:rPr>
-                <w:rFonts w:ascii="BIZ UDPゴシック" w:cs="BIZ UDPゴシック" w:eastAsia="BIZ UDPゴシック" w:hAnsi="BIZ UDPゴシック"/>
+            <w:tcW w:type="dxa" w:w="1540"/>
+            <w:tcBorders>
+              <w:top w:val="single" w:color="CCCCCC" w:sz="4"/>
+              <w:left w:val="single" w:color="CCCCCC" w:sz="4"/>
+              <w:bottom w:val="single" w:color="CCCCCC" w:sz="4"/>
+              <w:right w:val="single" w:color="CCCCCC" w:sz="4"/>
+            </w:tcBorders>
+            <w:shd w:fill="FFFFFF" w:val="clear"/>
+            <w:tcMar>
+              <w:top w:type="dxa" w:w="60"/>
+              <w:left w:type="dxa" w:w="100"/>
+              <w:bottom w:type="dxa" w:w="60"/>
+              <w:right w:type="dxa" w:w="100"/>
+            </w:tcMar>
+          </w:tcPr>
+          <w:p>
+            <w:r>
+              <w:rPr>
+                <w:rFonts w:ascii="BIZ UDPゴシック" w:cs="BIZ UDPゴシック" w:eastAsia="BIZ UDPゴシック" w:hAnsi="BIZ UDPゴシック"/>
+                <w:b w:val="false"/>
+                <w:bCs w:val="false"/>
+                <w:color w:val="000000"/>
                 <w:sz w:val="18"/>
                 <w:szCs w:val="18"/>
               </w:rPr>
@@ -1839,6 +1980,9 @@
       </w:tr>
     </w:tbl>
     <w:p>
+      <w:pPr>
+        <w:spacing w:before="60" w:after="60"/>
+      </w:pPr>
       <w:r>
         <w:rPr>
           <w:rFonts w:ascii="BIZ UDPゴシック" w:cs="BIZ UDPゴシック" w:eastAsia="BIZ UDPゴシック" w:hAnsi="BIZ UDPゴシック"/>
@@ -1857,13 +2001,16 @@
           <w:rFonts w:ascii="BIZ UDPゴシック" w:cs="BIZ UDPゴシック" w:eastAsia="BIZ UDPゴシック" w:hAnsi="BIZ UDPゴシック"/>
           <w:b/>
           <w:bCs/>
-          <w:sz w:val="24"/>
-          <w:szCs w:val="24"/>
+          <w:sz w:val="32"/>
+          <w:szCs w:val="32"/>
         </w:rPr>
         <w:t xml:space="preserve">1. 概要・変更理由</w:t>
       </w:r>
     </w:p>
     <w:p>
+      <w:pPr>
+        <w:spacing w:before="60" w:after="60"/>
+      </w:pPr>
       <w:r>
         <w:rPr>
           <w:rFonts w:ascii="BIZ UDPゴシック" w:cs="BIZ UDPゴシック" w:eastAsia="BIZ UDPゴシック" w:hAnsi="BIZ UDPゴシック"/>
@@ -1882,8 +2029,8 @@
           <w:rFonts w:ascii="BIZ UDPゴシック" w:cs="BIZ UDPゴシック" w:eastAsia="BIZ UDPゴシック" w:hAnsi="BIZ UDPゴシック"/>
           <w:b/>
           <w:bCs/>
-          <w:sz w:val="18"/>
-          <w:szCs w:val="18"/>
+          <w:sz w:val="24"/>
+          <w:szCs w:val="24"/>
         </w:rPr>
         <w:t xml:space="preserve">■ CloudWatchログ調査結果（2026-03-07実行分）</w:t>
       </w:r>
@@ -1907,11 +2054,6 @@
         <w:trPr>
           <w:cantSplit/>
         </w:trPr>
-      </w:tr>
-      <w:tr>
-        <w:trPr>
-          <w:cantSplit/>
-        </w:trPr>
         <w:tc>
           <w:tcPr>
             <w:tcW w:type="dxa" w:w="8504"/>
@@ -1921,145 +2063,58 @@
               <w:bottom w:val="single" w:color="CCCCCC" w:sz="4"/>
               <w:right w:val="single" w:color="CCCCCC" w:sz="4"/>
             </w:tcBorders>
-            <w:tcMar>
-              <w:top w:type="dxa" w:w="60"/>
-              <w:left w:type="dxa" w:w="120"/>
-              <w:bottom w:type="dxa" w:w="60"/>
-              <w:right w:type="dxa" w:w="120"/>
-            </w:tcMar>
-          </w:tcPr>
-          <w:p>
-            <w:r>
-              <w:rPr>
-                <w:rFonts w:ascii="BIZ UDPゴシック" w:cs="BIZ UDPゴシック" w:eastAsia="BIZ UDPゴシック" w:hAnsi="BIZ UDPゴシック"/>
+            <w:shd w:fill="F5F5F5" w:val="clear"/>
+            <w:tcMar>
+              <w:top w:type="dxa" w:w="60"/>
+              <w:left w:type="dxa" w:w="100"/>
+              <w:bottom w:type="dxa" w:w="60"/>
+              <w:right w:type="dxa" w:w="100"/>
+            </w:tcMar>
+          </w:tcPr>
+          <w:p>
+            <w:r>
+              <w:rPr>
+                <w:rFonts w:ascii="Consolas" w:cs="Consolas" w:eastAsia="Consolas" w:hAnsi="Consolas"/>
                 <w:sz w:val="18"/>
                 <w:szCs w:val="18"/>
               </w:rPr>
               <w:t xml:space="preserve">✅ Connected to DB!</w:t>
             </w:r>
           </w:p>
-        </w:tc>
-      </w:tr>
-      <w:tr>
-        <w:trPr>
-          <w:cantSplit/>
-        </w:trPr>
-        <w:tc>
-          <w:tcPr>
-            <w:tcW w:type="dxa" w:w="8504"/>
-            <w:tcBorders>
-              <w:top w:val="single" w:color="CCCCCC" w:sz="4"/>
-              <w:left w:val="single" w:color="CCCCCC" w:sz="4"/>
-              <w:bottom w:val="single" w:color="CCCCCC" w:sz="4"/>
-              <w:right w:val="single" w:color="CCCCCC" w:sz="4"/>
-            </w:tcBorders>
-            <w:tcMar>
-              <w:top w:type="dxa" w:w="60"/>
-              <w:left w:type="dxa" w:w="120"/>
-              <w:bottom w:type="dxa" w:w="60"/>
-              <w:right w:type="dxa" w:w="120"/>
-            </w:tcMar>
-          </w:tcPr>
-          <w:p>
-            <w:r>
-              <w:rPr>
-                <w:rFonts w:ascii="BIZ UDPゴシック" w:cs="BIZ UDPゴシック" w:eastAsia="BIZ UDPゴシック" w:hAnsi="BIZ UDPゴシック"/>
+          <w:p>
+            <w:r>
+              <w:rPr>
+                <w:rFonts w:ascii="Consolas" w:cs="Consolas" w:eastAsia="Consolas" w:hAnsi="Consolas"/>
                 <w:sz w:val="18"/>
                 <w:szCs w:val="18"/>
               </w:rPr>
               <w:t xml:space="preserve">Parent directory: /tmp/0343</w:t>
             </w:r>
           </w:p>
-        </w:tc>
-      </w:tr>
-      <w:tr>
-        <w:trPr>
-          <w:cantSplit/>
-        </w:trPr>
-        <w:tc>
-          <w:tcPr>
-            <w:tcW w:type="dxa" w:w="8504"/>
-            <w:tcBorders>
-              <w:top w:val="single" w:color="CCCCCC" w:sz="4"/>
-              <w:left w:val="single" w:color="CCCCCC" w:sz="4"/>
-              <w:bottom w:val="single" w:color="CCCCCC" w:sz="4"/>
-              <w:right w:val="single" w:color="CCCCCC" w:sz="4"/>
-            </w:tcBorders>
-            <w:tcMar>
-              <w:top w:type="dxa" w:w="60"/>
-              <w:left w:type="dxa" w:w="120"/>
-              <w:bottom w:type="dxa" w:w="60"/>
-              <w:right w:type="dxa" w:w="120"/>
-            </w:tcMar>
-          </w:tcPr>
-          <w:p>
-            <w:r>
-              <w:rPr>
-                <w:rFonts w:ascii="BIZ UDPゴシック" w:cs="BIZ UDPゴシック" w:eastAsia="BIZ UDPゴシック" w:hAnsi="BIZ UDPゴシック"/>
+          <w:p>
+            <w:r>
+              <w:rPr>
+                <w:rFonts w:ascii="Consolas" w:cs="Consolas" w:eastAsia="Consolas" w:hAnsi="Consolas"/>
                 <w:sz w:val="18"/>
                 <w:szCs w:val="18"/>
               </w:rPr>
               <w:t xml:space="preserve">fileEnd: /tmp/0343/SG_night_export_trigger_2026-03-07T20:30:00Z.ENDEXPORT</w:t>
             </w:r>
           </w:p>
-        </w:tc>
-      </w:tr>
-      <w:tr>
-        <w:trPr>
-          <w:cantSplit/>
-        </w:trPr>
-        <w:tc>
-          <w:tcPr>
-            <w:tcW w:type="dxa" w:w="8504"/>
-            <w:tcBorders>
-              <w:top w:val="single" w:color="CCCCCC" w:sz="4"/>
-              <w:left w:val="single" w:color="CCCCCC" w:sz="4"/>
-              <w:bottom w:val="single" w:color="CCCCCC" w:sz="4"/>
-              <w:right w:val="single" w:color="CCCCCC" w:sz="4"/>
-            </w:tcBorders>
-            <w:tcMar>
-              <w:top w:type="dxa" w:w="60"/>
-              <w:left w:type="dxa" w:w="120"/>
-              <w:bottom w:type="dxa" w:w="60"/>
-              <w:right w:type="dxa" w:w="120"/>
-            </w:tcMar>
-          </w:tcPr>
-          <w:p>
-            <w:r>
-              <w:rPr>
-                <w:rFonts w:ascii="BIZ UDPゴシック" w:cs="BIZ UDPゴシック" w:eastAsia="BIZ UDPゴシック" w:hAnsi="BIZ UDPゴシック"/>
+          <w:p>
+            <w:r>
+              <w:rPr>
+                <w:rFonts w:ascii="Consolas" w:cs="Consolas" w:eastAsia="Consolas" w:hAnsi="Consolas"/>
                 <w:sz w:val="18"/>
                 <w:szCs w:val="18"/>
               </w:rPr>
               <w:t xml:space="preserve">✅ Uploaded: pos-original/sg/csv/0343/SG_night_export_trigger_2026-03-07T20:30:00Z.ENDEXPORT</w:t>
             </w:r>
           </w:p>
-        </w:tc>
-      </w:tr>
-      <w:tr>
-        <w:trPr>
-          <w:cantSplit/>
-        </w:trPr>
-        <w:tc>
-          <w:tcPr>
-            <w:tcW w:type="dxa" w:w="8504"/>
-            <w:tcBorders>
-              <w:top w:val="single" w:color="CCCCCC" w:sz="4"/>
-              <w:left w:val="single" w:color="CCCCCC" w:sz="4"/>
-              <w:bottom w:val="single" w:color="CCCCCC" w:sz="4"/>
-              <w:right w:val="single" w:color="CCCCCC" w:sz="4"/>
-            </w:tcBorders>
-            <w:tcMar>
-              <w:top w:type="dxa" w:w="60"/>
-              <w:left w:type="dxa" w:w="120"/>
-              <w:bottom w:type="dxa" w:w="60"/>
-              <w:right w:type="dxa" w:w="120"/>
-            </w:tcMar>
-          </w:tcPr>
-          <w:p>
-            <w:r>
-              <w:rPr>
-                <w:rFonts w:ascii="BIZ UDPゴシック" w:cs="BIZ UDPゴシック" w:eastAsia="BIZ UDPゴシック" w:hAnsi="BIZ UDPゴシック"/>
+          <w:p>
+            <w:r>
+              <w:rPr>
+                <w:rFonts w:ascii="Consolas" w:cs="Consolas" w:eastAsia="Consolas" w:hAnsi="Consolas"/>
                 <w:sz w:val="18"/>
                 <w:szCs w:val="18"/>
               </w:rPr>
@@ -2070,6 +2125,9 @@
       </w:tr>
     </w:tbl>
     <w:p>
+      <w:pPr>
+        <w:spacing w:before="60" w:after="60"/>
+      </w:pPr>
       <w:r>
         <w:rPr>
           <w:rFonts w:ascii="BIZ UDPゴシック" w:cs="BIZ UDPゴシック" w:eastAsia="BIZ UDPゴシック" w:hAnsi="BIZ UDPゴシック"/>
@@ -2088,8 +2146,8 @@
           <w:rFonts w:ascii="BIZ UDPゴシック" w:cs="BIZ UDPゴシック" w:eastAsia="BIZ UDPゴシック" w:hAnsi="BIZ UDPゴシック"/>
           <w:b/>
           <w:bCs/>
-          <w:sz w:val="18"/>
-          <w:szCs w:val="18"/>
+          <w:sz w:val="24"/>
+          <w:szCs w:val="24"/>
         </w:rPr>
         <w:t xml:space="preserve">■ 問題点</w:t>
       </w:r>
@@ -2107,9 +2165,9 @@
         </w:tblBorders>
       </w:tblPr>
       <w:tblGrid>
-        <w:gridCol w:w="2268"/>
-        <w:gridCol w:w="3118"/>
-        <w:gridCol w:w="3118"/>
+        <w:gridCol w:w="2835"/>
+        <w:gridCol w:w="2835"/>
+        <w:gridCol w:w="2834"/>
       </w:tblGrid>
       <w:tr>
         <w:trPr>
@@ -2117,7 +2175,7 @@
         </w:trPr>
         <w:tc>
           <w:tcPr>
-            <w:tcW w:type="dxa" w:w="2268"/>
+            <w:tcW w:type="dxa" w:w="2835"/>
             <w:tcBorders>
               <w:top w:val="single" w:color="CCCCCC" w:sz="4"/>
               <w:left w:val="single" w:color="CCCCCC" w:sz="4"/>
@@ -2127,9 +2185,9 @@
             <w:shd w:fill="F5F5F5" w:val="clear"/>
             <w:tcMar>
               <w:top w:type="dxa" w:w="60"/>
-              <w:left w:type="dxa" w:w="120"/>
-              <w:bottom w:type="dxa" w:w="60"/>
-              <w:right w:type="dxa" w:w="120"/>
+              <w:left w:type="dxa" w:w="100"/>
+              <w:bottom w:type="dxa" w:w="60"/>
+              <w:right w:type="dxa" w:w="100"/>
             </w:tcMar>
           </w:tcPr>
           <w:p>
@@ -2138,6 +2196,7 @@
                 <w:rFonts w:ascii="BIZ UDPゴシック" w:cs="BIZ UDPゴシック" w:eastAsia="BIZ UDPゴシック" w:hAnsi="BIZ UDPゴシック"/>
                 <w:b/>
                 <w:bCs/>
+                <w:color w:val="000000"/>
                 <w:sz w:val="18"/>
                 <w:szCs w:val="18"/>
               </w:rPr>
@@ -2147,7 +2206,7 @@
         </w:tc>
         <w:tc>
           <w:tcPr>
-            <w:tcW w:type="dxa" w:w="3118"/>
+            <w:tcW w:type="dxa" w:w="2835"/>
             <w:tcBorders>
               <w:top w:val="single" w:color="CCCCCC" w:sz="4"/>
               <w:left w:val="single" w:color="CCCCCC" w:sz="4"/>
@@ -2157,9 +2216,9 @@
             <w:shd w:fill="F5F5F5" w:val="clear"/>
             <w:tcMar>
               <w:top w:type="dxa" w:w="60"/>
-              <w:left w:type="dxa" w:w="120"/>
-              <w:bottom w:type="dxa" w:w="60"/>
-              <w:right w:type="dxa" w:w="120"/>
+              <w:left w:type="dxa" w:w="100"/>
+              <w:bottom w:type="dxa" w:w="60"/>
+              <w:right w:type="dxa" w:w="100"/>
             </w:tcMar>
           </w:tcPr>
           <w:p>
@@ -2168,6 +2227,7 @@
                 <w:rFonts w:ascii="BIZ UDPゴシック" w:cs="BIZ UDPゴシック" w:eastAsia="BIZ UDPゴシック" w:hAnsi="BIZ UDPゴシック"/>
                 <w:b/>
                 <w:bCs/>
+                <w:color w:val="000000"/>
                 <w:sz w:val="18"/>
                 <w:szCs w:val="18"/>
               </w:rPr>
@@ -2177,7 +2237,7 @@
         </w:tc>
         <w:tc>
           <w:tcPr>
-            <w:tcW w:type="dxa" w:w="3118"/>
+            <w:tcW w:type="dxa" w:w="2834"/>
             <w:tcBorders>
               <w:top w:val="single" w:color="CCCCCC" w:sz="4"/>
               <w:left w:val="single" w:color="CCCCCC" w:sz="4"/>
@@ -2187,9 +2247,9 @@
             <w:shd w:fill="F5F5F5" w:val="clear"/>
             <w:tcMar>
               <w:top w:type="dxa" w:w="60"/>
-              <w:left w:type="dxa" w:w="120"/>
-              <w:bottom w:type="dxa" w:w="60"/>
-              <w:right w:type="dxa" w:w="120"/>
+              <w:left w:type="dxa" w:w="100"/>
+              <w:bottom w:type="dxa" w:w="60"/>
+              <w:right w:type="dxa" w:w="100"/>
             </w:tcMar>
           </w:tcPr>
           <w:p>
@@ -2198,6 +2258,7 @@
                 <w:rFonts w:ascii="BIZ UDPゴシック" w:cs="BIZ UDPゴシック" w:eastAsia="BIZ UDPゴシック" w:hAnsi="BIZ UDPゴシック"/>
                 <w:b/>
                 <w:bCs/>
+                <w:color w:val="000000"/>
                 <w:sz w:val="18"/>
                 <w:szCs w:val="18"/>
               </w:rPr>
@@ -2212,24 +2273,28 @@
         </w:trPr>
         <w:tc>
           <w:tcPr>
-            <w:tcW w:type="dxa" w:w="2268"/>
-            <w:tcBorders>
-              <w:top w:val="single" w:color="CCCCCC" w:sz="4"/>
-              <w:left w:val="single" w:color="CCCCCC" w:sz="4"/>
-              <w:bottom w:val="single" w:color="CCCCCC" w:sz="4"/>
-              <w:right w:val="single" w:color="CCCCCC" w:sz="4"/>
-            </w:tcBorders>
-            <w:tcMar>
-              <w:top w:type="dxa" w:w="60"/>
-              <w:left w:type="dxa" w:w="120"/>
-              <w:bottom w:type="dxa" w:w="60"/>
-              <w:right w:type="dxa" w:w="120"/>
-            </w:tcMar>
-          </w:tcPr>
-          <w:p>
-            <w:r>
-              <w:rPr>
-                <w:rFonts w:ascii="BIZ UDPゴシック" w:cs="BIZ UDPゴシック" w:eastAsia="BIZ UDPゴシック" w:hAnsi="BIZ UDPゴシック"/>
+            <w:tcW w:type="dxa" w:w="2835"/>
+            <w:tcBorders>
+              <w:top w:val="single" w:color="CCCCCC" w:sz="4"/>
+              <w:left w:val="single" w:color="CCCCCC" w:sz="4"/>
+              <w:bottom w:val="single" w:color="CCCCCC" w:sz="4"/>
+              <w:right w:val="single" w:color="CCCCCC" w:sz="4"/>
+            </w:tcBorders>
+            <w:shd w:fill="FFFFFF" w:val="clear"/>
+            <w:tcMar>
+              <w:top w:type="dxa" w:w="60"/>
+              <w:left w:type="dxa" w:w="100"/>
+              <w:bottom w:type="dxa" w:w="60"/>
+              <w:right w:type="dxa" w:w="100"/>
+            </w:tcMar>
+          </w:tcPr>
+          <w:p>
+            <w:r>
+              <w:rPr>
+                <w:rFonts w:ascii="BIZ UDPゴシック" w:cs="BIZ UDPゴシック" w:eastAsia="BIZ UDPゴシック" w:hAnsi="BIZ UDPゴシック"/>
+                <w:b w:val="false"/>
+                <w:bCs w:val="false"/>
+                <w:color w:val="000000"/>
                 <w:sz w:val="18"/>
                 <w:szCs w:val="18"/>
               </w:rPr>
@@ -2239,24 +2304,28 @@
         </w:tc>
         <w:tc>
           <w:tcPr>
-            <w:tcW w:type="dxa" w:w="3118"/>
-            <w:tcBorders>
-              <w:top w:val="single" w:color="CCCCCC" w:sz="4"/>
-              <w:left w:val="single" w:color="CCCCCC" w:sz="4"/>
-              <w:bottom w:val="single" w:color="CCCCCC" w:sz="4"/>
-              <w:right w:val="single" w:color="CCCCCC" w:sz="4"/>
-            </w:tcBorders>
-            <w:tcMar>
-              <w:top w:type="dxa" w:w="60"/>
-              <w:left w:type="dxa" w:w="120"/>
-              <w:bottom w:type="dxa" w:w="60"/>
-              <w:right w:type="dxa" w:w="120"/>
-            </w:tcMar>
-          </w:tcPr>
-          <w:p>
-            <w:r>
-              <w:rPr>
-                <w:rFonts w:ascii="BIZ UDPゴシック" w:cs="BIZ UDPゴシック" w:eastAsia="BIZ UDPゴシック" w:hAnsi="BIZ UDPゴシック"/>
+            <w:tcW w:type="dxa" w:w="2835"/>
+            <w:tcBorders>
+              <w:top w:val="single" w:color="CCCCCC" w:sz="4"/>
+              <w:left w:val="single" w:color="CCCCCC" w:sz="4"/>
+              <w:bottom w:val="single" w:color="CCCCCC" w:sz="4"/>
+              <w:right w:val="single" w:color="CCCCCC" w:sz="4"/>
+            </w:tcBorders>
+            <w:shd w:fill="FFFFFF" w:val="clear"/>
+            <w:tcMar>
+              <w:top w:type="dxa" w:w="60"/>
+              <w:left w:type="dxa" w:w="100"/>
+              <w:bottom w:type="dxa" w:w="60"/>
+              <w:right w:type="dxa" w:w="100"/>
+            </w:tcMar>
+          </w:tcPr>
+          <w:p>
+            <w:r>
+              <w:rPr>
+                <w:rFonts w:ascii="BIZ UDPゴシック" w:cs="BIZ UDPゴシック" w:eastAsia="BIZ UDPゴシック" w:hAnsi="BIZ UDPゴシック"/>
+                <w:b w:val="false"/>
+                <w:bCs w:val="false"/>
+                <w:color w:val="000000"/>
                 <w:sz w:val="18"/>
                 <w:szCs w:val="18"/>
               </w:rPr>
@@ -2266,24 +2335,28 @@
         </w:tc>
         <w:tc>
           <w:tcPr>
-            <w:tcW w:type="dxa" w:w="3118"/>
-            <w:tcBorders>
-              <w:top w:val="single" w:color="CCCCCC" w:sz="4"/>
-              <w:left w:val="single" w:color="CCCCCC" w:sz="4"/>
-              <w:bottom w:val="single" w:color="CCCCCC" w:sz="4"/>
-              <w:right w:val="single" w:color="CCCCCC" w:sz="4"/>
-            </w:tcBorders>
-            <w:tcMar>
-              <w:top w:type="dxa" w:w="60"/>
-              <w:left w:type="dxa" w:w="120"/>
-              <w:bottom w:type="dxa" w:w="60"/>
-              <w:right w:type="dxa" w:w="120"/>
-            </w:tcMar>
-          </w:tcPr>
-          <w:p>
-            <w:r>
-              <w:rPr>
-                <w:rFonts w:ascii="BIZ UDPゴシック" w:cs="BIZ UDPゴシック" w:eastAsia="BIZ UDPゴシック" w:hAnsi="BIZ UDPゴシック"/>
+            <w:tcW w:type="dxa" w:w="2834"/>
+            <w:tcBorders>
+              <w:top w:val="single" w:color="CCCCCC" w:sz="4"/>
+              <w:left w:val="single" w:color="CCCCCC" w:sz="4"/>
+              <w:bottom w:val="single" w:color="CCCCCC" w:sz="4"/>
+              <w:right w:val="single" w:color="CCCCCC" w:sz="4"/>
+            </w:tcBorders>
+            <w:shd w:fill="FFFFFF" w:val="clear"/>
+            <w:tcMar>
+              <w:top w:type="dxa" w:w="60"/>
+              <w:left w:type="dxa" w:w="100"/>
+              <w:bottom w:type="dxa" w:w="60"/>
+              <w:right w:type="dxa" w:w="100"/>
+            </w:tcMar>
+          </w:tcPr>
+          <w:p>
+            <w:r>
+              <w:rPr>
+                <w:rFonts w:ascii="BIZ UDPゴシック" w:cs="BIZ UDPゴシック" w:eastAsia="BIZ UDPゴシック" w:hAnsi="BIZ UDPゴシック"/>
+                <w:b w:val="false"/>
+                <w:bCs w:val="false"/>
+                <w:color w:val="000000"/>
                 <w:sz w:val="18"/>
                 <w:szCs w:val="18"/>
               </w:rPr>
@@ -2298,24 +2371,28 @@
         </w:trPr>
         <w:tc>
           <w:tcPr>
-            <w:tcW w:type="dxa" w:w="2268"/>
-            <w:tcBorders>
-              <w:top w:val="single" w:color="CCCCCC" w:sz="4"/>
-              <w:left w:val="single" w:color="CCCCCC" w:sz="4"/>
-              <w:bottom w:val="single" w:color="CCCCCC" w:sz="4"/>
-              <w:right w:val="single" w:color="CCCCCC" w:sz="4"/>
-            </w:tcBorders>
-            <w:tcMar>
-              <w:top w:type="dxa" w:w="60"/>
-              <w:left w:type="dxa" w:w="120"/>
-              <w:bottom w:type="dxa" w:w="60"/>
-              <w:right w:type="dxa" w:w="120"/>
-            </w:tcMar>
-          </w:tcPr>
-          <w:p>
-            <w:r>
-              <w:rPr>
-                <w:rFonts w:ascii="BIZ UDPゴシック" w:cs="BIZ UDPゴシック" w:eastAsia="BIZ UDPゴシック" w:hAnsi="BIZ UDPゴシック"/>
+            <w:tcW w:type="dxa" w:w="2835"/>
+            <w:tcBorders>
+              <w:top w:val="single" w:color="CCCCCC" w:sz="4"/>
+              <w:left w:val="single" w:color="CCCCCC" w:sz="4"/>
+              <w:bottom w:val="single" w:color="CCCCCC" w:sz="4"/>
+              <w:right w:val="single" w:color="CCCCCC" w:sz="4"/>
+            </w:tcBorders>
+            <w:shd w:fill="FFFFFF" w:val="clear"/>
+            <w:tcMar>
+              <w:top w:type="dxa" w:w="60"/>
+              <w:left w:type="dxa" w:w="100"/>
+              <w:bottom w:type="dxa" w:w="60"/>
+              <w:right w:type="dxa" w:w="100"/>
+            </w:tcMar>
+          </w:tcPr>
+          <w:p>
+            <w:r>
+              <w:rPr>
+                <w:rFonts w:ascii="BIZ UDPゴシック" w:cs="BIZ UDPゴシック" w:eastAsia="BIZ UDPゴシック" w:hAnsi="BIZ UDPゴシック"/>
+                <w:b w:val="false"/>
+                <w:bCs w:val="false"/>
+                <w:color w:val="000000"/>
                 <w:sz w:val="18"/>
                 <w:szCs w:val="18"/>
               </w:rPr>
@@ -2325,24 +2402,28 @@
         </w:tc>
         <w:tc>
           <w:tcPr>
-            <w:tcW w:type="dxa" w:w="3118"/>
-            <w:tcBorders>
-              <w:top w:val="single" w:color="CCCCCC" w:sz="4"/>
-              <w:left w:val="single" w:color="CCCCCC" w:sz="4"/>
-              <w:bottom w:val="single" w:color="CCCCCC" w:sz="4"/>
-              <w:right w:val="single" w:color="CCCCCC" w:sz="4"/>
-            </w:tcBorders>
-            <w:tcMar>
-              <w:top w:type="dxa" w:w="60"/>
-              <w:left w:type="dxa" w:w="120"/>
-              <w:bottom w:type="dxa" w:w="60"/>
-              <w:right w:type="dxa" w:w="120"/>
-            </w:tcMar>
-          </w:tcPr>
-          <w:p>
-            <w:r>
-              <w:rPr>
-                <w:rFonts w:ascii="BIZ UDPゴシック" w:cs="BIZ UDPゴシック" w:eastAsia="BIZ UDPゴシック" w:hAnsi="BIZ UDPゴシック"/>
+            <w:tcW w:type="dxa" w:w="2835"/>
+            <w:tcBorders>
+              <w:top w:val="single" w:color="CCCCCC" w:sz="4"/>
+              <w:left w:val="single" w:color="CCCCCC" w:sz="4"/>
+              <w:bottom w:val="single" w:color="CCCCCC" w:sz="4"/>
+              <w:right w:val="single" w:color="CCCCCC" w:sz="4"/>
+            </w:tcBorders>
+            <w:shd w:fill="FFFFFF" w:val="clear"/>
+            <w:tcMar>
+              <w:top w:type="dxa" w:w="60"/>
+              <w:left w:type="dxa" w:w="100"/>
+              <w:bottom w:type="dxa" w:w="60"/>
+              <w:right w:type="dxa" w:w="100"/>
+            </w:tcMar>
+          </w:tcPr>
+          <w:p>
+            <w:r>
+              <w:rPr>
+                <w:rFonts w:ascii="BIZ UDPゴシック" w:cs="BIZ UDPゴシック" w:eastAsia="BIZ UDPゴシック" w:hAnsi="BIZ UDPゴシック"/>
+                <w:b w:val="false"/>
+                <w:bCs w:val="false"/>
+                <w:color w:val="000000"/>
                 <w:sz w:val="18"/>
                 <w:szCs w:val="18"/>
               </w:rPr>
@@ -2352,24 +2433,28 @@
         </w:tc>
         <w:tc>
           <w:tcPr>
-            <w:tcW w:type="dxa" w:w="3118"/>
-            <w:tcBorders>
-              <w:top w:val="single" w:color="CCCCCC" w:sz="4"/>
-              <w:left w:val="single" w:color="CCCCCC" w:sz="4"/>
-              <w:bottom w:val="single" w:color="CCCCCC" w:sz="4"/>
-              <w:right w:val="single" w:color="CCCCCC" w:sz="4"/>
-            </w:tcBorders>
-            <w:tcMar>
-              <w:top w:type="dxa" w:w="60"/>
-              <w:left w:type="dxa" w:w="120"/>
-              <w:bottom w:type="dxa" w:w="60"/>
-              <w:right w:type="dxa" w:w="120"/>
-            </w:tcMar>
-          </w:tcPr>
-          <w:p>
-            <w:r>
-              <w:rPr>
-                <w:rFonts w:ascii="BIZ UDPゴシック" w:cs="BIZ UDPゴシック" w:eastAsia="BIZ UDPゴシック" w:hAnsi="BIZ UDPゴシック"/>
+            <w:tcW w:type="dxa" w:w="2834"/>
+            <w:tcBorders>
+              <w:top w:val="single" w:color="CCCCCC" w:sz="4"/>
+              <w:left w:val="single" w:color="CCCCCC" w:sz="4"/>
+              <w:bottom w:val="single" w:color="CCCCCC" w:sz="4"/>
+              <w:right w:val="single" w:color="CCCCCC" w:sz="4"/>
+            </w:tcBorders>
+            <w:shd w:fill="FFFFFF" w:val="clear"/>
+            <w:tcMar>
+              <w:top w:type="dxa" w:w="60"/>
+              <w:left w:type="dxa" w:w="100"/>
+              <w:bottom w:type="dxa" w:w="60"/>
+              <w:right w:type="dxa" w:w="100"/>
+            </w:tcMar>
+          </w:tcPr>
+          <w:p>
+            <w:r>
+              <w:rPr>
+                <w:rFonts w:ascii="BIZ UDPゴシック" w:cs="BIZ UDPゴシック" w:eastAsia="BIZ UDPゴシック" w:hAnsi="BIZ UDPゴシック"/>
+                <w:b w:val="false"/>
+                <w:bCs w:val="false"/>
+                <w:color w:val="000000"/>
                 <w:sz w:val="18"/>
                 <w:szCs w:val="18"/>
               </w:rPr>
@@ -2384,24 +2469,28 @@
         </w:trPr>
         <w:tc>
           <w:tcPr>
-            <w:tcW w:type="dxa" w:w="2268"/>
-            <w:tcBorders>
-              <w:top w:val="single" w:color="CCCCCC" w:sz="4"/>
-              <w:left w:val="single" w:color="CCCCCC" w:sz="4"/>
-              <w:bottom w:val="single" w:color="CCCCCC" w:sz="4"/>
-              <w:right w:val="single" w:color="CCCCCC" w:sz="4"/>
-            </w:tcBorders>
-            <w:tcMar>
-              <w:top w:type="dxa" w:w="60"/>
-              <w:left w:type="dxa" w:w="120"/>
-              <w:bottom w:type="dxa" w:w="60"/>
-              <w:right w:type="dxa" w:w="120"/>
-            </w:tcMar>
-          </w:tcPr>
-          <w:p>
-            <w:r>
-              <w:rPr>
-                <w:rFonts w:ascii="BIZ UDPゴシック" w:cs="BIZ UDPゴシック" w:eastAsia="BIZ UDPゴシック" w:hAnsi="BIZ UDPゴシック"/>
+            <w:tcW w:type="dxa" w:w="2835"/>
+            <w:tcBorders>
+              <w:top w:val="single" w:color="CCCCCC" w:sz="4"/>
+              <w:left w:val="single" w:color="CCCCCC" w:sz="4"/>
+              <w:bottom w:val="single" w:color="CCCCCC" w:sz="4"/>
+              <w:right w:val="single" w:color="CCCCCC" w:sz="4"/>
+            </w:tcBorders>
+            <w:shd w:fill="FFFFFF" w:val="clear"/>
+            <w:tcMar>
+              <w:top w:type="dxa" w:w="60"/>
+              <w:left w:type="dxa" w:w="100"/>
+              <w:bottom w:type="dxa" w:w="60"/>
+              <w:right w:type="dxa" w:w="100"/>
+            </w:tcMar>
+          </w:tcPr>
+          <w:p>
+            <w:r>
+              <w:rPr>
+                <w:rFonts w:ascii="BIZ UDPゴシック" w:cs="BIZ UDPゴシック" w:eastAsia="BIZ UDPゴシック" w:hAnsi="BIZ UDPゴシック"/>
+                <w:b w:val="false"/>
+                <w:bCs w:val="false"/>
+                <w:color w:val="000000"/>
                 <w:sz w:val="18"/>
                 <w:szCs w:val="18"/>
               </w:rPr>
@@ -2411,24 +2500,28 @@
         </w:tc>
         <w:tc>
           <w:tcPr>
-            <w:tcW w:type="dxa" w:w="3118"/>
-            <w:tcBorders>
-              <w:top w:val="single" w:color="CCCCCC" w:sz="4"/>
-              <w:left w:val="single" w:color="CCCCCC" w:sz="4"/>
-              <w:bottom w:val="single" w:color="CCCCCC" w:sz="4"/>
-              <w:right w:val="single" w:color="CCCCCC" w:sz="4"/>
-            </w:tcBorders>
-            <w:tcMar>
-              <w:top w:type="dxa" w:w="60"/>
-              <w:left w:type="dxa" w:w="120"/>
-              <w:bottom w:type="dxa" w:w="60"/>
-              <w:right w:type="dxa" w:w="120"/>
-            </w:tcMar>
-          </w:tcPr>
-          <w:p>
-            <w:r>
-              <w:rPr>
-                <w:rFonts w:ascii="BIZ UDPゴシック" w:cs="BIZ UDPゴシック" w:eastAsia="BIZ UDPゴシック" w:hAnsi="BIZ UDPゴシック"/>
+            <w:tcW w:type="dxa" w:w="2835"/>
+            <w:tcBorders>
+              <w:top w:val="single" w:color="CCCCCC" w:sz="4"/>
+              <w:left w:val="single" w:color="CCCCCC" w:sz="4"/>
+              <w:bottom w:val="single" w:color="CCCCCC" w:sz="4"/>
+              <w:right w:val="single" w:color="CCCCCC" w:sz="4"/>
+            </w:tcBorders>
+            <w:shd w:fill="FFFFFF" w:val="clear"/>
+            <w:tcMar>
+              <w:top w:type="dxa" w:w="60"/>
+              <w:left w:type="dxa" w:w="100"/>
+              <w:bottom w:type="dxa" w:w="60"/>
+              <w:right w:type="dxa" w:w="100"/>
+            </w:tcMar>
+          </w:tcPr>
+          <w:p>
+            <w:r>
+              <w:rPr>
+                <w:rFonts w:ascii="BIZ UDPゴシック" w:cs="BIZ UDPゴシック" w:eastAsia="BIZ UDPゴシック" w:hAnsi="BIZ UDPゴシック"/>
+                <w:b w:val="false"/>
+                <w:bCs w:val="false"/>
+                <w:color w:val="000000"/>
                 <w:sz w:val="18"/>
                 <w:szCs w:val="18"/>
               </w:rPr>
@@ -2438,24 +2531,28 @@
         </w:tc>
         <w:tc>
           <w:tcPr>
-            <w:tcW w:type="dxa" w:w="3118"/>
-            <w:tcBorders>
-              <w:top w:val="single" w:color="CCCCCC" w:sz="4"/>
-              <w:left w:val="single" w:color="CCCCCC" w:sz="4"/>
-              <w:bottom w:val="single" w:color="CCCCCC" w:sz="4"/>
-              <w:right w:val="single" w:color="CCCCCC" w:sz="4"/>
-            </w:tcBorders>
-            <w:tcMar>
-              <w:top w:type="dxa" w:w="60"/>
-              <w:left w:type="dxa" w:w="120"/>
-              <w:bottom w:type="dxa" w:w="60"/>
-              <w:right w:type="dxa" w:w="120"/>
-            </w:tcMar>
-          </w:tcPr>
-          <w:p>
-            <w:r>
-              <w:rPr>
-                <w:rFonts w:ascii="BIZ UDPゴシック" w:cs="BIZ UDPゴシック" w:eastAsia="BIZ UDPゴシック" w:hAnsi="BIZ UDPゴシック"/>
+            <w:tcW w:type="dxa" w:w="2834"/>
+            <w:tcBorders>
+              <w:top w:val="single" w:color="CCCCCC" w:sz="4"/>
+              <w:left w:val="single" w:color="CCCCCC" w:sz="4"/>
+              <w:bottom w:val="single" w:color="CCCCCC" w:sz="4"/>
+              <w:right w:val="single" w:color="CCCCCC" w:sz="4"/>
+            </w:tcBorders>
+            <w:shd w:fill="FFFFFF" w:val="clear"/>
+            <w:tcMar>
+              <w:top w:type="dxa" w:w="60"/>
+              <w:left w:type="dxa" w:w="100"/>
+              <w:bottom w:type="dxa" w:w="60"/>
+              <w:right w:type="dxa" w:w="100"/>
+            </w:tcMar>
+          </w:tcPr>
+          <w:p>
+            <w:r>
+              <w:rPr>
+                <w:rFonts w:ascii="BIZ UDPゴシック" w:cs="BIZ UDPゴシック" w:eastAsia="BIZ UDPゴシック" w:hAnsi="BIZ UDPゴシック"/>
+                <w:b w:val="false"/>
+                <w:bCs w:val="false"/>
+                <w:color w:val="000000"/>
                 <w:sz w:val="18"/>
                 <w:szCs w:val="18"/>
               </w:rPr>
@@ -2466,10 +2563,12 @@
       </w:tr>
     </w:tbl>
     <w:p>
+      <w:pPr>
+        <w:spacing w:before="60" w:after="60"/>
+      </w:pPr>
       <w:r>
         <w:rPr>
           <w:rFonts w:ascii="BIZ UDPゴシック" w:cs="BIZ UDPゴシック" w:eastAsia="BIZ UDPゴシック" w:hAnsi="BIZ UDPゴシック"/>
-          <w:color w:val="C8102E"/>
           <w:sz w:val="18"/>
           <w:szCs w:val="18"/>
         </w:rPr>
@@ -2485,8 +2584,8 @@
           <w:rFonts w:ascii="BIZ UDPゴシック" w:cs="BIZ UDPゴシック" w:eastAsia="BIZ UDPゴシック" w:hAnsi="BIZ UDPゴシック"/>
           <w:b/>
           <w:bCs/>
-          <w:sz w:val="24"/>
-          <w:szCs w:val="24"/>
+          <w:sz w:val="32"/>
+          <w:szCs w:val="32"/>
         </w:rPr>
         <w:t xml:space="preserve">2. 変更内容</w:t>
       </w:r>
@@ -2500,10 +2599,10 @@
           <w:rFonts w:ascii="BIZ UDPゴシック" w:cs="BIZ UDPゴシック" w:eastAsia="BIZ UDPゴシック" w:hAnsi="BIZ UDPゴシック"/>
           <w:b/>
           <w:bCs/>
-          <w:sz w:val="18"/>
-          <w:szCs w:val="18"/>
+          <w:sz w:val="24"/>
+          <w:szCs w:val="24"/>
         </w:rPr>
-        <w:t xml:space="preserve">■ 対象ファイル・リソース</w:t>
+        <w:t xml:space="preserve">■ 対象リソース</w:t>
       </w:r>
     </w:p>
     <w:p>
@@ -2513,6 +2612,7 @@
           <w:ilvl w:val="0"/>
           <w:numId w:val="2"/>
         </w:numPr>
+        <w:spacing w:before="40" w:after="40"/>
       </w:pPr>
       <w:r>
         <w:rPr>
@@ -2530,6 +2630,7 @@
           <w:ilvl w:val="0"/>
           <w:numId w:val="2"/>
         </w:numPr>
+        <w:spacing w:before="40" w:after="40"/>
       </w:pPr>
       <w:r>
         <w:rPr>
@@ -2549,10 +2650,10 @@
           <w:rFonts w:ascii="BIZ UDPゴシック" w:cs="BIZ UDPゴシック" w:eastAsia="BIZ UDPゴシック" w:hAnsi="BIZ UDPゴシック"/>
           <w:b/>
           <w:bCs/>
-          <w:sz w:val="18"/>
-          <w:szCs w:val="18"/>
+          <w:sz w:val="24"/>
+          <w:szCs w:val="24"/>
         </w:rPr>
-        <w:t xml:space="preserve">■ 変更前 (Before) / 変更後 (After)</w:t>
+        <w:t xml:space="preserve">■ 変更前 / 変更後</w:t>
       </w:r>
     </w:p>
     <w:tbl>
@@ -2587,9 +2688,9 @@
             <w:shd w:fill="F5F5F5" w:val="clear"/>
             <w:tcMar>
               <w:top w:type="dxa" w:w="60"/>
-              <w:left w:type="dxa" w:w="120"/>
-              <w:bottom w:type="dxa" w:w="60"/>
-              <w:right w:type="dxa" w:w="120"/>
+              <w:left w:type="dxa" w:w="100"/>
+              <w:bottom w:type="dxa" w:w="60"/>
+              <w:right w:type="dxa" w:w="100"/>
             </w:tcMar>
           </w:tcPr>
           <w:p>
@@ -2598,6 +2699,7 @@
                 <w:rFonts w:ascii="BIZ UDPゴシック" w:cs="BIZ UDPゴシック" w:eastAsia="BIZ UDPゴシック" w:hAnsi="BIZ UDPゴシック"/>
                 <w:b/>
                 <w:bCs/>
+                <w:color w:val="000000"/>
                 <w:sz w:val="18"/>
                 <w:szCs w:val="18"/>
               </w:rPr>
@@ -2617,9 +2719,9 @@
             <w:shd w:fill="F5F5F5" w:val="clear"/>
             <w:tcMar>
               <w:top w:type="dxa" w:w="60"/>
-              <w:left w:type="dxa" w:w="120"/>
-              <w:bottom w:type="dxa" w:w="60"/>
-              <w:right w:type="dxa" w:w="120"/>
+              <w:left w:type="dxa" w:w="100"/>
+              <w:bottom w:type="dxa" w:w="60"/>
+              <w:right w:type="dxa" w:w="100"/>
             </w:tcMar>
           </w:tcPr>
           <w:p>
@@ -2628,6 +2730,7 @@
                 <w:rFonts w:ascii="BIZ UDPゴシック" w:cs="BIZ UDPゴシック" w:eastAsia="BIZ UDPゴシック" w:hAnsi="BIZ UDPゴシック"/>
                 <w:b/>
                 <w:bCs/>
+                <w:color w:val="000000"/>
                 <w:sz w:val="18"/>
                 <w:szCs w:val="18"/>
               </w:rPr>
@@ -2649,19 +2752,20 @@
               <w:bottom w:val="single" w:color="CCCCCC" w:sz="4"/>
               <w:right w:val="single" w:color="CCCCCC" w:sz="4"/>
             </w:tcBorders>
-            <w:tcMar>
-              <w:top w:type="dxa" w:w="80"/>
-              <w:left w:type="dxa" w:w="120"/>
-              <w:bottom w:type="dxa" w:w="80"/>
-              <w:right w:type="dxa" w:w="120"/>
+            <w:shd w:fill="FFFFFF" w:val="clear"/>
+            <w:tcMar>
+              <w:top w:type="dxa" w:w="60"/>
+              <w:left w:type="dxa" w:w="100"/>
+              <w:bottom w:type="dxa" w:w="60"/>
+              <w:right w:type="dxa" w:w="100"/>
             </w:tcMar>
           </w:tcPr>
           <w:p>
             <w:r>
               <w:rPr>
                 <w:rFonts w:ascii="Consolas" w:cs="Consolas" w:eastAsia="Consolas" w:hAnsi="Consolas"/>
-                <w:sz w:val="16"/>
-                <w:szCs w:val="16"/>
+                <w:sz w:val="18"/>
+                <w:szCs w:val="18"/>
               </w:rPr>
               <w:t xml:space="preserve">環境変数名: DB_KASUMI</w:t>
             </w:r>
@@ -2670,8 +2774,8 @@
             <w:r>
               <w:rPr>
                 <w:rFonts w:ascii="Consolas" w:cs="Consolas" w:eastAsia="Consolas" w:hAnsi="Consolas"/>
-                <w:sz w:val="16"/>
-                <w:szCs w:val="16"/>
+                <w:sz w:val="18"/>
+                <w:szCs w:val="18"/>
               </w:rPr>
               <w:t xml:space="preserve">変更前の値: prd/Replica_Kasumi</w:t>
             </w:r>
@@ -2686,19 +2790,20 @@
               <w:bottom w:val="single" w:color="CCCCCC" w:sz="4"/>
               <w:right w:val="single" w:color="CCCCCC" w:sz="4"/>
             </w:tcBorders>
-            <w:tcMar>
-              <w:top w:type="dxa" w:w="80"/>
-              <w:left w:type="dxa" w:w="120"/>
-              <w:bottom w:type="dxa" w:w="80"/>
-              <w:right w:type="dxa" w:w="120"/>
+            <w:shd w:fill="FFFFFF" w:val="clear"/>
+            <w:tcMar>
+              <w:top w:type="dxa" w:w="60"/>
+              <w:left w:type="dxa" w:w="100"/>
+              <w:bottom w:type="dxa" w:w="60"/>
+              <w:right w:type="dxa" w:w="100"/>
             </w:tcMar>
           </w:tcPr>
           <w:p>
             <w:r>
               <w:rPr>
                 <w:rFonts w:ascii="Consolas" w:cs="Consolas" w:eastAsia="Consolas" w:hAnsi="Consolas"/>
-                <w:sz w:val="16"/>
-                <w:szCs w:val="16"/>
+                <w:sz w:val="18"/>
+                <w:szCs w:val="18"/>
               </w:rPr>
               <w:t xml:space="preserve">環境変数名: DB_KASUMI</w:t>
             </w:r>
@@ -2707,8 +2812,8 @@
             <w:r>
               <w:rPr>
                 <w:rFonts w:ascii="Consolas" w:cs="Consolas" w:eastAsia="Consolas" w:hAnsi="Consolas"/>
-                <w:sz w:val="16"/>
-                <w:szCs w:val="16"/>
+                <w:sz w:val="18"/>
+                <w:szCs w:val="18"/>
               </w:rPr>
               <w:t xml:space="preserve">変更後の値: prd/Replica_Kasumi_RO</w:t>
             </w:r>
@@ -2725,8 +2830,8 @@
           <w:rFonts w:ascii="BIZ UDPゴシック" w:cs="BIZ UDPゴシック" w:eastAsia="BIZ UDPゴシック" w:hAnsi="BIZ UDPゴシック"/>
           <w:b/>
           <w:bCs/>
-          <w:sz w:val="24"/>
-          <w:szCs w:val="24"/>
+          <w:sz w:val="32"/>
+          <w:szCs w:val="32"/>
         </w:rPr>
         <w:t xml:space="preserve">3. 変更手順</w:t>
       </w:r>
@@ -2740,8 +2845,8 @@
           <w:rFonts w:ascii="BIZ UDPゴシック" w:cs="BIZ UDPゴシック" w:eastAsia="BIZ UDPゴシック" w:hAnsi="BIZ UDPゴシック"/>
           <w:b/>
           <w:bCs/>
-          <w:sz w:val="18"/>
-          <w:szCs w:val="18"/>
+          <w:sz w:val="24"/>
+          <w:szCs w:val="24"/>
         </w:rPr>
         <w:t xml:space="preserve">■ 手順1: 変更前の確認</w:t>
       </w:r>
@@ -2765,11 +2870,6 @@
         <w:trPr>
           <w:cantSplit/>
         </w:trPr>
-      </w:tr>
-      <w:tr>
-        <w:trPr>
-          <w:cantSplit/>
-        </w:trPr>
         <w:tc>
           <w:tcPr>
             <w:tcW w:type="dxa" w:w="8504"/>
@@ -2779,181 +2879,72 @@
               <w:bottom w:val="single" w:color="CCCCCC" w:sz="4"/>
               <w:right w:val="single" w:color="CCCCCC" w:sz="4"/>
             </w:tcBorders>
-            <w:tcMar>
-              <w:top w:type="dxa" w:w="60"/>
-              <w:left w:type="dxa" w:w="120"/>
-              <w:bottom w:type="dxa" w:w="60"/>
-              <w:right w:type="dxa" w:w="120"/>
-            </w:tcMar>
-          </w:tcPr>
-          <w:p>
-            <w:r>
-              <w:rPr>
-                <w:rFonts w:ascii="BIZ UDPゴシック" w:cs="BIZ UDPゴシック" w:eastAsia="BIZ UDPゴシック" w:hAnsi="BIZ UDPゴシック"/>
+            <w:shd w:fill="F5F5F5" w:val="clear"/>
+            <w:tcMar>
+              <w:top w:type="dxa" w:w="60"/>
+              <w:left w:type="dxa" w:w="100"/>
+              <w:bottom w:type="dxa" w:w="60"/>
+              <w:right w:type="dxa" w:w="100"/>
+            </w:tcMar>
+          </w:tcPr>
+          <w:p>
+            <w:r>
+              <w:rPr>
+                <w:rFonts w:ascii="Consolas" w:cs="Consolas" w:eastAsia="Consolas" w:hAnsi="Consolas"/>
                 <w:sz w:val="18"/>
                 <w:szCs w:val="18"/>
               </w:rPr>
               <w:t xml:space="preserve">REGION="ap-northeast-1"</w:t>
             </w:r>
           </w:p>
-        </w:tc>
-      </w:tr>
-      <w:tr>
-        <w:trPr>
-          <w:cantSplit/>
-        </w:trPr>
-        <w:tc>
-          <w:tcPr>
-            <w:tcW w:type="dxa" w:w="8504"/>
-            <w:tcBorders>
-              <w:top w:val="single" w:color="CCCCCC" w:sz="4"/>
-              <w:left w:val="single" w:color="CCCCCC" w:sz="4"/>
-              <w:bottom w:val="single" w:color="CCCCCC" w:sz="4"/>
-              <w:right w:val="single" w:color="CCCCCC" w:sz="4"/>
-            </w:tcBorders>
-            <w:tcMar>
-              <w:top w:type="dxa" w:w="60"/>
-              <w:left w:type="dxa" w:w="120"/>
-              <w:bottom w:type="dxa" w:w="60"/>
-              <w:right w:type="dxa" w:w="120"/>
-            </w:tcMar>
-          </w:tcPr>
-          <w:p>
-            <w:r>
-              <w:rPr>
-                <w:rFonts w:ascii="BIZ UDPゴシック" w:cs="BIZ UDPゴシック" w:eastAsia="BIZ UDPゴシック" w:hAnsi="BIZ UDPゴシック"/>
+          <w:p>
+            <w:r>
+              <w:rPr>
+                <w:rFonts w:ascii="Consolas" w:cs="Consolas" w:eastAsia="Consolas" w:hAnsi="Consolas"/>
                 <w:sz w:val="18"/>
                 <w:szCs w:val="18"/>
               </w:rPr>
               <w:t xml:space="preserve">aws --no-cli-pager lambda get-function-configuration \</w:t>
             </w:r>
           </w:p>
-        </w:tc>
-      </w:tr>
-      <w:tr>
-        <w:trPr>
-          <w:cantSplit/>
-        </w:trPr>
-        <w:tc>
-          <w:tcPr>
-            <w:tcW w:type="dxa" w:w="8504"/>
-            <w:tcBorders>
-              <w:top w:val="single" w:color="CCCCCC" w:sz="4"/>
-              <w:left w:val="single" w:color="CCCCCC" w:sz="4"/>
-              <w:bottom w:val="single" w:color="CCCCCC" w:sz="4"/>
-              <w:right w:val="single" w:color="CCCCCC" w:sz="4"/>
-            </w:tcBorders>
-            <w:tcMar>
-              <w:top w:type="dxa" w:w="60"/>
-              <w:left w:type="dxa" w:w="120"/>
-              <w:bottom w:type="dxa" w:w="60"/>
-              <w:right w:type="dxa" w:w="120"/>
-            </w:tcMar>
-          </w:tcPr>
-          <w:p>
-            <w:r>
-              <w:rPr>
-                <w:rFonts w:ascii="BIZ UDPゴシック" w:cs="BIZ UDPゴシック" w:eastAsia="BIZ UDPゴシック" w:hAnsi="BIZ UDPゴシック"/>
+          <w:p>
+            <w:r>
+              <w:rPr>
+                <w:rFonts w:ascii="Consolas" w:cs="Consolas" w:eastAsia="Consolas" w:hAnsi="Consolas"/>
                 <w:sz w:val="18"/>
                 <w:szCs w:val="18"/>
               </w:rPr>
               <w:t xml:space="preserve">  --region $REGION \</w:t>
             </w:r>
           </w:p>
-        </w:tc>
-      </w:tr>
-      <w:tr>
-        <w:trPr>
-          <w:cantSplit/>
-        </w:trPr>
-        <w:tc>
-          <w:tcPr>
-            <w:tcW w:type="dxa" w:w="8504"/>
-            <w:tcBorders>
-              <w:top w:val="single" w:color="CCCCCC" w:sz="4"/>
-              <w:left w:val="single" w:color="CCCCCC" w:sz="4"/>
-              <w:bottom w:val="single" w:color="CCCCCC" w:sz="4"/>
-              <w:right w:val="single" w:color="CCCCCC" w:sz="4"/>
-            </w:tcBorders>
-            <w:tcMar>
-              <w:top w:type="dxa" w:w="60"/>
-              <w:left w:type="dxa" w:w="120"/>
-              <w:bottom w:type="dxa" w:w="60"/>
-              <w:right w:type="dxa" w:w="120"/>
-            </w:tcMar>
-          </w:tcPr>
-          <w:p>
-            <w:r>
-              <w:rPr>
-                <w:rFonts w:ascii="BIZ UDPゴシック" w:cs="BIZ UDPゴシック" w:eastAsia="BIZ UDPゴシック" w:hAnsi="BIZ UDPゴシック"/>
+          <w:p>
+            <w:r>
+              <w:rPr>
+                <w:rFonts w:ascii="Consolas" w:cs="Consolas" w:eastAsia="Consolas" w:hAnsi="Consolas"/>
                 <w:sz w:val="18"/>
                 <w:szCs w:val="18"/>
               </w:rPr>
               <w:t xml:space="preserve">  --function-name ksm-posprd-lmd-function-create-file-end-for-night \</w:t>
             </w:r>
           </w:p>
-        </w:tc>
-      </w:tr>
-      <w:tr>
-        <w:trPr>
-          <w:cantSplit/>
-        </w:trPr>
-        <w:tc>
-          <w:tcPr>
-            <w:tcW w:type="dxa" w:w="8504"/>
-            <w:tcBorders>
-              <w:top w:val="single" w:color="CCCCCC" w:sz="4"/>
-              <w:left w:val="single" w:color="CCCCCC" w:sz="4"/>
-              <w:bottom w:val="single" w:color="CCCCCC" w:sz="4"/>
-              <w:right w:val="single" w:color="CCCCCC" w:sz="4"/>
-            </w:tcBorders>
-            <w:tcMar>
-              <w:top w:type="dxa" w:w="60"/>
-              <w:left w:type="dxa" w:w="120"/>
-              <w:bottom w:type="dxa" w:w="60"/>
-              <w:right w:type="dxa" w:w="120"/>
-            </w:tcMar>
-          </w:tcPr>
-          <w:p>
-            <w:r>
-              <w:rPr>
-                <w:rFonts w:ascii="BIZ UDPゴシック" w:cs="BIZ UDPゴシック" w:eastAsia="BIZ UDPゴシック" w:hAnsi="BIZ UDPゴシック"/>
+          <w:p>
+            <w:r>
+              <w:rPr>
+                <w:rFonts w:ascii="Consolas" w:cs="Consolas" w:eastAsia="Consolas" w:hAnsi="Consolas"/>
                 <w:sz w:val="18"/>
                 <w:szCs w:val="18"/>
               </w:rPr>
               <w:t xml:space="preserve">  --query 'Environment.Variables' --output table</w:t>
             </w:r>
           </w:p>
-        </w:tc>
-      </w:tr>
-      <w:tr>
-        <w:trPr>
-          <w:cantSplit/>
-        </w:trPr>
-        <w:tc>
-          <w:tcPr>
-            <w:tcW w:type="dxa" w:w="8504"/>
-            <w:tcBorders>
-              <w:top w:val="single" w:color="CCCCCC" w:sz="4"/>
-              <w:left w:val="single" w:color="CCCCCC" w:sz="4"/>
-              <w:bottom w:val="single" w:color="CCCCCC" w:sz="4"/>
-              <w:right w:val="single" w:color="CCCCCC" w:sz="4"/>
-            </w:tcBorders>
-            <w:tcMar>
-              <w:top w:type="dxa" w:w="60"/>
-              <w:left w:type="dxa" w:w="120"/>
-              <w:bottom w:type="dxa" w:w="60"/>
-              <w:right w:type="dxa" w:w="120"/>
-            </w:tcMar>
-          </w:tcPr>
-          <w:p>
-            <w:r>
-              <w:rPr>
-                <w:rFonts w:ascii="BIZ UDPゴシック" w:cs="BIZ UDPゴシック" w:eastAsia="BIZ UDPゴシック" w:hAnsi="BIZ UDPゴシック"/>
-                <w:sz w:val="18"/>
-                <w:szCs w:val="18"/>
-              </w:rPr>
-              <w:t xml:space="preserve"># 期待値: DB_KASUMI = prd/Replica_Kasumi（← これを変更する）</w:t>
+          <w:p>
+            <w:r>
+              <w:rPr>
+                <w:rFonts w:ascii="Consolas" w:cs="Consolas" w:eastAsia="Consolas" w:hAnsi="Consolas"/>
+                <w:sz w:val="18"/>
+                <w:szCs w:val="18"/>
+              </w:rPr>
+              <w:t xml:space="preserve"># 期待値: DB_KASUMI = prd/Replica_Kasumi</w:t>
             </w:r>
           </w:p>
         </w:tc>
@@ -2968,8 +2959,8 @@
           <w:rFonts w:ascii="BIZ UDPゴシック" w:cs="BIZ UDPゴシック" w:eastAsia="BIZ UDPゴシック" w:hAnsi="BIZ UDPゴシック"/>
           <w:b/>
           <w:bCs/>
-          <w:sz w:val="18"/>
-          <w:szCs w:val="18"/>
+          <w:sz w:val="24"/>
+          <w:szCs w:val="24"/>
         </w:rPr>
         <w:t xml:space="preserve">■ 手順2: 環境変数の変更</w:t>
       </w:r>
@@ -2993,11 +2984,6 @@
         <w:trPr>
           <w:cantSplit/>
         </w:trPr>
-      </w:tr>
-      <w:tr>
-        <w:trPr>
-          <w:cantSplit/>
-        </w:trPr>
         <w:tc>
           <w:tcPr>
             <w:tcW w:type="dxa" w:w="8504"/>
@@ -3007,113 +2993,48 @@
               <w:bottom w:val="single" w:color="CCCCCC" w:sz="4"/>
               <w:right w:val="single" w:color="CCCCCC" w:sz="4"/>
             </w:tcBorders>
-            <w:tcMar>
-              <w:top w:type="dxa" w:w="60"/>
-              <w:left w:type="dxa" w:w="120"/>
-              <w:bottom w:type="dxa" w:w="60"/>
-              <w:right w:type="dxa" w:w="120"/>
-            </w:tcMar>
-          </w:tcPr>
-          <w:p>
-            <w:r>
-              <w:rPr>
-                <w:rFonts w:ascii="BIZ UDPゴシック" w:cs="BIZ UDPゴシック" w:eastAsia="BIZ UDPゴシック" w:hAnsi="BIZ UDPゴシック"/>
+            <w:shd w:fill="F5F5F5" w:val="clear"/>
+            <w:tcMar>
+              <w:top w:type="dxa" w:w="60"/>
+              <w:left w:type="dxa" w:w="100"/>
+              <w:bottom w:type="dxa" w:w="60"/>
+              <w:right w:type="dxa" w:w="100"/>
+            </w:tcMar>
+          </w:tcPr>
+          <w:p>
+            <w:r>
+              <w:rPr>
+                <w:rFonts w:ascii="Consolas" w:cs="Consolas" w:eastAsia="Consolas" w:hAnsi="Consolas"/>
                 <w:sz w:val="18"/>
                 <w:szCs w:val="18"/>
               </w:rPr>
               <w:t xml:space="preserve">aws --no-cli-pager lambda update-function-configuration \</w:t>
             </w:r>
           </w:p>
-        </w:tc>
-      </w:tr>
-      <w:tr>
-        <w:trPr>
-          <w:cantSplit/>
-        </w:trPr>
-        <w:tc>
-          <w:tcPr>
-            <w:tcW w:type="dxa" w:w="8504"/>
-            <w:tcBorders>
-              <w:top w:val="single" w:color="CCCCCC" w:sz="4"/>
-              <w:left w:val="single" w:color="CCCCCC" w:sz="4"/>
-              <w:bottom w:val="single" w:color="CCCCCC" w:sz="4"/>
-              <w:right w:val="single" w:color="CCCCCC" w:sz="4"/>
-            </w:tcBorders>
-            <w:tcMar>
-              <w:top w:type="dxa" w:w="60"/>
-              <w:left w:type="dxa" w:w="120"/>
-              <w:bottom w:type="dxa" w:w="60"/>
-              <w:right w:type="dxa" w:w="120"/>
-            </w:tcMar>
-          </w:tcPr>
-          <w:p>
-            <w:r>
-              <w:rPr>
-                <w:rFonts w:ascii="BIZ UDPゴシック" w:cs="BIZ UDPゴシック" w:eastAsia="BIZ UDPゴシック" w:hAnsi="BIZ UDPゴシック"/>
+          <w:p>
+            <w:r>
+              <w:rPr>
+                <w:rFonts w:ascii="Consolas" w:cs="Consolas" w:eastAsia="Consolas" w:hAnsi="Consolas"/>
                 <w:sz w:val="18"/>
                 <w:szCs w:val="18"/>
               </w:rPr>
               <w:t xml:space="preserve">  --region $REGION \</w:t>
             </w:r>
           </w:p>
-        </w:tc>
-      </w:tr>
-      <w:tr>
-        <w:trPr>
-          <w:cantSplit/>
-        </w:trPr>
-        <w:tc>
-          <w:tcPr>
-            <w:tcW w:type="dxa" w:w="8504"/>
-            <w:tcBorders>
-              <w:top w:val="single" w:color="CCCCCC" w:sz="4"/>
-              <w:left w:val="single" w:color="CCCCCC" w:sz="4"/>
-              <w:bottom w:val="single" w:color="CCCCCC" w:sz="4"/>
-              <w:right w:val="single" w:color="CCCCCC" w:sz="4"/>
-            </w:tcBorders>
-            <w:tcMar>
-              <w:top w:type="dxa" w:w="60"/>
-              <w:left w:type="dxa" w:w="120"/>
-              <w:bottom w:type="dxa" w:w="60"/>
-              <w:right w:type="dxa" w:w="120"/>
-            </w:tcMar>
-          </w:tcPr>
-          <w:p>
-            <w:r>
-              <w:rPr>
-                <w:rFonts w:ascii="BIZ UDPゴシック" w:cs="BIZ UDPゴシック" w:eastAsia="BIZ UDPゴシック" w:hAnsi="BIZ UDPゴシック"/>
+          <w:p>
+            <w:r>
+              <w:rPr>
+                <w:rFonts w:ascii="Consolas" w:cs="Consolas" w:eastAsia="Consolas" w:hAnsi="Consolas"/>
                 <w:sz w:val="18"/>
                 <w:szCs w:val="18"/>
               </w:rPr>
               <w:t xml:space="preserve">  --function-name ksm-posprd-lmd-function-create-file-end-for-night \</w:t>
             </w:r>
           </w:p>
-        </w:tc>
-      </w:tr>
-      <w:tr>
-        <w:trPr>
-          <w:cantSplit/>
-        </w:trPr>
-        <w:tc>
-          <w:tcPr>
-            <w:tcW w:type="dxa" w:w="8504"/>
-            <w:tcBorders>
-              <w:top w:val="single" w:color="CCCCCC" w:sz="4"/>
-              <w:left w:val="single" w:color="CCCCCC" w:sz="4"/>
-              <w:bottom w:val="single" w:color="CCCCCC" w:sz="4"/>
-              <w:right w:val="single" w:color="CCCCCC" w:sz="4"/>
-            </w:tcBorders>
-            <w:tcMar>
-              <w:top w:type="dxa" w:w="60"/>
-              <w:left w:type="dxa" w:w="120"/>
-              <w:bottom w:type="dxa" w:w="60"/>
-              <w:right w:type="dxa" w:w="120"/>
-            </w:tcMar>
-          </w:tcPr>
-          <w:p>
-            <w:r>
-              <w:rPr>
-                <w:rFonts w:ascii="BIZ UDPゴシック" w:cs="BIZ UDPゴシック" w:eastAsia="BIZ UDPゴシック" w:hAnsi="BIZ UDPゴシック"/>
+          <w:p>
+            <w:r>
+              <w:rPr>
+                <w:rFonts w:ascii="Consolas" w:cs="Consolas" w:eastAsia="Consolas" w:hAnsi="Consolas"/>
                 <w:sz w:val="18"/>
                 <w:szCs w:val="18"/>
               </w:rPr>
@@ -3132,8 +3053,8 @@
           <w:rFonts w:ascii="BIZ UDPゴシック" w:cs="BIZ UDPゴシック" w:eastAsia="BIZ UDPゴシック" w:hAnsi="BIZ UDPゴシック"/>
           <w:b/>
           <w:bCs/>
-          <w:sz w:val="18"/>
-          <w:szCs w:val="18"/>
+          <w:sz w:val="24"/>
+          <w:szCs w:val="24"/>
         </w:rPr>
         <w:t xml:space="preserve">■ 手順3: 変更後の確認</w:t>
       </w:r>
@@ -3157,11 +3078,6 @@
         <w:trPr>
           <w:cantSplit/>
         </w:trPr>
-      </w:tr>
-      <w:tr>
-        <w:trPr>
-          <w:cantSplit/>
-        </w:trPr>
         <w:tc>
           <w:tcPr>
             <w:tcW w:type="dxa" w:w="8504"/>
@@ -3171,145 +3087,58 @@
               <w:bottom w:val="single" w:color="CCCCCC" w:sz="4"/>
               <w:right w:val="single" w:color="CCCCCC" w:sz="4"/>
             </w:tcBorders>
-            <w:tcMar>
-              <w:top w:type="dxa" w:w="60"/>
-              <w:left w:type="dxa" w:w="120"/>
-              <w:bottom w:type="dxa" w:w="60"/>
-              <w:right w:type="dxa" w:w="120"/>
-            </w:tcMar>
-          </w:tcPr>
-          <w:p>
-            <w:r>
-              <w:rPr>
-                <w:rFonts w:ascii="BIZ UDPゴシック" w:cs="BIZ UDPゴシック" w:eastAsia="BIZ UDPゴシック" w:hAnsi="BIZ UDPゴシック"/>
+            <w:shd w:fill="F5F5F5" w:val="clear"/>
+            <w:tcMar>
+              <w:top w:type="dxa" w:w="60"/>
+              <w:left w:type="dxa" w:w="100"/>
+              <w:bottom w:type="dxa" w:w="60"/>
+              <w:right w:type="dxa" w:w="100"/>
+            </w:tcMar>
+          </w:tcPr>
+          <w:p>
+            <w:r>
+              <w:rPr>
+                <w:rFonts w:ascii="Consolas" w:cs="Consolas" w:eastAsia="Consolas" w:hAnsi="Consolas"/>
                 <w:sz w:val="18"/>
                 <w:szCs w:val="18"/>
               </w:rPr>
               <w:t xml:space="preserve">aws --no-cli-pager lambda get-function-configuration \</w:t>
             </w:r>
           </w:p>
-        </w:tc>
-      </w:tr>
-      <w:tr>
-        <w:trPr>
-          <w:cantSplit/>
-        </w:trPr>
-        <w:tc>
-          <w:tcPr>
-            <w:tcW w:type="dxa" w:w="8504"/>
-            <w:tcBorders>
-              <w:top w:val="single" w:color="CCCCCC" w:sz="4"/>
-              <w:left w:val="single" w:color="CCCCCC" w:sz="4"/>
-              <w:bottom w:val="single" w:color="CCCCCC" w:sz="4"/>
-              <w:right w:val="single" w:color="CCCCCC" w:sz="4"/>
-            </w:tcBorders>
-            <w:tcMar>
-              <w:top w:type="dxa" w:w="60"/>
-              <w:left w:type="dxa" w:w="120"/>
-              <w:bottom w:type="dxa" w:w="60"/>
-              <w:right w:type="dxa" w:w="120"/>
-            </w:tcMar>
-          </w:tcPr>
-          <w:p>
-            <w:r>
-              <w:rPr>
-                <w:rFonts w:ascii="BIZ UDPゴシック" w:cs="BIZ UDPゴシック" w:eastAsia="BIZ UDPゴシック" w:hAnsi="BIZ UDPゴシック"/>
+          <w:p>
+            <w:r>
+              <w:rPr>
+                <w:rFonts w:ascii="Consolas" w:cs="Consolas" w:eastAsia="Consolas" w:hAnsi="Consolas"/>
                 <w:sz w:val="18"/>
                 <w:szCs w:val="18"/>
               </w:rPr>
               <w:t xml:space="preserve">  --region $REGION \</w:t>
             </w:r>
           </w:p>
-        </w:tc>
-      </w:tr>
-      <w:tr>
-        <w:trPr>
-          <w:cantSplit/>
-        </w:trPr>
-        <w:tc>
-          <w:tcPr>
-            <w:tcW w:type="dxa" w:w="8504"/>
-            <w:tcBorders>
-              <w:top w:val="single" w:color="CCCCCC" w:sz="4"/>
-              <w:left w:val="single" w:color="CCCCCC" w:sz="4"/>
-              <w:bottom w:val="single" w:color="CCCCCC" w:sz="4"/>
-              <w:right w:val="single" w:color="CCCCCC" w:sz="4"/>
-            </w:tcBorders>
-            <w:tcMar>
-              <w:top w:type="dxa" w:w="60"/>
-              <w:left w:type="dxa" w:w="120"/>
-              <w:bottom w:type="dxa" w:w="60"/>
-              <w:right w:type="dxa" w:w="120"/>
-            </w:tcMar>
-          </w:tcPr>
-          <w:p>
-            <w:r>
-              <w:rPr>
-                <w:rFonts w:ascii="BIZ UDPゴシック" w:cs="BIZ UDPゴシック" w:eastAsia="BIZ UDPゴシック" w:hAnsi="BIZ UDPゴシック"/>
+          <w:p>
+            <w:r>
+              <w:rPr>
+                <w:rFonts w:ascii="Consolas" w:cs="Consolas" w:eastAsia="Consolas" w:hAnsi="Consolas"/>
                 <w:sz w:val="18"/>
                 <w:szCs w:val="18"/>
               </w:rPr>
               <w:t xml:space="preserve">  --function-name ksm-posprd-lmd-function-create-file-end-for-night \</w:t>
             </w:r>
           </w:p>
-        </w:tc>
-      </w:tr>
-      <w:tr>
-        <w:trPr>
-          <w:cantSplit/>
-        </w:trPr>
-        <w:tc>
-          <w:tcPr>
-            <w:tcW w:type="dxa" w:w="8504"/>
-            <w:tcBorders>
-              <w:top w:val="single" w:color="CCCCCC" w:sz="4"/>
-              <w:left w:val="single" w:color="CCCCCC" w:sz="4"/>
-              <w:bottom w:val="single" w:color="CCCCCC" w:sz="4"/>
-              <w:right w:val="single" w:color="CCCCCC" w:sz="4"/>
-            </w:tcBorders>
-            <w:tcMar>
-              <w:top w:type="dxa" w:w="60"/>
-              <w:left w:type="dxa" w:w="120"/>
-              <w:bottom w:type="dxa" w:w="60"/>
-              <w:right w:type="dxa" w:w="120"/>
-            </w:tcMar>
-          </w:tcPr>
-          <w:p>
-            <w:r>
-              <w:rPr>
-                <w:rFonts w:ascii="BIZ UDPゴシック" w:cs="BIZ UDPゴシック" w:eastAsia="BIZ UDPゴシック" w:hAnsi="BIZ UDPゴシック"/>
+          <w:p>
+            <w:r>
+              <w:rPr>
+                <w:rFonts w:ascii="Consolas" w:cs="Consolas" w:eastAsia="Consolas" w:hAnsi="Consolas"/>
                 <w:sz w:val="18"/>
                 <w:szCs w:val="18"/>
               </w:rPr>
               <w:t xml:space="preserve">  --query 'Environment.Variables' --output table</w:t>
             </w:r>
           </w:p>
-        </w:tc>
-      </w:tr>
-      <w:tr>
-        <w:trPr>
-          <w:cantSplit/>
-        </w:trPr>
-        <w:tc>
-          <w:tcPr>
-            <w:tcW w:type="dxa" w:w="8504"/>
-            <w:tcBorders>
-              <w:top w:val="single" w:color="CCCCCC" w:sz="4"/>
-              <w:left w:val="single" w:color="CCCCCC" w:sz="4"/>
-              <w:bottom w:val="single" w:color="CCCCCC" w:sz="4"/>
-              <w:right w:val="single" w:color="CCCCCC" w:sz="4"/>
-            </w:tcBorders>
-            <w:tcMar>
-              <w:top w:type="dxa" w:w="60"/>
-              <w:left w:type="dxa" w:w="120"/>
-              <w:bottom w:type="dxa" w:w="60"/>
-              <w:right w:type="dxa" w:w="120"/>
-            </w:tcMar>
-          </w:tcPr>
-          <w:p>
-            <w:r>
-              <w:rPr>
-                <w:rFonts w:ascii="BIZ UDPゴシック" w:cs="BIZ UDPゴシック" w:eastAsia="BIZ UDPゴシック" w:hAnsi="BIZ UDPゴシック"/>
+          <w:p>
+            <w:r>
+              <w:rPr>
+                <w:rFonts w:ascii="Consolas" w:cs="Consolas" w:eastAsia="Consolas" w:hAnsi="Consolas"/>
                 <w:sz w:val="18"/>
                 <w:szCs w:val="18"/>
               </w:rPr>
@@ -3328,8 +3157,8 @@
           <w:rFonts w:ascii="BIZ UDPゴシック" w:cs="BIZ UDPゴシック" w:eastAsia="BIZ UDPゴシック" w:hAnsi="BIZ UDPゴシック"/>
           <w:b/>
           <w:bCs/>
-          <w:sz w:val="24"/>
-          <w:szCs w:val="24"/>
+          <w:sz w:val="32"/>
+          <w:szCs w:val="32"/>
         </w:rPr>
         <w:t xml:space="preserve">4. 実施タイミング・影響範囲</w:t>
       </w:r>
@@ -3347,8 +3176,8 @@
         </w:tblBorders>
       </w:tblPr>
       <w:tblGrid>
-        <w:gridCol w:w="2268"/>
-        <w:gridCol w:w="6236"/>
+        <w:gridCol w:w="2500"/>
+        <w:gridCol w:w="6004"/>
       </w:tblGrid>
       <w:tr>
         <w:trPr>
@@ -3356,7 +3185,7 @@
         </w:trPr>
         <w:tc>
           <w:tcPr>
-            <w:tcW w:type="dxa" w:w="2268"/>
+            <w:tcW w:type="dxa" w:w="2500"/>
             <w:tcBorders>
               <w:top w:val="single" w:color="CCCCCC" w:sz="4"/>
               <w:left w:val="single" w:color="CCCCCC" w:sz="4"/>
@@ -3366,9 +3195,9 @@
             <w:shd w:fill="F5F5F5" w:val="clear"/>
             <w:tcMar>
               <w:top w:type="dxa" w:w="60"/>
-              <w:left w:type="dxa" w:w="120"/>
-              <w:bottom w:type="dxa" w:w="60"/>
-              <w:right w:type="dxa" w:w="120"/>
+              <w:left w:type="dxa" w:w="100"/>
+              <w:bottom w:type="dxa" w:w="60"/>
+              <w:right w:type="dxa" w:w="100"/>
             </w:tcMar>
           </w:tcPr>
           <w:p>
@@ -3377,6 +3206,7 @@
                 <w:rFonts w:ascii="BIZ UDPゴシック" w:cs="BIZ UDPゴシック" w:eastAsia="BIZ UDPゴシック" w:hAnsi="BIZ UDPゴシック"/>
                 <w:b/>
                 <w:bCs/>
+                <w:color w:val="000000"/>
                 <w:sz w:val="18"/>
                 <w:szCs w:val="18"/>
               </w:rPr>
@@ -3386,7 +3216,7 @@
         </w:tc>
         <w:tc>
           <w:tcPr>
-            <w:tcW w:type="dxa" w:w="6236"/>
+            <w:tcW w:type="dxa" w:w="6004"/>
             <w:tcBorders>
               <w:top w:val="single" w:color="CCCCCC" w:sz="4"/>
               <w:left w:val="single" w:color="CCCCCC" w:sz="4"/>
@@ -3396,9 +3226,9 @@
             <w:shd w:fill="F5F5F5" w:val="clear"/>
             <w:tcMar>
               <w:top w:type="dxa" w:w="60"/>
-              <w:left w:type="dxa" w:w="120"/>
-              <w:bottom w:type="dxa" w:w="60"/>
-              <w:right w:type="dxa" w:w="120"/>
+              <w:left w:type="dxa" w:w="100"/>
+              <w:bottom w:type="dxa" w:w="60"/>
+              <w:right w:type="dxa" w:w="100"/>
             </w:tcMar>
           </w:tcPr>
           <w:p>
@@ -3407,6 +3237,7 @@
                 <w:rFonts w:ascii="BIZ UDPゴシック" w:cs="BIZ UDPゴシック" w:eastAsia="BIZ UDPゴシック" w:hAnsi="BIZ UDPゴシック"/>
                 <w:b/>
                 <w:bCs/>
+                <w:color w:val="000000"/>
                 <w:sz w:val="18"/>
                 <w:szCs w:val="18"/>
               </w:rPr>
@@ -3421,24 +3252,28 @@
         </w:trPr>
         <w:tc>
           <w:tcPr>
-            <w:tcW w:type="dxa" w:w="2268"/>
-            <w:tcBorders>
-              <w:top w:val="single" w:color="CCCCCC" w:sz="4"/>
-              <w:left w:val="single" w:color="CCCCCC" w:sz="4"/>
-              <w:bottom w:val="single" w:color="CCCCCC" w:sz="4"/>
-              <w:right w:val="single" w:color="CCCCCC" w:sz="4"/>
-            </w:tcBorders>
-            <w:tcMar>
-              <w:top w:type="dxa" w:w="60"/>
-              <w:left w:type="dxa" w:w="120"/>
-              <w:bottom w:type="dxa" w:w="60"/>
-              <w:right w:type="dxa" w:w="120"/>
-            </w:tcMar>
-          </w:tcPr>
-          <w:p>
-            <w:r>
-              <w:rPr>
-                <w:rFonts w:ascii="BIZ UDPゴシック" w:cs="BIZ UDPゴシック" w:eastAsia="BIZ UDPゴシック" w:hAnsi="BIZ UDPゴシック"/>
+            <w:tcW w:type="dxa" w:w="2500"/>
+            <w:tcBorders>
+              <w:top w:val="single" w:color="CCCCCC" w:sz="4"/>
+              <w:left w:val="single" w:color="CCCCCC" w:sz="4"/>
+              <w:bottom w:val="single" w:color="CCCCCC" w:sz="4"/>
+              <w:right w:val="single" w:color="CCCCCC" w:sz="4"/>
+            </w:tcBorders>
+            <w:shd w:fill="FFFFFF" w:val="clear"/>
+            <w:tcMar>
+              <w:top w:type="dxa" w:w="60"/>
+              <w:left w:type="dxa" w:w="100"/>
+              <w:bottom w:type="dxa" w:w="60"/>
+              <w:right w:type="dxa" w:w="100"/>
+            </w:tcMar>
+          </w:tcPr>
+          <w:p>
+            <w:r>
+              <w:rPr>
+                <w:rFonts w:ascii="BIZ UDPゴシック" w:cs="BIZ UDPゴシック" w:eastAsia="BIZ UDPゴシック" w:hAnsi="BIZ UDPゴシック"/>
+                <w:b w:val="false"/>
+                <w:bCs w:val="false"/>
+                <w:color w:val="000000"/>
                 <w:sz w:val="18"/>
                 <w:szCs w:val="18"/>
               </w:rPr>
@@ -3448,24 +3283,28 @@
         </w:tc>
         <w:tc>
           <w:tcPr>
-            <w:tcW w:type="dxa" w:w="6236"/>
-            <w:tcBorders>
-              <w:top w:val="single" w:color="CCCCCC" w:sz="4"/>
-              <w:left w:val="single" w:color="CCCCCC" w:sz="4"/>
-              <w:bottom w:val="single" w:color="CCCCCC" w:sz="4"/>
-              <w:right w:val="single" w:color="CCCCCC" w:sz="4"/>
-            </w:tcBorders>
-            <w:tcMar>
-              <w:top w:type="dxa" w:w="60"/>
-              <w:left w:type="dxa" w:w="120"/>
-              <w:bottom w:type="dxa" w:w="60"/>
-              <w:right w:type="dxa" w:w="120"/>
-            </w:tcMar>
-          </w:tcPr>
-          <w:p>
-            <w:r>
-              <w:rPr>
-                <w:rFonts w:ascii="BIZ UDPゴシック" w:cs="BIZ UDPゴシック" w:eastAsia="BIZ UDPゴシック" w:hAnsi="BIZ UDPゴシック"/>
+            <w:tcW w:type="dxa" w:w="6004"/>
+            <w:tcBorders>
+              <w:top w:val="single" w:color="CCCCCC" w:sz="4"/>
+              <w:left w:val="single" w:color="CCCCCC" w:sz="4"/>
+              <w:bottom w:val="single" w:color="CCCCCC" w:sz="4"/>
+              <w:right w:val="single" w:color="CCCCCC" w:sz="4"/>
+            </w:tcBorders>
+            <w:shd w:fill="FFFFFF" w:val="clear"/>
+            <w:tcMar>
+              <w:top w:type="dxa" w:w="60"/>
+              <w:left w:type="dxa" w:w="100"/>
+              <w:bottom w:type="dxa" w:w="60"/>
+              <w:right w:type="dxa" w:w="100"/>
+            </w:tcMar>
+          </w:tcPr>
+          <w:p>
+            <w:r>
+              <w:rPr>
+                <w:rFonts w:ascii="BIZ UDPゴシック" w:cs="BIZ UDPゴシック" w:eastAsia="BIZ UDPゴシック" w:hAnsi="BIZ UDPゴシック"/>
+                <w:b w:val="false"/>
+                <w:bCs w:val="false"/>
+                <w:color w:val="000000"/>
                 <w:sz w:val="18"/>
                 <w:szCs w:val="18"/>
               </w:rPr>
@@ -3480,24 +3319,28 @@
         </w:trPr>
         <w:tc>
           <w:tcPr>
-            <w:tcW w:type="dxa" w:w="2268"/>
-            <w:tcBorders>
-              <w:top w:val="single" w:color="CCCCCC" w:sz="4"/>
-              <w:left w:val="single" w:color="CCCCCC" w:sz="4"/>
-              <w:bottom w:val="single" w:color="CCCCCC" w:sz="4"/>
-              <w:right w:val="single" w:color="CCCCCC" w:sz="4"/>
-            </w:tcBorders>
-            <w:tcMar>
-              <w:top w:type="dxa" w:w="60"/>
-              <w:left w:type="dxa" w:w="120"/>
-              <w:bottom w:type="dxa" w:w="60"/>
-              <w:right w:type="dxa" w:w="120"/>
-            </w:tcMar>
-          </w:tcPr>
-          <w:p>
-            <w:r>
-              <w:rPr>
-                <w:rFonts w:ascii="BIZ UDPゴシック" w:cs="BIZ UDPゴシック" w:eastAsia="BIZ UDPゴシック" w:hAnsi="BIZ UDPゴシック"/>
+            <w:tcW w:type="dxa" w:w="2500"/>
+            <w:tcBorders>
+              <w:top w:val="single" w:color="CCCCCC" w:sz="4"/>
+              <w:left w:val="single" w:color="CCCCCC" w:sz="4"/>
+              <w:bottom w:val="single" w:color="CCCCCC" w:sz="4"/>
+              <w:right w:val="single" w:color="CCCCCC" w:sz="4"/>
+            </w:tcBorders>
+            <w:shd w:fill="FFFFFF" w:val="clear"/>
+            <w:tcMar>
+              <w:top w:type="dxa" w:w="60"/>
+              <w:left w:type="dxa" w:w="100"/>
+              <w:bottom w:type="dxa" w:w="60"/>
+              <w:right w:type="dxa" w:w="100"/>
+            </w:tcMar>
+          </w:tcPr>
+          <w:p>
+            <w:r>
+              <w:rPr>
+                <w:rFonts w:ascii="BIZ UDPゴシック" w:cs="BIZ UDPゴシック" w:eastAsia="BIZ UDPゴシック" w:hAnsi="BIZ UDPゴシック"/>
+                <w:b w:val="false"/>
+                <w:bCs w:val="false"/>
+                <w:color w:val="000000"/>
                 <w:sz w:val="18"/>
                 <w:szCs w:val="18"/>
               </w:rPr>
@@ -3507,24 +3350,28 @@
         </w:tc>
         <w:tc>
           <w:tcPr>
-            <w:tcW w:type="dxa" w:w="6236"/>
-            <w:tcBorders>
-              <w:top w:val="single" w:color="CCCCCC" w:sz="4"/>
-              <w:left w:val="single" w:color="CCCCCC" w:sz="4"/>
-              <w:bottom w:val="single" w:color="CCCCCC" w:sz="4"/>
-              <w:right w:val="single" w:color="CCCCCC" w:sz="4"/>
-            </w:tcBorders>
-            <w:tcMar>
-              <w:top w:type="dxa" w:w="60"/>
-              <w:left w:type="dxa" w:w="120"/>
-              <w:bottom w:type="dxa" w:w="60"/>
-              <w:right w:type="dxa" w:w="120"/>
-            </w:tcMar>
-          </w:tcPr>
-          <w:p>
-            <w:r>
-              <w:rPr>
-                <w:rFonts w:ascii="BIZ UDPゴシック" w:cs="BIZ UDPゴシック" w:eastAsia="BIZ UDPゴシック" w:hAnsi="BIZ UDPゴシック"/>
+            <w:tcW w:type="dxa" w:w="6004"/>
+            <w:tcBorders>
+              <w:top w:val="single" w:color="CCCCCC" w:sz="4"/>
+              <w:left w:val="single" w:color="CCCCCC" w:sz="4"/>
+              <w:bottom w:val="single" w:color="CCCCCC" w:sz="4"/>
+              <w:right w:val="single" w:color="CCCCCC" w:sz="4"/>
+            </w:tcBorders>
+            <w:shd w:fill="FFFFFF" w:val="clear"/>
+            <w:tcMar>
+              <w:top w:type="dxa" w:w="60"/>
+              <w:left w:type="dxa" w:w="100"/>
+              <w:bottom w:type="dxa" w:w="60"/>
+              <w:right w:type="dxa" w:w="100"/>
+            </w:tcMar>
+          </w:tcPr>
+          <w:p>
+            <w:r>
+              <w:rPr>
+                <w:rFonts w:ascii="BIZ UDPゴシック" w:cs="BIZ UDPゴシック" w:eastAsia="BIZ UDPゴシック" w:hAnsi="BIZ UDPゴシック"/>
+                <w:b w:val="false"/>
+                <w:bCs w:val="false"/>
+                <w:color w:val="000000"/>
                 <w:sz w:val="18"/>
                 <w:szCs w:val="18"/>
               </w:rPr>
@@ -3539,24 +3386,28 @@
         </w:trPr>
         <w:tc>
           <w:tcPr>
-            <w:tcW w:type="dxa" w:w="2268"/>
-            <w:tcBorders>
-              <w:top w:val="single" w:color="CCCCCC" w:sz="4"/>
-              <w:left w:val="single" w:color="CCCCCC" w:sz="4"/>
-              <w:bottom w:val="single" w:color="CCCCCC" w:sz="4"/>
-              <w:right w:val="single" w:color="CCCCCC" w:sz="4"/>
-            </w:tcBorders>
-            <w:tcMar>
-              <w:top w:type="dxa" w:w="60"/>
-              <w:left w:type="dxa" w:w="120"/>
-              <w:bottom w:type="dxa" w:w="60"/>
-              <w:right w:type="dxa" w:w="120"/>
-            </w:tcMar>
-          </w:tcPr>
-          <w:p>
-            <w:r>
-              <w:rPr>
-                <w:rFonts w:ascii="BIZ UDPゴシック" w:cs="BIZ UDPゴシック" w:eastAsia="BIZ UDPゴシック" w:hAnsi="BIZ UDPゴシック"/>
+            <w:tcW w:type="dxa" w:w="2500"/>
+            <w:tcBorders>
+              <w:top w:val="single" w:color="CCCCCC" w:sz="4"/>
+              <w:left w:val="single" w:color="CCCCCC" w:sz="4"/>
+              <w:bottom w:val="single" w:color="CCCCCC" w:sz="4"/>
+              <w:right w:val="single" w:color="CCCCCC" w:sz="4"/>
+            </w:tcBorders>
+            <w:shd w:fill="FFFFFF" w:val="clear"/>
+            <w:tcMar>
+              <w:top w:type="dxa" w:w="60"/>
+              <w:left w:type="dxa" w:w="100"/>
+              <w:bottom w:type="dxa" w:w="60"/>
+              <w:right w:type="dxa" w:w="100"/>
+            </w:tcMar>
+          </w:tcPr>
+          <w:p>
+            <w:r>
+              <w:rPr>
+                <w:rFonts w:ascii="BIZ UDPゴシック" w:cs="BIZ UDPゴシック" w:eastAsia="BIZ UDPゴシック" w:hAnsi="BIZ UDPゴシック"/>
+                <w:b w:val="false"/>
+                <w:bCs w:val="false"/>
+                <w:color w:val="000000"/>
                 <w:sz w:val="18"/>
                 <w:szCs w:val="18"/>
               </w:rPr>
@@ -3566,24 +3417,28 @@
         </w:tc>
         <w:tc>
           <w:tcPr>
-            <w:tcW w:type="dxa" w:w="6236"/>
-            <w:tcBorders>
-              <w:top w:val="single" w:color="CCCCCC" w:sz="4"/>
-              <w:left w:val="single" w:color="CCCCCC" w:sz="4"/>
-              <w:bottom w:val="single" w:color="CCCCCC" w:sz="4"/>
-              <w:right w:val="single" w:color="CCCCCC" w:sz="4"/>
-            </w:tcBorders>
-            <w:tcMar>
-              <w:top w:type="dxa" w:w="60"/>
-              <w:left w:type="dxa" w:w="120"/>
-              <w:bottom w:type="dxa" w:w="60"/>
-              <w:right w:type="dxa" w:w="120"/>
-            </w:tcMar>
-          </w:tcPr>
-          <w:p>
-            <w:r>
-              <w:rPr>
-                <w:rFonts w:ascii="BIZ UDPゴシック" w:cs="BIZ UDPゴシック" w:eastAsia="BIZ UDPゴシック" w:hAnsi="BIZ UDPゴシック"/>
+            <w:tcW w:type="dxa" w:w="6004"/>
+            <w:tcBorders>
+              <w:top w:val="single" w:color="CCCCCC" w:sz="4"/>
+              <w:left w:val="single" w:color="CCCCCC" w:sz="4"/>
+              <w:bottom w:val="single" w:color="CCCCCC" w:sz="4"/>
+              <w:right w:val="single" w:color="CCCCCC" w:sz="4"/>
+            </w:tcBorders>
+            <w:shd w:fill="FFFFFF" w:val="clear"/>
+            <w:tcMar>
+              <w:top w:type="dxa" w:w="60"/>
+              <w:left w:type="dxa" w:w="100"/>
+              <w:bottom w:type="dxa" w:w="60"/>
+              <w:right w:type="dxa" w:w="100"/>
+            </w:tcMar>
+          </w:tcPr>
+          <w:p>
+            <w:r>
+              <w:rPr>
+                <w:rFonts w:ascii="BIZ UDPゴシック" w:cs="BIZ UDPゴシック" w:eastAsia="BIZ UDPゴシック" w:hAnsi="BIZ UDPゴシック"/>
+                <w:b w:val="false"/>
+                <w:bCs w:val="false"/>
+                <w:color w:val="000000"/>
                 <w:sz w:val="18"/>
                 <w:szCs w:val="18"/>
               </w:rPr>
@@ -3598,24 +3453,28 @@
         </w:trPr>
         <w:tc>
           <w:tcPr>
-            <w:tcW w:type="dxa" w:w="2268"/>
-            <w:tcBorders>
-              <w:top w:val="single" w:color="CCCCCC" w:sz="4"/>
-              <w:left w:val="single" w:color="CCCCCC" w:sz="4"/>
-              <w:bottom w:val="single" w:color="CCCCCC" w:sz="4"/>
-              <w:right w:val="single" w:color="CCCCCC" w:sz="4"/>
-            </w:tcBorders>
-            <w:tcMar>
-              <w:top w:type="dxa" w:w="60"/>
-              <w:left w:type="dxa" w:w="120"/>
-              <w:bottom w:type="dxa" w:w="60"/>
-              <w:right w:type="dxa" w:w="120"/>
-            </w:tcMar>
-          </w:tcPr>
-          <w:p>
-            <w:r>
-              <w:rPr>
-                <w:rFonts w:ascii="BIZ UDPゴシック" w:cs="BIZ UDPゴシック" w:eastAsia="BIZ UDPゴシック" w:hAnsi="BIZ UDPゴシック"/>
+            <w:tcW w:type="dxa" w:w="2500"/>
+            <w:tcBorders>
+              <w:top w:val="single" w:color="CCCCCC" w:sz="4"/>
+              <w:left w:val="single" w:color="CCCCCC" w:sz="4"/>
+              <w:bottom w:val="single" w:color="CCCCCC" w:sz="4"/>
+              <w:right w:val="single" w:color="CCCCCC" w:sz="4"/>
+            </w:tcBorders>
+            <w:shd w:fill="FFFFFF" w:val="clear"/>
+            <w:tcMar>
+              <w:top w:type="dxa" w:w="60"/>
+              <w:left w:type="dxa" w:w="100"/>
+              <w:bottom w:type="dxa" w:w="60"/>
+              <w:right w:type="dxa" w:w="100"/>
+            </w:tcMar>
+          </w:tcPr>
+          <w:p>
+            <w:r>
+              <w:rPr>
+                <w:rFonts w:ascii="BIZ UDPゴシック" w:cs="BIZ UDPゴシック" w:eastAsia="BIZ UDPゴシック" w:hAnsi="BIZ UDPゴシック"/>
+                <w:b w:val="false"/>
+                <w:bCs w:val="false"/>
+                <w:color w:val="000000"/>
                 <w:sz w:val="18"/>
                 <w:szCs w:val="18"/>
               </w:rPr>
@@ -3625,24 +3484,28 @@
         </w:tc>
         <w:tc>
           <w:tcPr>
-            <w:tcW w:type="dxa" w:w="6236"/>
-            <w:tcBorders>
-              <w:top w:val="single" w:color="CCCCCC" w:sz="4"/>
-              <w:left w:val="single" w:color="CCCCCC" w:sz="4"/>
-              <w:bottom w:val="single" w:color="CCCCCC" w:sz="4"/>
-              <w:right w:val="single" w:color="CCCCCC" w:sz="4"/>
-            </w:tcBorders>
-            <w:tcMar>
-              <w:top w:type="dxa" w:w="60"/>
-              <w:left w:type="dxa" w:w="120"/>
-              <w:bottom w:type="dxa" w:w="60"/>
-              <w:right w:type="dxa" w:w="120"/>
-            </w:tcMar>
-          </w:tcPr>
-          <w:p>
-            <w:r>
-              <w:rPr>
-                <w:rFonts w:ascii="BIZ UDPゴシック" w:cs="BIZ UDPゴシック" w:eastAsia="BIZ UDPゴシック" w:hAnsi="BIZ UDPゴシック"/>
+            <w:tcW w:type="dxa" w:w="6004"/>
+            <w:tcBorders>
+              <w:top w:val="single" w:color="CCCCCC" w:sz="4"/>
+              <w:left w:val="single" w:color="CCCCCC" w:sz="4"/>
+              <w:bottom w:val="single" w:color="CCCCCC" w:sz="4"/>
+              <w:right w:val="single" w:color="CCCCCC" w:sz="4"/>
+            </w:tcBorders>
+            <w:shd w:fill="FFFFFF" w:val="clear"/>
+            <w:tcMar>
+              <w:top w:type="dxa" w:w="60"/>
+              <w:left w:type="dxa" w:w="100"/>
+              <w:bottom w:type="dxa" w:w="60"/>
+              <w:right w:type="dxa" w:w="100"/>
+            </w:tcMar>
+          </w:tcPr>
+          <w:p>
+            <w:r>
+              <w:rPr>
+                <w:rFonts w:ascii="BIZ UDPゴシック" w:cs="BIZ UDPゴシック" w:eastAsia="BIZ UDPゴシック" w:hAnsi="BIZ UDPゴシック"/>
+                <w:b w:val="false"/>
+                <w:bCs w:val="false"/>
+                <w:color w:val="000000"/>
                 <w:sz w:val="18"/>
                 <w:szCs w:val="18"/>
               </w:rPr>
@@ -3661,8 +3524,8 @@
           <w:rFonts w:ascii="BIZ UDPゴシック" w:cs="BIZ UDPゴシック" w:eastAsia="BIZ UDPゴシック" w:hAnsi="BIZ UDPゴシック"/>
           <w:b/>
           <w:bCs/>
-          <w:sz w:val="24"/>
-          <w:szCs w:val="24"/>
+          <w:sz w:val="32"/>
+          <w:szCs w:val="32"/>
         </w:rPr>
         <w:t xml:space="preserve">5. テスト手順・報告</w:t>
       </w:r>
@@ -3701,9 +3564,9 @@
             <w:shd w:fill="D6E4F0" w:val="clear"/>
             <w:tcMar>
               <w:top w:type="dxa" w:w="60"/>
-              <w:left w:type="dxa" w:w="120"/>
-              <w:bottom w:type="dxa" w:w="60"/>
-              <w:right w:type="dxa" w:w="120"/>
+              <w:left w:type="dxa" w:w="100"/>
+              <w:bottom w:type="dxa" w:w="60"/>
+              <w:right w:type="dxa" w:w="100"/>
             </w:tcMar>
           </w:tcPr>
           <w:p>
@@ -3712,6 +3575,7 @@
                 <w:rFonts w:ascii="BIZ UDPゴシック" w:cs="BIZ UDPゴシック" w:eastAsia="BIZ UDPゴシック" w:hAnsi="BIZ UDPゴシック"/>
                 <w:b/>
                 <w:bCs/>
+                <w:color w:val="000000"/>
                 <w:sz w:val="18"/>
                 <w:szCs w:val="18"/>
               </w:rPr>
@@ -3731,9 +3595,9 @@
             <w:shd w:fill="D6E4F0" w:val="clear"/>
             <w:tcMar>
               <w:top w:type="dxa" w:w="60"/>
-              <w:left w:type="dxa" w:w="120"/>
-              <w:bottom w:type="dxa" w:w="60"/>
-              <w:right w:type="dxa" w:w="120"/>
+              <w:left w:type="dxa" w:w="100"/>
+              <w:bottom w:type="dxa" w:w="60"/>
+              <w:right w:type="dxa" w:w="100"/>
             </w:tcMar>
           </w:tcPr>
           <w:p>
@@ -3742,6 +3606,7 @@
                 <w:rFonts w:ascii="BIZ UDPゴシック" w:cs="BIZ UDPゴシック" w:eastAsia="BIZ UDPゴシック" w:hAnsi="BIZ UDPゴシック"/>
                 <w:b/>
                 <w:bCs/>
+                <w:color w:val="000000"/>
                 <w:sz w:val="18"/>
                 <w:szCs w:val="18"/>
               </w:rPr>
@@ -3761,9 +3626,9 @@
             <w:shd w:fill="D6E4F0" w:val="clear"/>
             <w:tcMar>
               <w:top w:type="dxa" w:w="60"/>
-              <w:left w:type="dxa" w:w="120"/>
-              <w:bottom w:type="dxa" w:w="60"/>
-              <w:right w:type="dxa" w:w="120"/>
+              <w:left w:type="dxa" w:w="100"/>
+              <w:bottom w:type="dxa" w:w="60"/>
+              <w:right w:type="dxa" w:w="100"/>
             </w:tcMar>
           </w:tcPr>
           <w:p>
@@ -3772,6 +3637,7 @@
                 <w:rFonts w:ascii="BIZ UDPゴシック" w:cs="BIZ UDPゴシック" w:eastAsia="BIZ UDPゴシック" w:hAnsi="BIZ UDPゴシック"/>
                 <w:b/>
                 <w:bCs/>
+                <w:color w:val="000000"/>
                 <w:sz w:val="18"/>
                 <w:szCs w:val="18"/>
               </w:rPr>
@@ -3791,9 +3657,9 @@
             <w:shd w:fill="D6E4F0" w:val="clear"/>
             <w:tcMar>
               <w:top w:type="dxa" w:w="60"/>
-              <w:left w:type="dxa" w:w="120"/>
-              <w:bottom w:type="dxa" w:w="60"/>
-              <w:right w:type="dxa" w:w="120"/>
+              <w:left w:type="dxa" w:w="100"/>
+              <w:bottom w:type="dxa" w:w="60"/>
+              <w:right w:type="dxa" w:w="100"/>
             </w:tcMar>
           </w:tcPr>
           <w:p>
@@ -3802,6 +3668,7 @@
                 <w:rFonts w:ascii="BIZ UDPゴシック" w:cs="BIZ UDPゴシック" w:eastAsia="BIZ UDPゴシック" w:hAnsi="BIZ UDPゴシック"/>
                 <w:b/>
                 <w:bCs/>
+                <w:color w:val="000000"/>
                 <w:sz w:val="18"/>
                 <w:szCs w:val="18"/>
               </w:rPr>
@@ -3823,17 +3690,21 @@
               <w:bottom w:val="single" w:color="CCCCCC" w:sz="4"/>
               <w:right w:val="single" w:color="CCCCCC" w:sz="4"/>
             </w:tcBorders>
-            <w:tcMar>
-              <w:top w:type="dxa" w:w="60"/>
-              <w:left w:type="dxa" w:w="120"/>
-              <w:bottom w:type="dxa" w:w="60"/>
-              <w:right w:type="dxa" w:w="120"/>
-            </w:tcMar>
-          </w:tcPr>
-          <w:p>
-            <w:r>
-              <w:rPr>
-                <w:rFonts w:ascii="BIZ UDPゴシック" w:cs="BIZ UDPゴシック" w:eastAsia="BIZ UDPゴシック" w:hAnsi="BIZ UDPゴシック"/>
+            <w:shd w:fill="FFFFFF" w:val="clear"/>
+            <w:tcMar>
+              <w:top w:type="dxa" w:w="60"/>
+              <w:left w:type="dxa" w:w="100"/>
+              <w:bottom w:type="dxa" w:w="60"/>
+              <w:right w:type="dxa" w:w="100"/>
+            </w:tcMar>
+          </w:tcPr>
+          <w:p>
+            <w:r>
+              <w:rPr>
+                <w:rFonts w:ascii="BIZ UDPゴシック" w:cs="BIZ UDPゴシック" w:eastAsia="BIZ UDPゴシック" w:hAnsi="BIZ UDPゴシック"/>
+                <w:b w:val="false"/>
+                <w:bCs w:val="false"/>
+                <w:color w:val="000000"/>
                 <w:sz w:val="18"/>
                 <w:szCs w:val="18"/>
               </w:rPr>
@@ -3850,17 +3721,21 @@
               <w:bottom w:val="single" w:color="CCCCCC" w:sz="4"/>
               <w:right w:val="single" w:color="CCCCCC" w:sz="4"/>
             </w:tcBorders>
-            <w:tcMar>
-              <w:top w:type="dxa" w:w="60"/>
-              <w:left w:type="dxa" w:w="120"/>
-              <w:bottom w:type="dxa" w:w="60"/>
-              <w:right w:type="dxa" w:w="120"/>
-            </w:tcMar>
-          </w:tcPr>
-          <w:p>
-            <w:r>
-              <w:rPr>
-                <w:rFonts w:ascii="BIZ UDPゴシック" w:cs="BIZ UDPゴシック" w:eastAsia="BIZ UDPゴシック" w:hAnsi="BIZ UDPゴシック"/>
+            <w:shd w:fill="FFFFFF" w:val="clear"/>
+            <w:tcMar>
+              <w:top w:type="dxa" w:w="60"/>
+              <w:left w:type="dxa" w:w="100"/>
+              <w:bottom w:type="dxa" w:w="60"/>
+              <w:right w:type="dxa" w:w="100"/>
+            </w:tcMar>
+          </w:tcPr>
+          <w:p>
+            <w:r>
+              <w:rPr>
+                <w:rFonts w:ascii="BIZ UDPゴシック" w:cs="BIZ UDPゴシック" w:eastAsia="BIZ UDPゴシック" w:hAnsi="BIZ UDPゴシック"/>
+                <w:b w:val="false"/>
+                <w:bCs w:val="false"/>
+                <w:color w:val="000000"/>
                 <w:sz w:val="18"/>
                 <w:szCs w:val="18"/>
               </w:rPr>
@@ -3878,21 +3753,25 @@
               <w:bottom w:val="single" w:color="CCCCCC" w:sz="4"/>
               <w:right w:val="single" w:color="CCCCCC" w:sz="4"/>
             </w:tcBorders>
-            <w:tcMar>
-              <w:top w:type="dxa" w:w="60"/>
-              <w:left w:type="dxa" w:w="120"/>
-              <w:bottom w:type="dxa" w:w="60"/>
-              <w:right w:type="dxa" w:w="120"/>
-            </w:tcMar>
-          </w:tcPr>
-          <w:p>
-            <w:r>
-              <w:rPr>
-                <w:rFonts w:ascii="BIZ UDPゴシック" w:cs="BIZ UDPゴシック" w:eastAsia="BIZ UDPゴシック" w:hAnsi="BIZ UDPゴシック"/>
-                <w:sz w:val="18"/>
-                <w:szCs w:val="18"/>
-              </w:rPr>
-              <w:t xml:space="preserve">DB_KASUMI = prd/Replica_Kasumi_RO（末尾に _RO が付いていること）。DB_BATCH = prd/Batch_Kasumi のまま変更されていないこと</w:t>
+            <w:shd w:fill="FFFFFF" w:val="clear"/>
+            <w:tcMar>
+              <w:top w:type="dxa" w:w="60"/>
+              <w:left w:type="dxa" w:w="100"/>
+              <w:bottom w:type="dxa" w:w="60"/>
+              <w:right w:type="dxa" w:w="100"/>
+            </w:tcMar>
+          </w:tcPr>
+          <w:p>
+            <w:r>
+              <w:rPr>
+                <w:rFonts w:ascii="BIZ UDPゴシック" w:cs="BIZ UDPゴシック" w:eastAsia="BIZ UDPゴシック" w:hAnsi="BIZ UDPゴシック"/>
+                <w:b w:val="false"/>
+                <w:bCs w:val="false"/>
+                <w:color w:val="000000"/>
+                <w:sz w:val="18"/>
+                <w:szCs w:val="18"/>
+              </w:rPr>
+              <w:t xml:space="preserve">DB_KASUMI = prd/Replica_Kasumi_RO。DB_BATCH = prd/Batch_Kasumi のまま変更されていないこと</w:t>
             </w:r>
           </w:p>
         </w:tc>
@@ -3905,17 +3784,21 @@
               <w:bottom w:val="single" w:color="CCCCCC" w:sz="4"/>
               <w:right w:val="single" w:color="CCCCCC" w:sz="4"/>
             </w:tcBorders>
-            <w:tcMar>
-              <w:top w:type="dxa" w:w="60"/>
-              <w:left w:type="dxa" w:w="120"/>
-              <w:bottom w:type="dxa" w:w="60"/>
-              <w:right w:type="dxa" w:w="120"/>
-            </w:tcMar>
-          </w:tcPr>
-          <w:p>
-            <w:r>
-              <w:rPr>
-                <w:rFonts w:ascii="BIZ UDPゴシック" w:cs="BIZ UDPゴシック" w:eastAsia="BIZ UDPゴシック" w:hAnsi="BIZ UDPゴシック"/>
+            <w:shd w:fill="FFFFFF" w:val="clear"/>
+            <w:tcMar>
+              <w:top w:type="dxa" w:w="60"/>
+              <w:left w:type="dxa" w:w="100"/>
+              <w:bottom w:type="dxa" w:w="60"/>
+              <w:right w:type="dxa" w:w="100"/>
+            </w:tcMar>
+          </w:tcPr>
+          <w:p>
+            <w:r>
+              <w:rPr>
+                <w:rFonts w:ascii="BIZ UDPゴシック" w:cs="BIZ UDPゴシック" w:eastAsia="BIZ UDPゴシック" w:hAnsi="BIZ UDPゴシック"/>
+                <w:b w:val="false"/>
+                <w:bCs w:val="false"/>
+                <w:color w:val="000000"/>
                 <w:sz w:val="18"/>
                 <w:szCs w:val="18"/>
               </w:rPr>
@@ -3937,17 +3820,21 @@
               <w:bottom w:val="single" w:color="CCCCCC" w:sz="4"/>
               <w:right w:val="single" w:color="CCCCCC" w:sz="4"/>
             </w:tcBorders>
-            <w:tcMar>
-              <w:top w:type="dxa" w:w="60"/>
-              <w:left w:type="dxa" w:w="120"/>
-              <w:bottom w:type="dxa" w:w="60"/>
-              <w:right w:type="dxa" w:w="120"/>
-            </w:tcMar>
-          </w:tcPr>
-          <w:p>
-            <w:r>
-              <w:rPr>
-                <w:rFonts w:ascii="BIZ UDPゴシック" w:cs="BIZ UDPゴシック" w:eastAsia="BIZ UDPゴシック" w:hAnsi="BIZ UDPゴシック"/>
+            <w:shd w:fill="FFFFFF" w:val="clear"/>
+            <w:tcMar>
+              <w:top w:type="dxa" w:w="60"/>
+              <w:left w:type="dxa" w:w="100"/>
+              <w:bottom w:type="dxa" w:w="60"/>
+              <w:right w:type="dxa" w:w="100"/>
+            </w:tcMar>
+          </w:tcPr>
+          <w:p>
+            <w:r>
+              <w:rPr>
+                <w:rFonts w:ascii="BIZ UDPゴシック" w:cs="BIZ UDPゴシック" w:eastAsia="BIZ UDPゴシック" w:hAnsi="BIZ UDPゴシック"/>
+                <w:b w:val="false"/>
+                <w:bCs w:val="false"/>
+                <w:color w:val="000000"/>
                 <w:sz w:val="18"/>
                 <w:szCs w:val="18"/>
               </w:rPr>
@@ -3964,17 +3851,21 @@
               <w:bottom w:val="single" w:color="CCCCCC" w:sz="4"/>
               <w:right w:val="single" w:color="CCCCCC" w:sz="4"/>
             </w:tcBorders>
-            <w:tcMar>
-              <w:top w:type="dxa" w:w="60"/>
-              <w:left w:type="dxa" w:w="120"/>
-              <w:bottom w:type="dxa" w:w="60"/>
-              <w:right w:type="dxa" w:w="120"/>
-            </w:tcMar>
-          </w:tcPr>
-          <w:p>
-            <w:r>
-              <w:rPr>
-                <w:rFonts w:ascii="BIZ UDPゴシック" w:cs="BIZ UDPゴシック" w:eastAsia="BIZ UDPゴシック" w:hAnsi="BIZ UDPゴシック"/>
+            <w:shd w:fill="FFFFFF" w:val="clear"/>
+            <w:tcMar>
+              <w:top w:type="dxa" w:w="60"/>
+              <w:left w:type="dxa" w:w="100"/>
+              <w:bottom w:type="dxa" w:w="60"/>
+              <w:right w:type="dxa" w:w="100"/>
+            </w:tcMar>
+          </w:tcPr>
+          <w:p>
+            <w:r>
+              <w:rPr>
+                <w:rFonts w:ascii="BIZ UDPゴシック" w:cs="BIZ UDPゴシック" w:eastAsia="BIZ UDPゴシック" w:hAnsi="BIZ UDPゴシック"/>
+                <w:b w:val="false"/>
+                <w:bCs w:val="false"/>
+                <w:color w:val="000000"/>
                 <w:sz w:val="18"/>
                 <w:szCs w:val="18"/>
               </w:rPr>
@@ -3992,21 +3883,25 @@
               <w:bottom w:val="single" w:color="CCCCCC" w:sz="4"/>
               <w:right w:val="single" w:color="CCCCCC" w:sz="4"/>
             </w:tcBorders>
-            <w:tcMar>
-              <w:top w:type="dxa" w:w="60"/>
-              <w:left w:type="dxa" w:w="120"/>
-              <w:bottom w:type="dxa" w:w="60"/>
-              <w:right w:type="dxa" w:w="120"/>
-            </w:tcMar>
-          </w:tcPr>
-          <w:p>
-            <w:r>
-              <w:rPr>
-                <w:rFonts w:ascii="BIZ UDPゴシック" w:cs="BIZ UDPゴシック" w:eastAsia="BIZ UDPゴシック" w:hAnsi="BIZ UDPゴシック"/>
-                <w:sz w:val="18"/>
-                <w:szCs w:val="18"/>
-              </w:rPr>
-              <w:t xml:space="preserve">先頭行に ✅ Connected to DB! が出力されている。店舗コード 0218 / 0253 / 0343 それぞれの ✅ Uploaded: 行が存在する。ERROR / Exception なし</w:t>
+            <w:shd w:fill="FFFFFF" w:val="clear"/>
+            <w:tcMar>
+              <w:top w:type="dxa" w:w="60"/>
+              <w:left w:type="dxa" w:w="100"/>
+              <w:bottom w:type="dxa" w:w="60"/>
+              <w:right w:type="dxa" w:w="100"/>
+            </w:tcMar>
+          </w:tcPr>
+          <w:p>
+            <w:r>
+              <w:rPr>
+                <w:rFonts w:ascii="BIZ UDPゴシック" w:cs="BIZ UDPゴシック" w:eastAsia="BIZ UDPゴシック" w:hAnsi="BIZ UDPゴシック"/>
+                <w:b w:val="false"/>
+                <w:bCs w:val="false"/>
+                <w:color w:val="000000"/>
+                <w:sz w:val="18"/>
+                <w:szCs w:val="18"/>
+              </w:rPr>
+              <w:t xml:space="preserve">先頭行に ✅ Connected to DB! が出力。店舗コード 0218 / 0253 / 0343 それぞれの ✅ Uploaded: 行が存在。ERROR / Exception なし</w:t>
             </w:r>
           </w:p>
         </w:tc>
@@ -4019,17 +3914,21 @@
               <w:bottom w:val="single" w:color="CCCCCC" w:sz="4"/>
               <w:right w:val="single" w:color="CCCCCC" w:sz="4"/>
             </w:tcBorders>
-            <w:tcMar>
-              <w:top w:type="dxa" w:w="60"/>
-              <w:left w:type="dxa" w:w="120"/>
-              <w:bottom w:type="dxa" w:w="60"/>
-              <w:right w:type="dxa" w:w="120"/>
-            </w:tcMar>
-          </w:tcPr>
-          <w:p>
-            <w:r>
-              <w:rPr>
-                <w:rFonts w:ascii="BIZ UDPゴシック" w:cs="BIZ UDPゴシック" w:eastAsia="BIZ UDPゴシック" w:hAnsi="BIZ UDPゴシック"/>
+            <w:shd w:fill="FFFFFF" w:val="clear"/>
+            <w:tcMar>
+              <w:top w:type="dxa" w:w="60"/>
+              <w:left w:type="dxa" w:w="100"/>
+              <w:bottom w:type="dxa" w:w="60"/>
+              <w:right w:type="dxa" w:w="100"/>
+            </w:tcMar>
+          </w:tcPr>
+          <w:p>
+            <w:r>
+              <w:rPr>
+                <w:rFonts w:ascii="BIZ UDPゴシック" w:cs="BIZ UDPゴシック" w:eastAsia="BIZ UDPゴシック" w:hAnsi="BIZ UDPゴシック"/>
+                <w:b w:val="false"/>
+                <w:bCs w:val="false"/>
+                <w:color w:val="000000"/>
                 <w:sz w:val="18"/>
                 <w:szCs w:val="18"/>
               </w:rPr>
@@ -4051,17 +3950,21 @@
               <w:bottom w:val="single" w:color="CCCCCC" w:sz="4"/>
               <w:right w:val="single" w:color="CCCCCC" w:sz="4"/>
             </w:tcBorders>
-            <w:tcMar>
-              <w:top w:type="dxa" w:w="60"/>
-              <w:left w:type="dxa" w:w="120"/>
-              <w:bottom w:type="dxa" w:w="60"/>
-              <w:right w:type="dxa" w:w="120"/>
-            </w:tcMar>
-          </w:tcPr>
-          <w:p>
-            <w:r>
-              <w:rPr>
-                <w:rFonts w:ascii="BIZ UDPゴシック" w:cs="BIZ UDPゴシック" w:eastAsia="BIZ UDPゴシック" w:hAnsi="BIZ UDPゴシック"/>
+            <w:shd w:fill="FFFFFF" w:val="clear"/>
+            <w:tcMar>
+              <w:top w:type="dxa" w:w="60"/>
+              <w:left w:type="dxa" w:w="100"/>
+              <w:bottom w:type="dxa" w:w="60"/>
+              <w:right w:type="dxa" w:w="100"/>
+            </w:tcMar>
+          </w:tcPr>
+          <w:p>
+            <w:r>
+              <w:rPr>
+                <w:rFonts w:ascii="BIZ UDPゴシック" w:cs="BIZ UDPゴシック" w:eastAsia="BIZ UDPゴシック" w:hAnsi="BIZ UDPゴシック"/>
+                <w:b w:val="false"/>
+                <w:bCs w:val="false"/>
+                <w:color w:val="000000"/>
                 <w:sz w:val="18"/>
                 <w:szCs w:val="18"/>
               </w:rPr>
@@ -4078,17 +3981,21 @@
               <w:bottom w:val="single" w:color="CCCCCC" w:sz="4"/>
               <w:right w:val="single" w:color="CCCCCC" w:sz="4"/>
             </w:tcBorders>
-            <w:tcMar>
-              <w:top w:type="dxa" w:w="60"/>
-              <w:left w:type="dxa" w:w="120"/>
-              <w:bottom w:type="dxa" w:w="60"/>
-              <w:right w:type="dxa" w:w="120"/>
-            </w:tcMar>
-          </w:tcPr>
-          <w:p>
-            <w:r>
-              <w:rPr>
-                <w:rFonts w:ascii="BIZ UDPゴシック" w:cs="BIZ UDPゴシック" w:eastAsia="BIZ UDPゴシック" w:hAnsi="BIZ UDPゴシック"/>
+            <w:shd w:fill="FFFFFF" w:val="clear"/>
+            <w:tcMar>
+              <w:top w:type="dxa" w:w="60"/>
+              <w:left w:type="dxa" w:w="100"/>
+              <w:bottom w:type="dxa" w:w="60"/>
+              <w:right w:type="dxa" w:w="100"/>
+            </w:tcMar>
+          </w:tcPr>
+          <w:p>
+            <w:r>
+              <w:rPr>
+                <w:rFonts w:ascii="BIZ UDPゴシック" w:cs="BIZ UDPゴシック" w:eastAsia="BIZ UDPゴシック" w:hAnsi="BIZ UDPゴシック"/>
+                <w:b w:val="false"/>
+                <w:bCs w:val="false"/>
+                <w:color w:val="000000"/>
                 <w:sz w:val="18"/>
                 <w:szCs w:val="18"/>
               </w:rPr>
@@ -4106,17 +4013,21 @@
               <w:bottom w:val="single" w:color="CCCCCC" w:sz="4"/>
               <w:right w:val="single" w:color="CCCCCC" w:sz="4"/>
             </w:tcBorders>
-            <w:tcMar>
-              <w:top w:type="dxa" w:w="60"/>
-              <w:left w:type="dxa" w:w="120"/>
-              <w:bottom w:type="dxa" w:w="60"/>
-              <w:right w:type="dxa" w:w="120"/>
-            </w:tcMar>
-          </w:tcPr>
-          <w:p>
-            <w:r>
-              <w:rPr>
-                <w:rFonts w:ascii="BIZ UDPゴシック" w:cs="BIZ UDPゴシック" w:eastAsia="BIZ UDPゴシック" w:hAnsi="BIZ UDPゴシック"/>
+            <w:shd w:fill="FFFFFF" w:val="clear"/>
+            <w:tcMar>
+              <w:top w:type="dxa" w:w="60"/>
+              <w:left w:type="dxa" w:w="100"/>
+              <w:bottom w:type="dxa" w:w="60"/>
+              <w:right w:type="dxa" w:w="100"/>
+            </w:tcMar>
+          </w:tcPr>
+          <w:p>
+            <w:r>
+              <w:rPr>
+                <w:rFonts w:ascii="BIZ UDPゴシック" w:cs="BIZ UDPゴシック" w:eastAsia="BIZ UDPゴシック" w:hAnsi="BIZ UDPゴシック"/>
+                <w:b w:val="false"/>
+                <w:bCs w:val="false"/>
+                <w:color w:val="000000"/>
                 <w:sz w:val="18"/>
                 <w:szCs w:val="18"/>
               </w:rPr>
@@ -4133,17 +4044,21 @@
               <w:bottom w:val="single" w:color="CCCCCC" w:sz="4"/>
               <w:right w:val="single" w:color="CCCCCC" w:sz="4"/>
             </w:tcBorders>
-            <w:tcMar>
-              <w:top w:type="dxa" w:w="60"/>
-              <w:left w:type="dxa" w:w="120"/>
-              <w:bottom w:type="dxa" w:w="60"/>
-              <w:right w:type="dxa" w:w="120"/>
-            </w:tcMar>
-          </w:tcPr>
-          <w:p>
-            <w:r>
-              <w:rPr>
-                <w:rFonts w:ascii="BIZ UDPゴシック" w:cs="BIZ UDPゴシック" w:eastAsia="BIZ UDPゴシック" w:hAnsi="BIZ UDPゴシック"/>
+            <w:shd w:fill="FFFFFF" w:val="clear"/>
+            <w:tcMar>
+              <w:top w:type="dxa" w:w="60"/>
+              <w:left w:type="dxa" w:w="100"/>
+              <w:bottom w:type="dxa" w:w="60"/>
+              <w:right w:type="dxa" w:w="100"/>
+            </w:tcMar>
+          </w:tcPr>
+          <w:p>
+            <w:r>
+              <w:rPr>
+                <w:rFonts w:ascii="BIZ UDPゴシック" w:cs="BIZ UDPゴシック" w:eastAsia="BIZ UDPゴシック" w:hAnsi="BIZ UDPゴシック"/>
+                <w:b w:val="false"/>
+                <w:bCs w:val="false"/>
+                <w:color w:val="000000"/>
                 <w:sz w:val="18"/>
                 <w:szCs w:val="18"/>
               </w:rPr>
@@ -4154,6 +4069,9 @@
       </w:tr>
     </w:tbl>
     <w:p>
+      <w:pPr>
+        <w:spacing w:before="60" w:after="60"/>
+      </w:pPr>
       <w:r>
         <w:rPr>
           <w:rFonts w:ascii="BIZ UDPゴシック" w:cs="BIZ UDPゴシック" w:eastAsia="BIZ UDPゴシック" w:hAnsi="BIZ UDPゴシック"/>
@@ -4172,10 +4090,10 @@
           <w:rFonts w:ascii="BIZ UDPゴシック" w:cs="BIZ UDPゴシック" w:eastAsia="BIZ UDPゴシック" w:hAnsi="BIZ UDPゴシック"/>
           <w:b/>
           <w:bCs/>
-          <w:sz w:val="24"/>
-          <w:szCs w:val="24"/>
+          <w:sz w:val="32"/>
+          <w:szCs w:val="32"/>
         </w:rPr>
-        <w:t xml:space="preserve">6. 問題発生時の切り戻し手順</w:t>
+        <w:t xml:space="preserve">6. 切り戻し手順</w:t>
       </w:r>
     </w:p>
     <w:p>
@@ -4187,8 +4105,8 @@
           <w:rFonts w:ascii="BIZ UDPゴシック" w:cs="BIZ UDPゴシック" w:eastAsia="BIZ UDPゴシック" w:hAnsi="BIZ UDPゴシック"/>
           <w:b/>
           <w:bCs/>
-          <w:sz w:val="18"/>
-          <w:szCs w:val="18"/>
+          <w:sz w:val="24"/>
+          <w:szCs w:val="24"/>
         </w:rPr>
         <w:t xml:space="preserve">■ 切り戻し判断基準</w:t>
       </w:r>
@@ -4207,8 +4125,8 @@
       </w:tblPr>
       <w:tblGrid>
         <w:gridCol w:w="567"/>
-        <w:gridCol w:w="3969"/>
-        <w:gridCol w:w="3968"/>
+        <w:gridCol w:w="4536"/>
+        <w:gridCol w:w="3401"/>
       </w:tblGrid>
       <w:tr>
         <w:trPr>
@@ -4226,9 +4144,9 @@
             <w:shd w:fill="F5F5F5" w:val="clear"/>
             <w:tcMar>
               <w:top w:type="dxa" w:w="60"/>
-              <w:left w:type="dxa" w:w="120"/>
-              <w:bottom w:type="dxa" w:w="60"/>
-              <w:right w:type="dxa" w:w="120"/>
+              <w:left w:type="dxa" w:w="100"/>
+              <w:bottom w:type="dxa" w:w="60"/>
+              <w:right w:type="dxa" w:w="100"/>
             </w:tcMar>
           </w:tcPr>
           <w:p>
@@ -4237,16 +4155,17 @@
                 <w:rFonts w:ascii="BIZ UDPゴシック" w:cs="BIZ UDPゴシック" w:eastAsia="BIZ UDPゴシック" w:hAnsi="BIZ UDPゴシック"/>
                 <w:b/>
                 <w:bCs/>
-                <w:sz w:val="18"/>
-                <w:szCs w:val="18"/>
-              </w:rPr>
-              <w:t xml:space="preserve"/>
-            </w:r>
-          </w:p>
-        </w:tc>
-        <w:tc>
-          <w:tcPr>
-            <w:tcW w:type="dxa" w:w="3969"/>
+                <w:color w:val="000000"/>
+                <w:sz w:val="18"/>
+                <w:szCs w:val="18"/>
+              </w:rPr>
+              <w:t xml:space="preserve">No.</w:t>
+            </w:r>
+          </w:p>
+        </w:tc>
+        <w:tc>
+          <w:tcPr>
+            <w:tcW w:type="dxa" w:w="4536"/>
             <w:tcBorders>
               <w:top w:val="single" w:color="CCCCCC" w:sz="4"/>
               <w:left w:val="single" w:color="CCCCCC" w:sz="4"/>
@@ -4256,9 +4175,9 @@
             <w:shd w:fill="F5F5F5" w:val="clear"/>
             <w:tcMar>
               <w:top w:type="dxa" w:w="60"/>
-              <w:left w:type="dxa" w:w="120"/>
-              <w:bottom w:type="dxa" w:w="60"/>
-              <w:right w:type="dxa" w:w="120"/>
+              <w:left w:type="dxa" w:w="100"/>
+              <w:bottom w:type="dxa" w:w="60"/>
+              <w:right w:type="dxa" w:w="100"/>
             </w:tcMar>
           </w:tcPr>
           <w:p>
@@ -4267,6 +4186,7 @@
                 <w:rFonts w:ascii="BIZ UDPゴシック" w:cs="BIZ UDPゴシック" w:eastAsia="BIZ UDPゴシック" w:hAnsi="BIZ UDPゴシック"/>
                 <w:b/>
                 <w:bCs/>
+                <w:color w:val="000000"/>
                 <w:sz w:val="18"/>
                 <w:szCs w:val="18"/>
               </w:rPr>
@@ -4276,7 +4196,7 @@
         </w:tc>
         <w:tc>
           <w:tcPr>
-            <w:tcW w:type="dxa" w:w="3968"/>
+            <w:tcW w:type="dxa" w:w="3401"/>
             <w:tcBorders>
               <w:top w:val="single" w:color="CCCCCC" w:sz="4"/>
               <w:left w:val="single" w:color="CCCCCC" w:sz="4"/>
@@ -4286,9 +4206,9 @@
             <w:shd w:fill="F5F5F5" w:val="clear"/>
             <w:tcMar>
               <w:top w:type="dxa" w:w="60"/>
-              <w:left w:type="dxa" w:w="120"/>
-              <w:bottom w:type="dxa" w:w="60"/>
-              <w:right w:type="dxa" w:w="120"/>
+              <w:left w:type="dxa" w:w="100"/>
+              <w:bottom w:type="dxa" w:w="60"/>
+              <w:right w:type="dxa" w:w="100"/>
             </w:tcMar>
           </w:tcPr>
           <w:p>
@@ -4297,6 +4217,7 @@
                 <w:rFonts w:ascii="BIZ UDPゴシック" w:cs="BIZ UDPゴシック" w:eastAsia="BIZ UDPゴシック" w:hAnsi="BIZ UDPゴシック"/>
                 <w:b/>
                 <w:bCs/>
+                <w:color w:val="000000"/>
                 <w:sz w:val="18"/>
                 <w:szCs w:val="18"/>
               </w:rPr>
@@ -4318,17 +4239,21 @@
               <w:bottom w:val="single" w:color="CCCCCC" w:sz="4"/>
               <w:right w:val="single" w:color="CCCCCC" w:sz="4"/>
             </w:tcBorders>
-            <w:tcMar>
-              <w:top w:type="dxa" w:w="60"/>
-              <w:left w:type="dxa" w:w="120"/>
-              <w:bottom w:type="dxa" w:w="60"/>
-              <w:right w:type="dxa" w:w="120"/>
-            </w:tcMar>
-          </w:tcPr>
-          <w:p>
-            <w:r>
-              <w:rPr>
-                <w:rFonts w:ascii="BIZ UDPゴシック" w:cs="BIZ UDPゴシック" w:eastAsia="BIZ UDPゴシック" w:hAnsi="BIZ UDPゴシック"/>
+            <w:shd w:fill="FFFFFF" w:val="clear"/>
+            <w:tcMar>
+              <w:top w:type="dxa" w:w="60"/>
+              <w:left w:type="dxa" w:w="100"/>
+              <w:bottom w:type="dxa" w:w="60"/>
+              <w:right w:type="dxa" w:w="100"/>
+            </w:tcMar>
+          </w:tcPr>
+          <w:p>
+            <w:r>
+              <w:rPr>
+                <w:rFonts w:ascii="BIZ UDPゴシック" w:cs="BIZ UDPゴシック" w:eastAsia="BIZ UDPゴシック" w:hAnsi="BIZ UDPゴシック"/>
+                <w:b w:val="false"/>
+                <w:bCs w:val="false"/>
+                <w:color w:val="000000"/>
                 <w:sz w:val="18"/>
                 <w:szCs w:val="18"/>
               </w:rPr>
@@ -4338,24 +4263,28 @@
         </w:tc>
         <w:tc>
           <w:tcPr>
-            <w:tcW w:type="dxa" w:w="3969"/>
-            <w:tcBorders>
-              <w:top w:val="single" w:color="CCCCCC" w:sz="4"/>
-              <w:left w:val="single" w:color="CCCCCC" w:sz="4"/>
-              <w:bottom w:val="single" w:color="CCCCCC" w:sz="4"/>
-              <w:right w:val="single" w:color="CCCCCC" w:sz="4"/>
-            </w:tcBorders>
-            <w:tcMar>
-              <w:top w:type="dxa" w:w="60"/>
-              <w:left w:type="dxa" w:w="120"/>
-              <w:bottom w:type="dxa" w:w="60"/>
-              <w:right w:type="dxa" w:w="120"/>
-            </w:tcMar>
-          </w:tcPr>
-          <w:p>
-            <w:r>
-              <w:rPr>
-                <w:rFonts w:ascii="BIZ UDPゴシック" w:cs="BIZ UDPゴシック" w:eastAsia="BIZ UDPゴシック" w:hAnsi="BIZ UDPゴシック"/>
+            <w:tcW w:type="dxa" w:w="4536"/>
+            <w:tcBorders>
+              <w:top w:val="single" w:color="CCCCCC" w:sz="4"/>
+              <w:left w:val="single" w:color="CCCCCC" w:sz="4"/>
+              <w:bottom w:val="single" w:color="CCCCCC" w:sz="4"/>
+              <w:right w:val="single" w:color="CCCCCC" w:sz="4"/>
+            </w:tcBorders>
+            <w:shd w:fill="FFFFFF" w:val="clear"/>
+            <w:tcMar>
+              <w:top w:type="dxa" w:w="60"/>
+              <w:left w:type="dxa" w:w="100"/>
+              <w:bottom w:type="dxa" w:w="60"/>
+              <w:right w:type="dxa" w:w="100"/>
+            </w:tcMar>
+          </w:tcPr>
+          <w:p>
+            <w:r>
+              <w:rPr>
+                <w:rFonts w:ascii="BIZ UDPゴシック" w:cs="BIZ UDPゴシック" w:eastAsia="BIZ UDPゴシック" w:hAnsi="BIZ UDPゴシック"/>
+                <w:b w:val="false"/>
+                <w:bCs w:val="false"/>
+                <w:color w:val="000000"/>
                 <w:sz w:val="18"/>
                 <w:szCs w:val="18"/>
               </w:rPr>
@@ -4365,24 +4294,28 @@
         </w:tc>
         <w:tc>
           <w:tcPr>
-            <w:tcW w:type="dxa" w:w="3968"/>
-            <w:tcBorders>
-              <w:top w:val="single" w:color="CCCCCC" w:sz="4"/>
-              <w:left w:val="single" w:color="CCCCCC" w:sz="4"/>
-              <w:bottom w:val="single" w:color="CCCCCC" w:sz="4"/>
-              <w:right w:val="single" w:color="CCCCCC" w:sz="4"/>
-            </w:tcBorders>
-            <w:tcMar>
-              <w:top w:type="dxa" w:w="60"/>
-              <w:left w:type="dxa" w:w="120"/>
-              <w:bottom w:type="dxa" w:w="60"/>
-              <w:right w:type="dxa" w:w="120"/>
-            </w:tcMar>
-          </w:tcPr>
-          <w:p>
-            <w:r>
-              <w:rPr>
-                <w:rFonts w:ascii="BIZ UDPゴシック" w:cs="BIZ UDPゴシック" w:eastAsia="BIZ UDPゴシック" w:hAnsi="BIZ UDPゴシック"/>
+            <w:tcW w:type="dxa" w:w="3401"/>
+            <w:tcBorders>
+              <w:top w:val="single" w:color="CCCCCC" w:sz="4"/>
+              <w:left w:val="single" w:color="CCCCCC" w:sz="4"/>
+              <w:bottom w:val="single" w:color="CCCCCC" w:sz="4"/>
+              <w:right w:val="single" w:color="CCCCCC" w:sz="4"/>
+            </w:tcBorders>
+            <w:shd w:fill="FFFFFF" w:val="clear"/>
+            <w:tcMar>
+              <w:top w:type="dxa" w:w="60"/>
+              <w:left w:type="dxa" w:w="100"/>
+              <w:bottom w:type="dxa" w:w="60"/>
+              <w:right w:type="dxa" w:w="100"/>
+            </w:tcMar>
+          </w:tcPr>
+          <w:p>
+            <w:r>
+              <w:rPr>
+                <w:rFonts w:ascii="BIZ UDPゴシック" w:cs="BIZ UDPゴシック" w:eastAsia="BIZ UDPゴシック" w:hAnsi="BIZ UDPゴシック"/>
+                <w:b w:val="false"/>
+                <w:bCs w:val="false"/>
+                <w:color w:val="000000"/>
                 <w:sz w:val="18"/>
                 <w:szCs w:val="18"/>
               </w:rPr>
@@ -4404,17 +4337,21 @@
               <w:bottom w:val="single" w:color="CCCCCC" w:sz="4"/>
               <w:right w:val="single" w:color="CCCCCC" w:sz="4"/>
             </w:tcBorders>
-            <w:tcMar>
-              <w:top w:type="dxa" w:w="60"/>
-              <w:left w:type="dxa" w:w="120"/>
-              <w:bottom w:type="dxa" w:w="60"/>
-              <w:right w:type="dxa" w:w="120"/>
-            </w:tcMar>
-          </w:tcPr>
-          <w:p>
-            <w:r>
-              <w:rPr>
-                <w:rFonts w:ascii="BIZ UDPゴシック" w:cs="BIZ UDPゴシック" w:eastAsia="BIZ UDPゴシック" w:hAnsi="BIZ UDPゴシック"/>
+            <w:shd w:fill="FFFFFF" w:val="clear"/>
+            <w:tcMar>
+              <w:top w:type="dxa" w:w="60"/>
+              <w:left w:type="dxa" w:w="100"/>
+              <w:bottom w:type="dxa" w:w="60"/>
+              <w:right w:type="dxa" w:w="100"/>
+            </w:tcMar>
+          </w:tcPr>
+          <w:p>
+            <w:r>
+              <w:rPr>
+                <w:rFonts w:ascii="BIZ UDPゴシック" w:cs="BIZ UDPゴシック" w:eastAsia="BIZ UDPゴシック" w:hAnsi="BIZ UDPゴシック"/>
+                <w:b w:val="false"/>
+                <w:bCs w:val="false"/>
+                <w:color w:val="000000"/>
                 <w:sz w:val="18"/>
                 <w:szCs w:val="18"/>
               </w:rPr>
@@ -4424,24 +4361,28 @@
         </w:tc>
         <w:tc>
           <w:tcPr>
-            <w:tcW w:type="dxa" w:w="3969"/>
-            <w:tcBorders>
-              <w:top w:val="single" w:color="CCCCCC" w:sz="4"/>
-              <w:left w:val="single" w:color="CCCCCC" w:sz="4"/>
-              <w:bottom w:val="single" w:color="CCCCCC" w:sz="4"/>
-              <w:right w:val="single" w:color="CCCCCC" w:sz="4"/>
-            </w:tcBorders>
-            <w:tcMar>
-              <w:top w:type="dxa" w:w="60"/>
-              <w:left w:type="dxa" w:w="120"/>
-              <w:bottom w:type="dxa" w:w="60"/>
-              <w:right w:type="dxa" w:w="120"/>
-            </w:tcMar>
-          </w:tcPr>
-          <w:p>
-            <w:r>
-              <w:rPr>
-                <w:rFonts w:ascii="BIZ UDPゴシック" w:cs="BIZ UDPゴシック" w:eastAsia="BIZ UDPゴシック" w:hAnsi="BIZ UDPゴシック"/>
+            <w:tcW w:type="dxa" w:w="4536"/>
+            <w:tcBorders>
+              <w:top w:val="single" w:color="CCCCCC" w:sz="4"/>
+              <w:left w:val="single" w:color="CCCCCC" w:sz="4"/>
+              <w:bottom w:val="single" w:color="CCCCCC" w:sz="4"/>
+              <w:right w:val="single" w:color="CCCCCC" w:sz="4"/>
+            </w:tcBorders>
+            <w:shd w:fill="FFFFFF" w:val="clear"/>
+            <w:tcMar>
+              <w:top w:type="dxa" w:w="60"/>
+              <w:left w:type="dxa" w:w="100"/>
+              <w:bottom w:type="dxa" w:w="60"/>
+              <w:right w:type="dxa" w:w="100"/>
+            </w:tcMar>
+          </w:tcPr>
+          <w:p>
+            <w:r>
+              <w:rPr>
+                <w:rFonts w:ascii="BIZ UDPゴシック" w:cs="BIZ UDPゴシック" w:eastAsia="BIZ UDPゴシック" w:hAnsi="BIZ UDPゴシック"/>
+                <w:b w:val="false"/>
+                <w:bCs w:val="false"/>
+                <w:color w:val="000000"/>
                 <w:sz w:val="18"/>
                 <w:szCs w:val="18"/>
               </w:rPr>
@@ -4451,24 +4392,28 @@
         </w:tc>
         <w:tc>
           <w:tcPr>
-            <w:tcW w:type="dxa" w:w="3968"/>
-            <w:tcBorders>
-              <w:top w:val="single" w:color="CCCCCC" w:sz="4"/>
-              <w:left w:val="single" w:color="CCCCCC" w:sz="4"/>
-              <w:bottom w:val="single" w:color="CCCCCC" w:sz="4"/>
-              <w:right w:val="single" w:color="CCCCCC" w:sz="4"/>
-            </w:tcBorders>
-            <w:tcMar>
-              <w:top w:type="dxa" w:w="60"/>
-              <w:left w:type="dxa" w:w="120"/>
-              <w:bottom w:type="dxa" w:w="60"/>
-              <w:right w:type="dxa" w:w="120"/>
-            </w:tcMar>
-          </w:tcPr>
-          <w:p>
-            <w:r>
-              <w:rPr>
-                <w:rFonts w:ascii="BIZ UDPゴシック" w:cs="BIZ UDPゴシック" w:eastAsia="BIZ UDPゴシック" w:hAnsi="BIZ UDPゴシック"/>
+            <w:tcW w:type="dxa" w:w="3401"/>
+            <w:tcBorders>
+              <w:top w:val="single" w:color="CCCCCC" w:sz="4"/>
+              <w:left w:val="single" w:color="CCCCCC" w:sz="4"/>
+              <w:bottom w:val="single" w:color="CCCCCC" w:sz="4"/>
+              <w:right w:val="single" w:color="CCCCCC" w:sz="4"/>
+            </w:tcBorders>
+            <w:shd w:fill="FFFFFF" w:val="clear"/>
+            <w:tcMar>
+              <w:top w:type="dxa" w:w="60"/>
+              <w:left w:type="dxa" w:w="100"/>
+              <w:bottom w:type="dxa" w:w="60"/>
+              <w:right w:type="dxa" w:w="100"/>
+            </w:tcMar>
+          </w:tcPr>
+          <w:p>
+            <w:r>
+              <w:rPr>
+                <w:rFonts w:ascii="BIZ UDPゴシック" w:cs="BIZ UDPゴシック" w:eastAsia="BIZ UDPゴシック" w:hAnsi="BIZ UDPゴシック"/>
+                <w:b w:val="false"/>
+                <w:bCs w:val="false"/>
+                <w:color w:val="000000"/>
                 <w:sz w:val="18"/>
                 <w:szCs w:val="18"/>
               </w:rPr>
@@ -4490,17 +4435,21 @@
               <w:bottom w:val="single" w:color="CCCCCC" w:sz="4"/>
               <w:right w:val="single" w:color="CCCCCC" w:sz="4"/>
             </w:tcBorders>
-            <w:tcMar>
-              <w:top w:type="dxa" w:w="60"/>
-              <w:left w:type="dxa" w:w="120"/>
-              <w:bottom w:type="dxa" w:w="60"/>
-              <w:right w:type="dxa" w:w="120"/>
-            </w:tcMar>
-          </w:tcPr>
-          <w:p>
-            <w:r>
-              <w:rPr>
-                <w:rFonts w:ascii="BIZ UDPゴシック" w:cs="BIZ UDPゴシック" w:eastAsia="BIZ UDPゴシック" w:hAnsi="BIZ UDPゴシック"/>
+            <w:shd w:fill="FFFFFF" w:val="clear"/>
+            <w:tcMar>
+              <w:top w:type="dxa" w:w="60"/>
+              <w:left w:type="dxa" w:w="100"/>
+              <w:bottom w:type="dxa" w:w="60"/>
+              <w:right w:type="dxa" w:w="100"/>
+            </w:tcMar>
+          </w:tcPr>
+          <w:p>
+            <w:r>
+              <w:rPr>
+                <w:rFonts w:ascii="BIZ UDPゴシック" w:cs="BIZ UDPゴシック" w:eastAsia="BIZ UDPゴシック" w:hAnsi="BIZ UDPゴシック"/>
+                <w:b w:val="false"/>
+                <w:bCs w:val="false"/>
+                <w:color w:val="000000"/>
                 <w:sz w:val="18"/>
                 <w:szCs w:val="18"/>
               </w:rPr>
@@ -4510,24 +4459,28 @@
         </w:tc>
         <w:tc>
           <w:tcPr>
-            <w:tcW w:type="dxa" w:w="3969"/>
-            <w:tcBorders>
-              <w:top w:val="single" w:color="CCCCCC" w:sz="4"/>
-              <w:left w:val="single" w:color="CCCCCC" w:sz="4"/>
-              <w:bottom w:val="single" w:color="CCCCCC" w:sz="4"/>
-              <w:right w:val="single" w:color="CCCCCC" w:sz="4"/>
-            </w:tcBorders>
-            <w:tcMar>
-              <w:top w:type="dxa" w:w="60"/>
-              <w:left w:type="dxa" w:w="120"/>
-              <w:bottom w:type="dxa" w:w="60"/>
-              <w:right w:type="dxa" w:w="120"/>
-            </w:tcMar>
-          </w:tcPr>
-          <w:p>
-            <w:r>
-              <w:rPr>
-                <w:rFonts w:ascii="BIZ UDPゴシック" w:cs="BIZ UDPゴシック" w:eastAsia="BIZ UDPゴシック" w:hAnsi="BIZ UDPゴシック"/>
+            <w:tcW w:type="dxa" w:w="4536"/>
+            <w:tcBorders>
+              <w:top w:val="single" w:color="CCCCCC" w:sz="4"/>
+              <w:left w:val="single" w:color="CCCCCC" w:sz="4"/>
+              <w:bottom w:val="single" w:color="CCCCCC" w:sz="4"/>
+              <w:right w:val="single" w:color="CCCCCC" w:sz="4"/>
+            </w:tcBorders>
+            <w:shd w:fill="FFFFFF" w:val="clear"/>
+            <w:tcMar>
+              <w:top w:type="dxa" w:w="60"/>
+              <w:left w:type="dxa" w:w="100"/>
+              <w:bottom w:type="dxa" w:w="60"/>
+              <w:right w:type="dxa" w:w="100"/>
+            </w:tcMar>
+          </w:tcPr>
+          <w:p>
+            <w:r>
+              <w:rPr>
+                <w:rFonts w:ascii="BIZ UDPゴシック" w:cs="BIZ UDPゴシック" w:eastAsia="BIZ UDPゴシック" w:hAnsi="BIZ UDPゴシック"/>
+                <w:b w:val="false"/>
+                <w:bCs w:val="false"/>
+                <w:color w:val="000000"/>
                 <w:sz w:val="18"/>
                 <w:szCs w:val="18"/>
               </w:rPr>
@@ -4537,24 +4490,28 @@
         </w:tc>
         <w:tc>
           <w:tcPr>
-            <w:tcW w:type="dxa" w:w="3968"/>
-            <w:tcBorders>
-              <w:top w:val="single" w:color="CCCCCC" w:sz="4"/>
-              <w:left w:val="single" w:color="CCCCCC" w:sz="4"/>
-              <w:bottom w:val="single" w:color="CCCCCC" w:sz="4"/>
-              <w:right w:val="single" w:color="CCCCCC" w:sz="4"/>
-            </w:tcBorders>
-            <w:tcMar>
-              <w:top w:type="dxa" w:w="60"/>
-              <w:left w:type="dxa" w:w="120"/>
-              <w:bottom w:type="dxa" w:w="60"/>
-              <w:right w:type="dxa" w:w="120"/>
-            </w:tcMar>
-          </w:tcPr>
-          <w:p>
-            <w:r>
-              <w:rPr>
-                <w:rFonts w:ascii="BIZ UDPゴシック" w:cs="BIZ UDPゴシック" w:eastAsia="BIZ UDPゴシック" w:hAnsi="BIZ UDPゴシック"/>
+            <w:tcW w:type="dxa" w:w="3401"/>
+            <w:tcBorders>
+              <w:top w:val="single" w:color="CCCCCC" w:sz="4"/>
+              <w:left w:val="single" w:color="CCCCCC" w:sz="4"/>
+              <w:bottom w:val="single" w:color="CCCCCC" w:sz="4"/>
+              <w:right w:val="single" w:color="CCCCCC" w:sz="4"/>
+            </w:tcBorders>
+            <w:shd w:fill="FFFFFF" w:val="clear"/>
+            <w:tcMar>
+              <w:top w:type="dxa" w:w="60"/>
+              <w:left w:type="dxa" w:w="100"/>
+              <w:bottom w:type="dxa" w:w="60"/>
+              <w:right w:type="dxa" w:w="100"/>
+            </w:tcMar>
+          </w:tcPr>
+          <w:p>
+            <w:r>
+              <w:rPr>
+                <w:rFonts w:ascii="BIZ UDPゴシック" w:cs="BIZ UDPゴシック" w:eastAsia="BIZ UDPゴシック" w:hAnsi="BIZ UDPゴシック"/>
+                <w:b w:val="false"/>
+                <w:bCs w:val="false"/>
+                <w:color w:val="000000"/>
                 <w:sz w:val="18"/>
                 <w:szCs w:val="18"/>
               </w:rPr>
@@ -4573,8 +4530,8 @@
           <w:rFonts w:ascii="BIZ UDPゴシック" w:cs="BIZ UDPゴシック" w:eastAsia="BIZ UDPゴシック" w:hAnsi="BIZ UDPゴシック"/>
           <w:b/>
           <w:bCs/>
-          <w:sz w:val="18"/>
-          <w:szCs w:val="18"/>
+          <w:sz w:val="24"/>
+          <w:szCs w:val="24"/>
         </w:rPr>
         <w:t xml:space="preserve">■ 切り戻しコード差分</w:t>
       </w:r>
@@ -4611,9 +4568,9 @@
             <w:shd w:fill="F5F5F5" w:val="clear"/>
             <w:tcMar>
               <w:top w:type="dxa" w:w="60"/>
-              <w:left w:type="dxa" w:w="120"/>
-              <w:bottom w:type="dxa" w:w="60"/>
-              <w:right w:type="dxa" w:w="120"/>
+              <w:left w:type="dxa" w:w="100"/>
+              <w:bottom w:type="dxa" w:w="60"/>
+              <w:right w:type="dxa" w:w="100"/>
             </w:tcMar>
           </w:tcPr>
           <w:p>
@@ -4622,6 +4579,7 @@
                 <w:rFonts w:ascii="BIZ UDPゴシック" w:cs="BIZ UDPゴシック" w:eastAsia="BIZ UDPゴシック" w:hAnsi="BIZ UDPゴシック"/>
                 <w:b/>
                 <w:bCs/>
+                <w:color w:val="000000"/>
                 <w:sz w:val="18"/>
                 <w:szCs w:val="18"/>
               </w:rPr>
@@ -4641,9 +4599,9 @@
             <w:shd w:fill="F5F5F5" w:val="clear"/>
             <w:tcMar>
               <w:top w:type="dxa" w:w="60"/>
-              <w:left w:type="dxa" w:w="120"/>
-              <w:bottom w:type="dxa" w:w="60"/>
-              <w:right w:type="dxa" w:w="120"/>
+              <w:left w:type="dxa" w:w="100"/>
+              <w:bottom w:type="dxa" w:w="60"/>
+              <w:right w:type="dxa" w:w="100"/>
             </w:tcMar>
           </w:tcPr>
           <w:p>
@@ -4652,6 +4610,7 @@
                 <w:rFonts w:ascii="BIZ UDPゴシック" w:cs="BIZ UDPゴシック" w:eastAsia="BIZ UDPゴシック" w:hAnsi="BIZ UDPゴシック"/>
                 <w:b/>
                 <w:bCs/>
+                <w:color w:val="000000"/>
                 <w:sz w:val="18"/>
                 <w:szCs w:val="18"/>
               </w:rPr>
@@ -4673,19 +4632,20 @@
               <w:bottom w:val="single" w:color="CCCCCC" w:sz="4"/>
               <w:right w:val="single" w:color="CCCCCC" w:sz="4"/>
             </w:tcBorders>
-            <w:tcMar>
-              <w:top w:type="dxa" w:w="80"/>
-              <w:left w:type="dxa" w:w="120"/>
-              <w:bottom w:type="dxa" w:w="80"/>
-              <w:right w:type="dxa" w:w="120"/>
+            <w:shd w:fill="FFFFFF" w:val="clear"/>
+            <w:tcMar>
+              <w:top w:type="dxa" w:w="60"/>
+              <w:left w:type="dxa" w:w="100"/>
+              <w:bottom w:type="dxa" w:w="60"/>
+              <w:right w:type="dxa" w:w="100"/>
             </w:tcMar>
           </w:tcPr>
           <w:p>
             <w:r>
               <w:rPr>
                 <w:rFonts w:ascii="Consolas" w:cs="Consolas" w:eastAsia="Consolas" w:hAnsi="Consolas"/>
-                <w:sz w:val="16"/>
-                <w:szCs w:val="16"/>
+                <w:sz w:val="18"/>
+                <w:szCs w:val="18"/>
               </w:rPr>
               <w:t xml:space="preserve">環境変数名: DB_KASUMI</w:t>
             </w:r>
@@ -4694,8 +4654,8 @@
             <w:r>
               <w:rPr>
                 <w:rFonts w:ascii="Consolas" w:cs="Consolas" w:eastAsia="Consolas" w:hAnsi="Consolas"/>
-                <w:sz w:val="16"/>
-                <w:szCs w:val="16"/>
+                <w:sz w:val="18"/>
+                <w:szCs w:val="18"/>
               </w:rPr>
               <w:t xml:space="preserve">現在の値: prd/Replica_Kasumi_RO</w:t>
             </w:r>
@@ -4710,19 +4670,20 @@
               <w:bottom w:val="single" w:color="CCCCCC" w:sz="4"/>
               <w:right w:val="single" w:color="CCCCCC" w:sz="4"/>
             </w:tcBorders>
-            <w:tcMar>
-              <w:top w:type="dxa" w:w="80"/>
-              <w:left w:type="dxa" w:w="120"/>
-              <w:bottom w:type="dxa" w:w="80"/>
-              <w:right w:type="dxa" w:w="120"/>
+            <w:shd w:fill="FFFFFF" w:val="clear"/>
+            <w:tcMar>
+              <w:top w:type="dxa" w:w="60"/>
+              <w:left w:type="dxa" w:w="100"/>
+              <w:bottom w:type="dxa" w:w="60"/>
+              <w:right w:type="dxa" w:w="100"/>
             </w:tcMar>
           </w:tcPr>
           <w:p>
             <w:r>
               <w:rPr>
                 <w:rFonts w:ascii="Consolas" w:cs="Consolas" w:eastAsia="Consolas" w:hAnsi="Consolas"/>
-                <w:sz w:val="16"/>
-                <w:szCs w:val="16"/>
+                <w:sz w:val="18"/>
+                <w:szCs w:val="18"/>
               </w:rPr>
               <w:t xml:space="preserve">環境変数名: DB_KASUMI</w:t>
             </w:r>
@@ -4731,8 +4692,8 @@
             <w:r>
               <w:rPr>
                 <w:rFonts w:ascii="Consolas" w:cs="Consolas" w:eastAsia="Consolas" w:hAnsi="Consolas"/>
-                <w:sz w:val="16"/>
-                <w:szCs w:val="16"/>
+                <w:sz w:val="18"/>
+                <w:szCs w:val="18"/>
               </w:rPr>
               <w:t xml:space="preserve">切り戻し後の値: prd/Replica_Kasumi</w:t>
             </w:r>
@@ -4749,8 +4710,8 @@
           <w:rFonts w:ascii="BIZ UDPゴシック" w:cs="BIZ UDPゴシック" w:eastAsia="BIZ UDPゴシック" w:hAnsi="BIZ UDPゴシック"/>
           <w:b/>
           <w:bCs/>
-          <w:sz w:val="18"/>
-          <w:szCs w:val="18"/>
+          <w:sz w:val="24"/>
+          <w:szCs w:val="24"/>
         </w:rPr>
         <w:t xml:space="preserve">■ 切り戻しコマンド（CloudShell）</w:t>
       </w:r>
@@ -4774,11 +4735,6 @@
         <w:trPr>
           <w:cantSplit/>
         </w:trPr>
-      </w:tr>
-      <w:tr>
-        <w:trPr>
-          <w:cantSplit/>
-        </w:trPr>
         <w:tc>
           <w:tcPr>
             <w:tcW w:type="dxa" w:w="8504"/>
@@ -4788,113 +4744,48 @@
               <w:bottom w:val="single" w:color="CCCCCC" w:sz="4"/>
               <w:right w:val="single" w:color="CCCCCC" w:sz="4"/>
             </w:tcBorders>
-            <w:tcMar>
-              <w:top w:type="dxa" w:w="60"/>
-              <w:left w:type="dxa" w:w="120"/>
-              <w:bottom w:type="dxa" w:w="60"/>
-              <w:right w:type="dxa" w:w="120"/>
-            </w:tcMar>
-          </w:tcPr>
-          <w:p>
-            <w:r>
-              <w:rPr>
-                <w:rFonts w:ascii="BIZ UDPゴシック" w:cs="BIZ UDPゴシック" w:eastAsia="BIZ UDPゴシック" w:hAnsi="BIZ UDPゴシック"/>
+            <w:shd w:fill="F5F5F5" w:val="clear"/>
+            <w:tcMar>
+              <w:top w:type="dxa" w:w="60"/>
+              <w:left w:type="dxa" w:w="100"/>
+              <w:bottom w:type="dxa" w:w="60"/>
+              <w:right w:type="dxa" w:w="100"/>
+            </w:tcMar>
+          </w:tcPr>
+          <w:p>
+            <w:r>
+              <w:rPr>
+                <w:rFonts w:ascii="Consolas" w:cs="Consolas" w:eastAsia="Consolas" w:hAnsi="Consolas"/>
                 <w:sz w:val="18"/>
                 <w:szCs w:val="18"/>
               </w:rPr>
               <w:t xml:space="preserve">aws lambda update-function-configuration \</w:t>
             </w:r>
           </w:p>
-        </w:tc>
-      </w:tr>
-      <w:tr>
-        <w:trPr>
-          <w:cantSplit/>
-        </w:trPr>
-        <w:tc>
-          <w:tcPr>
-            <w:tcW w:type="dxa" w:w="8504"/>
-            <w:tcBorders>
-              <w:top w:val="single" w:color="CCCCCC" w:sz="4"/>
-              <w:left w:val="single" w:color="CCCCCC" w:sz="4"/>
-              <w:bottom w:val="single" w:color="CCCCCC" w:sz="4"/>
-              <w:right w:val="single" w:color="CCCCCC" w:sz="4"/>
-            </w:tcBorders>
-            <w:tcMar>
-              <w:top w:type="dxa" w:w="60"/>
-              <w:left w:type="dxa" w:w="120"/>
-              <w:bottom w:type="dxa" w:w="60"/>
-              <w:right w:type="dxa" w:w="120"/>
-            </w:tcMar>
-          </w:tcPr>
-          <w:p>
-            <w:r>
-              <w:rPr>
-                <w:rFonts w:ascii="BIZ UDPゴシック" w:cs="BIZ UDPゴシック" w:eastAsia="BIZ UDPゴシック" w:hAnsi="BIZ UDPゴシック"/>
+          <w:p>
+            <w:r>
+              <w:rPr>
+                <w:rFonts w:ascii="Consolas" w:cs="Consolas" w:eastAsia="Consolas" w:hAnsi="Consolas"/>
                 <w:sz w:val="18"/>
                 <w:szCs w:val="18"/>
               </w:rPr>
               <w:t xml:space="preserve">  --region ap-northeast-1 \</w:t>
             </w:r>
           </w:p>
-        </w:tc>
-      </w:tr>
-      <w:tr>
-        <w:trPr>
-          <w:cantSplit/>
-        </w:trPr>
-        <w:tc>
-          <w:tcPr>
-            <w:tcW w:type="dxa" w:w="8504"/>
-            <w:tcBorders>
-              <w:top w:val="single" w:color="CCCCCC" w:sz="4"/>
-              <w:left w:val="single" w:color="CCCCCC" w:sz="4"/>
-              <w:bottom w:val="single" w:color="CCCCCC" w:sz="4"/>
-              <w:right w:val="single" w:color="CCCCCC" w:sz="4"/>
-            </w:tcBorders>
-            <w:tcMar>
-              <w:top w:type="dxa" w:w="60"/>
-              <w:left w:type="dxa" w:w="120"/>
-              <w:bottom w:type="dxa" w:w="60"/>
-              <w:right w:type="dxa" w:w="120"/>
-            </w:tcMar>
-          </w:tcPr>
-          <w:p>
-            <w:r>
-              <w:rPr>
-                <w:rFonts w:ascii="BIZ UDPゴシック" w:cs="BIZ UDPゴシック" w:eastAsia="BIZ UDPゴシック" w:hAnsi="BIZ UDPゴシック"/>
+          <w:p>
+            <w:r>
+              <w:rPr>
+                <w:rFonts w:ascii="Consolas" w:cs="Consolas" w:eastAsia="Consolas" w:hAnsi="Consolas"/>
                 <w:sz w:val="18"/>
                 <w:szCs w:val="18"/>
               </w:rPr>
               <w:t xml:space="preserve">  --function-name ksm-posprd-lmd-function-create-file-end-for-night \</w:t>
             </w:r>
           </w:p>
-        </w:tc>
-      </w:tr>
-      <w:tr>
-        <w:trPr>
-          <w:cantSplit/>
-        </w:trPr>
-        <w:tc>
-          <w:tcPr>
-            <w:tcW w:type="dxa" w:w="8504"/>
-            <w:tcBorders>
-              <w:top w:val="single" w:color="CCCCCC" w:sz="4"/>
-              <w:left w:val="single" w:color="CCCCCC" w:sz="4"/>
-              <w:bottom w:val="single" w:color="CCCCCC" w:sz="4"/>
-              <w:right w:val="single" w:color="CCCCCC" w:sz="4"/>
-            </w:tcBorders>
-            <w:tcMar>
-              <w:top w:type="dxa" w:w="60"/>
-              <w:left w:type="dxa" w:w="120"/>
-              <w:bottom w:type="dxa" w:w="60"/>
-              <w:right w:type="dxa" w:w="120"/>
-            </w:tcMar>
-          </w:tcPr>
-          <w:p>
-            <w:r>
-              <w:rPr>
-                <w:rFonts w:ascii="BIZ UDPゴシック" w:cs="BIZ UDPゴシック" w:eastAsia="BIZ UDPゴシック" w:hAnsi="BIZ UDPゴシック"/>
+          <w:p>
+            <w:r>
+              <w:rPr>
+                <w:rFonts w:ascii="Consolas" w:cs="Consolas" w:eastAsia="Consolas" w:hAnsi="Consolas"/>
                 <w:sz w:val="18"/>
                 <w:szCs w:val="18"/>
               </w:rPr>
@@ -4913,8 +4804,8 @@
           <w:rFonts w:ascii="BIZ UDPゴシック" w:cs="BIZ UDPゴシック" w:eastAsia="BIZ UDPゴシック" w:hAnsi="BIZ UDPゴシック"/>
           <w:b/>
           <w:bCs/>
-          <w:sz w:val="24"/>
-          <w:szCs w:val="24"/>
+          <w:sz w:val="32"/>
+          <w:szCs w:val="32"/>
         </w:rPr>
         <w:t xml:space="preserve">7. 変更後 Writer/Reader 分離の完成形</w:t>
       </w:r>
@@ -4932,10 +4823,10 @@
         </w:tblBorders>
       </w:tblPr>
       <w:tblGrid>
-        <w:gridCol w:w="2646"/>
-        <w:gridCol w:w="1323"/>
-        <w:gridCol w:w="2646"/>
-        <w:gridCol w:w="1889"/>
+        <w:gridCol w:w="2835"/>
+        <w:gridCol w:w="1200"/>
+        <w:gridCol w:w="3229"/>
+        <w:gridCol w:w="1240"/>
       </w:tblGrid>
       <w:tr>
         <w:trPr>
@@ -4943,7 +4834,7 @@
         </w:trPr>
         <w:tc>
           <w:tcPr>
-            <w:tcW w:type="dxa" w:w="2646"/>
+            <w:tcW w:type="dxa" w:w="2835"/>
             <w:tcBorders>
               <w:top w:val="single" w:color="CCCCCC" w:sz="4"/>
               <w:left w:val="single" w:color="CCCCCC" w:sz="4"/>
@@ -4953,9 +4844,9 @@
             <w:shd w:fill="F5F5F5" w:val="clear"/>
             <w:tcMar>
               <w:top w:type="dxa" w:w="60"/>
-              <w:left w:type="dxa" w:w="120"/>
-              <w:bottom w:type="dxa" w:w="60"/>
-              <w:right w:type="dxa" w:w="120"/>
+              <w:left w:type="dxa" w:w="100"/>
+              <w:bottom w:type="dxa" w:w="60"/>
+              <w:right w:type="dxa" w:w="100"/>
             </w:tcMar>
           </w:tcPr>
           <w:p>
@@ -4964,6 +4855,7 @@
                 <w:rFonts w:ascii="BIZ UDPゴシック" w:cs="BIZ UDPゴシック" w:eastAsia="BIZ UDPゴシック" w:hAnsi="BIZ UDPゴシック"/>
                 <w:b/>
                 <w:bCs/>
+                <w:color w:val="000000"/>
                 <w:sz w:val="18"/>
                 <w:szCs w:val="18"/>
               </w:rPr>
@@ -4973,7 +4865,7 @@
         </w:tc>
         <w:tc>
           <w:tcPr>
-            <w:tcW w:type="dxa" w:w="1323"/>
+            <w:tcW w:type="dxa" w:w="1200"/>
             <w:tcBorders>
               <w:top w:val="single" w:color="CCCCCC" w:sz="4"/>
               <w:left w:val="single" w:color="CCCCCC" w:sz="4"/>
@@ -4983,9 +4875,9 @@
             <w:shd w:fill="F5F5F5" w:val="clear"/>
             <w:tcMar>
               <w:top w:type="dxa" w:w="60"/>
-              <w:left w:type="dxa" w:w="120"/>
-              <w:bottom w:type="dxa" w:w="60"/>
-              <w:right w:type="dxa" w:w="120"/>
+              <w:left w:type="dxa" w:w="100"/>
+              <w:bottom w:type="dxa" w:w="60"/>
+              <w:right w:type="dxa" w:w="100"/>
             </w:tcMar>
           </w:tcPr>
           <w:p>
@@ -4994,6 +4886,7 @@
                 <w:rFonts w:ascii="BIZ UDPゴシック" w:cs="BIZ UDPゴシック" w:eastAsia="BIZ UDPゴシック" w:hAnsi="BIZ UDPゴシック"/>
                 <w:b/>
                 <w:bCs/>
+                <w:color w:val="000000"/>
                 <w:sz w:val="18"/>
                 <w:szCs w:val="18"/>
               </w:rPr>
@@ -5003,7 +4896,7 @@
         </w:tc>
         <w:tc>
           <w:tcPr>
-            <w:tcW w:type="dxa" w:w="2646"/>
+            <w:tcW w:type="dxa" w:w="3229"/>
             <w:tcBorders>
               <w:top w:val="single" w:color="CCCCCC" w:sz="4"/>
               <w:left w:val="single" w:color="CCCCCC" w:sz="4"/>
@@ -5013,9 +4906,9 @@
             <w:shd w:fill="F5F5F5" w:val="clear"/>
             <w:tcMar>
               <w:top w:type="dxa" w:w="60"/>
-              <w:left w:type="dxa" w:w="120"/>
-              <w:bottom w:type="dxa" w:w="60"/>
-              <w:right w:type="dxa" w:w="120"/>
+              <w:left w:type="dxa" w:w="100"/>
+              <w:bottom w:type="dxa" w:w="60"/>
+              <w:right w:type="dxa" w:w="100"/>
             </w:tcMar>
           </w:tcPr>
           <w:p>
@@ -5024,6 +4917,7 @@
                 <w:rFonts w:ascii="BIZ UDPゴシック" w:cs="BIZ UDPゴシック" w:eastAsia="BIZ UDPゴシック" w:hAnsi="BIZ UDPゴシック"/>
                 <w:b/>
                 <w:bCs/>
+                <w:color w:val="000000"/>
                 <w:sz w:val="18"/>
                 <w:szCs w:val="18"/>
               </w:rPr>
@@ -5033,7 +4927,7 @@
         </w:tc>
         <w:tc>
           <w:tcPr>
-            <w:tcW w:type="dxa" w:w="1889"/>
+            <w:tcW w:type="dxa" w:w="1240"/>
             <w:tcBorders>
               <w:top w:val="single" w:color="CCCCCC" w:sz="4"/>
               <w:left w:val="single" w:color="CCCCCC" w:sz="4"/>
@@ -5043,9 +4937,9 @@
             <w:shd w:fill="F5F5F5" w:val="clear"/>
             <w:tcMar>
               <w:top w:type="dxa" w:w="60"/>
-              <w:left w:type="dxa" w:w="120"/>
-              <w:bottom w:type="dxa" w:w="60"/>
-              <w:right w:type="dxa" w:w="120"/>
+              <w:left w:type="dxa" w:w="100"/>
+              <w:bottom w:type="dxa" w:w="60"/>
+              <w:right w:type="dxa" w:w="100"/>
             </w:tcMar>
           </w:tcPr>
           <w:p>
@@ -5054,6 +4948,7 @@
                 <w:rFonts w:ascii="BIZ UDPゴシック" w:cs="BIZ UDPゴシック" w:eastAsia="BIZ UDPゴシック" w:hAnsi="BIZ UDPゴシック"/>
                 <w:b/>
                 <w:bCs/>
+                <w:color w:val="000000"/>
                 <w:sz w:val="18"/>
                 <w:szCs w:val="18"/>
               </w:rPr>
@@ -5068,24 +4963,28 @@
         </w:trPr>
         <w:tc>
           <w:tcPr>
-            <w:tcW w:type="dxa" w:w="2646"/>
-            <w:tcBorders>
-              <w:top w:val="single" w:color="CCCCCC" w:sz="4"/>
-              <w:left w:val="single" w:color="CCCCCC" w:sz="4"/>
-              <w:bottom w:val="single" w:color="CCCCCC" w:sz="4"/>
-              <w:right w:val="single" w:color="CCCCCC" w:sz="4"/>
-            </w:tcBorders>
-            <w:tcMar>
-              <w:top w:type="dxa" w:w="60"/>
-              <w:left w:type="dxa" w:w="120"/>
-              <w:bottom w:type="dxa" w:w="60"/>
-              <w:right w:type="dxa" w:w="120"/>
-            </w:tcMar>
-          </w:tcPr>
-          <w:p>
-            <w:r>
-              <w:rPr>
-                <w:rFonts w:ascii="BIZ UDPゴシック" w:cs="BIZ UDPゴシック" w:eastAsia="BIZ UDPゴシック" w:hAnsi="BIZ UDPゴシック"/>
+            <w:tcW w:type="dxa" w:w="2835"/>
+            <w:tcBorders>
+              <w:top w:val="single" w:color="CCCCCC" w:sz="4"/>
+              <w:left w:val="single" w:color="CCCCCC" w:sz="4"/>
+              <w:bottom w:val="single" w:color="CCCCCC" w:sz="4"/>
+              <w:right w:val="single" w:color="CCCCCC" w:sz="4"/>
+            </w:tcBorders>
+            <w:shd w:fill="FFFFFF" w:val="clear"/>
+            <w:tcMar>
+              <w:top w:type="dxa" w:w="60"/>
+              <w:left w:type="dxa" w:w="100"/>
+              <w:bottom w:type="dxa" w:w="60"/>
+              <w:right w:type="dxa" w:w="100"/>
+            </w:tcMar>
+          </w:tcPr>
+          <w:p>
+            <w:r>
+              <w:rPr>
+                <w:rFonts w:ascii="BIZ UDPゴシック" w:cs="BIZ UDPゴシック" w:eastAsia="BIZ UDPゴシック" w:hAnsi="BIZ UDPゴシック"/>
+                <w:b w:val="false"/>
+                <w:bCs w:val="false"/>
+                <w:color w:val="000000"/>
                 <w:sz w:val="18"/>
                 <w:szCs w:val="18"/>
               </w:rPr>
@@ -5095,24 +4994,28 @@
         </w:tc>
         <w:tc>
           <w:tcPr>
-            <w:tcW w:type="dxa" w:w="1323"/>
-            <w:tcBorders>
-              <w:top w:val="single" w:color="CCCCCC" w:sz="4"/>
-              <w:left w:val="single" w:color="CCCCCC" w:sz="4"/>
-              <w:bottom w:val="single" w:color="CCCCCC" w:sz="4"/>
-              <w:right w:val="single" w:color="CCCCCC" w:sz="4"/>
-            </w:tcBorders>
-            <w:tcMar>
-              <w:top w:type="dxa" w:w="60"/>
-              <w:left w:type="dxa" w:w="120"/>
-              <w:bottom w:type="dxa" w:w="60"/>
-              <w:right w:type="dxa" w:w="120"/>
-            </w:tcMar>
-          </w:tcPr>
-          <w:p>
-            <w:r>
-              <w:rPr>
-                <w:rFonts w:ascii="BIZ UDPゴシック" w:cs="BIZ UDPゴシック" w:eastAsia="BIZ UDPゴシック" w:hAnsi="BIZ UDPゴシック"/>
+            <w:tcW w:type="dxa" w:w="1200"/>
+            <w:tcBorders>
+              <w:top w:val="single" w:color="CCCCCC" w:sz="4"/>
+              <w:left w:val="single" w:color="CCCCCC" w:sz="4"/>
+              <w:bottom w:val="single" w:color="CCCCCC" w:sz="4"/>
+              <w:right w:val="single" w:color="CCCCCC" w:sz="4"/>
+            </w:tcBorders>
+            <w:shd w:fill="FFFFFF" w:val="clear"/>
+            <w:tcMar>
+              <w:top w:type="dxa" w:w="60"/>
+              <w:left w:type="dxa" w:w="100"/>
+              <w:bottom w:type="dxa" w:w="60"/>
+              <w:right w:type="dxa" w:w="100"/>
+            </w:tcMar>
+          </w:tcPr>
+          <w:p>
+            <w:r>
+              <w:rPr>
+                <w:rFonts w:ascii="BIZ UDPゴシック" w:cs="BIZ UDPゴシック" w:eastAsia="BIZ UDPゴシック" w:hAnsi="BIZ UDPゴシック"/>
+                <w:b w:val="false"/>
+                <w:bCs w:val="false"/>
+                <w:color w:val="000000"/>
                 <w:sz w:val="18"/>
                 <w:szCs w:val="18"/>
               </w:rPr>
@@ -5122,24 +5025,28 @@
         </w:tc>
         <w:tc>
           <w:tcPr>
-            <w:tcW w:type="dxa" w:w="2646"/>
-            <w:tcBorders>
-              <w:top w:val="single" w:color="CCCCCC" w:sz="4"/>
-              <w:left w:val="single" w:color="CCCCCC" w:sz="4"/>
-              <w:bottom w:val="single" w:color="CCCCCC" w:sz="4"/>
-              <w:right w:val="single" w:color="CCCCCC" w:sz="4"/>
-            </w:tcBorders>
-            <w:tcMar>
-              <w:top w:type="dxa" w:w="60"/>
-              <w:left w:type="dxa" w:w="120"/>
-              <w:bottom w:type="dxa" w:w="60"/>
-              <w:right w:type="dxa" w:w="120"/>
-            </w:tcMar>
-          </w:tcPr>
-          <w:p>
-            <w:r>
-              <w:rPr>
-                <w:rFonts w:ascii="BIZ UDPゴシック" w:cs="BIZ UDPゴシック" w:eastAsia="BIZ UDPゴシック" w:hAnsi="BIZ UDPゴシック"/>
+            <w:tcW w:type="dxa" w:w="3229"/>
+            <w:tcBorders>
+              <w:top w:val="single" w:color="CCCCCC" w:sz="4"/>
+              <w:left w:val="single" w:color="CCCCCC" w:sz="4"/>
+              <w:bottom w:val="single" w:color="CCCCCC" w:sz="4"/>
+              <w:right w:val="single" w:color="CCCCCC" w:sz="4"/>
+            </w:tcBorders>
+            <w:shd w:fill="FFFFFF" w:val="clear"/>
+            <w:tcMar>
+              <w:top w:type="dxa" w:w="60"/>
+              <w:left w:type="dxa" w:w="100"/>
+              <w:bottom w:type="dxa" w:w="60"/>
+              <w:right w:type="dxa" w:w="100"/>
+            </w:tcMar>
+          </w:tcPr>
+          <w:p>
+            <w:r>
+              <w:rPr>
+                <w:rFonts w:ascii="BIZ UDPゴシック" w:cs="BIZ UDPゴシック" w:eastAsia="BIZ UDPゴシック" w:hAnsi="BIZ UDPゴシック"/>
+                <w:b w:val="false"/>
+                <w:bCs w:val="false"/>
+                <w:color w:val="000000"/>
                 <w:sz w:val="18"/>
                 <w:szCs w:val="18"/>
               </w:rPr>
@@ -5149,24 +5056,28 @@
         </w:tc>
         <w:tc>
           <w:tcPr>
-            <w:tcW w:type="dxa" w:w="1889"/>
-            <w:tcBorders>
-              <w:top w:val="single" w:color="CCCCCC" w:sz="4"/>
-              <w:left w:val="single" w:color="CCCCCC" w:sz="4"/>
-              <w:bottom w:val="single" w:color="CCCCCC" w:sz="4"/>
-              <w:right w:val="single" w:color="CCCCCC" w:sz="4"/>
-            </w:tcBorders>
-            <w:tcMar>
-              <w:top w:type="dxa" w:w="60"/>
-              <w:left w:type="dxa" w:w="120"/>
-              <w:bottom w:type="dxa" w:w="60"/>
-              <w:right w:type="dxa" w:w="120"/>
-            </w:tcMar>
-          </w:tcPr>
-          <w:p>
-            <w:r>
-              <w:rPr>
-                <w:rFonts w:ascii="BIZ UDPゴシック" w:cs="BIZ UDPゴシック" w:eastAsia="BIZ UDPゴシック" w:hAnsi="BIZ UDPゴシック"/>
+            <w:tcW w:type="dxa" w:w="1240"/>
+            <w:tcBorders>
+              <w:top w:val="single" w:color="CCCCCC" w:sz="4"/>
+              <w:left w:val="single" w:color="CCCCCC" w:sz="4"/>
+              <w:bottom w:val="single" w:color="CCCCCC" w:sz="4"/>
+              <w:right w:val="single" w:color="CCCCCC" w:sz="4"/>
+            </w:tcBorders>
+            <w:shd w:fill="FFFFFF" w:val="clear"/>
+            <w:tcMar>
+              <w:top w:type="dxa" w:w="60"/>
+              <w:left w:type="dxa" w:w="100"/>
+              <w:bottom w:type="dxa" w:w="60"/>
+              <w:right w:type="dxa" w:w="100"/>
+            </w:tcMar>
+          </w:tcPr>
+          <w:p>
+            <w:r>
+              <w:rPr>
+                <w:rFonts w:ascii="BIZ UDPゴシック" w:cs="BIZ UDPゴシック" w:eastAsia="BIZ UDPゴシック" w:hAnsi="BIZ UDPゴシック"/>
+                <w:b w:val="false"/>
+                <w:bCs w:val="false"/>
+                <w:color w:val="000000"/>
                 <w:sz w:val="18"/>
                 <w:szCs w:val="18"/>
               </w:rPr>
@@ -5181,24 +5092,28 @@
         </w:trPr>
         <w:tc>
           <w:tcPr>
-            <w:tcW w:type="dxa" w:w="2646"/>
-            <w:tcBorders>
-              <w:top w:val="single" w:color="CCCCCC" w:sz="4"/>
-              <w:left w:val="single" w:color="CCCCCC" w:sz="4"/>
-              <w:bottom w:val="single" w:color="CCCCCC" w:sz="4"/>
-              <w:right w:val="single" w:color="CCCCCC" w:sz="4"/>
-            </w:tcBorders>
-            <w:tcMar>
-              <w:top w:type="dxa" w:w="60"/>
-              <w:left w:type="dxa" w:w="120"/>
-              <w:bottom w:type="dxa" w:w="60"/>
-              <w:right w:type="dxa" w:w="120"/>
-            </w:tcMar>
-          </w:tcPr>
-          <w:p>
-            <w:r>
-              <w:rPr>
-                <w:rFonts w:ascii="BIZ UDPゴシック" w:cs="BIZ UDPゴシック" w:eastAsia="BIZ UDPゴシック" w:hAnsi="BIZ UDPゴシック"/>
+            <w:tcW w:type="dxa" w:w="2835"/>
+            <w:tcBorders>
+              <w:top w:val="single" w:color="CCCCCC" w:sz="4"/>
+              <w:left w:val="single" w:color="CCCCCC" w:sz="4"/>
+              <w:bottom w:val="single" w:color="CCCCCC" w:sz="4"/>
+              <w:right w:val="single" w:color="CCCCCC" w:sz="4"/>
+            </w:tcBorders>
+            <w:shd w:fill="FFFFFF" w:val="clear"/>
+            <w:tcMar>
+              <w:top w:type="dxa" w:w="60"/>
+              <w:left w:type="dxa" w:w="100"/>
+              <w:bottom w:type="dxa" w:w="60"/>
+              <w:right w:type="dxa" w:w="100"/>
+            </w:tcMar>
+          </w:tcPr>
+          <w:p>
+            <w:r>
+              <w:rPr>
+                <w:rFonts w:ascii="BIZ UDPゴシック" w:cs="BIZ UDPゴシック" w:eastAsia="BIZ UDPゴシック" w:hAnsi="BIZ UDPゴシック"/>
+                <w:b w:val="false"/>
+                <w:bCs w:val="false"/>
+                <w:color w:val="000000"/>
                 <w:sz w:val="18"/>
                 <w:szCs w:val="18"/>
               </w:rPr>
@@ -5208,24 +5123,28 @@
         </w:tc>
         <w:tc>
           <w:tcPr>
-            <w:tcW w:type="dxa" w:w="1323"/>
-            <w:tcBorders>
-              <w:top w:val="single" w:color="CCCCCC" w:sz="4"/>
-              <w:left w:val="single" w:color="CCCCCC" w:sz="4"/>
-              <w:bottom w:val="single" w:color="CCCCCC" w:sz="4"/>
-              <w:right w:val="single" w:color="CCCCCC" w:sz="4"/>
-            </w:tcBorders>
-            <w:tcMar>
-              <w:top w:type="dxa" w:w="60"/>
-              <w:left w:type="dxa" w:w="120"/>
-              <w:bottom w:type="dxa" w:w="60"/>
-              <w:right w:type="dxa" w:w="120"/>
-            </w:tcMar>
-          </w:tcPr>
-          <w:p>
-            <w:r>
-              <w:rPr>
-                <w:rFonts w:ascii="BIZ UDPゴシック" w:cs="BIZ UDPゴシック" w:eastAsia="BIZ UDPゴシック" w:hAnsi="BIZ UDPゴシック"/>
+            <w:tcW w:type="dxa" w:w="1200"/>
+            <w:tcBorders>
+              <w:top w:val="single" w:color="CCCCCC" w:sz="4"/>
+              <w:left w:val="single" w:color="CCCCCC" w:sz="4"/>
+              <w:bottom w:val="single" w:color="CCCCCC" w:sz="4"/>
+              <w:right w:val="single" w:color="CCCCCC" w:sz="4"/>
+            </w:tcBorders>
+            <w:shd w:fill="FFFFFF" w:val="clear"/>
+            <w:tcMar>
+              <w:top w:type="dxa" w:w="60"/>
+              <w:left w:type="dxa" w:w="100"/>
+              <w:bottom w:type="dxa" w:w="60"/>
+              <w:right w:type="dxa" w:w="100"/>
+            </w:tcMar>
+          </w:tcPr>
+          <w:p>
+            <w:r>
+              <w:rPr>
+                <w:rFonts w:ascii="BIZ UDPゴシック" w:cs="BIZ UDPゴシック" w:eastAsia="BIZ UDPゴシック" w:hAnsi="BIZ UDPゴシック"/>
+                <w:b w:val="false"/>
+                <w:bCs w:val="false"/>
+                <w:color w:val="000000"/>
                 <w:sz w:val="18"/>
                 <w:szCs w:val="18"/>
               </w:rPr>
@@ -5235,24 +5154,28 @@
         </w:tc>
         <w:tc>
           <w:tcPr>
-            <w:tcW w:type="dxa" w:w="2646"/>
-            <w:tcBorders>
-              <w:top w:val="single" w:color="CCCCCC" w:sz="4"/>
-              <w:left w:val="single" w:color="CCCCCC" w:sz="4"/>
-              <w:bottom w:val="single" w:color="CCCCCC" w:sz="4"/>
-              <w:right w:val="single" w:color="CCCCCC" w:sz="4"/>
-            </w:tcBorders>
-            <w:tcMar>
-              <w:top w:type="dxa" w:w="60"/>
-              <w:left w:type="dxa" w:w="120"/>
-              <w:bottom w:type="dxa" w:w="60"/>
-              <w:right w:type="dxa" w:w="120"/>
-            </w:tcMar>
-          </w:tcPr>
-          <w:p>
-            <w:r>
-              <w:rPr>
-                <w:rFonts w:ascii="BIZ UDPゴシック" w:cs="BIZ UDPゴシック" w:eastAsia="BIZ UDPゴシック" w:hAnsi="BIZ UDPゴシック"/>
+            <w:tcW w:type="dxa" w:w="3229"/>
+            <w:tcBorders>
+              <w:top w:val="single" w:color="CCCCCC" w:sz="4"/>
+              <w:left w:val="single" w:color="CCCCCC" w:sz="4"/>
+              <w:bottom w:val="single" w:color="CCCCCC" w:sz="4"/>
+              <w:right w:val="single" w:color="CCCCCC" w:sz="4"/>
+            </w:tcBorders>
+            <w:shd w:fill="FFFFFF" w:val="clear"/>
+            <w:tcMar>
+              <w:top w:type="dxa" w:w="60"/>
+              <w:left w:type="dxa" w:w="100"/>
+              <w:bottom w:type="dxa" w:w="60"/>
+              <w:right w:type="dxa" w:w="100"/>
+            </w:tcMar>
+          </w:tcPr>
+          <w:p>
+            <w:r>
+              <w:rPr>
+                <w:rFonts w:ascii="BIZ UDPゴシック" w:cs="BIZ UDPゴシック" w:eastAsia="BIZ UDPゴシック" w:hAnsi="BIZ UDPゴシック"/>
+                <w:b w:val="false"/>
+                <w:bCs w:val="false"/>
+                <w:color w:val="000000"/>
                 <w:sz w:val="18"/>
                 <w:szCs w:val="18"/>
               </w:rPr>
@@ -5262,24 +5185,28 @@
         </w:tc>
         <w:tc>
           <w:tcPr>
-            <w:tcW w:type="dxa" w:w="1889"/>
-            <w:tcBorders>
-              <w:top w:val="single" w:color="CCCCCC" w:sz="4"/>
-              <w:left w:val="single" w:color="CCCCCC" w:sz="4"/>
-              <w:bottom w:val="single" w:color="CCCCCC" w:sz="4"/>
-              <w:right w:val="single" w:color="CCCCCC" w:sz="4"/>
-            </w:tcBorders>
-            <w:tcMar>
-              <w:top w:type="dxa" w:w="60"/>
-              <w:left w:type="dxa" w:w="120"/>
-              <w:bottom w:type="dxa" w:w="60"/>
-              <w:right w:type="dxa" w:w="120"/>
-            </w:tcMar>
-          </w:tcPr>
-          <w:p>
-            <w:r>
-              <w:rPr>
-                <w:rFonts w:ascii="BIZ UDPゴシック" w:cs="BIZ UDPゴシック" w:eastAsia="BIZ UDPゴシック" w:hAnsi="BIZ UDPゴシック"/>
+            <w:tcW w:type="dxa" w:w="1240"/>
+            <w:tcBorders>
+              <w:top w:val="single" w:color="CCCCCC" w:sz="4"/>
+              <w:left w:val="single" w:color="CCCCCC" w:sz="4"/>
+              <w:bottom w:val="single" w:color="CCCCCC" w:sz="4"/>
+              <w:right w:val="single" w:color="CCCCCC" w:sz="4"/>
+            </w:tcBorders>
+            <w:shd w:fill="FFFFFF" w:val="clear"/>
+            <w:tcMar>
+              <w:top w:type="dxa" w:w="60"/>
+              <w:left w:type="dxa" w:w="100"/>
+              <w:bottom w:type="dxa" w:w="60"/>
+              <w:right w:type="dxa" w:w="100"/>
+            </w:tcMar>
+          </w:tcPr>
+          <w:p>
+            <w:r>
+              <w:rPr>
+                <w:rFonts w:ascii="BIZ UDPゴシック" w:cs="BIZ UDPゴシック" w:eastAsia="BIZ UDPゴシック" w:hAnsi="BIZ UDPゴシック"/>
+                <w:b w:val="false"/>
+                <w:bCs w:val="false"/>
+                <w:color w:val="000000"/>
                 <w:sz w:val="18"/>
                 <w:szCs w:val="18"/>
               </w:rPr>
@@ -5294,24 +5221,28 @@
         </w:trPr>
         <w:tc>
           <w:tcPr>
-            <w:tcW w:type="dxa" w:w="2646"/>
-            <w:tcBorders>
-              <w:top w:val="single" w:color="CCCCCC" w:sz="4"/>
-              <w:left w:val="single" w:color="CCCCCC" w:sz="4"/>
-              <w:bottom w:val="single" w:color="CCCCCC" w:sz="4"/>
-              <w:right w:val="single" w:color="CCCCCC" w:sz="4"/>
-            </w:tcBorders>
-            <w:tcMar>
-              <w:top w:type="dxa" w:w="60"/>
-              <w:left w:type="dxa" w:w="120"/>
-              <w:bottom w:type="dxa" w:w="60"/>
-              <w:right w:type="dxa" w:w="120"/>
-            </w:tcMar>
-          </w:tcPr>
-          <w:p>
-            <w:r>
-              <w:rPr>
-                <w:rFonts w:ascii="BIZ UDPゴシック" w:cs="BIZ UDPゴシック" w:eastAsia="BIZ UDPゴシック" w:hAnsi="BIZ UDPゴシック"/>
+            <w:tcW w:type="dxa" w:w="2835"/>
+            <w:tcBorders>
+              <w:top w:val="single" w:color="CCCCCC" w:sz="4"/>
+              <w:left w:val="single" w:color="CCCCCC" w:sz="4"/>
+              <w:bottom w:val="single" w:color="CCCCCC" w:sz="4"/>
+              <w:right w:val="single" w:color="CCCCCC" w:sz="4"/>
+            </w:tcBorders>
+            <w:shd w:fill="FFFFFF" w:val="clear"/>
+            <w:tcMar>
+              <w:top w:type="dxa" w:w="60"/>
+              <w:left w:type="dxa" w:w="100"/>
+              <w:bottom w:type="dxa" w:w="60"/>
+              <w:right w:type="dxa" w:w="100"/>
+            </w:tcMar>
+          </w:tcPr>
+          <w:p>
+            <w:r>
+              <w:rPr>
+                <w:rFonts w:ascii="BIZ UDPゴシック" w:cs="BIZ UDPゴシック" w:eastAsia="BIZ UDPゴシック" w:hAnsi="BIZ UDPゴシック"/>
+                <w:b w:val="false"/>
+                <w:bCs w:val="false"/>
+                <w:color w:val="000000"/>
                 <w:sz w:val="18"/>
                 <w:szCs w:val="18"/>
               </w:rPr>
@@ -5321,24 +5252,28 @@
         </w:tc>
         <w:tc>
           <w:tcPr>
-            <w:tcW w:type="dxa" w:w="1323"/>
-            <w:tcBorders>
-              <w:top w:val="single" w:color="CCCCCC" w:sz="4"/>
-              <w:left w:val="single" w:color="CCCCCC" w:sz="4"/>
-              <w:bottom w:val="single" w:color="CCCCCC" w:sz="4"/>
-              <w:right w:val="single" w:color="CCCCCC" w:sz="4"/>
-            </w:tcBorders>
-            <w:tcMar>
-              <w:top w:type="dxa" w:w="60"/>
-              <w:left w:type="dxa" w:w="120"/>
-              <w:bottom w:type="dxa" w:w="60"/>
-              <w:right w:type="dxa" w:w="120"/>
-            </w:tcMar>
-          </w:tcPr>
-          <w:p>
-            <w:r>
-              <w:rPr>
-                <w:rFonts w:ascii="BIZ UDPゴシック" w:cs="BIZ UDPゴシック" w:eastAsia="BIZ UDPゴシック" w:hAnsi="BIZ UDPゴシック"/>
+            <w:tcW w:type="dxa" w:w="1200"/>
+            <w:tcBorders>
+              <w:top w:val="single" w:color="CCCCCC" w:sz="4"/>
+              <w:left w:val="single" w:color="CCCCCC" w:sz="4"/>
+              <w:bottom w:val="single" w:color="CCCCCC" w:sz="4"/>
+              <w:right w:val="single" w:color="CCCCCC" w:sz="4"/>
+            </w:tcBorders>
+            <w:shd w:fill="FFFFFF" w:val="clear"/>
+            <w:tcMar>
+              <w:top w:type="dxa" w:w="60"/>
+              <w:left w:type="dxa" w:w="100"/>
+              <w:bottom w:type="dxa" w:w="60"/>
+              <w:right w:type="dxa" w:w="100"/>
+            </w:tcMar>
+          </w:tcPr>
+          <w:p>
+            <w:r>
+              <w:rPr>
+                <w:rFonts w:ascii="BIZ UDPゴシック" w:cs="BIZ UDPゴシック" w:eastAsia="BIZ UDPゴシック" w:hAnsi="BIZ UDPゴシック"/>
+                <w:b w:val="false"/>
+                <w:bCs w:val="false"/>
+                <w:color w:val="000000"/>
                 <w:sz w:val="18"/>
                 <w:szCs w:val="18"/>
               </w:rPr>
@@ -5348,24 +5283,28 @@
         </w:tc>
         <w:tc>
           <w:tcPr>
-            <w:tcW w:type="dxa" w:w="2646"/>
-            <w:tcBorders>
-              <w:top w:val="single" w:color="CCCCCC" w:sz="4"/>
-              <w:left w:val="single" w:color="CCCCCC" w:sz="4"/>
-              <w:bottom w:val="single" w:color="CCCCCC" w:sz="4"/>
-              <w:right w:val="single" w:color="CCCCCC" w:sz="4"/>
-            </w:tcBorders>
-            <w:tcMar>
-              <w:top w:type="dxa" w:w="60"/>
-              <w:left w:type="dxa" w:w="120"/>
-              <w:bottom w:type="dxa" w:w="60"/>
-              <w:right w:type="dxa" w:w="120"/>
-            </w:tcMar>
-          </w:tcPr>
-          <w:p>
-            <w:r>
-              <w:rPr>
-                <w:rFonts w:ascii="BIZ UDPゴシック" w:cs="BIZ UDPゴシック" w:eastAsia="BIZ UDPゴシック" w:hAnsi="BIZ UDPゴシック"/>
+            <w:tcW w:type="dxa" w:w="3229"/>
+            <w:tcBorders>
+              <w:top w:val="single" w:color="CCCCCC" w:sz="4"/>
+              <w:left w:val="single" w:color="CCCCCC" w:sz="4"/>
+              <w:bottom w:val="single" w:color="CCCCCC" w:sz="4"/>
+              <w:right w:val="single" w:color="CCCCCC" w:sz="4"/>
+            </w:tcBorders>
+            <w:shd w:fill="FFFFFF" w:val="clear"/>
+            <w:tcMar>
+              <w:top w:type="dxa" w:w="60"/>
+              <w:left w:type="dxa" w:w="100"/>
+              <w:bottom w:type="dxa" w:w="60"/>
+              <w:right w:type="dxa" w:w="100"/>
+            </w:tcMar>
+          </w:tcPr>
+          <w:p>
+            <w:r>
+              <w:rPr>
+                <w:rFonts w:ascii="BIZ UDPゴシック" w:cs="BIZ UDPゴシック" w:eastAsia="BIZ UDPゴシック" w:hAnsi="BIZ UDPゴシック"/>
+                <w:b w:val="false"/>
+                <w:bCs w:val="false"/>
+                <w:color w:val="000000"/>
                 <w:sz w:val="18"/>
                 <w:szCs w:val="18"/>
               </w:rPr>
@@ -5375,24 +5314,28 @@
         </w:tc>
         <w:tc>
           <w:tcPr>
-            <w:tcW w:type="dxa" w:w="1889"/>
-            <w:tcBorders>
-              <w:top w:val="single" w:color="CCCCCC" w:sz="4"/>
-              <w:left w:val="single" w:color="CCCCCC" w:sz="4"/>
-              <w:bottom w:val="single" w:color="CCCCCC" w:sz="4"/>
-              <w:right w:val="single" w:color="CCCCCC" w:sz="4"/>
-            </w:tcBorders>
-            <w:tcMar>
-              <w:top w:type="dxa" w:w="60"/>
-              <w:left w:type="dxa" w:w="120"/>
-              <w:bottom w:type="dxa" w:w="60"/>
-              <w:right w:type="dxa" w:w="120"/>
-            </w:tcMar>
-          </w:tcPr>
-          <w:p>
-            <w:r>
-              <w:rPr>
-                <w:rFonts w:ascii="BIZ UDPゴシック" w:cs="BIZ UDPゴシック" w:eastAsia="BIZ UDPゴシック" w:hAnsi="BIZ UDPゴシック"/>
+            <w:tcW w:type="dxa" w:w="1240"/>
+            <w:tcBorders>
+              <w:top w:val="single" w:color="CCCCCC" w:sz="4"/>
+              <w:left w:val="single" w:color="CCCCCC" w:sz="4"/>
+              <w:bottom w:val="single" w:color="CCCCCC" w:sz="4"/>
+              <w:right w:val="single" w:color="CCCCCC" w:sz="4"/>
+            </w:tcBorders>
+            <w:shd w:fill="FFFFFF" w:val="clear"/>
+            <w:tcMar>
+              <w:top w:type="dxa" w:w="60"/>
+              <w:left w:type="dxa" w:w="100"/>
+              <w:bottom w:type="dxa" w:w="60"/>
+              <w:right w:type="dxa" w:w="100"/>
+            </w:tcMar>
+          </w:tcPr>
+          <w:p>
+            <w:r>
+              <w:rPr>
+                <w:rFonts w:ascii="BIZ UDPゴシック" w:cs="BIZ UDPゴシック" w:eastAsia="BIZ UDPゴシック" w:hAnsi="BIZ UDPゴシック"/>
+                <w:b w:val="false"/>
+                <w:bCs w:val="false"/>
+                <w:color w:val="000000"/>
                 <w:sz w:val="18"/>
                 <w:szCs w:val="18"/>
               </w:rPr>
@@ -5407,24 +5350,28 @@
         </w:trPr>
         <w:tc>
           <w:tcPr>
-            <w:tcW w:type="dxa" w:w="2646"/>
-            <w:tcBorders>
-              <w:top w:val="single" w:color="CCCCCC" w:sz="4"/>
-              <w:left w:val="single" w:color="CCCCCC" w:sz="4"/>
-              <w:bottom w:val="single" w:color="CCCCCC" w:sz="4"/>
-              <w:right w:val="single" w:color="CCCCCC" w:sz="4"/>
-            </w:tcBorders>
-            <w:tcMar>
-              <w:top w:type="dxa" w:w="60"/>
-              <w:left w:type="dxa" w:w="120"/>
-              <w:bottom w:type="dxa" w:w="60"/>
-              <w:right w:type="dxa" w:w="120"/>
-            </w:tcMar>
-          </w:tcPr>
-          <w:p>
-            <w:r>
-              <w:rPr>
-                <w:rFonts w:ascii="BIZ UDPゴシック" w:cs="BIZ UDPゴシック" w:eastAsia="BIZ UDPゴシック" w:hAnsi="BIZ UDPゴシック"/>
+            <w:tcW w:type="dxa" w:w="2835"/>
+            <w:tcBorders>
+              <w:top w:val="single" w:color="CCCCCC" w:sz="4"/>
+              <w:left w:val="single" w:color="CCCCCC" w:sz="4"/>
+              <w:bottom w:val="single" w:color="CCCCCC" w:sz="4"/>
+              <w:right w:val="single" w:color="CCCCCC" w:sz="4"/>
+            </w:tcBorders>
+            <w:shd w:fill="FFFFFF" w:val="clear"/>
+            <w:tcMar>
+              <w:top w:type="dxa" w:w="60"/>
+              <w:left w:type="dxa" w:w="100"/>
+              <w:bottom w:type="dxa" w:w="60"/>
+              <w:right w:type="dxa" w:w="100"/>
+            </w:tcMar>
+          </w:tcPr>
+          <w:p>
+            <w:r>
+              <w:rPr>
+                <w:rFonts w:ascii="BIZ UDPゴシック" w:cs="BIZ UDPゴシック" w:eastAsia="BIZ UDPゴシック" w:hAnsi="BIZ UDPゴシック"/>
+                <w:b w:val="false"/>
+                <w:bCs w:val="false"/>
+                <w:color w:val="000000"/>
                 <w:sz w:val="18"/>
                 <w:szCs w:val="18"/>
               </w:rPr>
@@ -5434,24 +5381,28 @@
         </w:tc>
         <w:tc>
           <w:tcPr>
-            <w:tcW w:type="dxa" w:w="1323"/>
-            <w:tcBorders>
-              <w:top w:val="single" w:color="CCCCCC" w:sz="4"/>
-              <w:left w:val="single" w:color="CCCCCC" w:sz="4"/>
-              <w:bottom w:val="single" w:color="CCCCCC" w:sz="4"/>
-              <w:right w:val="single" w:color="CCCCCC" w:sz="4"/>
-            </w:tcBorders>
-            <w:tcMar>
-              <w:top w:type="dxa" w:w="60"/>
-              <w:left w:type="dxa" w:w="120"/>
-              <w:bottom w:type="dxa" w:w="60"/>
-              <w:right w:type="dxa" w:w="120"/>
-            </w:tcMar>
-          </w:tcPr>
-          <w:p>
-            <w:r>
-              <w:rPr>
-                <w:rFonts w:ascii="BIZ UDPゴシック" w:cs="BIZ UDPゴシック" w:eastAsia="BIZ UDPゴシック" w:hAnsi="BIZ UDPゴシック"/>
+            <w:tcW w:type="dxa" w:w="1200"/>
+            <w:tcBorders>
+              <w:top w:val="single" w:color="CCCCCC" w:sz="4"/>
+              <w:left w:val="single" w:color="CCCCCC" w:sz="4"/>
+              <w:bottom w:val="single" w:color="CCCCCC" w:sz="4"/>
+              <w:right w:val="single" w:color="CCCCCC" w:sz="4"/>
+            </w:tcBorders>
+            <w:shd w:fill="FFFFFF" w:val="clear"/>
+            <w:tcMar>
+              <w:top w:type="dxa" w:w="60"/>
+              <w:left w:type="dxa" w:w="100"/>
+              <w:bottom w:type="dxa" w:w="60"/>
+              <w:right w:type="dxa" w:w="100"/>
+            </w:tcMar>
+          </w:tcPr>
+          <w:p>
+            <w:r>
+              <w:rPr>
+                <w:rFonts w:ascii="BIZ UDPゴシック" w:cs="BIZ UDPゴシック" w:eastAsia="BIZ UDPゴシック" w:hAnsi="BIZ UDPゴシック"/>
+                <w:b w:val="false"/>
+                <w:bCs w:val="false"/>
+                <w:color w:val="000000"/>
                 <w:sz w:val="18"/>
                 <w:szCs w:val="18"/>
               </w:rPr>
@@ -5461,24 +5412,28 @@
         </w:tc>
         <w:tc>
           <w:tcPr>
-            <w:tcW w:type="dxa" w:w="2646"/>
-            <w:tcBorders>
-              <w:top w:val="single" w:color="CCCCCC" w:sz="4"/>
-              <w:left w:val="single" w:color="CCCCCC" w:sz="4"/>
-              <w:bottom w:val="single" w:color="CCCCCC" w:sz="4"/>
-              <w:right w:val="single" w:color="CCCCCC" w:sz="4"/>
-            </w:tcBorders>
-            <w:tcMar>
-              <w:top w:type="dxa" w:w="60"/>
-              <w:left w:type="dxa" w:w="120"/>
-              <w:bottom w:type="dxa" w:w="60"/>
-              <w:right w:type="dxa" w:w="120"/>
-            </w:tcMar>
-          </w:tcPr>
-          <w:p>
-            <w:r>
-              <w:rPr>
-                <w:rFonts w:ascii="BIZ UDPゴシック" w:cs="BIZ UDPゴシック" w:eastAsia="BIZ UDPゴシック" w:hAnsi="BIZ UDPゴシック"/>
+            <w:tcW w:type="dxa" w:w="3229"/>
+            <w:tcBorders>
+              <w:top w:val="single" w:color="CCCCCC" w:sz="4"/>
+              <w:left w:val="single" w:color="CCCCCC" w:sz="4"/>
+              <w:bottom w:val="single" w:color="CCCCCC" w:sz="4"/>
+              <w:right w:val="single" w:color="CCCCCC" w:sz="4"/>
+            </w:tcBorders>
+            <w:shd w:fill="FFFFFF" w:val="clear"/>
+            <w:tcMar>
+              <w:top w:type="dxa" w:w="60"/>
+              <w:left w:type="dxa" w:w="100"/>
+              <w:bottom w:type="dxa" w:w="60"/>
+              <w:right w:type="dxa" w:w="100"/>
+            </w:tcMar>
+          </w:tcPr>
+          <w:p>
+            <w:r>
+              <w:rPr>
+                <w:rFonts w:ascii="BIZ UDPゴシック" w:cs="BIZ UDPゴシック" w:eastAsia="BIZ UDPゴシック" w:hAnsi="BIZ UDPゴシック"/>
+                <w:b w:val="false"/>
+                <w:bCs w:val="false"/>
+                <w:color w:val="000000"/>
                 <w:sz w:val="18"/>
                 <w:szCs w:val="18"/>
               </w:rPr>
@@ -5488,24 +5443,28 @@
         </w:tc>
         <w:tc>
           <w:tcPr>
-            <w:tcW w:type="dxa" w:w="1889"/>
-            <w:tcBorders>
-              <w:top w:val="single" w:color="CCCCCC" w:sz="4"/>
-              <w:left w:val="single" w:color="CCCCCC" w:sz="4"/>
-              <w:bottom w:val="single" w:color="CCCCCC" w:sz="4"/>
-              <w:right w:val="single" w:color="CCCCCC" w:sz="4"/>
-            </w:tcBorders>
-            <w:tcMar>
-              <w:top w:type="dxa" w:w="60"/>
-              <w:left w:type="dxa" w:w="120"/>
-              <w:bottom w:type="dxa" w:w="60"/>
-              <w:right w:type="dxa" w:w="120"/>
-            </w:tcMar>
-          </w:tcPr>
-          <w:p>
-            <w:r>
-              <w:rPr>
-                <w:rFonts w:ascii="BIZ UDPゴシック" w:cs="BIZ UDPゴシック" w:eastAsia="BIZ UDPゴシック" w:hAnsi="BIZ UDPゴシック"/>
+            <w:tcW w:type="dxa" w:w="1240"/>
+            <w:tcBorders>
+              <w:top w:val="single" w:color="CCCCCC" w:sz="4"/>
+              <w:left w:val="single" w:color="CCCCCC" w:sz="4"/>
+              <w:bottom w:val="single" w:color="CCCCCC" w:sz="4"/>
+              <w:right w:val="single" w:color="CCCCCC" w:sz="4"/>
+            </w:tcBorders>
+            <w:shd w:fill="FFFFFF" w:val="clear"/>
+            <w:tcMar>
+              <w:top w:type="dxa" w:w="60"/>
+              <w:left w:type="dxa" w:w="100"/>
+              <w:bottom w:type="dxa" w:w="60"/>
+              <w:right w:type="dxa" w:w="100"/>
+            </w:tcMar>
+          </w:tcPr>
+          <w:p>
+            <w:r>
+              <w:rPr>
+                <w:rFonts w:ascii="BIZ UDPゴシック" w:cs="BIZ UDPゴシック" w:eastAsia="BIZ UDPゴシック" w:hAnsi="BIZ UDPゴシック"/>
+                <w:b w:val="false"/>
+                <w:bCs w:val="false"/>
+                <w:color w:val="000000"/>
                 <w:sz w:val="18"/>
                 <w:szCs w:val="18"/>
               </w:rPr>
@@ -5520,24 +5479,28 @@
         </w:trPr>
         <w:tc>
           <w:tcPr>
-            <w:tcW w:type="dxa" w:w="2646"/>
-            <w:tcBorders>
-              <w:top w:val="single" w:color="CCCCCC" w:sz="4"/>
-              <w:left w:val="single" w:color="CCCCCC" w:sz="4"/>
-              <w:bottom w:val="single" w:color="CCCCCC" w:sz="4"/>
-              <w:right w:val="single" w:color="CCCCCC" w:sz="4"/>
-            </w:tcBorders>
-            <w:tcMar>
-              <w:top w:type="dxa" w:w="60"/>
-              <w:left w:type="dxa" w:w="120"/>
-              <w:bottom w:type="dxa" w:w="60"/>
-              <w:right w:type="dxa" w:w="120"/>
-            </w:tcMar>
-          </w:tcPr>
-          <w:p>
-            <w:r>
-              <w:rPr>
-                <w:rFonts w:ascii="BIZ UDPゴシック" w:cs="BIZ UDPゴシック" w:eastAsia="BIZ UDPゴシック" w:hAnsi="BIZ UDPゴシック"/>
+            <w:tcW w:type="dxa" w:w="2835"/>
+            <w:tcBorders>
+              <w:top w:val="single" w:color="CCCCCC" w:sz="4"/>
+              <w:left w:val="single" w:color="CCCCCC" w:sz="4"/>
+              <w:bottom w:val="single" w:color="CCCCCC" w:sz="4"/>
+              <w:right w:val="single" w:color="CCCCCC" w:sz="4"/>
+            </w:tcBorders>
+            <w:shd w:fill="FFFFFF" w:val="clear"/>
+            <w:tcMar>
+              <w:top w:type="dxa" w:w="60"/>
+              <w:left w:type="dxa" w:w="100"/>
+              <w:bottom w:type="dxa" w:w="60"/>
+              <w:right w:type="dxa" w:w="100"/>
+            </w:tcMar>
+          </w:tcPr>
+          <w:p>
+            <w:r>
+              <w:rPr>
+                <w:rFonts w:ascii="BIZ UDPゴシック" w:cs="BIZ UDPゴシック" w:eastAsia="BIZ UDPゴシック" w:hAnsi="BIZ UDPゴシック"/>
+                <w:b w:val="false"/>
+                <w:bCs w:val="false"/>
+                <w:color w:val="000000"/>
                 <w:sz w:val="18"/>
                 <w:szCs w:val="18"/>
               </w:rPr>
@@ -5547,24 +5510,28 @@
         </w:tc>
         <w:tc>
           <w:tcPr>
-            <w:tcW w:type="dxa" w:w="1323"/>
-            <w:tcBorders>
-              <w:top w:val="single" w:color="CCCCCC" w:sz="4"/>
-              <w:left w:val="single" w:color="CCCCCC" w:sz="4"/>
-              <w:bottom w:val="single" w:color="CCCCCC" w:sz="4"/>
-              <w:right w:val="single" w:color="CCCCCC" w:sz="4"/>
-            </w:tcBorders>
-            <w:tcMar>
-              <w:top w:type="dxa" w:w="60"/>
-              <w:left w:type="dxa" w:w="120"/>
-              <w:bottom w:type="dxa" w:w="60"/>
-              <w:right w:type="dxa" w:w="120"/>
-            </w:tcMar>
-          </w:tcPr>
-          <w:p>
-            <w:r>
-              <w:rPr>
-                <w:rFonts w:ascii="BIZ UDPゴシック" w:cs="BIZ UDPゴシック" w:eastAsia="BIZ UDPゴシック" w:hAnsi="BIZ UDPゴシック"/>
+            <w:tcW w:type="dxa" w:w="1200"/>
+            <w:tcBorders>
+              <w:top w:val="single" w:color="CCCCCC" w:sz="4"/>
+              <w:left w:val="single" w:color="CCCCCC" w:sz="4"/>
+              <w:bottom w:val="single" w:color="CCCCCC" w:sz="4"/>
+              <w:right w:val="single" w:color="CCCCCC" w:sz="4"/>
+            </w:tcBorders>
+            <w:shd w:fill="FFFFFF" w:val="clear"/>
+            <w:tcMar>
+              <w:top w:type="dxa" w:w="60"/>
+              <w:left w:type="dxa" w:w="100"/>
+              <w:bottom w:type="dxa" w:w="60"/>
+              <w:right w:type="dxa" w:w="100"/>
+            </w:tcMar>
+          </w:tcPr>
+          <w:p>
+            <w:r>
+              <w:rPr>
+                <w:rFonts w:ascii="BIZ UDPゴシック" w:cs="BIZ UDPゴシック" w:eastAsia="BIZ UDPゴシック" w:hAnsi="BIZ UDPゴシック"/>
+                <w:b w:val="false"/>
+                <w:bCs w:val="false"/>
+                <w:color w:val="000000"/>
                 <w:sz w:val="18"/>
                 <w:szCs w:val="18"/>
               </w:rPr>
@@ -5574,24 +5541,28 @@
         </w:tc>
         <w:tc>
           <w:tcPr>
-            <w:tcW w:type="dxa" w:w="2646"/>
-            <w:tcBorders>
-              <w:top w:val="single" w:color="CCCCCC" w:sz="4"/>
-              <w:left w:val="single" w:color="CCCCCC" w:sz="4"/>
-              <w:bottom w:val="single" w:color="CCCCCC" w:sz="4"/>
-              <w:right w:val="single" w:color="CCCCCC" w:sz="4"/>
-            </w:tcBorders>
-            <w:tcMar>
-              <w:top w:type="dxa" w:w="60"/>
-              <w:left w:type="dxa" w:w="120"/>
-              <w:bottom w:type="dxa" w:w="60"/>
-              <w:right w:type="dxa" w:w="120"/>
-            </w:tcMar>
-          </w:tcPr>
-          <w:p>
-            <w:r>
-              <w:rPr>
-                <w:rFonts w:ascii="BIZ UDPゴシック" w:cs="BIZ UDPゴシック" w:eastAsia="BIZ UDPゴシック" w:hAnsi="BIZ UDPゴシック"/>
+            <w:tcW w:type="dxa" w:w="3229"/>
+            <w:tcBorders>
+              <w:top w:val="single" w:color="CCCCCC" w:sz="4"/>
+              <w:left w:val="single" w:color="CCCCCC" w:sz="4"/>
+              <w:bottom w:val="single" w:color="CCCCCC" w:sz="4"/>
+              <w:right w:val="single" w:color="CCCCCC" w:sz="4"/>
+            </w:tcBorders>
+            <w:shd w:fill="FFFFFF" w:val="clear"/>
+            <w:tcMar>
+              <w:top w:type="dxa" w:w="60"/>
+              <w:left w:type="dxa" w:w="100"/>
+              <w:bottom w:type="dxa" w:w="60"/>
+              <w:right w:type="dxa" w:w="100"/>
+            </w:tcMar>
+          </w:tcPr>
+          <w:p>
+            <w:r>
+              <w:rPr>
+                <w:rFonts w:ascii="BIZ UDPゴシック" w:cs="BIZ UDPゴシック" w:eastAsia="BIZ UDPゴシック" w:hAnsi="BIZ UDPゴシック"/>
+                <w:b w:val="false"/>
+                <w:bCs w:val="false"/>
+                <w:color w:val="000000"/>
                 <w:sz w:val="18"/>
                 <w:szCs w:val="18"/>
               </w:rPr>
@@ -5601,24 +5572,28 @@
         </w:tc>
         <w:tc>
           <w:tcPr>
-            <w:tcW w:type="dxa" w:w="1889"/>
-            <w:tcBorders>
-              <w:top w:val="single" w:color="CCCCCC" w:sz="4"/>
-              <w:left w:val="single" w:color="CCCCCC" w:sz="4"/>
-              <w:bottom w:val="single" w:color="CCCCCC" w:sz="4"/>
-              <w:right w:val="single" w:color="CCCCCC" w:sz="4"/>
-            </w:tcBorders>
-            <w:tcMar>
-              <w:top w:type="dxa" w:w="60"/>
-              <w:left w:type="dxa" w:w="120"/>
-              <w:bottom w:type="dxa" w:w="60"/>
-              <w:right w:type="dxa" w:w="120"/>
-            </w:tcMar>
-          </w:tcPr>
-          <w:p>
-            <w:r>
-              <w:rPr>
-                <w:rFonts w:ascii="BIZ UDPゴシック" w:cs="BIZ UDPゴシック" w:eastAsia="BIZ UDPゴシック" w:hAnsi="BIZ UDPゴシック"/>
+            <w:tcW w:type="dxa" w:w="1240"/>
+            <w:tcBorders>
+              <w:top w:val="single" w:color="CCCCCC" w:sz="4"/>
+              <w:left w:val="single" w:color="CCCCCC" w:sz="4"/>
+              <w:bottom w:val="single" w:color="CCCCCC" w:sz="4"/>
+              <w:right w:val="single" w:color="CCCCCC" w:sz="4"/>
+            </w:tcBorders>
+            <w:shd w:fill="FFFFFF" w:val="clear"/>
+            <w:tcMar>
+              <w:top w:type="dxa" w:w="60"/>
+              <w:left w:type="dxa" w:w="100"/>
+              <w:bottom w:type="dxa" w:w="60"/>
+              <w:right w:type="dxa" w:w="100"/>
+            </w:tcMar>
+          </w:tcPr>
+          <w:p>
+            <w:r>
+              <w:rPr>
+                <w:rFonts w:ascii="BIZ UDPゴシック" w:cs="BIZ UDPゴシック" w:eastAsia="BIZ UDPゴシック" w:hAnsi="BIZ UDPゴシック"/>
+                <w:b w:val="false"/>
+                <w:bCs w:val="false"/>
+                <w:color w:val="000000"/>
                 <w:sz w:val="18"/>
                 <w:szCs w:val="18"/>
               </w:rPr>
@@ -5633,24 +5608,28 @@
         </w:trPr>
         <w:tc>
           <w:tcPr>
-            <w:tcW w:type="dxa" w:w="2646"/>
-            <w:tcBorders>
-              <w:top w:val="single" w:color="CCCCCC" w:sz="4"/>
-              <w:left w:val="single" w:color="CCCCCC" w:sz="4"/>
-              <w:bottom w:val="single" w:color="CCCCCC" w:sz="4"/>
-              <w:right w:val="single" w:color="CCCCCC" w:sz="4"/>
-            </w:tcBorders>
-            <w:tcMar>
-              <w:top w:type="dxa" w:w="60"/>
-              <w:left w:type="dxa" w:w="120"/>
-              <w:bottom w:type="dxa" w:w="60"/>
-              <w:right w:type="dxa" w:w="120"/>
-            </w:tcMar>
-          </w:tcPr>
-          <w:p>
-            <w:r>
-              <w:rPr>
-                <w:rFonts w:ascii="BIZ UDPゴシック" w:cs="BIZ UDPゴシック" w:eastAsia="BIZ UDPゴシック" w:hAnsi="BIZ UDPゴシック"/>
+            <w:tcW w:type="dxa" w:w="2835"/>
+            <w:tcBorders>
+              <w:top w:val="single" w:color="CCCCCC" w:sz="4"/>
+              <w:left w:val="single" w:color="CCCCCC" w:sz="4"/>
+              <w:bottom w:val="single" w:color="CCCCCC" w:sz="4"/>
+              <w:right w:val="single" w:color="CCCCCC" w:sz="4"/>
+            </w:tcBorders>
+            <w:shd w:fill="FFFFFF" w:val="clear"/>
+            <w:tcMar>
+              <w:top w:type="dxa" w:w="60"/>
+              <w:left w:type="dxa" w:w="100"/>
+              <w:bottom w:type="dxa" w:w="60"/>
+              <w:right w:type="dxa" w:w="100"/>
+            </w:tcMar>
+          </w:tcPr>
+          <w:p>
+            <w:r>
+              <w:rPr>
+                <w:rFonts w:ascii="BIZ UDPゴシック" w:cs="BIZ UDPゴシック" w:eastAsia="BIZ UDPゴシック" w:hAnsi="BIZ UDPゴシック"/>
+                <w:b w:val="false"/>
+                <w:bCs w:val="false"/>
+                <w:color w:val="000000"/>
                 <w:sz w:val="18"/>
                 <w:szCs w:val="18"/>
               </w:rPr>
@@ -5660,24 +5639,28 @@
         </w:tc>
         <w:tc>
           <w:tcPr>
-            <w:tcW w:type="dxa" w:w="1323"/>
-            <w:tcBorders>
-              <w:top w:val="single" w:color="CCCCCC" w:sz="4"/>
-              <w:left w:val="single" w:color="CCCCCC" w:sz="4"/>
-              <w:bottom w:val="single" w:color="CCCCCC" w:sz="4"/>
-              <w:right w:val="single" w:color="CCCCCC" w:sz="4"/>
-            </w:tcBorders>
-            <w:tcMar>
-              <w:top w:type="dxa" w:w="60"/>
-              <w:left w:type="dxa" w:w="120"/>
-              <w:bottom w:type="dxa" w:w="60"/>
-              <w:right w:type="dxa" w:w="120"/>
-            </w:tcMar>
-          </w:tcPr>
-          <w:p>
-            <w:r>
-              <w:rPr>
-                <w:rFonts w:ascii="BIZ UDPゴシック" w:cs="BIZ UDPゴシック" w:eastAsia="BIZ UDPゴシック" w:hAnsi="BIZ UDPゴシック"/>
+            <w:tcW w:type="dxa" w:w="1200"/>
+            <w:tcBorders>
+              <w:top w:val="single" w:color="CCCCCC" w:sz="4"/>
+              <w:left w:val="single" w:color="CCCCCC" w:sz="4"/>
+              <w:bottom w:val="single" w:color="CCCCCC" w:sz="4"/>
+              <w:right w:val="single" w:color="CCCCCC" w:sz="4"/>
+            </w:tcBorders>
+            <w:shd w:fill="FFFFFF" w:val="clear"/>
+            <w:tcMar>
+              <w:top w:type="dxa" w:w="60"/>
+              <w:left w:type="dxa" w:w="100"/>
+              <w:bottom w:type="dxa" w:w="60"/>
+              <w:right w:type="dxa" w:w="100"/>
+            </w:tcMar>
+          </w:tcPr>
+          <w:p>
+            <w:r>
+              <w:rPr>
+                <w:rFonts w:ascii="BIZ UDPゴシック" w:cs="BIZ UDPゴシック" w:eastAsia="BIZ UDPゴシック" w:hAnsi="BIZ UDPゴシック"/>
+                <w:b w:val="false"/>
+                <w:bCs w:val="false"/>
+                <w:color w:val="000000"/>
                 <w:sz w:val="18"/>
                 <w:szCs w:val="18"/>
               </w:rPr>
@@ -5687,24 +5670,28 @@
         </w:tc>
         <w:tc>
           <w:tcPr>
-            <w:tcW w:type="dxa" w:w="2646"/>
-            <w:tcBorders>
-              <w:top w:val="single" w:color="CCCCCC" w:sz="4"/>
-              <w:left w:val="single" w:color="CCCCCC" w:sz="4"/>
-              <w:bottom w:val="single" w:color="CCCCCC" w:sz="4"/>
-              <w:right w:val="single" w:color="CCCCCC" w:sz="4"/>
-            </w:tcBorders>
-            <w:tcMar>
-              <w:top w:type="dxa" w:w="60"/>
-              <w:left w:type="dxa" w:w="120"/>
-              <w:bottom w:type="dxa" w:w="60"/>
-              <w:right w:type="dxa" w:w="120"/>
-            </w:tcMar>
-          </w:tcPr>
-          <w:p>
-            <w:r>
-              <w:rPr>
-                <w:rFonts w:ascii="BIZ UDPゴシック" w:cs="BIZ UDPゴシック" w:eastAsia="BIZ UDPゴシック" w:hAnsi="BIZ UDPゴシック"/>
+            <w:tcW w:type="dxa" w:w="3229"/>
+            <w:tcBorders>
+              <w:top w:val="single" w:color="CCCCCC" w:sz="4"/>
+              <w:left w:val="single" w:color="CCCCCC" w:sz="4"/>
+              <w:bottom w:val="single" w:color="CCCCCC" w:sz="4"/>
+              <w:right w:val="single" w:color="CCCCCC" w:sz="4"/>
+            </w:tcBorders>
+            <w:shd w:fill="FFFFFF" w:val="clear"/>
+            <w:tcMar>
+              <w:top w:type="dxa" w:w="60"/>
+              <w:left w:type="dxa" w:w="100"/>
+              <w:bottom w:type="dxa" w:w="60"/>
+              <w:right w:type="dxa" w:w="100"/>
+            </w:tcMar>
+          </w:tcPr>
+          <w:p>
+            <w:r>
+              <w:rPr>
+                <w:rFonts w:ascii="BIZ UDPゴシック" w:cs="BIZ UDPゴシック" w:eastAsia="BIZ UDPゴシック" w:hAnsi="BIZ UDPゴシック"/>
+                <w:b w:val="false"/>
+                <w:bCs w:val="false"/>
+                <w:color w:val="000000"/>
                 <w:sz w:val="18"/>
                 <w:szCs w:val="18"/>
               </w:rPr>
@@ -5714,24 +5701,28 @@
         </w:tc>
         <w:tc>
           <w:tcPr>
-            <w:tcW w:type="dxa" w:w="1889"/>
-            <w:tcBorders>
-              <w:top w:val="single" w:color="CCCCCC" w:sz="4"/>
-              <w:left w:val="single" w:color="CCCCCC" w:sz="4"/>
-              <w:bottom w:val="single" w:color="CCCCCC" w:sz="4"/>
-              <w:right w:val="single" w:color="CCCCCC" w:sz="4"/>
-            </w:tcBorders>
-            <w:tcMar>
-              <w:top w:type="dxa" w:w="60"/>
-              <w:left w:type="dxa" w:w="120"/>
-              <w:bottom w:type="dxa" w:w="60"/>
-              <w:right w:type="dxa" w:w="120"/>
-            </w:tcMar>
-          </w:tcPr>
-          <w:p>
-            <w:r>
-              <w:rPr>
-                <w:rFonts w:ascii="BIZ UDPゴシック" w:cs="BIZ UDPゴシック" w:eastAsia="BIZ UDPゴシック" w:hAnsi="BIZ UDPゴシック"/>
+            <w:tcW w:type="dxa" w:w="1240"/>
+            <w:tcBorders>
+              <w:top w:val="single" w:color="CCCCCC" w:sz="4"/>
+              <w:left w:val="single" w:color="CCCCCC" w:sz="4"/>
+              <w:bottom w:val="single" w:color="CCCCCC" w:sz="4"/>
+              <w:right w:val="single" w:color="CCCCCC" w:sz="4"/>
+            </w:tcBorders>
+            <w:shd w:fill="FFFFFF" w:val="clear"/>
+            <w:tcMar>
+              <w:top w:type="dxa" w:w="60"/>
+              <w:left w:type="dxa" w:w="100"/>
+              <w:bottom w:type="dxa" w:w="60"/>
+              <w:right w:type="dxa" w:w="100"/>
+            </w:tcMar>
+          </w:tcPr>
+          <w:p>
+            <w:r>
+              <w:rPr>
+                <w:rFonts w:ascii="BIZ UDPゴシック" w:cs="BIZ UDPゴシック" w:eastAsia="BIZ UDPゴシック" w:hAnsi="BIZ UDPゴシック"/>
+                <w:b w:val="false"/>
+                <w:bCs w:val="false"/>
+                <w:color w:val="000000"/>
                 <w:sz w:val="18"/>
                 <w:szCs w:val="18"/>
               </w:rPr>
@@ -5746,24 +5737,28 @@
         </w:trPr>
         <w:tc>
           <w:tcPr>
-            <w:tcW w:type="dxa" w:w="2646"/>
-            <w:tcBorders>
-              <w:top w:val="single" w:color="CCCCCC" w:sz="4"/>
-              <w:left w:val="single" w:color="CCCCCC" w:sz="4"/>
-              <w:bottom w:val="single" w:color="CCCCCC" w:sz="4"/>
-              <w:right w:val="single" w:color="CCCCCC" w:sz="4"/>
-            </w:tcBorders>
-            <w:tcMar>
-              <w:top w:type="dxa" w:w="60"/>
-              <w:left w:type="dxa" w:w="120"/>
-              <w:bottom w:type="dxa" w:w="60"/>
-              <w:right w:type="dxa" w:w="120"/>
-            </w:tcMar>
-          </w:tcPr>
-          <w:p>
-            <w:r>
-              <w:rPr>
-                <w:rFonts w:ascii="BIZ UDPゴシック" w:cs="BIZ UDPゴシック" w:eastAsia="BIZ UDPゴシック" w:hAnsi="BIZ UDPゴシック"/>
+            <w:tcW w:type="dxa" w:w="2835"/>
+            <w:tcBorders>
+              <w:top w:val="single" w:color="CCCCCC" w:sz="4"/>
+              <w:left w:val="single" w:color="CCCCCC" w:sz="4"/>
+              <w:bottom w:val="single" w:color="CCCCCC" w:sz="4"/>
+              <w:right w:val="single" w:color="CCCCCC" w:sz="4"/>
+            </w:tcBorders>
+            <w:shd w:fill="FFFFFF" w:val="clear"/>
+            <w:tcMar>
+              <w:top w:type="dxa" w:w="60"/>
+              <w:left w:type="dxa" w:w="100"/>
+              <w:bottom w:type="dxa" w:w="60"/>
+              <w:right w:type="dxa" w:w="100"/>
+            </w:tcMar>
+          </w:tcPr>
+          <w:p>
+            <w:r>
+              <w:rPr>
+                <w:rFonts w:ascii="BIZ UDPゴシック" w:cs="BIZ UDPゴシック" w:eastAsia="BIZ UDPゴシック" w:hAnsi="BIZ UDPゴシック"/>
+                <w:b w:val="false"/>
+                <w:bCs w:val="false"/>
+                <w:color w:val="000000"/>
                 <w:sz w:val="18"/>
                 <w:szCs w:val="18"/>
               </w:rPr>
@@ -5773,24 +5768,28 @@
         </w:tc>
         <w:tc>
           <w:tcPr>
-            <w:tcW w:type="dxa" w:w="1323"/>
-            <w:tcBorders>
-              <w:top w:val="single" w:color="CCCCCC" w:sz="4"/>
-              <w:left w:val="single" w:color="CCCCCC" w:sz="4"/>
-              <w:bottom w:val="single" w:color="CCCCCC" w:sz="4"/>
-              <w:right w:val="single" w:color="CCCCCC" w:sz="4"/>
-            </w:tcBorders>
-            <w:tcMar>
-              <w:top w:type="dxa" w:w="60"/>
-              <w:left w:type="dxa" w:w="120"/>
-              <w:bottom w:type="dxa" w:w="60"/>
-              <w:right w:type="dxa" w:w="120"/>
-            </w:tcMar>
-          </w:tcPr>
-          <w:p>
-            <w:r>
-              <w:rPr>
-                <w:rFonts w:ascii="BIZ UDPゴシック" w:cs="BIZ UDPゴシック" w:eastAsia="BIZ UDPゴシック" w:hAnsi="BIZ UDPゴシック"/>
+            <w:tcW w:type="dxa" w:w="1200"/>
+            <w:tcBorders>
+              <w:top w:val="single" w:color="CCCCCC" w:sz="4"/>
+              <w:left w:val="single" w:color="CCCCCC" w:sz="4"/>
+              <w:bottom w:val="single" w:color="CCCCCC" w:sz="4"/>
+              <w:right w:val="single" w:color="CCCCCC" w:sz="4"/>
+            </w:tcBorders>
+            <w:shd w:fill="FFFFFF" w:val="clear"/>
+            <w:tcMar>
+              <w:top w:type="dxa" w:w="60"/>
+              <w:left w:type="dxa" w:w="100"/>
+              <w:bottom w:type="dxa" w:w="60"/>
+              <w:right w:type="dxa" w:w="100"/>
+            </w:tcMar>
+          </w:tcPr>
+          <w:p>
+            <w:r>
+              <w:rPr>
+                <w:rFonts w:ascii="BIZ UDPゴシック" w:cs="BIZ UDPゴシック" w:eastAsia="BIZ UDPゴシック" w:hAnsi="BIZ UDPゴシック"/>
+                <w:b w:val="false"/>
+                <w:bCs w:val="false"/>
+                <w:color w:val="000000"/>
                 <w:sz w:val="18"/>
                 <w:szCs w:val="18"/>
               </w:rPr>
@@ -5800,24 +5799,28 @@
         </w:tc>
         <w:tc>
           <w:tcPr>
-            <w:tcW w:type="dxa" w:w="2646"/>
-            <w:tcBorders>
-              <w:top w:val="single" w:color="CCCCCC" w:sz="4"/>
-              <w:left w:val="single" w:color="CCCCCC" w:sz="4"/>
-              <w:bottom w:val="single" w:color="CCCCCC" w:sz="4"/>
-              <w:right w:val="single" w:color="CCCCCC" w:sz="4"/>
-            </w:tcBorders>
-            <w:tcMar>
-              <w:top w:type="dxa" w:w="60"/>
-              <w:left w:type="dxa" w:w="120"/>
-              <w:bottom w:type="dxa" w:w="60"/>
-              <w:right w:type="dxa" w:w="120"/>
-            </w:tcMar>
-          </w:tcPr>
-          <w:p>
-            <w:r>
-              <w:rPr>
-                <w:rFonts w:ascii="BIZ UDPゴシック" w:cs="BIZ UDPゴシック" w:eastAsia="BIZ UDPゴシック" w:hAnsi="BIZ UDPゴシック"/>
+            <w:tcW w:type="dxa" w:w="3229"/>
+            <w:tcBorders>
+              <w:top w:val="single" w:color="CCCCCC" w:sz="4"/>
+              <w:left w:val="single" w:color="CCCCCC" w:sz="4"/>
+              <w:bottom w:val="single" w:color="CCCCCC" w:sz="4"/>
+              <w:right w:val="single" w:color="CCCCCC" w:sz="4"/>
+            </w:tcBorders>
+            <w:shd w:fill="FFFFFF" w:val="clear"/>
+            <w:tcMar>
+              <w:top w:type="dxa" w:w="60"/>
+              <w:left w:type="dxa" w:w="100"/>
+              <w:bottom w:type="dxa" w:w="60"/>
+              <w:right w:type="dxa" w:w="100"/>
+            </w:tcMar>
+          </w:tcPr>
+          <w:p>
+            <w:r>
+              <w:rPr>
+                <w:rFonts w:ascii="BIZ UDPゴシック" w:cs="BIZ UDPゴシック" w:eastAsia="BIZ UDPゴシック" w:hAnsi="BIZ UDPゴシック"/>
+                <w:b w:val="false"/>
+                <w:bCs w:val="false"/>
+                <w:color w:val="000000"/>
                 <w:sz w:val="18"/>
                 <w:szCs w:val="18"/>
               </w:rPr>
@@ -5827,24 +5830,28 @@
         </w:tc>
         <w:tc>
           <w:tcPr>
-            <w:tcW w:type="dxa" w:w="1889"/>
-            <w:tcBorders>
-              <w:top w:val="single" w:color="CCCCCC" w:sz="4"/>
-              <w:left w:val="single" w:color="CCCCCC" w:sz="4"/>
-              <w:bottom w:val="single" w:color="CCCCCC" w:sz="4"/>
-              <w:right w:val="single" w:color="CCCCCC" w:sz="4"/>
-            </w:tcBorders>
-            <w:tcMar>
-              <w:top w:type="dxa" w:w="60"/>
-              <w:left w:type="dxa" w:w="120"/>
-              <w:bottom w:type="dxa" w:w="60"/>
-              <w:right w:type="dxa" w:w="120"/>
-            </w:tcMar>
-          </w:tcPr>
-          <w:p>
-            <w:r>
-              <w:rPr>
-                <w:rFonts w:ascii="BIZ UDPゴシック" w:cs="BIZ UDPゴシック" w:eastAsia="BIZ UDPゴシック" w:hAnsi="BIZ UDPゴシック"/>
+            <w:tcW w:type="dxa" w:w="1240"/>
+            <w:tcBorders>
+              <w:top w:val="single" w:color="CCCCCC" w:sz="4"/>
+              <w:left w:val="single" w:color="CCCCCC" w:sz="4"/>
+              <w:bottom w:val="single" w:color="CCCCCC" w:sz="4"/>
+              <w:right w:val="single" w:color="CCCCCC" w:sz="4"/>
+            </w:tcBorders>
+            <w:shd w:fill="FFFFFF" w:val="clear"/>
+            <w:tcMar>
+              <w:top w:type="dxa" w:w="60"/>
+              <w:left w:type="dxa" w:w="100"/>
+              <w:bottom w:type="dxa" w:w="60"/>
+              <w:right w:type="dxa" w:w="100"/>
+            </w:tcMar>
+          </w:tcPr>
+          <w:p>
+            <w:r>
+              <w:rPr>
+                <w:rFonts w:ascii="BIZ UDPゴシック" w:cs="BIZ UDPゴシック" w:eastAsia="BIZ UDPゴシック" w:hAnsi="BIZ UDPゴシック"/>
+                <w:b w:val="false"/>
+                <w:bCs w:val="false"/>
+                <w:color w:val="000000"/>
                 <w:sz w:val="18"/>
                 <w:szCs w:val="18"/>
               </w:rPr>
@@ -5859,24 +5866,28 @@
         </w:trPr>
         <w:tc>
           <w:tcPr>
-            <w:tcW w:type="dxa" w:w="2646"/>
-            <w:tcBorders>
-              <w:top w:val="single" w:color="CCCCCC" w:sz="4"/>
-              <w:left w:val="single" w:color="CCCCCC" w:sz="4"/>
-              <w:bottom w:val="single" w:color="CCCCCC" w:sz="4"/>
-              <w:right w:val="single" w:color="CCCCCC" w:sz="4"/>
-            </w:tcBorders>
-            <w:tcMar>
-              <w:top w:type="dxa" w:w="60"/>
-              <w:left w:type="dxa" w:w="120"/>
-              <w:bottom w:type="dxa" w:w="60"/>
-              <w:right w:type="dxa" w:w="120"/>
-            </w:tcMar>
-          </w:tcPr>
-          <w:p>
-            <w:r>
-              <w:rPr>
-                <w:rFonts w:ascii="BIZ UDPゴシック" w:cs="BIZ UDPゴシック" w:eastAsia="BIZ UDPゴシック" w:hAnsi="BIZ UDPゴシック"/>
+            <w:tcW w:type="dxa" w:w="2835"/>
+            <w:tcBorders>
+              <w:top w:val="single" w:color="CCCCCC" w:sz="4"/>
+              <w:left w:val="single" w:color="CCCCCC" w:sz="4"/>
+              <w:bottom w:val="single" w:color="CCCCCC" w:sz="4"/>
+              <w:right w:val="single" w:color="CCCCCC" w:sz="4"/>
+            </w:tcBorders>
+            <w:shd w:fill="FFFFFF" w:val="clear"/>
+            <w:tcMar>
+              <w:top w:type="dxa" w:w="60"/>
+              <w:left w:type="dxa" w:w="100"/>
+              <w:bottom w:type="dxa" w:w="60"/>
+              <w:right w:type="dxa" w:w="100"/>
+            </w:tcMar>
+          </w:tcPr>
+          <w:p>
+            <w:r>
+              <w:rPr>
+                <w:rFonts w:ascii="BIZ UDPゴシック" w:cs="BIZ UDPゴシック" w:eastAsia="BIZ UDPゴシック" w:hAnsi="BIZ UDPゴシック"/>
+                <w:b w:val="false"/>
+                <w:bCs w:val="false"/>
+                <w:color w:val="000000"/>
                 <w:sz w:val="18"/>
                 <w:szCs w:val="18"/>
               </w:rPr>
@@ -5886,24 +5897,28 @@
         </w:tc>
         <w:tc>
           <w:tcPr>
-            <w:tcW w:type="dxa" w:w="1323"/>
-            <w:tcBorders>
-              <w:top w:val="single" w:color="CCCCCC" w:sz="4"/>
-              <w:left w:val="single" w:color="CCCCCC" w:sz="4"/>
-              <w:bottom w:val="single" w:color="CCCCCC" w:sz="4"/>
-              <w:right w:val="single" w:color="CCCCCC" w:sz="4"/>
-            </w:tcBorders>
-            <w:tcMar>
-              <w:top w:type="dxa" w:w="60"/>
-              <w:left w:type="dxa" w:w="120"/>
-              <w:bottom w:type="dxa" w:w="60"/>
-              <w:right w:type="dxa" w:w="120"/>
-            </w:tcMar>
-          </w:tcPr>
-          <w:p>
-            <w:r>
-              <w:rPr>
-                <w:rFonts w:ascii="BIZ UDPゴシック" w:cs="BIZ UDPゴシック" w:eastAsia="BIZ UDPゴシック" w:hAnsi="BIZ UDPゴシック"/>
+            <w:tcW w:type="dxa" w:w="1200"/>
+            <w:tcBorders>
+              <w:top w:val="single" w:color="CCCCCC" w:sz="4"/>
+              <w:left w:val="single" w:color="CCCCCC" w:sz="4"/>
+              <w:bottom w:val="single" w:color="CCCCCC" w:sz="4"/>
+              <w:right w:val="single" w:color="CCCCCC" w:sz="4"/>
+            </w:tcBorders>
+            <w:shd w:fill="FFFFFF" w:val="clear"/>
+            <w:tcMar>
+              <w:top w:type="dxa" w:w="60"/>
+              <w:left w:type="dxa" w:w="100"/>
+              <w:bottom w:type="dxa" w:w="60"/>
+              <w:right w:type="dxa" w:w="100"/>
+            </w:tcMar>
+          </w:tcPr>
+          <w:p>
+            <w:r>
+              <w:rPr>
+                <w:rFonts w:ascii="BIZ UDPゴシック" w:cs="BIZ UDPゴシック" w:eastAsia="BIZ UDPゴシック" w:hAnsi="BIZ UDPゴシック"/>
+                <w:b w:val="false"/>
+                <w:bCs w:val="false"/>
+                <w:color w:val="000000"/>
                 <w:sz w:val="18"/>
                 <w:szCs w:val="18"/>
               </w:rPr>
@@ -5913,24 +5928,28 @@
         </w:tc>
         <w:tc>
           <w:tcPr>
-            <w:tcW w:type="dxa" w:w="2646"/>
-            <w:tcBorders>
-              <w:top w:val="single" w:color="CCCCCC" w:sz="4"/>
-              <w:left w:val="single" w:color="CCCCCC" w:sz="4"/>
-              <w:bottom w:val="single" w:color="CCCCCC" w:sz="4"/>
-              <w:right w:val="single" w:color="CCCCCC" w:sz="4"/>
-            </w:tcBorders>
-            <w:tcMar>
-              <w:top w:type="dxa" w:w="60"/>
-              <w:left w:type="dxa" w:w="120"/>
-              <w:bottom w:type="dxa" w:w="60"/>
-              <w:right w:type="dxa" w:w="120"/>
-            </w:tcMar>
-          </w:tcPr>
-          <w:p>
-            <w:r>
-              <w:rPr>
-                <w:rFonts w:ascii="BIZ UDPゴシック" w:cs="BIZ UDPゴシック" w:eastAsia="BIZ UDPゴシック" w:hAnsi="BIZ UDPゴシック"/>
+            <w:tcW w:type="dxa" w:w="3229"/>
+            <w:tcBorders>
+              <w:top w:val="single" w:color="CCCCCC" w:sz="4"/>
+              <w:left w:val="single" w:color="CCCCCC" w:sz="4"/>
+              <w:bottom w:val="single" w:color="CCCCCC" w:sz="4"/>
+              <w:right w:val="single" w:color="CCCCCC" w:sz="4"/>
+            </w:tcBorders>
+            <w:shd w:fill="FFFFFF" w:val="clear"/>
+            <w:tcMar>
+              <w:top w:type="dxa" w:w="60"/>
+              <w:left w:type="dxa" w:w="100"/>
+              <w:bottom w:type="dxa" w:w="60"/>
+              <w:right w:type="dxa" w:w="100"/>
+            </w:tcMar>
+          </w:tcPr>
+          <w:p>
+            <w:r>
+              <w:rPr>
+                <w:rFonts w:ascii="BIZ UDPゴシック" w:cs="BIZ UDPゴシック" w:eastAsia="BIZ UDPゴシック" w:hAnsi="BIZ UDPゴシック"/>
+                <w:b w:val="false"/>
+                <w:bCs w:val="false"/>
+                <w:color w:val="000000"/>
                 <w:sz w:val="18"/>
                 <w:szCs w:val="18"/>
               </w:rPr>
@@ -5940,24 +5959,28 @@
         </w:tc>
         <w:tc>
           <w:tcPr>
-            <w:tcW w:type="dxa" w:w="1889"/>
-            <w:tcBorders>
-              <w:top w:val="single" w:color="CCCCCC" w:sz="4"/>
-              <w:left w:val="single" w:color="CCCCCC" w:sz="4"/>
-              <w:bottom w:val="single" w:color="CCCCCC" w:sz="4"/>
-              <w:right w:val="single" w:color="CCCCCC" w:sz="4"/>
-            </w:tcBorders>
-            <w:tcMar>
-              <w:top w:type="dxa" w:w="60"/>
-              <w:left w:type="dxa" w:w="120"/>
-              <w:bottom w:type="dxa" w:w="60"/>
-              <w:right w:type="dxa" w:w="120"/>
-            </w:tcMar>
-          </w:tcPr>
-          <w:p>
-            <w:r>
-              <w:rPr>
-                <w:rFonts w:ascii="BIZ UDPゴシック" w:cs="BIZ UDPゴシック" w:eastAsia="BIZ UDPゴシック" w:hAnsi="BIZ UDPゴシック"/>
+            <w:tcW w:type="dxa" w:w="1240"/>
+            <w:tcBorders>
+              <w:top w:val="single" w:color="CCCCCC" w:sz="4"/>
+              <w:left w:val="single" w:color="CCCCCC" w:sz="4"/>
+              <w:bottom w:val="single" w:color="CCCCCC" w:sz="4"/>
+              <w:right w:val="single" w:color="CCCCCC" w:sz="4"/>
+            </w:tcBorders>
+            <w:shd w:fill="FFFFFF" w:val="clear"/>
+            <w:tcMar>
+              <w:top w:type="dxa" w:w="60"/>
+              <w:left w:type="dxa" w:w="100"/>
+              <w:bottom w:type="dxa" w:w="60"/>
+              <w:right w:type="dxa" w:w="100"/>
+            </w:tcMar>
+          </w:tcPr>
+          <w:p>
+            <w:r>
+              <w:rPr>
+                <w:rFonts w:ascii="BIZ UDPゴシック" w:cs="BIZ UDPゴシック" w:eastAsia="BIZ UDPゴシック" w:hAnsi="BIZ UDPゴシック"/>
+                <w:b w:val="false"/>
+                <w:bCs w:val="false"/>
+                <w:color w:val="000000"/>
                 <w:sz w:val="18"/>
                 <w:szCs w:val="18"/>
               </w:rPr>
@@ -5968,6 +5991,9 @@
       </w:tr>
     </w:tbl>
     <w:p>
+      <w:pPr>
+        <w:spacing w:before="60" w:after="60"/>
+      </w:pPr>
       <w:r>
         <w:rPr>
           <w:rFonts w:ascii="BIZ UDPゴシック" w:cs="BIZ UDPゴシック" w:eastAsia="BIZ UDPゴシック" w:hAnsi="BIZ UDPゴシック"/>
@@ -6010,7 +6036,7 @@
         <w:sz w:val="16"/>
         <w:szCs w:val="16"/>
       </w:rPr>
-      <w:t xml:space="preserve">Luvina Software JSC.  |  Confidential  |  p. </w:t>
+      <w:t xml:space="preserve">Luvina Software JSC.  |  Confidential  |  p.</w:t>
     </w:r>
     <w:fldSimple w:instr="PAGE">
       <w:r>
@@ -6020,7 +6046,6 @@
           <w:sz w:val="16"/>
           <w:szCs w:val="16"/>
         </w:rPr>
-        <w:t>1</w:t>
       </w:r>
     </w:fldSimple>
   </w:p>
@@ -6082,10 +6107,10 @@
         <w:b/>
         <w:bCs/>
         <w:color w:val="C8102E"/>
-        <w:sz w:val="26"/>
-        <w:szCs w:val="26"/>
+        <w:sz w:val="22"/>
+        <w:szCs w:val="22"/>
       </w:rPr>
-      <w:t xml:space="preserve">カスミPOS  改修指示書  create-file-end-for-night DB接続先変更</w:t>
+      <w:t xml:space="preserve">カスミPOS 改修指示書</w:t>
     </w:r>
     <w:r>
       <w:rPr>
@@ -6194,16 +6219,7 @@
       <w:lvlText w:val="・"/>
       <w:lvlJc w:val="left"/>
       <w:pPr>
-        <w:ind w:left="420" w:hanging="280"/>
-      </w:pPr>
-    </w:lvl>
-    <w:lvl w:ilvl="1" w15:tentative="1">
-      <w:start w:val="1"/>
-      <w:numFmt w:val="bullet"/>
-      <w:lvlText w:val="－"/>
-      <w:lvlJc w:val="left"/>
-      <w:pPr>
-        <w:ind w:left="720" w:hanging="280"/>
+        <w:ind w:left="600" w:hanging="300"/>
       </w:pPr>
     </w:lvl>
   </w:abstractNum>
@@ -6374,12 +6390,25 @@
     <w:next w:val="Normal"/>
     <w:qFormat/>
     <w:pPr>
-      <w:pageBreakBefore/>
-      <w:pBdr>
-        <w:bottom w:val="single" w:color="E8A0A8" w:sz="2" w:space="4"/>
-      </w:pBdr>
-      <w:spacing w:before="0" w:after="120"/>
+      <w:spacing w:before="300" w:after="120"/>
       <w:outlineLvl w:val="0"/>
+    </w:pPr>
+    <w:rPr>
+      <w:rFonts w:ascii="BIZ UDPゴシック" w:cs="BIZ UDPゴシック" w:eastAsia="BIZ UDPゴシック" w:hAnsi="BIZ UDPゴシック"/>
+      <w:b/>
+      <w:bCs/>
+      <w:sz w:val="32"/>
+      <w:szCs w:val="32"/>
+    </w:rPr>
+  </w:style>
+  <w:style w:type="paragraph" w:styleId="Heading2">
+    <w:name w:val="Heading 2"/>
+    <w:basedOn w:val="Normal"/>
+    <w:next w:val="Normal"/>
+    <w:qFormat/>
+    <w:pPr>
+      <w:spacing w:before="200" w:after="80"/>
+      <w:outlineLvl w:val="1"/>
     </w:pPr>
     <w:rPr>
       <w:rFonts w:ascii="BIZ UDPゴシック" w:cs="BIZ UDPゴシック" w:eastAsia="BIZ UDPゴシック" w:hAnsi="BIZ UDPゴシック"/>
@@ -6389,21 +6418,21 @@
       <w:szCs w:val="24"/>
     </w:rPr>
   </w:style>
-  <w:style w:type="paragraph" w:styleId="Heading2">
-    <w:name w:val="Heading 2"/>
+  <w:style w:type="paragraph" w:styleId="Heading3">
+    <w:name w:val="Heading 3"/>
     <w:basedOn w:val="Normal"/>
     <w:next w:val="Normal"/>
     <w:qFormat/>
     <w:pPr>
       <w:spacing w:before="160" w:after="60"/>
-      <w:outlineLvl w:val="1"/>
+      <w:outlineLvl w:val="2"/>
     </w:pPr>
     <w:rPr>
       <w:rFonts w:ascii="BIZ UDPゴシック" w:cs="BIZ UDPゴシック" w:eastAsia="BIZ UDPゴシック" w:hAnsi="BIZ UDPゴシック"/>
       <w:b/>
       <w:bCs/>
-      <w:sz w:val="18"/>
-      <w:szCs w:val="18"/>
+      <w:sz w:val="22"/>
+      <w:szCs w:val="22"/>
     </w:rPr>
   </w:style>
 </w:styles>

--- a/40_AWS/04_修正依頼/20260308_create-file-end-for-night_DB接続先変更.docx
+++ b/40_AWS/04_修正依頼/20260308_create-file-end-for-night_DB接続先変更.docx
@@ -4,7 +4,7 @@
   <w:body>
     <w:p>
       <w:pPr>
-        <w:spacing w:before="1800" w:after="120"/>
+        <w:spacing w:before="4800" w:after="80"/>
         <w:jc w:val="center"/>
       </w:pPr>
       <w:r>
@@ -12,24 +12,40 @@
           <w:rFonts w:ascii="BIZ UDPゴシック" w:cs="BIZ UDPゴシック" w:eastAsia="BIZ UDPゴシック" w:hAnsi="BIZ UDPゴシック"/>
           <w:b/>
           <w:bCs/>
-          <w:sz w:val="56"/>
-          <w:szCs w:val="56"/>
+          <w:color w:val="C8102E"/>
+          <w:sz w:val="32"/>
+          <w:szCs w:val="32"/>
         </w:rPr>
-        <w:t xml:space="preserve">改　修　指　示　書</w:t>
+        <w:t xml:space="preserve">カスミPOS 本番環境  改修指示書</w:t>
       </w:r>
     </w:p>
     <w:p>
       <w:pPr>
-        <w:spacing w:before="80" w:after="240"/>
+        <w:spacing w:before="80" w:after="80"/>
         <w:jc w:val="center"/>
       </w:pPr>
       <w:r>
         <w:rPr>
           <w:rFonts w:ascii="BIZ UDPゴシック" w:cs="BIZ UDPゴシック" w:eastAsia="BIZ UDPゴシック" w:hAnsi="BIZ UDPゴシック"/>
-          <w:sz w:val="24"/>
-          <w:szCs w:val="24"/>
+          <w:b/>
+          <w:bCs/>
+          <w:sz w:val="32"/>
+          <w:szCs w:val="32"/>
         </w:rPr>
         <w:t xml:space="preserve">2026/03/08  DB接続先変更（create-file-end-for-night）</w:t>
+      </w:r>
+    </w:p>
+    <w:p>
+      <w:pPr>
+        <w:spacing w:before="2400" w:after="0"/>
+      </w:pPr>
+      <w:r>
+        <w:rPr>
+          <w:rFonts w:ascii="BIZ UDPゴシック" w:cs="BIZ UDPゴシック" w:eastAsia="BIZ UDPゴシック" w:hAnsi="BIZ UDPゴシック"/>
+          <w:sz w:val="18"/>
+          <w:szCs w:val="18"/>
+        </w:rPr>
+        <w:t xml:space="preserve"/>
       </w:r>
     </w:p>
     <w:tbl>
@@ -76,7 +92,6 @@
                 <w:rFonts w:ascii="BIZ UDPゴシック" w:cs="BIZ UDPゴシック" w:eastAsia="BIZ UDPゴシック" w:hAnsi="BIZ UDPゴシック"/>
                 <w:b w:val="false"/>
                 <w:bCs w:val="false"/>
-                <w:color w:val="000000"/>
                 <w:sz w:val="18"/>
                 <w:szCs w:val="18"/>
               </w:rPr>
@@ -107,7 +122,6 @@
                 <w:rFonts w:ascii="BIZ UDPゴシック" w:cs="BIZ UDPゴシック" w:eastAsia="BIZ UDPゴシック" w:hAnsi="BIZ UDPゴシック"/>
                 <w:b w:val="false"/>
                 <w:bCs w:val="false"/>
-                <w:color w:val="000000"/>
                 <w:sz w:val="18"/>
                 <w:szCs w:val="18"/>
               </w:rPr>
@@ -143,7 +157,6 @@
                 <w:rFonts w:ascii="BIZ UDPゴシック" w:cs="BIZ UDPゴシック" w:eastAsia="BIZ UDPゴシック" w:hAnsi="BIZ UDPゴシック"/>
                 <w:b w:val="false"/>
                 <w:bCs w:val="false"/>
-                <w:color w:val="000000"/>
                 <w:sz w:val="18"/>
                 <w:szCs w:val="18"/>
               </w:rPr>
@@ -174,7 +187,6 @@
                 <w:rFonts w:ascii="BIZ UDPゴシック" w:cs="BIZ UDPゴシック" w:eastAsia="BIZ UDPゴシック" w:hAnsi="BIZ UDPゴシック"/>
                 <w:b w:val="false"/>
                 <w:bCs w:val="false"/>
-                <w:color w:val="000000"/>
                 <w:sz w:val="18"/>
                 <w:szCs w:val="18"/>
               </w:rPr>
@@ -210,7 +222,6 @@
                 <w:rFonts w:ascii="BIZ UDPゴシック" w:cs="BIZ UDPゴシック" w:eastAsia="BIZ UDPゴシック" w:hAnsi="BIZ UDPゴシック"/>
                 <w:b w:val="false"/>
                 <w:bCs w:val="false"/>
-                <w:color w:val="000000"/>
                 <w:sz w:val="18"/>
                 <w:szCs w:val="18"/>
               </w:rPr>
@@ -241,7 +252,6 @@
                 <w:rFonts w:ascii="BIZ UDPゴシック" w:cs="BIZ UDPゴシック" w:eastAsia="BIZ UDPゴシック" w:hAnsi="BIZ UDPゴシック"/>
                 <w:b w:val="false"/>
                 <w:bCs w:val="false"/>
-                <w:color w:val="000000"/>
                 <w:sz w:val="18"/>
                 <w:szCs w:val="18"/>
               </w:rPr>
@@ -277,7 +287,6 @@
                 <w:rFonts w:ascii="BIZ UDPゴシック" w:cs="BIZ UDPゴシック" w:eastAsia="BIZ UDPゴシック" w:hAnsi="BIZ UDPゴシック"/>
                 <w:b w:val="false"/>
                 <w:bCs w:val="false"/>
-                <w:color w:val="000000"/>
                 <w:sz w:val="18"/>
                 <w:szCs w:val="18"/>
               </w:rPr>
@@ -308,7 +317,6 @@
                 <w:rFonts w:ascii="BIZ UDPゴシック" w:cs="BIZ UDPゴシック" w:eastAsia="BIZ UDPゴシック" w:hAnsi="BIZ UDPゴシック"/>
                 <w:b w:val="false"/>
                 <w:bCs w:val="false"/>
-                <w:color w:val="000000"/>
                 <w:sz w:val="18"/>
                 <w:szCs w:val="18"/>
               </w:rPr>
@@ -344,7 +352,6 @@
                 <w:rFonts w:ascii="BIZ UDPゴシック" w:cs="BIZ UDPゴシック" w:eastAsia="BIZ UDPゴシック" w:hAnsi="BIZ UDPゴシック"/>
                 <w:b w:val="false"/>
                 <w:bCs w:val="false"/>
-                <w:color w:val="000000"/>
                 <w:sz w:val="18"/>
                 <w:szCs w:val="18"/>
               </w:rPr>
@@ -375,7 +382,6 @@
                 <w:rFonts w:ascii="BIZ UDPゴシック" w:cs="BIZ UDPゴシック" w:eastAsia="BIZ UDPゴシック" w:hAnsi="BIZ UDPゴシック"/>
                 <w:b w:val="false"/>
                 <w:bCs w:val="false"/>
-                <w:color w:val="000000"/>
                 <w:sz w:val="18"/>
                 <w:szCs w:val="18"/>
               </w:rPr>
@@ -411,7 +417,6 @@
                 <w:rFonts w:ascii="BIZ UDPゴシック" w:cs="BIZ UDPゴシック" w:eastAsia="BIZ UDPゴシック" w:hAnsi="BIZ UDPゴシック"/>
                 <w:b w:val="false"/>
                 <w:bCs w:val="false"/>
-                <w:color w:val="000000"/>
                 <w:sz w:val="18"/>
                 <w:szCs w:val="18"/>
               </w:rPr>
@@ -442,7 +447,6 @@
                 <w:rFonts w:ascii="BIZ UDPゴシック" w:cs="BIZ UDPゴシック" w:eastAsia="BIZ UDPゴシック" w:hAnsi="BIZ UDPゴシック"/>
                 <w:b w:val="false"/>
                 <w:bCs w:val="false"/>
-                <w:color w:val="000000"/>
                 <w:sz w:val="18"/>
                 <w:szCs w:val="18"/>
               </w:rPr>
@@ -478,7 +482,6 @@
                 <w:rFonts w:ascii="BIZ UDPゴシック" w:cs="BIZ UDPゴシック" w:eastAsia="BIZ UDPゴシック" w:hAnsi="BIZ UDPゴシック"/>
                 <w:b w:val="false"/>
                 <w:bCs w:val="false"/>
-                <w:color w:val="000000"/>
                 <w:sz w:val="18"/>
                 <w:szCs w:val="18"/>
               </w:rPr>
@@ -509,7 +512,6 @@
                 <w:rFonts w:ascii="BIZ UDPゴシック" w:cs="BIZ UDPゴシック" w:eastAsia="BIZ UDPゴシック" w:hAnsi="BIZ UDPゴシック"/>
                 <w:b w:val="false"/>
                 <w:bCs w:val="false"/>
-                <w:color w:val="000000"/>
                 <w:sz w:val="18"/>
                 <w:szCs w:val="18"/>
               </w:rPr>
@@ -545,7 +547,6 @@
                 <w:rFonts w:ascii="BIZ UDPゴシック" w:cs="BIZ UDPゴシック" w:eastAsia="BIZ UDPゴシック" w:hAnsi="BIZ UDPゴシック"/>
                 <w:b w:val="false"/>
                 <w:bCs w:val="false"/>
-                <w:color w:val="000000"/>
                 <w:sz w:val="18"/>
                 <w:szCs w:val="18"/>
               </w:rPr>
@@ -576,7 +577,6 @@
                 <w:rFonts w:ascii="BIZ UDPゴシック" w:cs="BIZ UDPゴシック" w:eastAsia="BIZ UDPゴシック" w:hAnsi="BIZ UDPゴシック"/>
                 <w:b w:val="false"/>
                 <w:bCs w:val="false"/>
-                <w:color w:val="000000"/>
                 <w:sz w:val="18"/>
                 <w:szCs w:val="18"/>
               </w:rPr>
@@ -586,6 +586,52 @@
         </w:tc>
       </w:tr>
     </w:tbl>
+    <w:p>
+      <w:pPr>
+        <w:spacing w:before="1400" w:after="0"/>
+        <w:jc w:val="center"/>
+      </w:pPr>
+      <w:r>
+        <w:drawing>
+          <wp:inline distT="0" distB="0" distL="0" distR="0">
+            <wp:extent cx="857250" cy="428625"/>
+            <wp:effectExtent t="0" r="0" b="0" l="0"/>
+            <wp:docPr id="1" name="" descr="" title=""/>
+            <wp:cNvGraphicFramePr>
+              <a:graphicFrameLocks xmlns:a="http://schemas.openxmlformats.org/drawingml/2006/main" noChangeAspect="1"/>
+            </wp:cNvGraphicFramePr>
+            <a:graphic xmlns:a="http://schemas.openxmlformats.org/drawingml/2006/main">
+              <a:graphicData uri="http://schemas.openxmlformats.org/drawingml/2006/picture">
+                <pic:pic xmlns:pic="http://schemas.openxmlformats.org/drawingml/2006/picture">
+                  <pic:nvPicPr>
+                    <pic:cNvPr id="0" name="" descr=""/>
+                    <pic:cNvPicPr>
+                      <a:picLocks noChangeAspect="1" noChangeArrowheads="1"/>
+                    </pic:cNvPicPr>
+                  </pic:nvPicPr>
+                  <pic:blipFill>
+                    <a:blip r:embed="rId8" cstate="none"/>
+                    <a:srcRect/>
+                    <a:stretch>
+                      <a:fillRect/>
+                    </a:stretch>
+                  </pic:blipFill>
+                  <pic:spPr bwMode="auto">
+                    <a:xfrm>
+                      <a:off x="0" y="0"/>
+                      <a:ext cx="857250" cy="428625"/>
+                    </a:xfrm>
+                    <a:prstGeom prst="rect">
+                      <a:avLst/>
+                    </a:prstGeom>
+                  </pic:spPr>
+                </pic:pic>
+              </a:graphicData>
+            </a:graphic>
+          </wp:inline>
+        </w:drawing>
+      </w:r>
+    </w:p>
     <w:p>
       <w:pPr>
         <w:pStyle w:val="Normal"/>
@@ -604,8 +650,8 @@
           <w:rFonts w:ascii="BIZ UDPゴシック" w:cs="BIZ UDPゴシック" w:eastAsia="BIZ UDPゴシック" w:hAnsi="BIZ UDPゴシック"/>
           <w:b/>
           <w:bCs/>
-          <w:sz w:val="24"/>
-          <w:szCs w:val="24"/>
+          <w:sz w:val="18"/>
+          <w:szCs w:val="18"/>
         </w:rPr>
         <w:t xml:space="preserve">■ 改廃履歴</w:t>
       </w:r>
@@ -655,7 +701,6 @@
                 <w:rFonts w:ascii="BIZ UDPゴシック" w:cs="BIZ UDPゴシック" w:eastAsia="BIZ UDPゴシック" w:hAnsi="BIZ UDPゴシック"/>
                 <w:b/>
                 <w:bCs/>
-                <w:color w:val="000000"/>
                 <w:sz w:val="18"/>
                 <w:szCs w:val="18"/>
               </w:rPr>
@@ -686,7 +731,6 @@
                 <w:rFonts w:ascii="BIZ UDPゴシック" w:cs="BIZ UDPゴシック" w:eastAsia="BIZ UDPゴシック" w:hAnsi="BIZ UDPゴシック"/>
                 <w:b/>
                 <w:bCs/>
-                <w:color w:val="000000"/>
                 <w:sz w:val="18"/>
                 <w:szCs w:val="18"/>
               </w:rPr>
@@ -717,7 +761,6 @@
                 <w:rFonts w:ascii="BIZ UDPゴシック" w:cs="BIZ UDPゴシック" w:eastAsia="BIZ UDPゴシック" w:hAnsi="BIZ UDPゴシック"/>
                 <w:b/>
                 <w:bCs/>
-                <w:color w:val="000000"/>
                 <w:sz w:val="18"/>
                 <w:szCs w:val="18"/>
               </w:rPr>
@@ -748,7 +791,6 @@
                 <w:rFonts w:ascii="BIZ UDPゴシック" w:cs="BIZ UDPゴシック" w:eastAsia="BIZ UDPゴシック" w:hAnsi="BIZ UDPゴシック"/>
                 <w:b/>
                 <w:bCs/>
-                <w:color w:val="000000"/>
                 <w:sz w:val="18"/>
                 <w:szCs w:val="18"/>
               </w:rPr>
@@ -784,7 +826,6 @@
                 <w:rFonts w:ascii="BIZ UDPゴシック" w:cs="BIZ UDPゴシック" w:eastAsia="BIZ UDPゴシック" w:hAnsi="BIZ UDPゴシック"/>
                 <w:b w:val="false"/>
                 <w:bCs w:val="false"/>
-                <w:color w:val="000000"/>
                 <w:sz w:val="18"/>
                 <w:szCs w:val="18"/>
               </w:rPr>
@@ -815,7 +856,6 @@
                 <w:rFonts w:ascii="BIZ UDPゴシック" w:cs="BIZ UDPゴシック" w:eastAsia="BIZ UDPゴシック" w:hAnsi="BIZ UDPゴシック"/>
                 <w:b w:val="false"/>
                 <w:bCs w:val="false"/>
-                <w:color w:val="000000"/>
                 <w:sz w:val="18"/>
                 <w:szCs w:val="18"/>
               </w:rPr>
@@ -846,7 +886,6 @@
                 <w:rFonts w:ascii="BIZ UDPゴシック" w:cs="BIZ UDPゴシック" w:eastAsia="BIZ UDPゴシック" w:hAnsi="BIZ UDPゴシック"/>
                 <w:b w:val="false"/>
                 <w:bCs w:val="false"/>
-                <w:color w:val="000000"/>
                 <w:sz w:val="18"/>
                 <w:szCs w:val="18"/>
               </w:rPr>
@@ -877,7 +916,6 @@
                 <w:rFonts w:ascii="BIZ UDPゴシック" w:cs="BIZ UDPゴシック" w:eastAsia="BIZ UDPゴシック" w:hAnsi="BIZ UDPゴシック"/>
                 <w:b w:val="false"/>
                 <w:bCs w:val="false"/>
-                <w:color w:val="000000"/>
                 <w:sz w:val="18"/>
                 <w:szCs w:val="18"/>
               </w:rPr>
@@ -913,7 +951,6 @@
                 <w:rFonts w:ascii="BIZ UDPゴシック" w:cs="BIZ UDPゴシック" w:eastAsia="BIZ UDPゴシック" w:hAnsi="BIZ UDPゴシック"/>
                 <w:b w:val="false"/>
                 <w:bCs w:val="false"/>
-                <w:color w:val="000000"/>
                 <w:sz w:val="18"/>
                 <w:szCs w:val="18"/>
               </w:rPr>
@@ -944,7 +981,6 @@
                 <w:rFonts w:ascii="BIZ UDPゴシック" w:cs="BIZ UDPゴシック" w:eastAsia="BIZ UDPゴシック" w:hAnsi="BIZ UDPゴシック"/>
                 <w:b w:val="false"/>
                 <w:bCs w:val="false"/>
-                <w:color w:val="000000"/>
                 <w:sz w:val="18"/>
                 <w:szCs w:val="18"/>
               </w:rPr>
@@ -975,7 +1011,6 @@
                 <w:rFonts w:ascii="BIZ UDPゴシック" w:cs="BIZ UDPゴシック" w:eastAsia="BIZ UDPゴシック" w:hAnsi="BIZ UDPゴシック"/>
                 <w:b w:val="false"/>
                 <w:bCs w:val="false"/>
-                <w:color w:val="000000"/>
                 <w:sz w:val="18"/>
                 <w:szCs w:val="18"/>
               </w:rPr>
@@ -1006,7 +1041,6 @@
                 <w:rFonts w:ascii="BIZ UDPゴシック" w:cs="BIZ UDPゴシック" w:eastAsia="BIZ UDPゴシック" w:hAnsi="BIZ UDPゴシック"/>
                 <w:b w:val="false"/>
                 <w:bCs w:val="false"/>
-                <w:color w:val="000000"/>
                 <w:sz w:val="18"/>
                 <w:szCs w:val="18"/>
               </w:rPr>
@@ -1034,8 +1068,8 @@
           <w:rFonts w:ascii="BIZ UDPゴシック" w:cs="BIZ UDPゴシック" w:eastAsia="BIZ UDPゴシック" w:hAnsi="BIZ UDPゴシック"/>
           <w:b/>
           <w:bCs/>
-          <w:sz w:val="32"/>
-          <w:szCs w:val="32"/>
+          <w:sz w:val="24"/>
+          <w:szCs w:val="24"/>
         </w:rPr>
         <w:t xml:space="preserve">0. 実施判断のご確認（顧客向け）</w:t>
       </w:r>
@@ -1062,8 +1096,8 @@
           <w:rFonts w:ascii="BIZ UDPゴシック" w:cs="BIZ UDPゴシック" w:eastAsia="BIZ UDPゴシック" w:hAnsi="BIZ UDPゴシック"/>
           <w:b/>
           <w:bCs/>
-          <w:sz w:val="24"/>
-          <w:szCs w:val="24"/>
+          <w:sz w:val="18"/>
+          <w:szCs w:val="18"/>
         </w:rPr>
         <w:t xml:space="preserve">■ 変更内容と影響範囲</w:t>
       </w:r>
@@ -1111,7 +1145,6 @@
                 <w:rFonts w:ascii="BIZ UDPゴシック" w:cs="BIZ UDPゴシック" w:eastAsia="BIZ UDPゴシック" w:hAnsi="BIZ UDPゴシック"/>
                 <w:b/>
                 <w:bCs/>
-                <w:color w:val="000000"/>
                 <w:sz w:val="18"/>
                 <w:szCs w:val="18"/>
               </w:rPr>
@@ -1142,7 +1175,6 @@
                 <w:rFonts w:ascii="BIZ UDPゴシック" w:cs="BIZ UDPゴシック" w:eastAsia="BIZ UDPゴシック" w:hAnsi="BIZ UDPゴシック"/>
                 <w:b/>
                 <w:bCs/>
-                <w:color w:val="000000"/>
                 <w:sz w:val="18"/>
                 <w:szCs w:val="18"/>
               </w:rPr>
@@ -1178,7 +1210,6 @@
                 <w:rFonts w:ascii="BIZ UDPゴシック" w:cs="BIZ UDPゴシック" w:eastAsia="BIZ UDPゴシック" w:hAnsi="BIZ UDPゴシック"/>
                 <w:b w:val="false"/>
                 <w:bCs w:val="false"/>
-                <w:color w:val="000000"/>
                 <w:sz w:val="18"/>
                 <w:szCs w:val="18"/>
               </w:rPr>
@@ -1209,11 +1240,10 @@
                 <w:rFonts w:ascii="BIZ UDPゴシック" w:cs="BIZ UDPゴシック" w:eastAsia="BIZ UDPゴシック" w:hAnsi="BIZ UDPゴシック"/>
                 <w:b w:val="false"/>
                 <w:bCs w:val="false"/>
-                <w:color w:val="000000"/>
-                <w:sz w:val="18"/>
-                <w:szCs w:val="18"/>
-              </w:rPr>
-              <w:t xml:space="preserve">Lambda 環境変数 DB_KASUMI の接続先を Writer エンドポイント → Reader エンドポイントに変更</w:t>
+                <w:sz w:val="18"/>
+                <w:szCs w:val="18"/>
+              </w:rPr>
+              <w:t xml:space="preserve">Lambda 環境変数 DB_KASUMI の接続先を Writer → Reader エンドポイントに変更</w:t>
             </w:r>
           </w:p>
         </w:tc>
@@ -1245,7 +1275,6 @@
                 <w:rFonts w:ascii="BIZ UDPゴシック" w:cs="BIZ UDPゴシック" w:eastAsia="BIZ UDPゴシック" w:hAnsi="BIZ UDPゴシック"/>
                 <w:b w:val="false"/>
                 <w:bCs w:val="false"/>
-                <w:color w:val="000000"/>
                 <w:sz w:val="18"/>
                 <w:szCs w:val="18"/>
               </w:rPr>
@@ -1276,7 +1305,6 @@
                 <w:rFonts w:ascii="BIZ UDPゴシック" w:cs="BIZ UDPゴシック" w:eastAsia="BIZ UDPゴシック" w:hAnsi="BIZ UDPゴシック"/>
                 <w:b w:val="false"/>
                 <w:bCs w:val="false"/>
-                <w:color w:val="000000"/>
                 <w:sz w:val="18"/>
                 <w:szCs w:val="18"/>
               </w:rPr>
@@ -1312,7 +1340,6 @@
                 <w:rFonts w:ascii="BIZ UDPゴシック" w:cs="BIZ UDPゴシック" w:eastAsia="BIZ UDPゴシック" w:hAnsi="BIZ UDPゴシック"/>
                 <w:b w:val="false"/>
                 <w:bCs w:val="false"/>
-                <w:color w:val="000000"/>
                 <w:sz w:val="18"/>
                 <w:szCs w:val="18"/>
               </w:rPr>
@@ -1343,7 +1370,6 @@
                 <w:rFonts w:ascii="BIZ UDPゴシック" w:cs="BIZ UDPゴシック" w:eastAsia="BIZ UDPゴシック" w:hAnsi="BIZ UDPゴシック"/>
                 <w:b w:val="false"/>
                 <w:bCs w:val="false"/>
-                <w:color w:val="000000"/>
                 <w:sz w:val="18"/>
                 <w:szCs w:val="18"/>
               </w:rPr>
@@ -1379,7 +1405,6 @@
                 <w:rFonts w:ascii="BIZ UDPゴシック" w:cs="BIZ UDPゴシック" w:eastAsia="BIZ UDPゴシック" w:hAnsi="BIZ UDPゴシック"/>
                 <w:b w:val="false"/>
                 <w:bCs w:val="false"/>
-                <w:color w:val="000000"/>
                 <w:sz w:val="18"/>
                 <w:szCs w:val="18"/>
               </w:rPr>
@@ -1410,7 +1435,6 @@
                 <w:rFonts w:ascii="BIZ UDPゴシック" w:cs="BIZ UDPゴシック" w:eastAsia="BIZ UDPゴシック" w:hAnsi="BIZ UDPゴシック"/>
                 <w:b w:val="false"/>
                 <w:bCs w:val="false"/>
-                <w:color w:val="000000"/>
                 <w:sz w:val="18"/>
                 <w:szCs w:val="18"/>
               </w:rPr>
@@ -1446,7 +1470,6 @@
                 <w:rFonts w:ascii="BIZ UDPゴシック" w:cs="BIZ UDPゴシック" w:eastAsia="BIZ UDPゴシック" w:hAnsi="BIZ UDPゴシック"/>
                 <w:b w:val="false"/>
                 <w:bCs w:val="false"/>
-                <w:color w:val="000000"/>
                 <w:sz w:val="18"/>
                 <w:szCs w:val="18"/>
               </w:rPr>
@@ -1477,78 +1500,10 @@
                 <w:rFonts w:ascii="BIZ UDPゴシック" w:cs="BIZ UDPゴシック" w:eastAsia="BIZ UDPゴシック" w:hAnsi="BIZ UDPゴシック"/>
                 <w:b w:val="false"/>
                 <w:bCs w:val="false"/>
-                <w:color w:val="000000"/>
                 <w:sz w:val="18"/>
                 <w:szCs w:val="18"/>
               </w:rPr>
               <w:t xml:space="preserve">即時可能。環境変数 DB_KASUMI を元の値（prd/Replica_Kasumi）に戻すだけで完了。</w:t>
-            </w:r>
-          </w:p>
-        </w:tc>
-      </w:tr>
-      <w:tr>
-        <w:trPr>
-          <w:cantSplit/>
-        </w:trPr>
-        <w:tc>
-          <w:tcPr>
-            <w:tcW w:type="dxa" w:w="2000"/>
-            <w:tcBorders>
-              <w:top w:val="single" w:color="CCCCCC" w:sz="4"/>
-              <w:left w:val="single" w:color="CCCCCC" w:sz="4"/>
-              <w:bottom w:val="single" w:color="CCCCCC" w:sz="4"/>
-              <w:right w:val="single" w:color="CCCCCC" w:sz="4"/>
-            </w:tcBorders>
-            <w:shd w:fill="FFFFFF" w:val="clear"/>
-            <w:tcMar>
-              <w:top w:type="dxa" w:w="60"/>
-              <w:left w:type="dxa" w:w="100"/>
-              <w:bottom w:type="dxa" w:w="60"/>
-              <w:right w:type="dxa" w:w="100"/>
-            </w:tcMar>
-          </w:tcPr>
-          <w:p>
-            <w:r>
-              <w:rPr>
-                <w:rFonts w:ascii="BIZ UDPゴシック" w:cs="BIZ UDPゴシック" w:eastAsia="BIZ UDPゴシック" w:hAnsi="BIZ UDPゴシック"/>
-                <w:b w:val="false"/>
-                <w:bCs w:val="false"/>
-                <w:color w:val="000000"/>
-                <w:sz w:val="18"/>
-                <w:szCs w:val="18"/>
-              </w:rPr>
-              <w:t xml:space="preserve">注意事項</w:t>
-            </w:r>
-          </w:p>
-        </w:tc>
-        <w:tc>
-          <w:tcPr>
-            <w:tcW w:type="dxa" w:w="6504"/>
-            <w:tcBorders>
-              <w:top w:val="single" w:color="CCCCCC" w:sz="4"/>
-              <w:left w:val="single" w:color="CCCCCC" w:sz="4"/>
-              <w:bottom w:val="single" w:color="CCCCCC" w:sz="4"/>
-              <w:right w:val="single" w:color="CCCCCC" w:sz="4"/>
-            </w:tcBorders>
-            <w:shd w:fill="FFFFFF" w:val="clear"/>
-            <w:tcMar>
-              <w:top w:type="dxa" w:w="60"/>
-              <w:left w:type="dxa" w:w="100"/>
-              <w:bottom w:type="dxa" w:w="60"/>
-              <w:right w:type="dxa" w:w="100"/>
-            </w:tcMar>
-          </w:tcPr>
-          <w:p>
-            <w:r>
-              <w:rPr>
-                <w:rFonts w:ascii="BIZ UDPゴシック" w:cs="BIZ UDPゴシック" w:eastAsia="BIZ UDPゴシック" w:hAnsi="BIZ UDPゴシック"/>
-                <w:b w:val="false"/>
-                <w:bCs w:val="false"/>
-                <w:color w:val="000000"/>
-                <w:sz w:val="18"/>
-                <w:szCs w:val="18"/>
-              </w:rPr>
-              <w:t xml:space="preserve">変更後はLambdaがReaderエンドポイントに接続するため、AuroraのReaderインスタンスが停止中の場合は接続エラーが発生する可能性がある（通常運用では問題なし）。</w:t>
             </w:r>
           </w:p>
         </w:tc>
@@ -1563,8 +1518,8 @@
           <w:rFonts w:ascii="BIZ UDPゴシック" w:cs="BIZ UDPゴシック" w:eastAsia="BIZ UDPゴシック" w:hAnsi="BIZ UDPゴシック"/>
           <w:b/>
           <w:bCs/>
-          <w:sz w:val="24"/>
-          <w:szCs w:val="24"/>
+          <w:sz w:val="18"/>
+          <w:szCs w:val="18"/>
         </w:rPr>
         <w:t xml:space="preserve">■ 実施判断チェックリスト</w:t>
       </w:r>
@@ -1613,7 +1568,6 @@
                 <w:rFonts w:ascii="BIZ UDPゴシック" w:cs="BIZ UDPゴシック" w:eastAsia="BIZ UDPゴシック" w:hAnsi="BIZ UDPゴシック"/>
                 <w:b/>
                 <w:bCs/>
-                <w:color w:val="000000"/>
                 <w:sz w:val="18"/>
                 <w:szCs w:val="18"/>
               </w:rPr>
@@ -1644,7 +1598,6 @@
                 <w:rFonts w:ascii="BIZ UDPゴシック" w:cs="BIZ UDPゴシック" w:eastAsia="BIZ UDPゴシック" w:hAnsi="BIZ UDPゴシック"/>
                 <w:b/>
                 <w:bCs/>
-                <w:color w:val="000000"/>
                 <w:sz w:val="18"/>
                 <w:szCs w:val="18"/>
               </w:rPr>
@@ -1675,7 +1628,6 @@
                 <w:rFonts w:ascii="BIZ UDPゴシック" w:cs="BIZ UDPゴシック" w:eastAsia="BIZ UDPゴシック" w:hAnsi="BIZ UDPゴシック"/>
                 <w:b/>
                 <w:bCs/>
-                <w:color w:val="000000"/>
                 <w:sz w:val="18"/>
                 <w:szCs w:val="18"/>
               </w:rPr>
@@ -1711,7 +1663,6 @@
                 <w:rFonts w:ascii="BIZ UDPゴシック" w:cs="BIZ UDPゴシック" w:eastAsia="BIZ UDPゴシック" w:hAnsi="BIZ UDPゴシック"/>
                 <w:b w:val="false"/>
                 <w:bCs w:val="false"/>
-                <w:color w:val="000000"/>
                 <w:sz w:val="18"/>
                 <w:szCs w:val="18"/>
               </w:rPr>
@@ -1742,7 +1693,6 @@
                 <w:rFonts w:ascii="BIZ UDPゴシック" w:cs="BIZ UDPゴシック" w:eastAsia="BIZ UDPゴシック" w:hAnsi="BIZ UDPゴシック"/>
                 <w:b w:val="false"/>
                 <w:bCs w:val="false"/>
-                <w:color w:val="000000"/>
                 <w:sz w:val="18"/>
                 <w:szCs w:val="18"/>
               </w:rPr>
@@ -1773,7 +1723,6 @@
                 <w:rFonts w:ascii="BIZ UDPゴシック" w:cs="BIZ UDPゴシック" w:eastAsia="BIZ UDPゴシック" w:hAnsi="BIZ UDPゴシック"/>
                 <w:b w:val="false"/>
                 <w:bCs w:val="false"/>
-                <w:color w:val="000000"/>
                 <w:sz w:val="18"/>
                 <w:szCs w:val="18"/>
               </w:rPr>
@@ -1809,7 +1758,6 @@
                 <w:rFonts w:ascii="BIZ UDPゴシック" w:cs="BIZ UDPゴシック" w:eastAsia="BIZ UDPゴシック" w:hAnsi="BIZ UDPゴシック"/>
                 <w:b w:val="false"/>
                 <w:bCs w:val="false"/>
-                <w:color w:val="000000"/>
                 <w:sz w:val="18"/>
                 <w:szCs w:val="18"/>
               </w:rPr>
@@ -1840,7 +1788,6 @@
                 <w:rFonts w:ascii="BIZ UDPゴシック" w:cs="BIZ UDPゴシック" w:eastAsia="BIZ UDPゴシック" w:hAnsi="BIZ UDPゴシック"/>
                 <w:b w:val="false"/>
                 <w:bCs w:val="false"/>
-                <w:color w:val="000000"/>
                 <w:sz w:val="18"/>
                 <w:szCs w:val="18"/>
               </w:rPr>
@@ -1871,7 +1818,6 @@
                 <w:rFonts w:ascii="BIZ UDPゴシック" w:cs="BIZ UDPゴシック" w:eastAsia="BIZ UDPゴシック" w:hAnsi="BIZ UDPゴシック"/>
                 <w:b w:val="false"/>
                 <w:bCs w:val="false"/>
-                <w:color w:val="000000"/>
                 <w:sz w:val="18"/>
                 <w:szCs w:val="18"/>
               </w:rPr>
@@ -1907,7 +1853,6 @@
                 <w:rFonts w:ascii="BIZ UDPゴシック" w:cs="BIZ UDPゴシック" w:eastAsia="BIZ UDPゴシック" w:hAnsi="BIZ UDPゴシック"/>
                 <w:b w:val="false"/>
                 <w:bCs w:val="false"/>
-                <w:color w:val="000000"/>
                 <w:sz w:val="18"/>
                 <w:szCs w:val="18"/>
               </w:rPr>
@@ -1938,7 +1883,6 @@
                 <w:rFonts w:ascii="BIZ UDPゴシック" w:cs="BIZ UDPゴシック" w:eastAsia="BIZ UDPゴシック" w:hAnsi="BIZ UDPゴシック"/>
                 <w:b w:val="false"/>
                 <w:bCs w:val="false"/>
-                <w:color w:val="000000"/>
                 <w:sz w:val="18"/>
                 <w:szCs w:val="18"/>
               </w:rPr>
@@ -1969,7 +1913,6 @@
                 <w:rFonts w:ascii="BIZ UDPゴシック" w:cs="BIZ UDPゴシック" w:eastAsia="BIZ UDPゴシック" w:hAnsi="BIZ UDPゴシック"/>
                 <w:b w:val="false"/>
                 <w:bCs w:val="false"/>
-                <w:color w:val="000000"/>
                 <w:sz w:val="18"/>
                 <w:szCs w:val="18"/>
               </w:rPr>
@@ -2001,8 +1944,8 @@
           <w:rFonts w:ascii="BIZ UDPゴシック" w:cs="BIZ UDPゴシック" w:eastAsia="BIZ UDPゴシック" w:hAnsi="BIZ UDPゴシック"/>
           <w:b/>
           <w:bCs/>
-          <w:sz w:val="32"/>
-          <w:szCs w:val="32"/>
+          <w:sz w:val="24"/>
+          <w:szCs w:val="24"/>
         </w:rPr>
         <w:t xml:space="preserve">1. 概要・変更理由</w:t>
       </w:r>
@@ -2029,8 +1972,8 @@
           <w:rFonts w:ascii="BIZ UDPゴシック" w:cs="BIZ UDPゴシック" w:eastAsia="BIZ UDPゴシック" w:hAnsi="BIZ UDPゴシック"/>
           <w:b/>
           <w:bCs/>
-          <w:sz w:val="24"/>
-          <w:szCs w:val="24"/>
+          <w:sz w:val="18"/>
+          <w:szCs w:val="18"/>
         </w:rPr>
         <w:t xml:space="preserve">■ CloudWatchログ調査結果（2026-03-07実行分）</w:t>
       </w:r>
@@ -2109,16 +2052,6 @@
                 <w:szCs w:val="18"/>
               </w:rPr>
               <w:t xml:space="preserve">✅ Uploaded: pos-original/sg/csv/0343/SG_night_export_trigger_2026-03-07T20:30:00Z.ENDEXPORT</w:t>
-            </w:r>
-          </w:p>
-          <w:p>
-            <w:r>
-              <w:rPr>
-                <w:rFonts w:ascii="Consolas" w:cs="Consolas" w:eastAsia="Consolas" w:hAnsi="Consolas"/>
-                <w:sz w:val="18"/>
-                <w:szCs w:val="18"/>
-              </w:rPr>
-              <w:t xml:space="preserve">...（全店舗分繰り返し）</w:t>
             </w:r>
           </w:p>
         </w:tc>
@@ -2146,10 +2079,10 @@
           <w:rFonts w:ascii="BIZ UDPゴシック" w:cs="BIZ UDPゴシック" w:eastAsia="BIZ UDPゴシック" w:hAnsi="BIZ UDPゴシック"/>
           <w:b/>
           <w:bCs/>
-          <w:sz w:val="24"/>
-          <w:szCs w:val="24"/>
+          <w:sz w:val="18"/>
+          <w:szCs w:val="18"/>
         </w:rPr>
-        <w:t xml:space="preserve">■ 問題点</w:t>
+        <w:t xml:space="preserve">■ 問題点・変更前後</w:t>
       </w:r>
     </w:p>
     <w:tbl>
@@ -2196,7 +2129,6 @@
                 <w:rFonts w:ascii="BIZ UDPゴシック" w:cs="BIZ UDPゴシック" w:eastAsia="BIZ UDPゴシック" w:hAnsi="BIZ UDPゴシック"/>
                 <w:b/>
                 <w:bCs/>
-                <w:color w:val="000000"/>
                 <w:sz w:val="18"/>
                 <w:szCs w:val="18"/>
               </w:rPr>
@@ -2227,7 +2159,6 @@
                 <w:rFonts w:ascii="BIZ UDPゴシック" w:cs="BIZ UDPゴシック" w:eastAsia="BIZ UDPゴシック" w:hAnsi="BIZ UDPゴシック"/>
                 <w:b/>
                 <w:bCs/>
-                <w:color w:val="000000"/>
                 <w:sz w:val="18"/>
                 <w:szCs w:val="18"/>
               </w:rPr>
@@ -2258,7 +2189,6 @@
                 <w:rFonts w:ascii="BIZ UDPゴシック" w:cs="BIZ UDPゴシック" w:eastAsia="BIZ UDPゴシック" w:hAnsi="BIZ UDPゴシック"/>
                 <w:b/>
                 <w:bCs/>
-                <w:color w:val="000000"/>
                 <w:sz w:val="18"/>
                 <w:szCs w:val="18"/>
               </w:rPr>
@@ -2294,7 +2224,6 @@
                 <w:rFonts w:ascii="BIZ UDPゴシック" w:cs="BIZ UDPゴシック" w:eastAsia="BIZ UDPゴシック" w:hAnsi="BIZ UDPゴシック"/>
                 <w:b w:val="false"/>
                 <w:bCs w:val="false"/>
-                <w:color w:val="000000"/>
                 <w:sz w:val="18"/>
                 <w:szCs w:val="18"/>
               </w:rPr>
@@ -2325,7 +2254,6 @@
                 <w:rFonts w:ascii="BIZ UDPゴシック" w:cs="BIZ UDPゴシック" w:eastAsia="BIZ UDPゴシック" w:hAnsi="BIZ UDPゴシック"/>
                 <w:b w:val="false"/>
                 <w:bCs w:val="false"/>
-                <w:color w:val="000000"/>
                 <w:sz w:val="18"/>
                 <w:szCs w:val="18"/>
               </w:rPr>
@@ -2356,7 +2284,6 @@
                 <w:rFonts w:ascii="BIZ UDPゴシック" w:cs="BIZ UDPゴシック" w:eastAsia="BIZ UDPゴシック" w:hAnsi="BIZ UDPゴシック"/>
                 <w:b w:val="false"/>
                 <w:bCs w:val="false"/>
-                <w:color w:val="000000"/>
                 <w:sz w:val="18"/>
                 <w:szCs w:val="18"/>
               </w:rPr>
@@ -2392,7 +2319,6 @@
                 <w:rFonts w:ascii="BIZ UDPゴシック" w:cs="BIZ UDPゴシック" w:eastAsia="BIZ UDPゴシック" w:hAnsi="BIZ UDPゴシック"/>
                 <w:b w:val="false"/>
                 <w:bCs w:val="false"/>
-                <w:color w:val="000000"/>
                 <w:sz w:val="18"/>
                 <w:szCs w:val="18"/>
               </w:rPr>
@@ -2423,7 +2349,6 @@
                 <w:rFonts w:ascii="BIZ UDPゴシック" w:cs="BIZ UDPゴシック" w:eastAsia="BIZ UDPゴシック" w:hAnsi="BIZ UDPゴシック"/>
                 <w:b w:val="false"/>
                 <w:bCs w:val="false"/>
-                <w:color w:val="000000"/>
                 <w:sz w:val="18"/>
                 <w:szCs w:val="18"/>
               </w:rPr>
@@ -2454,7 +2379,6 @@
                 <w:rFonts w:ascii="BIZ UDPゴシック" w:cs="BIZ UDPゴシック" w:eastAsia="BIZ UDPゴシック" w:hAnsi="BIZ UDPゴシック"/>
                 <w:b w:val="false"/>
                 <w:bCs w:val="false"/>
-                <w:color w:val="000000"/>
                 <w:sz w:val="18"/>
                 <w:szCs w:val="18"/>
               </w:rPr>
@@ -2490,7 +2414,6 @@
                 <w:rFonts w:ascii="BIZ UDPゴシック" w:cs="BIZ UDPゴシック" w:eastAsia="BIZ UDPゴシック" w:hAnsi="BIZ UDPゴシック"/>
                 <w:b w:val="false"/>
                 <w:bCs w:val="false"/>
-                <w:color w:val="000000"/>
                 <w:sz w:val="18"/>
                 <w:szCs w:val="18"/>
               </w:rPr>
@@ -2521,7 +2444,6 @@
                 <w:rFonts w:ascii="BIZ UDPゴシック" w:cs="BIZ UDPゴシック" w:eastAsia="BIZ UDPゴシック" w:hAnsi="BIZ UDPゴシック"/>
                 <w:b w:val="false"/>
                 <w:bCs w:val="false"/>
-                <w:color w:val="000000"/>
                 <w:sz w:val="18"/>
                 <w:szCs w:val="18"/>
               </w:rPr>
@@ -2552,7 +2474,6 @@
                 <w:rFonts w:ascii="BIZ UDPゴシック" w:cs="BIZ UDPゴシック" w:eastAsia="BIZ UDPゴシック" w:hAnsi="BIZ UDPゴシック"/>
                 <w:b w:val="false"/>
                 <w:bCs w:val="false"/>
-                <w:color w:val="000000"/>
                 <w:sz w:val="18"/>
                 <w:szCs w:val="18"/>
               </w:rPr>
@@ -2562,19 +2483,6 @@
         </w:tc>
       </w:tr>
     </w:tbl>
-    <w:p>
-      <w:pPr>
-        <w:spacing w:before="60" w:after="60"/>
-      </w:pPr>
-      <w:r>
-        <w:rPr>
-          <w:rFonts w:ascii="BIZ UDPゴシック" w:cs="BIZ UDPゴシック" w:eastAsia="BIZ UDPゴシック" w:hAnsi="BIZ UDPゴシック"/>
-          <w:sz w:val="18"/>
-          <w:szCs w:val="18"/>
-        </w:rPr>
-        <w:t xml:space="preserve">※ 読み取り専用の処理がWriterエンドポイントに接続しており、Auroraの読み書き分離設計に反している</w:t>
-      </w:r>
-    </w:p>
     <w:p>
       <w:pPr>
         <w:pStyle w:val="Heading1"/>
@@ -2584,8 +2492,8 @@
           <w:rFonts w:ascii="BIZ UDPゴシック" w:cs="BIZ UDPゴシック" w:eastAsia="BIZ UDPゴシック" w:hAnsi="BIZ UDPゴシック"/>
           <w:b/>
           <w:bCs/>
-          <w:sz w:val="32"/>
-          <w:szCs w:val="32"/>
+          <w:sz w:val="24"/>
+          <w:szCs w:val="24"/>
         </w:rPr>
         <w:t xml:space="preserve">2. 変更内容</w:t>
       </w:r>
@@ -2599,59 +2507,8 @@
           <w:rFonts w:ascii="BIZ UDPゴシック" w:cs="BIZ UDPゴシック" w:eastAsia="BIZ UDPゴシック" w:hAnsi="BIZ UDPゴシック"/>
           <w:b/>
           <w:bCs/>
-          <w:sz w:val="24"/>
-          <w:szCs w:val="24"/>
-        </w:rPr>
-        <w:t xml:space="preserve">■ 対象リソース</w:t>
-      </w:r>
-    </w:p>
-    <w:p>
-      <w:pPr>
-        <w:pStyle w:val="ListParagraph"/>
-        <w:numPr>
-          <w:ilvl w:val="0"/>
-          <w:numId w:val="2"/>
-        </w:numPr>
-        <w:spacing w:before="40" w:after="40"/>
-      </w:pPr>
-      <w:r>
-        <w:rPr>
-          <w:rFonts w:ascii="BIZ UDPゴシック" w:cs="BIZ UDPゴシック" w:eastAsia="BIZ UDPゴシック" w:hAnsi="BIZ UDPゴシック"/>
           <w:sz w:val="18"/>
           <w:szCs w:val="18"/>
-        </w:rPr>
-        <w:t xml:space="preserve">Lambda 関数: ksm-posprd-lmd-function-create-file-end-for-night</w:t>
-      </w:r>
-    </w:p>
-    <w:p>
-      <w:pPr>
-        <w:pStyle w:val="ListParagraph"/>
-        <w:numPr>
-          <w:ilvl w:val="0"/>
-          <w:numId w:val="2"/>
-        </w:numPr>
-        <w:spacing w:before="40" w:after="40"/>
-      </w:pPr>
-      <w:r>
-        <w:rPr>
-          <w:rFonts w:ascii="BIZ UDPゴシック" w:cs="BIZ UDPゴシック" w:eastAsia="BIZ UDPゴシック" w:hAnsi="BIZ UDPゴシック"/>
-          <w:sz w:val="18"/>
-          <w:szCs w:val="18"/>
-        </w:rPr>
-        <w:t xml:space="preserve">変更箇所: 環境変数 DB_KASUMI の値</w:t>
-      </w:r>
-    </w:p>
-    <w:p>
-      <w:pPr>
-        <w:pStyle w:val="Heading2"/>
-      </w:pPr>
-      <w:r>
-        <w:rPr>
-          <w:rFonts w:ascii="BIZ UDPゴシック" w:cs="BIZ UDPゴシック" w:eastAsia="BIZ UDPゴシック" w:hAnsi="BIZ UDPゴシック"/>
-          <w:b/>
-          <w:bCs/>
-          <w:sz w:val="24"/>
-          <w:szCs w:val="24"/>
         </w:rPr>
         <w:t xml:space="preserve">■ 変更前 / 変更後</w:t>
       </w:r>
@@ -2699,7 +2556,6 @@
                 <w:rFonts w:ascii="BIZ UDPゴシック" w:cs="BIZ UDPゴシック" w:eastAsia="BIZ UDPゴシック" w:hAnsi="BIZ UDPゴシック"/>
                 <w:b/>
                 <w:bCs/>
-                <w:color w:val="000000"/>
                 <w:sz w:val="18"/>
                 <w:szCs w:val="18"/>
               </w:rPr>
@@ -2730,7 +2586,6 @@
                 <w:rFonts w:ascii="BIZ UDPゴシック" w:cs="BIZ UDPゴシック" w:eastAsia="BIZ UDPゴシック" w:hAnsi="BIZ UDPゴシック"/>
                 <w:b/>
                 <w:bCs/>
-                <w:color w:val="000000"/>
                 <w:sz w:val="18"/>
                 <w:szCs w:val="18"/>
               </w:rPr>
@@ -2830,8 +2685,8 @@
           <w:rFonts w:ascii="BIZ UDPゴシック" w:cs="BIZ UDPゴシック" w:eastAsia="BIZ UDPゴシック" w:hAnsi="BIZ UDPゴシック"/>
           <w:b/>
           <w:bCs/>
-          <w:sz w:val="32"/>
-          <w:szCs w:val="32"/>
+          <w:sz w:val="24"/>
+          <w:szCs w:val="24"/>
         </w:rPr>
         <w:t xml:space="preserve">3. 変更手順</w:t>
       </w:r>
@@ -2845,8 +2700,8 @@
           <w:rFonts w:ascii="BIZ UDPゴシック" w:cs="BIZ UDPゴシック" w:eastAsia="BIZ UDPゴシック" w:hAnsi="BIZ UDPゴシック"/>
           <w:b/>
           <w:bCs/>
-          <w:sz w:val="24"/>
-          <w:szCs w:val="24"/>
+          <w:sz w:val="18"/>
+          <w:szCs w:val="18"/>
         </w:rPr>
         <w:t xml:space="preserve">■ 手順1: 変更前の確認</w:t>
       </w:r>
@@ -2959,8 +2814,8 @@
           <w:rFonts w:ascii="BIZ UDPゴシック" w:cs="BIZ UDPゴシック" w:eastAsia="BIZ UDPゴシック" w:hAnsi="BIZ UDPゴシック"/>
           <w:b/>
           <w:bCs/>
-          <w:sz w:val="24"/>
-          <w:szCs w:val="24"/>
+          <w:sz w:val="18"/>
+          <w:szCs w:val="18"/>
         </w:rPr>
         <w:t xml:space="preserve">■ 手順2: 環境変数の変更</w:t>
       </w:r>
@@ -3053,8 +2908,8 @@
           <w:rFonts w:ascii="BIZ UDPゴシック" w:cs="BIZ UDPゴシック" w:eastAsia="BIZ UDPゴシック" w:hAnsi="BIZ UDPゴシック"/>
           <w:b/>
           <w:bCs/>
-          <w:sz w:val="24"/>
-          <w:szCs w:val="24"/>
+          <w:sz w:val="18"/>
+          <w:szCs w:val="18"/>
         </w:rPr>
         <w:t xml:space="preserve">■ 手順3: 変更後の確認</w:t>
       </w:r>
@@ -3157,8 +3012,8 @@
           <w:rFonts w:ascii="BIZ UDPゴシック" w:cs="BIZ UDPゴシック" w:eastAsia="BIZ UDPゴシック" w:hAnsi="BIZ UDPゴシック"/>
           <w:b/>
           <w:bCs/>
-          <w:sz w:val="32"/>
-          <w:szCs w:val="32"/>
+          <w:sz w:val="24"/>
+          <w:szCs w:val="24"/>
         </w:rPr>
         <w:t xml:space="preserve">4. 実施タイミング・影響範囲</w:t>
       </w:r>
@@ -3206,7 +3061,6 @@
                 <w:rFonts w:ascii="BIZ UDPゴシック" w:cs="BIZ UDPゴシック" w:eastAsia="BIZ UDPゴシック" w:hAnsi="BIZ UDPゴシック"/>
                 <w:b/>
                 <w:bCs/>
-                <w:color w:val="000000"/>
                 <w:sz w:val="18"/>
                 <w:szCs w:val="18"/>
               </w:rPr>
@@ -3237,7 +3091,6 @@
                 <w:rFonts w:ascii="BIZ UDPゴシック" w:cs="BIZ UDPゴシック" w:eastAsia="BIZ UDPゴシック" w:hAnsi="BIZ UDPゴシック"/>
                 <w:b/>
                 <w:bCs/>
-                <w:color w:val="000000"/>
                 <w:sz w:val="18"/>
                 <w:szCs w:val="18"/>
               </w:rPr>
@@ -3273,7 +3126,6 @@
                 <w:rFonts w:ascii="BIZ UDPゴシック" w:cs="BIZ UDPゴシック" w:eastAsia="BIZ UDPゴシック" w:hAnsi="BIZ UDPゴシック"/>
                 <w:b w:val="false"/>
                 <w:bCs w:val="false"/>
-                <w:color w:val="000000"/>
                 <w:sz w:val="18"/>
                 <w:szCs w:val="18"/>
               </w:rPr>
@@ -3304,7 +3156,6 @@
                 <w:rFonts w:ascii="BIZ UDPゴシック" w:cs="BIZ UDPゴシック" w:eastAsia="BIZ UDPゴシック" w:hAnsi="BIZ UDPゴシック"/>
                 <w:b w:val="false"/>
                 <w:bCs w:val="false"/>
-                <w:color w:val="000000"/>
                 <w:sz w:val="18"/>
                 <w:szCs w:val="18"/>
               </w:rPr>
@@ -3340,7 +3191,6 @@
                 <w:rFonts w:ascii="BIZ UDPゴシック" w:cs="BIZ UDPゴシック" w:eastAsia="BIZ UDPゴシック" w:hAnsi="BIZ UDPゴシック"/>
                 <w:b w:val="false"/>
                 <w:bCs w:val="false"/>
-                <w:color w:val="000000"/>
                 <w:sz w:val="18"/>
                 <w:szCs w:val="18"/>
               </w:rPr>
@@ -3371,7 +3221,6 @@
                 <w:rFonts w:ascii="BIZ UDPゴシック" w:cs="BIZ UDPゴシック" w:eastAsia="BIZ UDPゴシック" w:hAnsi="BIZ UDPゴシック"/>
                 <w:b w:val="false"/>
                 <w:bCs w:val="false"/>
-                <w:color w:val="000000"/>
                 <w:sz w:val="18"/>
                 <w:szCs w:val="18"/>
               </w:rPr>
@@ -3407,7 +3256,6 @@
                 <w:rFonts w:ascii="BIZ UDPゴシック" w:cs="BIZ UDPゴシック" w:eastAsia="BIZ UDPゴシック" w:hAnsi="BIZ UDPゴシック"/>
                 <w:b w:val="false"/>
                 <w:bCs w:val="false"/>
-                <w:color w:val="000000"/>
                 <w:sz w:val="18"/>
                 <w:szCs w:val="18"/>
               </w:rPr>
@@ -3438,7 +3286,6 @@
                 <w:rFonts w:ascii="BIZ UDPゴシック" w:cs="BIZ UDPゴシック" w:eastAsia="BIZ UDPゴシック" w:hAnsi="BIZ UDPゴシック"/>
                 <w:b w:val="false"/>
                 <w:bCs w:val="false"/>
-                <w:color w:val="000000"/>
                 <w:sz w:val="18"/>
                 <w:szCs w:val="18"/>
               </w:rPr>
@@ -3474,7 +3321,6 @@
                 <w:rFonts w:ascii="BIZ UDPゴシック" w:cs="BIZ UDPゴシック" w:eastAsia="BIZ UDPゴシック" w:hAnsi="BIZ UDPゴシック"/>
                 <w:b w:val="false"/>
                 <w:bCs w:val="false"/>
-                <w:color w:val="000000"/>
                 <w:sz w:val="18"/>
                 <w:szCs w:val="18"/>
               </w:rPr>
@@ -3505,7 +3351,6 @@
                 <w:rFonts w:ascii="BIZ UDPゴシック" w:cs="BIZ UDPゴシック" w:eastAsia="BIZ UDPゴシック" w:hAnsi="BIZ UDPゴシック"/>
                 <w:b w:val="false"/>
                 <w:bCs w:val="false"/>
-                <w:color w:val="000000"/>
                 <w:sz w:val="18"/>
                 <w:szCs w:val="18"/>
               </w:rPr>
@@ -3524,8 +3369,8 @@
           <w:rFonts w:ascii="BIZ UDPゴシック" w:cs="BIZ UDPゴシック" w:eastAsia="BIZ UDPゴシック" w:hAnsi="BIZ UDPゴシック"/>
           <w:b/>
           <w:bCs/>
-          <w:sz w:val="32"/>
-          <w:szCs w:val="32"/>
+          <w:sz w:val="24"/>
+          <w:szCs w:val="24"/>
         </w:rPr>
         <w:t xml:space="preserve">5. テスト手順・報告</w:t>
       </w:r>
@@ -3575,7 +3420,6 @@
                 <w:rFonts w:ascii="BIZ UDPゴシック" w:cs="BIZ UDPゴシック" w:eastAsia="BIZ UDPゴシック" w:hAnsi="BIZ UDPゴシック"/>
                 <w:b/>
                 <w:bCs/>
-                <w:color w:val="000000"/>
                 <w:sz w:val="18"/>
                 <w:szCs w:val="18"/>
               </w:rPr>
@@ -3606,7 +3450,6 @@
                 <w:rFonts w:ascii="BIZ UDPゴシック" w:cs="BIZ UDPゴシック" w:eastAsia="BIZ UDPゴシック" w:hAnsi="BIZ UDPゴシック"/>
                 <w:b/>
                 <w:bCs/>
-                <w:color w:val="000000"/>
                 <w:sz w:val="18"/>
                 <w:szCs w:val="18"/>
               </w:rPr>
@@ -3637,7 +3480,6 @@
                 <w:rFonts w:ascii="BIZ UDPゴシック" w:cs="BIZ UDPゴシック" w:eastAsia="BIZ UDPゴシック" w:hAnsi="BIZ UDPゴシック"/>
                 <w:b/>
                 <w:bCs/>
-                <w:color w:val="000000"/>
                 <w:sz w:val="18"/>
                 <w:szCs w:val="18"/>
               </w:rPr>
@@ -3668,7 +3510,6 @@
                 <w:rFonts w:ascii="BIZ UDPゴシック" w:cs="BIZ UDPゴシック" w:eastAsia="BIZ UDPゴシック" w:hAnsi="BIZ UDPゴシック"/>
                 <w:b/>
                 <w:bCs/>
-                <w:color w:val="000000"/>
                 <w:sz w:val="18"/>
                 <w:szCs w:val="18"/>
               </w:rPr>
@@ -3704,7 +3545,6 @@
                 <w:rFonts w:ascii="BIZ UDPゴシック" w:cs="BIZ UDPゴシック" w:eastAsia="BIZ UDPゴシック" w:hAnsi="BIZ UDPゴシック"/>
                 <w:b w:val="false"/>
                 <w:bCs w:val="false"/>
-                <w:color w:val="000000"/>
                 <w:sz w:val="18"/>
                 <w:szCs w:val="18"/>
               </w:rPr>
@@ -3735,7 +3575,6 @@
                 <w:rFonts w:ascii="BIZ UDPゴシック" w:cs="BIZ UDPゴシック" w:eastAsia="BIZ UDPゴシック" w:hAnsi="BIZ UDPゴシック"/>
                 <w:b w:val="false"/>
                 <w:bCs w:val="false"/>
-                <w:color w:val="000000"/>
                 <w:sz w:val="18"/>
                 <w:szCs w:val="18"/>
               </w:rPr>
@@ -3767,11 +3606,10 @@
                 <w:rFonts w:ascii="BIZ UDPゴシック" w:cs="BIZ UDPゴシック" w:eastAsia="BIZ UDPゴシック" w:hAnsi="BIZ UDPゴシック"/>
                 <w:b w:val="false"/>
                 <w:bCs w:val="false"/>
-                <w:color w:val="000000"/>
-                <w:sz w:val="18"/>
-                <w:szCs w:val="18"/>
-              </w:rPr>
-              <w:t xml:space="preserve">DB_KASUMI = prd/Replica_Kasumi_RO。DB_BATCH = prd/Batch_Kasumi のまま変更されていないこと</w:t>
+                <w:sz w:val="18"/>
+                <w:szCs w:val="18"/>
+              </w:rPr>
+              <w:t xml:space="preserve">DB_KASUMI = prd/Replica_Kasumi_RO。DB_BATCH は変更されていないこと</w:t>
             </w:r>
           </w:p>
         </w:tc>
@@ -3798,7 +3636,6 @@
                 <w:rFonts w:ascii="BIZ UDPゴシック" w:cs="BIZ UDPゴシック" w:eastAsia="BIZ UDPゴシック" w:hAnsi="BIZ UDPゴシック"/>
                 <w:b w:val="false"/>
                 <w:bCs w:val="false"/>
-                <w:color w:val="000000"/>
                 <w:sz w:val="18"/>
                 <w:szCs w:val="18"/>
               </w:rPr>
@@ -3834,7 +3671,6 @@
                 <w:rFonts w:ascii="BIZ UDPゴシック" w:cs="BIZ UDPゴシック" w:eastAsia="BIZ UDPゴシック" w:hAnsi="BIZ UDPゴシック"/>
                 <w:b w:val="false"/>
                 <w:bCs w:val="false"/>
-                <w:color w:val="000000"/>
                 <w:sz w:val="18"/>
                 <w:szCs w:val="18"/>
               </w:rPr>
@@ -3865,12 +3701,10 @@
                 <w:rFonts w:ascii="BIZ UDPゴシック" w:cs="BIZ UDPゴシック" w:eastAsia="BIZ UDPゴシック" w:hAnsi="BIZ UDPゴシック"/>
                 <w:b w:val="false"/>
                 <w:bCs w:val="false"/>
-                <w:color w:val="000000"/>
-                <w:sz w:val="18"/>
-                <w:szCs w:val="18"/>
-              </w:rPr>
-              <w:t xml:space="preserve">翌朝 JST 05:30 以降に CloudWatch Logs で本関数が正常完了していることを確認
-▶ aws logs filter-log-events --region ap-northeast-1 --log-group-name /aws/lambda/ksm-posprd-lmd-function-create-file-end-for-night --start-time $(date -d 'yesterday 20:00' +%s)000 --filter-pattern 'Connected' --query 'events[*].message' --output text</w:t>
+                <w:sz w:val="18"/>
+                <w:szCs w:val="18"/>
+              </w:rPr>
+              <w:t xml:space="preserve">翌朝 JST 05:30 以降に CloudWatch Logs で本関数が正常完了していることを確認</w:t>
             </w:r>
           </w:p>
         </w:tc>
@@ -3897,11 +3731,10 @@
                 <w:rFonts w:ascii="BIZ UDPゴシック" w:cs="BIZ UDPゴシック" w:eastAsia="BIZ UDPゴシック" w:hAnsi="BIZ UDPゴシック"/>
                 <w:b w:val="false"/>
                 <w:bCs w:val="false"/>
-                <w:color w:val="000000"/>
-                <w:sz w:val="18"/>
-                <w:szCs w:val="18"/>
-              </w:rPr>
-              <w:t xml:space="preserve">先頭行に ✅ Connected to DB! が出力。店舗コード 0218 / 0253 / 0343 それぞれの ✅ Uploaded: 行が存在。ERROR / Exception なし</w:t>
+                <w:sz w:val="18"/>
+                <w:szCs w:val="18"/>
+              </w:rPr>
+              <w:t xml:space="preserve">先頭行に ✅ Connected to DB! が出力。ERROR / Exception なし</w:t>
             </w:r>
           </w:p>
         </w:tc>
@@ -3928,7 +3761,6 @@
                 <w:rFonts w:ascii="BIZ UDPゴシック" w:cs="BIZ UDPゴシック" w:eastAsia="BIZ UDPゴシック" w:hAnsi="BIZ UDPゴシック"/>
                 <w:b w:val="false"/>
                 <w:bCs w:val="false"/>
-                <w:color w:val="000000"/>
                 <w:sz w:val="18"/>
                 <w:szCs w:val="18"/>
               </w:rPr>
@@ -3964,7 +3796,6 @@
                 <w:rFonts w:ascii="BIZ UDPゴシック" w:cs="BIZ UDPゴシック" w:eastAsia="BIZ UDPゴシック" w:hAnsi="BIZ UDPゴシック"/>
                 <w:b w:val="false"/>
                 <w:bCs w:val="false"/>
-                <w:color w:val="000000"/>
                 <w:sz w:val="18"/>
                 <w:szCs w:val="18"/>
               </w:rPr>
@@ -3995,12 +3826,11 @@
                 <w:rFonts w:ascii="BIZ UDPゴシック" w:cs="BIZ UDPゴシック" w:eastAsia="BIZ UDPゴシック" w:hAnsi="BIZ UDPゴシック"/>
                 <w:b w:val="false"/>
                 <w:bCs w:val="false"/>
-                <w:color w:val="000000"/>
                 <w:sz w:val="18"/>
                 <w:szCs w:val="18"/>
               </w:rPr>
               <w:t xml:space="preserve">S3バケットに当日分の ENDEXPORT ファイルが全店舗分生成されていることを確認
-▶ for store in 0218 0253 0343; do aws s3 ls s3://prd-ignica-ksm/pos-original/sg/csv/$store/ --region ap-northeast-1 | grep ENDEXPORT | tail -1; done</w:t>
+▶ for store in 0218 0253 0343; do aws s3 ls s3://prd-ignica-ksm/pos-original/sg/csv/$store/ | grep ENDEXPORT | tail -1; done</w:t>
             </w:r>
           </w:p>
         </w:tc>
@@ -4027,11 +3857,10 @@
                 <w:rFonts w:ascii="BIZ UDPゴシック" w:cs="BIZ UDPゴシック" w:eastAsia="BIZ UDPゴシック" w:hAnsi="BIZ UDPゴシック"/>
                 <w:b w:val="false"/>
                 <w:bCs w:val="false"/>
-                <w:color w:val="000000"/>
-                <w:sz w:val="18"/>
-                <w:szCs w:val="18"/>
-              </w:rPr>
-              <w:t xml:space="preserve">3店舗（0218 / 0253 / 0343）すべてに当日付のファイルが存在する</w:t>
+                <w:sz w:val="18"/>
+                <w:szCs w:val="18"/>
+              </w:rPr>
+              <w:t xml:space="preserve">3店舗すべてに当日付のファイルが存在する</w:t>
             </w:r>
           </w:p>
         </w:tc>
@@ -4058,7 +3887,6 @@
                 <w:rFonts w:ascii="BIZ UDPゴシック" w:cs="BIZ UDPゴシック" w:eastAsia="BIZ UDPゴシック" w:hAnsi="BIZ UDPゴシック"/>
                 <w:b w:val="false"/>
                 <w:bCs w:val="false"/>
-                <w:color w:val="000000"/>
                 <w:sz w:val="18"/>
                 <w:szCs w:val="18"/>
               </w:rPr>
@@ -4090,630 +3918,10 @@
           <w:rFonts w:ascii="BIZ UDPゴシック" w:cs="BIZ UDPゴシック" w:eastAsia="BIZ UDPゴシック" w:hAnsi="BIZ UDPゴシック"/>
           <w:b/>
           <w:bCs/>
-          <w:sz w:val="32"/>
-          <w:szCs w:val="32"/>
-        </w:rPr>
-        <w:t xml:space="preserve">6. 切り戻し手順</w:t>
-      </w:r>
-    </w:p>
-    <w:p>
-      <w:pPr>
-        <w:pStyle w:val="Heading2"/>
-      </w:pPr>
-      <w:r>
-        <w:rPr>
-          <w:rFonts w:ascii="BIZ UDPゴシック" w:cs="BIZ UDPゴシック" w:eastAsia="BIZ UDPゴシック" w:hAnsi="BIZ UDPゴシック"/>
-          <w:b/>
-          <w:bCs/>
           <w:sz w:val="24"/>
           <w:szCs w:val="24"/>
         </w:rPr>
-        <w:t xml:space="preserve">■ 切り戻し判断基準</w:t>
-      </w:r>
-    </w:p>
-    <w:tbl>
-      <w:tblPr>
-        <w:tblW w:type="dxa" w:w="8504"/>
-        <w:tblBorders>
-          <w:top w:val="single" w:color="auto" w:sz="4"/>
-          <w:left w:val="single" w:color="auto" w:sz="4"/>
-          <w:bottom w:val="single" w:color="auto" w:sz="4"/>
-          <w:right w:val="single" w:color="auto" w:sz="4"/>
-          <w:insideH w:val="single" w:color="auto" w:sz="4"/>
-          <w:insideV w:val="single" w:color="auto" w:sz="4"/>
-        </w:tblBorders>
-      </w:tblPr>
-      <w:tblGrid>
-        <w:gridCol w:w="567"/>
-        <w:gridCol w:w="4536"/>
-        <w:gridCol w:w="3401"/>
-      </w:tblGrid>
-      <w:tr>
-        <w:trPr>
-          <w:cantSplit/>
-        </w:trPr>
-        <w:tc>
-          <w:tcPr>
-            <w:tcW w:type="dxa" w:w="567"/>
-            <w:tcBorders>
-              <w:top w:val="single" w:color="CCCCCC" w:sz="4"/>
-              <w:left w:val="single" w:color="CCCCCC" w:sz="4"/>
-              <w:bottom w:val="single" w:color="CCCCCC" w:sz="4"/>
-              <w:right w:val="single" w:color="CCCCCC" w:sz="4"/>
-            </w:tcBorders>
-            <w:shd w:fill="F5F5F5" w:val="clear"/>
-            <w:tcMar>
-              <w:top w:type="dxa" w:w="60"/>
-              <w:left w:type="dxa" w:w="100"/>
-              <w:bottom w:type="dxa" w:w="60"/>
-              <w:right w:type="dxa" w:w="100"/>
-            </w:tcMar>
-          </w:tcPr>
-          <w:p>
-            <w:r>
-              <w:rPr>
-                <w:rFonts w:ascii="BIZ UDPゴシック" w:cs="BIZ UDPゴシック" w:eastAsia="BIZ UDPゴシック" w:hAnsi="BIZ UDPゴシック"/>
-                <w:b/>
-                <w:bCs/>
-                <w:color w:val="000000"/>
-                <w:sz w:val="18"/>
-                <w:szCs w:val="18"/>
-              </w:rPr>
-              <w:t xml:space="preserve">No.</w:t>
-            </w:r>
-          </w:p>
-        </w:tc>
-        <w:tc>
-          <w:tcPr>
-            <w:tcW w:type="dxa" w:w="4536"/>
-            <w:tcBorders>
-              <w:top w:val="single" w:color="CCCCCC" w:sz="4"/>
-              <w:left w:val="single" w:color="CCCCCC" w:sz="4"/>
-              <w:bottom w:val="single" w:color="CCCCCC" w:sz="4"/>
-              <w:right w:val="single" w:color="CCCCCC" w:sz="4"/>
-            </w:tcBorders>
-            <w:shd w:fill="F5F5F5" w:val="clear"/>
-            <w:tcMar>
-              <w:top w:type="dxa" w:w="60"/>
-              <w:left w:type="dxa" w:w="100"/>
-              <w:bottom w:type="dxa" w:w="60"/>
-              <w:right w:type="dxa" w:w="100"/>
-            </w:tcMar>
-          </w:tcPr>
-          <w:p>
-            <w:r>
-              <w:rPr>
-                <w:rFonts w:ascii="BIZ UDPゴシック" w:cs="BIZ UDPゴシック" w:eastAsia="BIZ UDPゴシック" w:hAnsi="BIZ UDPゴシック"/>
-                <w:b/>
-                <w:bCs/>
-                <w:color w:val="000000"/>
-                <w:sz w:val="18"/>
-                <w:szCs w:val="18"/>
-              </w:rPr>
-              <w:t xml:space="preserve">事象</w:t>
-            </w:r>
-          </w:p>
-        </w:tc>
-        <w:tc>
-          <w:tcPr>
-            <w:tcW w:type="dxa" w:w="3401"/>
-            <w:tcBorders>
-              <w:top w:val="single" w:color="CCCCCC" w:sz="4"/>
-              <w:left w:val="single" w:color="CCCCCC" w:sz="4"/>
-              <w:bottom w:val="single" w:color="CCCCCC" w:sz="4"/>
-              <w:right w:val="single" w:color="CCCCCC" w:sz="4"/>
-            </w:tcBorders>
-            <w:shd w:fill="F5F5F5" w:val="clear"/>
-            <w:tcMar>
-              <w:top w:type="dxa" w:w="60"/>
-              <w:left w:type="dxa" w:w="100"/>
-              <w:bottom w:type="dxa" w:w="60"/>
-              <w:right w:type="dxa" w:w="100"/>
-            </w:tcMar>
-          </w:tcPr>
-          <w:p>
-            <w:r>
-              <w:rPr>
-                <w:rFonts w:ascii="BIZ UDPゴシック" w:cs="BIZ UDPゴシック" w:eastAsia="BIZ UDPゴシック" w:hAnsi="BIZ UDPゴシック"/>
-                <w:b/>
-                <w:bCs/>
-                <w:color w:val="000000"/>
-                <w:sz w:val="18"/>
-                <w:szCs w:val="18"/>
-              </w:rPr>
-              <w:t xml:space="preserve">確認方法</w:t>
-            </w:r>
-          </w:p>
-        </w:tc>
-      </w:tr>
-      <w:tr>
-        <w:trPr>
-          <w:cantSplit/>
-        </w:trPr>
-        <w:tc>
-          <w:tcPr>
-            <w:tcW w:type="dxa" w:w="567"/>
-            <w:tcBorders>
-              <w:top w:val="single" w:color="CCCCCC" w:sz="4"/>
-              <w:left w:val="single" w:color="CCCCCC" w:sz="4"/>
-              <w:bottom w:val="single" w:color="CCCCCC" w:sz="4"/>
-              <w:right w:val="single" w:color="CCCCCC" w:sz="4"/>
-            </w:tcBorders>
-            <w:shd w:fill="FFFFFF" w:val="clear"/>
-            <w:tcMar>
-              <w:top w:type="dxa" w:w="60"/>
-              <w:left w:type="dxa" w:w="100"/>
-              <w:bottom w:type="dxa" w:w="60"/>
-              <w:right w:type="dxa" w:w="100"/>
-            </w:tcMar>
-          </w:tcPr>
-          <w:p>
-            <w:r>
-              <w:rPr>
-                <w:rFonts w:ascii="BIZ UDPゴシック" w:cs="BIZ UDPゴシック" w:eastAsia="BIZ UDPゴシック" w:hAnsi="BIZ UDPゴシック"/>
-                <w:b w:val="false"/>
-                <w:bCs w:val="false"/>
-                <w:color w:val="000000"/>
-                <w:sz w:val="18"/>
-                <w:szCs w:val="18"/>
-              </w:rPr>
-              <w:t xml:space="preserve">1</w:t>
-            </w:r>
-          </w:p>
-        </w:tc>
-        <w:tc>
-          <w:tcPr>
-            <w:tcW w:type="dxa" w:w="4536"/>
-            <w:tcBorders>
-              <w:top w:val="single" w:color="CCCCCC" w:sz="4"/>
-              <w:left w:val="single" w:color="CCCCCC" w:sz="4"/>
-              <w:bottom w:val="single" w:color="CCCCCC" w:sz="4"/>
-              <w:right w:val="single" w:color="CCCCCC" w:sz="4"/>
-            </w:tcBorders>
-            <w:shd w:fill="FFFFFF" w:val="clear"/>
-            <w:tcMar>
-              <w:top w:type="dxa" w:w="60"/>
-              <w:left w:type="dxa" w:w="100"/>
-              <w:bottom w:type="dxa" w:w="60"/>
-              <w:right w:type="dxa" w:w="100"/>
-            </w:tcMar>
-          </w:tcPr>
-          <w:p>
-            <w:r>
-              <w:rPr>
-                <w:rFonts w:ascii="BIZ UDPゴシック" w:cs="BIZ UDPゴシック" w:eastAsia="BIZ UDPゴシック" w:hAnsi="BIZ UDPゴシック"/>
-                <w:b w:val="false"/>
-                <w:bCs w:val="false"/>
-                <w:color w:val="000000"/>
-                <w:sz w:val="18"/>
-                <w:szCs w:val="18"/>
-              </w:rPr>
-              <w:t xml:space="preserve">CloudWatchログに DB接続エラー（ERROR / Exception）が出力されている</w:t>
-            </w:r>
-          </w:p>
-        </w:tc>
-        <w:tc>
-          <w:tcPr>
-            <w:tcW w:type="dxa" w:w="3401"/>
-            <w:tcBorders>
-              <w:top w:val="single" w:color="CCCCCC" w:sz="4"/>
-              <w:left w:val="single" w:color="CCCCCC" w:sz="4"/>
-              <w:bottom w:val="single" w:color="CCCCCC" w:sz="4"/>
-              <w:right w:val="single" w:color="CCCCCC" w:sz="4"/>
-            </w:tcBorders>
-            <w:shd w:fill="FFFFFF" w:val="clear"/>
-            <w:tcMar>
-              <w:top w:type="dxa" w:w="60"/>
-              <w:left w:type="dxa" w:w="100"/>
-              <w:bottom w:type="dxa" w:w="60"/>
-              <w:right w:type="dxa" w:w="100"/>
-            </w:tcMar>
-          </w:tcPr>
-          <w:p>
-            <w:r>
-              <w:rPr>
-                <w:rFonts w:ascii="BIZ UDPゴシック" w:cs="BIZ UDPゴシック" w:eastAsia="BIZ UDPゴシック" w:hAnsi="BIZ UDPゴシック"/>
-                <w:b w:val="false"/>
-                <w:bCs w:val="false"/>
-                <w:color w:val="000000"/>
-                <w:sz w:val="18"/>
-                <w:szCs w:val="18"/>
-              </w:rPr>
-              <w:t xml:space="preserve">logs filter-log-events で --filter-pattern "ERROR" を指定して確認</w:t>
-            </w:r>
-          </w:p>
-        </w:tc>
-      </w:tr>
-      <w:tr>
-        <w:trPr>
-          <w:cantSplit/>
-        </w:trPr>
-        <w:tc>
-          <w:tcPr>
-            <w:tcW w:type="dxa" w:w="567"/>
-            <w:tcBorders>
-              <w:top w:val="single" w:color="CCCCCC" w:sz="4"/>
-              <w:left w:val="single" w:color="CCCCCC" w:sz="4"/>
-              <w:bottom w:val="single" w:color="CCCCCC" w:sz="4"/>
-              <w:right w:val="single" w:color="CCCCCC" w:sz="4"/>
-            </w:tcBorders>
-            <w:shd w:fill="FFFFFF" w:val="clear"/>
-            <w:tcMar>
-              <w:top w:type="dxa" w:w="60"/>
-              <w:left w:type="dxa" w:w="100"/>
-              <w:bottom w:type="dxa" w:w="60"/>
-              <w:right w:type="dxa" w:w="100"/>
-            </w:tcMar>
-          </w:tcPr>
-          <w:p>
-            <w:r>
-              <w:rPr>
-                <w:rFonts w:ascii="BIZ UDPゴシック" w:cs="BIZ UDPゴシック" w:eastAsia="BIZ UDPゴシック" w:hAnsi="BIZ UDPゴシック"/>
-                <w:b w:val="false"/>
-                <w:bCs w:val="false"/>
-                <w:color w:val="000000"/>
-                <w:sz w:val="18"/>
-                <w:szCs w:val="18"/>
-              </w:rPr>
-              <w:t xml:space="preserve">2</w:t>
-            </w:r>
-          </w:p>
-        </w:tc>
-        <w:tc>
-          <w:tcPr>
-            <w:tcW w:type="dxa" w:w="4536"/>
-            <w:tcBorders>
-              <w:top w:val="single" w:color="CCCCCC" w:sz="4"/>
-              <w:left w:val="single" w:color="CCCCCC" w:sz="4"/>
-              <w:bottom w:val="single" w:color="CCCCCC" w:sz="4"/>
-              <w:right w:val="single" w:color="CCCCCC" w:sz="4"/>
-            </w:tcBorders>
-            <w:shd w:fill="FFFFFF" w:val="clear"/>
-            <w:tcMar>
-              <w:top w:type="dxa" w:w="60"/>
-              <w:left w:type="dxa" w:w="100"/>
-              <w:bottom w:type="dxa" w:w="60"/>
-              <w:right w:type="dxa" w:w="100"/>
-            </w:tcMar>
-          </w:tcPr>
-          <w:p>
-            <w:r>
-              <w:rPr>
-                <w:rFonts w:ascii="BIZ UDPゴシック" w:cs="BIZ UDPゴシック" w:eastAsia="BIZ UDPゴシック" w:hAnsi="BIZ UDPゴシック"/>
-                <w:b w:val="false"/>
-                <w:bCs w:val="false"/>
-                <w:color w:val="000000"/>
-                <w:sz w:val="18"/>
-                <w:szCs w:val="18"/>
-              </w:rPr>
-              <w:t xml:space="preserve">JST 06:00 時点でS3にENDEXPORTファイルが1店舗でも存在しない</w:t>
-            </w:r>
-          </w:p>
-        </w:tc>
-        <w:tc>
-          <w:tcPr>
-            <w:tcW w:type="dxa" w:w="3401"/>
-            <w:tcBorders>
-              <w:top w:val="single" w:color="CCCCCC" w:sz="4"/>
-              <w:left w:val="single" w:color="CCCCCC" w:sz="4"/>
-              <w:bottom w:val="single" w:color="CCCCCC" w:sz="4"/>
-              <w:right w:val="single" w:color="CCCCCC" w:sz="4"/>
-            </w:tcBorders>
-            <w:shd w:fill="FFFFFF" w:val="clear"/>
-            <w:tcMar>
-              <w:top w:type="dxa" w:w="60"/>
-              <w:left w:type="dxa" w:w="100"/>
-              <w:bottom w:type="dxa" w:w="60"/>
-              <w:right w:type="dxa" w:w="100"/>
-            </w:tcMar>
-          </w:tcPr>
-          <w:p>
-            <w:r>
-              <w:rPr>
-                <w:rFonts w:ascii="BIZ UDPゴシック" w:cs="BIZ UDPゴシック" w:eastAsia="BIZ UDPゴシック" w:hAnsi="BIZ UDPゴシック"/>
-                <w:b w:val="false"/>
-                <w:bCs w:val="false"/>
-                <w:color w:val="000000"/>
-                <w:sz w:val="18"/>
-                <w:szCs w:val="18"/>
-              </w:rPr>
-              <w:t xml:space="preserve">for store in 0218 0253 0343 の S3確認コマンドで確認</w:t>
-            </w:r>
-          </w:p>
-        </w:tc>
-      </w:tr>
-      <w:tr>
-        <w:trPr>
-          <w:cantSplit/>
-        </w:trPr>
-        <w:tc>
-          <w:tcPr>
-            <w:tcW w:type="dxa" w:w="567"/>
-            <w:tcBorders>
-              <w:top w:val="single" w:color="CCCCCC" w:sz="4"/>
-              <w:left w:val="single" w:color="CCCCCC" w:sz="4"/>
-              <w:bottom w:val="single" w:color="CCCCCC" w:sz="4"/>
-              <w:right w:val="single" w:color="CCCCCC" w:sz="4"/>
-            </w:tcBorders>
-            <w:shd w:fill="FFFFFF" w:val="clear"/>
-            <w:tcMar>
-              <w:top w:type="dxa" w:w="60"/>
-              <w:left w:type="dxa" w:w="100"/>
-              <w:bottom w:type="dxa" w:w="60"/>
-              <w:right w:type="dxa" w:w="100"/>
-            </w:tcMar>
-          </w:tcPr>
-          <w:p>
-            <w:r>
-              <w:rPr>
-                <w:rFonts w:ascii="BIZ UDPゴシック" w:cs="BIZ UDPゴシック" w:eastAsia="BIZ UDPゴシック" w:hAnsi="BIZ UDPゴシック"/>
-                <w:b w:val="false"/>
-                <w:bCs w:val="false"/>
-                <w:color w:val="000000"/>
-                <w:sz w:val="18"/>
-                <w:szCs w:val="18"/>
-              </w:rPr>
-              <w:t xml:space="preserve">3</w:t>
-            </w:r>
-          </w:p>
-        </w:tc>
-        <w:tc>
-          <w:tcPr>
-            <w:tcW w:type="dxa" w:w="4536"/>
-            <w:tcBorders>
-              <w:top w:val="single" w:color="CCCCCC" w:sz="4"/>
-              <w:left w:val="single" w:color="CCCCCC" w:sz="4"/>
-              <w:bottom w:val="single" w:color="CCCCCC" w:sz="4"/>
-              <w:right w:val="single" w:color="CCCCCC" w:sz="4"/>
-            </w:tcBorders>
-            <w:shd w:fill="FFFFFF" w:val="clear"/>
-            <w:tcMar>
-              <w:top w:type="dxa" w:w="60"/>
-              <w:left w:type="dxa" w:w="100"/>
-              <w:bottom w:type="dxa" w:w="60"/>
-              <w:right w:type="dxa" w:w="100"/>
-            </w:tcMar>
-          </w:tcPr>
-          <w:p>
-            <w:r>
-              <w:rPr>
-                <w:rFonts w:ascii="BIZ UDPゴシック" w:cs="BIZ UDPゴシック" w:eastAsia="BIZ UDPゴシック" w:hAnsi="BIZ UDPゴシック"/>
-                <w:b w:val="false"/>
-                <w:bCs w:val="false"/>
-                <w:color w:val="000000"/>
-                <w:sz w:val="18"/>
-                <w:szCs w:val="18"/>
-              </w:rPr>
-              <w:t xml:space="preserve">Lambda関数がタイムアウト（Task timed out）している</w:t>
-            </w:r>
-          </w:p>
-        </w:tc>
-        <w:tc>
-          <w:tcPr>
-            <w:tcW w:type="dxa" w:w="3401"/>
-            <w:tcBorders>
-              <w:top w:val="single" w:color="CCCCCC" w:sz="4"/>
-              <w:left w:val="single" w:color="CCCCCC" w:sz="4"/>
-              <w:bottom w:val="single" w:color="CCCCCC" w:sz="4"/>
-              <w:right w:val="single" w:color="CCCCCC" w:sz="4"/>
-            </w:tcBorders>
-            <w:shd w:fill="FFFFFF" w:val="clear"/>
-            <w:tcMar>
-              <w:top w:type="dxa" w:w="60"/>
-              <w:left w:type="dxa" w:w="100"/>
-              <w:bottom w:type="dxa" w:w="60"/>
-              <w:right w:type="dxa" w:w="100"/>
-            </w:tcMar>
-          </w:tcPr>
-          <w:p>
-            <w:r>
-              <w:rPr>
-                <w:rFonts w:ascii="BIZ UDPゴシック" w:cs="BIZ UDPゴシック" w:eastAsia="BIZ UDPゴシック" w:hAnsi="BIZ UDPゴシック"/>
-                <w:b w:val="false"/>
-                <w:bCs w:val="false"/>
-                <w:color w:val="000000"/>
-                <w:sz w:val="18"/>
-                <w:szCs w:val="18"/>
-              </w:rPr>
-              <w:t xml:space="preserve">CloudWatchログの末尾に "Task timed out" が出力されていることで確認</w:t>
-            </w:r>
-          </w:p>
-        </w:tc>
-      </w:tr>
-    </w:tbl>
-    <w:p>
-      <w:pPr>
-        <w:pStyle w:val="Heading2"/>
-      </w:pPr>
-      <w:r>
-        <w:rPr>
-          <w:rFonts w:ascii="BIZ UDPゴシック" w:cs="BIZ UDPゴシック" w:eastAsia="BIZ UDPゴシック" w:hAnsi="BIZ UDPゴシック"/>
-          <w:b/>
-          <w:bCs/>
-          <w:sz w:val="24"/>
-          <w:szCs w:val="24"/>
-        </w:rPr>
-        <w:t xml:space="preserve">■ 切り戻しコード差分</w:t>
-      </w:r>
-    </w:p>
-    <w:tbl>
-      <w:tblPr>
-        <w:tblW w:type="dxa" w:w="8504"/>
-        <w:tblBorders>
-          <w:top w:val="single" w:color="auto" w:sz="4"/>
-          <w:left w:val="single" w:color="auto" w:sz="4"/>
-          <w:bottom w:val="single" w:color="auto" w:sz="4"/>
-          <w:right w:val="single" w:color="auto" w:sz="4"/>
-          <w:insideH w:val="single" w:color="auto" w:sz="4"/>
-          <w:insideV w:val="single" w:color="auto" w:sz="4"/>
-        </w:tblBorders>
-      </w:tblPr>
-      <w:tblGrid>
-        <w:gridCol w:w="4252"/>
-        <w:gridCol w:w="4252"/>
-      </w:tblGrid>
-      <w:tr>
-        <w:trPr>
-          <w:cantSplit/>
-        </w:trPr>
-        <w:tc>
-          <w:tcPr>
-            <w:tcW w:type="dxa" w:w="4252"/>
-            <w:tcBorders>
-              <w:top w:val="single" w:color="CCCCCC" w:sz="4"/>
-              <w:left w:val="single" w:color="CCCCCC" w:sz="4"/>
-              <w:bottom w:val="single" w:color="CCCCCC" w:sz="4"/>
-              <w:right w:val="single" w:color="CCCCCC" w:sz="4"/>
-            </w:tcBorders>
-            <w:shd w:fill="F5F5F5" w:val="clear"/>
-            <w:tcMar>
-              <w:top w:type="dxa" w:w="60"/>
-              <w:left w:type="dxa" w:w="100"/>
-              <w:bottom w:type="dxa" w:w="60"/>
-              <w:right w:type="dxa" w:w="100"/>
-            </w:tcMar>
-          </w:tcPr>
-          <w:p>
-            <w:r>
-              <w:rPr>
-                <w:rFonts w:ascii="BIZ UDPゴシック" w:cs="BIZ UDPゴシック" w:eastAsia="BIZ UDPゴシック" w:hAnsi="BIZ UDPゴシック"/>
-                <w:b/>
-                <w:bCs/>
-                <w:color w:val="000000"/>
-                <w:sz w:val="18"/>
-                <w:szCs w:val="18"/>
-              </w:rPr>
-              <w:t xml:space="preserve">▼ 変更前 (Before)</w:t>
-            </w:r>
-          </w:p>
-        </w:tc>
-        <w:tc>
-          <w:tcPr>
-            <w:tcW w:type="dxa" w:w="4252"/>
-            <w:tcBorders>
-              <w:top w:val="single" w:color="CCCCCC" w:sz="4"/>
-              <w:left w:val="single" w:color="CCCCCC" w:sz="4"/>
-              <w:bottom w:val="single" w:color="CCCCCC" w:sz="4"/>
-              <w:right w:val="single" w:color="CCCCCC" w:sz="4"/>
-            </w:tcBorders>
-            <w:shd w:fill="F5F5F5" w:val="clear"/>
-            <w:tcMar>
-              <w:top w:type="dxa" w:w="60"/>
-              <w:left w:type="dxa" w:w="100"/>
-              <w:bottom w:type="dxa" w:w="60"/>
-              <w:right w:type="dxa" w:w="100"/>
-            </w:tcMar>
-          </w:tcPr>
-          <w:p>
-            <w:r>
-              <w:rPr>
-                <w:rFonts w:ascii="BIZ UDPゴシック" w:cs="BIZ UDPゴシック" w:eastAsia="BIZ UDPゴシック" w:hAnsi="BIZ UDPゴシック"/>
-                <w:b/>
-                <w:bCs/>
-                <w:color w:val="000000"/>
-                <w:sz w:val="18"/>
-                <w:szCs w:val="18"/>
-              </w:rPr>
-              <w:t xml:space="preserve">▲ 変更後 (After)</w:t>
-            </w:r>
-          </w:p>
-        </w:tc>
-      </w:tr>
-      <w:tr>
-        <w:trPr>
-          <w:cantSplit/>
-        </w:trPr>
-        <w:tc>
-          <w:tcPr>
-            <w:tcW w:type="dxa" w:w="4252"/>
-            <w:tcBorders>
-              <w:top w:val="single" w:color="CCCCCC" w:sz="4"/>
-              <w:left w:val="single" w:color="CCCCCC" w:sz="4"/>
-              <w:bottom w:val="single" w:color="CCCCCC" w:sz="4"/>
-              <w:right w:val="single" w:color="CCCCCC" w:sz="4"/>
-            </w:tcBorders>
-            <w:shd w:fill="FFFFFF" w:val="clear"/>
-            <w:tcMar>
-              <w:top w:type="dxa" w:w="60"/>
-              <w:left w:type="dxa" w:w="100"/>
-              <w:bottom w:type="dxa" w:w="60"/>
-              <w:right w:type="dxa" w:w="100"/>
-            </w:tcMar>
-          </w:tcPr>
-          <w:p>
-            <w:r>
-              <w:rPr>
-                <w:rFonts w:ascii="Consolas" w:cs="Consolas" w:eastAsia="Consolas" w:hAnsi="Consolas"/>
-                <w:sz w:val="18"/>
-                <w:szCs w:val="18"/>
-              </w:rPr>
-              <w:t xml:space="preserve">環境変数名: DB_KASUMI</w:t>
-            </w:r>
-          </w:p>
-          <w:p>
-            <w:r>
-              <w:rPr>
-                <w:rFonts w:ascii="Consolas" w:cs="Consolas" w:eastAsia="Consolas" w:hAnsi="Consolas"/>
-                <w:sz w:val="18"/>
-                <w:szCs w:val="18"/>
-              </w:rPr>
-              <w:t xml:space="preserve">現在の値: prd/Replica_Kasumi_RO</w:t>
-            </w:r>
-          </w:p>
-        </w:tc>
-        <w:tc>
-          <w:tcPr>
-            <w:tcW w:type="dxa" w:w="4252"/>
-            <w:tcBorders>
-              <w:top w:val="single" w:color="CCCCCC" w:sz="4"/>
-              <w:left w:val="single" w:color="CCCCCC" w:sz="4"/>
-              <w:bottom w:val="single" w:color="CCCCCC" w:sz="4"/>
-              <w:right w:val="single" w:color="CCCCCC" w:sz="4"/>
-            </w:tcBorders>
-            <w:shd w:fill="FFFFFF" w:val="clear"/>
-            <w:tcMar>
-              <w:top w:type="dxa" w:w="60"/>
-              <w:left w:type="dxa" w:w="100"/>
-              <w:bottom w:type="dxa" w:w="60"/>
-              <w:right w:type="dxa" w:w="100"/>
-            </w:tcMar>
-          </w:tcPr>
-          <w:p>
-            <w:r>
-              <w:rPr>
-                <w:rFonts w:ascii="Consolas" w:cs="Consolas" w:eastAsia="Consolas" w:hAnsi="Consolas"/>
-                <w:sz w:val="18"/>
-                <w:szCs w:val="18"/>
-              </w:rPr>
-              <w:t xml:space="preserve">環境変数名: DB_KASUMI</w:t>
-            </w:r>
-          </w:p>
-          <w:p>
-            <w:r>
-              <w:rPr>
-                <w:rFonts w:ascii="Consolas" w:cs="Consolas" w:eastAsia="Consolas" w:hAnsi="Consolas"/>
-                <w:sz w:val="18"/>
-                <w:szCs w:val="18"/>
-              </w:rPr>
-              <w:t xml:space="preserve">切り戻し後の値: prd/Replica_Kasumi</w:t>
-            </w:r>
-          </w:p>
-        </w:tc>
-      </w:tr>
-    </w:tbl>
-    <w:p>
-      <w:pPr>
-        <w:pStyle w:val="Heading2"/>
-      </w:pPr>
-      <w:r>
-        <w:rPr>
-          <w:rFonts w:ascii="BIZ UDPゴシック" w:cs="BIZ UDPゴシック" w:eastAsia="BIZ UDPゴシック" w:hAnsi="BIZ UDPゴシック"/>
-          <w:b/>
-          <w:bCs/>
-          <w:sz w:val="24"/>
-          <w:szCs w:val="24"/>
-        </w:rPr>
-        <w:t xml:space="preserve">■ 切り戻しコマンド（CloudShell）</w:t>
+        <w:t xml:space="preserve">6. 切り戻し手順</w:t>
       </w:r>
     </w:p>
     <w:tbl>
@@ -4795,1214 +4003,6 @@
         </w:tc>
       </w:tr>
     </w:tbl>
-    <w:p>
-      <w:pPr>
-        <w:pStyle w:val="Heading1"/>
-      </w:pPr>
-      <w:r>
-        <w:rPr>
-          <w:rFonts w:ascii="BIZ UDPゴシック" w:cs="BIZ UDPゴシック" w:eastAsia="BIZ UDPゴシック" w:hAnsi="BIZ UDPゴシック"/>
-          <w:b/>
-          <w:bCs/>
-          <w:sz w:val="32"/>
-          <w:szCs w:val="32"/>
-        </w:rPr>
-        <w:t xml:space="preserve">7. 変更後 Writer/Reader 分離の完成形</w:t>
-      </w:r>
-    </w:p>
-    <w:tbl>
-      <w:tblPr>
-        <w:tblW w:type="dxa" w:w="8504"/>
-        <w:tblBorders>
-          <w:top w:val="single" w:color="auto" w:sz="4"/>
-          <w:left w:val="single" w:color="auto" w:sz="4"/>
-          <w:bottom w:val="single" w:color="auto" w:sz="4"/>
-          <w:right w:val="single" w:color="auto" w:sz="4"/>
-          <w:insideH w:val="single" w:color="auto" w:sz="4"/>
-          <w:insideV w:val="single" w:color="auto" w:sz="4"/>
-        </w:tblBorders>
-      </w:tblPr>
-      <w:tblGrid>
-        <w:gridCol w:w="2835"/>
-        <w:gridCol w:w="1200"/>
-        <w:gridCol w:w="3229"/>
-        <w:gridCol w:w="1240"/>
-      </w:tblGrid>
-      <w:tr>
-        <w:trPr>
-          <w:cantSplit/>
-        </w:trPr>
-        <w:tc>
-          <w:tcPr>
-            <w:tcW w:type="dxa" w:w="2835"/>
-            <w:tcBorders>
-              <w:top w:val="single" w:color="CCCCCC" w:sz="4"/>
-              <w:left w:val="single" w:color="CCCCCC" w:sz="4"/>
-              <w:bottom w:val="single" w:color="CCCCCC" w:sz="4"/>
-              <w:right w:val="single" w:color="CCCCCC" w:sz="4"/>
-            </w:tcBorders>
-            <w:shd w:fill="F5F5F5" w:val="clear"/>
-            <w:tcMar>
-              <w:top w:type="dxa" w:w="60"/>
-              <w:left w:type="dxa" w:w="100"/>
-              <w:bottom w:type="dxa" w:w="60"/>
-              <w:right w:type="dxa" w:w="100"/>
-            </w:tcMar>
-          </w:tcPr>
-          <w:p>
-            <w:r>
-              <w:rPr>
-                <w:rFonts w:ascii="BIZ UDPゴシック" w:cs="BIZ UDPゴシック" w:eastAsia="BIZ UDPゴシック" w:hAnsi="BIZ UDPゴシック"/>
-                <w:b/>
-                <w:bCs/>
-                <w:color w:val="000000"/>
-                <w:sz w:val="18"/>
-                <w:szCs w:val="18"/>
-              </w:rPr>
-              <w:t xml:space="preserve">Lambda関数</w:t>
-            </w:r>
-          </w:p>
-        </w:tc>
-        <w:tc>
-          <w:tcPr>
-            <w:tcW w:type="dxa" w:w="1200"/>
-            <w:tcBorders>
-              <w:top w:val="single" w:color="CCCCCC" w:sz="4"/>
-              <w:left w:val="single" w:color="CCCCCC" w:sz="4"/>
-              <w:bottom w:val="single" w:color="CCCCCC" w:sz="4"/>
-              <w:right w:val="single" w:color="CCCCCC" w:sz="4"/>
-            </w:tcBorders>
-            <w:shd w:fill="F5F5F5" w:val="clear"/>
-            <w:tcMar>
-              <w:top w:type="dxa" w:w="60"/>
-              <w:left w:type="dxa" w:w="100"/>
-              <w:bottom w:type="dxa" w:w="60"/>
-              <w:right w:type="dxa" w:w="100"/>
-            </w:tcMar>
-          </w:tcPr>
-          <w:p>
-            <w:r>
-              <w:rPr>
-                <w:rFonts w:ascii="BIZ UDPゴシック" w:cs="BIZ UDPゴシック" w:eastAsia="BIZ UDPゴシック" w:hAnsi="BIZ UDPゴシック"/>
-                <w:b/>
-                <w:bCs/>
-                <w:color w:val="000000"/>
-                <w:sz w:val="18"/>
-                <w:szCs w:val="18"/>
-              </w:rPr>
-              <w:t xml:space="preserve">操作</w:t>
-            </w:r>
-          </w:p>
-        </w:tc>
-        <w:tc>
-          <w:tcPr>
-            <w:tcW w:type="dxa" w:w="3229"/>
-            <w:tcBorders>
-              <w:top w:val="single" w:color="CCCCCC" w:sz="4"/>
-              <w:left w:val="single" w:color="CCCCCC" w:sz="4"/>
-              <w:bottom w:val="single" w:color="CCCCCC" w:sz="4"/>
-              <w:right w:val="single" w:color="CCCCCC" w:sz="4"/>
-            </w:tcBorders>
-            <w:shd w:fill="F5F5F5" w:val="clear"/>
-            <w:tcMar>
-              <w:top w:type="dxa" w:w="60"/>
-              <w:left w:type="dxa" w:w="100"/>
-              <w:bottom w:type="dxa" w:w="60"/>
-              <w:right w:type="dxa" w:w="100"/>
-            </w:tcMar>
-          </w:tcPr>
-          <w:p>
-            <w:r>
-              <w:rPr>
-                <w:rFonts w:ascii="BIZ UDPゴシック" w:cs="BIZ UDPゴシック" w:eastAsia="BIZ UDPゴシック" w:hAnsi="BIZ UDPゴシック"/>
-                <w:b/>
-                <w:bCs/>
-                <w:color w:val="000000"/>
-                <w:sz w:val="18"/>
-                <w:szCs w:val="18"/>
-              </w:rPr>
-              <w:t xml:space="preserve">接続先シークレット</w:t>
-            </w:r>
-          </w:p>
-        </w:tc>
-        <w:tc>
-          <w:tcPr>
-            <w:tcW w:type="dxa" w:w="1240"/>
-            <w:tcBorders>
-              <w:top w:val="single" w:color="CCCCCC" w:sz="4"/>
-              <w:left w:val="single" w:color="CCCCCC" w:sz="4"/>
-              <w:bottom w:val="single" w:color="CCCCCC" w:sz="4"/>
-              <w:right w:val="single" w:color="CCCCCC" w:sz="4"/>
-            </w:tcBorders>
-            <w:shd w:fill="F5F5F5" w:val="clear"/>
-            <w:tcMar>
-              <w:top w:type="dxa" w:w="60"/>
-              <w:left w:type="dxa" w:w="100"/>
-              <w:bottom w:type="dxa" w:w="60"/>
-              <w:right w:type="dxa" w:w="100"/>
-            </w:tcMar>
-          </w:tcPr>
-          <w:p>
-            <w:r>
-              <w:rPr>
-                <w:rFonts w:ascii="BIZ UDPゴシック" w:cs="BIZ UDPゴシック" w:eastAsia="BIZ UDPゴシック" w:hAnsi="BIZ UDPゴシック"/>
-                <w:b/>
-                <w:bCs/>
-                <w:color w:val="000000"/>
-                <w:sz w:val="18"/>
-                <w:szCs w:val="18"/>
-              </w:rPr>
-              <w:t xml:space="preserve">評価</w:t>
-            </w:r>
-          </w:p>
-        </w:tc>
-      </w:tr>
-      <w:tr>
-        <w:trPr>
-          <w:cantSplit/>
-        </w:trPr>
-        <w:tc>
-          <w:tcPr>
-            <w:tcW w:type="dxa" w:w="2835"/>
-            <w:tcBorders>
-              <w:top w:val="single" w:color="CCCCCC" w:sz="4"/>
-              <w:left w:val="single" w:color="CCCCCC" w:sz="4"/>
-              <w:bottom w:val="single" w:color="CCCCCC" w:sz="4"/>
-              <w:right w:val="single" w:color="CCCCCC" w:sz="4"/>
-            </w:tcBorders>
-            <w:shd w:fill="FFFFFF" w:val="clear"/>
-            <w:tcMar>
-              <w:top w:type="dxa" w:w="60"/>
-              <w:left w:type="dxa" w:w="100"/>
-              <w:bottom w:type="dxa" w:w="60"/>
-              <w:right w:type="dxa" w:w="100"/>
-            </w:tcMar>
-          </w:tcPr>
-          <w:p>
-            <w:r>
-              <w:rPr>
-                <w:rFonts w:ascii="BIZ UDPゴシック" w:cs="BIZ UDPゴシック" w:eastAsia="BIZ UDPゴシック" w:hAnsi="BIZ UDPゴシック"/>
-                <w:b w:val="false"/>
-                <w:bCs w:val="false"/>
-                <w:color w:val="000000"/>
-                <w:sz w:val="18"/>
-                <w:szCs w:val="18"/>
-              </w:rPr>
-              <w:t xml:space="preserve">sg-import-data</w:t>
-            </w:r>
-          </w:p>
-        </w:tc>
-        <w:tc>
-          <w:tcPr>
-            <w:tcW w:type="dxa" w:w="1200"/>
-            <w:tcBorders>
-              <w:top w:val="single" w:color="CCCCCC" w:sz="4"/>
-              <w:left w:val="single" w:color="CCCCCC" w:sz="4"/>
-              <w:bottom w:val="single" w:color="CCCCCC" w:sz="4"/>
-              <w:right w:val="single" w:color="CCCCCC" w:sz="4"/>
-            </w:tcBorders>
-            <w:shd w:fill="FFFFFF" w:val="clear"/>
-            <w:tcMar>
-              <w:top w:type="dxa" w:w="60"/>
-              <w:left w:type="dxa" w:w="100"/>
-              <w:bottom w:type="dxa" w:w="60"/>
-              <w:right w:type="dxa" w:w="100"/>
-            </w:tcMar>
-          </w:tcPr>
-          <w:p>
-            <w:r>
-              <w:rPr>
-                <w:rFonts w:ascii="BIZ UDPゴシック" w:cs="BIZ UDPゴシック" w:eastAsia="BIZ UDPゴシック" w:hAnsi="BIZ UDPゴシック"/>
-                <w:b w:val="false"/>
-                <w:bCs w:val="false"/>
-                <w:color w:val="000000"/>
-                <w:sz w:val="18"/>
-                <w:szCs w:val="18"/>
-              </w:rPr>
-              <w:t xml:space="preserve">WRITE</w:t>
-            </w:r>
-          </w:p>
-        </w:tc>
-        <w:tc>
-          <w:tcPr>
-            <w:tcW w:type="dxa" w:w="3229"/>
-            <w:tcBorders>
-              <w:top w:val="single" w:color="CCCCCC" w:sz="4"/>
-              <w:left w:val="single" w:color="CCCCCC" w:sz="4"/>
-              <w:bottom w:val="single" w:color="CCCCCC" w:sz="4"/>
-              <w:right w:val="single" w:color="CCCCCC" w:sz="4"/>
-            </w:tcBorders>
-            <w:shd w:fill="FFFFFF" w:val="clear"/>
-            <w:tcMar>
-              <w:top w:type="dxa" w:w="60"/>
-              <w:left w:type="dxa" w:w="100"/>
-              <w:bottom w:type="dxa" w:w="60"/>
-              <w:right w:type="dxa" w:w="100"/>
-            </w:tcMar>
-          </w:tcPr>
-          <w:p>
-            <w:r>
-              <w:rPr>
-                <w:rFonts w:ascii="BIZ UDPゴシック" w:cs="BIZ UDPゴシック" w:eastAsia="BIZ UDPゴシック" w:hAnsi="BIZ UDPゴシック"/>
-                <w:b w:val="false"/>
-                <w:bCs w:val="false"/>
-                <w:color w:val="000000"/>
-                <w:sz w:val="18"/>
-                <w:szCs w:val="18"/>
-              </w:rPr>
-              <w:t xml:space="preserve">prd/Replica_Kasumi</w:t>
-            </w:r>
-          </w:p>
-        </w:tc>
-        <w:tc>
-          <w:tcPr>
-            <w:tcW w:type="dxa" w:w="1240"/>
-            <w:tcBorders>
-              <w:top w:val="single" w:color="CCCCCC" w:sz="4"/>
-              <w:left w:val="single" w:color="CCCCCC" w:sz="4"/>
-              <w:bottom w:val="single" w:color="CCCCCC" w:sz="4"/>
-              <w:right w:val="single" w:color="CCCCCC" w:sz="4"/>
-            </w:tcBorders>
-            <w:shd w:fill="FFFFFF" w:val="clear"/>
-            <w:tcMar>
-              <w:top w:type="dxa" w:w="60"/>
-              <w:left w:type="dxa" w:w="100"/>
-              <w:bottom w:type="dxa" w:w="60"/>
-              <w:right w:type="dxa" w:w="100"/>
-            </w:tcMar>
-          </w:tcPr>
-          <w:p>
-            <w:r>
-              <w:rPr>
-                <w:rFonts w:ascii="BIZ UDPゴシック" w:cs="BIZ UDPゴシック" w:eastAsia="BIZ UDPゴシック" w:hAnsi="BIZ UDPゴシック"/>
-                <w:b w:val="false"/>
-                <w:bCs w:val="false"/>
-                <w:color w:val="000000"/>
-                <w:sz w:val="18"/>
-                <w:szCs w:val="18"/>
-              </w:rPr>
-              <w:t xml:space="preserve">✅</w:t>
-            </w:r>
-          </w:p>
-        </w:tc>
-      </w:tr>
-      <w:tr>
-        <w:trPr>
-          <w:cantSplit/>
-        </w:trPr>
-        <w:tc>
-          <w:tcPr>
-            <w:tcW w:type="dxa" w:w="2835"/>
-            <w:tcBorders>
-              <w:top w:val="single" w:color="CCCCCC" w:sz="4"/>
-              <w:left w:val="single" w:color="CCCCCC" w:sz="4"/>
-              <w:bottom w:val="single" w:color="CCCCCC" w:sz="4"/>
-              <w:right w:val="single" w:color="CCCCCC" w:sz="4"/>
-            </w:tcBorders>
-            <w:shd w:fill="FFFFFF" w:val="clear"/>
-            <w:tcMar>
-              <w:top w:type="dxa" w:w="60"/>
-              <w:left w:type="dxa" w:w="100"/>
-              <w:bottom w:type="dxa" w:w="60"/>
-              <w:right w:type="dxa" w:w="100"/>
-            </w:tcMar>
-          </w:tcPr>
-          <w:p>
-            <w:r>
-              <w:rPr>
-                <w:rFonts w:ascii="BIZ UDPゴシック" w:cs="BIZ UDPゴシック" w:eastAsia="BIZ UDPゴシック" w:hAnsi="BIZ UDPゴシック"/>
-                <w:b w:val="false"/>
-                <w:bCs w:val="false"/>
-                <w:color w:val="000000"/>
-                <w:sz w:val="18"/>
-                <w:szCs w:val="18"/>
-              </w:rPr>
-              <w:t xml:space="preserve">oc-import-data</w:t>
-            </w:r>
-          </w:p>
-        </w:tc>
-        <w:tc>
-          <w:tcPr>
-            <w:tcW w:type="dxa" w:w="1200"/>
-            <w:tcBorders>
-              <w:top w:val="single" w:color="CCCCCC" w:sz="4"/>
-              <w:left w:val="single" w:color="CCCCCC" w:sz="4"/>
-              <w:bottom w:val="single" w:color="CCCCCC" w:sz="4"/>
-              <w:right w:val="single" w:color="CCCCCC" w:sz="4"/>
-            </w:tcBorders>
-            <w:shd w:fill="FFFFFF" w:val="clear"/>
-            <w:tcMar>
-              <w:top w:type="dxa" w:w="60"/>
-              <w:left w:type="dxa" w:w="100"/>
-              <w:bottom w:type="dxa" w:w="60"/>
-              <w:right w:type="dxa" w:w="100"/>
-            </w:tcMar>
-          </w:tcPr>
-          <w:p>
-            <w:r>
-              <w:rPr>
-                <w:rFonts w:ascii="BIZ UDPゴシック" w:cs="BIZ UDPゴシック" w:eastAsia="BIZ UDPゴシック" w:hAnsi="BIZ UDPゴシック"/>
-                <w:b w:val="false"/>
-                <w:bCs w:val="false"/>
-                <w:color w:val="000000"/>
-                <w:sz w:val="18"/>
-                <w:szCs w:val="18"/>
-              </w:rPr>
-              <w:t xml:space="preserve">WRITE</w:t>
-            </w:r>
-          </w:p>
-        </w:tc>
-        <w:tc>
-          <w:tcPr>
-            <w:tcW w:type="dxa" w:w="3229"/>
-            <w:tcBorders>
-              <w:top w:val="single" w:color="CCCCCC" w:sz="4"/>
-              <w:left w:val="single" w:color="CCCCCC" w:sz="4"/>
-              <w:bottom w:val="single" w:color="CCCCCC" w:sz="4"/>
-              <w:right w:val="single" w:color="CCCCCC" w:sz="4"/>
-            </w:tcBorders>
-            <w:shd w:fill="FFFFFF" w:val="clear"/>
-            <w:tcMar>
-              <w:top w:type="dxa" w:w="60"/>
-              <w:left w:type="dxa" w:w="100"/>
-              <w:bottom w:type="dxa" w:w="60"/>
-              <w:right w:type="dxa" w:w="100"/>
-            </w:tcMar>
-          </w:tcPr>
-          <w:p>
-            <w:r>
-              <w:rPr>
-                <w:rFonts w:ascii="BIZ UDPゴシック" w:cs="BIZ UDPゴシック" w:eastAsia="BIZ UDPゴシック" w:hAnsi="BIZ UDPゴシック"/>
-                <w:b w:val="false"/>
-                <w:bCs w:val="false"/>
-                <w:color w:val="000000"/>
-                <w:sz w:val="18"/>
-                <w:szCs w:val="18"/>
-              </w:rPr>
-              <w:t xml:space="preserve">prd/Replica_Kasumi</w:t>
-            </w:r>
-          </w:p>
-        </w:tc>
-        <w:tc>
-          <w:tcPr>
-            <w:tcW w:type="dxa" w:w="1240"/>
-            <w:tcBorders>
-              <w:top w:val="single" w:color="CCCCCC" w:sz="4"/>
-              <w:left w:val="single" w:color="CCCCCC" w:sz="4"/>
-              <w:bottom w:val="single" w:color="CCCCCC" w:sz="4"/>
-              <w:right w:val="single" w:color="CCCCCC" w:sz="4"/>
-            </w:tcBorders>
-            <w:shd w:fill="FFFFFF" w:val="clear"/>
-            <w:tcMar>
-              <w:top w:type="dxa" w:w="60"/>
-              <w:left w:type="dxa" w:w="100"/>
-              <w:bottom w:type="dxa" w:w="60"/>
-              <w:right w:type="dxa" w:w="100"/>
-            </w:tcMar>
-          </w:tcPr>
-          <w:p>
-            <w:r>
-              <w:rPr>
-                <w:rFonts w:ascii="BIZ UDPゴシック" w:cs="BIZ UDPゴシック" w:eastAsia="BIZ UDPゴシック" w:hAnsi="BIZ UDPゴシック"/>
-                <w:b w:val="false"/>
-                <w:bCs w:val="false"/>
-                <w:color w:val="000000"/>
-                <w:sz w:val="18"/>
-                <w:szCs w:val="18"/>
-              </w:rPr>
-              <w:t xml:space="preserve">✅</w:t>
-            </w:r>
-          </w:p>
-        </w:tc>
-      </w:tr>
-      <w:tr>
-        <w:trPr>
-          <w:cantSplit/>
-        </w:trPr>
-        <w:tc>
-          <w:tcPr>
-            <w:tcW w:type="dxa" w:w="2835"/>
-            <w:tcBorders>
-              <w:top w:val="single" w:color="CCCCCC" w:sz="4"/>
-              <w:left w:val="single" w:color="CCCCCC" w:sz="4"/>
-              <w:bottom w:val="single" w:color="CCCCCC" w:sz="4"/>
-              <w:right w:val="single" w:color="CCCCCC" w:sz="4"/>
-            </w:tcBorders>
-            <w:shd w:fill="FFFFFF" w:val="clear"/>
-            <w:tcMar>
-              <w:top w:type="dxa" w:w="60"/>
-              <w:left w:type="dxa" w:w="100"/>
-              <w:bottom w:type="dxa" w:w="60"/>
-              <w:right w:type="dxa" w:w="100"/>
-            </w:tcMar>
-          </w:tcPr>
-          <w:p>
-            <w:r>
-              <w:rPr>
-                <w:rFonts w:ascii="BIZ UDPゴシック" w:cs="BIZ UDPゴシック" w:eastAsia="BIZ UDPゴシック" w:hAnsi="BIZ UDPゴシック"/>
-                <w:b w:val="false"/>
-                <w:bCs w:val="false"/>
-                <w:color w:val="000000"/>
-                <w:sz w:val="18"/>
-                <w:szCs w:val="18"/>
-              </w:rPr>
-              <w:t xml:space="preserve">import-pos-master-sh</w:t>
-            </w:r>
-          </w:p>
-        </w:tc>
-        <w:tc>
-          <w:tcPr>
-            <w:tcW w:type="dxa" w:w="1200"/>
-            <w:tcBorders>
-              <w:top w:val="single" w:color="CCCCCC" w:sz="4"/>
-              <w:left w:val="single" w:color="CCCCCC" w:sz="4"/>
-              <w:bottom w:val="single" w:color="CCCCCC" w:sz="4"/>
-              <w:right w:val="single" w:color="CCCCCC" w:sz="4"/>
-            </w:tcBorders>
-            <w:shd w:fill="FFFFFF" w:val="clear"/>
-            <w:tcMar>
-              <w:top w:type="dxa" w:w="60"/>
-              <w:left w:type="dxa" w:w="100"/>
-              <w:bottom w:type="dxa" w:w="60"/>
-              <w:right w:type="dxa" w:w="100"/>
-            </w:tcMar>
-          </w:tcPr>
-          <w:p>
-            <w:r>
-              <w:rPr>
-                <w:rFonts w:ascii="BIZ UDPゴシック" w:cs="BIZ UDPゴシック" w:eastAsia="BIZ UDPゴシック" w:hAnsi="BIZ UDPゴシック"/>
-                <w:b w:val="false"/>
-                <w:bCs w:val="false"/>
-                <w:color w:val="000000"/>
-                <w:sz w:val="18"/>
-                <w:szCs w:val="18"/>
-              </w:rPr>
-              <w:t xml:space="preserve">WRITE</w:t>
-            </w:r>
-          </w:p>
-        </w:tc>
-        <w:tc>
-          <w:tcPr>
-            <w:tcW w:type="dxa" w:w="3229"/>
-            <w:tcBorders>
-              <w:top w:val="single" w:color="CCCCCC" w:sz="4"/>
-              <w:left w:val="single" w:color="CCCCCC" w:sz="4"/>
-              <w:bottom w:val="single" w:color="CCCCCC" w:sz="4"/>
-              <w:right w:val="single" w:color="CCCCCC" w:sz="4"/>
-            </w:tcBorders>
-            <w:shd w:fill="FFFFFF" w:val="clear"/>
-            <w:tcMar>
-              <w:top w:type="dxa" w:w="60"/>
-              <w:left w:type="dxa" w:w="100"/>
-              <w:bottom w:type="dxa" w:w="60"/>
-              <w:right w:type="dxa" w:w="100"/>
-            </w:tcMar>
-          </w:tcPr>
-          <w:p>
-            <w:r>
-              <w:rPr>
-                <w:rFonts w:ascii="BIZ UDPゴシック" w:cs="BIZ UDPゴシック" w:eastAsia="BIZ UDPゴシック" w:hAnsi="BIZ UDPゴシック"/>
-                <w:b w:val="false"/>
-                <w:bCs w:val="false"/>
-                <w:color w:val="000000"/>
-                <w:sz w:val="18"/>
-                <w:szCs w:val="18"/>
-              </w:rPr>
-              <w:t xml:space="preserve">prd/Replica_Kasumi</w:t>
-            </w:r>
-          </w:p>
-        </w:tc>
-        <w:tc>
-          <w:tcPr>
-            <w:tcW w:type="dxa" w:w="1240"/>
-            <w:tcBorders>
-              <w:top w:val="single" w:color="CCCCCC" w:sz="4"/>
-              <w:left w:val="single" w:color="CCCCCC" w:sz="4"/>
-              <w:bottom w:val="single" w:color="CCCCCC" w:sz="4"/>
-              <w:right w:val="single" w:color="CCCCCC" w:sz="4"/>
-            </w:tcBorders>
-            <w:shd w:fill="FFFFFF" w:val="clear"/>
-            <w:tcMar>
-              <w:top w:type="dxa" w:w="60"/>
-              <w:left w:type="dxa" w:w="100"/>
-              <w:bottom w:type="dxa" w:w="60"/>
-              <w:right w:type="dxa" w:w="100"/>
-            </w:tcMar>
-          </w:tcPr>
-          <w:p>
-            <w:r>
-              <w:rPr>
-                <w:rFonts w:ascii="BIZ UDPゴシック" w:cs="BIZ UDPゴシック" w:eastAsia="BIZ UDPゴシック" w:hAnsi="BIZ UDPゴシック"/>
-                <w:b w:val="false"/>
-                <w:bCs w:val="false"/>
-                <w:color w:val="000000"/>
-                <w:sz w:val="18"/>
-                <w:szCs w:val="18"/>
-              </w:rPr>
-              <w:t xml:space="preserve">✅</w:t>
-            </w:r>
-          </w:p>
-        </w:tc>
-      </w:tr>
-      <w:tr>
-        <w:trPr>
-          <w:cantSplit/>
-        </w:trPr>
-        <w:tc>
-          <w:tcPr>
-            <w:tcW w:type="dxa" w:w="2835"/>
-            <w:tcBorders>
-              <w:top w:val="single" w:color="CCCCCC" w:sz="4"/>
-              <w:left w:val="single" w:color="CCCCCC" w:sz="4"/>
-              <w:bottom w:val="single" w:color="CCCCCC" w:sz="4"/>
-              <w:right w:val="single" w:color="CCCCCC" w:sz="4"/>
-            </w:tcBorders>
-            <w:shd w:fill="FFFFFF" w:val="clear"/>
-            <w:tcMar>
-              <w:top w:type="dxa" w:w="60"/>
-              <w:left w:type="dxa" w:w="100"/>
-              <w:bottom w:type="dxa" w:w="60"/>
-              <w:right w:type="dxa" w:w="100"/>
-            </w:tcMar>
-          </w:tcPr>
-          <w:p>
-            <w:r>
-              <w:rPr>
-                <w:rFonts w:ascii="BIZ UDPゴシック" w:cs="BIZ UDPゴシック" w:eastAsia="BIZ UDPゴシック" w:hAnsi="BIZ UDPゴシック"/>
-                <w:b w:val="false"/>
-                <w:bCs w:val="false"/>
-                <w:color w:val="000000"/>
-                <w:sz w:val="18"/>
-                <w:szCs w:val="18"/>
-              </w:rPr>
-              <w:t xml:space="preserve">create-file-end-for-night</w:t>
-            </w:r>
-          </w:p>
-        </w:tc>
-        <w:tc>
-          <w:tcPr>
-            <w:tcW w:type="dxa" w:w="1200"/>
-            <w:tcBorders>
-              <w:top w:val="single" w:color="CCCCCC" w:sz="4"/>
-              <w:left w:val="single" w:color="CCCCCC" w:sz="4"/>
-              <w:bottom w:val="single" w:color="CCCCCC" w:sz="4"/>
-              <w:right w:val="single" w:color="CCCCCC" w:sz="4"/>
-            </w:tcBorders>
-            <w:shd w:fill="FFFFFF" w:val="clear"/>
-            <w:tcMar>
-              <w:top w:type="dxa" w:w="60"/>
-              <w:left w:type="dxa" w:w="100"/>
-              <w:bottom w:type="dxa" w:w="60"/>
-              <w:right w:type="dxa" w:w="100"/>
-            </w:tcMar>
-          </w:tcPr>
-          <w:p>
-            <w:r>
-              <w:rPr>
-                <w:rFonts w:ascii="BIZ UDPゴシック" w:cs="BIZ UDPゴシック" w:eastAsia="BIZ UDPゴシック" w:hAnsi="BIZ UDPゴシック"/>
-                <w:b w:val="false"/>
-                <w:bCs w:val="false"/>
-                <w:color w:val="000000"/>
-                <w:sz w:val="18"/>
-                <w:szCs w:val="18"/>
-              </w:rPr>
-              <w:t xml:space="preserve">READ</w:t>
-            </w:r>
-          </w:p>
-        </w:tc>
-        <w:tc>
-          <w:tcPr>
-            <w:tcW w:type="dxa" w:w="3229"/>
-            <w:tcBorders>
-              <w:top w:val="single" w:color="CCCCCC" w:sz="4"/>
-              <w:left w:val="single" w:color="CCCCCC" w:sz="4"/>
-              <w:bottom w:val="single" w:color="CCCCCC" w:sz="4"/>
-              <w:right w:val="single" w:color="CCCCCC" w:sz="4"/>
-            </w:tcBorders>
-            <w:shd w:fill="FFFFFF" w:val="clear"/>
-            <w:tcMar>
-              <w:top w:type="dxa" w:w="60"/>
-              <w:left w:type="dxa" w:w="100"/>
-              <w:bottom w:type="dxa" w:w="60"/>
-              <w:right w:type="dxa" w:w="100"/>
-            </w:tcMar>
-          </w:tcPr>
-          <w:p>
-            <w:r>
-              <w:rPr>
-                <w:rFonts w:ascii="BIZ UDPゴシック" w:cs="BIZ UDPゴシック" w:eastAsia="BIZ UDPゴシック" w:hAnsi="BIZ UDPゴシック"/>
-                <w:b w:val="false"/>
-                <w:bCs w:val="false"/>
-                <w:color w:val="000000"/>
-                <w:sz w:val="18"/>
-                <w:szCs w:val="18"/>
-              </w:rPr>
-              <w:t xml:space="preserve">prd/Replica_Kasumi_RO（変更後）</w:t>
-            </w:r>
-          </w:p>
-        </w:tc>
-        <w:tc>
-          <w:tcPr>
-            <w:tcW w:type="dxa" w:w="1240"/>
-            <w:tcBorders>
-              <w:top w:val="single" w:color="CCCCCC" w:sz="4"/>
-              <w:left w:val="single" w:color="CCCCCC" w:sz="4"/>
-              <w:bottom w:val="single" w:color="CCCCCC" w:sz="4"/>
-              <w:right w:val="single" w:color="CCCCCC" w:sz="4"/>
-            </w:tcBorders>
-            <w:shd w:fill="FFFFFF" w:val="clear"/>
-            <w:tcMar>
-              <w:top w:type="dxa" w:w="60"/>
-              <w:left w:type="dxa" w:w="100"/>
-              <w:bottom w:type="dxa" w:w="60"/>
-              <w:right w:type="dxa" w:w="100"/>
-            </w:tcMar>
-          </w:tcPr>
-          <w:p>
-            <w:r>
-              <w:rPr>
-                <w:rFonts w:ascii="BIZ UDPゴシック" w:cs="BIZ UDPゴシック" w:eastAsia="BIZ UDPゴシック" w:hAnsi="BIZ UDPゴシック"/>
-                <w:b w:val="false"/>
-                <w:bCs w:val="false"/>
-                <w:color w:val="000000"/>
-                <w:sz w:val="18"/>
-                <w:szCs w:val="18"/>
-              </w:rPr>
-              <w:t xml:space="preserve">✅</w:t>
-            </w:r>
-          </w:p>
-        </w:tc>
-      </w:tr>
-      <w:tr>
-        <w:trPr>
-          <w:cantSplit/>
-        </w:trPr>
-        <w:tc>
-          <w:tcPr>
-            <w:tcW w:type="dxa" w:w="2835"/>
-            <w:tcBorders>
-              <w:top w:val="single" w:color="CCCCCC" w:sz="4"/>
-              <w:left w:val="single" w:color="CCCCCC" w:sz="4"/>
-              <w:bottom w:val="single" w:color="CCCCCC" w:sz="4"/>
-              <w:right w:val="single" w:color="CCCCCC" w:sz="4"/>
-            </w:tcBorders>
-            <w:shd w:fill="FFFFFF" w:val="clear"/>
-            <w:tcMar>
-              <w:top w:type="dxa" w:w="60"/>
-              <w:left w:type="dxa" w:w="100"/>
-              <w:bottom w:type="dxa" w:w="60"/>
-              <w:right w:type="dxa" w:w="100"/>
-            </w:tcMar>
-          </w:tcPr>
-          <w:p>
-            <w:r>
-              <w:rPr>
-                <w:rFonts w:ascii="BIZ UDPゴシック" w:cs="BIZ UDPゴシック" w:eastAsia="BIZ UDPゴシック" w:hAnsi="BIZ UDPゴシック"/>
-                <w:b w:val="false"/>
-                <w:bCs w:val="false"/>
-                <w:color w:val="000000"/>
-                <w:sz w:val="18"/>
-                <w:szCs w:val="18"/>
-              </w:rPr>
-              <w:t xml:space="preserve">split-csv</w:t>
-            </w:r>
-          </w:p>
-        </w:tc>
-        <w:tc>
-          <w:tcPr>
-            <w:tcW w:type="dxa" w:w="1200"/>
-            <w:tcBorders>
-              <w:top w:val="single" w:color="CCCCCC" w:sz="4"/>
-              <w:left w:val="single" w:color="CCCCCC" w:sz="4"/>
-              <w:bottom w:val="single" w:color="CCCCCC" w:sz="4"/>
-              <w:right w:val="single" w:color="CCCCCC" w:sz="4"/>
-            </w:tcBorders>
-            <w:shd w:fill="FFFFFF" w:val="clear"/>
-            <w:tcMar>
-              <w:top w:type="dxa" w:w="60"/>
-              <w:left w:type="dxa" w:w="100"/>
-              <w:bottom w:type="dxa" w:w="60"/>
-              <w:right w:type="dxa" w:w="100"/>
-            </w:tcMar>
-          </w:tcPr>
-          <w:p>
-            <w:r>
-              <w:rPr>
-                <w:rFonts w:ascii="BIZ UDPゴシック" w:cs="BIZ UDPゴシック" w:eastAsia="BIZ UDPゴシック" w:hAnsi="BIZ UDPゴシック"/>
-                <w:b w:val="false"/>
-                <w:bCs w:val="false"/>
-                <w:color w:val="000000"/>
-                <w:sz w:val="18"/>
-                <w:szCs w:val="18"/>
-              </w:rPr>
-              <w:t xml:space="preserve">READ</w:t>
-            </w:r>
-          </w:p>
-        </w:tc>
-        <w:tc>
-          <w:tcPr>
-            <w:tcW w:type="dxa" w:w="3229"/>
-            <w:tcBorders>
-              <w:top w:val="single" w:color="CCCCCC" w:sz="4"/>
-              <w:left w:val="single" w:color="CCCCCC" w:sz="4"/>
-              <w:bottom w:val="single" w:color="CCCCCC" w:sz="4"/>
-              <w:right w:val="single" w:color="CCCCCC" w:sz="4"/>
-            </w:tcBorders>
-            <w:shd w:fill="FFFFFF" w:val="clear"/>
-            <w:tcMar>
-              <w:top w:type="dxa" w:w="60"/>
-              <w:left w:type="dxa" w:w="100"/>
-              <w:bottom w:type="dxa" w:w="60"/>
-              <w:right w:type="dxa" w:w="100"/>
-            </w:tcMar>
-          </w:tcPr>
-          <w:p>
-            <w:r>
-              <w:rPr>
-                <w:rFonts w:ascii="BIZ UDPゴシック" w:cs="BIZ UDPゴシック" w:eastAsia="BIZ UDPゴシック" w:hAnsi="BIZ UDPゴシック"/>
-                <w:b w:val="false"/>
-                <w:bCs w:val="false"/>
-                <w:color w:val="000000"/>
-                <w:sz w:val="18"/>
-                <w:szCs w:val="18"/>
-              </w:rPr>
-              <w:t xml:space="preserve">prd/Replica_Kasumi_RO</w:t>
-            </w:r>
-          </w:p>
-        </w:tc>
-        <w:tc>
-          <w:tcPr>
-            <w:tcW w:type="dxa" w:w="1240"/>
-            <w:tcBorders>
-              <w:top w:val="single" w:color="CCCCCC" w:sz="4"/>
-              <w:left w:val="single" w:color="CCCCCC" w:sz="4"/>
-              <w:bottom w:val="single" w:color="CCCCCC" w:sz="4"/>
-              <w:right w:val="single" w:color="CCCCCC" w:sz="4"/>
-            </w:tcBorders>
-            <w:shd w:fill="FFFFFF" w:val="clear"/>
-            <w:tcMar>
-              <w:top w:type="dxa" w:w="60"/>
-              <w:left w:type="dxa" w:w="100"/>
-              <w:bottom w:type="dxa" w:w="60"/>
-              <w:right w:type="dxa" w:w="100"/>
-            </w:tcMar>
-          </w:tcPr>
-          <w:p>
-            <w:r>
-              <w:rPr>
-                <w:rFonts w:ascii="BIZ UDPゴシック" w:cs="BIZ UDPゴシック" w:eastAsia="BIZ UDPゴシック" w:hAnsi="BIZ UDPゴシック"/>
-                <w:b w:val="false"/>
-                <w:bCs w:val="false"/>
-                <w:color w:val="000000"/>
-                <w:sz w:val="18"/>
-                <w:szCs w:val="18"/>
-              </w:rPr>
-              <w:t xml:space="preserve">✅</w:t>
-            </w:r>
-          </w:p>
-        </w:tc>
-      </w:tr>
-      <w:tr>
-        <w:trPr>
-          <w:cantSplit/>
-        </w:trPr>
-        <w:tc>
-          <w:tcPr>
-            <w:tcW w:type="dxa" w:w="2835"/>
-            <w:tcBorders>
-              <w:top w:val="single" w:color="CCCCCC" w:sz="4"/>
-              <w:left w:val="single" w:color="CCCCCC" w:sz="4"/>
-              <w:bottom w:val="single" w:color="CCCCCC" w:sz="4"/>
-              <w:right w:val="single" w:color="CCCCCC" w:sz="4"/>
-            </w:tcBorders>
-            <w:shd w:fill="FFFFFF" w:val="clear"/>
-            <w:tcMar>
-              <w:top w:type="dxa" w:w="60"/>
-              <w:left w:type="dxa" w:w="100"/>
-              <w:bottom w:type="dxa" w:w="60"/>
-              <w:right w:type="dxa" w:w="100"/>
-            </w:tcMar>
-          </w:tcPr>
-          <w:p>
-            <w:r>
-              <w:rPr>
-                <w:rFonts w:ascii="BIZ UDPゴシック" w:cs="BIZ UDPゴシック" w:eastAsia="BIZ UDPゴシック" w:hAnsi="BIZ UDPゴシック"/>
-                <w:b w:val="false"/>
-                <w:bCs w:val="false"/>
-                <w:color w:val="000000"/>
-                <w:sz w:val="18"/>
-                <w:szCs w:val="18"/>
-              </w:rPr>
-              <w:t xml:space="preserve">p001-import-monitoring</w:t>
-            </w:r>
-          </w:p>
-        </w:tc>
-        <w:tc>
-          <w:tcPr>
-            <w:tcW w:type="dxa" w:w="1200"/>
-            <w:tcBorders>
-              <w:top w:val="single" w:color="CCCCCC" w:sz="4"/>
-              <w:left w:val="single" w:color="CCCCCC" w:sz="4"/>
-              <w:bottom w:val="single" w:color="CCCCCC" w:sz="4"/>
-              <w:right w:val="single" w:color="CCCCCC" w:sz="4"/>
-            </w:tcBorders>
-            <w:shd w:fill="FFFFFF" w:val="clear"/>
-            <w:tcMar>
-              <w:top w:type="dxa" w:w="60"/>
-              <w:left w:type="dxa" w:w="100"/>
-              <w:bottom w:type="dxa" w:w="60"/>
-              <w:right w:type="dxa" w:w="100"/>
-            </w:tcMar>
-          </w:tcPr>
-          <w:p>
-            <w:r>
-              <w:rPr>
-                <w:rFonts w:ascii="BIZ UDPゴシック" w:cs="BIZ UDPゴシック" w:eastAsia="BIZ UDPゴシック" w:hAnsi="BIZ UDPゴシック"/>
-                <w:b w:val="false"/>
-                <w:bCs w:val="false"/>
-                <w:color w:val="000000"/>
-                <w:sz w:val="18"/>
-                <w:szCs w:val="18"/>
-              </w:rPr>
-              <w:t xml:space="preserve">READ</w:t>
-            </w:r>
-          </w:p>
-        </w:tc>
-        <w:tc>
-          <w:tcPr>
-            <w:tcW w:type="dxa" w:w="3229"/>
-            <w:tcBorders>
-              <w:top w:val="single" w:color="CCCCCC" w:sz="4"/>
-              <w:left w:val="single" w:color="CCCCCC" w:sz="4"/>
-              <w:bottom w:val="single" w:color="CCCCCC" w:sz="4"/>
-              <w:right w:val="single" w:color="CCCCCC" w:sz="4"/>
-            </w:tcBorders>
-            <w:shd w:fill="FFFFFF" w:val="clear"/>
-            <w:tcMar>
-              <w:top w:type="dxa" w:w="60"/>
-              <w:left w:type="dxa" w:w="100"/>
-              <w:bottom w:type="dxa" w:w="60"/>
-              <w:right w:type="dxa" w:w="100"/>
-            </w:tcMar>
-          </w:tcPr>
-          <w:p>
-            <w:r>
-              <w:rPr>
-                <w:rFonts w:ascii="BIZ UDPゴシック" w:cs="BIZ UDPゴシック" w:eastAsia="BIZ UDPゴシック" w:hAnsi="BIZ UDPゴシック"/>
-                <w:b w:val="false"/>
-                <w:bCs w:val="false"/>
-                <w:color w:val="000000"/>
-                <w:sz w:val="18"/>
-                <w:szCs w:val="18"/>
-              </w:rPr>
-              <w:t xml:space="preserve">prd/Replica_Kasumi_RO</w:t>
-            </w:r>
-          </w:p>
-        </w:tc>
-        <w:tc>
-          <w:tcPr>
-            <w:tcW w:type="dxa" w:w="1240"/>
-            <w:tcBorders>
-              <w:top w:val="single" w:color="CCCCCC" w:sz="4"/>
-              <w:left w:val="single" w:color="CCCCCC" w:sz="4"/>
-              <w:bottom w:val="single" w:color="CCCCCC" w:sz="4"/>
-              <w:right w:val="single" w:color="CCCCCC" w:sz="4"/>
-            </w:tcBorders>
-            <w:shd w:fill="FFFFFF" w:val="clear"/>
-            <w:tcMar>
-              <w:top w:type="dxa" w:w="60"/>
-              <w:left w:type="dxa" w:w="100"/>
-              <w:bottom w:type="dxa" w:w="60"/>
-              <w:right w:type="dxa" w:w="100"/>
-            </w:tcMar>
-          </w:tcPr>
-          <w:p>
-            <w:r>
-              <w:rPr>
-                <w:rFonts w:ascii="BIZ UDPゴシック" w:cs="BIZ UDPゴシック" w:eastAsia="BIZ UDPゴシック" w:hAnsi="BIZ UDPゴシック"/>
-                <w:b w:val="false"/>
-                <w:bCs w:val="false"/>
-                <w:color w:val="000000"/>
-                <w:sz w:val="18"/>
-                <w:szCs w:val="18"/>
-              </w:rPr>
-              <w:t xml:space="preserve">✅</w:t>
-            </w:r>
-          </w:p>
-        </w:tc>
-      </w:tr>
-      <w:tr>
-        <w:trPr>
-          <w:cantSplit/>
-        </w:trPr>
-        <w:tc>
-          <w:tcPr>
-            <w:tcW w:type="dxa" w:w="2835"/>
-            <w:tcBorders>
-              <w:top w:val="single" w:color="CCCCCC" w:sz="4"/>
-              <w:left w:val="single" w:color="CCCCCC" w:sz="4"/>
-              <w:bottom w:val="single" w:color="CCCCCC" w:sz="4"/>
-              <w:right w:val="single" w:color="CCCCCC" w:sz="4"/>
-            </w:tcBorders>
-            <w:shd w:fill="FFFFFF" w:val="clear"/>
-            <w:tcMar>
-              <w:top w:type="dxa" w:w="60"/>
-              <w:left w:type="dxa" w:w="100"/>
-              <w:bottom w:type="dxa" w:w="60"/>
-              <w:right w:type="dxa" w:w="100"/>
-            </w:tcMar>
-          </w:tcPr>
-          <w:p>
-            <w:r>
-              <w:rPr>
-                <w:rFonts w:ascii="BIZ UDPゴシック" w:cs="BIZ UDPゴシック" w:eastAsia="BIZ UDPゴシック" w:hAnsi="BIZ UDPゴシック"/>
-                <w:b w:val="false"/>
-                <w:bCs w:val="false"/>
-                <w:color w:val="000000"/>
-                <w:sz w:val="18"/>
-                <w:szCs w:val="18"/>
-              </w:rPr>
-              <w:t xml:space="preserve">itemmaster-import-monitoring</w:t>
-            </w:r>
-          </w:p>
-        </w:tc>
-        <w:tc>
-          <w:tcPr>
-            <w:tcW w:type="dxa" w:w="1200"/>
-            <w:tcBorders>
-              <w:top w:val="single" w:color="CCCCCC" w:sz="4"/>
-              <w:left w:val="single" w:color="CCCCCC" w:sz="4"/>
-              <w:bottom w:val="single" w:color="CCCCCC" w:sz="4"/>
-              <w:right w:val="single" w:color="CCCCCC" w:sz="4"/>
-            </w:tcBorders>
-            <w:shd w:fill="FFFFFF" w:val="clear"/>
-            <w:tcMar>
-              <w:top w:type="dxa" w:w="60"/>
-              <w:left w:type="dxa" w:w="100"/>
-              <w:bottom w:type="dxa" w:w="60"/>
-              <w:right w:type="dxa" w:w="100"/>
-            </w:tcMar>
-          </w:tcPr>
-          <w:p>
-            <w:r>
-              <w:rPr>
-                <w:rFonts w:ascii="BIZ UDPゴシック" w:cs="BIZ UDPゴシック" w:eastAsia="BIZ UDPゴシック" w:hAnsi="BIZ UDPゴシック"/>
-                <w:b w:val="false"/>
-                <w:bCs w:val="false"/>
-                <w:color w:val="000000"/>
-                <w:sz w:val="18"/>
-                <w:szCs w:val="18"/>
-              </w:rPr>
-              <w:t xml:space="preserve">READ</w:t>
-            </w:r>
-          </w:p>
-        </w:tc>
-        <w:tc>
-          <w:tcPr>
-            <w:tcW w:type="dxa" w:w="3229"/>
-            <w:tcBorders>
-              <w:top w:val="single" w:color="CCCCCC" w:sz="4"/>
-              <w:left w:val="single" w:color="CCCCCC" w:sz="4"/>
-              <w:bottom w:val="single" w:color="CCCCCC" w:sz="4"/>
-              <w:right w:val="single" w:color="CCCCCC" w:sz="4"/>
-            </w:tcBorders>
-            <w:shd w:fill="FFFFFF" w:val="clear"/>
-            <w:tcMar>
-              <w:top w:type="dxa" w:w="60"/>
-              <w:left w:type="dxa" w:w="100"/>
-              <w:bottom w:type="dxa" w:w="60"/>
-              <w:right w:type="dxa" w:w="100"/>
-            </w:tcMar>
-          </w:tcPr>
-          <w:p>
-            <w:r>
-              <w:rPr>
-                <w:rFonts w:ascii="BIZ UDPゴシック" w:cs="BIZ UDPゴシック" w:eastAsia="BIZ UDPゴシック" w:hAnsi="BIZ UDPゴシック"/>
-                <w:b w:val="false"/>
-                <w:bCs w:val="false"/>
-                <w:color w:val="000000"/>
-                <w:sz w:val="18"/>
-                <w:szCs w:val="18"/>
-              </w:rPr>
-              <w:t xml:space="preserve">prd/Replica_Kasumi_RO</w:t>
-            </w:r>
-          </w:p>
-        </w:tc>
-        <w:tc>
-          <w:tcPr>
-            <w:tcW w:type="dxa" w:w="1240"/>
-            <w:tcBorders>
-              <w:top w:val="single" w:color="CCCCCC" w:sz="4"/>
-              <w:left w:val="single" w:color="CCCCCC" w:sz="4"/>
-              <w:bottom w:val="single" w:color="CCCCCC" w:sz="4"/>
-              <w:right w:val="single" w:color="CCCCCC" w:sz="4"/>
-            </w:tcBorders>
-            <w:shd w:fill="FFFFFF" w:val="clear"/>
-            <w:tcMar>
-              <w:top w:type="dxa" w:w="60"/>
-              <w:left w:type="dxa" w:w="100"/>
-              <w:bottom w:type="dxa" w:w="60"/>
-              <w:right w:type="dxa" w:w="100"/>
-            </w:tcMar>
-          </w:tcPr>
-          <w:p>
-            <w:r>
-              <w:rPr>
-                <w:rFonts w:ascii="BIZ UDPゴシック" w:cs="BIZ UDPゴシック" w:eastAsia="BIZ UDPゴシック" w:hAnsi="BIZ UDPゴシック"/>
-                <w:b w:val="false"/>
-                <w:bCs w:val="false"/>
-                <w:color w:val="000000"/>
-                <w:sz w:val="18"/>
-                <w:szCs w:val="18"/>
-              </w:rPr>
-              <w:t xml:space="preserve">✅</w:t>
-            </w:r>
-          </w:p>
-        </w:tc>
-      </w:tr>
-      <w:tr>
-        <w:trPr>
-          <w:cantSplit/>
-        </w:trPr>
-        <w:tc>
-          <w:tcPr>
-            <w:tcW w:type="dxa" w:w="2835"/>
-            <w:tcBorders>
-              <w:top w:val="single" w:color="CCCCCC" w:sz="4"/>
-              <w:left w:val="single" w:color="CCCCCC" w:sz="4"/>
-              <w:bottom w:val="single" w:color="CCCCCC" w:sz="4"/>
-              <w:right w:val="single" w:color="CCCCCC" w:sz="4"/>
-            </w:tcBorders>
-            <w:shd w:fill="FFFFFF" w:val="clear"/>
-            <w:tcMar>
-              <w:top w:type="dxa" w:w="60"/>
-              <w:left w:type="dxa" w:w="100"/>
-              <w:bottom w:type="dxa" w:w="60"/>
-              <w:right w:type="dxa" w:w="100"/>
-            </w:tcMar>
-          </w:tcPr>
-          <w:p>
-            <w:r>
-              <w:rPr>
-                <w:rFonts w:ascii="BIZ UDPゴシック" w:cs="BIZ UDPゴシック" w:eastAsia="BIZ UDPゴシック" w:hAnsi="BIZ UDPゴシック"/>
-                <w:b w:val="false"/>
-                <w:bCs w:val="false"/>
-                <w:color w:val="000000"/>
-                <w:sz w:val="18"/>
-                <w:szCs w:val="18"/>
-              </w:rPr>
-              <w:t xml:space="preserve">get-sync-store</w:t>
-            </w:r>
-          </w:p>
-        </w:tc>
-        <w:tc>
-          <w:tcPr>
-            <w:tcW w:type="dxa" w:w="1200"/>
-            <w:tcBorders>
-              <w:top w:val="single" w:color="CCCCCC" w:sz="4"/>
-              <w:left w:val="single" w:color="CCCCCC" w:sz="4"/>
-              <w:bottom w:val="single" w:color="CCCCCC" w:sz="4"/>
-              <w:right w:val="single" w:color="CCCCCC" w:sz="4"/>
-            </w:tcBorders>
-            <w:shd w:fill="FFFFFF" w:val="clear"/>
-            <w:tcMar>
-              <w:top w:type="dxa" w:w="60"/>
-              <w:left w:type="dxa" w:w="100"/>
-              <w:bottom w:type="dxa" w:w="60"/>
-              <w:right w:type="dxa" w:w="100"/>
-            </w:tcMar>
-          </w:tcPr>
-          <w:p>
-            <w:r>
-              <w:rPr>
-                <w:rFonts w:ascii="BIZ UDPゴシック" w:cs="BIZ UDPゴシック" w:eastAsia="BIZ UDPゴシック" w:hAnsi="BIZ UDPゴシック"/>
-                <w:b w:val="false"/>
-                <w:bCs w:val="false"/>
-                <w:color w:val="000000"/>
-                <w:sz w:val="18"/>
-                <w:szCs w:val="18"/>
-              </w:rPr>
-              <w:t xml:space="preserve">READ</w:t>
-            </w:r>
-          </w:p>
-        </w:tc>
-        <w:tc>
-          <w:tcPr>
-            <w:tcW w:type="dxa" w:w="3229"/>
-            <w:tcBorders>
-              <w:top w:val="single" w:color="CCCCCC" w:sz="4"/>
-              <w:left w:val="single" w:color="CCCCCC" w:sz="4"/>
-              <w:bottom w:val="single" w:color="CCCCCC" w:sz="4"/>
-              <w:right w:val="single" w:color="CCCCCC" w:sz="4"/>
-            </w:tcBorders>
-            <w:shd w:fill="FFFFFF" w:val="clear"/>
-            <w:tcMar>
-              <w:top w:type="dxa" w:w="60"/>
-              <w:left w:type="dxa" w:w="100"/>
-              <w:bottom w:type="dxa" w:w="60"/>
-              <w:right w:type="dxa" w:w="100"/>
-            </w:tcMar>
-          </w:tcPr>
-          <w:p>
-            <w:r>
-              <w:rPr>
-                <w:rFonts w:ascii="BIZ UDPゴシック" w:cs="BIZ UDPゴシック" w:eastAsia="BIZ UDPゴシック" w:hAnsi="BIZ UDPゴシック"/>
-                <w:b w:val="false"/>
-                <w:bCs w:val="false"/>
-                <w:color w:val="000000"/>
-                <w:sz w:val="18"/>
-                <w:szCs w:val="18"/>
-              </w:rPr>
-              <w:t xml:space="preserve">prd/Replica_Kasumi_RO</w:t>
-            </w:r>
-          </w:p>
-        </w:tc>
-        <w:tc>
-          <w:tcPr>
-            <w:tcW w:type="dxa" w:w="1240"/>
-            <w:tcBorders>
-              <w:top w:val="single" w:color="CCCCCC" w:sz="4"/>
-              <w:left w:val="single" w:color="CCCCCC" w:sz="4"/>
-              <w:bottom w:val="single" w:color="CCCCCC" w:sz="4"/>
-              <w:right w:val="single" w:color="CCCCCC" w:sz="4"/>
-            </w:tcBorders>
-            <w:shd w:fill="FFFFFF" w:val="clear"/>
-            <w:tcMar>
-              <w:top w:type="dxa" w:w="60"/>
-              <w:left w:type="dxa" w:w="100"/>
-              <w:bottom w:type="dxa" w:w="60"/>
-              <w:right w:type="dxa" w:w="100"/>
-            </w:tcMar>
-          </w:tcPr>
-          <w:p>
-            <w:r>
-              <w:rPr>
-                <w:rFonts w:ascii="BIZ UDPゴシック" w:cs="BIZ UDPゴシック" w:eastAsia="BIZ UDPゴシック" w:hAnsi="BIZ UDPゴシック"/>
-                <w:b w:val="false"/>
-                <w:bCs w:val="false"/>
-                <w:color w:val="000000"/>
-                <w:sz w:val="18"/>
-                <w:szCs w:val="18"/>
-              </w:rPr>
-              <w:t xml:space="preserve">✅</w:t>
-            </w:r>
-          </w:p>
-        </w:tc>
-      </w:tr>
-    </w:tbl>
-    <w:p>
-      <w:pPr>
-        <w:spacing w:before="60" w:after="60"/>
-      </w:pPr>
-      <w:r>
-        <w:rPr>
-          <w:rFonts w:ascii="BIZ UDPゴシック" w:cs="BIZ UDPゴシック" w:eastAsia="BIZ UDPゴシック" w:hAnsi="BIZ UDPゴシック"/>
-          <w:sz w:val="18"/>
-          <w:szCs w:val="18"/>
-        </w:rPr>
-        <w:t xml:space="preserve">全8Lambda関数でWriter/Readerの使い分けが適切に設計された状態になる。</w:t>
-      </w:r>
-    </w:p>
     <w:sectPr>
       <w:headerReference w:type="default" r:id="rId6"/>
       <w:footerReference w:type="default" r:id="rId7"/>
@@ -6107,8 +4107,8 @@
         <w:b/>
         <w:bCs/>
         <w:color w:val="C8102E"/>
-        <w:sz w:val="22"/>
-        <w:szCs w:val="22"/>
+        <w:sz w:val="26"/>
+        <w:szCs w:val="26"/>
       </w:rPr>
       <w:t xml:space="preserve">カスミPOS 改修指示書</w:t>
     </w:r>
@@ -6225,12 +4225,6 @@
   </w:abstractNum>
   <w:num w:numId="1">
     <w:abstractNumId w:val="1"/>
-    <w:lvlOverride w:ilvl="0">
-      <w:startOverride w:val="1"/>
-    </w:lvlOverride>
-  </w:num>
-  <w:num w:numId="2">
-    <w:abstractNumId w:val="2"/>
     <w:lvlOverride w:ilvl="0">
       <w:startOverride w:val="1"/>
     </w:lvlOverride>
@@ -6390,25 +4384,12 @@
     <w:next w:val="Normal"/>
     <w:qFormat/>
     <w:pPr>
-      <w:spacing w:before="300" w:after="120"/>
+      <w:pageBreakBefore/>
+      <w:pBdr>
+        <w:bottom w:val="single" w:color="E8A0A8" w:sz="2" w:space="4"/>
+      </w:pBdr>
+      <w:spacing w:before="0" w:after="120"/>
       <w:outlineLvl w:val="0"/>
-    </w:pPr>
-    <w:rPr>
-      <w:rFonts w:ascii="BIZ UDPゴシック" w:cs="BIZ UDPゴシック" w:eastAsia="BIZ UDPゴシック" w:hAnsi="BIZ UDPゴシック"/>
-      <w:b/>
-      <w:bCs/>
-      <w:sz w:val="32"/>
-      <w:szCs w:val="32"/>
-    </w:rPr>
-  </w:style>
-  <w:style w:type="paragraph" w:styleId="Heading2">
-    <w:name w:val="Heading 2"/>
-    <w:basedOn w:val="Normal"/>
-    <w:next w:val="Normal"/>
-    <w:qFormat/>
-    <w:pPr>
-      <w:spacing w:before="200" w:after="80"/>
-      <w:outlineLvl w:val="1"/>
     </w:pPr>
     <w:rPr>
       <w:rFonts w:ascii="BIZ UDPゴシック" w:cs="BIZ UDPゴシック" w:eastAsia="BIZ UDPゴシック" w:hAnsi="BIZ UDPゴシック"/>
@@ -6418,21 +4399,38 @@
       <w:szCs w:val="24"/>
     </w:rPr>
   </w:style>
+  <w:style w:type="paragraph" w:styleId="Heading2">
+    <w:name w:val="Heading 2"/>
+    <w:basedOn w:val="Normal"/>
+    <w:next w:val="Normal"/>
+    <w:qFormat/>
+    <w:pPr>
+      <w:spacing w:before="160" w:after="60"/>
+      <w:outlineLvl w:val="1"/>
+    </w:pPr>
+    <w:rPr>
+      <w:rFonts w:ascii="BIZ UDPゴシック" w:cs="BIZ UDPゴシック" w:eastAsia="BIZ UDPゴシック" w:hAnsi="BIZ UDPゴシック"/>
+      <w:b/>
+      <w:bCs/>
+      <w:sz w:val="18"/>
+      <w:szCs w:val="18"/>
+    </w:rPr>
+  </w:style>
   <w:style w:type="paragraph" w:styleId="Heading3">
     <w:name w:val="Heading 3"/>
     <w:basedOn w:val="Normal"/>
     <w:next w:val="Normal"/>
     <w:qFormat/>
     <w:pPr>
-      <w:spacing w:before="160" w:after="60"/>
+      <w:spacing w:before="120" w:after="40"/>
       <w:outlineLvl w:val="2"/>
     </w:pPr>
     <w:rPr>
       <w:rFonts w:ascii="BIZ UDPゴシック" w:cs="BIZ UDPゴシック" w:eastAsia="BIZ UDPゴシック" w:hAnsi="BIZ UDPゴシック"/>
       <w:b/>
       <w:bCs/>
-      <w:sz w:val="22"/>
-      <w:szCs w:val="22"/>
+      <w:sz w:val="18"/>
+      <w:szCs w:val="18"/>
     </w:rPr>
   </w:style>
 </w:styles>

--- a/40_AWS/04_修正依頼/20260308_create-file-end-for-night_DB接続先変更.docx
+++ b/40_AWS/04_修正依頼/20260308_create-file-end-for-night_DB接続先変更.docx
@@ -21,7 +21,7 @@
     </w:p>
     <w:p>
       <w:pPr>
-        <w:spacing w:before="80" w:after="80"/>
+        <w:spacing w:before="80" w:after="0"/>
         <w:jc w:val="center"/>
       </w:pPr>
       <w:r>
@@ -41,7 +41,6 @@
       </w:pPr>
       <w:r>
         <w:rPr>
-          <w:rFonts w:ascii="BIZ UDPゴシック" w:cs="BIZ UDPゴシック" w:eastAsia="BIZ UDPゴシック" w:hAnsi="BIZ UDPゴシック"/>
           <w:sz w:val="18"/>
           <w:szCs w:val="18"/>
         </w:rPr>
@@ -92,6 +91,7 @@
                 <w:rFonts w:ascii="BIZ UDPゴシック" w:cs="BIZ UDPゴシック" w:eastAsia="BIZ UDPゴシック" w:hAnsi="BIZ UDPゴシック"/>
                 <w:b w:val="false"/>
                 <w:bCs w:val="false"/>
+                <w:color w:val="000000"/>
                 <w:sz w:val="18"/>
                 <w:szCs w:val="18"/>
               </w:rPr>
@@ -122,6 +122,7 @@
                 <w:rFonts w:ascii="BIZ UDPゴシック" w:cs="BIZ UDPゴシック" w:eastAsia="BIZ UDPゴシック" w:hAnsi="BIZ UDPゴシック"/>
                 <w:b w:val="false"/>
                 <w:bCs w:val="false"/>
+                <w:color w:val="000000"/>
                 <w:sz w:val="18"/>
                 <w:szCs w:val="18"/>
               </w:rPr>
@@ -157,6 +158,7 @@
                 <w:rFonts w:ascii="BIZ UDPゴシック" w:cs="BIZ UDPゴシック" w:eastAsia="BIZ UDPゴシック" w:hAnsi="BIZ UDPゴシック"/>
                 <w:b w:val="false"/>
                 <w:bCs w:val="false"/>
+                <w:color w:val="000000"/>
                 <w:sz w:val="18"/>
                 <w:szCs w:val="18"/>
               </w:rPr>
@@ -187,6 +189,7 @@
                 <w:rFonts w:ascii="BIZ UDPゴシック" w:cs="BIZ UDPゴシック" w:eastAsia="BIZ UDPゴシック" w:hAnsi="BIZ UDPゴシック"/>
                 <w:b w:val="false"/>
                 <w:bCs w:val="false"/>
+                <w:color w:val="000000"/>
                 <w:sz w:val="18"/>
                 <w:szCs w:val="18"/>
               </w:rPr>
@@ -222,6 +225,7 @@
                 <w:rFonts w:ascii="BIZ UDPゴシック" w:cs="BIZ UDPゴシック" w:eastAsia="BIZ UDPゴシック" w:hAnsi="BIZ UDPゴシック"/>
                 <w:b w:val="false"/>
                 <w:bCs w:val="false"/>
+                <w:color w:val="000000"/>
                 <w:sz w:val="18"/>
                 <w:szCs w:val="18"/>
               </w:rPr>
@@ -252,6 +256,7 @@
                 <w:rFonts w:ascii="BIZ UDPゴシック" w:cs="BIZ UDPゴシック" w:eastAsia="BIZ UDPゴシック" w:hAnsi="BIZ UDPゴシック"/>
                 <w:b w:val="false"/>
                 <w:bCs w:val="false"/>
+                <w:color w:val="000000"/>
                 <w:sz w:val="18"/>
                 <w:szCs w:val="18"/>
               </w:rPr>
@@ -287,6 +292,7 @@
                 <w:rFonts w:ascii="BIZ UDPゴシック" w:cs="BIZ UDPゴシック" w:eastAsia="BIZ UDPゴシック" w:hAnsi="BIZ UDPゴシック"/>
                 <w:b w:val="false"/>
                 <w:bCs w:val="false"/>
+                <w:color w:val="000000"/>
                 <w:sz w:val="18"/>
                 <w:szCs w:val="18"/>
               </w:rPr>
@@ -317,6 +323,7 @@
                 <w:rFonts w:ascii="BIZ UDPゴシック" w:cs="BIZ UDPゴシック" w:eastAsia="BIZ UDPゴシック" w:hAnsi="BIZ UDPゴシック"/>
                 <w:b w:val="false"/>
                 <w:bCs w:val="false"/>
+                <w:color w:val="000000"/>
                 <w:sz w:val="18"/>
                 <w:szCs w:val="18"/>
               </w:rPr>
@@ -352,6 +359,7 @@
                 <w:rFonts w:ascii="BIZ UDPゴシック" w:cs="BIZ UDPゴシック" w:eastAsia="BIZ UDPゴシック" w:hAnsi="BIZ UDPゴシック"/>
                 <w:b w:val="false"/>
                 <w:bCs w:val="false"/>
+                <w:color w:val="000000"/>
                 <w:sz w:val="18"/>
                 <w:szCs w:val="18"/>
               </w:rPr>
@@ -382,6 +390,7 @@
                 <w:rFonts w:ascii="BIZ UDPゴシック" w:cs="BIZ UDPゴシック" w:eastAsia="BIZ UDPゴシック" w:hAnsi="BIZ UDPゴシック"/>
                 <w:b w:val="false"/>
                 <w:bCs w:val="false"/>
+                <w:color w:val="000000"/>
                 <w:sz w:val="18"/>
                 <w:szCs w:val="18"/>
               </w:rPr>
@@ -417,6 +426,7 @@
                 <w:rFonts w:ascii="BIZ UDPゴシック" w:cs="BIZ UDPゴシック" w:eastAsia="BIZ UDPゴシック" w:hAnsi="BIZ UDPゴシック"/>
                 <w:b w:val="false"/>
                 <w:bCs w:val="false"/>
+                <w:color w:val="000000"/>
                 <w:sz w:val="18"/>
                 <w:szCs w:val="18"/>
               </w:rPr>
@@ -447,6 +457,7 @@
                 <w:rFonts w:ascii="BIZ UDPゴシック" w:cs="BIZ UDPゴシック" w:eastAsia="BIZ UDPゴシック" w:hAnsi="BIZ UDPゴシック"/>
                 <w:b w:val="false"/>
                 <w:bCs w:val="false"/>
+                <w:color w:val="000000"/>
                 <w:sz w:val="18"/>
                 <w:szCs w:val="18"/>
               </w:rPr>
@@ -482,6 +493,7 @@
                 <w:rFonts w:ascii="BIZ UDPゴシック" w:cs="BIZ UDPゴシック" w:eastAsia="BIZ UDPゴシック" w:hAnsi="BIZ UDPゴシック"/>
                 <w:b w:val="false"/>
                 <w:bCs w:val="false"/>
+                <w:color w:val="000000"/>
                 <w:sz w:val="18"/>
                 <w:szCs w:val="18"/>
               </w:rPr>
@@ -512,6 +524,7 @@
                 <w:rFonts w:ascii="BIZ UDPゴシック" w:cs="BIZ UDPゴシック" w:eastAsia="BIZ UDPゴシック" w:hAnsi="BIZ UDPゴシック"/>
                 <w:b w:val="false"/>
                 <w:bCs w:val="false"/>
+                <w:color w:val="000000"/>
                 <w:sz w:val="18"/>
                 <w:szCs w:val="18"/>
               </w:rPr>
@@ -547,6 +560,7 @@
                 <w:rFonts w:ascii="BIZ UDPゴシック" w:cs="BIZ UDPゴシック" w:eastAsia="BIZ UDPゴシック" w:hAnsi="BIZ UDPゴシック"/>
                 <w:b w:val="false"/>
                 <w:bCs w:val="false"/>
+                <w:color w:val="000000"/>
                 <w:sz w:val="18"/>
                 <w:szCs w:val="18"/>
               </w:rPr>
@@ -577,10 +591,11 @@
                 <w:rFonts w:ascii="BIZ UDPゴシック" w:cs="BIZ UDPゴシック" w:eastAsia="BIZ UDPゴシック" w:hAnsi="BIZ UDPゴシック"/>
                 <w:b w:val="false"/>
                 <w:bCs w:val="false"/>
-                <w:sz w:val="18"/>
-                <w:szCs w:val="18"/>
-              </w:rPr>
-              <w:t xml:space="preserve"/>
+                <w:color w:val="000000"/>
+                <w:sz w:val="18"/>
+                <w:szCs w:val="18"/>
+              </w:rPr>
+              <w:t xml:space="preserve">（承認後記入）</w:t>
             </w:r>
           </w:p>
         </w:tc>
@@ -634,26 +649,17 @@
     </w:p>
     <w:p>
       <w:pPr>
-        <w:pStyle w:val="Normal"/>
-        <w:spacing w:before="0" w:after="0"/>
-      </w:pPr>
-      <w:r>
-        <w:br w:type="page"/>
-      </w:r>
-    </w:p>
-    <w:p>
-      <w:pPr>
-        <w:pStyle w:val="Heading2"/>
+        <w:pStyle w:val="Heading1"/>
       </w:pPr>
       <w:r>
         <w:rPr>
           <w:rFonts w:ascii="BIZ UDPゴシック" w:cs="BIZ UDPゴシック" w:eastAsia="BIZ UDPゴシック" w:hAnsi="BIZ UDPゴシック"/>
           <w:b/>
           <w:bCs/>
-          <w:sz w:val="18"/>
-          <w:szCs w:val="18"/>
+          <w:sz w:val="24"/>
+          <w:szCs w:val="24"/>
         </w:rPr>
-        <w:t xml:space="preserve">■ 改廃履歴</w:t>
+        <w:t xml:space="preserve">■改廃履歴</w:t>
       </w:r>
     </w:p>
     <w:tbl>
@@ -701,6 +707,7 @@
                 <w:rFonts w:ascii="BIZ UDPゴシック" w:cs="BIZ UDPゴシック" w:eastAsia="BIZ UDPゴシック" w:hAnsi="BIZ UDPゴシック"/>
                 <w:b/>
                 <w:bCs/>
+                <w:color w:val="000000"/>
                 <w:sz w:val="18"/>
                 <w:szCs w:val="18"/>
               </w:rPr>
@@ -731,6 +738,7 @@
                 <w:rFonts w:ascii="BIZ UDPゴシック" w:cs="BIZ UDPゴシック" w:eastAsia="BIZ UDPゴシック" w:hAnsi="BIZ UDPゴシック"/>
                 <w:b/>
                 <w:bCs/>
+                <w:color w:val="000000"/>
                 <w:sz w:val="18"/>
                 <w:szCs w:val="18"/>
               </w:rPr>
@@ -761,6 +769,7 @@
                 <w:rFonts w:ascii="BIZ UDPゴシック" w:cs="BIZ UDPゴシック" w:eastAsia="BIZ UDPゴシック" w:hAnsi="BIZ UDPゴシック"/>
                 <w:b/>
                 <w:bCs/>
+                <w:color w:val="000000"/>
                 <w:sz w:val="18"/>
                 <w:szCs w:val="18"/>
               </w:rPr>
@@ -791,6 +800,7 @@
                 <w:rFonts w:ascii="BIZ UDPゴシック" w:cs="BIZ UDPゴシック" w:eastAsia="BIZ UDPゴシック" w:hAnsi="BIZ UDPゴシック"/>
                 <w:b/>
                 <w:bCs/>
+                <w:color w:val="000000"/>
                 <w:sz w:val="18"/>
                 <w:szCs w:val="18"/>
               </w:rPr>
@@ -826,6 +836,7 @@
                 <w:rFonts w:ascii="BIZ UDPゴシック" w:cs="BIZ UDPゴシック" w:eastAsia="BIZ UDPゴシック" w:hAnsi="BIZ UDPゴシック"/>
                 <w:b w:val="false"/>
                 <w:bCs w:val="false"/>
+                <w:color w:val="000000"/>
                 <w:sz w:val="18"/>
                 <w:szCs w:val="18"/>
               </w:rPr>
@@ -856,6 +867,7 @@
                 <w:rFonts w:ascii="BIZ UDPゴシック" w:cs="BIZ UDPゴシック" w:eastAsia="BIZ UDPゴシック" w:hAnsi="BIZ UDPゴシック"/>
                 <w:b w:val="false"/>
                 <w:bCs w:val="false"/>
+                <w:color w:val="000000"/>
                 <w:sz w:val="18"/>
                 <w:szCs w:val="18"/>
               </w:rPr>
@@ -886,6 +898,7 @@
                 <w:rFonts w:ascii="BIZ UDPゴシック" w:cs="BIZ UDPゴシック" w:eastAsia="BIZ UDPゴシック" w:hAnsi="BIZ UDPゴシック"/>
                 <w:b w:val="false"/>
                 <w:bCs w:val="false"/>
+                <w:color w:val="000000"/>
                 <w:sz w:val="18"/>
                 <w:szCs w:val="18"/>
               </w:rPr>
@@ -916,6 +929,7 @@
                 <w:rFonts w:ascii="BIZ UDPゴシック" w:cs="BIZ UDPゴシック" w:eastAsia="BIZ UDPゴシック" w:hAnsi="BIZ UDPゴシック"/>
                 <w:b w:val="false"/>
                 <w:bCs w:val="false"/>
+                <w:color w:val="000000"/>
                 <w:sz w:val="18"/>
                 <w:szCs w:val="18"/>
               </w:rPr>
@@ -951,6 +965,7 @@
                 <w:rFonts w:ascii="BIZ UDPゴシック" w:cs="BIZ UDPゴシック" w:eastAsia="BIZ UDPゴシック" w:hAnsi="BIZ UDPゴシック"/>
                 <w:b w:val="false"/>
                 <w:bCs w:val="false"/>
+                <w:color w:val="000000"/>
                 <w:sz w:val="18"/>
                 <w:szCs w:val="18"/>
               </w:rPr>
@@ -981,6 +996,7 @@
                 <w:rFonts w:ascii="BIZ UDPゴシック" w:cs="BIZ UDPゴシック" w:eastAsia="BIZ UDPゴシック" w:hAnsi="BIZ UDPゴシック"/>
                 <w:b w:val="false"/>
                 <w:bCs w:val="false"/>
+                <w:color w:val="000000"/>
                 <w:sz w:val="18"/>
                 <w:szCs w:val="18"/>
               </w:rPr>
@@ -1011,6 +1027,7 @@
                 <w:rFonts w:ascii="BIZ UDPゴシック" w:cs="BIZ UDPゴシック" w:eastAsia="BIZ UDPゴシック" w:hAnsi="BIZ UDPゴシック"/>
                 <w:b w:val="false"/>
                 <w:bCs w:val="false"/>
+                <w:color w:val="000000"/>
                 <w:sz w:val="18"/>
                 <w:szCs w:val="18"/>
               </w:rPr>
@@ -1041,24 +1058,145 @@
                 <w:rFonts w:ascii="BIZ UDPゴシック" w:cs="BIZ UDPゴシック" w:eastAsia="BIZ UDPゴシック" w:hAnsi="BIZ UDPゴシック"/>
                 <w:b w:val="false"/>
                 <w:bCs w:val="false"/>
+                <w:color w:val="000000"/>
                 <w:sz w:val="18"/>
                 <w:szCs w:val="18"/>
               </w:rPr>
               <w:t xml:space="preserve">顧客実施判断確認セクション（第0章）を追加</w:t>
+            </w:r>
+          </w:p>
+        </w:tc>
+      </w:tr>
+      <w:tr>
+        <w:trPr>
+          <w:cantSplit/>
+        </w:trPr>
+        <w:tc>
+          <w:tcPr>
+            <w:tcW w:type="dxa" w:w="756"/>
+            <w:tcBorders>
+              <w:top w:val="single" w:color="CCCCCC" w:sz="4"/>
+              <w:left w:val="single" w:color="CCCCCC" w:sz="4"/>
+              <w:bottom w:val="single" w:color="CCCCCC" w:sz="4"/>
+              <w:right w:val="single" w:color="CCCCCC" w:sz="4"/>
+            </w:tcBorders>
+            <w:shd w:fill="FFFFFF" w:val="clear"/>
+            <w:tcMar>
+              <w:top w:type="dxa" w:w="60"/>
+              <w:left w:type="dxa" w:w="100"/>
+              <w:bottom w:type="dxa" w:w="60"/>
+              <w:right w:type="dxa" w:w="100"/>
+            </w:tcMar>
+          </w:tcPr>
+          <w:p>
+            <w:r>
+              <w:rPr>
+                <w:rFonts w:ascii="BIZ UDPゴシック" w:cs="BIZ UDPゴシック" w:eastAsia="BIZ UDPゴシック" w:hAnsi="BIZ UDPゴシック"/>
+                <w:b w:val="false"/>
+                <w:bCs w:val="false"/>
+                <w:color w:val="AAAAAA"/>
+                <w:sz w:val="18"/>
+                <w:szCs w:val="18"/>
+              </w:rPr>
+              <w:t xml:space="preserve">1.0</w:t>
+            </w:r>
+          </w:p>
+        </w:tc>
+        <w:tc>
+          <w:tcPr>
+            <w:tcW w:type="dxa" w:w="1512"/>
+            <w:tcBorders>
+              <w:top w:val="single" w:color="CCCCCC" w:sz="4"/>
+              <w:left w:val="single" w:color="CCCCCC" w:sz="4"/>
+              <w:bottom w:val="single" w:color="CCCCCC" w:sz="4"/>
+              <w:right w:val="single" w:color="CCCCCC" w:sz="4"/>
+            </w:tcBorders>
+            <w:shd w:fill="FFFFFF" w:val="clear"/>
+            <w:tcMar>
+              <w:top w:type="dxa" w:w="60"/>
+              <w:left w:type="dxa" w:w="100"/>
+              <w:bottom w:type="dxa" w:w="60"/>
+              <w:right w:type="dxa" w:w="100"/>
+            </w:tcMar>
+          </w:tcPr>
+          <w:p>
+            <w:r>
+              <w:rPr>
+                <w:rFonts w:ascii="BIZ UDPゴシック" w:cs="BIZ UDPゴシック" w:eastAsia="BIZ UDPゴシック" w:hAnsi="BIZ UDPゴシック"/>
+                <w:b w:val="false"/>
+                <w:bCs w:val="false"/>
+                <w:color w:val="AAAAAA"/>
+                <w:sz w:val="18"/>
+                <w:szCs w:val="18"/>
+              </w:rPr>
+              <w:t xml:space="preserve"/>
+            </w:r>
+          </w:p>
+        </w:tc>
+        <w:tc>
+          <w:tcPr>
+            <w:tcW w:type="dxa" w:w="1890"/>
+            <w:tcBorders>
+              <w:top w:val="single" w:color="CCCCCC" w:sz="4"/>
+              <w:left w:val="single" w:color="CCCCCC" w:sz="4"/>
+              <w:bottom w:val="single" w:color="CCCCCC" w:sz="4"/>
+              <w:right w:val="single" w:color="CCCCCC" w:sz="4"/>
+            </w:tcBorders>
+            <w:shd w:fill="FFFFFF" w:val="clear"/>
+            <w:tcMar>
+              <w:top w:type="dxa" w:w="60"/>
+              <w:left w:type="dxa" w:w="100"/>
+              <w:bottom w:type="dxa" w:w="60"/>
+              <w:right w:type="dxa" w:w="100"/>
+            </w:tcMar>
+          </w:tcPr>
+          <w:p>
+            <w:r>
+              <w:rPr>
+                <w:rFonts w:ascii="BIZ UDPゴシック" w:cs="BIZ UDPゴシック" w:eastAsia="BIZ UDPゴシック" w:hAnsi="BIZ UDPゴシック"/>
+                <w:b w:val="false"/>
+                <w:bCs w:val="false"/>
+                <w:color w:val="AAAAAA"/>
+                <w:sz w:val="18"/>
+                <w:szCs w:val="18"/>
+              </w:rPr>
+              <w:t xml:space="preserve"/>
+            </w:r>
+          </w:p>
+        </w:tc>
+        <w:tc>
+          <w:tcPr>
+            <w:tcW w:type="dxa" w:w="4346"/>
+            <w:tcBorders>
+              <w:top w:val="single" w:color="CCCCCC" w:sz="4"/>
+              <w:left w:val="single" w:color="CCCCCC" w:sz="4"/>
+              <w:bottom w:val="single" w:color="CCCCCC" w:sz="4"/>
+              <w:right w:val="single" w:color="CCCCCC" w:sz="4"/>
+            </w:tcBorders>
+            <w:shd w:fill="FFFFFF" w:val="clear"/>
+            <w:tcMar>
+              <w:top w:type="dxa" w:w="60"/>
+              <w:left w:type="dxa" w:w="100"/>
+              <w:bottom w:type="dxa" w:w="60"/>
+              <w:right w:type="dxa" w:w="100"/>
+            </w:tcMar>
+          </w:tcPr>
+          <w:p>
+            <w:r>
+              <w:rPr>
+                <w:rFonts w:ascii="BIZ UDPゴシック" w:cs="BIZ UDPゴシック" w:eastAsia="BIZ UDPゴシック" w:hAnsi="BIZ UDPゴシック"/>
+                <w:b w:val="false"/>
+                <w:bCs w:val="false"/>
+                <w:color w:val="AAAAAA"/>
+                <w:sz w:val="18"/>
+                <w:szCs w:val="18"/>
+              </w:rPr>
+              <w:t xml:space="preserve">（顧客承認時に設定）</w:t>
             </w:r>
           </w:p>
         </w:tc>
       </w:tr>
     </w:tbl>
-    <w:p>
-      <w:pPr>
-        <w:pStyle w:val="Normal"/>
-        <w:spacing w:before="0" w:after="0"/>
-      </w:pPr>
-      <w:r>
-        <w:br w:type="page"/>
-      </w:r>
-    </w:p>
     <w:p>
       <w:pPr>
         <w:pStyle w:val="Heading1"/>
@@ -1131,24 +1269,25 @@
               <w:bottom w:val="single" w:color="CCCCCC" w:sz="4"/>
               <w:right w:val="single" w:color="CCCCCC" w:sz="4"/>
             </w:tcBorders>
-            <w:shd w:fill="F5F5F5" w:val="clear"/>
-            <w:tcMar>
-              <w:top w:type="dxa" w:w="60"/>
-              <w:left w:type="dxa" w:w="100"/>
-              <w:bottom w:type="dxa" w:w="60"/>
-              <w:right w:type="dxa" w:w="100"/>
-            </w:tcMar>
-          </w:tcPr>
-          <w:p>
-            <w:r>
-              <w:rPr>
-                <w:rFonts w:ascii="BIZ UDPゴシック" w:cs="BIZ UDPゴシック" w:eastAsia="BIZ UDPゴシック" w:hAnsi="BIZ UDPゴシック"/>
-                <w:b/>
-                <w:bCs/>
-                <w:sz w:val="18"/>
-                <w:szCs w:val="18"/>
-              </w:rPr>
-              <w:t xml:space="preserve">項目</w:t>
+            <w:shd w:fill="FFFFFF" w:val="clear"/>
+            <w:tcMar>
+              <w:top w:type="dxa" w:w="60"/>
+              <w:left w:type="dxa" w:w="100"/>
+              <w:bottom w:type="dxa" w:w="60"/>
+              <w:right w:type="dxa" w:w="100"/>
+            </w:tcMar>
+          </w:tcPr>
+          <w:p>
+            <w:r>
+              <w:rPr>
+                <w:rFonts w:ascii="BIZ UDPゴシック" w:cs="BIZ UDPゴシック" w:eastAsia="BIZ UDPゴシック" w:hAnsi="BIZ UDPゴシック"/>
+                <w:b w:val="false"/>
+                <w:bCs w:val="false"/>
+                <w:color w:val="000000"/>
+                <w:sz w:val="18"/>
+                <w:szCs w:val="18"/>
+              </w:rPr>
+              <w:t xml:space="preserve">変更対象</w:t>
             </w:r>
           </w:p>
         </w:tc>
@@ -1161,24 +1300,25 @@
               <w:bottom w:val="single" w:color="CCCCCC" w:sz="4"/>
               <w:right w:val="single" w:color="CCCCCC" w:sz="4"/>
             </w:tcBorders>
-            <w:shd w:fill="F5F5F5" w:val="clear"/>
-            <w:tcMar>
-              <w:top w:type="dxa" w:w="60"/>
-              <w:left w:type="dxa" w:w="100"/>
-              <w:bottom w:type="dxa" w:w="60"/>
-              <w:right w:type="dxa" w:w="100"/>
-            </w:tcMar>
-          </w:tcPr>
-          <w:p>
-            <w:r>
-              <w:rPr>
-                <w:rFonts w:ascii="BIZ UDPゴシック" w:cs="BIZ UDPゴシック" w:eastAsia="BIZ UDPゴシック" w:hAnsi="BIZ UDPゴシック"/>
-                <w:b/>
-                <w:bCs/>
-                <w:sz w:val="18"/>
-                <w:szCs w:val="18"/>
-              </w:rPr>
-              <w:t xml:space="preserve">内容</w:t>
+            <w:shd w:fill="FFFFFF" w:val="clear"/>
+            <w:tcMar>
+              <w:top w:type="dxa" w:w="60"/>
+              <w:left w:type="dxa" w:w="100"/>
+              <w:bottom w:type="dxa" w:w="60"/>
+              <w:right w:type="dxa" w:w="100"/>
+            </w:tcMar>
+          </w:tcPr>
+          <w:p>
+            <w:r>
+              <w:rPr>
+                <w:rFonts w:ascii="BIZ UDPゴシック" w:cs="BIZ UDPゴシック" w:eastAsia="BIZ UDPゴシック" w:hAnsi="BIZ UDPゴシック"/>
+                <w:b w:val="false"/>
+                <w:bCs w:val="false"/>
+                <w:color w:val="000000"/>
+                <w:sz w:val="18"/>
+                <w:szCs w:val="18"/>
+              </w:rPr>
+              <w:t xml:space="preserve">Lambda 環境変数 DB_KASUMI の接続先を Writer → Reader エンドポイントに変更</w:t>
             </w:r>
           </w:p>
         </w:tc>
@@ -1210,10 +1350,11 @@
                 <w:rFonts w:ascii="BIZ UDPゴシック" w:cs="BIZ UDPゴシック" w:eastAsia="BIZ UDPゴシック" w:hAnsi="BIZ UDPゴシック"/>
                 <w:b w:val="false"/>
                 <w:bCs w:val="false"/>
-                <w:sz w:val="18"/>
-                <w:szCs w:val="18"/>
-              </w:rPr>
-              <w:t xml:space="preserve">変更対象</w:t>
+                <w:color w:val="000000"/>
+                <w:sz w:val="18"/>
+                <w:szCs w:val="18"/>
+              </w:rPr>
+              <w:t xml:space="preserve">変更理由</w:t>
             </w:r>
           </w:p>
         </w:tc>
@@ -1240,10 +1381,11 @@
                 <w:rFonts w:ascii="BIZ UDPゴシック" w:cs="BIZ UDPゴシック" w:eastAsia="BIZ UDPゴシック" w:hAnsi="BIZ UDPゴシック"/>
                 <w:b w:val="false"/>
                 <w:bCs w:val="false"/>
-                <w:sz w:val="18"/>
-                <w:szCs w:val="18"/>
-              </w:rPr>
-              <w:t xml:space="preserve">Lambda 環境変数 DB_KASUMI の接続先を Writer → Reader エンドポイントに変更</w:t>
+                <w:color w:val="000000"/>
+                <w:sz w:val="18"/>
+                <w:szCs w:val="18"/>
+              </w:rPr>
+              <w:t xml:space="preserve">当該Lambda（create-file-end-for-night）はSELECTのみ実行する読み取り専用処理であり、WriterへのDB負荷を分散するためReaderエンドポイントに変更する</w:t>
             </w:r>
           </w:p>
         </w:tc>
@@ -1275,10 +1417,11 @@
                 <w:rFonts w:ascii="BIZ UDPゴシック" w:cs="BIZ UDPゴシック" w:eastAsia="BIZ UDPゴシック" w:hAnsi="BIZ UDPゴシック"/>
                 <w:b w:val="false"/>
                 <w:bCs w:val="false"/>
-                <w:sz w:val="18"/>
-                <w:szCs w:val="18"/>
-              </w:rPr>
-              <w:t xml:space="preserve">変更理由</w:t>
+                <w:color w:val="000000"/>
+                <w:sz w:val="18"/>
+                <w:szCs w:val="18"/>
+              </w:rPr>
+              <w:t xml:space="preserve">DB操作内容</w:t>
             </w:r>
           </w:p>
         </w:tc>
@@ -1305,10 +1448,11 @@
                 <w:rFonts w:ascii="BIZ UDPゴシック" w:cs="BIZ UDPゴシック" w:eastAsia="BIZ UDPゴシック" w:hAnsi="BIZ UDPゴシック"/>
                 <w:b w:val="false"/>
                 <w:bCs w:val="false"/>
-                <w:sz w:val="18"/>
-                <w:szCs w:val="18"/>
-              </w:rPr>
-              <w:t xml:space="preserve">当該Lambda（create-file-end-for-night）はSELECTのみ実行する読み取り専用処理であり、WriterへのDB負荷を分散するためReaderエンドポイントに変更する</w:t>
+                <w:color w:val="000000"/>
+                <w:sz w:val="18"/>
+                <w:szCs w:val="18"/>
+              </w:rPr>
+              <w:t xml:space="preserve">SELECT のみ（INSERT / UPDATE / DELETE なし）。接続先を変更しても処理ロジックへの影響はない。</w:t>
             </w:r>
           </w:p>
         </w:tc>
@@ -1340,10 +1484,11 @@
                 <w:rFonts w:ascii="BIZ UDPゴシック" w:cs="BIZ UDPゴシック" w:eastAsia="BIZ UDPゴシック" w:hAnsi="BIZ UDPゴシック"/>
                 <w:b w:val="false"/>
                 <w:bCs w:val="false"/>
-                <w:sz w:val="18"/>
-                <w:szCs w:val="18"/>
-              </w:rPr>
-              <w:t xml:space="preserve">DB操作内容</w:t>
+                <w:color w:val="000000"/>
+                <w:sz w:val="18"/>
+                <w:szCs w:val="18"/>
+              </w:rPr>
+              <w:t xml:space="preserve">ダウンタイム</w:t>
             </w:r>
           </w:p>
         </w:tc>
@@ -1370,10 +1515,11 @@
                 <w:rFonts w:ascii="BIZ UDPゴシック" w:cs="BIZ UDPゴシック" w:eastAsia="BIZ UDPゴシック" w:hAnsi="BIZ UDPゴシック"/>
                 <w:b w:val="false"/>
                 <w:bCs w:val="false"/>
-                <w:sz w:val="18"/>
-                <w:szCs w:val="18"/>
-              </w:rPr>
-              <w:t xml:space="preserve">SELECT のみ（INSERT / UPDATE / DELETE なし）。接続先を変更しても処理ロジックへの影響はない。</w:t>
+                <w:color w:val="000000"/>
+                <w:sz w:val="18"/>
+                <w:szCs w:val="18"/>
+              </w:rPr>
+              <w:t xml:space="preserve">なし。Lambda環境変数の変更のみのため、サービス停止は発生しない。</w:t>
             </w:r>
           </w:p>
         </w:tc>
@@ -1405,10 +1551,11 @@
                 <w:rFonts w:ascii="BIZ UDPゴシック" w:cs="BIZ UDPゴシック" w:eastAsia="BIZ UDPゴシック" w:hAnsi="BIZ UDPゴシック"/>
                 <w:b w:val="false"/>
                 <w:bCs w:val="false"/>
-                <w:sz w:val="18"/>
-                <w:szCs w:val="18"/>
-              </w:rPr>
-              <w:t xml:space="preserve">ダウンタイム</w:t>
+                <w:color w:val="000000"/>
+                <w:sz w:val="18"/>
+                <w:szCs w:val="18"/>
+              </w:rPr>
+              <w:t xml:space="preserve">切り戻し</w:t>
             </w:r>
           </w:p>
         </w:tc>
@@ -1435,71 +1582,7 @@
                 <w:rFonts w:ascii="BIZ UDPゴシック" w:cs="BIZ UDPゴシック" w:eastAsia="BIZ UDPゴシック" w:hAnsi="BIZ UDPゴシック"/>
                 <w:b w:val="false"/>
                 <w:bCs w:val="false"/>
-                <w:sz w:val="18"/>
-                <w:szCs w:val="18"/>
-              </w:rPr>
-              <w:t xml:space="preserve">なし。Lambda環境変数の変更のみのため、サービス停止は発生しない。</w:t>
-            </w:r>
-          </w:p>
-        </w:tc>
-      </w:tr>
-      <w:tr>
-        <w:trPr>
-          <w:cantSplit/>
-        </w:trPr>
-        <w:tc>
-          <w:tcPr>
-            <w:tcW w:type="dxa" w:w="2000"/>
-            <w:tcBorders>
-              <w:top w:val="single" w:color="CCCCCC" w:sz="4"/>
-              <w:left w:val="single" w:color="CCCCCC" w:sz="4"/>
-              <w:bottom w:val="single" w:color="CCCCCC" w:sz="4"/>
-              <w:right w:val="single" w:color="CCCCCC" w:sz="4"/>
-            </w:tcBorders>
-            <w:shd w:fill="FFFFFF" w:val="clear"/>
-            <w:tcMar>
-              <w:top w:type="dxa" w:w="60"/>
-              <w:left w:type="dxa" w:w="100"/>
-              <w:bottom w:type="dxa" w:w="60"/>
-              <w:right w:type="dxa" w:w="100"/>
-            </w:tcMar>
-          </w:tcPr>
-          <w:p>
-            <w:r>
-              <w:rPr>
-                <w:rFonts w:ascii="BIZ UDPゴシック" w:cs="BIZ UDPゴシック" w:eastAsia="BIZ UDPゴシック" w:hAnsi="BIZ UDPゴシック"/>
-                <w:b w:val="false"/>
-                <w:bCs w:val="false"/>
-                <w:sz w:val="18"/>
-                <w:szCs w:val="18"/>
-              </w:rPr>
-              <w:t xml:space="preserve">切り戻し</w:t>
-            </w:r>
-          </w:p>
-        </w:tc>
-        <w:tc>
-          <w:tcPr>
-            <w:tcW w:type="dxa" w:w="6504"/>
-            <w:tcBorders>
-              <w:top w:val="single" w:color="CCCCCC" w:sz="4"/>
-              <w:left w:val="single" w:color="CCCCCC" w:sz="4"/>
-              <w:bottom w:val="single" w:color="CCCCCC" w:sz="4"/>
-              <w:right w:val="single" w:color="CCCCCC" w:sz="4"/>
-            </w:tcBorders>
-            <w:shd w:fill="FFFFFF" w:val="clear"/>
-            <w:tcMar>
-              <w:top w:type="dxa" w:w="60"/>
-              <w:left w:type="dxa" w:w="100"/>
-              <w:bottom w:type="dxa" w:w="60"/>
-              <w:right w:type="dxa" w:w="100"/>
-            </w:tcMar>
-          </w:tcPr>
-          <w:p>
-            <w:r>
-              <w:rPr>
-                <w:rFonts w:ascii="BIZ UDPゴシック" w:cs="BIZ UDPゴシック" w:eastAsia="BIZ UDPゴシック" w:hAnsi="BIZ UDPゴシック"/>
-                <w:b w:val="false"/>
-                <w:bCs w:val="false"/>
+                <w:color w:val="000000"/>
                 <w:sz w:val="18"/>
                 <w:szCs w:val="18"/>
               </w:rPr>
@@ -1568,6 +1651,7 @@
                 <w:rFonts w:ascii="BIZ UDPゴシック" w:cs="BIZ UDPゴシック" w:eastAsia="BIZ UDPゴシック" w:hAnsi="BIZ UDPゴシック"/>
                 <w:b/>
                 <w:bCs/>
+                <w:color w:val="000000"/>
                 <w:sz w:val="18"/>
                 <w:szCs w:val="18"/>
               </w:rPr>
@@ -1598,6 +1682,7 @@
                 <w:rFonts w:ascii="BIZ UDPゴシック" w:cs="BIZ UDPゴシック" w:eastAsia="BIZ UDPゴシック" w:hAnsi="BIZ UDPゴシック"/>
                 <w:b/>
                 <w:bCs/>
+                <w:color w:val="000000"/>
                 <w:sz w:val="18"/>
                 <w:szCs w:val="18"/>
               </w:rPr>
@@ -1628,6 +1713,7 @@
                 <w:rFonts w:ascii="BIZ UDPゴシック" w:cs="BIZ UDPゴシック" w:eastAsia="BIZ UDPゴシック" w:hAnsi="BIZ UDPゴシック"/>
                 <w:b/>
                 <w:bCs/>
+                <w:color w:val="000000"/>
                 <w:sz w:val="18"/>
                 <w:szCs w:val="18"/>
               </w:rPr>
@@ -1663,6 +1749,7 @@
                 <w:rFonts w:ascii="BIZ UDPゴシック" w:cs="BIZ UDPゴシック" w:eastAsia="BIZ UDPゴシック" w:hAnsi="BIZ UDPゴシック"/>
                 <w:b w:val="false"/>
                 <w:bCs w:val="false"/>
+                <w:color w:val="000000"/>
                 <w:sz w:val="18"/>
                 <w:szCs w:val="18"/>
               </w:rPr>
@@ -1693,6 +1780,7 @@
                 <w:rFonts w:ascii="BIZ UDPゴシック" w:cs="BIZ UDPゴシック" w:eastAsia="BIZ UDPゴシック" w:hAnsi="BIZ UDPゴシック"/>
                 <w:b w:val="false"/>
                 <w:bCs w:val="false"/>
+                <w:color w:val="000000"/>
                 <w:sz w:val="18"/>
                 <w:szCs w:val="18"/>
               </w:rPr>
@@ -1723,6 +1811,7 @@
                 <w:rFonts w:ascii="BIZ UDPゴシック" w:cs="BIZ UDPゴシック" w:eastAsia="BIZ UDPゴシック" w:hAnsi="BIZ UDPゴシック"/>
                 <w:b w:val="false"/>
                 <w:bCs w:val="false"/>
+                <w:color w:val="000000"/>
                 <w:sz w:val="18"/>
                 <w:szCs w:val="18"/>
               </w:rPr>
@@ -1758,6 +1847,7 @@
                 <w:rFonts w:ascii="BIZ UDPゴシック" w:cs="BIZ UDPゴシック" w:eastAsia="BIZ UDPゴシック" w:hAnsi="BIZ UDPゴシック"/>
                 <w:b w:val="false"/>
                 <w:bCs w:val="false"/>
+                <w:color w:val="000000"/>
                 <w:sz w:val="18"/>
                 <w:szCs w:val="18"/>
               </w:rPr>
@@ -1788,6 +1878,7 @@
                 <w:rFonts w:ascii="BIZ UDPゴシック" w:cs="BIZ UDPゴシック" w:eastAsia="BIZ UDPゴシック" w:hAnsi="BIZ UDPゴシック"/>
                 <w:b w:val="false"/>
                 <w:bCs w:val="false"/>
+                <w:color w:val="000000"/>
                 <w:sz w:val="18"/>
                 <w:szCs w:val="18"/>
               </w:rPr>
@@ -1818,6 +1909,7 @@
                 <w:rFonts w:ascii="BIZ UDPゴシック" w:cs="BIZ UDPゴシック" w:eastAsia="BIZ UDPゴシック" w:hAnsi="BIZ UDPゴシック"/>
                 <w:b w:val="false"/>
                 <w:bCs w:val="false"/>
+                <w:color w:val="000000"/>
                 <w:sz w:val="18"/>
                 <w:szCs w:val="18"/>
               </w:rPr>
@@ -1853,6 +1945,7 @@
                 <w:rFonts w:ascii="BIZ UDPゴシック" w:cs="BIZ UDPゴシック" w:eastAsia="BIZ UDPゴシック" w:hAnsi="BIZ UDPゴシック"/>
                 <w:b w:val="false"/>
                 <w:bCs w:val="false"/>
+                <w:color w:val="000000"/>
                 <w:sz w:val="18"/>
                 <w:szCs w:val="18"/>
               </w:rPr>
@@ -1883,6 +1976,7 @@
                 <w:rFonts w:ascii="BIZ UDPゴシック" w:cs="BIZ UDPゴシック" w:eastAsia="BIZ UDPゴシック" w:hAnsi="BIZ UDPゴシック"/>
                 <w:b w:val="false"/>
                 <w:bCs w:val="false"/>
+                <w:color w:val="000000"/>
                 <w:sz w:val="18"/>
                 <w:szCs w:val="18"/>
               </w:rPr>
@@ -1913,6 +2007,7 @@
                 <w:rFonts w:ascii="BIZ UDPゴシック" w:cs="BIZ UDPゴシック" w:eastAsia="BIZ UDPゴシック" w:hAnsi="BIZ UDPゴシック"/>
                 <w:b w:val="false"/>
                 <w:bCs w:val="false"/>
+                <w:color w:val="000000"/>
                 <w:sz w:val="18"/>
                 <w:szCs w:val="18"/>
               </w:rPr>
@@ -2015,6 +2110,9 @@
             </w:tcMar>
           </w:tcPr>
           <w:p>
+            <w:pPr>
+              <w:spacing w:before="0" w:after="0"/>
+            </w:pPr>
             <w:r>
               <w:rPr>
                 <w:rFonts w:ascii="Consolas" w:cs="Consolas" w:eastAsia="Consolas" w:hAnsi="Consolas"/>
@@ -2025,6 +2123,9 @@
             </w:r>
           </w:p>
           <w:p>
+            <w:pPr>
+              <w:spacing w:before="0" w:after="0"/>
+            </w:pPr>
             <w:r>
               <w:rPr>
                 <w:rFonts w:ascii="Consolas" w:cs="Consolas" w:eastAsia="Consolas" w:hAnsi="Consolas"/>
@@ -2035,6 +2136,9 @@
             </w:r>
           </w:p>
           <w:p>
+            <w:pPr>
+              <w:spacing w:before="0" w:after="0"/>
+            </w:pPr>
             <w:r>
               <w:rPr>
                 <w:rFonts w:ascii="Consolas" w:cs="Consolas" w:eastAsia="Consolas" w:hAnsi="Consolas"/>
@@ -2045,6 +2149,9 @@
             </w:r>
           </w:p>
           <w:p>
+            <w:pPr>
+              <w:spacing w:before="0" w:after="0"/>
+            </w:pPr>
             <w:r>
               <w:rPr>
                 <w:rFonts w:ascii="Consolas" w:cs="Consolas" w:eastAsia="Consolas" w:hAnsi="Consolas"/>
@@ -2052,24 +2159,37 @@
                 <w:szCs w:val="18"/>
               </w:rPr>
               <w:t xml:space="preserve">✅ Uploaded: pos-original/sg/csv/0343/SG_night_export_trigger_2026-03-07T20:30:00Z.ENDEXPORT</w:t>
+            </w:r>
+          </w:p>
+          <w:p>
+            <w:pPr>
+              <w:spacing w:before="0" w:after="0"/>
+            </w:pPr>
+            <w:r>
+              <w:rPr>
+                <w:rFonts w:ascii="Consolas" w:cs="Consolas" w:eastAsia="Consolas" w:hAnsi="Consolas"/>
+                <w:sz w:val="18"/>
+                <w:szCs w:val="18"/>
+              </w:rPr>
+              <w:t xml:space="preserve"/>
+            </w:r>
+          </w:p>
+          <w:p>
+            <w:pPr>
+              <w:spacing w:before="0" w:after="0"/>
+            </w:pPr>
+            <w:r>
+              <w:rPr>
+                <w:rFonts w:ascii="Consolas" w:cs="Consolas" w:eastAsia="Consolas" w:hAnsi="Consolas"/>
+                <w:sz w:val="18"/>
+                <w:szCs w:val="18"/>
+              </w:rPr>
+              <w:t xml:space="preserve">処理内容: DBに接続して店舗コード一覧をSELECT（読み取りのみ）→ ENDファイルを生成 → S3アップロード</w:t>
             </w:r>
           </w:p>
         </w:tc>
       </w:tr>
     </w:tbl>
-    <w:p>
-      <w:pPr>
-        <w:spacing w:before="60" w:after="60"/>
-      </w:pPr>
-      <w:r>
-        <w:rPr>
-          <w:rFonts w:ascii="BIZ UDPゴシック" w:cs="BIZ UDPゴシック" w:eastAsia="BIZ UDPゴシック" w:hAnsi="BIZ UDPゴシック"/>
-          <w:sz w:val="18"/>
-          <w:szCs w:val="18"/>
-        </w:rPr>
-        <w:t xml:space="preserve">処理内容: DBに接続して店舗コード一覧をSELECT（読み取りのみ）→ ENDファイルを生成 → S3アップロード</w:t>
-      </w:r>
-    </w:p>
     <w:p>
       <w:pPr>
         <w:pStyle w:val="Heading2"/>
@@ -2098,9 +2218,9 @@
         </w:tblBorders>
       </w:tblPr>
       <w:tblGrid>
-        <w:gridCol w:w="2835"/>
-        <w:gridCol w:w="2835"/>
-        <w:gridCol w:w="2834"/>
+        <w:gridCol w:w="2500"/>
+        <w:gridCol w:w="3002"/>
+        <w:gridCol w:w="3002"/>
       </w:tblGrid>
       <w:tr>
         <w:trPr>
@@ -2108,7 +2228,7 @@
         </w:trPr>
         <w:tc>
           <w:tcPr>
-            <w:tcW w:type="dxa" w:w="2835"/>
+            <w:tcW w:type="dxa" w:w="2500"/>
             <w:tcBorders>
               <w:top w:val="single" w:color="CCCCCC" w:sz="4"/>
               <w:left w:val="single" w:color="CCCCCC" w:sz="4"/>
@@ -2129,6 +2249,7 @@
                 <w:rFonts w:ascii="BIZ UDPゴシック" w:cs="BIZ UDPゴシック" w:eastAsia="BIZ UDPゴシック" w:hAnsi="BIZ UDPゴシック"/>
                 <w:b/>
                 <w:bCs/>
+                <w:color w:val="000000"/>
                 <w:sz w:val="18"/>
                 <w:szCs w:val="18"/>
               </w:rPr>
@@ -2138,7 +2259,7 @@
         </w:tc>
         <w:tc>
           <w:tcPr>
-            <w:tcW w:type="dxa" w:w="2835"/>
+            <w:tcW w:type="dxa" w:w="3002"/>
             <w:tcBorders>
               <w:top w:val="single" w:color="CCCCCC" w:sz="4"/>
               <w:left w:val="single" w:color="CCCCCC" w:sz="4"/>
@@ -2159,6 +2280,7 @@
                 <w:rFonts w:ascii="BIZ UDPゴシック" w:cs="BIZ UDPゴシック" w:eastAsia="BIZ UDPゴシック" w:hAnsi="BIZ UDPゴシック"/>
                 <w:b/>
                 <w:bCs/>
+                <w:color w:val="000000"/>
                 <w:sz w:val="18"/>
                 <w:szCs w:val="18"/>
               </w:rPr>
@@ -2168,7 +2290,7 @@
         </w:tc>
         <w:tc>
           <w:tcPr>
-            <w:tcW w:type="dxa" w:w="2834"/>
+            <w:tcW w:type="dxa" w:w="3002"/>
             <w:tcBorders>
               <w:top w:val="single" w:color="CCCCCC" w:sz="4"/>
               <w:left w:val="single" w:color="CCCCCC" w:sz="4"/>
@@ -2189,6 +2311,7 @@
                 <w:rFonts w:ascii="BIZ UDPゴシック" w:cs="BIZ UDPゴシック" w:eastAsia="BIZ UDPゴシック" w:hAnsi="BIZ UDPゴシック"/>
                 <w:b/>
                 <w:bCs/>
+                <w:color w:val="000000"/>
                 <w:sz w:val="18"/>
                 <w:szCs w:val="18"/>
               </w:rPr>
@@ -2203,27 +2326,28 @@
         </w:trPr>
         <w:tc>
           <w:tcPr>
-            <w:tcW w:type="dxa" w:w="2835"/>
-            <w:tcBorders>
-              <w:top w:val="single" w:color="CCCCCC" w:sz="4"/>
-              <w:left w:val="single" w:color="CCCCCC" w:sz="4"/>
-              <w:bottom w:val="single" w:color="CCCCCC" w:sz="4"/>
-              <w:right w:val="single" w:color="CCCCCC" w:sz="4"/>
-            </w:tcBorders>
-            <w:shd w:fill="FFFFFF" w:val="clear"/>
-            <w:tcMar>
-              <w:top w:type="dxa" w:w="60"/>
-              <w:left w:type="dxa" w:w="100"/>
-              <w:bottom w:type="dxa" w:w="60"/>
-              <w:right w:type="dxa" w:w="100"/>
-            </w:tcMar>
-          </w:tcPr>
-          <w:p>
-            <w:r>
-              <w:rPr>
-                <w:rFonts w:ascii="BIZ UDPゴシック" w:cs="BIZ UDPゴシック" w:eastAsia="BIZ UDPゴシック" w:hAnsi="BIZ UDPゴシック"/>
-                <w:b w:val="false"/>
-                <w:bCs w:val="false"/>
+            <w:tcW w:type="dxa" w:w="2500"/>
+            <w:tcBorders>
+              <w:top w:val="single" w:color="CCCCCC" w:sz="4"/>
+              <w:left w:val="single" w:color="CCCCCC" w:sz="4"/>
+              <w:bottom w:val="single" w:color="CCCCCC" w:sz="4"/>
+              <w:right w:val="single" w:color="CCCCCC" w:sz="4"/>
+            </w:tcBorders>
+            <w:shd w:fill="FFFFFF" w:val="clear"/>
+            <w:tcMar>
+              <w:top w:type="dxa" w:w="60"/>
+              <w:left w:type="dxa" w:w="100"/>
+              <w:bottom w:type="dxa" w:w="60"/>
+              <w:right w:type="dxa" w:w="100"/>
+            </w:tcMar>
+          </w:tcPr>
+          <w:p>
+            <w:r>
+              <w:rPr>
+                <w:rFonts w:ascii="BIZ UDPゴシック" w:cs="BIZ UDPゴシック" w:eastAsia="BIZ UDPゴシック" w:hAnsi="BIZ UDPゴシック"/>
+                <w:b w:val="false"/>
+                <w:bCs w:val="false"/>
+                <w:color w:val="000000"/>
                 <w:sz w:val="18"/>
                 <w:szCs w:val="18"/>
               </w:rPr>
@@ -2233,27 +2357,28 @@
         </w:tc>
         <w:tc>
           <w:tcPr>
-            <w:tcW w:type="dxa" w:w="2835"/>
-            <w:tcBorders>
-              <w:top w:val="single" w:color="CCCCCC" w:sz="4"/>
-              <w:left w:val="single" w:color="CCCCCC" w:sz="4"/>
-              <w:bottom w:val="single" w:color="CCCCCC" w:sz="4"/>
-              <w:right w:val="single" w:color="CCCCCC" w:sz="4"/>
-            </w:tcBorders>
-            <w:shd w:fill="FFFFFF" w:val="clear"/>
-            <w:tcMar>
-              <w:top w:type="dxa" w:w="60"/>
-              <w:left w:type="dxa" w:w="100"/>
-              <w:bottom w:type="dxa" w:w="60"/>
-              <w:right w:type="dxa" w:w="100"/>
-            </w:tcMar>
-          </w:tcPr>
-          <w:p>
-            <w:r>
-              <w:rPr>
-                <w:rFonts w:ascii="BIZ UDPゴシック" w:cs="BIZ UDPゴシック" w:eastAsia="BIZ UDPゴシック" w:hAnsi="BIZ UDPゴシック"/>
-                <w:b w:val="false"/>
-                <w:bCs w:val="false"/>
+            <w:tcW w:type="dxa" w:w="3002"/>
+            <w:tcBorders>
+              <w:top w:val="single" w:color="CCCCCC" w:sz="4"/>
+              <w:left w:val="single" w:color="CCCCCC" w:sz="4"/>
+              <w:bottom w:val="single" w:color="CCCCCC" w:sz="4"/>
+              <w:right w:val="single" w:color="CCCCCC" w:sz="4"/>
+            </w:tcBorders>
+            <w:shd w:fill="FFFFFF" w:val="clear"/>
+            <w:tcMar>
+              <w:top w:type="dxa" w:w="60"/>
+              <w:left w:type="dxa" w:w="100"/>
+              <w:bottom w:type="dxa" w:w="60"/>
+              <w:right w:type="dxa" w:w="100"/>
+            </w:tcMar>
+          </w:tcPr>
+          <w:p>
+            <w:r>
+              <w:rPr>
+                <w:rFonts w:ascii="BIZ UDPゴシック" w:cs="BIZ UDPゴシック" w:eastAsia="BIZ UDPゴシック" w:hAnsi="BIZ UDPゴシック"/>
+                <w:b w:val="false"/>
+                <w:bCs w:val="false"/>
+                <w:color w:val="000000"/>
                 <w:sz w:val="18"/>
                 <w:szCs w:val="18"/>
               </w:rPr>
@@ -2263,27 +2388,28 @@
         </w:tc>
         <w:tc>
           <w:tcPr>
-            <w:tcW w:type="dxa" w:w="2834"/>
-            <w:tcBorders>
-              <w:top w:val="single" w:color="CCCCCC" w:sz="4"/>
-              <w:left w:val="single" w:color="CCCCCC" w:sz="4"/>
-              <w:bottom w:val="single" w:color="CCCCCC" w:sz="4"/>
-              <w:right w:val="single" w:color="CCCCCC" w:sz="4"/>
-            </w:tcBorders>
-            <w:shd w:fill="FFFFFF" w:val="clear"/>
-            <w:tcMar>
-              <w:top w:type="dxa" w:w="60"/>
-              <w:left w:type="dxa" w:w="100"/>
-              <w:bottom w:type="dxa" w:w="60"/>
-              <w:right w:type="dxa" w:w="100"/>
-            </w:tcMar>
-          </w:tcPr>
-          <w:p>
-            <w:r>
-              <w:rPr>
-                <w:rFonts w:ascii="BIZ UDPゴシック" w:cs="BIZ UDPゴシック" w:eastAsia="BIZ UDPゴシック" w:hAnsi="BIZ UDPゴシック"/>
-                <w:b w:val="false"/>
-                <w:bCs w:val="false"/>
+            <w:tcW w:type="dxa" w:w="3002"/>
+            <w:tcBorders>
+              <w:top w:val="single" w:color="CCCCCC" w:sz="4"/>
+              <w:left w:val="single" w:color="CCCCCC" w:sz="4"/>
+              <w:bottom w:val="single" w:color="CCCCCC" w:sz="4"/>
+              <w:right w:val="single" w:color="CCCCCC" w:sz="4"/>
+            </w:tcBorders>
+            <w:shd w:fill="FFFFFF" w:val="clear"/>
+            <w:tcMar>
+              <w:top w:type="dxa" w:w="60"/>
+              <w:left w:type="dxa" w:w="100"/>
+              <w:bottom w:type="dxa" w:w="60"/>
+              <w:right w:type="dxa" w:w="100"/>
+            </w:tcMar>
+          </w:tcPr>
+          <w:p>
+            <w:r>
+              <w:rPr>
+                <w:rFonts w:ascii="BIZ UDPゴシック" w:cs="BIZ UDPゴシック" w:eastAsia="BIZ UDPゴシック" w:hAnsi="BIZ UDPゴシック"/>
+                <w:b w:val="false"/>
+                <w:bCs w:val="false"/>
+                <w:color w:val="000000"/>
                 <w:sz w:val="18"/>
                 <w:szCs w:val="18"/>
               </w:rPr>
@@ -2298,27 +2424,28 @@
         </w:trPr>
         <w:tc>
           <w:tcPr>
-            <w:tcW w:type="dxa" w:w="2835"/>
-            <w:tcBorders>
-              <w:top w:val="single" w:color="CCCCCC" w:sz="4"/>
-              <w:left w:val="single" w:color="CCCCCC" w:sz="4"/>
-              <w:bottom w:val="single" w:color="CCCCCC" w:sz="4"/>
-              <w:right w:val="single" w:color="CCCCCC" w:sz="4"/>
-            </w:tcBorders>
-            <w:shd w:fill="FFFFFF" w:val="clear"/>
-            <w:tcMar>
-              <w:top w:type="dxa" w:w="60"/>
-              <w:left w:type="dxa" w:w="100"/>
-              <w:bottom w:type="dxa" w:w="60"/>
-              <w:right w:type="dxa" w:w="100"/>
-            </w:tcMar>
-          </w:tcPr>
-          <w:p>
-            <w:r>
-              <w:rPr>
-                <w:rFonts w:ascii="BIZ UDPゴシック" w:cs="BIZ UDPゴシック" w:eastAsia="BIZ UDPゴシック" w:hAnsi="BIZ UDPゴシック"/>
-                <w:b w:val="false"/>
-                <w:bCs w:val="false"/>
+            <w:tcW w:type="dxa" w:w="2500"/>
+            <w:tcBorders>
+              <w:top w:val="single" w:color="CCCCCC" w:sz="4"/>
+              <w:left w:val="single" w:color="CCCCCC" w:sz="4"/>
+              <w:bottom w:val="single" w:color="CCCCCC" w:sz="4"/>
+              <w:right w:val="single" w:color="CCCCCC" w:sz="4"/>
+            </w:tcBorders>
+            <w:shd w:fill="FFFFFF" w:val="clear"/>
+            <w:tcMar>
+              <w:top w:type="dxa" w:w="60"/>
+              <w:left w:type="dxa" w:w="100"/>
+              <w:bottom w:type="dxa" w:w="60"/>
+              <w:right w:type="dxa" w:w="100"/>
+            </w:tcMar>
+          </w:tcPr>
+          <w:p>
+            <w:r>
+              <w:rPr>
+                <w:rFonts w:ascii="BIZ UDPゴシック" w:cs="BIZ UDPゴシック" w:eastAsia="BIZ UDPゴシック" w:hAnsi="BIZ UDPゴシック"/>
+                <w:b w:val="false"/>
+                <w:bCs w:val="false"/>
+                <w:color w:val="000000"/>
                 <w:sz w:val="18"/>
                 <w:szCs w:val="18"/>
               </w:rPr>
@@ -2328,27 +2455,28 @@
         </w:tc>
         <w:tc>
           <w:tcPr>
-            <w:tcW w:type="dxa" w:w="2835"/>
-            <w:tcBorders>
-              <w:top w:val="single" w:color="CCCCCC" w:sz="4"/>
-              <w:left w:val="single" w:color="CCCCCC" w:sz="4"/>
-              <w:bottom w:val="single" w:color="CCCCCC" w:sz="4"/>
-              <w:right w:val="single" w:color="CCCCCC" w:sz="4"/>
-            </w:tcBorders>
-            <w:shd w:fill="FFFFFF" w:val="clear"/>
-            <w:tcMar>
-              <w:top w:type="dxa" w:w="60"/>
-              <w:left w:type="dxa" w:w="100"/>
-              <w:bottom w:type="dxa" w:w="60"/>
-              <w:right w:type="dxa" w:w="100"/>
-            </w:tcMar>
-          </w:tcPr>
-          <w:p>
-            <w:r>
-              <w:rPr>
-                <w:rFonts w:ascii="BIZ UDPゴシック" w:cs="BIZ UDPゴシック" w:eastAsia="BIZ UDPゴシック" w:hAnsi="BIZ UDPゴシック"/>
-                <w:b w:val="false"/>
-                <w:bCs w:val="false"/>
+            <w:tcW w:type="dxa" w:w="3002"/>
+            <w:tcBorders>
+              <w:top w:val="single" w:color="CCCCCC" w:sz="4"/>
+              <w:left w:val="single" w:color="CCCCCC" w:sz="4"/>
+              <w:bottom w:val="single" w:color="CCCCCC" w:sz="4"/>
+              <w:right w:val="single" w:color="CCCCCC" w:sz="4"/>
+            </w:tcBorders>
+            <w:shd w:fill="FFFFFF" w:val="clear"/>
+            <w:tcMar>
+              <w:top w:type="dxa" w:w="60"/>
+              <w:left w:type="dxa" w:w="100"/>
+              <w:bottom w:type="dxa" w:w="60"/>
+              <w:right w:type="dxa" w:w="100"/>
+            </w:tcMar>
+          </w:tcPr>
+          <w:p>
+            <w:r>
+              <w:rPr>
+                <w:rFonts w:ascii="BIZ UDPゴシック" w:cs="BIZ UDPゴシック" w:eastAsia="BIZ UDPゴシック" w:hAnsi="BIZ UDPゴシック"/>
+                <w:b w:val="false"/>
+                <w:bCs w:val="false"/>
+                <w:color w:val="000000"/>
                 <w:sz w:val="18"/>
                 <w:szCs w:val="18"/>
               </w:rPr>
@@ -2358,27 +2486,28 @@
         </w:tc>
         <w:tc>
           <w:tcPr>
-            <w:tcW w:type="dxa" w:w="2834"/>
-            <w:tcBorders>
-              <w:top w:val="single" w:color="CCCCCC" w:sz="4"/>
-              <w:left w:val="single" w:color="CCCCCC" w:sz="4"/>
-              <w:bottom w:val="single" w:color="CCCCCC" w:sz="4"/>
-              <w:right w:val="single" w:color="CCCCCC" w:sz="4"/>
-            </w:tcBorders>
-            <w:shd w:fill="FFFFFF" w:val="clear"/>
-            <w:tcMar>
-              <w:top w:type="dxa" w:w="60"/>
-              <w:left w:type="dxa" w:w="100"/>
-              <w:bottom w:type="dxa" w:w="60"/>
-              <w:right w:type="dxa" w:w="100"/>
-            </w:tcMar>
-          </w:tcPr>
-          <w:p>
-            <w:r>
-              <w:rPr>
-                <w:rFonts w:ascii="BIZ UDPゴシック" w:cs="BIZ UDPゴシック" w:eastAsia="BIZ UDPゴシック" w:hAnsi="BIZ UDPゴシック"/>
-                <w:b w:val="false"/>
-                <w:bCs w:val="false"/>
+            <w:tcW w:type="dxa" w:w="3002"/>
+            <w:tcBorders>
+              <w:top w:val="single" w:color="CCCCCC" w:sz="4"/>
+              <w:left w:val="single" w:color="CCCCCC" w:sz="4"/>
+              <w:bottom w:val="single" w:color="CCCCCC" w:sz="4"/>
+              <w:right w:val="single" w:color="CCCCCC" w:sz="4"/>
+            </w:tcBorders>
+            <w:shd w:fill="FFFFFF" w:val="clear"/>
+            <w:tcMar>
+              <w:top w:type="dxa" w:w="60"/>
+              <w:left w:type="dxa" w:w="100"/>
+              <w:bottom w:type="dxa" w:w="60"/>
+              <w:right w:type="dxa" w:w="100"/>
+            </w:tcMar>
+          </w:tcPr>
+          <w:p>
+            <w:r>
+              <w:rPr>
+                <w:rFonts w:ascii="BIZ UDPゴシック" w:cs="BIZ UDPゴシック" w:eastAsia="BIZ UDPゴシック" w:hAnsi="BIZ UDPゴシック"/>
+                <w:b w:val="false"/>
+                <w:bCs w:val="false"/>
+                <w:color w:val="000000"/>
                 <w:sz w:val="18"/>
                 <w:szCs w:val="18"/>
               </w:rPr>
@@ -2393,27 +2522,28 @@
         </w:trPr>
         <w:tc>
           <w:tcPr>
-            <w:tcW w:type="dxa" w:w="2835"/>
-            <w:tcBorders>
-              <w:top w:val="single" w:color="CCCCCC" w:sz="4"/>
-              <w:left w:val="single" w:color="CCCCCC" w:sz="4"/>
-              <w:bottom w:val="single" w:color="CCCCCC" w:sz="4"/>
-              <w:right w:val="single" w:color="CCCCCC" w:sz="4"/>
-            </w:tcBorders>
-            <w:shd w:fill="FFFFFF" w:val="clear"/>
-            <w:tcMar>
-              <w:top w:type="dxa" w:w="60"/>
-              <w:left w:type="dxa" w:w="100"/>
-              <w:bottom w:type="dxa" w:w="60"/>
-              <w:right w:type="dxa" w:w="100"/>
-            </w:tcMar>
-          </w:tcPr>
-          <w:p>
-            <w:r>
-              <w:rPr>
-                <w:rFonts w:ascii="BIZ UDPゴシック" w:cs="BIZ UDPゴシック" w:eastAsia="BIZ UDPゴシック" w:hAnsi="BIZ UDPゴシック"/>
-                <w:b w:val="false"/>
-                <w:bCs w:val="false"/>
+            <w:tcW w:type="dxa" w:w="2500"/>
+            <w:tcBorders>
+              <w:top w:val="single" w:color="CCCCCC" w:sz="4"/>
+              <w:left w:val="single" w:color="CCCCCC" w:sz="4"/>
+              <w:bottom w:val="single" w:color="CCCCCC" w:sz="4"/>
+              <w:right w:val="single" w:color="CCCCCC" w:sz="4"/>
+            </w:tcBorders>
+            <w:shd w:fill="FFFFFF" w:val="clear"/>
+            <w:tcMar>
+              <w:top w:type="dxa" w:w="60"/>
+              <w:left w:type="dxa" w:w="100"/>
+              <w:bottom w:type="dxa" w:w="60"/>
+              <w:right w:type="dxa" w:w="100"/>
+            </w:tcMar>
+          </w:tcPr>
+          <w:p>
+            <w:r>
+              <w:rPr>
+                <w:rFonts w:ascii="BIZ UDPゴシック" w:cs="BIZ UDPゴシック" w:eastAsia="BIZ UDPゴシック" w:hAnsi="BIZ UDPゴシック"/>
+                <w:b w:val="false"/>
+                <w:bCs w:val="false"/>
+                <w:color w:val="000000"/>
                 <w:sz w:val="18"/>
                 <w:szCs w:val="18"/>
               </w:rPr>
@@ -2423,27 +2553,28 @@
         </w:tc>
         <w:tc>
           <w:tcPr>
-            <w:tcW w:type="dxa" w:w="2835"/>
-            <w:tcBorders>
-              <w:top w:val="single" w:color="CCCCCC" w:sz="4"/>
-              <w:left w:val="single" w:color="CCCCCC" w:sz="4"/>
-              <w:bottom w:val="single" w:color="CCCCCC" w:sz="4"/>
-              <w:right w:val="single" w:color="CCCCCC" w:sz="4"/>
-            </w:tcBorders>
-            <w:shd w:fill="FFFFFF" w:val="clear"/>
-            <w:tcMar>
-              <w:top w:type="dxa" w:w="60"/>
-              <w:left w:type="dxa" w:w="100"/>
-              <w:bottom w:type="dxa" w:w="60"/>
-              <w:right w:type="dxa" w:w="100"/>
-            </w:tcMar>
-          </w:tcPr>
-          <w:p>
-            <w:r>
-              <w:rPr>
-                <w:rFonts w:ascii="BIZ UDPゴシック" w:cs="BIZ UDPゴシック" w:eastAsia="BIZ UDPゴシック" w:hAnsi="BIZ UDPゴシック"/>
-                <w:b w:val="false"/>
-                <w:bCs w:val="false"/>
+            <w:tcW w:type="dxa" w:w="3002"/>
+            <w:tcBorders>
+              <w:top w:val="single" w:color="CCCCCC" w:sz="4"/>
+              <w:left w:val="single" w:color="CCCCCC" w:sz="4"/>
+              <w:bottom w:val="single" w:color="CCCCCC" w:sz="4"/>
+              <w:right w:val="single" w:color="CCCCCC" w:sz="4"/>
+            </w:tcBorders>
+            <w:shd w:fill="FFFFFF" w:val="clear"/>
+            <w:tcMar>
+              <w:top w:type="dxa" w:w="60"/>
+              <w:left w:type="dxa" w:w="100"/>
+              <w:bottom w:type="dxa" w:w="60"/>
+              <w:right w:type="dxa" w:w="100"/>
+            </w:tcMar>
+          </w:tcPr>
+          <w:p>
+            <w:r>
+              <w:rPr>
+                <w:rFonts w:ascii="BIZ UDPゴシック" w:cs="BIZ UDPゴシック" w:eastAsia="BIZ UDPゴシック" w:hAnsi="BIZ UDPゴシック"/>
+                <w:b w:val="false"/>
+                <w:bCs w:val="false"/>
+                <w:color w:val="000000"/>
                 <w:sz w:val="18"/>
                 <w:szCs w:val="18"/>
               </w:rPr>
@@ -2453,27 +2584,28 @@
         </w:tc>
         <w:tc>
           <w:tcPr>
-            <w:tcW w:type="dxa" w:w="2834"/>
-            <w:tcBorders>
-              <w:top w:val="single" w:color="CCCCCC" w:sz="4"/>
-              <w:left w:val="single" w:color="CCCCCC" w:sz="4"/>
-              <w:bottom w:val="single" w:color="CCCCCC" w:sz="4"/>
-              <w:right w:val="single" w:color="CCCCCC" w:sz="4"/>
-            </w:tcBorders>
-            <w:shd w:fill="FFFFFF" w:val="clear"/>
-            <w:tcMar>
-              <w:top w:type="dxa" w:w="60"/>
-              <w:left w:type="dxa" w:w="100"/>
-              <w:bottom w:type="dxa" w:w="60"/>
-              <w:right w:type="dxa" w:w="100"/>
-            </w:tcMar>
-          </w:tcPr>
-          <w:p>
-            <w:r>
-              <w:rPr>
-                <w:rFonts w:ascii="BIZ UDPゴシック" w:cs="BIZ UDPゴシック" w:eastAsia="BIZ UDPゴシック" w:hAnsi="BIZ UDPゴシック"/>
-                <w:b w:val="false"/>
-                <w:bCs w:val="false"/>
+            <w:tcW w:type="dxa" w:w="3002"/>
+            <w:tcBorders>
+              <w:top w:val="single" w:color="CCCCCC" w:sz="4"/>
+              <w:left w:val="single" w:color="CCCCCC" w:sz="4"/>
+              <w:bottom w:val="single" w:color="CCCCCC" w:sz="4"/>
+              <w:right w:val="single" w:color="CCCCCC" w:sz="4"/>
+            </w:tcBorders>
+            <w:shd w:fill="FFFFFF" w:val="clear"/>
+            <w:tcMar>
+              <w:top w:type="dxa" w:w="60"/>
+              <w:left w:type="dxa" w:w="100"/>
+              <w:bottom w:type="dxa" w:w="60"/>
+              <w:right w:type="dxa" w:w="100"/>
+            </w:tcMar>
+          </w:tcPr>
+          <w:p>
+            <w:r>
+              <w:rPr>
+                <w:rFonts w:ascii="BIZ UDPゴシック" w:cs="BIZ UDPゴシック" w:eastAsia="BIZ UDPゴシック" w:hAnsi="BIZ UDPゴシック"/>
+                <w:b w:val="false"/>
+                <w:bCs w:val="false"/>
+                <w:color w:val="000000"/>
                 <w:sz w:val="18"/>
                 <w:szCs w:val="18"/>
               </w:rPr>
@@ -2496,21 +2628,6 @@
           <w:szCs w:val="24"/>
         </w:rPr>
         <w:t xml:space="preserve">2. 変更内容</w:t>
-      </w:r>
-    </w:p>
-    <w:p>
-      <w:pPr>
-        <w:pStyle w:val="Heading2"/>
-      </w:pPr>
-      <w:r>
-        <w:rPr>
-          <w:rFonts w:ascii="BIZ UDPゴシック" w:cs="BIZ UDPゴシック" w:eastAsia="BIZ UDPゴシック" w:hAnsi="BIZ UDPゴシック"/>
-          <w:b/>
-          <w:bCs/>
-          <w:sz w:val="18"/>
-          <w:szCs w:val="18"/>
-        </w:rPr>
-        <w:t xml:space="preserve">■ 変更前 / 変更後</w:t>
       </w:r>
     </w:p>
     <w:tbl>
@@ -2556,6 +2673,7 @@
                 <w:rFonts w:ascii="BIZ UDPゴシック" w:cs="BIZ UDPゴシック" w:eastAsia="BIZ UDPゴシック" w:hAnsi="BIZ UDPゴシック"/>
                 <w:b/>
                 <w:bCs/>
+                <w:color w:val="000000"/>
                 <w:sz w:val="18"/>
                 <w:szCs w:val="18"/>
               </w:rPr>
@@ -2586,6 +2704,7 @@
                 <w:rFonts w:ascii="BIZ UDPゴシック" w:cs="BIZ UDPゴシック" w:eastAsia="BIZ UDPゴシック" w:hAnsi="BIZ UDPゴシック"/>
                 <w:b/>
                 <w:bCs/>
+                <w:color w:val="000000"/>
                 <w:sz w:val="18"/>
                 <w:szCs w:val="18"/>
               </w:rPr>
@@ -2616,6 +2735,9 @@
             </w:tcMar>
           </w:tcPr>
           <w:p>
+            <w:pPr>
+              <w:spacing w:before="0" w:after="0"/>
+            </w:pPr>
             <w:r>
               <w:rPr>
                 <w:rFonts w:ascii="Consolas" w:cs="Consolas" w:eastAsia="Consolas" w:hAnsi="Consolas"/>
@@ -2626,6 +2748,9 @@
             </w:r>
           </w:p>
           <w:p>
+            <w:pPr>
+              <w:spacing w:before="0" w:after="0"/>
+            </w:pPr>
             <w:r>
               <w:rPr>
                 <w:rFonts w:ascii="Consolas" w:cs="Consolas" w:eastAsia="Consolas" w:hAnsi="Consolas"/>
@@ -2654,6 +2779,9 @@
             </w:tcMar>
           </w:tcPr>
           <w:p>
+            <w:pPr>
+              <w:spacing w:before="0" w:after="0"/>
+            </w:pPr>
             <w:r>
               <w:rPr>
                 <w:rFonts w:ascii="Consolas" w:cs="Consolas" w:eastAsia="Consolas" w:hAnsi="Consolas"/>
@@ -2664,6 +2792,9 @@
             </w:r>
           </w:p>
           <w:p>
+            <w:pPr>
+              <w:spacing w:before="0" w:after="0"/>
+            </w:pPr>
             <w:r>
               <w:rPr>
                 <w:rFonts w:ascii="Consolas" w:cs="Consolas" w:eastAsia="Consolas" w:hAnsi="Consolas"/>
@@ -2743,6 +2874,9 @@
             </w:tcMar>
           </w:tcPr>
           <w:p>
+            <w:pPr>
+              <w:spacing w:before="0" w:after="0"/>
+            </w:pPr>
             <w:r>
               <w:rPr>
                 <w:rFonts w:ascii="Consolas" w:cs="Consolas" w:eastAsia="Consolas" w:hAnsi="Consolas"/>
@@ -2753,6 +2887,9 @@
             </w:r>
           </w:p>
           <w:p>
+            <w:pPr>
+              <w:spacing w:before="0" w:after="0"/>
+            </w:pPr>
             <w:r>
               <w:rPr>
                 <w:rFonts w:ascii="Consolas" w:cs="Consolas" w:eastAsia="Consolas" w:hAnsi="Consolas"/>
@@ -2763,6 +2900,9 @@
             </w:r>
           </w:p>
           <w:p>
+            <w:pPr>
+              <w:spacing w:before="0" w:after="0"/>
+            </w:pPr>
             <w:r>
               <w:rPr>
                 <w:rFonts w:ascii="Consolas" w:cs="Consolas" w:eastAsia="Consolas" w:hAnsi="Consolas"/>
@@ -2773,6 +2913,9 @@
             </w:r>
           </w:p>
           <w:p>
+            <w:pPr>
+              <w:spacing w:before="0" w:after="0"/>
+            </w:pPr>
             <w:r>
               <w:rPr>
                 <w:rFonts w:ascii="Consolas" w:cs="Consolas" w:eastAsia="Consolas" w:hAnsi="Consolas"/>
@@ -2783,16 +2926,22 @@
             </w:r>
           </w:p>
           <w:p>
+            <w:pPr>
+              <w:spacing w:before="0" w:after="0"/>
+            </w:pPr>
             <w:r>
               <w:rPr>
                 <w:rFonts w:ascii="Consolas" w:cs="Consolas" w:eastAsia="Consolas" w:hAnsi="Consolas"/>
                 <w:sz w:val="18"/>
                 <w:szCs w:val="18"/>
               </w:rPr>
-              <w:t xml:space="preserve">  --query 'Environment.Variables' --output table</w:t>
-            </w:r>
-          </w:p>
-          <w:p>
+              <w:t xml:space="preserve">  --query "Environment.Variables" --output table</w:t>
+            </w:r>
+          </w:p>
+          <w:p>
+            <w:pPr>
+              <w:spacing w:before="0" w:after="0"/>
+            </w:pPr>
             <w:r>
               <w:rPr>
                 <w:rFonts w:ascii="Consolas" w:cs="Consolas" w:eastAsia="Consolas" w:hAnsi="Consolas"/>
@@ -2857,6 +3006,9 @@
             </w:tcMar>
           </w:tcPr>
           <w:p>
+            <w:pPr>
+              <w:spacing w:before="0" w:after="0"/>
+            </w:pPr>
             <w:r>
               <w:rPr>
                 <w:rFonts w:ascii="Consolas" w:cs="Consolas" w:eastAsia="Consolas" w:hAnsi="Consolas"/>
@@ -2867,6 +3019,9 @@
             </w:r>
           </w:p>
           <w:p>
+            <w:pPr>
+              <w:spacing w:before="0" w:after="0"/>
+            </w:pPr>
             <w:r>
               <w:rPr>
                 <w:rFonts w:ascii="Consolas" w:cs="Consolas" w:eastAsia="Consolas" w:hAnsi="Consolas"/>
@@ -2877,6 +3032,9 @@
             </w:r>
           </w:p>
           <w:p>
+            <w:pPr>
+              <w:spacing w:before="0" w:after="0"/>
+            </w:pPr>
             <w:r>
               <w:rPr>
                 <w:rFonts w:ascii="Consolas" w:cs="Consolas" w:eastAsia="Consolas" w:hAnsi="Consolas"/>
@@ -2887,6 +3045,9 @@
             </w:r>
           </w:p>
           <w:p>
+            <w:pPr>
+              <w:spacing w:before="0" w:after="0"/>
+            </w:pPr>
             <w:r>
               <w:rPr>
                 <w:rFonts w:ascii="Consolas" w:cs="Consolas" w:eastAsia="Consolas" w:hAnsi="Consolas"/>
@@ -2951,6 +3112,9 @@
             </w:tcMar>
           </w:tcPr>
           <w:p>
+            <w:pPr>
+              <w:spacing w:before="0" w:after="0"/>
+            </w:pPr>
             <w:r>
               <w:rPr>
                 <w:rFonts w:ascii="Consolas" w:cs="Consolas" w:eastAsia="Consolas" w:hAnsi="Consolas"/>
@@ -2961,6 +3125,9 @@
             </w:r>
           </w:p>
           <w:p>
+            <w:pPr>
+              <w:spacing w:before="0" w:after="0"/>
+            </w:pPr>
             <w:r>
               <w:rPr>
                 <w:rFonts w:ascii="Consolas" w:cs="Consolas" w:eastAsia="Consolas" w:hAnsi="Consolas"/>
@@ -2971,6 +3138,9 @@
             </w:r>
           </w:p>
           <w:p>
+            <w:pPr>
+              <w:spacing w:before="0" w:after="0"/>
+            </w:pPr>
             <w:r>
               <w:rPr>
                 <w:rFonts w:ascii="Consolas" w:cs="Consolas" w:eastAsia="Consolas" w:hAnsi="Consolas"/>
@@ -2981,16 +3151,22 @@
             </w:r>
           </w:p>
           <w:p>
+            <w:pPr>
+              <w:spacing w:before="0" w:after="0"/>
+            </w:pPr>
             <w:r>
               <w:rPr>
                 <w:rFonts w:ascii="Consolas" w:cs="Consolas" w:eastAsia="Consolas" w:hAnsi="Consolas"/>
                 <w:sz w:val="18"/>
                 <w:szCs w:val="18"/>
               </w:rPr>
-              <w:t xml:space="preserve">  --query 'Environment.Variables' --output table</w:t>
-            </w:r>
-          </w:p>
-          <w:p>
+              <w:t xml:space="preserve">  --query "Environment.Variables" --output table</w:t>
+            </w:r>
+          </w:p>
+          <w:p>
+            <w:pPr>
+              <w:spacing w:before="0" w:after="0"/>
+            </w:pPr>
             <w:r>
               <w:rPr>
                 <w:rFonts w:ascii="Consolas" w:cs="Consolas" w:eastAsia="Consolas" w:hAnsi="Consolas"/>
@@ -3031,8 +3207,8 @@
         </w:tblBorders>
       </w:tblPr>
       <w:tblGrid>
-        <w:gridCol w:w="2500"/>
-        <w:gridCol w:w="6004"/>
+        <w:gridCol w:w="2000"/>
+        <w:gridCol w:w="6504"/>
       </w:tblGrid>
       <w:tr>
         <w:trPr>
@@ -3040,61 +3216,63 @@
         </w:trPr>
         <w:tc>
           <w:tcPr>
-            <w:tcW w:type="dxa" w:w="2500"/>
-            <w:tcBorders>
-              <w:top w:val="single" w:color="CCCCCC" w:sz="4"/>
-              <w:left w:val="single" w:color="CCCCCC" w:sz="4"/>
-              <w:bottom w:val="single" w:color="CCCCCC" w:sz="4"/>
-              <w:right w:val="single" w:color="CCCCCC" w:sz="4"/>
-            </w:tcBorders>
-            <w:shd w:fill="F5F5F5" w:val="clear"/>
-            <w:tcMar>
-              <w:top w:type="dxa" w:w="60"/>
-              <w:left w:type="dxa" w:w="100"/>
-              <w:bottom w:type="dxa" w:w="60"/>
-              <w:right w:type="dxa" w:w="100"/>
-            </w:tcMar>
-          </w:tcPr>
-          <w:p>
-            <w:r>
-              <w:rPr>
-                <w:rFonts w:ascii="BIZ UDPゴシック" w:cs="BIZ UDPゴシック" w:eastAsia="BIZ UDPゴシック" w:hAnsi="BIZ UDPゴシック"/>
-                <w:b/>
-                <w:bCs/>
-                <w:sz w:val="18"/>
-                <w:szCs w:val="18"/>
-              </w:rPr>
-              <w:t xml:space="preserve">項目</w:t>
-            </w:r>
-          </w:p>
-        </w:tc>
-        <w:tc>
-          <w:tcPr>
-            <w:tcW w:type="dxa" w:w="6004"/>
-            <w:tcBorders>
-              <w:top w:val="single" w:color="CCCCCC" w:sz="4"/>
-              <w:left w:val="single" w:color="CCCCCC" w:sz="4"/>
-              <w:bottom w:val="single" w:color="CCCCCC" w:sz="4"/>
-              <w:right w:val="single" w:color="CCCCCC" w:sz="4"/>
-            </w:tcBorders>
-            <w:shd w:fill="F5F5F5" w:val="clear"/>
-            <w:tcMar>
-              <w:top w:type="dxa" w:w="60"/>
-              <w:left w:type="dxa" w:w="100"/>
-              <w:bottom w:type="dxa" w:w="60"/>
-              <w:right w:type="dxa" w:w="100"/>
-            </w:tcMar>
-          </w:tcPr>
-          <w:p>
-            <w:r>
-              <w:rPr>
-                <w:rFonts w:ascii="BIZ UDPゴシック" w:cs="BIZ UDPゴシック" w:eastAsia="BIZ UDPゴシック" w:hAnsi="BIZ UDPゴシック"/>
-                <w:b/>
-                <w:bCs/>
-                <w:sz w:val="18"/>
-                <w:szCs w:val="18"/>
-              </w:rPr>
-              <w:t xml:space="preserve">内容</w:t>
+            <w:tcW w:type="dxa" w:w="2000"/>
+            <w:tcBorders>
+              <w:top w:val="single" w:color="CCCCCC" w:sz="4"/>
+              <w:left w:val="single" w:color="CCCCCC" w:sz="4"/>
+              <w:bottom w:val="single" w:color="CCCCCC" w:sz="4"/>
+              <w:right w:val="single" w:color="CCCCCC" w:sz="4"/>
+            </w:tcBorders>
+            <w:shd w:fill="FFFFFF" w:val="clear"/>
+            <w:tcMar>
+              <w:top w:type="dxa" w:w="60"/>
+              <w:left w:type="dxa" w:w="100"/>
+              <w:bottom w:type="dxa" w:w="60"/>
+              <w:right w:type="dxa" w:w="100"/>
+            </w:tcMar>
+          </w:tcPr>
+          <w:p>
+            <w:r>
+              <w:rPr>
+                <w:rFonts w:ascii="BIZ UDPゴシック" w:cs="BIZ UDPゴシック" w:eastAsia="BIZ UDPゴシック" w:hAnsi="BIZ UDPゴシック"/>
+                <w:b w:val="false"/>
+                <w:bCs w:val="false"/>
+                <w:color w:val="000000"/>
+                <w:sz w:val="18"/>
+                <w:szCs w:val="18"/>
+              </w:rPr>
+              <w:t xml:space="preserve">推奨時間帯</w:t>
+            </w:r>
+          </w:p>
+        </w:tc>
+        <w:tc>
+          <w:tcPr>
+            <w:tcW w:type="dxa" w:w="6504"/>
+            <w:tcBorders>
+              <w:top w:val="single" w:color="CCCCCC" w:sz="4"/>
+              <w:left w:val="single" w:color="CCCCCC" w:sz="4"/>
+              <w:bottom w:val="single" w:color="CCCCCC" w:sz="4"/>
+              <w:right w:val="single" w:color="CCCCCC" w:sz="4"/>
+            </w:tcBorders>
+            <w:shd w:fill="FFFFFF" w:val="clear"/>
+            <w:tcMar>
+              <w:top w:type="dxa" w:w="60"/>
+              <w:left w:type="dxa" w:w="100"/>
+              <w:bottom w:type="dxa" w:w="60"/>
+              <w:right w:type="dxa" w:w="100"/>
+            </w:tcMar>
+          </w:tcPr>
+          <w:p>
+            <w:r>
+              <w:rPr>
+                <w:rFonts w:ascii="BIZ UDPゴシック" w:cs="BIZ UDPゴシック" w:eastAsia="BIZ UDPゴシック" w:hAnsi="BIZ UDPゴシック"/>
+                <w:b w:val="false"/>
+                <w:bCs w:val="false"/>
+                <w:color w:val="000000"/>
+                <w:sz w:val="18"/>
+                <w:szCs w:val="18"/>
+              </w:rPr>
+              <w:t xml:space="preserve">平日昼間（本関数はJST 05:30頃に実行されるため）</w:t>
             </w:r>
           </w:p>
         </w:tc>
@@ -3105,61 +3283,63 @@
         </w:trPr>
         <w:tc>
           <w:tcPr>
-            <w:tcW w:type="dxa" w:w="2500"/>
-            <w:tcBorders>
-              <w:top w:val="single" w:color="CCCCCC" w:sz="4"/>
-              <w:left w:val="single" w:color="CCCCCC" w:sz="4"/>
-              <w:bottom w:val="single" w:color="CCCCCC" w:sz="4"/>
-              <w:right w:val="single" w:color="CCCCCC" w:sz="4"/>
-            </w:tcBorders>
-            <w:shd w:fill="FFFFFF" w:val="clear"/>
-            <w:tcMar>
-              <w:top w:type="dxa" w:w="60"/>
-              <w:left w:type="dxa" w:w="100"/>
-              <w:bottom w:type="dxa" w:w="60"/>
-              <w:right w:type="dxa" w:w="100"/>
-            </w:tcMar>
-          </w:tcPr>
-          <w:p>
-            <w:r>
-              <w:rPr>
-                <w:rFonts w:ascii="BIZ UDPゴシック" w:cs="BIZ UDPゴシック" w:eastAsia="BIZ UDPゴシック" w:hAnsi="BIZ UDPゴシック"/>
-                <w:b w:val="false"/>
-                <w:bCs w:val="false"/>
-                <w:sz w:val="18"/>
-                <w:szCs w:val="18"/>
-              </w:rPr>
-              <w:t xml:space="preserve">推奨時間帯</w:t>
-            </w:r>
-          </w:p>
-        </w:tc>
-        <w:tc>
-          <w:tcPr>
-            <w:tcW w:type="dxa" w:w="6004"/>
-            <w:tcBorders>
-              <w:top w:val="single" w:color="CCCCCC" w:sz="4"/>
-              <w:left w:val="single" w:color="CCCCCC" w:sz="4"/>
-              <w:bottom w:val="single" w:color="CCCCCC" w:sz="4"/>
-              <w:right w:val="single" w:color="CCCCCC" w:sz="4"/>
-            </w:tcBorders>
-            <w:shd w:fill="FFFFFF" w:val="clear"/>
-            <w:tcMar>
-              <w:top w:type="dxa" w:w="60"/>
-              <w:left w:type="dxa" w:w="100"/>
-              <w:bottom w:type="dxa" w:w="60"/>
-              <w:right w:type="dxa" w:w="100"/>
-            </w:tcMar>
-          </w:tcPr>
-          <w:p>
-            <w:r>
-              <w:rPr>
-                <w:rFonts w:ascii="BIZ UDPゴシック" w:cs="BIZ UDPゴシック" w:eastAsia="BIZ UDPゴシック" w:hAnsi="BIZ UDPゴシック"/>
-                <w:b w:val="false"/>
-                <w:bCs w:val="false"/>
-                <w:sz w:val="18"/>
-                <w:szCs w:val="18"/>
-              </w:rPr>
-              <w:t xml:space="preserve">平日昼間（本関数はJST 05:30頃に実行されるため）</w:t>
+            <w:tcW w:type="dxa" w:w="2000"/>
+            <w:tcBorders>
+              <w:top w:val="single" w:color="CCCCCC" w:sz="4"/>
+              <w:left w:val="single" w:color="CCCCCC" w:sz="4"/>
+              <w:bottom w:val="single" w:color="CCCCCC" w:sz="4"/>
+              <w:right w:val="single" w:color="CCCCCC" w:sz="4"/>
+            </w:tcBorders>
+            <w:shd w:fill="FFFFFF" w:val="clear"/>
+            <w:tcMar>
+              <w:top w:type="dxa" w:w="60"/>
+              <w:left w:type="dxa" w:w="100"/>
+              <w:bottom w:type="dxa" w:w="60"/>
+              <w:right w:type="dxa" w:w="100"/>
+            </w:tcMar>
+          </w:tcPr>
+          <w:p>
+            <w:r>
+              <w:rPr>
+                <w:rFonts w:ascii="BIZ UDPゴシック" w:cs="BIZ UDPゴシック" w:eastAsia="BIZ UDPゴシック" w:hAnsi="BIZ UDPゴシック"/>
+                <w:b w:val="false"/>
+                <w:bCs w:val="false"/>
+                <w:color w:val="000000"/>
+                <w:sz w:val="18"/>
+                <w:szCs w:val="18"/>
+              </w:rPr>
+              <w:t xml:space="preserve">実行スケジュール</w:t>
+            </w:r>
+          </w:p>
+        </w:tc>
+        <w:tc>
+          <w:tcPr>
+            <w:tcW w:type="dxa" w:w="6504"/>
+            <w:tcBorders>
+              <w:top w:val="single" w:color="CCCCCC" w:sz="4"/>
+              <w:left w:val="single" w:color="CCCCCC" w:sz="4"/>
+              <w:bottom w:val="single" w:color="CCCCCC" w:sz="4"/>
+              <w:right w:val="single" w:color="CCCCCC" w:sz="4"/>
+            </w:tcBorders>
+            <w:shd w:fill="FFFFFF" w:val="clear"/>
+            <w:tcMar>
+              <w:top w:type="dxa" w:w="60"/>
+              <w:left w:type="dxa" w:w="100"/>
+              <w:bottom w:type="dxa" w:w="60"/>
+              <w:right w:type="dxa" w:w="100"/>
+            </w:tcMar>
+          </w:tcPr>
+          <w:p>
+            <w:r>
+              <w:rPr>
+                <w:rFonts w:ascii="BIZ UDPゴシック" w:cs="BIZ UDPゴシック" w:eastAsia="BIZ UDPゴシック" w:hAnsi="BIZ UDPゴシック"/>
+                <w:b w:val="false"/>
+                <w:bCs w:val="false"/>
+                <w:color w:val="000000"/>
+                <w:sz w:val="18"/>
+                <w:szCs w:val="18"/>
+              </w:rPr>
+              <w:t xml:space="preserve">EventBridge: cron(30 20 * * ? *) = JST 05:30 毎日</w:t>
             </w:r>
           </w:p>
         </w:tc>
@@ -3170,61 +3350,63 @@
         </w:trPr>
         <w:tc>
           <w:tcPr>
-            <w:tcW w:type="dxa" w:w="2500"/>
-            <w:tcBorders>
-              <w:top w:val="single" w:color="CCCCCC" w:sz="4"/>
-              <w:left w:val="single" w:color="CCCCCC" w:sz="4"/>
-              <w:bottom w:val="single" w:color="CCCCCC" w:sz="4"/>
-              <w:right w:val="single" w:color="CCCCCC" w:sz="4"/>
-            </w:tcBorders>
-            <w:shd w:fill="FFFFFF" w:val="clear"/>
-            <w:tcMar>
-              <w:top w:type="dxa" w:w="60"/>
-              <w:left w:type="dxa" w:w="100"/>
-              <w:bottom w:type="dxa" w:w="60"/>
-              <w:right w:type="dxa" w:w="100"/>
-            </w:tcMar>
-          </w:tcPr>
-          <w:p>
-            <w:r>
-              <w:rPr>
-                <w:rFonts w:ascii="BIZ UDPゴシック" w:cs="BIZ UDPゴシック" w:eastAsia="BIZ UDPゴシック" w:hAnsi="BIZ UDPゴシック"/>
-                <w:b w:val="false"/>
-                <w:bCs w:val="false"/>
-                <w:sz w:val="18"/>
-                <w:szCs w:val="18"/>
-              </w:rPr>
-              <w:t xml:space="preserve">実行スケジュール</w:t>
-            </w:r>
-          </w:p>
-        </w:tc>
-        <w:tc>
-          <w:tcPr>
-            <w:tcW w:type="dxa" w:w="6004"/>
-            <w:tcBorders>
-              <w:top w:val="single" w:color="CCCCCC" w:sz="4"/>
-              <w:left w:val="single" w:color="CCCCCC" w:sz="4"/>
-              <w:bottom w:val="single" w:color="CCCCCC" w:sz="4"/>
-              <w:right w:val="single" w:color="CCCCCC" w:sz="4"/>
-            </w:tcBorders>
-            <w:shd w:fill="FFFFFF" w:val="clear"/>
-            <w:tcMar>
-              <w:top w:type="dxa" w:w="60"/>
-              <w:left w:type="dxa" w:w="100"/>
-              <w:bottom w:type="dxa" w:w="60"/>
-              <w:right w:type="dxa" w:w="100"/>
-            </w:tcMar>
-          </w:tcPr>
-          <w:p>
-            <w:r>
-              <w:rPr>
-                <w:rFonts w:ascii="BIZ UDPゴシック" w:cs="BIZ UDPゴシック" w:eastAsia="BIZ UDPゴシック" w:hAnsi="BIZ UDPゴシック"/>
-                <w:b w:val="false"/>
-                <w:bCs w:val="false"/>
-                <w:sz w:val="18"/>
-                <w:szCs w:val="18"/>
-              </w:rPr>
-              <w:t xml:space="preserve">EventBridge: cron(30 20 * * ? *) = JST 05:30 毎日</w:t>
+            <w:tcW w:type="dxa" w:w="2000"/>
+            <w:tcBorders>
+              <w:top w:val="single" w:color="CCCCCC" w:sz="4"/>
+              <w:left w:val="single" w:color="CCCCCC" w:sz="4"/>
+              <w:bottom w:val="single" w:color="CCCCCC" w:sz="4"/>
+              <w:right w:val="single" w:color="CCCCCC" w:sz="4"/>
+            </w:tcBorders>
+            <w:shd w:fill="FFFFFF" w:val="clear"/>
+            <w:tcMar>
+              <w:top w:type="dxa" w:w="60"/>
+              <w:left w:type="dxa" w:w="100"/>
+              <w:bottom w:type="dxa" w:w="60"/>
+              <w:right w:type="dxa" w:w="100"/>
+            </w:tcMar>
+          </w:tcPr>
+          <w:p>
+            <w:r>
+              <w:rPr>
+                <w:rFonts w:ascii="BIZ UDPゴシック" w:cs="BIZ UDPゴシック" w:eastAsia="BIZ UDPゴシック" w:hAnsi="BIZ UDPゴシック"/>
+                <w:b w:val="false"/>
+                <w:bCs w:val="false"/>
+                <w:color w:val="000000"/>
+                <w:sz w:val="18"/>
+                <w:szCs w:val="18"/>
+              </w:rPr>
+              <w:t xml:space="preserve">影響範囲</w:t>
+            </w:r>
+          </w:p>
+        </w:tc>
+        <w:tc>
+          <w:tcPr>
+            <w:tcW w:type="dxa" w:w="6504"/>
+            <w:tcBorders>
+              <w:top w:val="single" w:color="CCCCCC" w:sz="4"/>
+              <w:left w:val="single" w:color="CCCCCC" w:sz="4"/>
+              <w:bottom w:val="single" w:color="CCCCCC" w:sz="4"/>
+              <w:right w:val="single" w:color="CCCCCC" w:sz="4"/>
+            </w:tcBorders>
+            <w:shd w:fill="FFFFFF" w:val="clear"/>
+            <w:tcMar>
+              <w:top w:type="dxa" w:w="60"/>
+              <w:left w:type="dxa" w:w="100"/>
+              <w:bottom w:type="dxa" w:w="60"/>
+              <w:right w:type="dxa" w:w="100"/>
+            </w:tcMar>
+          </w:tcPr>
+          <w:p>
+            <w:r>
+              <w:rPr>
+                <w:rFonts w:ascii="BIZ UDPゴシック" w:cs="BIZ UDPゴシック" w:eastAsia="BIZ UDPゴシック" w:hAnsi="BIZ UDPゴシック"/>
+                <w:b w:val="false"/>
+                <w:bCs w:val="false"/>
+                <w:color w:val="000000"/>
+                <w:sz w:val="18"/>
+                <w:szCs w:val="18"/>
+              </w:rPr>
+              <w:t xml:space="preserve">本関数のみ。他Lambda・アプリへの影響なし</w:t>
             </w:r>
           </w:p>
         </w:tc>
@@ -3235,92 +3417,28 @@
         </w:trPr>
         <w:tc>
           <w:tcPr>
-            <w:tcW w:type="dxa" w:w="2500"/>
-            <w:tcBorders>
-              <w:top w:val="single" w:color="CCCCCC" w:sz="4"/>
-              <w:left w:val="single" w:color="CCCCCC" w:sz="4"/>
-              <w:bottom w:val="single" w:color="CCCCCC" w:sz="4"/>
-              <w:right w:val="single" w:color="CCCCCC" w:sz="4"/>
-            </w:tcBorders>
-            <w:shd w:fill="FFFFFF" w:val="clear"/>
-            <w:tcMar>
-              <w:top w:type="dxa" w:w="60"/>
-              <w:left w:type="dxa" w:w="100"/>
-              <w:bottom w:type="dxa" w:w="60"/>
-              <w:right w:type="dxa" w:w="100"/>
-            </w:tcMar>
-          </w:tcPr>
-          <w:p>
-            <w:r>
-              <w:rPr>
-                <w:rFonts w:ascii="BIZ UDPゴシック" w:cs="BIZ UDPゴシック" w:eastAsia="BIZ UDPゴシック" w:hAnsi="BIZ UDPゴシック"/>
-                <w:b w:val="false"/>
-                <w:bCs w:val="false"/>
-                <w:sz w:val="18"/>
-                <w:szCs w:val="18"/>
-              </w:rPr>
-              <w:t xml:space="preserve">影響範囲</w:t>
-            </w:r>
-          </w:p>
-        </w:tc>
-        <w:tc>
-          <w:tcPr>
-            <w:tcW w:type="dxa" w:w="6004"/>
-            <w:tcBorders>
-              <w:top w:val="single" w:color="CCCCCC" w:sz="4"/>
-              <w:left w:val="single" w:color="CCCCCC" w:sz="4"/>
-              <w:bottom w:val="single" w:color="CCCCCC" w:sz="4"/>
-              <w:right w:val="single" w:color="CCCCCC" w:sz="4"/>
-            </w:tcBorders>
-            <w:shd w:fill="FFFFFF" w:val="clear"/>
-            <w:tcMar>
-              <w:top w:type="dxa" w:w="60"/>
-              <w:left w:type="dxa" w:w="100"/>
-              <w:bottom w:type="dxa" w:w="60"/>
-              <w:right w:type="dxa" w:w="100"/>
-            </w:tcMar>
-          </w:tcPr>
-          <w:p>
-            <w:r>
-              <w:rPr>
-                <w:rFonts w:ascii="BIZ UDPゴシック" w:cs="BIZ UDPゴシック" w:eastAsia="BIZ UDPゴシック" w:hAnsi="BIZ UDPゴシック"/>
-                <w:b w:val="false"/>
-                <w:bCs w:val="false"/>
-                <w:sz w:val="18"/>
-                <w:szCs w:val="18"/>
-              </w:rPr>
-              <w:t xml:space="preserve">本関数のみ。他Lambda・アプリへの影響なし</w:t>
-            </w:r>
-          </w:p>
-        </w:tc>
-      </w:tr>
-      <w:tr>
-        <w:trPr>
-          <w:cantSplit/>
-        </w:trPr>
-        <w:tc>
-          <w:tcPr>
-            <w:tcW w:type="dxa" w:w="2500"/>
-            <w:tcBorders>
-              <w:top w:val="single" w:color="CCCCCC" w:sz="4"/>
-              <w:left w:val="single" w:color="CCCCCC" w:sz="4"/>
-              <w:bottom w:val="single" w:color="CCCCCC" w:sz="4"/>
-              <w:right w:val="single" w:color="CCCCCC" w:sz="4"/>
-            </w:tcBorders>
-            <w:shd w:fill="FFFFFF" w:val="clear"/>
-            <w:tcMar>
-              <w:top w:type="dxa" w:w="60"/>
-              <w:left w:type="dxa" w:w="100"/>
-              <w:bottom w:type="dxa" w:w="60"/>
-              <w:right w:type="dxa" w:w="100"/>
-            </w:tcMar>
-          </w:tcPr>
-          <w:p>
-            <w:r>
-              <w:rPr>
-                <w:rFonts w:ascii="BIZ UDPゴシック" w:cs="BIZ UDPゴシック" w:eastAsia="BIZ UDPゴシック" w:hAnsi="BIZ UDPゴシック"/>
-                <w:b w:val="false"/>
-                <w:bCs w:val="false"/>
+            <w:tcW w:type="dxa" w:w="2000"/>
+            <w:tcBorders>
+              <w:top w:val="single" w:color="CCCCCC" w:sz="4"/>
+              <w:left w:val="single" w:color="CCCCCC" w:sz="4"/>
+              <w:bottom w:val="single" w:color="CCCCCC" w:sz="4"/>
+              <w:right w:val="single" w:color="CCCCCC" w:sz="4"/>
+            </w:tcBorders>
+            <w:shd w:fill="FFFFFF" w:val="clear"/>
+            <w:tcMar>
+              <w:top w:type="dxa" w:w="60"/>
+              <w:left w:type="dxa" w:w="100"/>
+              <w:bottom w:type="dxa" w:w="60"/>
+              <w:right w:type="dxa" w:w="100"/>
+            </w:tcMar>
+          </w:tcPr>
+          <w:p>
+            <w:r>
+              <w:rPr>
+                <w:rFonts w:ascii="BIZ UDPゴシック" w:cs="BIZ UDPゴシック" w:eastAsia="BIZ UDPゴシック" w:hAnsi="BIZ UDPゴシック"/>
+                <w:b w:val="false"/>
+                <w:bCs w:val="false"/>
+                <w:color w:val="000000"/>
                 <w:sz w:val="18"/>
                 <w:szCs w:val="18"/>
               </w:rPr>
@@ -3330,27 +3448,28 @@
         </w:tc>
         <w:tc>
           <w:tcPr>
-            <w:tcW w:type="dxa" w:w="6004"/>
-            <w:tcBorders>
-              <w:top w:val="single" w:color="CCCCCC" w:sz="4"/>
-              <w:left w:val="single" w:color="CCCCCC" w:sz="4"/>
-              <w:bottom w:val="single" w:color="CCCCCC" w:sz="4"/>
-              <w:right w:val="single" w:color="CCCCCC" w:sz="4"/>
-            </w:tcBorders>
-            <w:shd w:fill="FFFFFF" w:val="clear"/>
-            <w:tcMar>
-              <w:top w:type="dxa" w:w="60"/>
-              <w:left w:type="dxa" w:w="100"/>
-              <w:bottom w:type="dxa" w:w="60"/>
-              <w:right w:type="dxa" w:w="100"/>
-            </w:tcMar>
-          </w:tcPr>
-          <w:p>
-            <w:r>
-              <w:rPr>
-                <w:rFonts w:ascii="BIZ UDPゴシック" w:cs="BIZ UDPゴシック" w:eastAsia="BIZ UDPゴシック" w:hAnsi="BIZ UDPゴシック"/>
-                <w:b w:val="false"/>
-                <w:bCs w:val="false"/>
+            <w:tcW w:type="dxa" w:w="6504"/>
+            <w:tcBorders>
+              <w:top w:val="single" w:color="CCCCCC" w:sz="4"/>
+              <w:left w:val="single" w:color="CCCCCC" w:sz="4"/>
+              <w:bottom w:val="single" w:color="CCCCCC" w:sz="4"/>
+              <w:right w:val="single" w:color="CCCCCC" w:sz="4"/>
+            </w:tcBorders>
+            <w:shd w:fill="FFFFFF" w:val="clear"/>
+            <w:tcMar>
+              <w:top w:type="dxa" w:w="60"/>
+              <w:left w:type="dxa" w:w="100"/>
+              <w:bottom w:type="dxa" w:w="60"/>
+              <w:right w:type="dxa" w:w="100"/>
+            </w:tcMar>
+          </w:tcPr>
+          <w:p>
+            <w:r>
+              <w:rPr>
+                <w:rFonts w:ascii="BIZ UDPゴシック" w:cs="BIZ UDPゴシック" w:eastAsia="BIZ UDPゴシック" w:hAnsi="BIZ UDPゴシック"/>
+                <w:b w:val="false"/>
+                <w:bCs w:val="false"/>
+                <w:color w:val="000000"/>
                 <w:sz w:val="18"/>
                 <w:szCs w:val="18"/>
               </w:rPr>
@@ -3420,6 +3539,7 @@
                 <w:rFonts w:ascii="BIZ UDPゴシック" w:cs="BIZ UDPゴシック" w:eastAsia="BIZ UDPゴシック" w:hAnsi="BIZ UDPゴシック"/>
                 <w:b/>
                 <w:bCs/>
+                <w:color w:val="000000"/>
                 <w:sz w:val="18"/>
                 <w:szCs w:val="18"/>
               </w:rPr>
@@ -3450,6 +3570,7 @@
                 <w:rFonts w:ascii="BIZ UDPゴシック" w:cs="BIZ UDPゴシック" w:eastAsia="BIZ UDPゴシック" w:hAnsi="BIZ UDPゴシック"/>
                 <w:b/>
                 <w:bCs/>
+                <w:color w:val="000000"/>
                 <w:sz w:val="18"/>
                 <w:szCs w:val="18"/>
               </w:rPr>
@@ -3480,6 +3601,7 @@
                 <w:rFonts w:ascii="BIZ UDPゴシック" w:cs="BIZ UDPゴシック" w:eastAsia="BIZ UDPゴシック" w:hAnsi="BIZ UDPゴシック"/>
                 <w:b/>
                 <w:bCs/>
+                <w:color w:val="000000"/>
                 <w:sz w:val="18"/>
                 <w:szCs w:val="18"/>
               </w:rPr>
@@ -3510,6 +3632,7 @@
                 <w:rFonts w:ascii="BIZ UDPゴシック" w:cs="BIZ UDPゴシック" w:eastAsia="BIZ UDPゴシック" w:hAnsi="BIZ UDPゴシック"/>
                 <w:b/>
                 <w:bCs/>
+                <w:color w:val="000000"/>
                 <w:sz w:val="18"/>
                 <w:szCs w:val="18"/>
               </w:rPr>
@@ -3545,6 +3668,7 @@
                 <w:rFonts w:ascii="BIZ UDPゴシック" w:cs="BIZ UDPゴシック" w:eastAsia="BIZ UDPゴシック" w:hAnsi="BIZ UDPゴシック"/>
                 <w:b w:val="false"/>
                 <w:bCs w:val="false"/>
+                <w:color w:val="000000"/>
                 <w:sz w:val="18"/>
                 <w:szCs w:val="18"/>
               </w:rPr>
@@ -3570,16 +3694,55 @@
             </w:tcMar>
           </w:tcPr>
           <w:p>
-            <w:r>
-              <w:rPr>
-                <w:rFonts w:ascii="BIZ UDPゴシック" w:cs="BIZ UDPゴシック" w:eastAsia="BIZ UDPゴシック" w:hAnsi="BIZ UDPゴシック"/>
-                <w:b w:val="false"/>
-                <w:bCs w:val="false"/>
-                <w:sz w:val="18"/>
-                <w:szCs w:val="18"/>
-              </w:rPr>
-              <w:t xml:space="preserve">Lambda関数の環境変数 DB_KASUMI が prd/Replica_Kasumi_RO に変更されていることを確認
-▶ aws lambda get-function-configuration --region ap-northeast-1 --function-name ksm-posprd-lmd-function-create-file-end-for-night --query 'Environment.Variables' --output table</w:t>
+            <w:pPr>
+              <w:spacing w:before="0" w:after="0"/>
+            </w:pPr>
+            <w:r>
+              <w:rPr>
+                <w:rFonts w:ascii="BIZ UDPゴシック" w:cs="BIZ UDPゴシック" w:eastAsia="BIZ UDPゴシック" w:hAnsi="BIZ UDPゴシック"/>
+                <w:sz w:val="18"/>
+                <w:szCs w:val="18"/>
+              </w:rPr>
+              <w:t xml:space="preserve">Lambda関数の環境変数 DB_KASUMI が prd/Replica_Kasumi_RO に変更されていることを確認</w:t>
+            </w:r>
+          </w:p>
+          <w:p>
+            <w:pPr>
+              <w:spacing w:before="0" w:after="0"/>
+            </w:pPr>
+            <w:r>
+              <w:rPr>
+                <w:rFonts w:ascii="BIZ UDPゴシック" w:cs="BIZ UDPゴシック" w:eastAsia="BIZ UDPゴシック" w:hAnsi="BIZ UDPゴシック"/>
+                <w:sz w:val="18"/>
+                <w:szCs w:val="18"/>
+              </w:rPr>
+              <w:t xml:space="preserve">▶ aws lambda get-function-configuration --region ap-northeast-1 \</w:t>
+            </w:r>
+          </w:p>
+          <w:p>
+            <w:pPr>
+              <w:spacing w:before="0" w:after="0"/>
+            </w:pPr>
+            <w:r>
+              <w:rPr>
+                <w:rFonts w:ascii="BIZ UDPゴシック" w:cs="BIZ UDPゴシック" w:eastAsia="BIZ UDPゴシック" w:hAnsi="BIZ UDPゴシック"/>
+                <w:sz w:val="18"/>
+                <w:szCs w:val="18"/>
+              </w:rPr>
+              <w:t xml:space="preserve">    --function-name ksm-posprd-lmd-function-create-file-end-for-night \</w:t>
+            </w:r>
+          </w:p>
+          <w:p>
+            <w:pPr>
+              <w:spacing w:before="0" w:after="0"/>
+            </w:pPr>
+            <w:r>
+              <w:rPr>
+                <w:rFonts w:ascii="BIZ UDPゴシック" w:cs="BIZ UDPゴシック" w:eastAsia="BIZ UDPゴシック" w:hAnsi="BIZ UDPゴシック"/>
+                <w:sz w:val="18"/>
+                <w:szCs w:val="18"/>
+              </w:rPr>
+              <w:t xml:space="preserve">    --query "Environment.Variables" --output table</w:t>
             </w:r>
           </w:p>
         </w:tc>
@@ -3601,15 +3764,29 @@
             </w:tcMar>
           </w:tcPr>
           <w:p>
-            <w:r>
-              <w:rPr>
-                <w:rFonts w:ascii="BIZ UDPゴシック" w:cs="BIZ UDPゴシック" w:eastAsia="BIZ UDPゴシック" w:hAnsi="BIZ UDPゴシック"/>
-                <w:b w:val="false"/>
-                <w:bCs w:val="false"/>
-                <w:sz w:val="18"/>
-                <w:szCs w:val="18"/>
-              </w:rPr>
-              <w:t xml:space="preserve">DB_KASUMI = prd/Replica_Kasumi_RO。DB_BATCH は変更されていないこと</w:t>
+            <w:pPr>
+              <w:spacing w:before="0" w:after="0"/>
+            </w:pPr>
+            <w:r>
+              <w:rPr>
+                <w:rFonts w:ascii="BIZ UDPゴシック" w:cs="BIZ UDPゴシック" w:eastAsia="BIZ UDPゴシック" w:hAnsi="BIZ UDPゴシック"/>
+                <w:sz w:val="18"/>
+                <w:szCs w:val="18"/>
+              </w:rPr>
+              <w:t xml:space="preserve">DB_KASUMI = prd/Replica_Kasumi_RO</w:t>
+            </w:r>
+          </w:p>
+          <w:p>
+            <w:pPr>
+              <w:spacing w:before="0" w:after="0"/>
+            </w:pPr>
+            <w:r>
+              <w:rPr>
+                <w:rFonts w:ascii="BIZ UDPゴシック" w:cs="BIZ UDPゴシック" w:eastAsia="BIZ UDPゴシック" w:hAnsi="BIZ UDPゴシック"/>
+                <w:sz w:val="18"/>
+                <w:szCs w:val="18"/>
+              </w:rPr>
+              <w:t xml:space="preserve">DB_BATCH は変更されていないこと</w:t>
             </w:r>
           </w:p>
         </w:tc>
@@ -3636,6 +3813,7 @@
                 <w:rFonts w:ascii="BIZ UDPゴシック" w:cs="BIZ UDPゴシック" w:eastAsia="BIZ UDPゴシック" w:hAnsi="BIZ UDPゴシック"/>
                 <w:b w:val="false"/>
                 <w:bCs w:val="false"/>
+                <w:color w:val="000000"/>
                 <w:sz w:val="18"/>
                 <w:szCs w:val="18"/>
               </w:rPr>
@@ -3671,6 +3849,7 @@
                 <w:rFonts w:ascii="BIZ UDPゴシック" w:cs="BIZ UDPゴシック" w:eastAsia="BIZ UDPゴシック" w:hAnsi="BIZ UDPゴシック"/>
                 <w:b w:val="false"/>
                 <w:bCs w:val="false"/>
+                <w:color w:val="000000"/>
                 <w:sz w:val="18"/>
                 <w:szCs w:val="18"/>
               </w:rPr>
@@ -3696,15 +3875,29 @@
             </w:tcMar>
           </w:tcPr>
           <w:p>
-            <w:r>
-              <w:rPr>
-                <w:rFonts w:ascii="BIZ UDPゴシック" w:cs="BIZ UDPゴシック" w:eastAsia="BIZ UDPゴシック" w:hAnsi="BIZ UDPゴシック"/>
-                <w:b w:val="false"/>
-                <w:bCs w:val="false"/>
-                <w:sz w:val="18"/>
-                <w:szCs w:val="18"/>
-              </w:rPr>
-              <w:t xml:space="preserve">翌朝 JST 05:30 以降に CloudWatch Logs で本関数が正常完了していることを確認</w:t>
+            <w:pPr>
+              <w:spacing w:before="0" w:after="0"/>
+            </w:pPr>
+            <w:r>
+              <w:rPr>
+                <w:rFonts w:ascii="BIZ UDPゴシック" w:cs="BIZ UDPゴシック" w:eastAsia="BIZ UDPゴシック" w:hAnsi="BIZ UDPゴシック"/>
+                <w:sz w:val="18"/>
+                <w:szCs w:val="18"/>
+              </w:rPr>
+              <w:t xml:space="preserve">翌朝 JST 05:30 以降に CloudWatch ログで正常実行されたことを確認</w:t>
+            </w:r>
+          </w:p>
+          <w:p>
+            <w:pPr>
+              <w:spacing w:before="0" w:after="0"/>
+            </w:pPr>
+            <w:r>
+              <w:rPr>
+                <w:rFonts w:ascii="BIZ UDPゴシック" w:cs="BIZ UDPゴシック" w:eastAsia="BIZ UDPゴシック" w:hAnsi="BIZ UDPゴシック"/>
+                <w:sz w:val="18"/>
+                <w:szCs w:val="18"/>
+              </w:rPr>
+              <w:t xml:space="preserve">（エラーなし・Connected to DB! ・Uploaded が出力されること）</w:t>
             </w:r>
           </w:p>
         </w:tc>
@@ -3726,15 +3919,42 @@
             </w:tcMar>
           </w:tcPr>
           <w:p>
-            <w:r>
-              <w:rPr>
-                <w:rFonts w:ascii="BIZ UDPゴシック" w:cs="BIZ UDPゴシック" w:eastAsia="BIZ UDPゴシック" w:hAnsi="BIZ UDPゴシック"/>
-                <w:b w:val="false"/>
-                <w:bCs w:val="false"/>
-                <w:sz w:val="18"/>
-                <w:szCs w:val="18"/>
-              </w:rPr>
-              <w:t xml:space="preserve">先頭行に ✅ Connected to DB! が出力。ERROR / Exception なし</w:t>
+            <w:pPr>
+              <w:spacing w:before="0" w:after="0"/>
+            </w:pPr>
+            <w:r>
+              <w:rPr>
+                <w:rFonts w:ascii="BIZ UDPゴシック" w:cs="BIZ UDPゴシック" w:eastAsia="BIZ UDPゴシック" w:hAnsi="BIZ UDPゴシック"/>
+                <w:sz w:val="18"/>
+                <w:szCs w:val="18"/>
+              </w:rPr>
+              <w:t xml:space="preserve">エラーログなし</w:t>
+            </w:r>
+          </w:p>
+          <w:p>
+            <w:pPr>
+              <w:spacing w:before="0" w:after="0"/>
+            </w:pPr>
+            <w:r>
+              <w:rPr>
+                <w:rFonts w:ascii="BIZ UDPゴシック" w:cs="BIZ UDPゴシック" w:eastAsia="BIZ UDPゴシック" w:hAnsi="BIZ UDPゴシック"/>
+                <w:sz w:val="18"/>
+                <w:szCs w:val="18"/>
+              </w:rPr>
+              <w:t xml:space="preserve">✅ Connected to DB!</w:t>
+            </w:r>
+          </w:p>
+          <w:p>
+            <w:pPr>
+              <w:spacing w:before="0" w:after="0"/>
+            </w:pPr>
+            <w:r>
+              <w:rPr>
+                <w:rFonts w:ascii="BIZ UDPゴシック" w:cs="BIZ UDPゴシック" w:eastAsia="BIZ UDPゴシック" w:hAnsi="BIZ UDPゴシック"/>
+                <w:sz w:val="18"/>
+                <w:szCs w:val="18"/>
+              </w:rPr>
+              <w:t xml:space="preserve">✅ Uploaded: pos-original/sg/...</w:t>
             </w:r>
           </w:p>
         </w:tc>
@@ -3761,132 +3981,7 @@
                 <w:rFonts w:ascii="BIZ UDPゴシック" w:cs="BIZ UDPゴシック" w:eastAsia="BIZ UDPゴシック" w:hAnsi="BIZ UDPゴシック"/>
                 <w:b w:val="false"/>
                 <w:bCs w:val="false"/>
-                <w:sz w:val="18"/>
-                <w:szCs w:val="18"/>
-              </w:rPr>
-              <w:t xml:space="preserve"/>
-            </w:r>
-          </w:p>
-        </w:tc>
-      </w:tr>
-      <w:tr>
-        <w:trPr>
-          <w:cantSplit/>
-        </w:trPr>
-        <w:tc>
-          <w:tcPr>
-            <w:tcW w:type="dxa" w:w="567"/>
-            <w:tcBorders>
-              <w:top w:val="single" w:color="CCCCCC" w:sz="4"/>
-              <w:left w:val="single" w:color="CCCCCC" w:sz="4"/>
-              <w:bottom w:val="single" w:color="CCCCCC" w:sz="4"/>
-              <w:right w:val="single" w:color="CCCCCC" w:sz="4"/>
-            </w:tcBorders>
-            <w:shd w:fill="FFFFFF" w:val="clear"/>
-            <w:tcMar>
-              <w:top w:type="dxa" w:w="60"/>
-              <w:left w:type="dxa" w:w="100"/>
-              <w:bottom w:type="dxa" w:w="60"/>
-              <w:right w:type="dxa" w:w="100"/>
-            </w:tcMar>
-          </w:tcPr>
-          <w:p>
-            <w:r>
-              <w:rPr>
-                <w:rFonts w:ascii="BIZ UDPゴシック" w:cs="BIZ UDPゴシック" w:eastAsia="BIZ UDPゴシック" w:hAnsi="BIZ UDPゴシック"/>
-                <w:b w:val="false"/>
-                <w:bCs w:val="false"/>
-                <w:sz w:val="18"/>
-                <w:szCs w:val="18"/>
-              </w:rPr>
-              <w:t xml:space="preserve">3</w:t>
-            </w:r>
-          </w:p>
-        </w:tc>
-        <w:tc>
-          <w:tcPr>
-            <w:tcW w:type="dxa" w:w="4536"/>
-            <w:tcBorders>
-              <w:top w:val="single" w:color="CCCCCC" w:sz="4"/>
-              <w:left w:val="single" w:color="CCCCCC" w:sz="4"/>
-              <w:bottom w:val="single" w:color="CCCCCC" w:sz="4"/>
-              <w:right w:val="single" w:color="CCCCCC" w:sz="4"/>
-            </w:tcBorders>
-            <w:shd w:fill="FFFFFF" w:val="clear"/>
-            <w:tcMar>
-              <w:top w:type="dxa" w:w="60"/>
-              <w:left w:type="dxa" w:w="100"/>
-              <w:bottom w:type="dxa" w:w="60"/>
-              <w:right w:type="dxa" w:w="100"/>
-            </w:tcMar>
-          </w:tcPr>
-          <w:p>
-            <w:r>
-              <w:rPr>
-                <w:rFonts w:ascii="BIZ UDPゴシック" w:cs="BIZ UDPゴシック" w:eastAsia="BIZ UDPゴシック" w:hAnsi="BIZ UDPゴシック"/>
-                <w:b w:val="false"/>
-                <w:bCs w:val="false"/>
-                <w:sz w:val="18"/>
-                <w:szCs w:val="18"/>
-              </w:rPr>
-              <w:t xml:space="preserve">S3バケットに当日分の ENDEXPORT ファイルが全店舗分生成されていることを確認
-▶ for store in 0218 0253 0343; do aws s3 ls s3://prd-ignica-ksm/pos-original/sg/csv/$store/ | grep ENDEXPORT | tail -1; done</w:t>
-            </w:r>
-          </w:p>
-        </w:tc>
-        <w:tc>
-          <w:tcPr>
-            <w:tcW w:type="dxa" w:w="2268"/>
-            <w:tcBorders>
-              <w:top w:val="single" w:color="CCCCCC" w:sz="4"/>
-              <w:left w:val="single" w:color="CCCCCC" w:sz="4"/>
-              <w:bottom w:val="single" w:color="CCCCCC" w:sz="4"/>
-              <w:right w:val="single" w:color="CCCCCC" w:sz="4"/>
-            </w:tcBorders>
-            <w:shd w:fill="FFFFFF" w:val="clear"/>
-            <w:tcMar>
-              <w:top w:type="dxa" w:w="60"/>
-              <w:left w:type="dxa" w:w="100"/>
-              <w:bottom w:type="dxa" w:w="60"/>
-              <w:right w:type="dxa" w:w="100"/>
-            </w:tcMar>
-          </w:tcPr>
-          <w:p>
-            <w:r>
-              <w:rPr>
-                <w:rFonts w:ascii="BIZ UDPゴシック" w:cs="BIZ UDPゴシック" w:eastAsia="BIZ UDPゴシック" w:hAnsi="BIZ UDPゴシック"/>
-                <w:b w:val="false"/>
-                <w:bCs w:val="false"/>
-                <w:sz w:val="18"/>
-                <w:szCs w:val="18"/>
-              </w:rPr>
-              <w:t xml:space="preserve">3店舗すべてに当日付のファイルが存在する</w:t>
-            </w:r>
-          </w:p>
-        </w:tc>
-        <w:tc>
-          <w:tcPr>
-            <w:tcW w:type="dxa" w:w="1133"/>
-            <w:tcBorders>
-              <w:top w:val="single" w:color="CCCCCC" w:sz="4"/>
-              <w:left w:val="single" w:color="CCCCCC" w:sz="4"/>
-              <w:bottom w:val="single" w:color="CCCCCC" w:sz="4"/>
-              <w:right w:val="single" w:color="CCCCCC" w:sz="4"/>
-            </w:tcBorders>
-            <w:shd w:fill="FFFFFF" w:val="clear"/>
-            <w:tcMar>
-              <w:top w:type="dxa" w:w="60"/>
-              <w:left w:type="dxa" w:w="100"/>
-              <w:bottom w:type="dxa" w:w="60"/>
-              <w:right w:type="dxa" w:w="100"/>
-            </w:tcMar>
-          </w:tcPr>
-          <w:p>
-            <w:r>
-              <w:rPr>
-                <w:rFonts w:ascii="BIZ UDPゴシック" w:cs="BIZ UDPゴシック" w:eastAsia="BIZ UDPゴシック" w:hAnsi="BIZ UDPゴシック"/>
-                <w:b w:val="false"/>
-                <w:bCs w:val="false"/>
+                <w:color w:val="000000"/>
                 <w:sz w:val="18"/>
                 <w:szCs w:val="18"/>
               </w:rPr>
@@ -3906,103 +4001,9 @@
           <w:sz w:val="18"/>
           <w:szCs w:val="18"/>
         </w:rPr>
-        <w:t xml:space="preserve">→ 全テスト完了後、結果欄を記入して Thanh Nguyên へ提出すること。</w:t>
+        <w:t xml:space="preserve">→ 全テスト完了後、結果欄（OK/NG）を記入して Thanh Nguyên へ提出すること。</w:t>
       </w:r>
     </w:p>
-    <w:p>
-      <w:pPr>
-        <w:pStyle w:val="Heading1"/>
-      </w:pPr>
-      <w:r>
-        <w:rPr>
-          <w:rFonts w:ascii="BIZ UDPゴシック" w:cs="BIZ UDPゴシック" w:eastAsia="BIZ UDPゴシック" w:hAnsi="BIZ UDPゴシック"/>
-          <w:b/>
-          <w:bCs/>
-          <w:sz w:val="24"/>
-          <w:szCs w:val="24"/>
-        </w:rPr>
-        <w:t xml:space="preserve">6. 切り戻し手順</w:t>
-      </w:r>
-    </w:p>
-    <w:tbl>
-      <w:tblPr>
-        <w:tblW w:type="dxa" w:w="8504"/>
-        <w:tblBorders>
-          <w:top w:val="single" w:color="auto" w:sz="4"/>
-          <w:left w:val="single" w:color="auto" w:sz="4"/>
-          <w:bottom w:val="single" w:color="auto" w:sz="4"/>
-          <w:right w:val="single" w:color="auto" w:sz="4"/>
-          <w:insideH w:val="single" w:color="auto" w:sz="4"/>
-          <w:insideV w:val="single" w:color="auto" w:sz="4"/>
-        </w:tblBorders>
-      </w:tblPr>
-      <w:tblGrid>
-        <w:gridCol w:w="8504"/>
-      </w:tblGrid>
-      <w:tr>
-        <w:trPr>
-          <w:cantSplit/>
-        </w:trPr>
-        <w:tc>
-          <w:tcPr>
-            <w:tcW w:type="dxa" w:w="8504"/>
-            <w:tcBorders>
-              <w:top w:val="single" w:color="CCCCCC" w:sz="4"/>
-              <w:left w:val="single" w:color="CCCCCC" w:sz="4"/>
-              <w:bottom w:val="single" w:color="CCCCCC" w:sz="4"/>
-              <w:right w:val="single" w:color="CCCCCC" w:sz="4"/>
-            </w:tcBorders>
-            <w:shd w:fill="F5F5F5" w:val="clear"/>
-            <w:tcMar>
-              <w:top w:type="dxa" w:w="60"/>
-              <w:left w:type="dxa" w:w="100"/>
-              <w:bottom w:type="dxa" w:w="60"/>
-              <w:right w:type="dxa" w:w="100"/>
-            </w:tcMar>
-          </w:tcPr>
-          <w:p>
-            <w:r>
-              <w:rPr>
-                <w:rFonts w:ascii="Consolas" w:cs="Consolas" w:eastAsia="Consolas" w:hAnsi="Consolas"/>
-                <w:sz w:val="18"/>
-                <w:szCs w:val="18"/>
-              </w:rPr>
-              <w:t xml:space="preserve">aws lambda update-function-configuration \</w:t>
-            </w:r>
-          </w:p>
-          <w:p>
-            <w:r>
-              <w:rPr>
-                <w:rFonts w:ascii="Consolas" w:cs="Consolas" w:eastAsia="Consolas" w:hAnsi="Consolas"/>
-                <w:sz w:val="18"/>
-                <w:szCs w:val="18"/>
-              </w:rPr>
-              <w:t xml:space="preserve">  --region ap-northeast-1 \</w:t>
-            </w:r>
-          </w:p>
-          <w:p>
-            <w:r>
-              <w:rPr>
-                <w:rFonts w:ascii="Consolas" w:cs="Consolas" w:eastAsia="Consolas" w:hAnsi="Consolas"/>
-                <w:sz w:val="18"/>
-                <w:szCs w:val="18"/>
-              </w:rPr>
-              <w:t xml:space="preserve">  --function-name ksm-posprd-lmd-function-create-file-end-for-night \</w:t>
-            </w:r>
-          </w:p>
-          <w:p>
-            <w:r>
-              <w:rPr>
-                <w:rFonts w:ascii="Consolas" w:cs="Consolas" w:eastAsia="Consolas" w:hAnsi="Consolas"/>
-                <w:sz w:val="18"/>
-                <w:szCs w:val="18"/>
-              </w:rPr>
-              <w:t xml:space="preserve">  --environment "Variables={DB_KASUMI=prd/Replica_Kasumi,DB_BATCH=prd/Batch_Kasumi}"</w:t>
-            </w:r>
-          </w:p>
-        </w:tc>
-      </w:tr>
-    </w:tbl>
     <w:sectPr>
       <w:headerReference w:type="default" r:id="rId6"/>
       <w:footerReference w:type="default" r:id="rId7"/>
@@ -4046,6 +4047,7 @@
           <w:sz w:val="16"/>
           <w:szCs w:val="16"/>
         </w:rPr>
+        <w:t>1</w:t>
       </w:r>
     </w:fldSimple>
   </w:p>
@@ -4110,7 +4112,7 @@
         <w:sz w:val="26"/>
         <w:szCs w:val="26"/>
       </w:rPr>
-      <w:t xml:space="preserve">カスミPOS 改修指示書</w:t>
+      <w:t xml:space="preserve">カスミPOS 本番環境  改修指示書</w:t>
     </w:r>
     <w:r>
       <w:rPr>
@@ -4416,22 +4418,5 @@
       <w:szCs w:val="18"/>
     </w:rPr>
   </w:style>
-  <w:style w:type="paragraph" w:styleId="Heading3">
-    <w:name w:val="Heading 3"/>
-    <w:basedOn w:val="Normal"/>
-    <w:next w:val="Normal"/>
-    <w:qFormat/>
-    <w:pPr>
-      <w:spacing w:before="120" w:after="40"/>
-      <w:outlineLvl w:val="2"/>
-    </w:pPr>
-    <w:rPr>
-      <w:rFonts w:ascii="BIZ UDPゴシック" w:cs="BIZ UDPゴシック" w:eastAsia="BIZ UDPゴシック" w:hAnsi="BIZ UDPゴシック"/>
-      <w:b/>
-      <w:bCs/>
-      <w:sz w:val="18"/>
-      <w:szCs w:val="18"/>
-    </w:rPr>
-  </w:style>
 </w:styles>
 </file>
--- a/40_AWS/04_修正依頼/20260308_create-file-end-for-night_DB接続先変更.docx
+++ b/40_AWS/04_修正依頼/20260308_create-file-end-for-night_DB接続先変更.docx
@@ -3494,6 +3494,20 @@
         <w:t xml:space="preserve">5. テスト手順・報告</w:t>
       </w:r>
     </w:p>
+    <w:p>
+      <w:pPr>
+        <w:rPr/>
+      </w:pPr>
+      <w:r>
+        <w:rPr>
+          <w:b/>
+          <w:color w:val="C8102E"/>
+          <w:sz w:val="18"/>
+          <w:rFonts w:ascii="BIZ UDPゴシック" w:eastAsia="BIZ UDPゴシック"/>
+        </w:rPr>
+        <w:t>【実施順序】①検証環境 → ②STG環境（stg.ignicapos.com）→ ③PRD本番環境（www.ignicapos.com）の順に実施すること</w:t>
+      </w:r>
+    </w:p>
     <w:tbl>
       <w:tblPr>
         <w:tblW w:type="dxa" w:w="8504"/>
@@ -3640,6 +3654,26 @@
             </w:r>
           </w:p>
         </w:tc>
+        <w:tc>
+          <w:tcPr>
+            <w:tcW w:w="1200" w:type="dxa"/>
+            <w:shd w:val="clear" w:color="auto" w:fill="D6E4F0"/>
+          </w:tcPr>
+          <w:p>
+            <w:pPr>
+              <w:jc w:val="center"/>
+            </w:pPr>
+            <w:r>
+              <w:rPr>
+                <w:b/>
+                <w:rFonts w:ascii="BIZ UDPゴシック" w:eastAsia="BIZ UDPゴシック"/>
+                <w:sz w:val="18"/>
+              </w:rPr>
+              <w:t>実施
+環境</w:t>
+            </w:r>
+          </w:p>
+        </w:tc>
       </w:tr>
       <w:tr>
         <w:trPr>
@@ -3729,7 +3763,7 @@
                 <w:sz w:val="18"/>
                 <w:szCs w:val="18"/>
               </w:rPr>
-              <w:t xml:space="preserve">    --function-name ksm-posprd-lmd-function-create-file-end-for-night \</w:t>
+              <w:t xml:space="preserve">    --function-name ksm-posstg-lmd-function-create-file-end-for-night \</w:t>
             </w:r>
           </w:p>
           <w:p>
@@ -3818,6 +3852,27 @@
                 <w:szCs w:val="18"/>
               </w:rPr>
               <w:t xml:space="preserve"/>
+            </w:r>
+          </w:p>
+        </w:tc>
+        <w:tc>
+          <w:tcPr>
+            <w:tcW w:w="1200" w:type="dxa"/>
+            <w:shd w:val="clear" w:color="auto" w:fill="1F7A8C"/>
+            <w:vAlign w:val="center"/>
+          </w:tcPr>
+          <w:p>
+            <w:pPr>
+              <w:jc w:val="center"/>
+            </w:pPr>
+            <w:r>
+              <w:rPr>
+                <w:b/>
+                <w:color w:val="FFFFFF"/>
+                <w:sz w:val="18"/>
+                <w:rFonts w:ascii="BIZ UDPゴシック" w:eastAsia="BIZ UDPゴシック"/>
+              </w:rPr>
+              <w:t>✓STG</w:t>
             </w:r>
           </w:p>
         </w:tc>
@@ -3853,6 +3908,208 @@
                 <w:sz w:val="18"/>
                 <w:szCs w:val="18"/>
               </w:rPr>
+              <w:t xml:space="preserve">1</w:t>
+            </w:r>
+          </w:p>
+        </w:tc>
+        <w:tc>
+          <w:tcPr>
+            <w:tcW w:type="dxa" w:w="4536"/>
+            <w:tcBorders>
+              <w:top w:val="single" w:color="CCCCCC" w:sz="4"/>
+              <w:left w:val="single" w:color="CCCCCC" w:sz="4"/>
+              <w:bottom w:val="single" w:color="CCCCCC" w:sz="4"/>
+              <w:right w:val="single" w:color="CCCCCC" w:sz="4"/>
+            </w:tcBorders>
+            <w:shd w:fill="FFFFFF" w:val="clear"/>
+            <w:tcMar>
+              <w:top w:type="dxa" w:w="60"/>
+              <w:left w:type="dxa" w:w="100"/>
+              <w:bottom w:type="dxa" w:w="60"/>
+              <w:right w:type="dxa" w:w="100"/>
+            </w:tcMar>
+          </w:tcPr>
+          <w:p>
+            <w:pPr>
+              <w:spacing w:before="0" w:after="0"/>
+            </w:pPr>
+            <w:r>
+              <w:rPr>
+                <w:rFonts w:ascii="BIZ UDPゴシック" w:cs="BIZ UDPゴシック" w:eastAsia="BIZ UDPゴシック" w:hAnsi="BIZ UDPゴシック"/>
+                <w:sz w:val="18"/>
+                <w:szCs w:val="18"/>
+              </w:rPr>
+              <w:t xml:space="preserve">Lambda関数の環境変数 DB_KASUMI が prd/Replica_Kasumi_RO に変更されていることを確認</w:t>
+            </w:r>
+          </w:p>
+          <w:p>
+            <w:pPr>
+              <w:spacing w:before="0" w:after="0"/>
+            </w:pPr>
+            <w:r>
+              <w:rPr>
+                <w:rFonts w:ascii="BIZ UDPゴシック" w:cs="BIZ UDPゴシック" w:eastAsia="BIZ UDPゴシック" w:hAnsi="BIZ UDPゴシック"/>
+                <w:sz w:val="18"/>
+                <w:szCs w:val="18"/>
+              </w:rPr>
+              <w:t xml:space="preserve">▶ aws lambda get-function-configuration --region ap-northeast-1 \</w:t>
+            </w:r>
+          </w:p>
+          <w:p>
+            <w:pPr>
+              <w:spacing w:before="0" w:after="0"/>
+            </w:pPr>
+            <w:r>
+              <w:rPr>
+                <w:rFonts w:ascii="BIZ UDPゴシック" w:cs="BIZ UDPゴシック" w:eastAsia="BIZ UDPゴシック" w:hAnsi="BIZ UDPゴシック"/>
+                <w:sz w:val="18"/>
+                <w:szCs w:val="18"/>
+              </w:rPr>
+              <w:t xml:space="preserve">    --function-name ksm-posprd-lmd-function-create-file-end-for-night \</w:t>
+            </w:r>
+          </w:p>
+          <w:p>
+            <w:pPr>
+              <w:spacing w:before="0" w:after="0"/>
+            </w:pPr>
+            <w:r>
+              <w:rPr>
+                <w:rFonts w:ascii="BIZ UDPゴシック" w:cs="BIZ UDPゴシック" w:eastAsia="BIZ UDPゴシック" w:hAnsi="BIZ UDPゴシック"/>
+                <w:sz w:val="18"/>
+                <w:szCs w:val="18"/>
+              </w:rPr>
+              <w:t xml:space="preserve">    --query "Environment.Variables" --output table</w:t>
+            </w:r>
+          </w:p>
+        </w:tc>
+        <w:tc>
+          <w:tcPr>
+            <w:tcW w:type="dxa" w:w="2268"/>
+            <w:tcBorders>
+              <w:top w:val="single" w:color="CCCCCC" w:sz="4"/>
+              <w:left w:val="single" w:color="CCCCCC" w:sz="4"/>
+              <w:bottom w:val="single" w:color="CCCCCC" w:sz="4"/>
+              <w:right w:val="single" w:color="CCCCCC" w:sz="4"/>
+            </w:tcBorders>
+            <w:shd w:fill="FFFFFF" w:val="clear"/>
+            <w:tcMar>
+              <w:top w:type="dxa" w:w="60"/>
+              <w:left w:type="dxa" w:w="100"/>
+              <w:bottom w:type="dxa" w:w="60"/>
+              <w:right w:type="dxa" w:w="100"/>
+            </w:tcMar>
+          </w:tcPr>
+          <w:p>
+            <w:pPr>
+              <w:spacing w:before="0" w:after="0"/>
+            </w:pPr>
+            <w:r>
+              <w:rPr>
+                <w:rFonts w:ascii="BIZ UDPゴシック" w:cs="BIZ UDPゴシック" w:eastAsia="BIZ UDPゴシック" w:hAnsi="BIZ UDPゴシック"/>
+                <w:sz w:val="18"/>
+                <w:szCs w:val="18"/>
+              </w:rPr>
+              <w:t xml:space="preserve">DB_KASUMI = prd/Replica_Kasumi_RO</w:t>
+            </w:r>
+          </w:p>
+          <w:p>
+            <w:pPr>
+              <w:spacing w:before="0" w:after="0"/>
+            </w:pPr>
+            <w:r>
+              <w:rPr>
+                <w:rFonts w:ascii="BIZ UDPゴシック" w:cs="BIZ UDPゴシック" w:eastAsia="BIZ UDPゴシック" w:hAnsi="BIZ UDPゴシック"/>
+                <w:sz w:val="18"/>
+                <w:szCs w:val="18"/>
+              </w:rPr>
+              <w:t xml:space="preserve">DB_BATCH は変更されていないこと</w:t>
+            </w:r>
+          </w:p>
+        </w:tc>
+        <w:tc>
+          <w:tcPr>
+            <w:tcW w:type="dxa" w:w="1133"/>
+            <w:tcBorders>
+              <w:top w:val="single" w:color="CCCCCC" w:sz="4"/>
+              <w:left w:val="single" w:color="CCCCCC" w:sz="4"/>
+              <w:bottom w:val="single" w:color="CCCCCC" w:sz="4"/>
+              <w:right w:val="single" w:color="CCCCCC" w:sz="4"/>
+            </w:tcBorders>
+            <w:shd w:fill="FFFFFF" w:val="clear"/>
+            <w:tcMar>
+              <w:top w:type="dxa" w:w="60"/>
+              <w:left w:type="dxa" w:w="100"/>
+              <w:bottom w:type="dxa" w:w="60"/>
+              <w:right w:type="dxa" w:w="100"/>
+            </w:tcMar>
+          </w:tcPr>
+          <w:p>
+            <w:r>
+              <w:rPr>
+                <w:rFonts w:ascii="BIZ UDPゴシック" w:cs="BIZ UDPゴシック" w:eastAsia="BIZ UDPゴシック" w:hAnsi="BIZ UDPゴシック"/>
+                <w:b w:val="false"/>
+                <w:bCs w:val="false"/>
+                <w:color w:val="000000"/>
+                <w:sz w:val="18"/>
+                <w:szCs w:val="18"/>
+              </w:rPr>
+              <w:t xml:space="preserve"/>
+            </w:r>
+          </w:p>
+        </w:tc>
+        <w:tc>
+          <w:tcPr>
+            <w:tcW w:w="1200" w:type="dxa"/>
+            <w:shd w:val="clear" w:color="auto" w:fill="C8102E"/>
+            <w:vAlign w:val="center"/>
+          </w:tcPr>
+          <w:p>
+            <w:pPr>
+              <w:jc w:val="center"/>
+            </w:pPr>
+            <w:r>
+              <w:rPr>
+                <w:b/>
+                <w:color w:val="FFFFFF"/>
+                <w:sz w:val="18"/>
+                <w:rFonts w:ascii="BIZ UDPゴシック" w:eastAsia="BIZ UDPゴシック"/>
+              </w:rPr>
+              <w:t>✓PRD</w:t>
+            </w:r>
+          </w:p>
+        </w:tc>
+      </w:tr>
+      <w:tr>
+        <w:trPr>
+          <w:cantSplit/>
+        </w:trPr>
+        <w:tc>
+          <w:tcPr>
+            <w:tcW w:type="dxa" w:w="567"/>
+            <w:tcBorders>
+              <w:top w:val="single" w:color="CCCCCC" w:sz="4"/>
+              <w:left w:val="single" w:color="CCCCCC" w:sz="4"/>
+              <w:bottom w:val="single" w:color="CCCCCC" w:sz="4"/>
+              <w:right w:val="single" w:color="CCCCCC" w:sz="4"/>
+            </w:tcBorders>
+            <w:shd w:fill="FFFFFF" w:val="clear"/>
+            <w:tcMar>
+              <w:top w:type="dxa" w:w="60"/>
+              <w:left w:type="dxa" w:w="100"/>
+              <w:bottom w:type="dxa" w:w="60"/>
+              <w:right w:type="dxa" w:w="100"/>
+            </w:tcMar>
+          </w:tcPr>
+          <w:p>
+            <w:r>
+              <w:rPr>
+                <w:rFonts w:ascii="BIZ UDPゴシック" w:cs="BIZ UDPゴシック" w:eastAsia="BIZ UDPゴシック" w:hAnsi="BIZ UDPゴシック"/>
+                <w:b w:val="false"/>
+                <w:bCs w:val="false"/>
+                <w:color w:val="000000"/>
+                <w:sz w:val="18"/>
+                <w:szCs w:val="18"/>
+              </w:rPr>
               <w:t xml:space="preserve">2</w:t>
             </w:r>
           </w:p>
@@ -3986,6 +4243,216 @@
                 <w:szCs w:val="18"/>
               </w:rPr>
               <w:t xml:space="preserve"/>
+            </w:r>
+          </w:p>
+        </w:tc>
+        <w:tc>
+          <w:tcPr>
+            <w:tcW w:w="1200" w:type="dxa"/>
+            <w:shd w:val="clear" w:color="auto" w:fill="1F7A8C"/>
+            <w:vAlign w:val="center"/>
+          </w:tcPr>
+          <w:p>
+            <w:pPr>
+              <w:jc w:val="center"/>
+            </w:pPr>
+            <w:r>
+              <w:rPr>
+                <w:b/>
+                <w:color w:val="FFFFFF"/>
+                <w:sz w:val="18"/>
+                <w:rFonts w:ascii="BIZ UDPゴシック" w:eastAsia="BIZ UDPゴシック"/>
+              </w:rPr>
+              <w:t>✓STG</w:t>
+            </w:r>
+          </w:p>
+        </w:tc>
+      </w:tr>
+      <w:tr>
+        <w:trPr>
+          <w:cantSplit/>
+        </w:trPr>
+        <w:tc>
+          <w:tcPr>
+            <w:tcW w:type="dxa" w:w="567"/>
+            <w:tcBorders>
+              <w:top w:val="single" w:color="CCCCCC" w:sz="4"/>
+              <w:left w:val="single" w:color="CCCCCC" w:sz="4"/>
+              <w:bottom w:val="single" w:color="CCCCCC" w:sz="4"/>
+              <w:right w:val="single" w:color="CCCCCC" w:sz="4"/>
+            </w:tcBorders>
+            <w:shd w:fill="FFFFFF" w:val="clear"/>
+            <w:tcMar>
+              <w:top w:type="dxa" w:w="60"/>
+              <w:left w:type="dxa" w:w="100"/>
+              <w:bottom w:type="dxa" w:w="60"/>
+              <w:right w:type="dxa" w:w="100"/>
+            </w:tcMar>
+          </w:tcPr>
+          <w:p>
+            <w:r>
+              <w:rPr>
+                <w:rFonts w:ascii="BIZ UDPゴシック" w:cs="BIZ UDPゴシック" w:eastAsia="BIZ UDPゴシック" w:hAnsi="BIZ UDPゴシック"/>
+                <w:b w:val="false"/>
+                <w:bCs w:val="false"/>
+                <w:color w:val="000000"/>
+                <w:sz w:val="18"/>
+                <w:szCs w:val="18"/>
+              </w:rPr>
+              <w:t xml:space="preserve">2</w:t>
+            </w:r>
+          </w:p>
+        </w:tc>
+        <w:tc>
+          <w:tcPr>
+            <w:tcW w:type="dxa" w:w="4536"/>
+            <w:tcBorders>
+              <w:top w:val="single" w:color="CCCCCC" w:sz="4"/>
+              <w:left w:val="single" w:color="CCCCCC" w:sz="4"/>
+              <w:bottom w:val="single" w:color="CCCCCC" w:sz="4"/>
+              <w:right w:val="single" w:color="CCCCCC" w:sz="4"/>
+            </w:tcBorders>
+            <w:shd w:fill="FFFFFF" w:val="clear"/>
+            <w:tcMar>
+              <w:top w:type="dxa" w:w="60"/>
+              <w:left w:type="dxa" w:w="100"/>
+              <w:bottom w:type="dxa" w:w="60"/>
+              <w:right w:type="dxa" w:w="100"/>
+            </w:tcMar>
+          </w:tcPr>
+          <w:p>
+            <w:pPr>
+              <w:spacing w:before="0" w:after="0"/>
+            </w:pPr>
+            <w:r>
+              <w:rPr>
+                <w:rFonts w:ascii="BIZ UDPゴシック" w:cs="BIZ UDPゴシック" w:eastAsia="BIZ UDPゴシック" w:hAnsi="BIZ UDPゴシック"/>
+                <w:sz w:val="18"/>
+                <w:szCs w:val="18"/>
+              </w:rPr>
+              <w:t xml:space="preserve">翌朝 JST 05:30 以降に CloudWatch ログで正常実行されたことを確認</w:t>
+            </w:r>
+          </w:p>
+          <w:p>
+            <w:pPr>
+              <w:spacing w:before="0" w:after="0"/>
+            </w:pPr>
+            <w:r>
+              <w:rPr>
+                <w:rFonts w:ascii="BIZ UDPゴシック" w:cs="BIZ UDPゴシック" w:eastAsia="BIZ UDPゴシック" w:hAnsi="BIZ UDPゴシック"/>
+                <w:sz w:val="18"/>
+                <w:szCs w:val="18"/>
+              </w:rPr>
+              <w:t xml:space="preserve">（エラーなし・Connected to DB! ・Uploaded が出力されること）</w:t>
+            </w:r>
+          </w:p>
+        </w:tc>
+        <w:tc>
+          <w:tcPr>
+            <w:tcW w:type="dxa" w:w="2268"/>
+            <w:tcBorders>
+              <w:top w:val="single" w:color="CCCCCC" w:sz="4"/>
+              <w:left w:val="single" w:color="CCCCCC" w:sz="4"/>
+              <w:bottom w:val="single" w:color="CCCCCC" w:sz="4"/>
+              <w:right w:val="single" w:color="CCCCCC" w:sz="4"/>
+            </w:tcBorders>
+            <w:shd w:fill="FFFFFF" w:val="clear"/>
+            <w:tcMar>
+              <w:top w:type="dxa" w:w="60"/>
+              <w:left w:type="dxa" w:w="100"/>
+              <w:bottom w:type="dxa" w:w="60"/>
+              <w:right w:type="dxa" w:w="100"/>
+            </w:tcMar>
+          </w:tcPr>
+          <w:p>
+            <w:pPr>
+              <w:spacing w:before="0" w:after="0"/>
+            </w:pPr>
+            <w:r>
+              <w:rPr>
+                <w:rFonts w:ascii="BIZ UDPゴシック" w:cs="BIZ UDPゴシック" w:eastAsia="BIZ UDPゴシック" w:hAnsi="BIZ UDPゴシック"/>
+                <w:sz w:val="18"/>
+                <w:szCs w:val="18"/>
+              </w:rPr>
+              <w:t xml:space="preserve">エラーログなし</w:t>
+            </w:r>
+          </w:p>
+          <w:p>
+            <w:pPr>
+              <w:spacing w:before="0" w:after="0"/>
+            </w:pPr>
+            <w:r>
+              <w:rPr>
+                <w:rFonts w:ascii="BIZ UDPゴシック" w:cs="BIZ UDPゴシック" w:eastAsia="BIZ UDPゴシック" w:hAnsi="BIZ UDPゴシック"/>
+                <w:sz w:val="18"/>
+                <w:szCs w:val="18"/>
+              </w:rPr>
+              <w:t xml:space="preserve">✅ Connected to DB!</w:t>
+            </w:r>
+          </w:p>
+          <w:p>
+            <w:pPr>
+              <w:spacing w:before="0" w:after="0"/>
+            </w:pPr>
+            <w:r>
+              <w:rPr>
+                <w:rFonts w:ascii="BIZ UDPゴシック" w:cs="BIZ UDPゴシック" w:eastAsia="BIZ UDPゴシック" w:hAnsi="BIZ UDPゴシック"/>
+                <w:sz w:val="18"/>
+                <w:szCs w:val="18"/>
+              </w:rPr>
+              <w:t xml:space="preserve">✅ Uploaded: pos-original/sg/...</w:t>
+            </w:r>
+          </w:p>
+        </w:tc>
+        <w:tc>
+          <w:tcPr>
+            <w:tcW w:type="dxa" w:w="1133"/>
+            <w:tcBorders>
+              <w:top w:val="single" w:color="CCCCCC" w:sz="4"/>
+              <w:left w:val="single" w:color="CCCCCC" w:sz="4"/>
+              <w:bottom w:val="single" w:color="CCCCCC" w:sz="4"/>
+              <w:right w:val="single" w:color="CCCCCC" w:sz="4"/>
+            </w:tcBorders>
+            <w:shd w:fill="FFFFFF" w:val="clear"/>
+            <w:tcMar>
+              <w:top w:type="dxa" w:w="60"/>
+              <w:left w:type="dxa" w:w="100"/>
+              <w:bottom w:type="dxa" w:w="60"/>
+              <w:right w:type="dxa" w:w="100"/>
+            </w:tcMar>
+          </w:tcPr>
+          <w:p>
+            <w:r>
+              <w:rPr>
+                <w:rFonts w:ascii="BIZ UDPゴシック" w:cs="BIZ UDPゴシック" w:eastAsia="BIZ UDPゴシック" w:hAnsi="BIZ UDPゴシック"/>
+                <w:b w:val="false"/>
+                <w:bCs w:val="false"/>
+                <w:color w:val="000000"/>
+                <w:sz w:val="18"/>
+                <w:szCs w:val="18"/>
+              </w:rPr>
+              <w:t xml:space="preserve"/>
+            </w:r>
+          </w:p>
+        </w:tc>
+        <w:tc>
+          <w:tcPr>
+            <w:tcW w:w="1200" w:type="dxa"/>
+            <w:shd w:val="clear" w:color="auto" w:fill="C8102E"/>
+            <w:vAlign w:val="center"/>
+          </w:tcPr>
+          <w:p>
+            <w:pPr>
+              <w:jc w:val="center"/>
+            </w:pPr>
+            <w:r>
+              <w:rPr>
+                <w:b/>
+                <w:color w:val="FFFFFF"/>
+                <w:sz w:val="18"/>
+                <w:rFonts w:ascii="BIZ UDPゴシック" w:eastAsia="BIZ UDPゴシック"/>
+              </w:rPr>
+              <w:t>✓PRD</w:t>
             </w:r>
           </w:p>
         </w:tc>
